--- a/4.质量管理/1.流程制度规范类文件/040103-运维服务质量管理制度.docx
+++ b/4.质量管理/1.流程制度规范类文件/040103-运维服务质量管理制度.docx
@@ -1,24 +1,25 @@
 
 <file path=word/document.xml><?xml version="1.0" encoding="utf-8"?>
-<w:document xmlns:wpc="http://schemas.microsoft.com/office/word/2010/wordprocessingCanvas" xmlns:mc="http://schemas.openxmlformats.org/markup-compatibility/2006" xmlns:o="urn:schemas-microsoft-com:office:office" xmlns:r="http://schemas.openxmlformats.org/officeDocument/2006/relationships" xmlns:m="http://schemas.openxmlformats.org/officeDocument/2006/math" xmlns:v="urn:schemas-microsoft-com:vml" xmlns:wp14="http://schemas.microsoft.com/office/word/2010/wordprocessingDrawing" xmlns:wp="http://schemas.openxmlformats.org/drawingml/2006/wordprocessingDrawing" xmlns:w="http://schemas.openxmlformats.org/wordprocessingml/2006/main" xmlns:w14="http://schemas.microsoft.com/office/word/2010/wordml" xmlns:w10="urn:schemas-microsoft-com:office:word" xmlns:w15="http://schemas.microsoft.com/office/word/2012/wordml" xmlns:wpg="http://schemas.microsoft.com/office/word/2010/wordprocessingGroup" xmlns:wpi="http://schemas.microsoft.com/office/word/2010/wordprocessingInk" xmlns:wne="http://schemas.microsoft.com/office/word/2006/wordml" xmlns:wps="http://schemas.microsoft.com/office/word/2010/wordprocessingShape" xmlns:wpsCustomData="http://www.wps.cn/officeDocument/2013/wpsCustomData" mc:Ignorable="w14 w15 wp14">
+<w:document xmlns:wpc="http://schemas.microsoft.com/office/word/2010/wordprocessingCanvas" xmlns:mc="http://schemas.openxmlformats.org/markup-compatibility/2006" xmlns:o="urn:schemas-microsoft-com:office:office" xmlns:r="http://schemas.openxmlformats.org/officeDocument/2006/relationships" xmlns:m="http://schemas.openxmlformats.org/officeDocument/2006/math" xmlns:v="urn:schemas-microsoft-com:vml" xmlns:wp14="http://schemas.microsoft.com/office/word/2010/wordprocessingDrawing" xmlns:wp="http://schemas.openxmlformats.org/drawingml/2006/wordprocessingDrawing" xmlns:w10="urn:schemas-microsoft-com:office:word" xmlns:w="http://schemas.openxmlformats.org/wordprocessingml/2006/main" xmlns:w14="http://schemas.microsoft.com/office/word/2010/wordml" xmlns:w15="http://schemas.microsoft.com/office/word/2012/wordml" xmlns:wne="http://schemas.microsoft.com/office/word/2006/wordml" xmlns:wpg="http://schemas.microsoft.com/office/word/2010/wordprocessingGroup" xmlns:wpi="http://schemas.microsoft.com/office/word/2010/wordprocessingInk" xmlns:wps="http://schemas.microsoft.com/office/word/2010/wordprocessingShape" mc:Ignorable="w14 w15 wp14">
+  <!-- Generated by Aspose.Words for .NET 13.3.0.1 -->
   <w:body>
     <w:p>
       <w:pPr>
-        <w:pStyle w:val="32"/>
+        <w:pStyle w:val="a1"/>
         <w:bidi w:val="0"/>
       </w:pPr>
       <w:bookmarkStart w:id="0" w:name="_Toc32686"/>
     </w:p>
     <w:p>
       <w:pPr>
-        <w:pStyle w:val="32"/>
+        <w:pStyle w:val="a1"/>
         <w:bidi w:val="0"/>
       </w:pPr>
       <w:r>
         <w:t>运维服务质量管</w:t>
       </w:r>
-      <w:bookmarkStart w:id="29" w:name="_GoBack"/>
-      <w:bookmarkEnd w:id="29"/>
+      <w:bookmarkStart w:id="1" w:name="_GoBack"/>
+      <w:bookmarkEnd w:id="1"/>
       <w:r>
         <w:t>理制度</w:t>
       </w:r>
@@ -26,47 +27,47 @@
     </w:p>
     <w:p>
       <w:pPr>
-        <w:pStyle w:val="33"/>
+        <w:pStyle w:val="a2"/>
         <w:bidi w:val="0"/>
       </w:pPr>
-      <w:bookmarkStart w:id="1" w:name="_Toc15877"/>
-      <w:r>
-        <w:t>甘肃国邦信息科技有限公司</w:t>
-      </w:r>
-      <w:bookmarkEnd w:id="1"/>
+      <w:bookmarkStart w:id="2" w:name="_Toc15877"/>
+      <w:r>
+        <w:t>中达丰集团有限公司</w:t>
+      </w:r>
+      <w:bookmarkEnd w:id="2"/>
     </w:p>
     <w:p>
       <w:pPr>
         <w:spacing w:before="224" w:line="220" w:lineRule="auto"/>
         <w:ind w:left="2925"/>
         <w:rPr>
-          <w:rFonts w:ascii="宋体" w:hAnsi="宋体" w:eastAsia="宋体" w:cs="宋体"/>
+          <w:rFonts w:ascii="宋体" w:eastAsia="宋体" w:hAnsi="宋体" w:cs="宋体"/>
           <w:sz w:val="36"/>
           <w:szCs w:val="36"/>
         </w:rPr>
       </w:pPr>
       <w:r>
         <w:rPr>
-          <w:rFonts w:ascii="宋体" w:hAnsi="宋体" w:eastAsia="宋体" w:cs="宋体"/>
+          <w:rFonts w:ascii="宋体" w:eastAsia="宋体" w:hAnsi="宋体" w:cs="宋体"/>
           <w:spacing w:val="-11"/>
           <w:sz w:val="36"/>
           <w:szCs w:val="36"/>
         </w:rPr>
-        <w:t>2025年1月4日</w:t>
+        <w:t>2025年7月4日</w:t>
       </w:r>
     </w:p>
     <w:p>
       <w:pPr>
         <w:spacing w:line="220" w:lineRule="auto"/>
         <w:rPr>
-          <w:rFonts w:ascii="宋体" w:hAnsi="宋体" w:eastAsia="宋体" w:cs="宋体"/>
+          <w:rFonts w:ascii="宋体" w:eastAsia="宋体" w:hAnsi="宋体" w:cs="宋体"/>
           <w:sz w:val="36"/>
           <w:szCs w:val="36"/>
         </w:rPr>
         <w:sectPr>
           <w:pgSz w:w="11906" w:h="16839"/>
           <w:pgMar w:top="1431" w:right="1785" w:bottom="0" w:left="1785" w:header="0" w:footer="0" w:gutter="0"/>
-          <w:cols w:space="720" w:num="1"/>
+          <w:cols w:num="1" w:space="720"/>
         </w:sectPr>
       </w:pPr>
     </w:p>
@@ -76,35 +77,35 @@
         <w:ind w:left="3620"/>
         <w:outlineLvl w:val="0"/>
         <w:rPr>
-          <w:rFonts w:ascii="宋体" w:hAnsi="宋体" w:eastAsia="宋体" w:cs="宋体"/>
+          <w:rFonts w:ascii="宋体" w:eastAsia="宋体" w:hAnsi="宋体" w:cs="宋体"/>
           <w:sz w:val="28"/>
           <w:szCs w:val="28"/>
         </w:rPr>
       </w:pPr>
-      <w:bookmarkStart w:id="2" w:name="_Toc3915"/>
-      <w:r>
-        <w:rPr>
-          <w:rFonts w:ascii="宋体" w:hAnsi="宋体" w:eastAsia="宋体" w:cs="宋体"/>
+      <w:bookmarkStart w:id="3" w:name="_Toc3915"/>
+      <w:r>
+        <w:rPr>
+          <w:rFonts w:ascii="宋体" w:eastAsia="宋体" w:hAnsi="宋体" w:cs="宋体"/>
           <w:spacing w:val="-3"/>
           <w:sz w:val="28"/>
           <w:szCs w:val="28"/>
         </w:rPr>
         <w:t>文档信息</w:t>
       </w:r>
-      <w:bookmarkEnd w:id="2"/>
+      <w:bookmarkEnd w:id="3"/>
     </w:p>
     <w:tbl>
       <w:tblPr>
-        <w:tblStyle w:val="24"/>
+        <w:tblStyle w:val="TableNormal0"/>
         <w:tblW w:w="8646" w:type="dxa"/>
         <w:tblInd w:w="28" w:type="dxa"/>
         <w:tblBorders>
-          <w:top w:val="single" w:color="000000" w:sz="4" w:space="0"/>
-          <w:left w:val="single" w:color="000000" w:sz="4" w:space="0"/>
-          <w:bottom w:val="single" w:color="000000" w:sz="4" w:space="0"/>
-          <w:right w:val="single" w:color="000000" w:sz="4" w:space="0"/>
-          <w:insideH w:val="single" w:color="000000" w:sz="4" w:space="0"/>
-          <w:insideV w:val="single" w:color="000000" w:sz="4" w:space="0"/>
+          <w:top w:val="single" w:sz="4" w:space="0" w:color="000000"/>
+          <w:left w:val="single" w:sz="4" w:space="0" w:color="000000"/>
+          <w:bottom w:val="single" w:sz="4" w:space="0" w:color="000000"/>
+          <w:right w:val="single" w:sz="4" w:space="0" w:color="000000"/>
+          <w:insideH w:val="single" w:sz="4" w:space="0" w:color="000000"/>
+          <w:insideV w:val="single" w:sz="4" w:space="0" w:color="000000"/>
         </w:tblBorders>
         <w:tblLayout w:type="fixed"/>
         <w:tblCellMar>
@@ -123,14 +124,17 @@
       </w:tblGrid>
       <w:tr>
         <w:tblPrEx>
+          <w:tblW w:w="8646" w:type="dxa"/>
+          <w:tblInd w:w="28" w:type="dxa"/>
           <w:tblBorders>
-            <w:top w:val="single" w:color="000000" w:sz="4" w:space="0"/>
-            <w:left w:val="single" w:color="000000" w:sz="4" w:space="0"/>
-            <w:bottom w:val="single" w:color="000000" w:sz="4" w:space="0"/>
-            <w:right w:val="single" w:color="000000" w:sz="4" w:space="0"/>
-            <w:insideH w:val="single" w:color="000000" w:sz="4" w:space="0"/>
-            <w:insideV w:val="single" w:color="000000" w:sz="4" w:space="0"/>
+            <w:top w:val="single" w:sz="4" w:space="0" w:color="000000"/>
+            <w:left w:val="single" w:sz="4" w:space="0" w:color="000000"/>
+            <w:bottom w:val="single" w:sz="4" w:space="0" w:color="000000"/>
+            <w:right w:val="single" w:sz="4" w:space="0" w:color="000000"/>
+            <w:insideH w:val="single" w:sz="4" w:space="0" w:color="000000"/>
+            <w:insideV w:val="single" w:sz="4" w:space="0" w:color="000000"/>
           </w:tblBorders>
+          <w:tblLayout w:type="fixed"/>
           <w:tblCellMar>
             <w:top w:w="0" w:type="dxa"/>
             <w:left w:w="0" w:type="dxa"/>
@@ -139,7 +143,7 @@
           </w:tblCellMar>
         </w:tblPrEx>
         <w:trPr>
-          <w:trHeight w:val="611" w:hRule="atLeast"/>
+          <w:trHeight w:val="611"/>
         </w:trPr>
         <w:tc>
           <w:tcPr>
@@ -150,14 +154,14 @@
               <w:spacing w:before="125" w:line="220" w:lineRule="auto"/>
               <w:ind w:left="136"/>
               <w:rPr>
-                <w:rFonts w:ascii="宋体" w:hAnsi="宋体" w:eastAsia="宋体" w:cs="宋体"/>
+                <w:rFonts w:ascii="宋体" w:eastAsia="宋体" w:hAnsi="宋体" w:cs="宋体"/>
                 <w:sz w:val="24"/>
                 <w:szCs w:val="24"/>
               </w:rPr>
             </w:pPr>
             <w:r>
               <w:rPr>
-                <w:rFonts w:ascii="宋体" w:hAnsi="宋体" w:eastAsia="宋体" w:cs="宋体"/>
+                <w:rFonts w:ascii="宋体" w:eastAsia="宋体" w:hAnsi="宋体" w:cs="宋体"/>
                 <w:spacing w:val="-2"/>
                 <w:sz w:val="24"/>
                 <w:szCs w:val="24"/>
@@ -176,14 +180,14 @@
               <w:spacing w:before="125" w:line="218" w:lineRule="auto"/>
               <w:ind w:left="109"/>
               <w:rPr>
-                <w:rFonts w:ascii="宋体" w:hAnsi="宋体" w:eastAsia="宋体" w:cs="宋体"/>
+                <w:rFonts w:ascii="宋体" w:eastAsia="宋体" w:hAnsi="宋体" w:cs="宋体"/>
                 <w:sz w:val="24"/>
                 <w:szCs w:val="24"/>
               </w:rPr>
             </w:pPr>
             <w:r>
               <w:rPr>
-                <w:rFonts w:ascii="宋体" w:hAnsi="宋体" w:eastAsia="宋体" w:cs="宋体"/>
+                <w:rFonts w:ascii="宋体" w:eastAsia="宋体" w:hAnsi="宋体" w:cs="宋体"/>
                 <w:sz w:val="24"/>
                 <w:szCs w:val="24"/>
               </w:rPr>
@@ -191,7 +195,7 @@
             </w:r>
             <w:r>
               <w:rPr>
-                <w:rFonts w:ascii="宋体" w:hAnsi="宋体" w:eastAsia="宋体" w:cs="宋体"/>
+                <w:rFonts w:ascii="宋体" w:eastAsia="宋体" w:hAnsi="宋体" w:cs="宋体"/>
                 <w:spacing w:val="-1"/>
                 <w:sz w:val="24"/>
                 <w:szCs w:val="24"/>
@@ -203,14 +207,9 @@
       </w:tr>
       <w:tr>
         <w:tblPrEx>
-          <w:tblBorders>
-            <w:top w:val="single" w:color="000000" w:sz="4" w:space="0"/>
-            <w:left w:val="single" w:color="000000" w:sz="4" w:space="0"/>
-            <w:bottom w:val="single" w:color="000000" w:sz="4" w:space="0"/>
-            <w:right w:val="single" w:color="000000" w:sz="4" w:space="0"/>
-            <w:insideH w:val="single" w:color="000000" w:sz="4" w:space="0"/>
-            <w:insideV w:val="single" w:color="000000" w:sz="4" w:space="0"/>
-          </w:tblBorders>
+          <w:tblW w:w="8646" w:type="dxa"/>
+          <w:tblInd w:w="28" w:type="dxa"/>
+          <w:tblLayout w:type="fixed"/>
           <w:tblCellMar>
             <w:top w:w="0" w:type="dxa"/>
             <w:left w:w="0" w:type="dxa"/>
@@ -219,7 +218,7 @@
           </w:tblCellMar>
         </w:tblPrEx>
         <w:trPr>
-          <w:trHeight w:val="606" w:hRule="atLeast"/>
+          <w:trHeight w:val="606"/>
         </w:trPr>
         <w:tc>
           <w:tcPr>
@@ -230,14 +229,14 @@
               <w:spacing w:before="122" w:line="220" w:lineRule="auto"/>
               <w:ind w:left="376"/>
               <w:rPr>
-                <w:rFonts w:ascii="宋体" w:hAnsi="宋体" w:eastAsia="宋体" w:cs="宋体"/>
+                <w:rFonts w:ascii="宋体" w:eastAsia="宋体" w:hAnsi="宋体" w:cs="宋体"/>
                 <w:sz w:val="24"/>
                 <w:szCs w:val="24"/>
               </w:rPr>
             </w:pPr>
             <w:r>
               <w:rPr>
-                <w:rFonts w:ascii="宋体" w:hAnsi="宋体" w:eastAsia="宋体" w:cs="宋体"/>
+                <w:rFonts w:ascii="宋体" w:eastAsia="宋体" w:hAnsi="宋体" w:cs="宋体"/>
                 <w:spacing w:val="-3"/>
                 <w:sz w:val="24"/>
                 <w:szCs w:val="24"/>
@@ -256,33 +255,28 @@
               <w:spacing w:before="122" w:line="219" w:lineRule="auto"/>
               <w:ind w:left="109"/>
               <w:rPr>
-                <w:rFonts w:ascii="宋体" w:hAnsi="宋体" w:eastAsia="宋体" w:cs="宋体"/>
+                <w:rFonts w:ascii="宋体" w:eastAsia="宋体" w:hAnsi="宋体" w:cs="宋体"/>
                 <w:sz w:val="24"/>
                 <w:szCs w:val="24"/>
               </w:rPr>
             </w:pPr>
             <w:r>
               <w:rPr>
-                <w:rFonts w:ascii="宋体" w:hAnsi="宋体" w:eastAsia="宋体" w:cs="宋体"/>
+                <w:rFonts w:ascii="宋体" w:eastAsia="宋体" w:hAnsi="宋体" w:cs="宋体"/>
                 <w:spacing w:val="-1"/>
                 <w:sz w:val="24"/>
                 <w:szCs w:val="24"/>
               </w:rPr>
-              <w:t>甘肃国邦信息科技有限公司</w:t>
+              <w:t>中达丰集团有限公司</w:t>
             </w:r>
           </w:p>
         </w:tc>
       </w:tr>
       <w:tr>
         <w:tblPrEx>
-          <w:tblBorders>
-            <w:top w:val="single" w:color="000000" w:sz="4" w:space="0"/>
-            <w:left w:val="single" w:color="000000" w:sz="4" w:space="0"/>
-            <w:bottom w:val="single" w:color="000000" w:sz="4" w:space="0"/>
-            <w:right w:val="single" w:color="000000" w:sz="4" w:space="0"/>
-            <w:insideH w:val="single" w:color="000000" w:sz="4" w:space="0"/>
-            <w:insideV w:val="single" w:color="000000" w:sz="4" w:space="0"/>
-          </w:tblBorders>
+          <w:tblW w:w="8646" w:type="dxa"/>
+          <w:tblInd w:w="28" w:type="dxa"/>
+          <w:tblLayout w:type="fixed"/>
           <w:tblCellMar>
             <w:top w:w="0" w:type="dxa"/>
             <w:left w:w="0" w:type="dxa"/>
@@ -291,7 +285,7 @@
           </w:tblCellMar>
         </w:tblPrEx>
         <w:trPr>
-          <w:trHeight w:val="607" w:hRule="atLeast"/>
+          <w:trHeight w:val="607"/>
         </w:trPr>
         <w:tc>
           <w:tcPr>
@@ -302,14 +296,14 @@
               <w:spacing w:before="124" w:line="220" w:lineRule="auto"/>
               <w:ind w:left="376"/>
               <w:rPr>
-                <w:rFonts w:ascii="宋体" w:hAnsi="宋体" w:eastAsia="宋体" w:cs="宋体"/>
+                <w:rFonts w:ascii="宋体" w:eastAsia="宋体" w:hAnsi="宋体" w:cs="宋体"/>
                 <w:sz w:val="24"/>
                 <w:szCs w:val="24"/>
               </w:rPr>
             </w:pPr>
             <w:r>
               <w:rPr>
-                <w:rFonts w:ascii="宋体" w:hAnsi="宋体" w:eastAsia="宋体" w:cs="宋体"/>
+                <w:rFonts w:ascii="宋体" w:eastAsia="宋体" w:hAnsi="宋体" w:cs="宋体"/>
                 <w:spacing w:val="-3"/>
                 <w:sz w:val="24"/>
                 <w:szCs w:val="24"/>
@@ -328,14 +322,14 @@
               <w:spacing w:before="124" w:line="220" w:lineRule="auto"/>
               <w:ind w:left="108"/>
               <w:rPr>
-                <w:rFonts w:ascii="宋体" w:hAnsi="宋体" w:eastAsia="宋体" w:cs="宋体"/>
+                <w:rFonts w:ascii="宋体" w:eastAsia="宋体" w:hAnsi="宋体" w:cs="宋体"/>
                 <w:sz w:val="24"/>
                 <w:szCs w:val="24"/>
               </w:rPr>
             </w:pPr>
             <w:r>
               <w:rPr>
-                <w:rFonts w:ascii="宋体" w:hAnsi="宋体" w:eastAsia="宋体" w:cs="宋体"/>
+                <w:rFonts w:ascii="宋体" w:eastAsia="宋体" w:hAnsi="宋体" w:cs="宋体"/>
                 <w:spacing w:val="-3"/>
                 <w:sz w:val="24"/>
                 <w:szCs w:val="24"/>
@@ -347,14 +341,9 @@
       </w:tr>
       <w:tr>
         <w:tblPrEx>
-          <w:tblBorders>
-            <w:top w:val="single" w:color="000000" w:sz="4" w:space="0"/>
-            <w:left w:val="single" w:color="000000" w:sz="4" w:space="0"/>
-            <w:bottom w:val="single" w:color="000000" w:sz="4" w:space="0"/>
-            <w:right w:val="single" w:color="000000" w:sz="4" w:space="0"/>
-            <w:insideH w:val="single" w:color="000000" w:sz="4" w:space="0"/>
-            <w:insideV w:val="single" w:color="000000" w:sz="4" w:space="0"/>
-          </w:tblBorders>
+          <w:tblW w:w="8646" w:type="dxa"/>
+          <w:tblInd w:w="28" w:type="dxa"/>
+          <w:tblLayout w:type="fixed"/>
           <w:tblCellMar>
             <w:top w:w="0" w:type="dxa"/>
             <w:left w:w="0" w:type="dxa"/>
@@ -363,7 +352,7 @@
           </w:tblCellMar>
         </w:tblPrEx>
         <w:trPr>
-          <w:trHeight w:val="607" w:hRule="atLeast"/>
+          <w:trHeight w:val="607"/>
         </w:trPr>
         <w:tc>
           <w:tcPr>
@@ -374,14 +363,14 @@
               <w:spacing w:before="125" w:line="219" w:lineRule="auto"/>
               <w:ind w:left="376"/>
               <w:rPr>
-                <w:rFonts w:ascii="宋体" w:hAnsi="宋体" w:eastAsia="宋体" w:cs="宋体"/>
+                <w:rFonts w:ascii="宋体" w:eastAsia="宋体" w:hAnsi="宋体" w:cs="宋体"/>
                 <w:sz w:val="24"/>
                 <w:szCs w:val="24"/>
               </w:rPr>
             </w:pPr>
             <w:r>
               <w:rPr>
-                <w:rFonts w:ascii="宋体" w:hAnsi="宋体" w:eastAsia="宋体" w:cs="宋体"/>
+                <w:rFonts w:ascii="宋体" w:eastAsia="宋体" w:hAnsi="宋体" w:cs="宋体"/>
                 <w:spacing w:val="-3"/>
                 <w:sz w:val="24"/>
                 <w:szCs w:val="24"/>
@@ -399,14 +388,14 @@
               <w:spacing w:before="125" w:line="219" w:lineRule="auto"/>
               <w:ind w:left="302"/>
               <w:rPr>
-                <w:rFonts w:ascii="宋体" w:hAnsi="宋体" w:eastAsia="宋体" w:cs="宋体"/>
+                <w:rFonts w:ascii="宋体" w:eastAsia="宋体" w:hAnsi="宋体" w:cs="宋体"/>
                 <w:sz w:val="24"/>
                 <w:szCs w:val="24"/>
               </w:rPr>
             </w:pPr>
             <w:r>
               <w:rPr>
-                <w:rFonts w:ascii="宋体" w:hAnsi="宋体" w:eastAsia="宋体" w:cs="宋体"/>
+                <w:rFonts w:ascii="宋体" w:eastAsia="宋体" w:hAnsi="宋体" w:cs="宋体"/>
                 <w:spacing w:val="-2"/>
                 <w:sz w:val="24"/>
                 <w:szCs w:val="24"/>
@@ -424,14 +413,14 @@
               <w:spacing w:before="125" w:line="219" w:lineRule="auto"/>
               <w:ind w:left="587"/>
               <w:rPr>
-                <w:rFonts w:ascii="宋体" w:hAnsi="宋体" w:eastAsia="宋体" w:cs="宋体"/>
+                <w:rFonts w:ascii="宋体" w:eastAsia="宋体" w:hAnsi="宋体" w:cs="宋体"/>
                 <w:sz w:val="24"/>
                 <w:szCs w:val="24"/>
               </w:rPr>
             </w:pPr>
             <w:r>
               <w:rPr>
-                <w:rFonts w:ascii="宋体" w:hAnsi="宋体" w:eastAsia="宋体" w:cs="宋体"/>
+                <w:rFonts w:ascii="宋体" w:eastAsia="宋体" w:hAnsi="宋体" w:cs="宋体"/>
                 <w:spacing w:val="-2"/>
                 <w:sz w:val="24"/>
                 <w:szCs w:val="24"/>
@@ -449,14 +438,14 @@
               <w:spacing w:before="126" w:line="220" w:lineRule="auto"/>
               <w:ind w:left="557"/>
               <w:rPr>
-                <w:rFonts w:ascii="宋体" w:hAnsi="宋体" w:eastAsia="宋体" w:cs="宋体"/>
+                <w:rFonts w:ascii="宋体" w:eastAsia="宋体" w:hAnsi="宋体" w:cs="宋体"/>
                 <w:sz w:val="24"/>
                 <w:szCs w:val="24"/>
               </w:rPr>
             </w:pPr>
             <w:r>
               <w:rPr>
-                <w:rFonts w:ascii="宋体" w:hAnsi="宋体" w:eastAsia="宋体" w:cs="宋体"/>
+                <w:rFonts w:ascii="宋体" w:eastAsia="宋体" w:hAnsi="宋体" w:cs="宋体"/>
                 <w:spacing w:val="-6"/>
                 <w:sz w:val="24"/>
                 <w:szCs w:val="24"/>
@@ -465,7 +454,7 @@
             </w:r>
             <w:r>
               <w:rPr>
-                <w:rFonts w:ascii="宋体" w:hAnsi="宋体" w:eastAsia="宋体" w:cs="宋体"/>
+                <w:rFonts w:ascii="宋体" w:eastAsia="宋体" w:hAnsi="宋体" w:cs="宋体"/>
                 <w:spacing w:val="11"/>
                 <w:sz w:val="24"/>
                 <w:szCs w:val="24"/>
@@ -474,7 +463,7 @@
             </w:r>
             <w:r>
               <w:rPr>
-                <w:rFonts w:ascii="宋体" w:hAnsi="宋体" w:eastAsia="宋体" w:cs="宋体"/>
+                <w:rFonts w:ascii="宋体" w:eastAsia="宋体" w:hAnsi="宋体" w:cs="宋体"/>
                 <w:spacing w:val="-6"/>
                 <w:sz w:val="24"/>
                 <w:szCs w:val="24"/>
@@ -492,14 +481,14 @@
               <w:spacing w:before="126" w:line="220" w:lineRule="auto"/>
               <w:ind w:left="560"/>
               <w:rPr>
-                <w:rFonts w:ascii="宋体" w:hAnsi="宋体" w:eastAsia="宋体" w:cs="宋体"/>
+                <w:rFonts w:ascii="宋体" w:eastAsia="宋体" w:hAnsi="宋体" w:cs="宋体"/>
                 <w:sz w:val="24"/>
                 <w:szCs w:val="24"/>
               </w:rPr>
             </w:pPr>
             <w:r>
               <w:rPr>
-                <w:rFonts w:ascii="宋体" w:hAnsi="宋体" w:eastAsia="宋体" w:cs="宋体"/>
+                <w:rFonts w:ascii="宋体" w:eastAsia="宋体" w:hAnsi="宋体" w:cs="宋体"/>
                 <w:spacing w:val="-6"/>
                 <w:sz w:val="24"/>
                 <w:szCs w:val="24"/>
@@ -511,14 +500,9 @@
       </w:tr>
       <w:tr>
         <w:tblPrEx>
-          <w:tblBorders>
-            <w:top w:val="single" w:color="000000" w:sz="4" w:space="0"/>
-            <w:left w:val="single" w:color="000000" w:sz="4" w:space="0"/>
-            <w:bottom w:val="single" w:color="000000" w:sz="4" w:space="0"/>
-            <w:right w:val="single" w:color="000000" w:sz="4" w:space="0"/>
-            <w:insideH w:val="single" w:color="000000" w:sz="4" w:space="0"/>
-            <w:insideV w:val="single" w:color="000000" w:sz="4" w:space="0"/>
-          </w:tblBorders>
+          <w:tblW w:w="8646" w:type="dxa"/>
+          <w:tblInd w:w="28" w:type="dxa"/>
+          <w:tblLayout w:type="fixed"/>
           <w:tblCellMar>
             <w:top w:w="0" w:type="dxa"/>
             <w:left w:w="0" w:type="dxa"/>
@@ -527,7 +511,7 @@
           </w:tblCellMar>
         </w:tblPrEx>
         <w:trPr>
-          <w:trHeight w:val="474" w:hRule="atLeast"/>
+          <w:trHeight w:val="474"/>
         </w:trPr>
         <w:tc>
           <w:tcPr>
@@ -538,14 +522,14 @@
               <w:spacing w:before="104" w:line="239" w:lineRule="auto"/>
               <w:ind w:left="638"/>
               <w:rPr>
-                <w:rFonts w:ascii="宋体" w:hAnsi="宋体" w:eastAsia="宋体" w:cs="宋体"/>
+                <w:rFonts w:ascii="宋体" w:eastAsia="宋体" w:hAnsi="宋体" w:cs="宋体"/>
                 <w:sz w:val="21"/>
                 <w:szCs w:val="21"/>
               </w:rPr>
             </w:pPr>
             <w:r>
               <w:rPr>
-                <w:rFonts w:ascii="宋体" w:hAnsi="宋体" w:eastAsia="宋体" w:cs="宋体"/>
+                <w:rFonts w:ascii="宋体" w:eastAsia="宋体" w:hAnsi="宋体" w:cs="宋体"/>
                 <w:spacing w:val="-1"/>
                 <w:sz w:val="21"/>
                 <w:szCs w:val="21"/>
@@ -563,19 +547,19 @@
               <w:spacing w:before="104"/>
               <w:ind w:left="362"/>
               <w:rPr>
-                <w:rFonts w:ascii="宋体" w:hAnsi="宋体" w:eastAsia="宋体" w:cs="宋体"/>
+                <w:rFonts w:ascii="宋体" w:eastAsia="宋体" w:hAnsi="宋体" w:cs="宋体"/>
                 <w:sz w:val="21"/>
                 <w:szCs w:val="21"/>
               </w:rPr>
             </w:pPr>
             <w:r>
               <w:rPr>
-                <w:rFonts w:ascii="宋体" w:hAnsi="宋体" w:eastAsia="宋体" w:cs="宋体"/>
+                <w:rFonts w:ascii="宋体" w:eastAsia="宋体" w:hAnsi="宋体" w:cs="宋体"/>
                 <w:spacing w:val="-2"/>
                 <w:sz w:val="21"/>
                 <w:szCs w:val="21"/>
               </w:rPr>
-              <w:t>2025-1-4</w:t>
+              <w:t>2025-7-4</w:t>
             </w:r>
           </w:p>
         </w:tc>
@@ -588,14 +572,14 @@
               <w:spacing w:before="74" w:line="219" w:lineRule="auto"/>
               <w:ind w:left="648"/>
               <w:rPr>
-                <w:rFonts w:ascii="宋体" w:hAnsi="宋体" w:eastAsia="宋体" w:cs="宋体"/>
+                <w:rFonts w:ascii="宋体" w:eastAsia="宋体" w:hAnsi="宋体" w:cs="宋体"/>
                 <w:sz w:val="21"/>
                 <w:szCs w:val="21"/>
               </w:rPr>
             </w:pPr>
             <w:r>
               <w:rPr>
-                <w:rFonts w:ascii="宋体" w:hAnsi="宋体" w:eastAsia="宋体" w:cs="宋体"/>
+                <w:rFonts w:ascii="宋体" w:eastAsia="宋体" w:hAnsi="宋体" w:cs="宋体"/>
                 <w:spacing w:val="-3"/>
                 <w:sz w:val="21"/>
                 <w:szCs w:val="21"/>
@@ -613,7 +597,7 @@
               <w:spacing w:before="74" w:line="220" w:lineRule="auto"/>
               <w:ind w:left="542"/>
               <w:rPr>
-                <w:rFonts w:hint="eastAsia" w:ascii="宋体" w:hAnsi="宋体" w:eastAsia="宋体" w:cs="宋体"/>
+                <w:rFonts w:ascii="宋体" w:eastAsia="宋体" w:hAnsi="宋体" w:cs="宋体" w:hint="eastAsia"/>
                 <w:sz w:val="21"/>
                 <w:szCs w:val="21"/>
                 <w:lang w:val="en-US" w:eastAsia="zh-CN"/>
@@ -621,12 +605,12 @@
             </w:pPr>
             <w:r>
               <w:rPr>
-                <w:rFonts w:hint="eastAsia" w:ascii="宋体" w:hAnsi="宋体" w:eastAsia="宋体" w:cs="宋体"/>
+                <w:rFonts w:ascii="宋体" w:eastAsia="宋体" w:hAnsi="宋体" w:cs="宋体" w:hint="eastAsia"/>
                 <w:sz w:val="21"/>
                 <w:szCs w:val="21"/>
                 <w:lang w:val="en-US" w:eastAsia="zh-CN"/>
               </w:rPr>
-              <w:t>金文莉</w:t>
+              <w:t>李平</w:t>
             </w:r>
           </w:p>
         </w:tc>
@@ -639,7 +623,7 @@
               <w:spacing w:before="75" w:line="220" w:lineRule="auto"/>
               <w:ind w:left="482"/>
               <w:rPr>
-                <w:rFonts w:hint="eastAsia" w:ascii="宋体" w:hAnsi="宋体" w:eastAsia="宋体" w:cs="宋体"/>
+                <w:rFonts w:ascii="宋体" w:eastAsia="宋体" w:hAnsi="宋体" w:cs="宋体" w:hint="eastAsia"/>
                 <w:sz w:val="21"/>
                 <w:szCs w:val="21"/>
                 <w:lang w:val="en-US" w:eastAsia="zh-CN"/>
@@ -647,26 +631,21 @@
             </w:pPr>
             <w:r>
               <w:rPr>
-                <w:rFonts w:hint="eastAsia" w:ascii="宋体" w:hAnsi="宋体" w:eastAsia="宋体" w:cs="宋体"/>
+                <w:rFonts w:ascii="宋体" w:eastAsia="宋体" w:hAnsi="宋体" w:cs="宋体" w:hint="eastAsia"/>
                 <w:sz w:val="21"/>
                 <w:szCs w:val="21"/>
                 <w:lang w:val="en-US" w:eastAsia="zh-CN"/>
               </w:rPr>
-              <w:t>黄益溪</w:t>
+              <w:t>吴向阳</w:t>
             </w:r>
           </w:p>
         </w:tc>
       </w:tr>
       <w:tr>
         <w:tblPrEx>
-          <w:tblBorders>
-            <w:top w:val="single" w:color="000000" w:sz="4" w:space="0"/>
-            <w:left w:val="single" w:color="000000" w:sz="4" w:space="0"/>
-            <w:bottom w:val="single" w:color="000000" w:sz="4" w:space="0"/>
-            <w:right w:val="single" w:color="000000" w:sz="4" w:space="0"/>
-            <w:insideH w:val="single" w:color="000000" w:sz="4" w:space="0"/>
-            <w:insideV w:val="single" w:color="000000" w:sz="4" w:space="0"/>
-          </w:tblBorders>
+          <w:tblW w:w="8646" w:type="dxa"/>
+          <w:tblInd w:w="28" w:type="dxa"/>
+          <w:tblLayout w:type="fixed"/>
           <w:tblCellMar>
             <w:top w:w="0" w:type="dxa"/>
             <w:left w:w="0" w:type="dxa"/>
@@ -675,7 +654,7 @@
           </w:tblCellMar>
         </w:tblPrEx>
         <w:trPr>
-          <w:trHeight w:val="474" w:hRule="atLeast"/>
+          <w:trHeight w:val="474"/>
         </w:trPr>
         <w:tc>
           <w:tcPr>
@@ -683,7 +662,7 @@
           </w:tcPr>
           <w:p>
             <w:pPr>
-              <w:pStyle w:val="25"/>
+              <w:pStyle w:val="TableText"/>
             </w:pPr>
           </w:p>
         </w:tc>
@@ -693,7 +672,7 @@
           </w:tcPr>
           <w:p>
             <w:pPr>
-              <w:pStyle w:val="25"/>
+              <w:pStyle w:val="TableText"/>
             </w:pPr>
           </w:p>
         </w:tc>
@@ -703,7 +682,7 @@
           </w:tcPr>
           <w:p>
             <w:pPr>
-              <w:pStyle w:val="25"/>
+              <w:pStyle w:val="TableText"/>
             </w:pPr>
           </w:p>
         </w:tc>
@@ -713,7 +692,7 @@
           </w:tcPr>
           <w:p>
             <w:pPr>
-              <w:pStyle w:val="25"/>
+              <w:pStyle w:val="TableText"/>
             </w:pPr>
           </w:p>
         </w:tc>
@@ -723,21 +702,16 @@
           </w:tcPr>
           <w:p>
             <w:pPr>
-              <w:pStyle w:val="25"/>
+              <w:pStyle w:val="TableText"/>
             </w:pPr>
           </w:p>
         </w:tc>
       </w:tr>
       <w:tr>
         <w:tblPrEx>
-          <w:tblBorders>
-            <w:top w:val="single" w:color="000000" w:sz="4" w:space="0"/>
-            <w:left w:val="single" w:color="000000" w:sz="4" w:space="0"/>
-            <w:bottom w:val="single" w:color="000000" w:sz="4" w:space="0"/>
-            <w:right w:val="single" w:color="000000" w:sz="4" w:space="0"/>
-            <w:insideH w:val="single" w:color="000000" w:sz="4" w:space="0"/>
-            <w:insideV w:val="single" w:color="000000" w:sz="4" w:space="0"/>
-          </w:tblBorders>
+          <w:tblW w:w="8646" w:type="dxa"/>
+          <w:tblInd w:w="28" w:type="dxa"/>
+          <w:tblLayout w:type="fixed"/>
           <w:tblCellMar>
             <w:top w:w="0" w:type="dxa"/>
             <w:left w:w="0" w:type="dxa"/>
@@ -746,7 +720,7 @@
           </w:tblCellMar>
         </w:tblPrEx>
         <w:trPr>
-          <w:trHeight w:val="474" w:hRule="atLeast"/>
+          <w:trHeight w:val="474"/>
         </w:trPr>
         <w:tc>
           <w:tcPr>
@@ -754,7 +728,7 @@
           </w:tcPr>
           <w:p>
             <w:pPr>
-              <w:pStyle w:val="25"/>
+              <w:pStyle w:val="TableText"/>
             </w:pPr>
           </w:p>
         </w:tc>
@@ -764,7 +738,7 @@
           </w:tcPr>
           <w:p>
             <w:pPr>
-              <w:pStyle w:val="25"/>
+              <w:pStyle w:val="TableText"/>
             </w:pPr>
           </w:p>
         </w:tc>
@@ -774,7 +748,7 @@
           </w:tcPr>
           <w:p>
             <w:pPr>
-              <w:pStyle w:val="25"/>
+              <w:pStyle w:val="TableText"/>
             </w:pPr>
           </w:p>
         </w:tc>
@@ -784,7 +758,7 @@
           </w:tcPr>
           <w:p>
             <w:pPr>
-              <w:pStyle w:val="25"/>
+              <w:pStyle w:val="TableText"/>
             </w:pPr>
           </w:p>
         </w:tc>
@@ -794,21 +768,16 @@
           </w:tcPr>
           <w:p>
             <w:pPr>
-              <w:pStyle w:val="25"/>
+              <w:pStyle w:val="TableText"/>
             </w:pPr>
           </w:p>
         </w:tc>
       </w:tr>
       <w:tr>
         <w:tblPrEx>
-          <w:tblBorders>
-            <w:top w:val="single" w:color="000000" w:sz="4" w:space="0"/>
-            <w:left w:val="single" w:color="000000" w:sz="4" w:space="0"/>
-            <w:bottom w:val="single" w:color="000000" w:sz="4" w:space="0"/>
-            <w:right w:val="single" w:color="000000" w:sz="4" w:space="0"/>
-            <w:insideH w:val="single" w:color="000000" w:sz="4" w:space="0"/>
-            <w:insideV w:val="single" w:color="000000" w:sz="4" w:space="0"/>
-          </w:tblBorders>
+          <w:tblW w:w="8646" w:type="dxa"/>
+          <w:tblInd w:w="28" w:type="dxa"/>
+          <w:tblLayout w:type="fixed"/>
           <w:tblCellMar>
             <w:top w:w="0" w:type="dxa"/>
             <w:left w:w="0" w:type="dxa"/>
@@ -817,7 +786,7 @@
           </w:tblCellMar>
         </w:tblPrEx>
         <w:trPr>
-          <w:trHeight w:val="528" w:hRule="atLeast"/>
+          <w:trHeight w:val="528"/>
         </w:trPr>
         <w:tc>
           <w:tcPr>
@@ -825,7 +794,7 @@
           </w:tcPr>
           <w:p>
             <w:pPr>
-              <w:pStyle w:val="25"/>
+              <w:pStyle w:val="TableText"/>
             </w:pPr>
           </w:p>
         </w:tc>
@@ -835,7 +804,7 @@
           </w:tcPr>
           <w:p>
             <w:pPr>
-              <w:pStyle w:val="25"/>
+              <w:pStyle w:val="TableText"/>
             </w:pPr>
           </w:p>
         </w:tc>
@@ -845,7 +814,7 @@
           </w:tcPr>
           <w:p>
             <w:pPr>
-              <w:pStyle w:val="25"/>
+              <w:pStyle w:val="TableText"/>
             </w:pPr>
           </w:p>
         </w:tc>
@@ -855,7 +824,7 @@
           </w:tcPr>
           <w:p>
             <w:pPr>
-              <w:pStyle w:val="25"/>
+              <w:pStyle w:val="TableText"/>
             </w:pPr>
           </w:p>
         </w:tc>
@@ -865,21 +834,16 @@
           </w:tcPr>
           <w:p>
             <w:pPr>
-              <w:pStyle w:val="25"/>
+              <w:pStyle w:val="TableText"/>
             </w:pPr>
           </w:p>
         </w:tc>
       </w:tr>
       <w:tr>
         <w:tblPrEx>
-          <w:tblBorders>
-            <w:top w:val="single" w:color="000000" w:sz="4" w:space="0"/>
-            <w:left w:val="single" w:color="000000" w:sz="4" w:space="0"/>
-            <w:bottom w:val="single" w:color="000000" w:sz="4" w:space="0"/>
-            <w:right w:val="single" w:color="000000" w:sz="4" w:space="0"/>
-            <w:insideH w:val="single" w:color="000000" w:sz="4" w:space="0"/>
-            <w:insideV w:val="single" w:color="000000" w:sz="4" w:space="0"/>
-          </w:tblBorders>
+          <w:tblW w:w="8646" w:type="dxa"/>
+          <w:tblInd w:w="28" w:type="dxa"/>
+          <w:tblLayout w:type="fixed"/>
           <w:tblCellMar>
             <w:top w:w="0" w:type="dxa"/>
             <w:left w:w="0" w:type="dxa"/>
@@ -888,7 +852,7 @@
           </w:tblCellMar>
         </w:tblPrEx>
         <w:trPr>
-          <w:trHeight w:val="589" w:hRule="atLeast"/>
+          <w:trHeight w:val="589"/>
         </w:trPr>
         <w:tc>
           <w:tcPr>
@@ -896,7 +860,7 @@
           </w:tcPr>
           <w:p>
             <w:pPr>
-              <w:pStyle w:val="25"/>
+              <w:pStyle w:val="TableText"/>
             </w:pPr>
           </w:p>
         </w:tc>
@@ -906,7 +870,7 @@
           </w:tcPr>
           <w:p>
             <w:pPr>
-              <w:pStyle w:val="25"/>
+              <w:pStyle w:val="TableText"/>
             </w:pPr>
           </w:p>
         </w:tc>
@@ -916,7 +880,7 @@
           </w:tcPr>
           <w:p>
             <w:pPr>
-              <w:pStyle w:val="25"/>
+              <w:pStyle w:val="TableText"/>
             </w:pPr>
           </w:p>
         </w:tc>
@@ -926,7 +890,7 @@
           </w:tcPr>
           <w:p>
             <w:pPr>
-              <w:pStyle w:val="25"/>
+              <w:pStyle w:val="TableText"/>
             </w:pPr>
           </w:p>
         </w:tc>
@@ -936,7 +900,7 @@
           </w:tcPr>
           <w:p>
             <w:pPr>
-              <w:pStyle w:val="25"/>
+              <w:pStyle w:val="TableText"/>
             </w:pPr>
           </w:p>
         </w:tc>
@@ -944,7 +908,7 @@
     </w:tbl>
     <w:p>
       <w:pPr>
-        <w:pStyle w:val="12"/>
+        <w:pStyle w:val="BodyText"/>
       </w:pPr>
     </w:p>
     <w:p>
@@ -952,14 +916,14 @@
         <w:sectPr>
           <w:pgSz w:w="11906" w:h="16839"/>
           <w:pgMar w:top="1431" w:right="1440" w:bottom="0" w:left="1785" w:header="0" w:footer="0" w:gutter="0"/>
-          <w:cols w:space="720" w:num="1"/>
+          <w:cols w:num="1" w:space="720"/>
         </w:sectPr>
       </w:pPr>
     </w:p>
     <w:sdt>
       <w:sdtPr>
         <w:rPr>
-          <w:rFonts w:ascii="宋体" w:hAnsi="宋体" w:eastAsia="宋体" w:cs="Arial"/>
+          <w:rFonts w:ascii="宋体" w:eastAsia="宋体" w:hAnsi="宋体" w:cs="Arial"/>
           <w:snapToGrid w:val="0"/>
           <w:color w:val="000000"/>
           <w:kern w:val="0"/>
@@ -975,7 +939,7 @@
       </w:sdtPr>
       <w:sdtEndPr>
         <w:rPr>
-          <w:rFonts w:ascii="Calibri" w:hAnsi="Calibri" w:eastAsia="Calibri" w:cs="Calibri"/>
+          <w:rFonts w:ascii="Calibri" w:eastAsia="Calibri" w:hAnsi="Calibri" w:cs="Calibri"/>
           <w:snapToGrid w:val="0"/>
           <w:color w:val="000000"/>
           <w:kern w:val="0"/>
@@ -988,12 +952,12 @@
         <w:p>
           <w:pPr>
             <w:spacing w:before="0" w:beforeLines="0" w:after="0" w:afterLines="0" w:line="240" w:lineRule="auto"/>
-            <w:ind w:left="0" w:leftChars="0" w:right="0" w:rightChars="0" w:firstLine="0" w:firstLineChars="0"/>
+            <w:ind w:left="0" w:right="0" w:firstLine="0" w:leftChars="0" w:rightChars="0" w:firstLineChars="0"/>
             <w:jc w:val="center"/>
           </w:pPr>
           <w:r>
             <w:rPr>
-              <w:rFonts w:ascii="宋体" w:hAnsi="宋体" w:eastAsia="宋体"/>
+              <w:rFonts w:ascii="宋体" w:eastAsia="宋体" w:hAnsi="宋体"/>
               <w:sz w:val="21"/>
             </w:rPr>
             <w:t>目录</w:t>
@@ -1001,14 +965,14 @@
         </w:p>
         <w:p>
           <w:pPr>
-            <w:pStyle w:val="16"/>
+            <w:pStyle w:val="TOC1"/>
             <w:tabs>
               <w:tab w:val="right" w:leader="dot" w:pos="8492"/>
             </w:tabs>
           </w:pPr>
           <w:r>
             <w:rPr>
-              <w:rFonts w:ascii="Calibri" w:hAnsi="Calibri" w:eastAsia="Calibri" w:cs="Calibri"/>
+              <w:rFonts w:ascii="Calibri" w:eastAsia="Calibri" w:hAnsi="Calibri" w:cs="Calibri"/>
               <w:sz w:val="24"/>
               <w:szCs w:val="24"/>
             </w:rPr>
@@ -1016,7 +980,7 @@
           </w:r>
           <w:r>
             <w:rPr>
-              <w:rFonts w:ascii="Calibri" w:hAnsi="Calibri" w:eastAsia="Calibri" w:cs="Calibri"/>
+              <w:rFonts w:ascii="Calibri" w:eastAsia="Calibri" w:hAnsi="Calibri" w:cs="Calibri"/>
               <w:sz w:val="24"/>
               <w:szCs w:val="24"/>
             </w:rPr>
@@ -1024,7 +988,7 @@
           </w:r>
           <w:r>
             <w:rPr>
-              <w:rFonts w:ascii="Calibri" w:hAnsi="Calibri" w:eastAsia="Calibri" w:cs="Calibri"/>
+              <w:rFonts w:ascii="Calibri" w:eastAsia="Calibri" w:hAnsi="Calibri" w:cs="Calibri"/>
               <w:sz w:val="24"/>
               <w:szCs w:val="24"/>
             </w:rPr>
@@ -1032,21 +996,21 @@
           </w:r>
           <w:r>
             <w:rPr>
-              <w:rFonts w:ascii="Calibri" w:hAnsi="Calibri" w:eastAsia="Calibri" w:cs="Calibri"/>
+              <w:rFonts w:ascii="Calibri" w:eastAsia="Calibri" w:hAnsi="Calibri" w:cs="Calibri"/>
               <w:szCs w:val="24"/>
             </w:rPr>
             <w:fldChar w:fldCharType="begin"/>
           </w:r>
           <w:r>
             <w:rPr>
-              <w:rFonts w:ascii="Calibri" w:hAnsi="Calibri" w:eastAsia="Calibri" w:cs="Calibri"/>
+              <w:rFonts w:ascii="Calibri" w:eastAsia="Calibri" w:hAnsi="Calibri" w:cs="Calibri"/>
               <w:szCs w:val="24"/>
             </w:rPr>
             <w:instrText xml:space="preserve"> HYPERLINK \l _Toc32686 </w:instrText>
           </w:r>
           <w:r>
             <w:rPr>
-              <w:rFonts w:ascii="Calibri" w:hAnsi="Calibri" w:eastAsia="Calibri" w:cs="Calibri"/>
+              <w:rFonts w:ascii="Calibri" w:eastAsia="Calibri" w:hAnsi="Calibri" w:cs="Calibri"/>
               <w:szCs w:val="24"/>
             </w:rPr>
             <w:fldChar w:fldCharType="separate"/>
@@ -1074,7 +1038,7 @@
           </w:r>
           <w:r>
             <w:rPr>
-              <w:rFonts w:ascii="Calibri" w:hAnsi="Calibri" w:eastAsia="Calibri" w:cs="Calibri"/>
+              <w:rFonts w:ascii="Calibri" w:eastAsia="Calibri" w:hAnsi="Calibri" w:cs="Calibri"/>
               <w:szCs w:val="24"/>
             </w:rPr>
             <w:fldChar w:fldCharType="end"/>
@@ -1082,34 +1046,34 @@
         </w:p>
         <w:p>
           <w:pPr>
-            <w:pStyle w:val="16"/>
+            <w:pStyle w:val="TOC1"/>
             <w:tabs>
               <w:tab w:val="right" w:leader="dot" w:pos="8492"/>
             </w:tabs>
           </w:pPr>
           <w:r>
             <w:rPr>
-              <w:rFonts w:ascii="Calibri" w:hAnsi="Calibri" w:eastAsia="Calibri" w:cs="Calibri"/>
+              <w:rFonts w:ascii="Calibri" w:eastAsia="Calibri" w:hAnsi="Calibri" w:cs="Calibri"/>
               <w:szCs w:val="24"/>
             </w:rPr>
             <w:fldChar w:fldCharType="begin"/>
           </w:r>
           <w:r>
             <w:rPr>
-              <w:rFonts w:ascii="Calibri" w:hAnsi="Calibri" w:eastAsia="Calibri" w:cs="Calibri"/>
+              <w:rFonts w:ascii="Calibri" w:eastAsia="Calibri" w:hAnsi="Calibri" w:cs="Calibri"/>
               <w:szCs w:val="24"/>
             </w:rPr>
             <w:instrText xml:space="preserve"> HYPERLINK \l _Toc15877 </w:instrText>
           </w:r>
           <w:r>
             <w:rPr>
-              <w:rFonts w:ascii="Calibri" w:hAnsi="Calibri" w:eastAsia="Calibri" w:cs="Calibri"/>
+              <w:rFonts w:ascii="Calibri" w:eastAsia="Calibri" w:hAnsi="Calibri" w:cs="Calibri"/>
               <w:szCs w:val="24"/>
             </w:rPr>
             <w:fldChar w:fldCharType="separate"/>
           </w:r>
           <w:r>
-            <w:t>甘肃国邦信息科技有限公司</w:t>
+            <w:t>中达丰集团有限公司</w:t>
           </w:r>
           <w:r>
             <w:tab/>
@@ -1131,7 +1095,7 @@
           </w:r>
           <w:r>
             <w:rPr>
-              <w:rFonts w:ascii="Calibri" w:hAnsi="Calibri" w:eastAsia="Calibri" w:cs="Calibri"/>
+              <w:rFonts w:ascii="Calibri" w:eastAsia="Calibri" w:hAnsi="Calibri" w:cs="Calibri"/>
               <w:szCs w:val="24"/>
             </w:rPr>
             <w:fldChar w:fldCharType="end"/>
@@ -1139,35 +1103,35 @@
         </w:p>
         <w:p>
           <w:pPr>
-            <w:pStyle w:val="16"/>
+            <w:pStyle w:val="TOC1"/>
             <w:tabs>
               <w:tab w:val="right" w:leader="dot" w:pos="8492"/>
             </w:tabs>
           </w:pPr>
           <w:r>
             <w:rPr>
-              <w:rFonts w:ascii="Calibri" w:hAnsi="Calibri" w:eastAsia="Calibri" w:cs="Calibri"/>
+              <w:rFonts w:ascii="Calibri" w:eastAsia="Calibri" w:hAnsi="Calibri" w:cs="Calibri"/>
               <w:szCs w:val="24"/>
             </w:rPr>
             <w:fldChar w:fldCharType="begin"/>
           </w:r>
           <w:r>
             <w:rPr>
-              <w:rFonts w:ascii="Calibri" w:hAnsi="Calibri" w:eastAsia="Calibri" w:cs="Calibri"/>
+              <w:rFonts w:ascii="Calibri" w:eastAsia="Calibri" w:hAnsi="Calibri" w:cs="Calibri"/>
               <w:szCs w:val="24"/>
             </w:rPr>
             <w:instrText xml:space="preserve"> HYPERLINK \l _Toc3915 </w:instrText>
           </w:r>
           <w:r>
             <w:rPr>
-              <w:rFonts w:ascii="Calibri" w:hAnsi="Calibri" w:eastAsia="Calibri" w:cs="Calibri"/>
+              <w:rFonts w:ascii="Calibri" w:eastAsia="Calibri" w:hAnsi="Calibri" w:cs="Calibri"/>
               <w:szCs w:val="24"/>
             </w:rPr>
             <w:fldChar w:fldCharType="separate"/>
           </w:r>
           <w:r>
             <w:rPr>
-              <w:rFonts w:ascii="宋体" w:hAnsi="宋体" w:eastAsia="宋体" w:cs="宋体"/>
+              <w:rFonts w:ascii="宋体" w:eastAsia="宋体" w:hAnsi="宋体" w:cs="宋体"/>
               <w:spacing w:val="-3"/>
               <w:szCs w:val="28"/>
             </w:rPr>
@@ -1193,7 +1157,7 @@
           </w:r>
           <w:r>
             <w:rPr>
-              <w:rFonts w:ascii="Calibri" w:hAnsi="Calibri" w:eastAsia="Calibri" w:cs="Calibri"/>
+              <w:rFonts w:ascii="Calibri" w:eastAsia="Calibri" w:hAnsi="Calibri" w:cs="Calibri"/>
               <w:szCs w:val="24"/>
             </w:rPr>
             <w:fldChar w:fldCharType="end"/>
@@ -1201,28 +1165,28 @@
         </w:p>
         <w:p>
           <w:pPr>
-            <w:pStyle w:val="16"/>
+            <w:pStyle w:val="TOC1"/>
             <w:tabs>
               <w:tab w:val="right" w:leader="dot" w:pos="8492"/>
             </w:tabs>
           </w:pPr>
           <w:r>
             <w:rPr>
-              <w:rFonts w:ascii="Calibri" w:hAnsi="Calibri" w:eastAsia="Calibri" w:cs="Calibri"/>
+              <w:rFonts w:ascii="Calibri" w:eastAsia="Calibri" w:hAnsi="Calibri" w:cs="Calibri"/>
               <w:szCs w:val="24"/>
             </w:rPr>
             <w:fldChar w:fldCharType="begin"/>
           </w:r>
           <w:r>
             <w:rPr>
-              <w:rFonts w:ascii="Calibri" w:hAnsi="Calibri" w:eastAsia="Calibri" w:cs="Calibri"/>
+              <w:rFonts w:ascii="Calibri" w:eastAsia="Calibri" w:hAnsi="Calibri" w:cs="Calibri"/>
               <w:szCs w:val="24"/>
             </w:rPr>
             <w:instrText xml:space="preserve"> HYPERLINK \l _Toc23239 </w:instrText>
           </w:r>
           <w:r>
             <w:rPr>
-              <w:rFonts w:ascii="Calibri" w:hAnsi="Calibri" w:eastAsia="Calibri" w:cs="Calibri"/>
+              <w:rFonts w:ascii="Calibri" w:eastAsia="Calibri" w:hAnsi="Calibri" w:cs="Calibri"/>
               <w:szCs w:val="24"/>
             </w:rPr>
             <w:fldChar w:fldCharType="separate"/>
@@ -1256,7 +1220,7 @@
           </w:r>
           <w:r>
             <w:rPr>
-              <w:rFonts w:ascii="Calibri" w:hAnsi="Calibri" w:eastAsia="Calibri" w:cs="Calibri"/>
+              <w:rFonts w:ascii="Calibri" w:eastAsia="Calibri" w:hAnsi="Calibri" w:cs="Calibri"/>
               <w:szCs w:val="24"/>
             </w:rPr>
             <w:fldChar w:fldCharType="end"/>
@@ -1264,28 +1228,28 @@
         </w:p>
         <w:p>
           <w:pPr>
-            <w:pStyle w:val="16"/>
+            <w:pStyle w:val="TOC1"/>
             <w:tabs>
               <w:tab w:val="right" w:leader="dot" w:pos="8492"/>
             </w:tabs>
           </w:pPr>
           <w:r>
             <w:rPr>
-              <w:rFonts w:ascii="Calibri" w:hAnsi="Calibri" w:eastAsia="Calibri" w:cs="Calibri"/>
+              <w:rFonts w:ascii="Calibri" w:eastAsia="Calibri" w:hAnsi="Calibri" w:cs="Calibri"/>
               <w:szCs w:val="24"/>
             </w:rPr>
             <w:fldChar w:fldCharType="begin"/>
           </w:r>
           <w:r>
             <w:rPr>
-              <w:rFonts w:ascii="Calibri" w:hAnsi="Calibri" w:eastAsia="Calibri" w:cs="Calibri"/>
+              <w:rFonts w:ascii="Calibri" w:eastAsia="Calibri" w:hAnsi="Calibri" w:cs="Calibri"/>
               <w:szCs w:val="24"/>
             </w:rPr>
             <w:instrText xml:space="preserve"> HYPERLINK \l _Toc19928 </w:instrText>
           </w:r>
           <w:r>
             <w:rPr>
-              <w:rFonts w:ascii="Calibri" w:hAnsi="Calibri" w:eastAsia="Calibri" w:cs="Calibri"/>
+              <w:rFonts w:ascii="Calibri" w:eastAsia="Calibri" w:hAnsi="Calibri" w:cs="Calibri"/>
               <w:szCs w:val="24"/>
             </w:rPr>
             <w:fldChar w:fldCharType="separate"/>
@@ -1319,7 +1283,7 @@
           </w:r>
           <w:r>
             <w:rPr>
-              <w:rFonts w:ascii="Calibri" w:hAnsi="Calibri" w:eastAsia="Calibri" w:cs="Calibri"/>
+              <w:rFonts w:ascii="Calibri" w:eastAsia="Calibri" w:hAnsi="Calibri" w:cs="Calibri"/>
               <w:szCs w:val="24"/>
             </w:rPr>
             <w:fldChar w:fldCharType="end"/>
@@ -1327,28 +1291,28 @@
         </w:p>
         <w:p>
           <w:pPr>
-            <w:pStyle w:val="16"/>
+            <w:pStyle w:val="TOC1"/>
             <w:tabs>
               <w:tab w:val="right" w:leader="dot" w:pos="8492"/>
             </w:tabs>
           </w:pPr>
           <w:r>
             <w:rPr>
-              <w:rFonts w:ascii="Calibri" w:hAnsi="Calibri" w:eastAsia="Calibri" w:cs="Calibri"/>
+              <w:rFonts w:ascii="Calibri" w:eastAsia="Calibri" w:hAnsi="Calibri" w:cs="Calibri"/>
               <w:szCs w:val="24"/>
             </w:rPr>
             <w:fldChar w:fldCharType="begin"/>
           </w:r>
           <w:r>
             <w:rPr>
-              <w:rFonts w:ascii="Calibri" w:hAnsi="Calibri" w:eastAsia="Calibri" w:cs="Calibri"/>
+              <w:rFonts w:ascii="Calibri" w:eastAsia="Calibri" w:hAnsi="Calibri" w:cs="Calibri"/>
               <w:szCs w:val="24"/>
             </w:rPr>
             <w:instrText xml:space="preserve"> HYPERLINK \l _Toc31174 </w:instrText>
           </w:r>
           <w:r>
             <w:rPr>
-              <w:rFonts w:ascii="Calibri" w:hAnsi="Calibri" w:eastAsia="Calibri" w:cs="Calibri"/>
+              <w:rFonts w:ascii="Calibri" w:eastAsia="Calibri" w:hAnsi="Calibri" w:cs="Calibri"/>
               <w:szCs w:val="24"/>
             </w:rPr>
             <w:fldChar w:fldCharType="separate"/>
@@ -1382,7 +1346,7 @@
           </w:r>
           <w:r>
             <w:rPr>
-              <w:rFonts w:ascii="Calibri" w:hAnsi="Calibri" w:eastAsia="Calibri" w:cs="Calibri"/>
+              <w:rFonts w:ascii="Calibri" w:eastAsia="Calibri" w:hAnsi="Calibri" w:cs="Calibri"/>
               <w:szCs w:val="24"/>
             </w:rPr>
             <w:fldChar w:fldCharType="end"/>
@@ -1390,28 +1354,28 @@
         </w:p>
         <w:p>
           <w:pPr>
-            <w:pStyle w:val="16"/>
+            <w:pStyle w:val="TOC1"/>
             <w:tabs>
               <w:tab w:val="right" w:leader="dot" w:pos="8492"/>
             </w:tabs>
           </w:pPr>
           <w:r>
             <w:rPr>
-              <w:rFonts w:ascii="Calibri" w:hAnsi="Calibri" w:eastAsia="Calibri" w:cs="Calibri"/>
+              <w:rFonts w:ascii="Calibri" w:eastAsia="Calibri" w:hAnsi="Calibri" w:cs="Calibri"/>
               <w:szCs w:val="24"/>
             </w:rPr>
             <w:fldChar w:fldCharType="begin"/>
           </w:r>
           <w:r>
             <w:rPr>
-              <w:rFonts w:ascii="Calibri" w:hAnsi="Calibri" w:eastAsia="Calibri" w:cs="Calibri"/>
+              <w:rFonts w:ascii="Calibri" w:eastAsia="Calibri" w:hAnsi="Calibri" w:cs="Calibri"/>
               <w:szCs w:val="24"/>
             </w:rPr>
             <w:instrText xml:space="preserve"> HYPERLINK \l _Toc5519 </w:instrText>
           </w:r>
           <w:r>
             <w:rPr>
-              <w:rFonts w:ascii="Calibri" w:hAnsi="Calibri" w:eastAsia="Calibri" w:cs="Calibri"/>
+              <w:rFonts w:ascii="Calibri" w:eastAsia="Calibri" w:hAnsi="Calibri" w:cs="Calibri"/>
               <w:szCs w:val="24"/>
             </w:rPr>
             <w:fldChar w:fldCharType="separate"/>
@@ -1445,7 +1409,7 @@
           </w:r>
           <w:r>
             <w:rPr>
-              <w:rFonts w:ascii="Calibri" w:hAnsi="Calibri" w:eastAsia="Calibri" w:cs="Calibri"/>
+              <w:rFonts w:ascii="Calibri" w:eastAsia="Calibri" w:hAnsi="Calibri" w:cs="Calibri"/>
               <w:szCs w:val="24"/>
             </w:rPr>
             <w:fldChar w:fldCharType="end"/>
@@ -1453,28 +1417,28 @@
         </w:p>
         <w:p>
           <w:pPr>
-            <w:pStyle w:val="16"/>
+            <w:pStyle w:val="TOC1"/>
             <w:tabs>
               <w:tab w:val="right" w:leader="dot" w:pos="8492"/>
             </w:tabs>
           </w:pPr>
           <w:r>
             <w:rPr>
-              <w:rFonts w:ascii="Calibri" w:hAnsi="Calibri" w:eastAsia="Calibri" w:cs="Calibri"/>
+              <w:rFonts w:ascii="Calibri" w:eastAsia="Calibri" w:hAnsi="Calibri" w:cs="Calibri"/>
               <w:szCs w:val="24"/>
             </w:rPr>
             <w:fldChar w:fldCharType="begin"/>
           </w:r>
           <w:r>
             <w:rPr>
-              <w:rFonts w:ascii="Calibri" w:hAnsi="Calibri" w:eastAsia="Calibri" w:cs="Calibri"/>
+              <w:rFonts w:ascii="Calibri" w:eastAsia="Calibri" w:hAnsi="Calibri" w:cs="Calibri"/>
               <w:szCs w:val="24"/>
             </w:rPr>
             <w:instrText xml:space="preserve"> HYPERLINK \l _Toc5801 </w:instrText>
           </w:r>
           <w:r>
             <w:rPr>
-              <w:rFonts w:ascii="Calibri" w:hAnsi="Calibri" w:eastAsia="Calibri" w:cs="Calibri"/>
+              <w:rFonts w:ascii="Calibri" w:eastAsia="Calibri" w:hAnsi="Calibri" w:cs="Calibri"/>
               <w:szCs w:val="24"/>
             </w:rPr>
             <w:fldChar w:fldCharType="separate"/>
@@ -1508,7 +1472,7 @@
           </w:r>
           <w:r>
             <w:rPr>
-              <w:rFonts w:ascii="Calibri" w:hAnsi="Calibri" w:eastAsia="Calibri" w:cs="Calibri"/>
+              <w:rFonts w:ascii="Calibri" w:eastAsia="Calibri" w:hAnsi="Calibri" w:cs="Calibri"/>
               <w:szCs w:val="24"/>
             </w:rPr>
             <w:fldChar w:fldCharType="end"/>
@@ -1516,35 +1480,35 @@
         </w:p>
         <w:p>
           <w:pPr>
-            <w:pStyle w:val="17"/>
+            <w:pStyle w:val="TOC2"/>
             <w:tabs>
               <w:tab w:val="right" w:leader="dot" w:pos="8492"/>
             </w:tabs>
           </w:pPr>
           <w:r>
             <w:rPr>
-              <w:rFonts w:ascii="Calibri" w:hAnsi="Calibri" w:eastAsia="Calibri" w:cs="Calibri"/>
+              <w:rFonts w:ascii="Calibri" w:eastAsia="Calibri" w:hAnsi="Calibri" w:cs="Calibri"/>
               <w:szCs w:val="24"/>
             </w:rPr>
             <w:fldChar w:fldCharType="begin"/>
           </w:r>
           <w:r>
             <w:rPr>
-              <w:rFonts w:ascii="Calibri" w:hAnsi="Calibri" w:eastAsia="Calibri" w:cs="Calibri"/>
+              <w:rFonts w:ascii="Calibri" w:eastAsia="Calibri" w:hAnsi="Calibri" w:cs="Calibri"/>
               <w:szCs w:val="24"/>
             </w:rPr>
             <w:instrText xml:space="preserve"> HYPERLINK \l _Toc15462 </w:instrText>
           </w:r>
           <w:r>
             <w:rPr>
-              <w:rFonts w:ascii="Calibri" w:hAnsi="Calibri" w:eastAsia="Calibri" w:cs="Calibri"/>
+              <w:rFonts w:ascii="Calibri" w:eastAsia="Calibri" w:hAnsi="Calibri" w:cs="Calibri"/>
               <w:szCs w:val="24"/>
             </w:rPr>
             <w:fldChar w:fldCharType="separate"/>
           </w:r>
           <w:r>
             <w:rPr>
-              <w:rFonts w:ascii="宋体" w:hAnsi="宋体" w:eastAsia="宋体" w:cs="宋体"/>
+              <w:rFonts w:ascii="宋体" w:eastAsia="宋体" w:hAnsi="宋体" w:cs="宋体"/>
               <w:spacing w:val="-2"/>
               <w:szCs w:val="24"/>
             </w:rPr>
@@ -1570,7 +1534,7 @@
           </w:r>
           <w:r>
             <w:rPr>
-              <w:rFonts w:ascii="Calibri" w:hAnsi="Calibri" w:eastAsia="Calibri" w:cs="Calibri"/>
+              <w:rFonts w:ascii="Calibri" w:eastAsia="Calibri" w:hAnsi="Calibri" w:cs="Calibri"/>
               <w:szCs w:val="24"/>
             </w:rPr>
             <w:fldChar w:fldCharType="end"/>
@@ -1578,28 +1542,28 @@
         </w:p>
         <w:p>
           <w:pPr>
-            <w:pStyle w:val="16"/>
+            <w:pStyle w:val="TOC1"/>
             <w:tabs>
               <w:tab w:val="right" w:leader="dot" w:pos="8492"/>
             </w:tabs>
           </w:pPr>
           <w:r>
             <w:rPr>
-              <w:rFonts w:ascii="Calibri" w:hAnsi="Calibri" w:eastAsia="Calibri" w:cs="Calibri"/>
+              <w:rFonts w:ascii="Calibri" w:eastAsia="Calibri" w:hAnsi="Calibri" w:cs="Calibri"/>
               <w:szCs w:val="24"/>
             </w:rPr>
             <w:fldChar w:fldCharType="begin"/>
           </w:r>
           <w:r>
             <w:rPr>
-              <w:rFonts w:ascii="Calibri" w:hAnsi="Calibri" w:eastAsia="Calibri" w:cs="Calibri"/>
+              <w:rFonts w:ascii="Calibri" w:eastAsia="Calibri" w:hAnsi="Calibri" w:cs="Calibri"/>
               <w:szCs w:val="24"/>
             </w:rPr>
             <w:instrText xml:space="preserve"> HYPERLINK \l _Toc7357 </w:instrText>
           </w:r>
           <w:r>
             <w:rPr>
-              <w:rFonts w:ascii="Calibri" w:hAnsi="Calibri" w:eastAsia="Calibri" w:cs="Calibri"/>
+              <w:rFonts w:ascii="Calibri" w:eastAsia="Calibri" w:hAnsi="Calibri" w:cs="Calibri"/>
               <w:szCs w:val="24"/>
             </w:rPr>
             <w:fldChar w:fldCharType="separate"/>
@@ -1633,7 +1597,7 @@
           </w:r>
           <w:r>
             <w:rPr>
-              <w:rFonts w:ascii="Calibri" w:hAnsi="Calibri" w:eastAsia="Calibri" w:cs="Calibri"/>
+              <w:rFonts w:ascii="Calibri" w:eastAsia="Calibri" w:hAnsi="Calibri" w:cs="Calibri"/>
               <w:szCs w:val="24"/>
             </w:rPr>
             <w:fldChar w:fldCharType="end"/>
@@ -1641,28 +1605,28 @@
         </w:p>
         <w:p>
           <w:pPr>
-            <w:pStyle w:val="17"/>
+            <w:pStyle w:val="TOC2"/>
             <w:tabs>
               <w:tab w:val="right" w:leader="dot" w:pos="8492"/>
             </w:tabs>
           </w:pPr>
           <w:r>
             <w:rPr>
-              <w:rFonts w:ascii="Calibri" w:hAnsi="Calibri" w:eastAsia="Calibri" w:cs="Calibri"/>
+              <w:rFonts w:ascii="Calibri" w:eastAsia="Calibri" w:hAnsi="Calibri" w:cs="Calibri"/>
               <w:szCs w:val="24"/>
             </w:rPr>
             <w:fldChar w:fldCharType="begin"/>
           </w:r>
           <w:r>
             <w:rPr>
-              <w:rFonts w:ascii="Calibri" w:hAnsi="Calibri" w:eastAsia="Calibri" w:cs="Calibri"/>
+              <w:rFonts w:ascii="Calibri" w:eastAsia="Calibri" w:hAnsi="Calibri" w:cs="Calibri"/>
               <w:szCs w:val="24"/>
             </w:rPr>
             <w:instrText xml:space="preserve"> HYPERLINK \l _Toc24833 </w:instrText>
           </w:r>
           <w:r>
             <w:rPr>
-              <w:rFonts w:ascii="Calibri" w:hAnsi="Calibri" w:eastAsia="Calibri" w:cs="Calibri"/>
+              <w:rFonts w:ascii="Calibri" w:eastAsia="Calibri" w:hAnsi="Calibri" w:cs="Calibri"/>
               <w:szCs w:val="24"/>
             </w:rPr>
             <w:fldChar w:fldCharType="separate"/>
@@ -1696,7 +1660,7 @@
           </w:r>
           <w:r>
             <w:rPr>
-              <w:rFonts w:ascii="Calibri" w:hAnsi="Calibri" w:eastAsia="Calibri" w:cs="Calibri"/>
+              <w:rFonts w:ascii="Calibri" w:eastAsia="Calibri" w:hAnsi="Calibri" w:cs="Calibri"/>
               <w:szCs w:val="24"/>
             </w:rPr>
             <w:fldChar w:fldCharType="end"/>
@@ -1704,28 +1668,28 @@
         </w:p>
         <w:p>
           <w:pPr>
-            <w:pStyle w:val="17"/>
+            <w:pStyle w:val="TOC2"/>
             <w:tabs>
               <w:tab w:val="right" w:leader="dot" w:pos="8492"/>
             </w:tabs>
           </w:pPr>
           <w:r>
             <w:rPr>
-              <w:rFonts w:ascii="Calibri" w:hAnsi="Calibri" w:eastAsia="Calibri" w:cs="Calibri"/>
+              <w:rFonts w:ascii="Calibri" w:eastAsia="Calibri" w:hAnsi="Calibri" w:cs="Calibri"/>
               <w:szCs w:val="24"/>
             </w:rPr>
             <w:fldChar w:fldCharType="begin"/>
           </w:r>
           <w:r>
             <w:rPr>
-              <w:rFonts w:ascii="Calibri" w:hAnsi="Calibri" w:eastAsia="Calibri" w:cs="Calibri"/>
+              <w:rFonts w:ascii="Calibri" w:eastAsia="Calibri" w:hAnsi="Calibri" w:cs="Calibri"/>
               <w:szCs w:val="24"/>
             </w:rPr>
             <w:instrText xml:space="preserve"> HYPERLINK \l _Toc5776 </w:instrText>
           </w:r>
           <w:r>
             <w:rPr>
-              <w:rFonts w:ascii="Calibri" w:hAnsi="Calibri" w:eastAsia="Calibri" w:cs="Calibri"/>
+              <w:rFonts w:ascii="Calibri" w:eastAsia="Calibri" w:hAnsi="Calibri" w:cs="Calibri"/>
               <w:szCs w:val="24"/>
             </w:rPr>
             <w:fldChar w:fldCharType="separate"/>
@@ -1759,7 +1723,7 @@
           </w:r>
           <w:r>
             <w:rPr>
-              <w:rFonts w:ascii="Calibri" w:hAnsi="Calibri" w:eastAsia="Calibri" w:cs="Calibri"/>
+              <w:rFonts w:ascii="Calibri" w:eastAsia="Calibri" w:hAnsi="Calibri" w:cs="Calibri"/>
               <w:szCs w:val="24"/>
             </w:rPr>
             <w:fldChar w:fldCharType="end"/>
@@ -1767,28 +1731,28 @@
         </w:p>
         <w:p>
           <w:pPr>
-            <w:pStyle w:val="17"/>
+            <w:pStyle w:val="TOC2"/>
             <w:tabs>
               <w:tab w:val="right" w:leader="dot" w:pos="8492"/>
             </w:tabs>
           </w:pPr>
           <w:r>
             <w:rPr>
-              <w:rFonts w:ascii="Calibri" w:hAnsi="Calibri" w:eastAsia="Calibri" w:cs="Calibri"/>
+              <w:rFonts w:ascii="Calibri" w:eastAsia="Calibri" w:hAnsi="Calibri" w:cs="Calibri"/>
               <w:szCs w:val="24"/>
             </w:rPr>
             <w:fldChar w:fldCharType="begin"/>
           </w:r>
           <w:r>
             <w:rPr>
-              <w:rFonts w:ascii="Calibri" w:hAnsi="Calibri" w:eastAsia="Calibri" w:cs="Calibri"/>
+              <w:rFonts w:ascii="Calibri" w:eastAsia="Calibri" w:hAnsi="Calibri" w:cs="Calibri"/>
               <w:szCs w:val="24"/>
             </w:rPr>
             <w:instrText xml:space="preserve"> HYPERLINK \l _Toc6209 </w:instrText>
           </w:r>
           <w:r>
             <w:rPr>
-              <w:rFonts w:ascii="Calibri" w:hAnsi="Calibri" w:eastAsia="Calibri" w:cs="Calibri"/>
+              <w:rFonts w:ascii="Calibri" w:eastAsia="Calibri" w:hAnsi="Calibri" w:cs="Calibri"/>
               <w:szCs w:val="24"/>
             </w:rPr>
             <w:fldChar w:fldCharType="separate"/>
@@ -1822,7 +1786,7 @@
           </w:r>
           <w:r>
             <w:rPr>
-              <w:rFonts w:ascii="Calibri" w:hAnsi="Calibri" w:eastAsia="Calibri" w:cs="Calibri"/>
+              <w:rFonts w:ascii="Calibri" w:eastAsia="Calibri" w:hAnsi="Calibri" w:cs="Calibri"/>
               <w:szCs w:val="24"/>
             </w:rPr>
             <w:fldChar w:fldCharType="end"/>
@@ -1830,28 +1794,28 @@
         </w:p>
         <w:p>
           <w:pPr>
-            <w:pStyle w:val="17"/>
+            <w:pStyle w:val="TOC2"/>
             <w:tabs>
               <w:tab w:val="right" w:leader="dot" w:pos="8492"/>
             </w:tabs>
           </w:pPr>
           <w:r>
             <w:rPr>
-              <w:rFonts w:ascii="Calibri" w:hAnsi="Calibri" w:eastAsia="Calibri" w:cs="Calibri"/>
+              <w:rFonts w:ascii="Calibri" w:eastAsia="Calibri" w:hAnsi="Calibri" w:cs="Calibri"/>
               <w:szCs w:val="24"/>
             </w:rPr>
             <w:fldChar w:fldCharType="begin"/>
           </w:r>
           <w:r>
             <w:rPr>
-              <w:rFonts w:ascii="Calibri" w:hAnsi="Calibri" w:eastAsia="Calibri" w:cs="Calibri"/>
+              <w:rFonts w:ascii="Calibri" w:eastAsia="Calibri" w:hAnsi="Calibri" w:cs="Calibri"/>
               <w:szCs w:val="24"/>
             </w:rPr>
             <w:instrText xml:space="preserve"> HYPERLINK \l _Toc28614 </w:instrText>
           </w:r>
           <w:r>
             <w:rPr>
-              <w:rFonts w:ascii="Calibri" w:hAnsi="Calibri" w:eastAsia="Calibri" w:cs="Calibri"/>
+              <w:rFonts w:ascii="Calibri" w:eastAsia="Calibri" w:hAnsi="Calibri" w:cs="Calibri"/>
               <w:szCs w:val="24"/>
             </w:rPr>
             <w:fldChar w:fldCharType="separate"/>
@@ -1885,7 +1849,7 @@
           </w:r>
           <w:r>
             <w:rPr>
-              <w:rFonts w:ascii="Calibri" w:hAnsi="Calibri" w:eastAsia="Calibri" w:cs="Calibri"/>
+              <w:rFonts w:ascii="Calibri" w:eastAsia="Calibri" w:hAnsi="Calibri" w:cs="Calibri"/>
               <w:szCs w:val="24"/>
             </w:rPr>
             <w:fldChar w:fldCharType="end"/>
@@ -1893,28 +1857,28 @@
         </w:p>
         <w:p>
           <w:pPr>
-            <w:pStyle w:val="17"/>
+            <w:pStyle w:val="TOC2"/>
             <w:tabs>
               <w:tab w:val="right" w:leader="dot" w:pos="8492"/>
             </w:tabs>
           </w:pPr>
           <w:r>
             <w:rPr>
-              <w:rFonts w:ascii="Calibri" w:hAnsi="Calibri" w:eastAsia="Calibri" w:cs="Calibri"/>
+              <w:rFonts w:ascii="Calibri" w:eastAsia="Calibri" w:hAnsi="Calibri" w:cs="Calibri"/>
               <w:szCs w:val="24"/>
             </w:rPr>
             <w:fldChar w:fldCharType="begin"/>
           </w:r>
           <w:r>
             <w:rPr>
-              <w:rFonts w:ascii="Calibri" w:hAnsi="Calibri" w:eastAsia="Calibri" w:cs="Calibri"/>
+              <w:rFonts w:ascii="Calibri" w:eastAsia="Calibri" w:hAnsi="Calibri" w:cs="Calibri"/>
               <w:szCs w:val="24"/>
             </w:rPr>
             <w:instrText xml:space="preserve"> HYPERLINK \l _Toc18524 </w:instrText>
           </w:r>
           <w:r>
             <w:rPr>
-              <w:rFonts w:ascii="Calibri" w:hAnsi="Calibri" w:eastAsia="Calibri" w:cs="Calibri"/>
+              <w:rFonts w:ascii="Calibri" w:eastAsia="Calibri" w:hAnsi="Calibri" w:cs="Calibri"/>
               <w:szCs w:val="24"/>
             </w:rPr>
             <w:fldChar w:fldCharType="separate"/>
@@ -1948,7 +1912,7 @@
           </w:r>
           <w:r>
             <w:rPr>
-              <w:rFonts w:ascii="Calibri" w:hAnsi="Calibri" w:eastAsia="Calibri" w:cs="Calibri"/>
+              <w:rFonts w:ascii="Calibri" w:eastAsia="Calibri" w:hAnsi="Calibri" w:cs="Calibri"/>
               <w:szCs w:val="24"/>
             </w:rPr>
             <w:fldChar w:fldCharType="end"/>
@@ -1956,28 +1920,28 @@
         </w:p>
         <w:p>
           <w:pPr>
-            <w:pStyle w:val="16"/>
+            <w:pStyle w:val="TOC1"/>
             <w:tabs>
               <w:tab w:val="right" w:leader="dot" w:pos="8492"/>
             </w:tabs>
           </w:pPr>
           <w:r>
             <w:rPr>
-              <w:rFonts w:ascii="Calibri" w:hAnsi="Calibri" w:eastAsia="Calibri" w:cs="Calibri"/>
+              <w:rFonts w:ascii="Calibri" w:eastAsia="Calibri" w:hAnsi="Calibri" w:cs="Calibri"/>
               <w:szCs w:val="24"/>
             </w:rPr>
             <w:fldChar w:fldCharType="begin"/>
           </w:r>
           <w:r>
             <w:rPr>
-              <w:rFonts w:ascii="Calibri" w:hAnsi="Calibri" w:eastAsia="Calibri" w:cs="Calibri"/>
+              <w:rFonts w:ascii="Calibri" w:eastAsia="Calibri" w:hAnsi="Calibri" w:cs="Calibri"/>
               <w:szCs w:val="24"/>
             </w:rPr>
             <w:instrText xml:space="preserve"> HYPERLINK \l _Toc599 </w:instrText>
           </w:r>
           <w:r>
             <w:rPr>
-              <w:rFonts w:ascii="Calibri" w:hAnsi="Calibri" w:eastAsia="Calibri" w:cs="Calibri"/>
+              <w:rFonts w:ascii="Calibri" w:eastAsia="Calibri" w:hAnsi="Calibri" w:cs="Calibri"/>
               <w:szCs w:val="24"/>
             </w:rPr>
             <w:fldChar w:fldCharType="separate"/>
@@ -2011,7 +1975,7 @@
           </w:r>
           <w:r>
             <w:rPr>
-              <w:rFonts w:ascii="Calibri" w:hAnsi="Calibri" w:eastAsia="Calibri" w:cs="Calibri"/>
+              <w:rFonts w:ascii="Calibri" w:eastAsia="Calibri" w:hAnsi="Calibri" w:cs="Calibri"/>
               <w:szCs w:val="24"/>
             </w:rPr>
             <w:fldChar w:fldCharType="end"/>
@@ -2019,28 +1983,28 @@
         </w:p>
         <w:p>
           <w:pPr>
-            <w:pStyle w:val="17"/>
+            <w:pStyle w:val="TOC2"/>
             <w:tabs>
               <w:tab w:val="right" w:leader="dot" w:pos="8492"/>
             </w:tabs>
           </w:pPr>
           <w:r>
             <w:rPr>
-              <w:rFonts w:ascii="Calibri" w:hAnsi="Calibri" w:eastAsia="Calibri" w:cs="Calibri"/>
+              <w:rFonts w:ascii="Calibri" w:eastAsia="Calibri" w:hAnsi="Calibri" w:cs="Calibri"/>
               <w:szCs w:val="24"/>
             </w:rPr>
             <w:fldChar w:fldCharType="begin"/>
           </w:r>
           <w:r>
             <w:rPr>
-              <w:rFonts w:ascii="Calibri" w:hAnsi="Calibri" w:eastAsia="Calibri" w:cs="Calibri"/>
+              <w:rFonts w:ascii="Calibri" w:eastAsia="Calibri" w:hAnsi="Calibri" w:cs="Calibri"/>
               <w:szCs w:val="24"/>
             </w:rPr>
             <w:instrText xml:space="preserve"> HYPERLINK \l _Toc9632 </w:instrText>
           </w:r>
           <w:r>
             <w:rPr>
-              <w:rFonts w:ascii="Calibri" w:hAnsi="Calibri" w:eastAsia="Calibri" w:cs="Calibri"/>
+              <w:rFonts w:ascii="Calibri" w:eastAsia="Calibri" w:hAnsi="Calibri" w:cs="Calibri"/>
               <w:szCs w:val="24"/>
             </w:rPr>
             <w:fldChar w:fldCharType="separate"/>
@@ -2074,7 +2038,7 @@
           </w:r>
           <w:r>
             <w:rPr>
-              <w:rFonts w:ascii="Calibri" w:hAnsi="Calibri" w:eastAsia="Calibri" w:cs="Calibri"/>
+              <w:rFonts w:ascii="Calibri" w:eastAsia="Calibri" w:hAnsi="Calibri" w:cs="Calibri"/>
               <w:szCs w:val="24"/>
             </w:rPr>
             <w:fldChar w:fldCharType="end"/>
@@ -2082,28 +2046,28 @@
         </w:p>
         <w:p>
           <w:pPr>
-            <w:pStyle w:val="17"/>
+            <w:pStyle w:val="TOC2"/>
             <w:tabs>
               <w:tab w:val="right" w:leader="dot" w:pos="8492"/>
             </w:tabs>
           </w:pPr>
           <w:r>
             <w:rPr>
-              <w:rFonts w:ascii="Calibri" w:hAnsi="Calibri" w:eastAsia="Calibri" w:cs="Calibri"/>
+              <w:rFonts w:ascii="Calibri" w:eastAsia="Calibri" w:hAnsi="Calibri" w:cs="Calibri"/>
               <w:szCs w:val="24"/>
             </w:rPr>
             <w:fldChar w:fldCharType="begin"/>
           </w:r>
           <w:r>
             <w:rPr>
-              <w:rFonts w:ascii="Calibri" w:hAnsi="Calibri" w:eastAsia="Calibri" w:cs="Calibri"/>
+              <w:rFonts w:ascii="Calibri" w:eastAsia="Calibri" w:hAnsi="Calibri" w:cs="Calibri"/>
               <w:szCs w:val="24"/>
             </w:rPr>
             <w:instrText xml:space="preserve"> HYPERLINK \l _Toc12997 </w:instrText>
           </w:r>
           <w:r>
             <w:rPr>
-              <w:rFonts w:ascii="Calibri" w:hAnsi="Calibri" w:eastAsia="Calibri" w:cs="Calibri"/>
+              <w:rFonts w:ascii="Calibri" w:eastAsia="Calibri" w:hAnsi="Calibri" w:cs="Calibri"/>
               <w:szCs w:val="24"/>
             </w:rPr>
             <w:fldChar w:fldCharType="separate"/>
@@ -2137,7 +2101,7 @@
           </w:r>
           <w:r>
             <w:rPr>
-              <w:rFonts w:ascii="Calibri" w:hAnsi="Calibri" w:eastAsia="Calibri" w:cs="Calibri"/>
+              <w:rFonts w:ascii="Calibri" w:eastAsia="Calibri" w:hAnsi="Calibri" w:cs="Calibri"/>
               <w:szCs w:val="24"/>
             </w:rPr>
             <w:fldChar w:fldCharType="end"/>
@@ -2145,28 +2109,28 @@
         </w:p>
         <w:p>
           <w:pPr>
-            <w:pStyle w:val="17"/>
+            <w:pStyle w:val="TOC2"/>
             <w:tabs>
               <w:tab w:val="right" w:leader="dot" w:pos="8492"/>
             </w:tabs>
           </w:pPr>
           <w:r>
             <w:rPr>
-              <w:rFonts w:ascii="Calibri" w:hAnsi="Calibri" w:eastAsia="Calibri" w:cs="Calibri"/>
+              <w:rFonts w:ascii="Calibri" w:eastAsia="Calibri" w:hAnsi="Calibri" w:cs="Calibri"/>
               <w:szCs w:val="24"/>
             </w:rPr>
             <w:fldChar w:fldCharType="begin"/>
           </w:r>
           <w:r>
             <w:rPr>
-              <w:rFonts w:ascii="Calibri" w:hAnsi="Calibri" w:eastAsia="Calibri" w:cs="Calibri"/>
+              <w:rFonts w:ascii="Calibri" w:eastAsia="Calibri" w:hAnsi="Calibri" w:cs="Calibri"/>
               <w:szCs w:val="24"/>
             </w:rPr>
             <w:instrText xml:space="preserve"> HYPERLINK \l _Toc9801 </w:instrText>
           </w:r>
           <w:r>
             <w:rPr>
-              <w:rFonts w:ascii="Calibri" w:hAnsi="Calibri" w:eastAsia="Calibri" w:cs="Calibri"/>
+              <w:rFonts w:ascii="Calibri" w:eastAsia="Calibri" w:hAnsi="Calibri" w:cs="Calibri"/>
               <w:szCs w:val="24"/>
             </w:rPr>
             <w:fldChar w:fldCharType="separate"/>
@@ -2200,7 +2164,7 @@
           </w:r>
           <w:r>
             <w:rPr>
-              <w:rFonts w:ascii="Calibri" w:hAnsi="Calibri" w:eastAsia="Calibri" w:cs="Calibri"/>
+              <w:rFonts w:ascii="Calibri" w:eastAsia="Calibri" w:hAnsi="Calibri" w:cs="Calibri"/>
               <w:szCs w:val="24"/>
             </w:rPr>
             <w:fldChar w:fldCharType="end"/>
@@ -2208,28 +2172,28 @@
         </w:p>
         <w:p>
           <w:pPr>
-            <w:pStyle w:val="16"/>
+            <w:pStyle w:val="TOC1"/>
             <w:tabs>
               <w:tab w:val="right" w:leader="dot" w:pos="8492"/>
             </w:tabs>
           </w:pPr>
           <w:r>
             <w:rPr>
-              <w:rFonts w:ascii="Calibri" w:hAnsi="Calibri" w:eastAsia="Calibri" w:cs="Calibri"/>
+              <w:rFonts w:ascii="Calibri" w:eastAsia="Calibri" w:hAnsi="Calibri" w:cs="Calibri"/>
               <w:szCs w:val="24"/>
             </w:rPr>
             <w:fldChar w:fldCharType="begin"/>
           </w:r>
           <w:r>
             <w:rPr>
-              <w:rFonts w:ascii="Calibri" w:hAnsi="Calibri" w:eastAsia="Calibri" w:cs="Calibri"/>
+              <w:rFonts w:ascii="Calibri" w:eastAsia="Calibri" w:hAnsi="Calibri" w:cs="Calibri"/>
               <w:szCs w:val="24"/>
             </w:rPr>
             <w:instrText xml:space="preserve"> HYPERLINK \l _Toc15125 </w:instrText>
           </w:r>
           <w:r>
             <w:rPr>
-              <w:rFonts w:ascii="Calibri" w:hAnsi="Calibri" w:eastAsia="Calibri" w:cs="Calibri"/>
+              <w:rFonts w:ascii="Calibri" w:eastAsia="Calibri" w:hAnsi="Calibri" w:cs="Calibri"/>
               <w:szCs w:val="24"/>
             </w:rPr>
             <w:fldChar w:fldCharType="separate"/>
@@ -2263,7 +2227,7 @@
           </w:r>
           <w:r>
             <w:rPr>
-              <w:rFonts w:ascii="Calibri" w:hAnsi="Calibri" w:eastAsia="Calibri" w:cs="Calibri"/>
+              <w:rFonts w:ascii="Calibri" w:eastAsia="Calibri" w:hAnsi="Calibri" w:cs="Calibri"/>
               <w:szCs w:val="24"/>
             </w:rPr>
             <w:fldChar w:fldCharType="end"/>
@@ -2271,28 +2235,28 @@
         </w:p>
         <w:p>
           <w:pPr>
-            <w:pStyle w:val="17"/>
+            <w:pStyle w:val="TOC2"/>
             <w:tabs>
               <w:tab w:val="right" w:leader="dot" w:pos="8492"/>
             </w:tabs>
           </w:pPr>
           <w:r>
             <w:rPr>
-              <w:rFonts w:ascii="Calibri" w:hAnsi="Calibri" w:eastAsia="Calibri" w:cs="Calibri"/>
+              <w:rFonts w:ascii="Calibri" w:eastAsia="Calibri" w:hAnsi="Calibri" w:cs="Calibri"/>
               <w:szCs w:val="24"/>
             </w:rPr>
             <w:fldChar w:fldCharType="begin"/>
           </w:r>
           <w:r>
             <w:rPr>
-              <w:rFonts w:ascii="Calibri" w:hAnsi="Calibri" w:eastAsia="Calibri" w:cs="Calibri"/>
+              <w:rFonts w:ascii="Calibri" w:eastAsia="Calibri" w:hAnsi="Calibri" w:cs="Calibri"/>
               <w:szCs w:val="24"/>
             </w:rPr>
             <w:instrText xml:space="preserve"> HYPERLINK \l _Toc11798 </w:instrText>
           </w:r>
           <w:r>
             <w:rPr>
-              <w:rFonts w:ascii="Calibri" w:hAnsi="Calibri" w:eastAsia="Calibri" w:cs="Calibri"/>
+              <w:rFonts w:ascii="Calibri" w:eastAsia="Calibri" w:hAnsi="Calibri" w:cs="Calibri"/>
               <w:szCs w:val="24"/>
             </w:rPr>
             <w:fldChar w:fldCharType="separate"/>
@@ -2326,7 +2290,7 @@
           </w:r>
           <w:r>
             <w:rPr>
-              <w:rFonts w:ascii="Calibri" w:hAnsi="Calibri" w:eastAsia="Calibri" w:cs="Calibri"/>
+              <w:rFonts w:ascii="Calibri" w:eastAsia="Calibri" w:hAnsi="Calibri" w:cs="Calibri"/>
               <w:szCs w:val="24"/>
             </w:rPr>
             <w:fldChar w:fldCharType="end"/>
@@ -2334,28 +2298,28 @@
         </w:p>
         <w:p>
           <w:pPr>
-            <w:pStyle w:val="17"/>
+            <w:pStyle w:val="TOC2"/>
             <w:tabs>
               <w:tab w:val="right" w:leader="dot" w:pos="8492"/>
             </w:tabs>
           </w:pPr>
           <w:r>
             <w:rPr>
-              <w:rFonts w:ascii="Calibri" w:hAnsi="Calibri" w:eastAsia="Calibri" w:cs="Calibri"/>
+              <w:rFonts w:ascii="Calibri" w:eastAsia="Calibri" w:hAnsi="Calibri" w:cs="Calibri"/>
               <w:szCs w:val="24"/>
             </w:rPr>
             <w:fldChar w:fldCharType="begin"/>
           </w:r>
           <w:r>
             <w:rPr>
-              <w:rFonts w:ascii="Calibri" w:hAnsi="Calibri" w:eastAsia="Calibri" w:cs="Calibri"/>
+              <w:rFonts w:ascii="Calibri" w:eastAsia="Calibri" w:hAnsi="Calibri" w:cs="Calibri"/>
               <w:szCs w:val="24"/>
             </w:rPr>
             <w:instrText xml:space="preserve"> HYPERLINK \l _Toc661 </w:instrText>
           </w:r>
           <w:r>
             <w:rPr>
-              <w:rFonts w:ascii="Calibri" w:hAnsi="Calibri" w:eastAsia="Calibri" w:cs="Calibri"/>
+              <w:rFonts w:ascii="Calibri" w:eastAsia="Calibri" w:hAnsi="Calibri" w:cs="Calibri"/>
               <w:szCs w:val="24"/>
             </w:rPr>
             <w:fldChar w:fldCharType="separate"/>
@@ -2389,7 +2353,7 @@
           </w:r>
           <w:r>
             <w:rPr>
-              <w:rFonts w:ascii="Calibri" w:hAnsi="Calibri" w:eastAsia="Calibri" w:cs="Calibri"/>
+              <w:rFonts w:ascii="Calibri" w:eastAsia="Calibri" w:hAnsi="Calibri" w:cs="Calibri"/>
               <w:szCs w:val="24"/>
             </w:rPr>
             <w:fldChar w:fldCharType="end"/>
@@ -2397,28 +2361,28 @@
         </w:p>
         <w:p>
           <w:pPr>
-            <w:pStyle w:val="17"/>
+            <w:pStyle w:val="TOC2"/>
             <w:tabs>
               <w:tab w:val="right" w:leader="dot" w:pos="8492"/>
             </w:tabs>
           </w:pPr>
           <w:r>
             <w:rPr>
-              <w:rFonts w:ascii="Calibri" w:hAnsi="Calibri" w:eastAsia="Calibri" w:cs="Calibri"/>
+              <w:rFonts w:ascii="Calibri" w:eastAsia="Calibri" w:hAnsi="Calibri" w:cs="Calibri"/>
               <w:szCs w:val="24"/>
             </w:rPr>
             <w:fldChar w:fldCharType="begin"/>
           </w:r>
           <w:r>
             <w:rPr>
-              <w:rFonts w:ascii="Calibri" w:hAnsi="Calibri" w:eastAsia="Calibri" w:cs="Calibri"/>
+              <w:rFonts w:ascii="Calibri" w:eastAsia="Calibri" w:hAnsi="Calibri" w:cs="Calibri"/>
               <w:szCs w:val="24"/>
             </w:rPr>
             <w:instrText xml:space="preserve"> HYPERLINK \l _Toc30595 </w:instrText>
           </w:r>
           <w:r>
             <w:rPr>
-              <w:rFonts w:ascii="Calibri" w:hAnsi="Calibri" w:eastAsia="Calibri" w:cs="Calibri"/>
+              <w:rFonts w:ascii="Calibri" w:eastAsia="Calibri" w:hAnsi="Calibri" w:cs="Calibri"/>
               <w:szCs w:val="24"/>
             </w:rPr>
             <w:fldChar w:fldCharType="separate"/>
@@ -2452,7 +2416,7 @@
           </w:r>
           <w:r>
             <w:rPr>
-              <w:rFonts w:ascii="Calibri" w:hAnsi="Calibri" w:eastAsia="Calibri" w:cs="Calibri"/>
+              <w:rFonts w:ascii="Calibri" w:eastAsia="Calibri" w:hAnsi="Calibri" w:cs="Calibri"/>
               <w:szCs w:val="24"/>
             </w:rPr>
             <w:fldChar w:fldCharType="end"/>
@@ -2460,28 +2424,28 @@
         </w:p>
         <w:p>
           <w:pPr>
-            <w:pStyle w:val="13"/>
+            <w:pStyle w:val="TOC3"/>
             <w:tabs>
               <w:tab w:val="right" w:leader="dot" w:pos="8492"/>
             </w:tabs>
           </w:pPr>
           <w:r>
             <w:rPr>
-              <w:rFonts w:ascii="Calibri" w:hAnsi="Calibri" w:eastAsia="Calibri" w:cs="Calibri"/>
+              <w:rFonts w:ascii="Calibri" w:eastAsia="Calibri" w:hAnsi="Calibri" w:cs="Calibri"/>
               <w:szCs w:val="24"/>
             </w:rPr>
             <w:fldChar w:fldCharType="begin"/>
           </w:r>
           <w:r>
             <w:rPr>
-              <w:rFonts w:ascii="Calibri" w:hAnsi="Calibri" w:eastAsia="Calibri" w:cs="Calibri"/>
+              <w:rFonts w:ascii="Calibri" w:eastAsia="Calibri" w:hAnsi="Calibri" w:cs="Calibri"/>
               <w:szCs w:val="24"/>
             </w:rPr>
             <w:instrText xml:space="preserve"> HYPERLINK \l _Toc4266 </w:instrText>
           </w:r>
           <w:r>
             <w:rPr>
-              <w:rFonts w:ascii="Calibri" w:hAnsi="Calibri" w:eastAsia="Calibri" w:cs="Calibri"/>
+              <w:rFonts w:ascii="Calibri" w:eastAsia="Calibri" w:hAnsi="Calibri" w:cs="Calibri"/>
               <w:szCs w:val="24"/>
             </w:rPr>
             <w:fldChar w:fldCharType="separate"/>
@@ -2515,7 +2479,7 @@
           </w:r>
           <w:r>
             <w:rPr>
-              <w:rFonts w:ascii="Calibri" w:hAnsi="Calibri" w:eastAsia="Calibri" w:cs="Calibri"/>
+              <w:rFonts w:ascii="Calibri" w:eastAsia="Calibri" w:hAnsi="Calibri" w:cs="Calibri"/>
               <w:szCs w:val="24"/>
             </w:rPr>
             <w:fldChar w:fldCharType="end"/>
@@ -2523,28 +2487,28 @@
         </w:p>
         <w:p>
           <w:pPr>
-            <w:pStyle w:val="13"/>
+            <w:pStyle w:val="TOC3"/>
             <w:tabs>
               <w:tab w:val="right" w:leader="dot" w:pos="8492"/>
             </w:tabs>
           </w:pPr>
           <w:r>
             <w:rPr>
-              <w:rFonts w:ascii="Calibri" w:hAnsi="Calibri" w:eastAsia="Calibri" w:cs="Calibri"/>
+              <w:rFonts w:ascii="Calibri" w:eastAsia="Calibri" w:hAnsi="Calibri" w:cs="Calibri"/>
               <w:szCs w:val="24"/>
             </w:rPr>
             <w:fldChar w:fldCharType="begin"/>
           </w:r>
           <w:r>
             <w:rPr>
-              <w:rFonts w:ascii="Calibri" w:hAnsi="Calibri" w:eastAsia="Calibri" w:cs="Calibri"/>
+              <w:rFonts w:ascii="Calibri" w:eastAsia="Calibri" w:hAnsi="Calibri" w:cs="Calibri"/>
               <w:szCs w:val="24"/>
             </w:rPr>
             <w:instrText xml:space="preserve"> HYPERLINK \l _Toc12239 </w:instrText>
           </w:r>
           <w:r>
             <w:rPr>
-              <w:rFonts w:ascii="Calibri" w:hAnsi="Calibri" w:eastAsia="Calibri" w:cs="Calibri"/>
+              <w:rFonts w:ascii="Calibri" w:eastAsia="Calibri" w:hAnsi="Calibri" w:cs="Calibri"/>
               <w:szCs w:val="24"/>
             </w:rPr>
             <w:fldChar w:fldCharType="separate"/>
@@ -2578,7 +2542,7 @@
           </w:r>
           <w:r>
             <w:rPr>
-              <w:rFonts w:ascii="Calibri" w:hAnsi="Calibri" w:eastAsia="Calibri" w:cs="Calibri"/>
+              <w:rFonts w:ascii="Calibri" w:eastAsia="Calibri" w:hAnsi="Calibri" w:cs="Calibri"/>
               <w:szCs w:val="24"/>
             </w:rPr>
             <w:fldChar w:fldCharType="end"/>
@@ -2588,7 +2552,7 @@
           <w:pPr>
             <w:spacing w:line="327" w:lineRule="exact"/>
             <w:rPr>
-              <w:rFonts w:ascii="Calibri" w:hAnsi="Calibri" w:eastAsia="Calibri" w:cs="Calibri"/>
+              <w:rFonts w:ascii="Calibri" w:eastAsia="Calibri" w:hAnsi="Calibri" w:cs="Calibri"/>
               <w:snapToGrid w:val="0"/>
               <w:color w:val="000000"/>
               <w:kern w:val="0"/>
@@ -2599,7 +2563,7 @@
           </w:pPr>
           <w:r>
             <w:rPr>
-              <w:rFonts w:ascii="Calibri" w:hAnsi="Calibri" w:eastAsia="Calibri" w:cs="Calibri"/>
+              <w:rFonts w:ascii="Calibri" w:eastAsia="Calibri" w:hAnsi="Calibri" w:cs="Calibri"/>
               <w:szCs w:val="24"/>
             </w:rPr>
             <w:fldChar w:fldCharType="end"/>
@@ -2611,7 +2575,7 @@
       <w:pPr>
         <w:spacing w:line="327" w:lineRule="exact"/>
         <w:rPr>
-          <w:rFonts w:ascii="Calibri" w:hAnsi="Calibri" w:eastAsia="Calibri" w:cs="Calibri"/>
+          <w:rFonts w:ascii="Calibri" w:eastAsia="Calibri" w:hAnsi="Calibri" w:cs="Calibri"/>
           <w:snapToGrid w:val="0"/>
           <w:color w:val="000000"/>
           <w:kern w:val="0"/>
@@ -2622,20 +2586,20 @@
         <w:sectPr>
           <w:pgSz w:w="11906" w:h="16839"/>
           <w:pgMar w:top="1431" w:right="1710" w:bottom="0" w:left="1704" w:header="0" w:footer="0" w:gutter="0"/>
-          <w:cols w:space="720" w:num="1"/>
+          <w:cols w:num="1" w:space="720"/>
         </w:sectPr>
       </w:pPr>
     </w:p>
     <w:p>
       <w:pPr>
-        <w:pStyle w:val="26"/>
+        <w:pStyle w:val="1"/>
         <w:bidi w:val="0"/>
       </w:pPr>
-      <w:bookmarkStart w:id="3" w:name="_Toc23239"/>
+      <w:bookmarkStart w:id="4" w:name="_Toc23239"/>
       <w:r>
         <w:t>目的</w:t>
       </w:r>
-      <w:bookmarkEnd w:id="3"/>
+      <w:bookmarkEnd w:id="4"/>
     </w:p>
     <w:p>
       <w:pPr>
@@ -2653,18 +2617,18 @@
         <w:adjustRightInd w:val="0"/>
         <w:snapToGrid w:val="0"/>
         <w:spacing w:line="360" w:lineRule="auto"/>
-        <w:ind w:left="0" w:right="0" w:firstLine="476" w:firstLineChars="200"/>
+        <w:ind w:left="0" w:right="0" w:firstLine="420" w:firstLineChars="200"/>
         <w:jc w:val="both"/>
         <w:textAlignment w:val="baseline"/>
         <w:rPr>
-          <w:rFonts w:ascii="宋体" w:hAnsi="宋体" w:eastAsia="宋体" w:cs="宋体"/>
-          <w:sz w:val="24"/>
-          <w:szCs w:val="24"/>
-        </w:rPr>
-      </w:pPr>
-      <w:r>
-        <w:rPr>
-          <w:rFonts w:ascii="宋体" w:hAnsi="宋体" w:eastAsia="宋体" w:cs="宋体"/>
+          <w:rFonts w:ascii="宋体" w:eastAsia="宋体" w:hAnsi="宋体" w:cs="宋体"/>
+          <w:sz w:val="24"/>
+          <w:szCs w:val="24"/>
+        </w:rPr>
+      </w:pPr>
+      <w:r>
+        <w:rPr>
+          <w:rFonts w:ascii="宋体" w:eastAsia="宋体" w:hAnsi="宋体" w:cs="宋体"/>
           <w:spacing w:val="-1"/>
           <w:sz w:val="24"/>
           <w:szCs w:val="24"/>
@@ -2673,7 +2637,7 @@
       </w:r>
       <w:r>
         <w:rPr>
-          <w:rFonts w:ascii="宋体" w:hAnsi="宋体" w:eastAsia="宋体" w:cs="宋体"/>
+          <w:rFonts w:ascii="宋体" w:eastAsia="宋体" w:hAnsi="宋体" w:cs="宋体"/>
           <w:sz w:val="24"/>
           <w:szCs w:val="24"/>
         </w:rPr>
@@ -2681,7 +2645,7 @@
       </w:r>
       <w:r>
         <w:rPr>
-          <w:rFonts w:ascii="宋体" w:hAnsi="宋体" w:eastAsia="宋体" w:cs="宋体"/>
+          <w:rFonts w:ascii="宋体" w:eastAsia="宋体" w:hAnsi="宋体" w:cs="宋体"/>
           <w:spacing w:val="-1"/>
           <w:sz w:val="24"/>
           <w:szCs w:val="24"/>
@@ -2690,7 +2654,7 @@
       </w:r>
       <w:r>
         <w:rPr>
-          <w:rFonts w:ascii="宋体" w:hAnsi="宋体" w:eastAsia="宋体" w:cs="宋体"/>
+          <w:rFonts w:ascii="宋体" w:eastAsia="宋体" w:hAnsi="宋体" w:cs="宋体"/>
           <w:spacing w:val="-2"/>
           <w:sz w:val="24"/>
           <w:szCs w:val="24"/>
@@ -2700,14 +2664,14 @@
     </w:p>
     <w:p>
       <w:pPr>
-        <w:pStyle w:val="26"/>
+        <w:pStyle w:val="1"/>
         <w:bidi w:val="0"/>
       </w:pPr>
-      <w:bookmarkStart w:id="4" w:name="_Toc19928"/>
+      <w:bookmarkStart w:id="5" w:name="_Toc19928"/>
       <w:r>
         <w:t>适用范围</w:t>
       </w:r>
-      <w:bookmarkEnd w:id="4"/>
+      <w:bookmarkEnd w:id="5"/>
     </w:p>
     <w:p>
       <w:pPr>
@@ -2725,38 +2689,38 @@
         <w:adjustRightInd w:val="0"/>
         <w:snapToGrid w:val="0"/>
         <w:spacing w:line="360" w:lineRule="auto"/>
-        <w:ind w:left="0" w:right="0" w:firstLine="480" w:firstLineChars="200"/>
+        <w:ind w:left="0" w:right="0" w:firstLine="420" w:firstLineChars="200"/>
         <w:jc w:val="both"/>
         <w:textAlignment w:val="baseline"/>
         <w:rPr>
-          <w:rFonts w:ascii="宋体" w:hAnsi="宋体" w:eastAsia="宋体" w:cs="宋体"/>
-          <w:sz w:val="24"/>
-          <w:szCs w:val="24"/>
-        </w:rPr>
-      </w:pPr>
-      <w:r>
-        <w:rPr>
-          <w:rFonts w:ascii="宋体" w:hAnsi="宋体" w:eastAsia="宋体" w:cs="宋体"/>
-          <w:sz w:val="24"/>
-          <w:szCs w:val="24"/>
-        </w:rPr>
-        <w:t>本程序适用于甘肃国邦信息科技有限公司运维服务业务，用于服务实施全过程的检查与审计。</w:t>
+          <w:rFonts w:ascii="宋体" w:eastAsia="宋体" w:hAnsi="宋体" w:cs="宋体"/>
+          <w:sz w:val="24"/>
+          <w:szCs w:val="24"/>
+        </w:rPr>
+      </w:pPr>
+      <w:r>
+        <w:rPr>
+          <w:rFonts w:ascii="宋体" w:eastAsia="宋体" w:hAnsi="宋体" w:cs="宋体"/>
+          <w:sz w:val="24"/>
+          <w:szCs w:val="24"/>
+        </w:rPr>
+        <w:t>本程序适用于中达丰集团有限公司运维服务业务，用于服务实施全过程的检查与审计。</w:t>
       </w:r>
     </w:p>
     <w:p>
       <w:pPr>
-        <w:pStyle w:val="26"/>
+        <w:pStyle w:val="1"/>
         <w:bidi w:val="0"/>
       </w:pPr>
-      <w:bookmarkStart w:id="5" w:name="_Toc31174"/>
+      <w:bookmarkStart w:id="6" w:name="_Toc31174"/>
       <w:r>
         <w:t>引用文件</w:t>
       </w:r>
-      <w:bookmarkEnd w:id="5"/>
+      <w:bookmarkEnd w:id="6"/>
     </w:p>
     <w:p>
       <w:pPr>
-        <w:pStyle w:val="12"/>
+        <w:pStyle w:val="BodyText"/>
         <w:keepNext w:val="0"/>
         <w:keepLines w:val="0"/>
         <w:pageBreakBefore w:val="0"/>
@@ -2775,10 +2739,10 @@
         <w:adjustRightInd w:val="0"/>
         <w:snapToGrid w:val="0"/>
         <w:spacing w:line="360" w:lineRule="auto"/>
-        <w:ind w:left="425" w:leftChars="0" w:right="0" w:hanging="425" w:firstLineChars="0"/>
+        <w:ind w:left="425" w:right="0" w:hanging="425" w:leftChars="0" w:firstLineChars="0"/>
         <w:textAlignment w:val="baseline"/>
         <w:rPr>
-          <w:rFonts w:ascii="宋体" w:hAnsi="宋体" w:eastAsia="宋体" w:cs="宋体"/>
+          <w:rFonts w:ascii="宋体" w:eastAsia="宋体" w:hAnsi="宋体" w:cs="宋体"/>
           <w:sz w:val="24"/>
           <w:szCs w:val="24"/>
         </w:rPr>
@@ -2804,7 +2768,7 @@
       </w:r>
       <w:r>
         <w:rPr>
-          <w:rFonts w:ascii="宋体" w:hAnsi="宋体" w:eastAsia="宋体" w:cs="宋体"/>
+          <w:rFonts w:ascii="宋体" w:eastAsia="宋体" w:hAnsi="宋体" w:cs="宋体"/>
           <w:spacing w:val="-1"/>
           <w:position w:val="1"/>
           <w:sz w:val="24"/>
@@ -2814,7 +2778,7 @@
       </w:r>
       <w:r>
         <w:rPr>
-          <w:rFonts w:ascii="宋体" w:hAnsi="宋体" w:eastAsia="宋体" w:cs="宋体"/>
+          <w:rFonts w:ascii="宋体" w:eastAsia="宋体" w:hAnsi="宋体" w:cs="宋体"/>
           <w:spacing w:val="-2"/>
           <w:position w:val="1"/>
           <w:sz w:val="24"/>
@@ -2825,7 +2789,7 @@
     </w:p>
     <w:p>
       <w:pPr>
-        <w:pStyle w:val="12"/>
+        <w:pStyle w:val="BodyText"/>
         <w:keepNext w:val="0"/>
         <w:keepLines w:val="0"/>
         <w:pageBreakBefore w:val="0"/>
@@ -2844,11 +2808,11 @@
         <w:adjustRightInd w:val="0"/>
         <w:snapToGrid w:val="0"/>
         <w:spacing w:line="360" w:lineRule="auto"/>
-        <w:ind w:left="425" w:leftChars="0" w:right="0" w:hanging="425" w:firstLineChars="0"/>
+        <w:ind w:left="425" w:right="0" w:hanging="425" w:leftChars="0" w:firstLineChars="0"/>
         <w:jc w:val="both"/>
         <w:textAlignment w:val="baseline"/>
         <w:rPr>
-          <w:rFonts w:ascii="宋体" w:hAnsi="宋体" w:eastAsia="宋体" w:cs="宋体"/>
+          <w:rFonts w:ascii="宋体" w:eastAsia="宋体" w:hAnsi="宋体" w:cs="宋体"/>
           <w:sz w:val="24"/>
           <w:szCs w:val="24"/>
         </w:rPr>
@@ -2864,7 +2828,7 @@
       </w:r>
       <w:r>
         <w:rPr>
-          <w:rFonts w:ascii="宋体" w:hAnsi="宋体" w:eastAsia="宋体" w:cs="宋体"/>
+          <w:rFonts w:ascii="宋体" w:eastAsia="宋体" w:hAnsi="宋体" w:cs="宋体"/>
           <w:spacing w:val="-1"/>
           <w:position w:val="1"/>
           <w:sz w:val="24"/>
@@ -2874,7 +2838,7 @@
       </w:r>
       <w:r>
         <w:rPr>
-          <w:rFonts w:ascii="宋体" w:hAnsi="宋体" w:eastAsia="宋体" w:cs="宋体"/>
+          <w:rFonts w:ascii="宋体" w:eastAsia="宋体" w:hAnsi="宋体" w:cs="宋体"/>
           <w:spacing w:val="-2"/>
           <w:position w:val="1"/>
           <w:sz w:val="24"/>
@@ -2884,7 +2848,7 @@
       </w:r>
       <w:r>
         <w:rPr>
-          <w:rFonts w:ascii="宋体" w:hAnsi="宋体" w:eastAsia="宋体" w:cs="宋体"/>
+          <w:rFonts w:ascii="宋体" w:eastAsia="宋体" w:hAnsi="宋体" w:cs="宋体"/>
           <w:spacing w:val="-34"/>
           <w:position w:val="1"/>
           <w:sz w:val="24"/>
@@ -2903,7 +2867,7 @@
       </w:r>
       <w:r>
         <w:rPr>
-          <w:rFonts w:ascii="宋体" w:hAnsi="宋体" w:eastAsia="宋体" w:cs="宋体"/>
+          <w:rFonts w:ascii="宋体" w:eastAsia="宋体" w:hAnsi="宋体" w:cs="宋体"/>
           <w:spacing w:val="-2"/>
           <w:position w:val="1"/>
           <w:sz w:val="24"/>
@@ -2914,7 +2878,7 @@
     </w:p>
     <w:p>
       <w:pPr>
-        <w:pStyle w:val="12"/>
+        <w:pStyle w:val="BodyText"/>
         <w:keepNext w:val="0"/>
         <w:keepLines w:val="0"/>
         <w:pageBreakBefore w:val="0"/>
@@ -2933,10 +2897,10 @@
         <w:adjustRightInd w:val="0"/>
         <w:snapToGrid w:val="0"/>
         <w:spacing w:line="360" w:lineRule="auto"/>
-        <w:ind w:left="425" w:leftChars="0" w:right="0" w:hanging="425" w:firstLineChars="0"/>
+        <w:ind w:left="425" w:right="0" w:hanging="425" w:leftChars="0" w:firstLineChars="0"/>
         <w:textAlignment w:val="baseline"/>
         <w:rPr>
-          <w:rFonts w:ascii="宋体" w:hAnsi="宋体" w:eastAsia="宋体" w:cs="宋体"/>
+          <w:rFonts w:ascii="宋体" w:eastAsia="宋体" w:hAnsi="宋体" w:cs="宋体"/>
           <w:sz w:val="24"/>
           <w:szCs w:val="24"/>
         </w:rPr>
@@ -2952,7 +2916,7 @@
       </w:r>
       <w:r>
         <w:rPr>
-          <w:rFonts w:ascii="宋体" w:hAnsi="宋体" w:eastAsia="宋体" w:cs="宋体"/>
+          <w:rFonts w:ascii="宋体" w:eastAsia="宋体" w:hAnsi="宋体" w:cs="宋体"/>
           <w:spacing w:val="-1"/>
           <w:position w:val="1"/>
           <w:sz w:val="24"/>
@@ -2963,7 +2927,7 @@
     </w:p>
     <w:p>
       <w:pPr>
-        <w:pStyle w:val="12"/>
+        <w:pStyle w:val="BodyText"/>
         <w:keepNext w:val="0"/>
         <w:keepLines w:val="0"/>
         <w:pageBreakBefore w:val="0"/>
@@ -2982,10 +2946,10 @@
         <w:adjustRightInd w:val="0"/>
         <w:snapToGrid w:val="0"/>
         <w:spacing w:line="360" w:lineRule="auto"/>
-        <w:ind w:left="425" w:leftChars="0" w:right="0" w:hanging="425" w:firstLineChars="0"/>
+        <w:ind w:left="425" w:right="0" w:hanging="425" w:leftChars="0" w:firstLineChars="0"/>
         <w:textAlignment w:val="baseline"/>
         <w:rPr>
-          <w:rFonts w:ascii="宋体" w:hAnsi="宋体" w:eastAsia="宋体" w:cs="宋体"/>
+          <w:rFonts w:ascii="宋体" w:eastAsia="宋体" w:hAnsi="宋体" w:cs="宋体"/>
           <w:sz w:val="24"/>
           <w:szCs w:val="24"/>
         </w:rPr>
@@ -3001,7 +2965,7 @@
       </w:r>
       <w:r>
         <w:rPr>
-          <w:rFonts w:ascii="宋体" w:hAnsi="宋体" w:eastAsia="宋体" w:cs="宋体"/>
+          <w:rFonts w:ascii="宋体" w:eastAsia="宋体" w:hAnsi="宋体" w:cs="宋体"/>
           <w:spacing w:val="-1"/>
           <w:position w:val="1"/>
           <w:sz w:val="24"/>
@@ -3011,7 +2975,7 @@
       </w:r>
       <w:r>
         <w:rPr>
-          <w:rFonts w:ascii="宋体" w:hAnsi="宋体" w:eastAsia="宋体" w:cs="宋体"/>
+          <w:rFonts w:ascii="宋体" w:eastAsia="宋体" w:hAnsi="宋体" w:cs="宋体"/>
           <w:spacing w:val="-53"/>
           <w:position w:val="1"/>
           <w:sz w:val="24"/>
@@ -3030,7 +2994,7 @@
       </w:r>
       <w:r>
         <w:rPr>
-          <w:rFonts w:ascii="宋体" w:hAnsi="宋体" w:eastAsia="宋体" w:cs="宋体"/>
+          <w:rFonts w:ascii="宋体" w:eastAsia="宋体" w:hAnsi="宋体" w:cs="宋体"/>
           <w:spacing w:val="-1"/>
           <w:position w:val="1"/>
           <w:sz w:val="24"/>
@@ -3049,7 +3013,7 @@
       </w:r>
       <w:r>
         <w:rPr>
-          <w:rFonts w:ascii="宋体" w:hAnsi="宋体" w:eastAsia="宋体" w:cs="宋体"/>
+          <w:rFonts w:ascii="宋体" w:eastAsia="宋体" w:hAnsi="宋体" w:cs="宋体"/>
           <w:spacing w:val="-1"/>
           <w:position w:val="1"/>
           <w:sz w:val="24"/>
@@ -3060,7 +3024,7 @@
     </w:p>
     <w:p>
       <w:pPr>
-        <w:pStyle w:val="12"/>
+        <w:pStyle w:val="BodyText"/>
         <w:keepNext w:val="0"/>
         <w:keepLines w:val="0"/>
         <w:pageBreakBefore w:val="0"/>
@@ -3079,10 +3043,10 @@
         <w:adjustRightInd w:val="0"/>
         <w:snapToGrid w:val="0"/>
         <w:spacing w:line="360" w:lineRule="auto"/>
-        <w:ind w:left="425" w:leftChars="0" w:right="0" w:hanging="425" w:firstLineChars="0"/>
+        <w:ind w:left="425" w:right="0" w:hanging="425" w:leftChars="0" w:firstLineChars="0"/>
         <w:textAlignment w:val="baseline"/>
         <w:rPr>
-          <w:rFonts w:ascii="宋体" w:hAnsi="宋体" w:eastAsia="宋体" w:cs="宋体"/>
+          <w:rFonts w:ascii="宋体" w:eastAsia="宋体" w:hAnsi="宋体" w:cs="宋体"/>
           <w:sz w:val="24"/>
           <w:szCs w:val="24"/>
         </w:rPr>
@@ -3122,7 +3086,7 @@
       </w:r>
       <w:r>
         <w:rPr>
-          <w:rFonts w:ascii="宋体" w:hAnsi="宋体" w:eastAsia="宋体" w:cs="宋体"/>
+          <w:rFonts w:ascii="宋体" w:eastAsia="宋体" w:hAnsi="宋体" w:cs="宋体"/>
           <w:spacing w:val="-2"/>
           <w:sz w:val="24"/>
           <w:szCs w:val="24"/>
@@ -3131,7 +3095,7 @@
       </w:r>
       <w:r>
         <w:rPr>
-          <w:rFonts w:ascii="宋体" w:hAnsi="宋体" w:eastAsia="宋体" w:cs="宋体"/>
+          <w:rFonts w:ascii="宋体" w:eastAsia="宋体" w:hAnsi="宋体" w:cs="宋体"/>
           <w:spacing w:val="63"/>
           <w:sz w:val="24"/>
           <w:szCs w:val="24"/>
@@ -3140,7 +3104,7 @@
       </w:r>
       <w:r>
         <w:rPr>
-          <w:rFonts w:ascii="宋体" w:hAnsi="宋体" w:eastAsia="宋体" w:cs="宋体"/>
+          <w:rFonts w:ascii="宋体" w:eastAsia="宋体" w:hAnsi="宋体" w:cs="宋体"/>
           <w:spacing w:val="-2"/>
           <w:sz w:val="24"/>
           <w:szCs w:val="24"/>
@@ -3149,7 +3113,7 @@
       </w:r>
       <w:r>
         <w:rPr>
-          <w:rFonts w:ascii="宋体" w:hAnsi="宋体" w:eastAsia="宋体" w:cs="宋体"/>
+          <w:rFonts w:ascii="宋体" w:eastAsia="宋体" w:hAnsi="宋体" w:cs="宋体"/>
           <w:spacing w:val="52"/>
           <w:sz w:val="24"/>
           <w:szCs w:val="24"/>
@@ -3158,7 +3122,7 @@
       </w:r>
       <w:r>
         <w:rPr>
-          <w:rFonts w:ascii="宋体" w:hAnsi="宋体" w:eastAsia="宋体" w:cs="宋体"/>
+          <w:rFonts w:ascii="宋体" w:eastAsia="宋体" w:hAnsi="宋体" w:cs="宋体"/>
           <w:spacing w:val="-2"/>
           <w:sz w:val="24"/>
           <w:szCs w:val="24"/>
@@ -3167,7 +3131,7 @@
       </w:r>
       <w:r>
         <w:rPr>
-          <w:rFonts w:ascii="宋体" w:hAnsi="宋体" w:eastAsia="宋体" w:cs="宋体"/>
+          <w:rFonts w:ascii="宋体" w:eastAsia="宋体" w:hAnsi="宋体" w:cs="宋体"/>
           <w:spacing w:val="-50"/>
           <w:sz w:val="24"/>
           <w:szCs w:val="24"/>
@@ -3184,7 +3148,7 @@
       </w:r>
       <w:r>
         <w:rPr>
-          <w:rFonts w:ascii="宋体" w:hAnsi="宋体" w:eastAsia="宋体" w:cs="宋体"/>
+          <w:rFonts w:ascii="宋体" w:eastAsia="宋体" w:hAnsi="宋体" w:cs="宋体"/>
           <w:spacing w:val="-2"/>
           <w:sz w:val="24"/>
           <w:szCs w:val="24"/>
@@ -3201,7 +3165,7 @@
       </w:r>
       <w:r>
         <w:rPr>
-          <w:rFonts w:ascii="宋体" w:hAnsi="宋体" w:eastAsia="宋体" w:cs="宋体"/>
+          <w:rFonts w:ascii="宋体" w:eastAsia="宋体" w:hAnsi="宋体" w:cs="宋体"/>
           <w:spacing w:val="-2"/>
           <w:sz w:val="24"/>
           <w:szCs w:val="24"/>
@@ -3210,7 +3174,7 @@
       </w:r>
       <w:r>
         <w:rPr>
-          <w:rFonts w:ascii="宋体" w:hAnsi="宋体" w:eastAsia="宋体" w:cs="宋体"/>
+          <w:rFonts w:ascii="宋体" w:eastAsia="宋体" w:hAnsi="宋体" w:cs="宋体"/>
           <w:spacing w:val="-7"/>
           <w:sz w:val="24"/>
           <w:szCs w:val="24"/>
@@ -3220,7 +3184,7 @@
     </w:p>
     <w:p>
       <w:pPr>
-        <w:pStyle w:val="12"/>
+        <w:pStyle w:val="BodyText"/>
         <w:keepNext w:val="0"/>
         <w:keepLines w:val="0"/>
         <w:pageBreakBefore w:val="0"/>
@@ -3239,17 +3203,17 @@
         <w:adjustRightInd w:val="0"/>
         <w:snapToGrid w:val="0"/>
         <w:spacing w:line="360" w:lineRule="auto"/>
-        <w:ind w:left="425" w:leftChars="0" w:right="0" w:hanging="425" w:firstLineChars="0"/>
+        <w:ind w:left="425" w:right="0" w:hanging="425" w:leftChars="0" w:firstLineChars="0"/>
         <w:textAlignment w:val="baseline"/>
         <w:rPr>
-          <w:rFonts w:ascii="宋体" w:hAnsi="宋体" w:eastAsia="宋体" w:cs="宋体"/>
-          <w:sz w:val="24"/>
-          <w:szCs w:val="24"/>
-        </w:rPr>
-      </w:pPr>
-      <w:r>
-        <w:rPr>
-          <w:rFonts w:ascii="宋体" w:hAnsi="宋体" w:eastAsia="宋体" w:cs="宋体"/>
+          <w:rFonts w:ascii="宋体" w:eastAsia="宋体" w:hAnsi="宋体" w:cs="宋体"/>
+          <w:sz w:val="24"/>
+          <w:szCs w:val="24"/>
+        </w:rPr>
+      </w:pPr>
+      <w:r>
+        <w:rPr>
+          <w:rFonts w:ascii="宋体" w:eastAsia="宋体" w:hAnsi="宋体" w:cs="宋体"/>
           <w:spacing w:val="-5"/>
           <w:position w:val="1"/>
           <w:sz w:val="24"/>
@@ -3260,62 +3224,62 @@
     </w:p>
     <w:p>
       <w:pPr>
-        <w:pStyle w:val="26"/>
+        <w:pStyle w:val="1"/>
         <w:bidi w:val="0"/>
       </w:pPr>
-      <w:bookmarkStart w:id="6" w:name="_Toc5519"/>
+      <w:bookmarkStart w:id="7" w:name="_Toc5519"/>
       <w:r>
         <w:t>术语与定义</w:t>
-      </w:r>
-      <w:bookmarkEnd w:id="6"/>
-    </w:p>
-    <w:p>
-      <w:pPr>
-        <w:spacing w:before="172" w:line="220" w:lineRule="auto"/>
-        <w:ind w:left="505"/>
-        <w:rPr>
-          <w:rFonts w:ascii="宋体" w:hAnsi="宋体" w:eastAsia="宋体" w:cs="宋体"/>
-          <w:sz w:val="24"/>
-          <w:szCs w:val="24"/>
-        </w:rPr>
-      </w:pPr>
-      <w:r>
-        <w:rPr>
-          <w:rFonts w:ascii="宋体" w:hAnsi="宋体" w:eastAsia="宋体" w:cs="宋体"/>
-          <w:sz w:val="24"/>
-          <w:szCs w:val="24"/>
-        </w:rPr>
-        <w:t>无</w:t>
-      </w:r>
-    </w:p>
-    <w:p>
-      <w:pPr>
-        <w:pStyle w:val="26"/>
-        <w:bidi w:val="0"/>
-      </w:pPr>
-      <w:bookmarkStart w:id="7" w:name="_Toc5801"/>
-      <w:r>
-        <w:t>角色与职责</w:t>
       </w:r>
       <w:bookmarkEnd w:id="7"/>
     </w:p>
     <w:p>
       <w:pPr>
+        <w:spacing w:before="172" w:line="220" w:lineRule="auto"/>
+        <w:ind w:left="505"/>
+        <w:rPr>
+          <w:rFonts w:ascii="宋体" w:eastAsia="宋体" w:hAnsi="宋体" w:cs="宋体"/>
+          <w:sz w:val="24"/>
+          <w:szCs w:val="24"/>
+        </w:rPr>
+      </w:pPr>
+      <w:r>
+        <w:rPr>
+          <w:rFonts w:ascii="宋体" w:eastAsia="宋体" w:hAnsi="宋体" w:cs="宋体"/>
+          <w:sz w:val="24"/>
+          <w:szCs w:val="24"/>
+        </w:rPr>
+        <w:t>无</w:t>
+      </w:r>
+    </w:p>
+    <w:p>
+      <w:pPr>
+        <w:pStyle w:val="1"/>
+        <w:bidi w:val="0"/>
+      </w:pPr>
+      <w:bookmarkStart w:id="8" w:name="_Toc5801"/>
+      <w:r>
+        <w:t>角色与职责</w:t>
+      </w:r>
+      <w:bookmarkEnd w:id="8"/>
+    </w:p>
+    <w:p>
+      <w:pPr>
         <w:spacing w:before="128"/>
       </w:pPr>
     </w:p>
     <w:tbl>
       <w:tblPr>
-        <w:tblStyle w:val="24"/>
+        <w:tblStyle w:val="TableNormal0"/>
         <w:tblW w:w="7655" w:type="dxa"/>
         <w:tblInd w:w="553" w:type="dxa"/>
         <w:tblBorders>
-          <w:top w:val="single" w:color="000000" w:sz="4" w:space="0"/>
-          <w:left w:val="single" w:color="000000" w:sz="4" w:space="0"/>
-          <w:bottom w:val="single" w:color="000000" w:sz="4" w:space="0"/>
-          <w:right w:val="single" w:color="000000" w:sz="4" w:space="0"/>
-          <w:insideH w:val="single" w:color="000000" w:sz="4" w:space="0"/>
-          <w:insideV w:val="single" w:color="000000" w:sz="4" w:space="0"/>
+          <w:top w:val="single" w:sz="4" w:space="0" w:color="000000"/>
+          <w:left w:val="single" w:sz="4" w:space="0" w:color="000000"/>
+          <w:bottom w:val="single" w:sz="4" w:space="0" w:color="000000"/>
+          <w:right w:val="single" w:sz="4" w:space="0" w:color="000000"/>
+          <w:insideH w:val="single" w:sz="4" w:space="0" w:color="000000"/>
+          <w:insideV w:val="single" w:sz="4" w:space="0" w:color="000000"/>
         </w:tblBorders>
         <w:tblLayout w:type="fixed"/>
         <w:tblCellMar>
@@ -3331,14 +3295,17 @@
       </w:tblGrid>
       <w:tr>
         <w:tblPrEx>
+          <w:tblW w:w="7655" w:type="dxa"/>
+          <w:tblInd w:w="553" w:type="dxa"/>
           <w:tblBorders>
-            <w:top w:val="single" w:color="000000" w:sz="4" w:space="0"/>
-            <w:left w:val="single" w:color="000000" w:sz="4" w:space="0"/>
-            <w:bottom w:val="single" w:color="000000" w:sz="4" w:space="0"/>
-            <w:right w:val="single" w:color="000000" w:sz="4" w:space="0"/>
-            <w:insideH w:val="single" w:color="000000" w:sz="4" w:space="0"/>
-            <w:insideV w:val="single" w:color="000000" w:sz="4" w:space="0"/>
+            <w:top w:val="single" w:sz="4" w:space="0" w:color="000000"/>
+            <w:left w:val="single" w:sz="4" w:space="0" w:color="000000"/>
+            <w:bottom w:val="single" w:sz="4" w:space="0" w:color="000000"/>
+            <w:right w:val="single" w:sz="4" w:space="0" w:color="000000"/>
+            <w:insideH w:val="single" w:sz="4" w:space="0" w:color="000000"/>
+            <w:insideV w:val="single" w:sz="4" w:space="0" w:color="000000"/>
           </w:tblBorders>
+          <w:tblLayout w:type="fixed"/>
           <w:tblCellMar>
             <w:top w:w="0" w:type="dxa"/>
             <w:left w:w="0" w:type="dxa"/>
@@ -3347,7 +3314,7 @@
           </w:tblCellMar>
         </w:tblPrEx>
         <w:trPr>
-          <w:trHeight w:val="362" w:hRule="atLeast"/>
+          <w:trHeight w:val="362"/>
         </w:trPr>
         <w:tc>
           <w:tcPr>
@@ -3359,14 +3326,14 @@
               <w:spacing w:before="60" w:line="219" w:lineRule="auto"/>
               <w:ind w:left="443"/>
               <w:rPr>
-                <w:rFonts w:ascii="宋体" w:hAnsi="宋体" w:eastAsia="宋体" w:cs="宋体"/>
+                <w:rFonts w:ascii="宋体" w:eastAsia="宋体" w:hAnsi="宋体" w:cs="宋体"/>
                 <w:sz w:val="24"/>
                 <w:szCs w:val="24"/>
               </w:rPr>
             </w:pPr>
             <w:r>
               <w:rPr>
-                <w:rFonts w:ascii="宋体" w:hAnsi="宋体" w:eastAsia="宋体" w:cs="宋体"/>
+                <w:rFonts w:ascii="宋体" w:eastAsia="宋体" w:hAnsi="宋体" w:cs="宋体"/>
                 <w:spacing w:val="-4"/>
                 <w:sz w:val="24"/>
                 <w:szCs w:val="24"/>
@@ -3385,14 +3352,14 @@
               <w:spacing w:before="61" w:line="221" w:lineRule="auto"/>
               <w:ind w:left="2914"/>
               <w:rPr>
-                <w:rFonts w:ascii="宋体" w:hAnsi="宋体" w:eastAsia="宋体" w:cs="宋体"/>
+                <w:rFonts w:ascii="宋体" w:eastAsia="宋体" w:hAnsi="宋体" w:cs="宋体"/>
                 <w:sz w:val="24"/>
                 <w:szCs w:val="24"/>
               </w:rPr>
             </w:pPr>
             <w:r>
               <w:rPr>
-                <w:rFonts w:ascii="宋体" w:hAnsi="宋体" w:eastAsia="宋体" w:cs="宋体"/>
+                <w:rFonts w:ascii="宋体" w:eastAsia="宋体" w:hAnsi="宋体" w:cs="宋体"/>
                 <w:spacing w:val="-3"/>
                 <w:sz w:val="24"/>
                 <w:szCs w:val="24"/>
@@ -3404,14 +3371,9 @@
       </w:tr>
       <w:tr>
         <w:tblPrEx>
-          <w:tblBorders>
-            <w:top w:val="single" w:color="000000" w:sz="4" w:space="0"/>
-            <w:left w:val="single" w:color="000000" w:sz="4" w:space="0"/>
-            <w:bottom w:val="single" w:color="000000" w:sz="4" w:space="0"/>
-            <w:right w:val="single" w:color="000000" w:sz="4" w:space="0"/>
-            <w:insideH w:val="single" w:color="000000" w:sz="4" w:space="0"/>
-            <w:insideV w:val="single" w:color="000000" w:sz="4" w:space="0"/>
-          </w:tblBorders>
+          <w:tblW w:w="7655" w:type="dxa"/>
+          <w:tblInd w:w="553" w:type="dxa"/>
+          <w:tblLayout w:type="fixed"/>
           <w:tblCellMar>
             <w:top w:w="0" w:type="dxa"/>
             <w:left w:w="0" w:type="dxa"/>
@@ -3420,7 +3382,7 @@
           </w:tblCellMar>
         </w:tblPrEx>
         <w:trPr>
-          <w:trHeight w:val="1432" w:hRule="atLeast"/>
+          <w:trHeight w:val="1432"/>
         </w:trPr>
         <w:tc>
           <w:tcPr>
@@ -3428,13 +3390,13 @@
           </w:tcPr>
           <w:p>
             <w:pPr>
-              <w:pStyle w:val="25"/>
+              <w:pStyle w:val="TableText"/>
               <w:spacing w:line="257" w:lineRule="auto"/>
             </w:pPr>
           </w:p>
           <w:p>
             <w:pPr>
-              <w:pStyle w:val="25"/>
+              <w:pStyle w:val="TableText"/>
               <w:spacing w:line="257" w:lineRule="auto"/>
             </w:pPr>
           </w:p>
@@ -3443,14 +3405,14 @@
               <w:spacing w:before="78" w:line="220" w:lineRule="auto"/>
               <w:ind w:left="118"/>
               <w:rPr>
-                <w:rFonts w:ascii="宋体" w:hAnsi="宋体" w:eastAsia="宋体" w:cs="宋体"/>
+                <w:rFonts w:ascii="宋体" w:eastAsia="宋体" w:hAnsi="宋体" w:cs="宋体"/>
                 <w:sz w:val="24"/>
                 <w:szCs w:val="24"/>
               </w:rPr>
             </w:pPr>
             <w:r>
               <w:rPr>
-                <w:rFonts w:ascii="宋体" w:hAnsi="宋体" w:eastAsia="宋体" w:cs="宋体"/>
+                <w:rFonts w:ascii="宋体" w:eastAsia="宋体" w:hAnsi="宋体" w:cs="宋体"/>
                 <w:spacing w:val="-4"/>
                 <w:sz w:val="24"/>
                 <w:szCs w:val="24"/>
@@ -3468,14 +3430,14 @@
               <w:spacing w:before="64" w:line="223" w:lineRule="auto"/>
               <w:ind w:left="152"/>
               <w:rPr>
-                <w:rFonts w:ascii="宋体" w:hAnsi="宋体" w:eastAsia="宋体" w:cs="宋体"/>
+                <w:rFonts w:ascii="宋体" w:eastAsia="宋体" w:hAnsi="宋体" w:cs="宋体"/>
                 <w:sz w:val="21"/>
                 <w:szCs w:val="21"/>
               </w:rPr>
             </w:pPr>
             <w:r>
               <w:rPr>
-                <w:rFonts w:ascii="宋体" w:hAnsi="宋体" w:eastAsia="宋体" w:cs="宋体"/>
+                <w:rFonts w:ascii="宋体" w:eastAsia="宋体" w:hAnsi="宋体" w:cs="宋体"/>
                 <w:position w:val="-4"/>
                 <w:sz w:val="21"/>
                 <w:szCs w:val="21"/>
@@ -3494,7 +3456,7 @@
                           <pic:cNvPicPr/>
                         </pic:nvPicPr>
                         <pic:blipFill>
-                          <a:blip r:embed="rId7"/>
+                          <a:blip xmlns:r="http://schemas.openxmlformats.org/officeDocument/2006/relationships" r:embed="rId4"/>
                           <a:stretch>
                             <a:fillRect/>
                           </a:stretch>
@@ -3516,7 +3478,7 @@
             </w:r>
             <w:r>
               <w:rPr>
-                <w:rFonts w:ascii="宋体" w:hAnsi="宋体" w:eastAsia="宋体" w:cs="宋体"/>
+                <w:rFonts w:ascii="宋体" w:eastAsia="宋体" w:hAnsi="宋体" w:cs="宋体"/>
                 <w:spacing w:val="32"/>
                 <w:sz w:val="21"/>
                 <w:szCs w:val="21"/>
@@ -3525,7 +3487,7 @@
             </w:r>
             <w:r>
               <w:rPr>
-                <w:rFonts w:ascii="宋体" w:hAnsi="宋体" w:eastAsia="宋体" w:cs="宋体"/>
+                <w:rFonts w:ascii="宋体" w:eastAsia="宋体" w:hAnsi="宋体" w:cs="宋体"/>
                 <w:spacing w:val="-3"/>
                 <w:sz w:val="21"/>
                 <w:szCs w:val="21"/>
@@ -3538,14 +3500,14 @@
               <w:spacing w:before="105" w:line="223" w:lineRule="auto"/>
               <w:ind w:left="152"/>
               <w:rPr>
-                <w:rFonts w:ascii="宋体" w:hAnsi="宋体" w:eastAsia="宋体" w:cs="宋体"/>
+                <w:rFonts w:ascii="宋体" w:eastAsia="宋体" w:hAnsi="宋体" w:cs="宋体"/>
                 <w:sz w:val="21"/>
                 <w:szCs w:val="21"/>
               </w:rPr>
             </w:pPr>
             <w:r>
               <w:rPr>
-                <w:rFonts w:ascii="宋体" w:hAnsi="宋体" w:eastAsia="宋体" w:cs="宋体"/>
+                <w:rFonts w:ascii="宋体" w:eastAsia="宋体" w:hAnsi="宋体" w:cs="宋体"/>
                 <w:position w:val="-4"/>
                 <w:sz w:val="21"/>
                 <w:szCs w:val="21"/>
@@ -3564,7 +3526,7 @@
                           <pic:cNvPicPr/>
                         </pic:nvPicPr>
                         <pic:blipFill>
-                          <a:blip r:embed="rId7"/>
+                          <a:blip xmlns:r="http://schemas.openxmlformats.org/officeDocument/2006/relationships" r:embed="rId4"/>
                           <a:stretch>
                             <a:fillRect/>
                           </a:stretch>
@@ -3586,7 +3548,7 @@
             </w:r>
             <w:r>
               <w:rPr>
-                <w:rFonts w:ascii="宋体" w:hAnsi="宋体" w:eastAsia="宋体" w:cs="宋体"/>
+                <w:rFonts w:ascii="宋体" w:eastAsia="宋体" w:hAnsi="宋体" w:cs="宋体"/>
                 <w:spacing w:val="35"/>
                 <w:sz w:val="21"/>
                 <w:szCs w:val="21"/>
@@ -3595,7 +3557,7 @@
             </w:r>
             <w:r>
               <w:rPr>
-                <w:rFonts w:ascii="宋体" w:hAnsi="宋体" w:eastAsia="宋体" w:cs="宋体"/>
+                <w:rFonts w:ascii="宋体" w:eastAsia="宋体" w:hAnsi="宋体" w:cs="宋体"/>
                 <w:spacing w:val="-2"/>
                 <w:sz w:val="21"/>
                 <w:szCs w:val="21"/>
@@ -3608,14 +3570,14 @@
               <w:spacing w:before="105" w:line="271" w:lineRule="auto"/>
               <w:ind w:left="567" w:right="270" w:hanging="415"/>
               <w:rPr>
-                <w:rFonts w:ascii="宋体" w:hAnsi="宋体" w:eastAsia="宋体" w:cs="宋体"/>
+                <w:rFonts w:ascii="宋体" w:eastAsia="宋体" w:hAnsi="宋体" w:cs="宋体"/>
                 <w:sz w:val="21"/>
                 <w:szCs w:val="21"/>
               </w:rPr>
             </w:pPr>
             <w:r>
               <w:rPr>
-                <w:rFonts w:ascii="宋体" w:hAnsi="宋体" w:eastAsia="宋体" w:cs="宋体"/>
+                <w:rFonts w:ascii="宋体" w:eastAsia="宋体" w:hAnsi="宋体" w:cs="宋体"/>
                 <w:position w:val="-4"/>
                 <w:sz w:val="21"/>
                 <w:szCs w:val="21"/>
@@ -3634,7 +3596,7 @@
                           <pic:cNvPicPr/>
                         </pic:nvPicPr>
                         <pic:blipFill>
-                          <a:blip r:embed="rId7"/>
+                          <a:blip xmlns:r="http://schemas.openxmlformats.org/officeDocument/2006/relationships" r:embed="rId4"/>
                           <a:stretch>
                             <a:fillRect/>
                           </a:stretch>
@@ -3656,7 +3618,7 @@
             </w:r>
             <w:r>
               <w:rPr>
-                <w:rFonts w:ascii="宋体" w:hAnsi="宋体" w:eastAsia="宋体" w:cs="宋体"/>
+                <w:rFonts w:ascii="宋体" w:eastAsia="宋体" w:hAnsi="宋体" w:cs="宋体"/>
                 <w:spacing w:val="36"/>
                 <w:sz w:val="21"/>
                 <w:szCs w:val="21"/>
@@ -3665,7 +3627,7 @@
             </w:r>
             <w:r>
               <w:rPr>
-                <w:rFonts w:ascii="宋体" w:hAnsi="宋体" w:eastAsia="宋体" w:cs="宋体"/>
+                <w:rFonts w:ascii="宋体" w:eastAsia="宋体" w:hAnsi="宋体" w:cs="宋体"/>
                 <w:spacing w:val="-1"/>
                 <w:sz w:val="21"/>
                 <w:szCs w:val="21"/>
@@ -3674,7 +3636,7 @@
             </w:r>
             <w:r>
               <w:rPr>
-                <w:rFonts w:ascii="宋体" w:hAnsi="宋体" w:eastAsia="宋体" w:cs="宋体"/>
+                <w:rFonts w:ascii="宋体" w:eastAsia="宋体" w:hAnsi="宋体" w:cs="宋体"/>
                 <w:spacing w:val="-5"/>
                 <w:sz w:val="21"/>
                 <w:szCs w:val="21"/>
@@ -3686,14 +3648,9 @@
       </w:tr>
       <w:tr>
         <w:tblPrEx>
-          <w:tblBorders>
-            <w:top w:val="single" w:color="000000" w:sz="4" w:space="0"/>
-            <w:left w:val="single" w:color="000000" w:sz="4" w:space="0"/>
-            <w:bottom w:val="single" w:color="000000" w:sz="4" w:space="0"/>
-            <w:right w:val="single" w:color="000000" w:sz="4" w:space="0"/>
-            <w:insideH w:val="single" w:color="000000" w:sz="4" w:space="0"/>
-            <w:insideV w:val="single" w:color="000000" w:sz="4" w:space="0"/>
-          </w:tblBorders>
+          <w:tblW w:w="7655" w:type="dxa"/>
+          <w:tblInd w:w="553" w:type="dxa"/>
+          <w:tblLayout w:type="fixed"/>
           <w:tblCellMar>
             <w:top w:w="0" w:type="dxa"/>
             <w:left w:w="0" w:type="dxa"/>
@@ -3702,7 +3659,7 @@
           </w:tblCellMar>
         </w:tblPrEx>
         <w:trPr>
-          <w:trHeight w:val="1432" w:hRule="atLeast"/>
+          <w:trHeight w:val="1432"/>
         </w:trPr>
         <w:tc>
           <w:tcPr>
@@ -3711,43 +3668,43 @@
           </w:tcPr>
           <w:p>
             <w:pPr>
-              <w:pStyle w:val="25"/>
+              <w:pStyle w:val="TableText"/>
               <w:spacing w:line="252" w:lineRule="auto"/>
             </w:pPr>
           </w:p>
           <w:p>
             <w:pPr>
-              <w:pStyle w:val="25"/>
+              <w:pStyle w:val="TableText"/>
               <w:spacing w:line="252" w:lineRule="auto"/>
             </w:pPr>
           </w:p>
           <w:p>
             <w:pPr>
-              <w:pStyle w:val="25"/>
+              <w:pStyle w:val="TableText"/>
               <w:spacing w:line="252" w:lineRule="auto"/>
             </w:pPr>
           </w:p>
           <w:p>
             <w:pPr>
-              <w:pStyle w:val="25"/>
+              <w:pStyle w:val="TableText"/>
               <w:spacing w:line="252" w:lineRule="auto"/>
             </w:pPr>
           </w:p>
           <w:p>
             <w:pPr>
-              <w:pStyle w:val="25"/>
+              <w:pStyle w:val="TableText"/>
               <w:spacing w:line="252" w:lineRule="auto"/>
             </w:pPr>
           </w:p>
           <w:p>
             <w:pPr>
-              <w:pStyle w:val="25"/>
+              <w:pStyle w:val="TableText"/>
               <w:spacing w:line="253" w:lineRule="auto"/>
             </w:pPr>
           </w:p>
           <w:p>
             <w:pPr>
-              <w:pStyle w:val="25"/>
+              <w:pStyle w:val="TableText"/>
               <w:spacing w:line="253" w:lineRule="auto"/>
             </w:pPr>
           </w:p>
@@ -3757,7 +3714,7 @@
               <w:ind w:left="113" w:leftChars="0"/>
               <w:outlineLvl w:val="1"/>
               <w:rPr>
-                <w:rFonts w:ascii="宋体" w:hAnsi="宋体" w:eastAsia="宋体" w:cs="宋体"/>
+                <w:rFonts w:ascii="宋体" w:eastAsia="宋体" w:hAnsi="宋体" w:cs="宋体"/>
                 <w:snapToGrid w:val="0"/>
                 <w:color w:val="000000"/>
                 <w:kern w:val="0"/>
@@ -3766,17 +3723,17 @@
                 <w:lang w:val="en-US" w:eastAsia="en-US" w:bidi="ar-SA"/>
               </w:rPr>
             </w:pPr>
-            <w:bookmarkStart w:id="8" w:name="_Toc15462"/>
-            <w:r>
-              <w:rPr>
-                <w:rFonts w:ascii="宋体" w:hAnsi="宋体" w:eastAsia="宋体" w:cs="宋体"/>
+            <w:bookmarkStart w:id="9" w:name="_Toc15462"/>
+            <w:r>
+              <w:rPr>
+                <w:rFonts w:ascii="宋体" w:eastAsia="宋体" w:hAnsi="宋体" w:cs="宋体"/>
                 <w:spacing w:val="-2"/>
                 <w:sz w:val="24"/>
                 <w:szCs w:val="24"/>
               </w:rPr>
               <w:t>质量部</w:t>
             </w:r>
-            <w:bookmarkEnd w:id="8"/>
+            <w:bookmarkEnd w:id="9"/>
           </w:p>
         </w:tc>
         <w:tc>
@@ -3789,14 +3746,14 @@
               <w:spacing w:before="67" w:line="272" w:lineRule="auto"/>
               <w:ind w:left="567" w:right="270" w:hanging="415"/>
               <w:rPr>
-                <w:rFonts w:ascii="宋体" w:hAnsi="宋体" w:eastAsia="宋体" w:cs="宋体"/>
+                <w:rFonts w:ascii="宋体" w:eastAsia="宋体" w:hAnsi="宋体" w:cs="宋体"/>
                 <w:sz w:val="21"/>
                 <w:szCs w:val="21"/>
               </w:rPr>
             </w:pPr>
             <w:r>
               <w:rPr>
-                <w:rFonts w:ascii="宋体" w:hAnsi="宋体" w:eastAsia="宋体" w:cs="宋体"/>
+                <w:rFonts w:ascii="宋体" w:eastAsia="宋体" w:hAnsi="宋体" w:cs="宋体"/>
                 <w:position w:val="-4"/>
                 <w:sz w:val="21"/>
                 <w:szCs w:val="21"/>
@@ -3815,7 +3772,7 @@
                           <pic:cNvPicPr/>
                         </pic:nvPicPr>
                         <pic:blipFill>
-                          <a:blip r:embed="rId8"/>
+                          <a:blip xmlns:r="http://schemas.openxmlformats.org/officeDocument/2006/relationships" r:embed="rId5"/>
                           <a:stretch>
                             <a:fillRect/>
                           </a:stretch>
@@ -3837,7 +3794,7 @@
             </w:r>
             <w:r>
               <w:rPr>
-                <w:rFonts w:ascii="宋体" w:hAnsi="宋体" w:eastAsia="宋体" w:cs="宋体"/>
+                <w:rFonts w:ascii="宋体" w:eastAsia="宋体" w:hAnsi="宋体" w:cs="宋体"/>
                 <w:spacing w:val="36"/>
                 <w:sz w:val="21"/>
                 <w:szCs w:val="21"/>
@@ -3846,7 +3803,7 @@
             </w:r>
             <w:r>
               <w:rPr>
-                <w:rFonts w:ascii="宋体" w:hAnsi="宋体" w:eastAsia="宋体" w:cs="宋体"/>
+                <w:rFonts w:ascii="宋体" w:eastAsia="宋体" w:hAnsi="宋体" w:cs="宋体"/>
                 <w:spacing w:val="-1"/>
                 <w:sz w:val="21"/>
                 <w:szCs w:val="21"/>
@@ -3855,7 +3812,7 @@
             </w:r>
             <w:r>
               <w:rPr>
-                <w:rFonts w:ascii="宋体" w:hAnsi="宋体" w:eastAsia="宋体" w:cs="宋体"/>
+                <w:rFonts w:ascii="宋体" w:eastAsia="宋体" w:hAnsi="宋体" w:cs="宋体"/>
                 <w:spacing w:val="-9"/>
                 <w:sz w:val="21"/>
                 <w:szCs w:val="21"/>
@@ -3868,14 +3825,14 @@
               <w:spacing w:before="100" w:line="270" w:lineRule="auto"/>
               <w:ind w:left="569" w:right="101" w:hanging="417"/>
               <w:rPr>
-                <w:rFonts w:ascii="宋体" w:hAnsi="宋体" w:eastAsia="宋体" w:cs="宋体"/>
+                <w:rFonts w:ascii="宋体" w:eastAsia="宋体" w:hAnsi="宋体" w:cs="宋体"/>
                 <w:sz w:val="21"/>
                 <w:szCs w:val="21"/>
               </w:rPr>
             </w:pPr>
             <w:r>
               <w:rPr>
-                <w:rFonts w:ascii="宋体" w:hAnsi="宋体" w:eastAsia="宋体" w:cs="宋体"/>
+                <w:rFonts w:ascii="宋体" w:eastAsia="宋体" w:hAnsi="宋体" w:cs="宋体"/>
                 <w:position w:val="-4"/>
                 <w:sz w:val="21"/>
                 <w:szCs w:val="21"/>
@@ -3894,7 +3851,7 @@
                           <pic:cNvPicPr/>
                         </pic:nvPicPr>
                         <pic:blipFill>
-                          <a:blip r:embed="rId8"/>
+                          <a:blip xmlns:r="http://schemas.openxmlformats.org/officeDocument/2006/relationships" r:embed="rId5"/>
                           <a:stretch>
                             <a:fillRect/>
                           </a:stretch>
@@ -3916,7 +3873,7 @@
             </w:r>
             <w:r>
               <w:rPr>
-                <w:rFonts w:ascii="宋体" w:hAnsi="宋体" w:eastAsia="宋体" w:cs="宋体"/>
+                <w:rFonts w:ascii="宋体" w:eastAsia="宋体" w:hAnsi="宋体" w:cs="宋体"/>
                 <w:spacing w:val="30"/>
                 <w:sz w:val="21"/>
                 <w:szCs w:val="21"/>
@@ -3925,7 +3882,7 @@
             </w:r>
             <w:r>
               <w:rPr>
-                <w:rFonts w:ascii="宋体" w:hAnsi="宋体" w:eastAsia="宋体" w:cs="宋体"/>
+                <w:rFonts w:ascii="宋体" w:eastAsia="宋体" w:hAnsi="宋体" w:cs="宋体"/>
                 <w:spacing w:val="-1"/>
                 <w:sz w:val="21"/>
                 <w:szCs w:val="21"/>
@@ -3934,7 +3891,7 @@
             </w:r>
             <w:r>
               <w:rPr>
-                <w:rFonts w:ascii="宋体" w:hAnsi="宋体" w:eastAsia="宋体" w:cs="宋体"/>
+                <w:rFonts w:ascii="宋体" w:eastAsia="宋体" w:hAnsi="宋体" w:cs="宋体"/>
                 <w:spacing w:val="38"/>
                 <w:sz w:val="21"/>
                 <w:szCs w:val="21"/>
@@ -3943,7 +3900,7 @@
             </w:r>
             <w:r>
               <w:rPr>
-                <w:rFonts w:ascii="宋体" w:hAnsi="宋体" w:eastAsia="宋体" w:cs="宋体"/>
+                <w:rFonts w:ascii="宋体" w:eastAsia="宋体" w:hAnsi="宋体" w:cs="宋体"/>
                 <w:spacing w:val="-1"/>
                 <w:sz w:val="21"/>
                 <w:szCs w:val="21"/>
@@ -3952,7 +3909,7 @@
             </w:r>
             <w:r>
               <w:rPr>
-                <w:rFonts w:ascii="宋体" w:hAnsi="宋体" w:eastAsia="宋体" w:cs="宋体"/>
+                <w:rFonts w:ascii="宋体" w:eastAsia="宋体" w:hAnsi="宋体" w:cs="宋体"/>
                 <w:spacing w:val="-5"/>
                 <w:sz w:val="21"/>
                 <w:szCs w:val="21"/>
@@ -3965,14 +3922,14 @@
               <w:spacing w:before="102" w:line="223" w:lineRule="auto"/>
               <w:ind w:left="152"/>
               <w:rPr>
-                <w:rFonts w:ascii="宋体" w:hAnsi="宋体" w:eastAsia="宋体" w:cs="宋体"/>
+                <w:rFonts w:ascii="宋体" w:eastAsia="宋体" w:hAnsi="宋体" w:cs="宋体"/>
                 <w:sz w:val="21"/>
                 <w:szCs w:val="21"/>
               </w:rPr>
             </w:pPr>
             <w:r>
               <w:rPr>
-                <w:rFonts w:ascii="宋体" w:hAnsi="宋体" w:eastAsia="宋体" w:cs="宋体"/>
+                <w:rFonts w:ascii="宋体" w:eastAsia="宋体" w:hAnsi="宋体" w:cs="宋体"/>
                 <w:position w:val="-4"/>
                 <w:sz w:val="21"/>
                 <w:szCs w:val="21"/>
@@ -3991,7 +3948,7 @@
                           <pic:cNvPicPr/>
                         </pic:nvPicPr>
                         <pic:blipFill>
-                          <a:blip r:embed="rId7"/>
+                          <a:blip xmlns:r="http://schemas.openxmlformats.org/officeDocument/2006/relationships" r:embed="rId4"/>
                           <a:stretch>
                             <a:fillRect/>
                           </a:stretch>
@@ -4013,7 +3970,7 @@
             </w:r>
             <w:r>
               <w:rPr>
-                <w:rFonts w:ascii="宋体" w:hAnsi="宋体" w:eastAsia="宋体" w:cs="宋体"/>
+                <w:rFonts w:ascii="宋体" w:eastAsia="宋体" w:hAnsi="宋体" w:cs="宋体"/>
                 <w:spacing w:val="35"/>
                 <w:sz w:val="21"/>
                 <w:szCs w:val="21"/>
@@ -4022,7 +3979,7 @@
             </w:r>
             <w:r>
               <w:rPr>
-                <w:rFonts w:ascii="宋体" w:hAnsi="宋体" w:eastAsia="宋体" w:cs="宋体"/>
+                <w:rFonts w:ascii="宋体" w:eastAsia="宋体" w:hAnsi="宋体" w:cs="宋体"/>
                 <w:spacing w:val="-3"/>
                 <w:sz w:val="21"/>
                 <w:szCs w:val="21"/>
@@ -4035,14 +3992,14 @@
               <w:spacing w:before="105" w:line="271" w:lineRule="auto"/>
               <w:ind w:left="584" w:right="270" w:hanging="432"/>
               <w:rPr>
-                <w:rFonts w:ascii="宋体" w:hAnsi="宋体" w:eastAsia="宋体" w:cs="宋体"/>
+                <w:rFonts w:ascii="宋体" w:eastAsia="宋体" w:hAnsi="宋体" w:cs="宋体"/>
                 <w:sz w:val="21"/>
                 <w:szCs w:val="21"/>
               </w:rPr>
             </w:pPr>
             <w:r>
               <w:rPr>
-                <w:rFonts w:ascii="宋体" w:hAnsi="宋体" w:eastAsia="宋体" w:cs="宋体"/>
+                <w:rFonts w:ascii="宋体" w:eastAsia="宋体" w:hAnsi="宋体" w:cs="宋体"/>
                 <w:position w:val="-4"/>
                 <w:sz w:val="21"/>
                 <w:szCs w:val="21"/>
@@ -4061,7 +4018,7 @@
                           <pic:cNvPicPr/>
                         </pic:nvPicPr>
                         <pic:blipFill>
-                          <a:blip r:embed="rId7"/>
+                          <a:blip xmlns:r="http://schemas.openxmlformats.org/officeDocument/2006/relationships" r:embed="rId4"/>
                           <a:stretch>
                             <a:fillRect/>
                           </a:stretch>
@@ -4083,7 +4040,7 @@
             </w:r>
             <w:r>
               <w:rPr>
-                <w:rFonts w:ascii="宋体" w:hAnsi="宋体" w:eastAsia="宋体" w:cs="宋体"/>
+                <w:rFonts w:ascii="宋体" w:eastAsia="宋体" w:hAnsi="宋体" w:cs="宋体"/>
                 <w:spacing w:val="36"/>
                 <w:sz w:val="21"/>
                 <w:szCs w:val="21"/>
@@ -4092,7 +4049,7 @@
             </w:r>
             <w:r>
               <w:rPr>
-                <w:rFonts w:ascii="宋体" w:hAnsi="宋体" w:eastAsia="宋体" w:cs="宋体"/>
+                <w:rFonts w:ascii="宋体" w:eastAsia="宋体" w:hAnsi="宋体" w:cs="宋体"/>
                 <w:spacing w:val="-1"/>
                 <w:sz w:val="21"/>
                 <w:szCs w:val="21"/>
@@ -4101,7 +4058,7 @@
             </w:r>
             <w:r>
               <w:rPr>
-                <w:rFonts w:ascii="宋体" w:hAnsi="宋体" w:eastAsia="宋体" w:cs="宋体"/>
+                <w:rFonts w:ascii="宋体" w:eastAsia="宋体" w:hAnsi="宋体" w:cs="宋体"/>
                 <w:spacing w:val="-6"/>
                 <w:sz w:val="21"/>
                 <w:szCs w:val="21"/>
@@ -4114,14 +4071,14 @@
               <w:spacing w:before="100" w:line="223" w:lineRule="auto"/>
               <w:ind w:left="152"/>
               <w:rPr>
-                <w:rFonts w:ascii="宋体" w:hAnsi="宋体" w:eastAsia="宋体" w:cs="宋体"/>
+                <w:rFonts w:ascii="宋体" w:eastAsia="宋体" w:hAnsi="宋体" w:cs="宋体"/>
                 <w:sz w:val="21"/>
                 <w:szCs w:val="21"/>
               </w:rPr>
             </w:pPr>
             <w:r>
               <w:rPr>
-                <w:rFonts w:ascii="宋体" w:hAnsi="宋体" w:eastAsia="宋体" w:cs="宋体"/>
+                <w:rFonts w:ascii="宋体" w:eastAsia="宋体" w:hAnsi="宋体" w:cs="宋体"/>
                 <w:position w:val="-4"/>
                 <w:sz w:val="21"/>
                 <w:szCs w:val="21"/>
@@ -4140,7 +4097,7 @@
                           <pic:cNvPicPr/>
                         </pic:nvPicPr>
                         <pic:blipFill>
-                          <a:blip r:embed="rId7"/>
+                          <a:blip xmlns:r="http://schemas.openxmlformats.org/officeDocument/2006/relationships" r:embed="rId4"/>
                           <a:stretch>
                             <a:fillRect/>
                           </a:stretch>
@@ -4162,7 +4119,7 @@
             </w:r>
             <w:r>
               <w:rPr>
-                <w:rFonts w:ascii="宋体" w:hAnsi="宋体" w:eastAsia="宋体" w:cs="宋体"/>
+                <w:rFonts w:ascii="宋体" w:eastAsia="宋体" w:hAnsi="宋体" w:cs="宋体"/>
                 <w:spacing w:val="36"/>
                 <w:sz w:val="21"/>
                 <w:szCs w:val="21"/>
@@ -4171,7 +4128,7 @@
             </w:r>
             <w:r>
               <w:rPr>
-                <w:rFonts w:ascii="宋体" w:hAnsi="宋体" w:eastAsia="宋体" w:cs="宋体"/>
+                <w:rFonts w:ascii="宋体" w:eastAsia="宋体" w:hAnsi="宋体" w:cs="宋体"/>
                 <w:spacing w:val="-4"/>
                 <w:sz w:val="21"/>
                 <w:szCs w:val="21"/>
@@ -4184,14 +4141,14 @@
               <w:spacing w:before="105" w:line="223" w:lineRule="auto"/>
               <w:ind w:left="152"/>
               <w:rPr>
-                <w:rFonts w:ascii="宋体" w:hAnsi="宋体" w:eastAsia="宋体" w:cs="宋体"/>
+                <w:rFonts w:ascii="宋体" w:eastAsia="宋体" w:hAnsi="宋体" w:cs="宋体"/>
                 <w:sz w:val="21"/>
                 <w:szCs w:val="21"/>
               </w:rPr>
             </w:pPr>
             <w:r>
               <w:rPr>
-                <w:rFonts w:ascii="宋体" w:hAnsi="宋体" w:eastAsia="宋体" w:cs="宋体"/>
+                <w:rFonts w:ascii="宋体" w:eastAsia="宋体" w:hAnsi="宋体" w:cs="宋体"/>
                 <w:position w:val="-4"/>
                 <w:sz w:val="21"/>
                 <w:szCs w:val="21"/>
@@ -4210,7 +4167,7 @@
                           <pic:cNvPicPr/>
                         </pic:nvPicPr>
                         <pic:blipFill>
-                          <a:blip r:embed="rId7"/>
+                          <a:blip xmlns:r="http://schemas.openxmlformats.org/officeDocument/2006/relationships" r:embed="rId4"/>
                           <a:stretch>
                             <a:fillRect/>
                           </a:stretch>
@@ -4232,7 +4189,7 @@
             </w:r>
             <w:r>
               <w:rPr>
-                <w:rFonts w:ascii="宋体" w:hAnsi="宋体" w:eastAsia="宋体" w:cs="宋体"/>
+                <w:rFonts w:ascii="宋体" w:eastAsia="宋体" w:hAnsi="宋体" w:cs="宋体"/>
                 <w:spacing w:val="27"/>
                 <w:sz w:val="21"/>
                 <w:szCs w:val="21"/>
@@ -4241,7 +4198,7 @@
             </w:r>
             <w:r>
               <w:rPr>
-                <w:rFonts w:ascii="宋体" w:hAnsi="宋体" w:eastAsia="宋体" w:cs="宋体"/>
+                <w:rFonts w:ascii="宋体" w:eastAsia="宋体" w:hAnsi="宋体" w:cs="宋体"/>
                 <w:spacing w:val="-2"/>
                 <w:sz w:val="21"/>
                 <w:szCs w:val="21"/>
@@ -4254,14 +4211,14 @@
               <w:spacing w:before="105" w:line="223" w:lineRule="auto"/>
               <w:ind w:left="152"/>
               <w:rPr>
-                <w:rFonts w:ascii="宋体" w:hAnsi="宋体" w:eastAsia="宋体" w:cs="宋体"/>
+                <w:rFonts w:ascii="宋体" w:eastAsia="宋体" w:hAnsi="宋体" w:cs="宋体"/>
                 <w:sz w:val="21"/>
                 <w:szCs w:val="21"/>
               </w:rPr>
             </w:pPr>
             <w:r>
               <w:rPr>
-                <w:rFonts w:ascii="宋体" w:hAnsi="宋体" w:eastAsia="宋体" w:cs="宋体"/>
+                <w:rFonts w:ascii="宋体" w:eastAsia="宋体" w:hAnsi="宋体" w:cs="宋体"/>
                 <w:position w:val="-4"/>
                 <w:sz w:val="21"/>
                 <w:szCs w:val="21"/>
@@ -4280,7 +4237,7 @@
                           <pic:cNvPicPr/>
                         </pic:nvPicPr>
                         <pic:blipFill>
-                          <a:blip r:embed="rId9"/>
+                          <a:blip xmlns:r="http://schemas.openxmlformats.org/officeDocument/2006/relationships" r:embed="rId6"/>
                           <a:stretch>
                             <a:fillRect/>
                           </a:stretch>
@@ -4302,7 +4259,7 @@
             </w:r>
             <w:r>
               <w:rPr>
-                <w:rFonts w:ascii="宋体" w:hAnsi="宋体" w:eastAsia="宋体" w:cs="宋体"/>
+                <w:rFonts w:ascii="宋体" w:eastAsia="宋体" w:hAnsi="宋体" w:cs="宋体"/>
                 <w:spacing w:val="30"/>
                 <w:sz w:val="21"/>
                 <w:szCs w:val="21"/>
@@ -4311,7 +4268,7 @@
             </w:r>
             <w:r>
               <w:rPr>
-                <w:rFonts w:ascii="宋体" w:hAnsi="宋体" w:eastAsia="宋体" w:cs="宋体"/>
+                <w:rFonts w:ascii="宋体" w:eastAsia="宋体" w:hAnsi="宋体" w:cs="宋体"/>
                 <w:spacing w:val="-3"/>
                 <w:sz w:val="21"/>
                 <w:szCs w:val="21"/>
@@ -4324,7 +4281,7 @@
               <w:spacing w:before="105" w:line="223" w:lineRule="auto"/>
               <w:ind w:left="152" w:leftChars="0"/>
               <w:rPr>
-                <w:rFonts w:ascii="宋体" w:hAnsi="宋体" w:eastAsia="宋体" w:cs="宋体"/>
+                <w:rFonts w:ascii="宋体" w:eastAsia="宋体" w:hAnsi="宋体" w:cs="宋体"/>
                 <w:snapToGrid w:val="0"/>
                 <w:color w:val="000000"/>
                 <w:kern w:val="0"/>
@@ -4335,7 +4292,7 @@
             </w:pPr>
             <w:r>
               <w:rPr>
-                <w:rFonts w:ascii="宋体" w:hAnsi="宋体" w:eastAsia="宋体" w:cs="宋体"/>
+                <w:rFonts w:ascii="宋体" w:eastAsia="宋体" w:hAnsi="宋体" w:cs="宋体"/>
                 <w:position w:val="-4"/>
                 <w:sz w:val="21"/>
                 <w:szCs w:val="21"/>
@@ -4354,7 +4311,7 @@
                           <pic:cNvPicPr/>
                         </pic:nvPicPr>
                         <pic:blipFill>
-                          <a:blip r:embed="rId8"/>
+                          <a:blip xmlns:r="http://schemas.openxmlformats.org/officeDocument/2006/relationships" r:embed="rId5"/>
                           <a:stretch>
                             <a:fillRect/>
                           </a:stretch>
@@ -4376,7 +4333,7 @@
             </w:r>
             <w:r>
               <w:rPr>
-                <w:rFonts w:ascii="宋体" w:hAnsi="宋体" w:eastAsia="宋体" w:cs="宋体"/>
+                <w:rFonts w:ascii="宋体" w:eastAsia="宋体" w:hAnsi="宋体" w:cs="宋体"/>
                 <w:spacing w:val="35"/>
                 <w:sz w:val="21"/>
                 <w:szCs w:val="21"/>
@@ -4385,7 +4342,7 @@
             </w:r>
             <w:r>
               <w:rPr>
-                <w:rFonts w:ascii="宋体" w:hAnsi="宋体" w:eastAsia="宋体" w:cs="宋体"/>
+                <w:rFonts w:ascii="宋体" w:eastAsia="宋体" w:hAnsi="宋体" w:cs="宋体"/>
                 <w:spacing w:val="-5"/>
                 <w:sz w:val="21"/>
                 <w:szCs w:val="21"/>
@@ -4397,14 +4354,9 @@
       </w:tr>
       <w:tr>
         <w:tblPrEx>
-          <w:tblBorders>
-            <w:top w:val="single" w:color="000000" w:sz="4" w:space="0"/>
-            <w:left w:val="single" w:color="000000" w:sz="4" w:space="0"/>
-            <w:bottom w:val="single" w:color="000000" w:sz="4" w:space="0"/>
-            <w:right w:val="single" w:color="000000" w:sz="4" w:space="0"/>
-            <w:insideH w:val="single" w:color="000000" w:sz="4" w:space="0"/>
-            <w:insideV w:val="single" w:color="000000" w:sz="4" w:space="0"/>
-          </w:tblBorders>
+          <w:tblW w:w="7655" w:type="dxa"/>
+          <w:tblInd w:w="553" w:type="dxa"/>
+          <w:tblLayout w:type="fixed"/>
           <w:tblCellMar>
             <w:top w:w="0" w:type="dxa"/>
             <w:left w:w="0" w:type="dxa"/>
@@ -4413,7 +4365,7 @@
           </w:tblCellMar>
         </w:tblPrEx>
         <w:trPr>
-          <w:trHeight w:val="1432" w:hRule="atLeast"/>
+          <w:trHeight w:val="1432"/>
         </w:trPr>
         <w:tc>
           <w:tcPr>
@@ -4422,52 +4374,52 @@
           </w:tcPr>
           <w:p>
             <w:pPr>
-              <w:pStyle w:val="25"/>
+              <w:pStyle w:val="TableText"/>
               <w:spacing w:line="252" w:lineRule="auto"/>
             </w:pPr>
           </w:p>
           <w:p>
             <w:pPr>
-              <w:pStyle w:val="25"/>
+              <w:pStyle w:val="TableText"/>
               <w:spacing w:line="252" w:lineRule="auto"/>
             </w:pPr>
           </w:p>
           <w:p>
             <w:pPr>
-              <w:pStyle w:val="25"/>
+              <w:pStyle w:val="TableText"/>
               <w:spacing w:line="252" w:lineRule="auto"/>
             </w:pPr>
           </w:p>
           <w:p>
             <w:pPr>
-              <w:pStyle w:val="25"/>
+              <w:pStyle w:val="TableText"/>
               <w:spacing w:line="252" w:lineRule="auto"/>
             </w:pPr>
           </w:p>
           <w:p>
             <w:pPr>
-              <w:pStyle w:val="25"/>
+              <w:pStyle w:val="TableText"/>
               <w:spacing w:line="252" w:lineRule="auto"/>
             </w:pPr>
           </w:p>
           <w:p>
             <w:pPr>
-              <w:pStyle w:val="25"/>
+              <w:pStyle w:val="TableText"/>
               <w:spacing w:line="252" w:lineRule="auto"/>
             </w:pPr>
           </w:p>
           <w:p>
             <w:pPr>
-              <w:pStyle w:val="25"/>
+              <w:pStyle w:val="TableText"/>
               <w:spacing w:line="253" w:lineRule="auto"/>
             </w:pPr>
           </w:p>
           <w:p>
             <w:pPr>
               <w:spacing w:before="78" w:line="278" w:lineRule="auto"/>
-              <w:ind w:left="114" w:leftChars="0" w:right="280" w:rightChars="0" w:hanging="2" w:firstLineChars="0"/>
-              <w:rPr>
-                <w:rFonts w:ascii="宋体" w:hAnsi="宋体" w:eastAsia="宋体" w:cs="宋体"/>
+              <w:ind w:left="114" w:right="280" w:hanging="2" w:leftChars="0" w:rightChars="0" w:firstLineChars="0"/>
+              <w:rPr>
+                <w:rFonts w:ascii="宋体" w:eastAsia="宋体" w:hAnsi="宋体" w:cs="宋体"/>
                 <w:snapToGrid w:val="0"/>
                 <w:color w:val="000000"/>
                 <w:kern w:val="0"/>
@@ -4478,7 +4430,7 @@
             </w:pPr>
             <w:r>
               <w:rPr>
-                <w:rFonts w:ascii="宋体" w:hAnsi="宋体" w:eastAsia="宋体" w:cs="宋体"/>
+                <w:rFonts w:ascii="宋体" w:eastAsia="宋体" w:hAnsi="宋体" w:cs="宋体"/>
                 <w:spacing w:val="-3"/>
                 <w:sz w:val="24"/>
                 <w:szCs w:val="24"/>
@@ -4497,14 +4449,14 @@
               <w:spacing w:before="66" w:line="271" w:lineRule="auto"/>
               <w:ind w:left="569" w:right="165" w:hanging="417"/>
               <w:rPr>
-                <w:rFonts w:ascii="宋体" w:hAnsi="宋体" w:eastAsia="宋体" w:cs="宋体"/>
+                <w:rFonts w:ascii="宋体" w:eastAsia="宋体" w:hAnsi="宋体" w:cs="宋体"/>
                 <w:sz w:val="21"/>
                 <w:szCs w:val="21"/>
               </w:rPr>
             </w:pPr>
             <w:r>
               <w:rPr>
-                <w:rFonts w:ascii="宋体" w:hAnsi="宋体" w:eastAsia="宋体" w:cs="宋体"/>
+                <w:rFonts w:ascii="宋体" w:eastAsia="宋体" w:hAnsi="宋体" w:cs="宋体"/>
                 <w:position w:val="-4"/>
                 <w:sz w:val="21"/>
                 <w:szCs w:val="21"/>
@@ -4523,7 +4475,7 @@
                           <pic:cNvPicPr/>
                         </pic:nvPicPr>
                         <pic:blipFill>
-                          <a:blip r:embed="rId7"/>
+                          <a:blip xmlns:r="http://schemas.openxmlformats.org/officeDocument/2006/relationships" r:embed="rId4"/>
                           <a:stretch>
                             <a:fillRect/>
                           </a:stretch>
@@ -4545,7 +4497,7 @@
             </w:r>
             <w:r>
               <w:rPr>
-                <w:rFonts w:ascii="宋体" w:hAnsi="宋体" w:eastAsia="宋体" w:cs="宋体"/>
+                <w:rFonts w:ascii="宋体" w:eastAsia="宋体" w:hAnsi="宋体" w:cs="宋体"/>
                 <w:spacing w:val="37"/>
                 <w:sz w:val="21"/>
                 <w:szCs w:val="21"/>
@@ -4554,7 +4506,7 @@
             </w:r>
             <w:r>
               <w:rPr>
-                <w:rFonts w:ascii="宋体" w:hAnsi="宋体" w:eastAsia="宋体" w:cs="宋体"/>
+                <w:rFonts w:ascii="宋体" w:eastAsia="宋体" w:hAnsi="宋体" w:cs="宋体"/>
                 <w:spacing w:val="-1"/>
                 <w:sz w:val="21"/>
                 <w:szCs w:val="21"/>
@@ -4563,7 +4515,7 @@
             </w:r>
             <w:r>
               <w:rPr>
-                <w:rFonts w:ascii="宋体" w:hAnsi="宋体" w:eastAsia="宋体" w:cs="宋体"/>
+                <w:rFonts w:ascii="宋体" w:eastAsia="宋体" w:hAnsi="宋体" w:cs="宋体"/>
                 <w:spacing w:val="-3"/>
                 <w:sz w:val="21"/>
                 <w:szCs w:val="21"/>
@@ -4576,14 +4528,14 @@
               <w:spacing w:before="101" w:line="223" w:lineRule="auto"/>
               <w:ind w:left="152"/>
               <w:rPr>
-                <w:rFonts w:ascii="宋体" w:hAnsi="宋体" w:eastAsia="宋体" w:cs="宋体"/>
+                <w:rFonts w:ascii="宋体" w:eastAsia="宋体" w:hAnsi="宋体" w:cs="宋体"/>
                 <w:sz w:val="21"/>
                 <w:szCs w:val="21"/>
               </w:rPr>
             </w:pPr>
             <w:r>
               <w:rPr>
-                <w:rFonts w:ascii="宋体" w:hAnsi="宋体" w:eastAsia="宋体" w:cs="宋体"/>
+                <w:rFonts w:ascii="宋体" w:eastAsia="宋体" w:hAnsi="宋体" w:cs="宋体"/>
                 <w:position w:val="-4"/>
                 <w:sz w:val="21"/>
                 <w:szCs w:val="21"/>
@@ -4602,7 +4554,7 @@
                           <pic:cNvPicPr/>
                         </pic:nvPicPr>
                         <pic:blipFill>
-                          <a:blip r:embed="rId7"/>
+                          <a:blip xmlns:r="http://schemas.openxmlformats.org/officeDocument/2006/relationships" r:embed="rId4"/>
                           <a:stretch>
                             <a:fillRect/>
                           </a:stretch>
@@ -4624,7 +4576,7 @@
             </w:r>
             <w:r>
               <w:rPr>
-                <w:rFonts w:ascii="宋体" w:hAnsi="宋体" w:eastAsia="宋体" w:cs="宋体"/>
+                <w:rFonts w:ascii="宋体" w:eastAsia="宋体" w:hAnsi="宋体" w:cs="宋体"/>
                 <w:spacing w:val="34"/>
                 <w:sz w:val="21"/>
                 <w:szCs w:val="21"/>
@@ -4633,7 +4585,7 @@
             </w:r>
             <w:r>
               <w:rPr>
-                <w:rFonts w:ascii="宋体" w:hAnsi="宋体" w:eastAsia="宋体" w:cs="宋体"/>
+                <w:rFonts w:ascii="宋体" w:eastAsia="宋体" w:hAnsi="宋体" w:cs="宋体"/>
                 <w:spacing w:val="-4"/>
                 <w:sz w:val="21"/>
                 <w:szCs w:val="21"/>
@@ -4646,14 +4598,14 @@
               <w:spacing w:before="105" w:line="223" w:lineRule="auto"/>
               <w:ind w:left="152"/>
               <w:rPr>
-                <w:rFonts w:ascii="宋体" w:hAnsi="宋体" w:eastAsia="宋体" w:cs="宋体"/>
+                <w:rFonts w:ascii="宋体" w:eastAsia="宋体" w:hAnsi="宋体" w:cs="宋体"/>
                 <w:sz w:val="21"/>
                 <w:szCs w:val="21"/>
               </w:rPr>
             </w:pPr>
             <w:r>
               <w:rPr>
-                <w:rFonts w:ascii="宋体" w:hAnsi="宋体" w:eastAsia="宋体" w:cs="宋体"/>
+                <w:rFonts w:ascii="宋体" w:eastAsia="宋体" w:hAnsi="宋体" w:cs="宋体"/>
                 <w:position w:val="-4"/>
                 <w:sz w:val="21"/>
                 <w:szCs w:val="21"/>
@@ -4672,7 +4624,7 @@
                           <pic:cNvPicPr/>
                         </pic:nvPicPr>
                         <pic:blipFill>
-                          <a:blip r:embed="rId7"/>
+                          <a:blip xmlns:r="http://schemas.openxmlformats.org/officeDocument/2006/relationships" r:embed="rId4"/>
                           <a:stretch>
                             <a:fillRect/>
                           </a:stretch>
@@ -4694,7 +4646,7 @@
             </w:r>
             <w:r>
               <w:rPr>
-                <w:rFonts w:ascii="宋体" w:hAnsi="宋体" w:eastAsia="宋体" w:cs="宋体"/>
+                <w:rFonts w:ascii="宋体" w:eastAsia="宋体" w:hAnsi="宋体" w:cs="宋体"/>
                 <w:spacing w:val="27"/>
                 <w:sz w:val="21"/>
                 <w:szCs w:val="21"/>
@@ -4703,7 +4655,7 @@
             </w:r>
             <w:r>
               <w:rPr>
-                <w:rFonts w:ascii="宋体" w:hAnsi="宋体" w:eastAsia="宋体" w:cs="宋体"/>
+                <w:rFonts w:ascii="宋体" w:eastAsia="宋体" w:hAnsi="宋体" w:cs="宋体"/>
                 <w:spacing w:val="-3"/>
                 <w:sz w:val="21"/>
                 <w:szCs w:val="21"/>
@@ -4716,14 +4668,14 @@
               <w:spacing w:before="105" w:line="223" w:lineRule="auto"/>
               <w:ind w:left="152"/>
               <w:rPr>
-                <w:rFonts w:ascii="宋体" w:hAnsi="宋体" w:eastAsia="宋体" w:cs="宋体"/>
+                <w:rFonts w:ascii="宋体" w:eastAsia="宋体" w:hAnsi="宋体" w:cs="宋体"/>
                 <w:sz w:val="21"/>
                 <w:szCs w:val="21"/>
               </w:rPr>
             </w:pPr>
             <w:r>
               <w:rPr>
-                <w:rFonts w:ascii="宋体" w:hAnsi="宋体" w:eastAsia="宋体" w:cs="宋体"/>
+                <w:rFonts w:ascii="宋体" w:eastAsia="宋体" w:hAnsi="宋体" w:cs="宋体"/>
                 <w:position w:val="-4"/>
                 <w:sz w:val="21"/>
                 <w:szCs w:val="21"/>
@@ -4742,7 +4694,7 @@
                           <pic:cNvPicPr/>
                         </pic:nvPicPr>
                         <pic:blipFill>
-                          <a:blip r:embed="rId7"/>
+                          <a:blip xmlns:r="http://schemas.openxmlformats.org/officeDocument/2006/relationships" r:embed="rId4"/>
                           <a:stretch>
                             <a:fillRect/>
                           </a:stretch>
@@ -4764,7 +4716,7 @@
             </w:r>
             <w:r>
               <w:rPr>
-                <w:rFonts w:ascii="宋体" w:hAnsi="宋体" w:eastAsia="宋体" w:cs="宋体"/>
+                <w:rFonts w:ascii="宋体" w:eastAsia="宋体" w:hAnsi="宋体" w:cs="宋体"/>
                 <w:spacing w:val="34"/>
                 <w:sz w:val="21"/>
                 <w:szCs w:val="21"/>
@@ -4773,7 +4725,7 @@
             </w:r>
             <w:r>
               <w:rPr>
-                <w:rFonts w:ascii="宋体" w:hAnsi="宋体" w:eastAsia="宋体" w:cs="宋体"/>
+                <w:rFonts w:ascii="宋体" w:eastAsia="宋体" w:hAnsi="宋体" w:cs="宋体"/>
                 <w:spacing w:val="-2"/>
                 <w:sz w:val="21"/>
                 <w:szCs w:val="21"/>
@@ -4786,14 +4738,14 @@
               <w:spacing w:before="105" w:line="223" w:lineRule="auto"/>
               <w:ind w:left="152"/>
               <w:rPr>
-                <w:rFonts w:ascii="宋体" w:hAnsi="宋体" w:eastAsia="宋体" w:cs="宋体"/>
+                <w:rFonts w:ascii="宋体" w:eastAsia="宋体" w:hAnsi="宋体" w:cs="宋体"/>
                 <w:sz w:val="21"/>
                 <w:szCs w:val="21"/>
               </w:rPr>
             </w:pPr>
             <w:r>
               <w:rPr>
-                <w:rFonts w:ascii="宋体" w:hAnsi="宋体" w:eastAsia="宋体" w:cs="宋体"/>
+                <w:rFonts w:ascii="宋体" w:eastAsia="宋体" w:hAnsi="宋体" w:cs="宋体"/>
                 <w:position w:val="-4"/>
                 <w:sz w:val="21"/>
                 <w:szCs w:val="21"/>
@@ -4812,7 +4764,7 @@
                           <pic:cNvPicPr/>
                         </pic:nvPicPr>
                         <pic:blipFill>
-                          <a:blip r:embed="rId7"/>
+                          <a:blip xmlns:r="http://schemas.openxmlformats.org/officeDocument/2006/relationships" r:embed="rId4"/>
                           <a:stretch>
                             <a:fillRect/>
                           </a:stretch>
@@ -4834,7 +4786,7 @@
             </w:r>
             <w:r>
               <w:rPr>
-                <w:rFonts w:ascii="宋体" w:hAnsi="宋体" w:eastAsia="宋体" w:cs="宋体"/>
+                <w:rFonts w:ascii="宋体" w:eastAsia="宋体" w:hAnsi="宋体" w:cs="宋体"/>
                 <w:spacing w:val="34"/>
                 <w:sz w:val="21"/>
                 <w:szCs w:val="21"/>
@@ -4843,7 +4795,7 @@
             </w:r>
             <w:r>
               <w:rPr>
-                <w:rFonts w:ascii="宋体" w:hAnsi="宋体" w:eastAsia="宋体" w:cs="宋体"/>
+                <w:rFonts w:ascii="宋体" w:eastAsia="宋体" w:hAnsi="宋体" w:cs="宋体"/>
                 <w:spacing w:val="-4"/>
                 <w:sz w:val="21"/>
                 <w:szCs w:val="21"/>
@@ -4856,14 +4808,14 @@
               <w:spacing w:before="105" w:line="223" w:lineRule="auto"/>
               <w:ind w:left="152"/>
               <w:rPr>
-                <w:rFonts w:ascii="宋体" w:hAnsi="宋体" w:eastAsia="宋体" w:cs="宋体"/>
+                <w:rFonts w:ascii="宋体" w:eastAsia="宋体" w:hAnsi="宋体" w:cs="宋体"/>
                 <w:sz w:val="21"/>
                 <w:szCs w:val="21"/>
               </w:rPr>
             </w:pPr>
             <w:r>
               <w:rPr>
-                <w:rFonts w:ascii="宋体" w:hAnsi="宋体" w:eastAsia="宋体" w:cs="宋体"/>
+                <w:rFonts w:ascii="宋体" w:eastAsia="宋体" w:hAnsi="宋体" w:cs="宋体"/>
                 <w:position w:val="-4"/>
                 <w:sz w:val="21"/>
                 <w:szCs w:val="21"/>
@@ -4882,7 +4834,7 @@
                           <pic:cNvPicPr/>
                         </pic:nvPicPr>
                         <pic:blipFill>
-                          <a:blip r:embed="rId9"/>
+                          <a:blip xmlns:r="http://schemas.openxmlformats.org/officeDocument/2006/relationships" r:embed="rId6"/>
                           <a:stretch>
                             <a:fillRect/>
                           </a:stretch>
@@ -4904,7 +4856,7 @@
             </w:r>
             <w:r>
               <w:rPr>
-                <w:rFonts w:ascii="宋体" w:hAnsi="宋体" w:eastAsia="宋体" w:cs="宋体"/>
+                <w:rFonts w:ascii="宋体" w:eastAsia="宋体" w:hAnsi="宋体" w:cs="宋体"/>
                 <w:spacing w:val="30"/>
                 <w:sz w:val="21"/>
                 <w:szCs w:val="21"/>
@@ -4913,7 +4865,7 @@
             </w:r>
             <w:r>
               <w:rPr>
-                <w:rFonts w:ascii="宋体" w:hAnsi="宋体" w:eastAsia="宋体" w:cs="宋体"/>
+                <w:rFonts w:ascii="宋体" w:eastAsia="宋体" w:hAnsi="宋体" w:cs="宋体"/>
                 <w:spacing w:val="-3"/>
                 <w:sz w:val="21"/>
                 <w:szCs w:val="21"/>
@@ -4926,14 +4878,14 @@
               <w:spacing w:before="105" w:line="271" w:lineRule="auto"/>
               <w:ind w:left="570" w:right="270" w:hanging="418"/>
               <w:rPr>
-                <w:rFonts w:ascii="宋体" w:hAnsi="宋体" w:eastAsia="宋体" w:cs="宋体"/>
+                <w:rFonts w:ascii="宋体" w:eastAsia="宋体" w:hAnsi="宋体" w:cs="宋体"/>
                 <w:sz w:val="21"/>
                 <w:szCs w:val="21"/>
               </w:rPr>
             </w:pPr>
             <w:r>
               <w:rPr>
-                <w:rFonts w:ascii="宋体" w:hAnsi="宋体" w:eastAsia="宋体" w:cs="宋体"/>
+                <w:rFonts w:ascii="宋体" w:eastAsia="宋体" w:hAnsi="宋体" w:cs="宋体"/>
                 <w:position w:val="-4"/>
                 <w:sz w:val="21"/>
                 <w:szCs w:val="21"/>
@@ -4952,7 +4904,7 @@
                           <pic:cNvPicPr/>
                         </pic:nvPicPr>
                         <pic:blipFill>
-                          <a:blip r:embed="rId8"/>
+                          <a:blip xmlns:r="http://schemas.openxmlformats.org/officeDocument/2006/relationships" r:embed="rId5"/>
                           <a:stretch>
                             <a:fillRect/>
                           </a:stretch>
@@ -4974,7 +4926,7 @@
             </w:r>
             <w:r>
               <w:rPr>
-                <w:rFonts w:ascii="宋体" w:hAnsi="宋体" w:eastAsia="宋体" w:cs="宋体"/>
+                <w:rFonts w:ascii="宋体" w:eastAsia="宋体" w:hAnsi="宋体" w:cs="宋体"/>
                 <w:spacing w:val="36"/>
                 <w:sz w:val="21"/>
                 <w:szCs w:val="21"/>
@@ -4983,7 +4935,7 @@
             </w:r>
             <w:r>
               <w:rPr>
-                <w:rFonts w:ascii="宋体" w:hAnsi="宋体" w:eastAsia="宋体" w:cs="宋体"/>
+                <w:rFonts w:ascii="宋体" w:eastAsia="宋体" w:hAnsi="宋体" w:cs="宋体"/>
                 <w:spacing w:val="-1"/>
                 <w:sz w:val="21"/>
                 <w:szCs w:val="21"/>
@@ -4992,7 +4944,7 @@
             </w:r>
             <w:r>
               <w:rPr>
-                <w:rFonts w:ascii="宋体" w:hAnsi="宋体" w:eastAsia="宋体" w:cs="宋体"/>
+                <w:rFonts w:ascii="宋体" w:eastAsia="宋体" w:hAnsi="宋体" w:cs="宋体"/>
                 <w:spacing w:val="-7"/>
                 <w:sz w:val="21"/>
                 <w:szCs w:val="21"/>
@@ -5003,9 +4955,9 @@
           <w:p>
             <w:pPr>
               <w:spacing w:before="100" w:line="286" w:lineRule="auto"/>
-              <w:ind w:left="571" w:leftChars="0" w:right="270" w:rightChars="0" w:hanging="419" w:firstLineChars="0"/>
-              <w:rPr>
-                <w:rFonts w:ascii="宋体" w:hAnsi="宋体" w:eastAsia="宋体" w:cs="宋体"/>
+              <w:ind w:left="571" w:right="270" w:hanging="419" w:leftChars="0" w:rightChars="0" w:firstLineChars="0"/>
+              <w:rPr>
+                <w:rFonts w:ascii="宋体" w:eastAsia="宋体" w:hAnsi="宋体" w:cs="宋体"/>
                 <w:snapToGrid w:val="0"/>
                 <w:color w:val="000000"/>
                 <w:kern w:val="0"/>
@@ -5016,7 +4968,7 @@
             </w:pPr>
             <w:r>
               <w:rPr>
-                <w:rFonts w:ascii="宋体" w:hAnsi="宋体" w:eastAsia="宋体" w:cs="宋体"/>
+                <w:rFonts w:ascii="宋体" w:eastAsia="宋体" w:hAnsi="宋体" w:cs="宋体"/>
                 <w:position w:val="-4"/>
                 <w:sz w:val="21"/>
                 <w:szCs w:val="21"/>
@@ -5035,7 +4987,7 @@
                           <pic:cNvPicPr/>
                         </pic:nvPicPr>
                         <pic:blipFill>
-                          <a:blip r:embed="rId8"/>
+                          <a:blip xmlns:r="http://schemas.openxmlformats.org/officeDocument/2006/relationships" r:embed="rId5"/>
                           <a:stretch>
                             <a:fillRect/>
                           </a:stretch>
@@ -5057,7 +5009,7 @@
             </w:r>
             <w:r>
               <w:rPr>
-                <w:rFonts w:ascii="宋体" w:hAnsi="宋体" w:eastAsia="宋体" w:cs="宋体"/>
+                <w:rFonts w:ascii="宋体" w:eastAsia="宋体" w:hAnsi="宋体" w:cs="宋体"/>
                 <w:spacing w:val="36"/>
                 <w:sz w:val="21"/>
                 <w:szCs w:val="21"/>
@@ -5066,7 +5018,7 @@
             </w:r>
             <w:r>
               <w:rPr>
-                <w:rFonts w:ascii="宋体" w:hAnsi="宋体" w:eastAsia="宋体" w:cs="宋体"/>
+                <w:rFonts w:ascii="宋体" w:eastAsia="宋体" w:hAnsi="宋体" w:cs="宋体"/>
                 <w:spacing w:val="-1"/>
                 <w:sz w:val="21"/>
                 <w:szCs w:val="21"/>
@@ -5075,7 +5027,7 @@
             </w:r>
             <w:r>
               <w:rPr>
-                <w:rFonts w:ascii="宋体" w:hAnsi="宋体" w:eastAsia="宋体" w:cs="宋体"/>
+                <w:rFonts w:ascii="宋体" w:eastAsia="宋体" w:hAnsi="宋体" w:cs="宋体"/>
                 <w:spacing w:val="-3"/>
                 <w:sz w:val="21"/>
                 <w:szCs w:val="21"/>
@@ -5087,14 +5039,9 @@
       </w:tr>
       <w:tr>
         <w:tblPrEx>
-          <w:tblBorders>
-            <w:top w:val="single" w:color="000000" w:sz="4" w:space="0"/>
-            <w:left w:val="single" w:color="000000" w:sz="4" w:space="0"/>
-            <w:bottom w:val="single" w:color="000000" w:sz="4" w:space="0"/>
-            <w:right w:val="single" w:color="000000" w:sz="4" w:space="0"/>
-            <w:insideH w:val="single" w:color="000000" w:sz="4" w:space="0"/>
-            <w:insideV w:val="single" w:color="000000" w:sz="4" w:space="0"/>
-          </w:tblBorders>
+          <w:tblW w:w="7655" w:type="dxa"/>
+          <w:tblInd w:w="553" w:type="dxa"/>
+          <w:tblLayout w:type="fixed"/>
           <w:tblCellMar>
             <w:top w:w="0" w:type="dxa"/>
             <w:left w:w="0" w:type="dxa"/>
@@ -5103,7 +5050,7 @@
           </w:tblCellMar>
         </w:tblPrEx>
         <w:trPr>
-          <w:trHeight w:val="1432" w:hRule="atLeast"/>
+          <w:trHeight w:val="1432"/>
         </w:trPr>
         <w:tc>
           <w:tcPr>
@@ -5112,13 +5059,13 @@
           </w:tcPr>
           <w:p>
             <w:pPr>
-              <w:pStyle w:val="25"/>
+              <w:pStyle w:val="TableText"/>
               <w:spacing w:line="260" w:lineRule="auto"/>
             </w:pPr>
           </w:p>
           <w:p>
             <w:pPr>
-              <w:pStyle w:val="25"/>
+              <w:pStyle w:val="TableText"/>
               <w:spacing w:line="260" w:lineRule="auto"/>
             </w:pPr>
           </w:p>
@@ -5127,7 +5074,7 @@
               <w:spacing w:before="78" w:line="220" w:lineRule="auto"/>
               <w:ind w:left="113" w:leftChars="0"/>
               <w:rPr>
-                <w:rFonts w:ascii="宋体" w:hAnsi="宋体" w:eastAsia="宋体" w:cs="宋体"/>
+                <w:rFonts w:ascii="宋体" w:eastAsia="宋体" w:hAnsi="宋体" w:cs="宋体"/>
                 <w:snapToGrid w:val="0"/>
                 <w:color w:val="000000"/>
                 <w:kern w:val="0"/>
@@ -5138,7 +5085,7 @@
             </w:pPr>
             <w:r>
               <w:rPr>
-                <w:rFonts w:ascii="宋体" w:hAnsi="宋体" w:eastAsia="宋体" w:cs="宋体"/>
+                <w:rFonts w:ascii="宋体" w:eastAsia="宋体" w:hAnsi="宋体" w:cs="宋体"/>
                 <w:spacing w:val="-2"/>
                 <w:sz w:val="24"/>
                 <w:szCs w:val="24"/>
@@ -5157,14 +5104,14 @@
               <w:spacing w:before="71" w:line="223" w:lineRule="auto"/>
               <w:ind w:left="152"/>
               <w:rPr>
-                <w:rFonts w:ascii="宋体" w:hAnsi="宋体" w:eastAsia="宋体" w:cs="宋体"/>
+                <w:rFonts w:ascii="宋体" w:eastAsia="宋体" w:hAnsi="宋体" w:cs="宋体"/>
                 <w:sz w:val="21"/>
                 <w:szCs w:val="21"/>
               </w:rPr>
             </w:pPr>
             <w:r>
               <w:rPr>
-                <w:rFonts w:ascii="宋体" w:hAnsi="宋体" w:eastAsia="宋体" w:cs="宋体"/>
+                <w:rFonts w:ascii="宋体" w:eastAsia="宋体" w:hAnsi="宋体" w:cs="宋体"/>
                 <w:position w:val="-4"/>
                 <w:sz w:val="21"/>
                 <w:szCs w:val="21"/>
@@ -5183,7 +5130,7 @@
                           <pic:cNvPicPr/>
                         </pic:nvPicPr>
                         <pic:blipFill>
-                          <a:blip r:embed="rId7"/>
+                          <a:blip xmlns:r="http://schemas.openxmlformats.org/officeDocument/2006/relationships" r:embed="rId4"/>
                           <a:stretch>
                             <a:fillRect/>
                           </a:stretch>
@@ -5205,7 +5152,7 @@
             </w:r>
             <w:r>
               <w:rPr>
-                <w:rFonts w:ascii="宋体" w:hAnsi="宋体" w:eastAsia="宋体" w:cs="宋体"/>
+                <w:rFonts w:ascii="宋体" w:eastAsia="宋体" w:hAnsi="宋体" w:cs="宋体"/>
                 <w:spacing w:val="31"/>
                 <w:sz w:val="21"/>
                 <w:szCs w:val="21"/>
@@ -5214,7 +5161,7 @@
             </w:r>
             <w:r>
               <w:rPr>
-                <w:rFonts w:ascii="宋体" w:hAnsi="宋体" w:eastAsia="宋体" w:cs="宋体"/>
+                <w:rFonts w:ascii="宋体" w:eastAsia="宋体" w:hAnsi="宋体" w:cs="宋体"/>
                 <w:spacing w:val="-5"/>
                 <w:sz w:val="21"/>
                 <w:szCs w:val="21"/>
@@ -5227,14 +5174,14 @@
               <w:spacing w:before="105" w:line="223" w:lineRule="auto"/>
               <w:ind w:left="152"/>
               <w:rPr>
-                <w:rFonts w:ascii="宋体" w:hAnsi="宋体" w:eastAsia="宋体" w:cs="宋体"/>
+                <w:rFonts w:ascii="宋体" w:eastAsia="宋体" w:hAnsi="宋体" w:cs="宋体"/>
                 <w:sz w:val="21"/>
                 <w:szCs w:val="21"/>
               </w:rPr>
             </w:pPr>
             <w:r>
               <w:rPr>
-                <w:rFonts w:ascii="宋体" w:hAnsi="宋体" w:eastAsia="宋体" w:cs="宋体"/>
+                <w:rFonts w:ascii="宋体" w:eastAsia="宋体" w:hAnsi="宋体" w:cs="宋体"/>
                 <w:position w:val="-4"/>
                 <w:sz w:val="21"/>
                 <w:szCs w:val="21"/>
@@ -5253,7 +5200,7 @@
                           <pic:cNvPicPr/>
                         </pic:nvPicPr>
                         <pic:blipFill>
-                          <a:blip r:embed="rId7"/>
+                          <a:blip xmlns:r="http://schemas.openxmlformats.org/officeDocument/2006/relationships" r:embed="rId4"/>
                           <a:stretch>
                             <a:fillRect/>
                           </a:stretch>
@@ -5275,7 +5222,7 @@
             </w:r>
             <w:r>
               <w:rPr>
-                <w:rFonts w:ascii="宋体" w:hAnsi="宋体" w:eastAsia="宋体" w:cs="宋体"/>
+                <w:rFonts w:ascii="宋体" w:eastAsia="宋体" w:hAnsi="宋体" w:cs="宋体"/>
                 <w:spacing w:val="29"/>
                 <w:sz w:val="21"/>
                 <w:szCs w:val="21"/>
@@ -5284,7 +5231,7 @@
             </w:r>
             <w:r>
               <w:rPr>
-                <w:rFonts w:ascii="宋体" w:hAnsi="宋体" w:eastAsia="宋体" w:cs="宋体"/>
+                <w:rFonts w:ascii="宋体" w:eastAsia="宋体" w:hAnsi="宋体" w:cs="宋体"/>
                 <w:spacing w:val="-5"/>
                 <w:sz w:val="21"/>
                 <w:szCs w:val="21"/>
@@ -5297,14 +5244,14 @@
               <w:spacing w:before="105" w:line="223" w:lineRule="auto"/>
               <w:ind w:left="152"/>
               <w:rPr>
-                <w:rFonts w:ascii="宋体" w:hAnsi="宋体" w:eastAsia="宋体" w:cs="宋体"/>
+                <w:rFonts w:ascii="宋体" w:eastAsia="宋体" w:hAnsi="宋体" w:cs="宋体"/>
                 <w:sz w:val="21"/>
                 <w:szCs w:val="21"/>
               </w:rPr>
             </w:pPr>
             <w:r>
               <w:rPr>
-                <w:rFonts w:ascii="宋体" w:hAnsi="宋体" w:eastAsia="宋体" w:cs="宋体"/>
+                <w:rFonts w:ascii="宋体" w:eastAsia="宋体" w:hAnsi="宋体" w:cs="宋体"/>
                 <w:position w:val="-4"/>
                 <w:sz w:val="21"/>
                 <w:szCs w:val="21"/>
@@ -5323,7 +5270,7 @@
                           <pic:cNvPicPr/>
                         </pic:nvPicPr>
                         <pic:blipFill>
-                          <a:blip r:embed="rId9"/>
+                          <a:blip xmlns:r="http://schemas.openxmlformats.org/officeDocument/2006/relationships" r:embed="rId6"/>
                           <a:stretch>
                             <a:fillRect/>
                           </a:stretch>
@@ -5345,7 +5292,7 @@
             </w:r>
             <w:r>
               <w:rPr>
-                <w:rFonts w:ascii="宋体" w:hAnsi="宋体" w:eastAsia="宋体" w:cs="宋体"/>
+                <w:rFonts w:ascii="宋体" w:eastAsia="宋体" w:hAnsi="宋体" w:cs="宋体"/>
                 <w:spacing w:val="28"/>
                 <w:sz w:val="21"/>
                 <w:szCs w:val="21"/>
@@ -5354,7 +5301,7 @@
             </w:r>
             <w:r>
               <w:rPr>
-                <w:rFonts w:ascii="宋体" w:hAnsi="宋体" w:eastAsia="宋体" w:cs="宋体"/>
+                <w:rFonts w:ascii="宋体" w:eastAsia="宋体" w:hAnsi="宋体" w:cs="宋体"/>
                 <w:spacing w:val="-2"/>
                 <w:sz w:val="21"/>
                 <w:szCs w:val="21"/>
@@ -5363,7 +5310,7 @@
             </w:r>
             <w:r>
               <w:rPr>
-                <w:rFonts w:ascii="宋体" w:hAnsi="宋体" w:eastAsia="宋体" w:cs="宋体"/>
+                <w:rFonts w:ascii="宋体" w:eastAsia="宋体" w:hAnsi="宋体" w:cs="宋体"/>
                 <w:spacing w:val="-3"/>
                 <w:sz w:val="21"/>
                 <w:szCs w:val="21"/>
@@ -5376,7 +5323,7 @@
               <w:spacing w:before="105" w:line="223" w:lineRule="auto"/>
               <w:ind w:left="152" w:leftChars="0"/>
               <w:rPr>
-                <w:rFonts w:ascii="宋体" w:hAnsi="宋体" w:eastAsia="宋体" w:cs="宋体"/>
+                <w:rFonts w:ascii="宋体" w:eastAsia="宋体" w:hAnsi="宋体" w:cs="宋体"/>
                 <w:snapToGrid w:val="0"/>
                 <w:color w:val="000000"/>
                 <w:kern w:val="0"/>
@@ -5387,7 +5334,7 @@
             </w:pPr>
             <w:r>
               <w:rPr>
-                <w:rFonts w:ascii="宋体" w:hAnsi="宋体" w:eastAsia="宋体" w:cs="宋体"/>
+                <w:rFonts w:ascii="宋体" w:eastAsia="宋体" w:hAnsi="宋体" w:cs="宋体"/>
                 <w:position w:val="-4"/>
                 <w:sz w:val="21"/>
                 <w:szCs w:val="21"/>
@@ -5406,7 +5353,7 @@
                           <pic:cNvPicPr/>
                         </pic:nvPicPr>
                         <pic:blipFill>
-                          <a:blip r:embed="rId8"/>
+                          <a:blip xmlns:r="http://schemas.openxmlformats.org/officeDocument/2006/relationships" r:embed="rId5"/>
                           <a:stretch>
                             <a:fillRect/>
                           </a:stretch>
@@ -5428,7 +5375,7 @@
             </w:r>
             <w:r>
               <w:rPr>
-                <w:rFonts w:ascii="宋体" w:hAnsi="宋体" w:eastAsia="宋体" w:cs="宋体"/>
+                <w:rFonts w:ascii="宋体" w:eastAsia="宋体" w:hAnsi="宋体" w:cs="宋体"/>
                 <w:spacing w:val="31"/>
                 <w:sz w:val="21"/>
                 <w:szCs w:val="21"/>
@@ -5437,7 +5384,7 @@
             </w:r>
             <w:r>
               <w:rPr>
-                <w:rFonts w:ascii="宋体" w:hAnsi="宋体" w:eastAsia="宋体" w:cs="宋体"/>
+                <w:rFonts w:ascii="宋体" w:eastAsia="宋体" w:hAnsi="宋体" w:cs="宋体"/>
                 <w:spacing w:val="-2"/>
                 <w:sz w:val="21"/>
                 <w:szCs w:val="21"/>
@@ -5459,37 +5406,37 @@
     </w:p>
     <w:p>
       <w:pPr>
-        <w:pStyle w:val="12"/>
+        <w:pStyle w:val="BodyText"/>
         <w:spacing w:line="328" w:lineRule="auto"/>
       </w:pPr>
     </w:p>
     <w:p>
       <w:pPr>
-        <w:pStyle w:val="26"/>
+        <w:pStyle w:val="1"/>
         <w:bidi w:val="0"/>
       </w:pPr>
-      <w:bookmarkStart w:id="9" w:name="_Toc7357"/>
+      <w:bookmarkStart w:id="10" w:name="_Toc7357"/>
       <w:r>
         <w:t>部门岗位</w:t>
       </w:r>
-      <w:bookmarkEnd w:id="9"/>
+      <w:bookmarkEnd w:id="10"/>
     </w:p>
     <w:p>
       <w:pPr>
-        <w:pStyle w:val="28"/>
+        <w:pStyle w:val="2"/>
         <w:bidi w:val="0"/>
       </w:pPr>
-      <w:bookmarkStart w:id="10" w:name="bookmark23"/>
-      <w:bookmarkEnd w:id="10"/>
-      <w:bookmarkStart w:id="11" w:name="_Toc24833"/>
+      <w:bookmarkStart w:id="11" w:name="bookmark23"/>
+      <w:bookmarkEnd w:id="11"/>
+      <w:bookmarkStart w:id="12" w:name="_Toc24833"/>
       <w:r>
         <w:t>公司高层</w:t>
       </w:r>
-      <w:bookmarkEnd w:id="11"/>
+      <w:bookmarkEnd w:id="12"/>
     </w:p>
     <w:p>
       <w:pPr>
-        <w:pStyle w:val="12"/>
+        <w:pStyle w:val="BodyText"/>
         <w:keepNext w:val="0"/>
         <w:keepLines w:val="0"/>
         <w:pageBreakBefore w:val="0"/>
@@ -5508,19 +5455,19 @@
         <w:adjustRightInd w:val="0"/>
         <w:snapToGrid w:val="0"/>
         <w:spacing w:line="360" w:lineRule="auto"/>
-        <w:ind w:left="425" w:leftChars="0" w:right="0" w:hanging="425" w:firstLineChars="0"/>
+        <w:ind w:left="425" w:right="0" w:hanging="425" w:leftChars="0" w:firstLineChars="0"/>
         <w:textAlignment w:val="baseline"/>
         <w:rPr>
-          <w:rFonts w:ascii="宋体" w:hAnsi="宋体" w:eastAsia="宋体" w:cs="宋体"/>
-          <w:spacing w:val="-5"/>
-          <w:position w:val="1"/>
-          <w:sz w:val="24"/>
-          <w:szCs w:val="24"/>
-        </w:rPr>
-      </w:pPr>
-      <w:r>
-        <w:rPr>
-          <w:rFonts w:ascii="宋体" w:hAnsi="宋体" w:eastAsia="宋体" w:cs="宋体"/>
+          <w:rFonts w:ascii="宋体" w:eastAsia="宋体" w:hAnsi="宋体" w:cs="宋体"/>
+          <w:spacing w:val="-5"/>
+          <w:position w:val="1"/>
+          <w:sz w:val="24"/>
+          <w:szCs w:val="24"/>
+        </w:rPr>
+      </w:pPr>
+      <w:r>
+        <w:rPr>
+          <w:rFonts w:ascii="宋体" w:eastAsia="宋体" w:hAnsi="宋体" w:cs="宋体"/>
           <w:spacing w:val="-5"/>
           <w:position w:val="1"/>
           <w:sz w:val="24"/>
@@ -5531,7 +5478,7 @@
     </w:p>
     <w:p>
       <w:pPr>
-        <w:pStyle w:val="12"/>
+        <w:pStyle w:val="BodyText"/>
         <w:keepNext w:val="0"/>
         <w:keepLines w:val="0"/>
         <w:pageBreakBefore w:val="0"/>
@@ -5550,19 +5497,19 @@
         <w:adjustRightInd w:val="0"/>
         <w:snapToGrid w:val="0"/>
         <w:spacing w:line="360" w:lineRule="auto"/>
-        <w:ind w:left="425" w:leftChars="0" w:right="0" w:hanging="425" w:firstLineChars="0"/>
+        <w:ind w:left="425" w:right="0" w:hanging="425" w:leftChars="0" w:firstLineChars="0"/>
         <w:textAlignment w:val="baseline"/>
         <w:rPr>
-          <w:rFonts w:ascii="宋体" w:hAnsi="宋体" w:eastAsia="宋体" w:cs="宋体"/>
-          <w:spacing w:val="-5"/>
-          <w:position w:val="1"/>
-          <w:sz w:val="24"/>
-          <w:szCs w:val="24"/>
-        </w:rPr>
-      </w:pPr>
-      <w:r>
-        <w:rPr>
-          <w:rFonts w:ascii="宋体" w:hAnsi="宋体" w:eastAsia="宋体" w:cs="宋体"/>
+          <w:rFonts w:ascii="宋体" w:eastAsia="宋体" w:hAnsi="宋体" w:cs="宋体"/>
+          <w:spacing w:val="-5"/>
+          <w:position w:val="1"/>
+          <w:sz w:val="24"/>
+          <w:szCs w:val="24"/>
+        </w:rPr>
+      </w:pPr>
+      <w:r>
+        <w:rPr>
+          <w:rFonts w:ascii="宋体" w:eastAsia="宋体" w:hAnsi="宋体" w:cs="宋体"/>
           <w:spacing w:val="-5"/>
           <w:position w:val="1"/>
           <w:sz w:val="24"/>
@@ -5573,7 +5520,7 @@
     </w:p>
     <w:p>
       <w:pPr>
-        <w:pStyle w:val="12"/>
+        <w:pStyle w:val="BodyText"/>
         <w:keepNext w:val="0"/>
         <w:keepLines w:val="0"/>
         <w:pageBreakBefore w:val="0"/>
@@ -5592,19 +5539,19 @@
         <w:adjustRightInd w:val="0"/>
         <w:snapToGrid w:val="0"/>
         <w:spacing w:line="360" w:lineRule="auto"/>
-        <w:ind w:left="425" w:leftChars="0" w:right="0" w:hanging="425" w:firstLineChars="0"/>
+        <w:ind w:left="425" w:right="0" w:hanging="425" w:leftChars="0" w:firstLineChars="0"/>
         <w:textAlignment w:val="baseline"/>
         <w:rPr>
-          <w:rFonts w:ascii="宋体" w:hAnsi="宋体" w:eastAsia="宋体" w:cs="宋体"/>
-          <w:spacing w:val="-5"/>
-          <w:position w:val="1"/>
-          <w:sz w:val="24"/>
-          <w:szCs w:val="24"/>
-        </w:rPr>
-      </w:pPr>
-      <w:r>
-        <w:rPr>
-          <w:rFonts w:ascii="宋体" w:hAnsi="宋体" w:eastAsia="宋体" w:cs="宋体"/>
+          <w:rFonts w:ascii="宋体" w:eastAsia="宋体" w:hAnsi="宋体" w:cs="宋体"/>
+          <w:spacing w:val="-5"/>
+          <w:position w:val="1"/>
+          <w:sz w:val="24"/>
+          <w:szCs w:val="24"/>
+        </w:rPr>
+      </w:pPr>
+      <w:r>
+        <w:rPr>
+          <w:rFonts w:ascii="宋体" w:eastAsia="宋体" w:hAnsi="宋体" w:cs="宋体"/>
           <w:spacing w:val="-5"/>
           <w:position w:val="1"/>
           <w:sz w:val="24"/>
@@ -5615,18 +5562,18 @@
     </w:p>
     <w:p>
       <w:pPr>
-        <w:pStyle w:val="28"/>
+        <w:pStyle w:val="2"/>
         <w:bidi w:val="0"/>
       </w:pPr>
-      <w:bookmarkStart w:id="12" w:name="_Toc5776"/>
+      <w:bookmarkStart w:id="13" w:name="_Toc5776"/>
       <w:r>
         <w:t>质量部</w:t>
       </w:r>
-      <w:bookmarkEnd w:id="12"/>
+      <w:bookmarkEnd w:id="13"/>
     </w:p>
     <w:p>
       <w:pPr>
-        <w:pStyle w:val="12"/>
+        <w:pStyle w:val="BodyText"/>
         <w:keepNext w:val="0"/>
         <w:keepLines w:val="0"/>
         <w:pageBreakBefore w:val="0"/>
@@ -5645,19 +5592,19 @@
         <w:adjustRightInd w:val="0"/>
         <w:snapToGrid w:val="0"/>
         <w:spacing w:line="360" w:lineRule="auto"/>
-        <w:ind w:left="425" w:leftChars="0" w:right="0" w:hanging="425" w:firstLineChars="0"/>
+        <w:ind w:left="425" w:right="0" w:hanging="425" w:leftChars="0" w:firstLineChars="0"/>
         <w:textAlignment w:val="baseline"/>
         <w:rPr>
-          <w:rFonts w:ascii="宋体" w:hAnsi="宋体" w:eastAsia="宋体" w:cs="宋体"/>
-          <w:spacing w:val="-5"/>
-          <w:position w:val="1"/>
-          <w:sz w:val="24"/>
-          <w:szCs w:val="24"/>
-        </w:rPr>
-      </w:pPr>
-      <w:r>
-        <w:rPr>
-          <w:rFonts w:ascii="宋体" w:hAnsi="宋体" w:eastAsia="宋体" w:cs="宋体"/>
+          <w:rFonts w:ascii="宋体" w:eastAsia="宋体" w:hAnsi="宋体" w:cs="宋体"/>
+          <w:spacing w:val="-5"/>
+          <w:position w:val="1"/>
+          <w:sz w:val="24"/>
+          <w:szCs w:val="24"/>
+        </w:rPr>
+      </w:pPr>
+      <w:r>
+        <w:rPr>
+          <w:rFonts w:ascii="宋体" w:eastAsia="宋体" w:hAnsi="宋体" w:cs="宋体"/>
           <w:spacing w:val="-5"/>
           <w:position w:val="1"/>
           <w:sz w:val="24"/>
@@ -5668,7 +5615,7 @@
     </w:p>
     <w:p>
       <w:pPr>
-        <w:pStyle w:val="12"/>
+        <w:pStyle w:val="BodyText"/>
         <w:keepNext w:val="0"/>
         <w:keepLines w:val="0"/>
         <w:pageBreakBefore w:val="0"/>
@@ -5687,19 +5634,19 @@
         <w:adjustRightInd w:val="0"/>
         <w:snapToGrid w:val="0"/>
         <w:spacing w:line="360" w:lineRule="auto"/>
-        <w:ind w:left="425" w:leftChars="0" w:right="0" w:hanging="425" w:firstLineChars="0"/>
+        <w:ind w:left="425" w:right="0" w:hanging="425" w:leftChars="0" w:firstLineChars="0"/>
         <w:textAlignment w:val="baseline"/>
         <w:rPr>
-          <w:rFonts w:ascii="宋体" w:hAnsi="宋体" w:eastAsia="宋体" w:cs="宋体"/>
-          <w:spacing w:val="-5"/>
-          <w:position w:val="1"/>
-          <w:sz w:val="24"/>
-          <w:szCs w:val="24"/>
-        </w:rPr>
-      </w:pPr>
-      <w:r>
-        <w:rPr>
-          <w:rFonts w:ascii="宋体" w:hAnsi="宋体" w:eastAsia="宋体" w:cs="宋体"/>
+          <w:rFonts w:ascii="宋体" w:eastAsia="宋体" w:hAnsi="宋体" w:cs="宋体"/>
+          <w:spacing w:val="-5"/>
+          <w:position w:val="1"/>
+          <w:sz w:val="24"/>
+          <w:szCs w:val="24"/>
+        </w:rPr>
+      </w:pPr>
+      <w:r>
+        <w:rPr>
+          <w:rFonts w:ascii="宋体" w:eastAsia="宋体" w:hAnsi="宋体" w:cs="宋体"/>
           <w:spacing w:val="-5"/>
           <w:position w:val="1"/>
           <w:sz w:val="24"/>
@@ -5710,7 +5657,7 @@
     </w:p>
     <w:p>
       <w:pPr>
-        <w:pStyle w:val="12"/>
+        <w:pStyle w:val="BodyText"/>
         <w:keepNext w:val="0"/>
         <w:keepLines w:val="0"/>
         <w:pageBreakBefore w:val="0"/>
@@ -5729,19 +5676,19 @@
         <w:adjustRightInd w:val="0"/>
         <w:snapToGrid w:val="0"/>
         <w:spacing w:line="360" w:lineRule="auto"/>
-        <w:ind w:left="425" w:leftChars="0" w:right="0" w:hanging="425" w:firstLineChars="0"/>
+        <w:ind w:left="425" w:right="0" w:hanging="425" w:leftChars="0" w:firstLineChars="0"/>
         <w:textAlignment w:val="baseline"/>
         <w:rPr>
-          <w:rFonts w:ascii="宋体" w:hAnsi="宋体" w:eastAsia="宋体" w:cs="宋体"/>
-          <w:spacing w:val="-5"/>
-          <w:position w:val="1"/>
-          <w:sz w:val="24"/>
-          <w:szCs w:val="24"/>
-        </w:rPr>
-      </w:pPr>
-      <w:r>
-        <w:rPr>
-          <w:rFonts w:ascii="宋体" w:hAnsi="宋体" w:eastAsia="宋体" w:cs="宋体"/>
+          <w:rFonts w:ascii="宋体" w:eastAsia="宋体" w:hAnsi="宋体" w:cs="宋体"/>
+          <w:spacing w:val="-5"/>
+          <w:position w:val="1"/>
+          <w:sz w:val="24"/>
+          <w:szCs w:val="24"/>
+        </w:rPr>
+      </w:pPr>
+      <w:r>
+        <w:rPr>
+          <w:rFonts w:ascii="宋体" w:eastAsia="宋体" w:hAnsi="宋体" w:cs="宋体"/>
           <w:spacing w:val="-5"/>
           <w:position w:val="1"/>
           <w:sz w:val="24"/>
@@ -5752,7 +5699,7 @@
     </w:p>
     <w:p>
       <w:pPr>
-        <w:pStyle w:val="12"/>
+        <w:pStyle w:val="BodyText"/>
         <w:keepNext w:val="0"/>
         <w:keepLines w:val="0"/>
         <w:pageBreakBefore w:val="0"/>
@@ -5771,19 +5718,19 @@
         <w:adjustRightInd w:val="0"/>
         <w:snapToGrid w:val="0"/>
         <w:spacing w:line="360" w:lineRule="auto"/>
-        <w:ind w:left="425" w:leftChars="0" w:right="0" w:hanging="425" w:firstLineChars="0"/>
+        <w:ind w:left="425" w:right="0" w:hanging="425" w:leftChars="0" w:firstLineChars="0"/>
         <w:textAlignment w:val="baseline"/>
         <w:rPr>
-          <w:rFonts w:ascii="宋体" w:hAnsi="宋体" w:eastAsia="宋体" w:cs="宋体"/>
-          <w:spacing w:val="-5"/>
-          <w:position w:val="1"/>
-          <w:sz w:val="24"/>
-          <w:szCs w:val="24"/>
-        </w:rPr>
-      </w:pPr>
-      <w:r>
-        <w:rPr>
-          <w:rFonts w:ascii="宋体" w:hAnsi="宋体" w:eastAsia="宋体" w:cs="宋体"/>
+          <w:rFonts w:ascii="宋体" w:eastAsia="宋体" w:hAnsi="宋体" w:cs="宋体"/>
+          <w:spacing w:val="-5"/>
+          <w:position w:val="1"/>
+          <w:sz w:val="24"/>
+          <w:szCs w:val="24"/>
+        </w:rPr>
+      </w:pPr>
+      <w:r>
+        <w:rPr>
+          <w:rFonts w:ascii="宋体" w:eastAsia="宋体" w:hAnsi="宋体" w:cs="宋体"/>
           <w:spacing w:val="-5"/>
           <w:position w:val="1"/>
           <w:sz w:val="24"/>
@@ -5794,7 +5741,7 @@
     </w:p>
     <w:p>
       <w:pPr>
-        <w:pStyle w:val="12"/>
+        <w:pStyle w:val="BodyText"/>
         <w:keepNext w:val="0"/>
         <w:keepLines w:val="0"/>
         <w:pageBreakBefore w:val="0"/>
@@ -5813,19 +5760,19 @@
         <w:adjustRightInd w:val="0"/>
         <w:snapToGrid w:val="0"/>
         <w:spacing w:line="360" w:lineRule="auto"/>
-        <w:ind w:left="425" w:leftChars="0" w:right="0" w:hanging="425" w:firstLineChars="0"/>
+        <w:ind w:left="425" w:right="0" w:hanging="425" w:leftChars="0" w:firstLineChars="0"/>
         <w:textAlignment w:val="baseline"/>
         <w:rPr>
-          <w:rFonts w:ascii="宋体" w:hAnsi="宋体" w:eastAsia="宋体" w:cs="宋体"/>
-          <w:spacing w:val="-5"/>
-          <w:position w:val="1"/>
-          <w:sz w:val="24"/>
-          <w:szCs w:val="24"/>
-        </w:rPr>
-      </w:pPr>
-      <w:r>
-        <w:rPr>
-          <w:rFonts w:ascii="宋体" w:hAnsi="宋体" w:eastAsia="宋体" w:cs="宋体"/>
+          <w:rFonts w:ascii="宋体" w:eastAsia="宋体" w:hAnsi="宋体" w:cs="宋体"/>
+          <w:spacing w:val="-5"/>
+          <w:position w:val="1"/>
+          <w:sz w:val="24"/>
+          <w:szCs w:val="24"/>
+        </w:rPr>
+      </w:pPr>
+      <w:r>
+        <w:rPr>
+          <w:rFonts w:ascii="宋体" w:eastAsia="宋体" w:hAnsi="宋体" w:cs="宋体"/>
           <w:spacing w:val="-5"/>
           <w:position w:val="1"/>
           <w:sz w:val="24"/>
@@ -5836,18 +5783,18 @@
     </w:p>
     <w:p>
       <w:pPr>
-        <w:pStyle w:val="28"/>
+        <w:pStyle w:val="2"/>
         <w:bidi w:val="0"/>
       </w:pPr>
-      <w:bookmarkStart w:id="13" w:name="_Toc6209"/>
+      <w:bookmarkStart w:id="14" w:name="_Toc6209"/>
       <w:r>
         <w:t>运维部</w:t>
       </w:r>
-      <w:bookmarkEnd w:id="13"/>
+      <w:bookmarkEnd w:id="14"/>
     </w:p>
     <w:p>
       <w:pPr>
-        <w:pStyle w:val="12"/>
+        <w:pStyle w:val="BodyText"/>
         <w:keepNext w:val="0"/>
         <w:keepLines w:val="0"/>
         <w:pageBreakBefore w:val="0"/>
@@ -5866,19 +5813,19 @@
         <w:adjustRightInd w:val="0"/>
         <w:snapToGrid w:val="0"/>
         <w:spacing w:line="360" w:lineRule="auto"/>
-        <w:ind w:left="425" w:leftChars="0" w:right="0" w:hanging="425" w:firstLineChars="0"/>
+        <w:ind w:left="425" w:right="0" w:hanging="425" w:leftChars="0" w:firstLineChars="0"/>
         <w:textAlignment w:val="baseline"/>
         <w:rPr>
-          <w:rFonts w:ascii="宋体" w:hAnsi="宋体" w:eastAsia="宋体" w:cs="宋体"/>
-          <w:spacing w:val="-5"/>
-          <w:position w:val="1"/>
-          <w:sz w:val="24"/>
-          <w:szCs w:val="24"/>
-        </w:rPr>
-      </w:pPr>
-      <w:r>
-        <w:rPr>
-          <w:rFonts w:ascii="宋体" w:hAnsi="宋体" w:eastAsia="宋体" w:cs="宋体"/>
+          <w:rFonts w:ascii="宋体" w:eastAsia="宋体" w:hAnsi="宋体" w:cs="宋体"/>
+          <w:spacing w:val="-5"/>
+          <w:position w:val="1"/>
+          <w:sz w:val="24"/>
+          <w:szCs w:val="24"/>
+        </w:rPr>
+      </w:pPr>
+      <w:r>
+        <w:rPr>
+          <w:rFonts w:ascii="宋体" w:eastAsia="宋体" w:hAnsi="宋体" w:cs="宋体"/>
           <w:spacing w:val="-5"/>
           <w:position w:val="1"/>
           <w:sz w:val="24"/>
@@ -5889,7 +5836,7 @@
     </w:p>
     <w:p>
       <w:pPr>
-        <w:pStyle w:val="12"/>
+        <w:pStyle w:val="BodyText"/>
         <w:keepNext w:val="0"/>
         <w:keepLines w:val="0"/>
         <w:pageBreakBefore w:val="0"/>
@@ -5908,19 +5855,19 @@
         <w:adjustRightInd w:val="0"/>
         <w:snapToGrid w:val="0"/>
         <w:spacing w:line="360" w:lineRule="auto"/>
-        <w:ind w:left="425" w:leftChars="0" w:right="0" w:hanging="425" w:firstLineChars="0"/>
+        <w:ind w:left="425" w:right="0" w:hanging="425" w:leftChars="0" w:firstLineChars="0"/>
         <w:textAlignment w:val="baseline"/>
         <w:rPr>
-          <w:rFonts w:ascii="宋体" w:hAnsi="宋体" w:eastAsia="宋体" w:cs="宋体"/>
-          <w:spacing w:val="-5"/>
-          <w:position w:val="1"/>
-          <w:sz w:val="24"/>
-          <w:szCs w:val="24"/>
-        </w:rPr>
-      </w:pPr>
-      <w:r>
-        <w:rPr>
-          <w:rFonts w:ascii="宋体" w:hAnsi="宋体" w:eastAsia="宋体" w:cs="宋体"/>
+          <w:rFonts w:ascii="宋体" w:eastAsia="宋体" w:hAnsi="宋体" w:cs="宋体"/>
+          <w:spacing w:val="-5"/>
+          <w:position w:val="1"/>
+          <w:sz w:val="24"/>
+          <w:szCs w:val="24"/>
+        </w:rPr>
+      </w:pPr>
+      <w:r>
+        <w:rPr>
+          <w:rFonts w:ascii="宋体" w:eastAsia="宋体" w:hAnsi="宋体" w:cs="宋体"/>
           <w:spacing w:val="-5"/>
           <w:position w:val="1"/>
           <w:sz w:val="24"/>
@@ -5931,7 +5878,7 @@
     </w:p>
     <w:p>
       <w:pPr>
-        <w:pStyle w:val="12"/>
+        <w:pStyle w:val="BodyText"/>
         <w:keepNext w:val="0"/>
         <w:keepLines w:val="0"/>
         <w:pageBreakBefore w:val="0"/>
@@ -5950,19 +5897,19 @@
         <w:adjustRightInd w:val="0"/>
         <w:snapToGrid w:val="0"/>
         <w:spacing w:line="360" w:lineRule="auto"/>
-        <w:ind w:left="425" w:leftChars="0" w:right="0" w:hanging="425" w:firstLineChars="0"/>
+        <w:ind w:left="425" w:right="0" w:hanging="425" w:leftChars="0" w:firstLineChars="0"/>
         <w:textAlignment w:val="baseline"/>
         <w:rPr>
-          <w:rFonts w:ascii="宋体" w:hAnsi="宋体" w:eastAsia="宋体" w:cs="宋体"/>
-          <w:spacing w:val="-5"/>
-          <w:position w:val="1"/>
-          <w:sz w:val="24"/>
-          <w:szCs w:val="24"/>
-        </w:rPr>
-      </w:pPr>
-      <w:r>
-        <w:rPr>
-          <w:rFonts w:ascii="宋体" w:hAnsi="宋体" w:eastAsia="宋体" w:cs="宋体"/>
+          <w:rFonts w:ascii="宋体" w:eastAsia="宋体" w:hAnsi="宋体" w:cs="宋体"/>
+          <w:spacing w:val="-5"/>
+          <w:position w:val="1"/>
+          <w:sz w:val="24"/>
+          <w:szCs w:val="24"/>
+        </w:rPr>
+      </w:pPr>
+      <w:r>
+        <w:rPr>
+          <w:rFonts w:ascii="宋体" w:eastAsia="宋体" w:hAnsi="宋体" w:cs="宋体"/>
           <w:spacing w:val="-5"/>
           <w:position w:val="1"/>
           <w:sz w:val="24"/>
@@ -5973,7 +5920,7 @@
     </w:p>
     <w:p>
       <w:pPr>
-        <w:pStyle w:val="12"/>
+        <w:pStyle w:val="BodyText"/>
         <w:keepNext w:val="0"/>
         <w:keepLines w:val="0"/>
         <w:pageBreakBefore w:val="0"/>
@@ -5992,19 +5939,19 @@
         <w:adjustRightInd w:val="0"/>
         <w:snapToGrid w:val="0"/>
         <w:spacing w:line="360" w:lineRule="auto"/>
-        <w:ind w:left="425" w:leftChars="0" w:right="0" w:hanging="425" w:firstLineChars="0"/>
+        <w:ind w:left="425" w:right="0" w:hanging="425" w:leftChars="0" w:firstLineChars="0"/>
         <w:textAlignment w:val="baseline"/>
         <w:rPr>
-          <w:rFonts w:ascii="宋体" w:hAnsi="宋体" w:eastAsia="宋体" w:cs="宋体"/>
-          <w:spacing w:val="-5"/>
-          <w:position w:val="1"/>
-          <w:sz w:val="24"/>
-          <w:szCs w:val="24"/>
-        </w:rPr>
-      </w:pPr>
-      <w:r>
-        <w:rPr>
-          <w:rFonts w:ascii="宋体" w:hAnsi="宋体" w:eastAsia="宋体" w:cs="宋体"/>
+          <w:rFonts w:ascii="宋体" w:eastAsia="宋体" w:hAnsi="宋体" w:cs="宋体"/>
+          <w:spacing w:val="-5"/>
+          <w:position w:val="1"/>
+          <w:sz w:val="24"/>
+          <w:szCs w:val="24"/>
+        </w:rPr>
+      </w:pPr>
+      <w:r>
+        <w:rPr>
+          <w:rFonts w:ascii="宋体" w:eastAsia="宋体" w:hAnsi="宋体" w:cs="宋体"/>
           <w:spacing w:val="-5"/>
           <w:position w:val="1"/>
           <w:sz w:val="24"/>
@@ -6015,7 +5962,7 @@
     </w:p>
     <w:p>
       <w:pPr>
-        <w:pStyle w:val="12"/>
+        <w:pStyle w:val="BodyText"/>
         <w:keepNext w:val="0"/>
         <w:keepLines w:val="0"/>
         <w:pageBreakBefore w:val="0"/>
@@ -6034,19 +5981,19 @@
         <w:adjustRightInd w:val="0"/>
         <w:snapToGrid w:val="0"/>
         <w:spacing w:line="360" w:lineRule="auto"/>
-        <w:ind w:left="425" w:leftChars="0" w:right="0" w:hanging="425" w:firstLineChars="0"/>
+        <w:ind w:left="425" w:right="0" w:hanging="425" w:leftChars="0" w:firstLineChars="0"/>
         <w:textAlignment w:val="baseline"/>
         <w:rPr>
-          <w:rFonts w:ascii="宋体" w:hAnsi="宋体" w:eastAsia="宋体" w:cs="宋体"/>
-          <w:spacing w:val="-5"/>
-          <w:position w:val="1"/>
-          <w:sz w:val="24"/>
-          <w:szCs w:val="24"/>
-        </w:rPr>
-      </w:pPr>
-      <w:r>
-        <w:rPr>
-          <w:rFonts w:ascii="宋体" w:hAnsi="宋体" w:eastAsia="宋体" w:cs="宋体"/>
+          <w:rFonts w:ascii="宋体" w:eastAsia="宋体" w:hAnsi="宋体" w:cs="宋体"/>
+          <w:spacing w:val="-5"/>
+          <w:position w:val="1"/>
+          <w:sz w:val="24"/>
+          <w:szCs w:val="24"/>
+        </w:rPr>
+      </w:pPr>
+      <w:r>
+        <w:rPr>
+          <w:rFonts w:ascii="宋体" w:eastAsia="宋体" w:hAnsi="宋体" w:cs="宋体"/>
           <w:spacing w:val="-5"/>
           <w:position w:val="1"/>
           <w:sz w:val="24"/>
@@ -6057,18 +6004,18 @@
     </w:p>
     <w:p>
       <w:pPr>
-        <w:pStyle w:val="28"/>
+        <w:pStyle w:val="2"/>
         <w:bidi w:val="0"/>
       </w:pPr>
-      <w:bookmarkStart w:id="14" w:name="_Toc28614"/>
+      <w:bookmarkStart w:id="15" w:name="_Toc28614"/>
       <w:r>
         <w:t>服务台</w:t>
       </w:r>
-      <w:bookmarkEnd w:id="14"/>
+      <w:bookmarkEnd w:id="15"/>
     </w:p>
     <w:p>
       <w:pPr>
-        <w:pStyle w:val="12"/>
+        <w:pStyle w:val="BodyText"/>
         <w:keepNext w:val="0"/>
         <w:keepLines w:val="0"/>
         <w:pageBreakBefore w:val="0"/>
@@ -6087,19 +6034,19 @@
         <w:adjustRightInd w:val="0"/>
         <w:snapToGrid w:val="0"/>
         <w:spacing w:line="360" w:lineRule="auto"/>
-        <w:ind w:left="425" w:leftChars="0" w:right="0" w:hanging="425" w:firstLineChars="0"/>
+        <w:ind w:left="425" w:right="0" w:hanging="425" w:leftChars="0" w:firstLineChars="0"/>
         <w:textAlignment w:val="baseline"/>
         <w:rPr>
-          <w:rFonts w:ascii="宋体" w:hAnsi="宋体" w:eastAsia="宋体" w:cs="宋体"/>
-          <w:spacing w:val="-5"/>
-          <w:position w:val="1"/>
-          <w:sz w:val="24"/>
-          <w:szCs w:val="24"/>
-        </w:rPr>
-      </w:pPr>
-      <w:r>
-        <w:rPr>
-          <w:rFonts w:ascii="宋体" w:hAnsi="宋体" w:eastAsia="宋体" w:cs="宋体"/>
+          <w:rFonts w:ascii="宋体" w:eastAsia="宋体" w:hAnsi="宋体" w:cs="宋体"/>
+          <w:spacing w:val="-5"/>
+          <w:position w:val="1"/>
+          <w:sz w:val="24"/>
+          <w:szCs w:val="24"/>
+        </w:rPr>
+      </w:pPr>
+      <w:r>
+        <w:rPr>
+          <w:rFonts w:ascii="宋体" w:eastAsia="宋体" w:hAnsi="宋体" w:cs="宋体"/>
           <w:spacing w:val="-5"/>
           <w:position w:val="1"/>
           <w:sz w:val="24"/>
@@ -6110,7 +6057,7 @@
     </w:p>
     <w:p>
       <w:pPr>
-        <w:pStyle w:val="12"/>
+        <w:pStyle w:val="BodyText"/>
         <w:keepNext w:val="0"/>
         <w:keepLines w:val="0"/>
         <w:pageBreakBefore w:val="0"/>
@@ -6129,19 +6076,19 @@
         <w:adjustRightInd w:val="0"/>
         <w:snapToGrid w:val="0"/>
         <w:spacing w:line="360" w:lineRule="auto"/>
-        <w:ind w:left="425" w:leftChars="0" w:right="0" w:hanging="425" w:firstLineChars="0"/>
+        <w:ind w:left="425" w:right="0" w:hanging="425" w:leftChars="0" w:firstLineChars="0"/>
         <w:textAlignment w:val="baseline"/>
         <w:rPr>
-          <w:rFonts w:ascii="宋体" w:hAnsi="宋体" w:eastAsia="宋体" w:cs="宋体"/>
-          <w:spacing w:val="-5"/>
-          <w:position w:val="1"/>
-          <w:sz w:val="24"/>
-          <w:szCs w:val="24"/>
-        </w:rPr>
-      </w:pPr>
-      <w:r>
-        <w:rPr>
-          <w:rFonts w:ascii="宋体" w:hAnsi="宋体" w:eastAsia="宋体" w:cs="宋体"/>
+          <w:rFonts w:ascii="宋体" w:eastAsia="宋体" w:hAnsi="宋体" w:cs="宋体"/>
+          <w:spacing w:val="-5"/>
+          <w:position w:val="1"/>
+          <w:sz w:val="24"/>
+          <w:szCs w:val="24"/>
+        </w:rPr>
+      </w:pPr>
+      <w:r>
+        <w:rPr>
+          <w:rFonts w:ascii="宋体" w:eastAsia="宋体" w:hAnsi="宋体" w:cs="宋体"/>
           <w:spacing w:val="-5"/>
           <w:position w:val="1"/>
           <w:sz w:val="24"/>
@@ -6152,7 +6099,7 @@
     </w:p>
     <w:p>
       <w:pPr>
-        <w:pStyle w:val="12"/>
+        <w:pStyle w:val="BodyText"/>
         <w:keepNext w:val="0"/>
         <w:keepLines w:val="0"/>
         <w:pageBreakBefore w:val="0"/>
@@ -6171,19 +6118,19 @@
         <w:adjustRightInd w:val="0"/>
         <w:snapToGrid w:val="0"/>
         <w:spacing w:line="360" w:lineRule="auto"/>
-        <w:ind w:left="425" w:leftChars="0" w:right="0" w:hanging="425" w:firstLineChars="0"/>
+        <w:ind w:left="425" w:right="0" w:hanging="425" w:leftChars="0" w:firstLineChars="0"/>
         <w:textAlignment w:val="baseline"/>
         <w:rPr>
-          <w:rFonts w:ascii="宋体" w:hAnsi="宋体" w:eastAsia="宋体" w:cs="宋体"/>
-          <w:spacing w:val="-5"/>
-          <w:position w:val="1"/>
-          <w:sz w:val="24"/>
-          <w:szCs w:val="24"/>
-        </w:rPr>
-      </w:pPr>
-      <w:r>
-        <w:rPr>
-          <w:rFonts w:ascii="宋体" w:hAnsi="宋体" w:eastAsia="宋体" w:cs="宋体"/>
+          <w:rFonts w:ascii="宋体" w:eastAsia="宋体" w:hAnsi="宋体" w:cs="宋体"/>
+          <w:spacing w:val="-5"/>
+          <w:position w:val="1"/>
+          <w:sz w:val="24"/>
+          <w:szCs w:val="24"/>
+        </w:rPr>
+      </w:pPr>
+      <w:r>
+        <w:rPr>
+          <w:rFonts w:ascii="宋体" w:eastAsia="宋体" w:hAnsi="宋体" w:cs="宋体"/>
           <w:spacing w:val="-5"/>
           <w:position w:val="1"/>
           <w:sz w:val="24"/>
@@ -6194,14 +6141,14 @@
     </w:p>
     <w:p>
       <w:pPr>
-        <w:pStyle w:val="28"/>
+        <w:pStyle w:val="2"/>
         <w:bidi w:val="0"/>
       </w:pPr>
-      <w:bookmarkStart w:id="15" w:name="_Toc18524"/>
+      <w:bookmarkStart w:id="16" w:name="_Toc18524"/>
       <w:r>
         <w:t>运维服务人员</w:t>
       </w:r>
-      <w:bookmarkEnd w:id="15"/>
+      <w:bookmarkEnd w:id="16"/>
     </w:p>
     <w:p>
       <w:pPr>
@@ -6219,11 +6166,11 @@
         <w:adjustRightInd w:val="0"/>
         <w:snapToGrid w:val="0"/>
         <w:spacing w:line="360" w:lineRule="auto"/>
-        <w:ind w:left="0" w:right="0" w:firstLine="476" w:firstLineChars="200"/>
+        <w:ind w:left="0" w:right="0" w:firstLine="420" w:firstLineChars="200"/>
         <w:jc w:val="both"/>
         <w:textAlignment w:val="baseline"/>
         <w:rPr>
-          <w:rFonts w:ascii="宋体" w:hAnsi="宋体" w:eastAsia="宋体" w:cs="宋体"/>
+          <w:rFonts w:ascii="宋体" w:eastAsia="宋体" w:hAnsi="宋体" w:cs="宋体"/>
           <w:spacing w:val="-1"/>
           <w:sz w:val="24"/>
           <w:szCs w:val="24"/>
@@ -6231,7 +6178,7 @@
       </w:pPr>
       <w:r>
         <w:rPr>
-          <w:rFonts w:ascii="宋体" w:hAnsi="宋体" w:eastAsia="宋体" w:cs="宋体"/>
+          <w:rFonts w:ascii="宋体" w:eastAsia="宋体" w:hAnsi="宋体" w:cs="宋体"/>
           <w:spacing w:val="-1"/>
           <w:sz w:val="24"/>
           <w:szCs w:val="24"/>
@@ -6241,31 +6188,31 @@
     </w:p>
     <w:p>
       <w:pPr>
-        <w:pStyle w:val="26"/>
+        <w:pStyle w:val="1"/>
         <w:bidi w:val="0"/>
       </w:pPr>
-      <w:bookmarkStart w:id="16" w:name="_Toc599"/>
+      <w:bookmarkStart w:id="17" w:name="_Toc599"/>
       <w:r>
         <w:t>质量管理内容</w:t>
       </w:r>
-      <w:bookmarkEnd w:id="16"/>
+      <w:bookmarkEnd w:id="17"/>
     </w:p>
     <w:p>
       <w:pPr>
-        <w:pStyle w:val="28"/>
+        <w:pStyle w:val="2"/>
         <w:bidi w:val="0"/>
       </w:pPr>
-      <w:bookmarkStart w:id="17" w:name="bookmark24"/>
-      <w:bookmarkEnd w:id="17"/>
-      <w:bookmarkStart w:id="18" w:name="_Toc9632"/>
+      <w:bookmarkStart w:id="18" w:name="bookmark24"/>
+      <w:bookmarkEnd w:id="18"/>
+      <w:bookmarkStart w:id="19" w:name="_Toc9632"/>
       <w:r>
         <w:t>高层的质量管理活动</w:t>
       </w:r>
-      <w:bookmarkEnd w:id="18"/>
+      <w:bookmarkEnd w:id="19"/>
     </w:p>
     <w:p>
       <w:pPr>
-        <w:pStyle w:val="12"/>
+        <w:pStyle w:val="BodyText"/>
         <w:keepNext w:val="0"/>
         <w:keepLines w:val="0"/>
         <w:pageBreakBefore w:val="0"/>
@@ -6284,19 +6231,19 @@
         <w:adjustRightInd w:val="0"/>
         <w:snapToGrid w:val="0"/>
         <w:spacing w:line="360" w:lineRule="auto"/>
-        <w:ind w:left="425" w:leftChars="0" w:right="0" w:hanging="425" w:firstLineChars="0"/>
+        <w:ind w:left="425" w:right="0" w:hanging="425" w:leftChars="0" w:firstLineChars="0"/>
         <w:textAlignment w:val="baseline"/>
         <w:rPr>
-          <w:rFonts w:ascii="宋体" w:hAnsi="宋体" w:eastAsia="宋体" w:cs="宋体"/>
-          <w:spacing w:val="-5"/>
-          <w:position w:val="1"/>
-          <w:sz w:val="24"/>
-          <w:szCs w:val="24"/>
-        </w:rPr>
-      </w:pPr>
-      <w:r>
-        <w:rPr>
-          <w:rFonts w:ascii="宋体" w:hAnsi="宋体" w:eastAsia="宋体" w:cs="宋体"/>
+          <w:rFonts w:ascii="宋体" w:eastAsia="宋体" w:hAnsi="宋体" w:cs="宋体"/>
+          <w:spacing w:val="-5"/>
+          <w:position w:val="1"/>
+          <w:sz w:val="24"/>
+          <w:szCs w:val="24"/>
+        </w:rPr>
+      </w:pPr>
+      <w:r>
+        <w:rPr>
+          <w:rFonts w:ascii="宋体" w:eastAsia="宋体" w:hAnsi="宋体" w:cs="宋体"/>
           <w:spacing w:val="-5"/>
           <w:position w:val="1"/>
           <w:sz w:val="24"/>
@@ -6307,7 +6254,7 @@
     </w:p>
     <w:p>
       <w:pPr>
-        <w:pStyle w:val="12"/>
+        <w:pStyle w:val="BodyText"/>
         <w:keepNext w:val="0"/>
         <w:keepLines w:val="0"/>
         <w:pageBreakBefore w:val="0"/>
@@ -6326,19 +6273,19 @@
         <w:adjustRightInd w:val="0"/>
         <w:snapToGrid w:val="0"/>
         <w:spacing w:line="360" w:lineRule="auto"/>
-        <w:ind w:left="425" w:leftChars="0" w:right="0" w:hanging="425" w:firstLineChars="0"/>
+        <w:ind w:left="425" w:right="0" w:hanging="425" w:leftChars="0" w:firstLineChars="0"/>
         <w:textAlignment w:val="baseline"/>
         <w:rPr>
-          <w:rFonts w:ascii="宋体" w:hAnsi="宋体" w:eastAsia="宋体" w:cs="宋体"/>
-          <w:spacing w:val="-5"/>
-          <w:position w:val="1"/>
-          <w:sz w:val="24"/>
-          <w:szCs w:val="24"/>
-        </w:rPr>
-      </w:pPr>
-      <w:r>
-        <w:rPr>
-          <w:rFonts w:ascii="宋体" w:hAnsi="宋体" w:eastAsia="宋体" w:cs="宋体"/>
+          <w:rFonts w:ascii="宋体" w:eastAsia="宋体" w:hAnsi="宋体" w:cs="宋体"/>
+          <w:spacing w:val="-5"/>
+          <w:position w:val="1"/>
+          <w:sz w:val="24"/>
+          <w:szCs w:val="24"/>
+        </w:rPr>
+      </w:pPr>
+      <w:r>
+        <w:rPr>
+          <w:rFonts w:ascii="宋体" w:eastAsia="宋体" w:hAnsi="宋体" w:cs="宋体"/>
           <w:spacing w:val="-5"/>
           <w:position w:val="1"/>
           <w:sz w:val="24"/>
@@ -6349,7 +6296,7 @@
     </w:p>
     <w:p>
       <w:pPr>
-        <w:pStyle w:val="12"/>
+        <w:pStyle w:val="BodyText"/>
         <w:keepNext w:val="0"/>
         <w:keepLines w:val="0"/>
         <w:pageBreakBefore w:val="0"/>
@@ -6368,19 +6315,19 @@
         <w:adjustRightInd w:val="0"/>
         <w:snapToGrid w:val="0"/>
         <w:spacing w:line="360" w:lineRule="auto"/>
-        <w:ind w:left="425" w:leftChars="0" w:right="0" w:hanging="425" w:firstLineChars="0"/>
+        <w:ind w:left="425" w:right="0" w:hanging="425" w:leftChars="0" w:firstLineChars="0"/>
         <w:textAlignment w:val="baseline"/>
         <w:rPr>
-          <w:rFonts w:ascii="宋体" w:hAnsi="宋体" w:eastAsia="宋体" w:cs="宋体"/>
-          <w:spacing w:val="-5"/>
-          <w:position w:val="1"/>
-          <w:sz w:val="24"/>
-          <w:szCs w:val="24"/>
-        </w:rPr>
-      </w:pPr>
-      <w:r>
-        <w:rPr>
-          <w:rFonts w:ascii="宋体" w:hAnsi="宋体" w:eastAsia="宋体" w:cs="宋体"/>
+          <w:rFonts w:ascii="宋体" w:eastAsia="宋体" w:hAnsi="宋体" w:cs="宋体"/>
+          <w:spacing w:val="-5"/>
+          <w:position w:val="1"/>
+          <w:sz w:val="24"/>
+          <w:szCs w:val="24"/>
+        </w:rPr>
+      </w:pPr>
+      <w:r>
+        <w:rPr>
+          <w:rFonts w:ascii="宋体" w:eastAsia="宋体" w:hAnsi="宋体" w:cs="宋体"/>
           <w:spacing w:val="-5"/>
           <w:position w:val="1"/>
           <w:sz w:val="24"/>
@@ -6391,18 +6338,18 @@
     </w:p>
     <w:p>
       <w:pPr>
-        <w:pStyle w:val="28"/>
+        <w:pStyle w:val="2"/>
         <w:bidi w:val="0"/>
       </w:pPr>
-      <w:bookmarkStart w:id="19" w:name="_Toc12997"/>
+      <w:bookmarkStart w:id="20" w:name="_Toc12997"/>
       <w:r>
         <w:t>质量部的质量管理活动</w:t>
       </w:r>
-      <w:bookmarkEnd w:id="19"/>
+      <w:bookmarkEnd w:id="20"/>
     </w:p>
     <w:p>
       <w:pPr>
-        <w:pStyle w:val="12"/>
+        <w:pStyle w:val="BodyText"/>
         <w:keepNext w:val="0"/>
         <w:keepLines w:val="0"/>
         <w:pageBreakBefore w:val="0"/>
@@ -6421,19 +6368,19 @@
         <w:adjustRightInd w:val="0"/>
         <w:snapToGrid w:val="0"/>
         <w:spacing w:line="360" w:lineRule="auto"/>
-        <w:ind w:left="425" w:leftChars="0" w:right="0" w:hanging="425" w:firstLineChars="0"/>
+        <w:ind w:left="425" w:right="0" w:hanging="425" w:leftChars="0" w:firstLineChars="0"/>
         <w:textAlignment w:val="baseline"/>
         <w:rPr>
-          <w:rFonts w:ascii="宋体" w:hAnsi="宋体" w:eastAsia="宋体" w:cs="宋体"/>
-          <w:spacing w:val="-5"/>
-          <w:position w:val="1"/>
-          <w:sz w:val="24"/>
-          <w:szCs w:val="24"/>
-        </w:rPr>
-      </w:pPr>
-      <w:r>
-        <w:rPr>
-          <w:rFonts w:ascii="宋体" w:hAnsi="宋体" w:eastAsia="宋体" w:cs="宋体"/>
+          <w:rFonts w:ascii="宋体" w:eastAsia="宋体" w:hAnsi="宋体" w:cs="宋体"/>
+          <w:spacing w:val="-5"/>
+          <w:position w:val="1"/>
+          <w:sz w:val="24"/>
+          <w:szCs w:val="24"/>
+        </w:rPr>
+      </w:pPr>
+      <w:r>
+        <w:rPr>
+          <w:rFonts w:ascii="宋体" w:eastAsia="宋体" w:hAnsi="宋体" w:cs="宋体"/>
           <w:spacing w:val="-5"/>
           <w:position w:val="1"/>
           <w:sz w:val="24"/>
@@ -6444,7 +6391,7 @@
     </w:p>
     <w:p>
       <w:pPr>
-        <w:pStyle w:val="12"/>
+        <w:pStyle w:val="BodyText"/>
         <w:keepNext w:val="0"/>
         <w:keepLines w:val="0"/>
         <w:pageBreakBefore w:val="0"/>
@@ -6463,19 +6410,19 @@
         <w:adjustRightInd w:val="0"/>
         <w:snapToGrid w:val="0"/>
         <w:spacing w:line="360" w:lineRule="auto"/>
-        <w:ind w:left="425" w:leftChars="0" w:right="0" w:hanging="425" w:firstLineChars="0"/>
+        <w:ind w:left="425" w:right="0" w:hanging="425" w:leftChars="0" w:firstLineChars="0"/>
         <w:textAlignment w:val="baseline"/>
         <w:rPr>
-          <w:rFonts w:ascii="宋体" w:hAnsi="宋体" w:eastAsia="宋体" w:cs="宋体"/>
-          <w:spacing w:val="-5"/>
-          <w:position w:val="1"/>
-          <w:sz w:val="24"/>
-          <w:szCs w:val="24"/>
-        </w:rPr>
-      </w:pPr>
-      <w:r>
-        <w:rPr>
-          <w:rFonts w:ascii="宋体" w:hAnsi="宋体" w:eastAsia="宋体" w:cs="宋体"/>
+          <w:rFonts w:ascii="宋体" w:eastAsia="宋体" w:hAnsi="宋体" w:cs="宋体"/>
+          <w:spacing w:val="-5"/>
+          <w:position w:val="1"/>
+          <w:sz w:val="24"/>
+          <w:szCs w:val="24"/>
+        </w:rPr>
+      </w:pPr>
+      <w:r>
+        <w:rPr>
+          <w:rFonts w:ascii="宋体" w:eastAsia="宋体" w:hAnsi="宋体" w:cs="宋体"/>
           <w:spacing w:val="-5"/>
           <w:position w:val="1"/>
           <w:sz w:val="24"/>
@@ -6485,7 +6432,7 @@
       </w:r>
       <w:r>
         <w:rPr>
-          <w:rFonts w:hint="eastAsia" w:ascii="宋体" w:hAnsi="宋体" w:eastAsia="宋体" w:cs="宋体"/>
+          <w:rFonts w:ascii="宋体" w:eastAsia="宋体" w:hAnsi="宋体" w:cs="宋体" w:hint="eastAsia"/>
           <w:spacing w:val="-5"/>
           <w:position w:val="1"/>
           <w:sz w:val="24"/>
@@ -6496,7 +6443,7 @@
       </w:r>
       <w:r>
         <w:rPr>
-          <w:rFonts w:ascii="宋体" w:hAnsi="宋体" w:eastAsia="宋体" w:cs="宋体"/>
+          <w:rFonts w:ascii="宋体" w:eastAsia="宋体" w:hAnsi="宋体" w:cs="宋体"/>
           <w:spacing w:val="-5"/>
           <w:position w:val="1"/>
           <w:sz w:val="24"/>
@@ -6507,18 +6454,18 @@
     </w:p>
     <w:p>
       <w:pPr>
-        <w:pStyle w:val="28"/>
+        <w:pStyle w:val="2"/>
         <w:bidi w:val="0"/>
       </w:pPr>
-      <w:bookmarkStart w:id="20" w:name="_Toc9801"/>
+      <w:bookmarkStart w:id="21" w:name="_Toc9801"/>
       <w:r>
         <w:t>运维部的质量管理活动</w:t>
       </w:r>
-      <w:bookmarkEnd w:id="20"/>
+      <w:bookmarkEnd w:id="21"/>
     </w:p>
     <w:p>
       <w:pPr>
-        <w:pStyle w:val="12"/>
+        <w:pStyle w:val="BodyText"/>
         <w:keepNext w:val="0"/>
         <w:keepLines w:val="0"/>
         <w:pageBreakBefore w:val="0"/>
@@ -6537,19 +6484,19 @@
         <w:adjustRightInd w:val="0"/>
         <w:snapToGrid w:val="0"/>
         <w:spacing w:line="360" w:lineRule="auto"/>
-        <w:ind w:left="425" w:leftChars="0" w:right="0" w:hanging="425" w:firstLineChars="0"/>
+        <w:ind w:left="425" w:right="0" w:hanging="425" w:leftChars="0" w:firstLineChars="0"/>
         <w:textAlignment w:val="baseline"/>
         <w:rPr>
-          <w:rFonts w:ascii="宋体" w:hAnsi="宋体" w:eastAsia="宋体" w:cs="宋体"/>
-          <w:spacing w:val="-5"/>
-          <w:position w:val="1"/>
-          <w:sz w:val="24"/>
-          <w:szCs w:val="24"/>
-        </w:rPr>
-      </w:pPr>
-      <w:r>
-        <w:rPr>
-          <w:rFonts w:ascii="宋体" w:hAnsi="宋体" w:eastAsia="宋体" w:cs="宋体"/>
+          <w:rFonts w:ascii="宋体" w:eastAsia="宋体" w:hAnsi="宋体" w:cs="宋体"/>
+          <w:spacing w:val="-5"/>
+          <w:position w:val="1"/>
+          <w:sz w:val="24"/>
+          <w:szCs w:val="24"/>
+        </w:rPr>
+      </w:pPr>
+      <w:r>
+        <w:rPr>
+          <w:rFonts w:ascii="宋体" w:eastAsia="宋体" w:hAnsi="宋体" w:cs="宋体"/>
           <w:spacing w:val="-5"/>
           <w:position w:val="1"/>
           <w:sz w:val="24"/>
@@ -6560,7 +6507,7 @@
     </w:p>
     <w:p>
       <w:pPr>
-        <w:pStyle w:val="12"/>
+        <w:pStyle w:val="BodyText"/>
         <w:keepNext w:val="0"/>
         <w:keepLines w:val="0"/>
         <w:pageBreakBefore w:val="0"/>
@@ -6579,19 +6526,19 @@
         <w:adjustRightInd w:val="0"/>
         <w:snapToGrid w:val="0"/>
         <w:spacing w:line="360" w:lineRule="auto"/>
-        <w:ind w:left="425" w:leftChars="0" w:right="0" w:hanging="425" w:firstLineChars="0"/>
+        <w:ind w:left="425" w:right="0" w:hanging="425" w:leftChars="0" w:firstLineChars="0"/>
         <w:textAlignment w:val="baseline"/>
         <w:rPr>
-          <w:rFonts w:ascii="宋体" w:hAnsi="宋体" w:eastAsia="宋体" w:cs="宋体"/>
-          <w:spacing w:val="-5"/>
-          <w:position w:val="1"/>
-          <w:sz w:val="24"/>
-          <w:szCs w:val="24"/>
-        </w:rPr>
-      </w:pPr>
-      <w:r>
-        <w:rPr>
-          <w:rFonts w:ascii="宋体" w:hAnsi="宋体" w:eastAsia="宋体" w:cs="宋体"/>
+          <w:rFonts w:ascii="宋体" w:eastAsia="宋体" w:hAnsi="宋体" w:cs="宋体"/>
+          <w:spacing w:val="-5"/>
+          <w:position w:val="1"/>
+          <w:sz w:val="24"/>
+          <w:szCs w:val="24"/>
+        </w:rPr>
+      </w:pPr>
+      <w:r>
+        <w:rPr>
+          <w:rFonts w:ascii="宋体" w:eastAsia="宋体" w:hAnsi="宋体" w:cs="宋体"/>
           <w:spacing w:val="-5"/>
           <w:position w:val="1"/>
           <w:sz w:val="24"/>
@@ -6601,7 +6548,7 @@
       </w:r>
       <w:r>
         <w:rPr>
-          <w:rFonts w:hint="eastAsia" w:ascii="宋体" w:hAnsi="宋体" w:eastAsia="宋体" w:cs="宋体"/>
+          <w:rFonts w:ascii="宋体" w:eastAsia="宋体" w:hAnsi="宋体" w:cs="宋体" w:hint="eastAsia"/>
           <w:spacing w:val="-5"/>
           <w:position w:val="1"/>
           <w:sz w:val="24"/>
@@ -6612,7 +6559,7 @@
       </w:r>
       <w:r>
         <w:rPr>
-          <w:rFonts w:ascii="宋体" w:hAnsi="宋体" w:eastAsia="宋体" w:cs="宋体"/>
+          <w:rFonts w:ascii="宋体" w:eastAsia="宋体" w:hAnsi="宋体" w:cs="宋体"/>
           <w:spacing w:val="-5"/>
           <w:position w:val="1"/>
           <w:sz w:val="24"/>
@@ -6623,7 +6570,7 @@
     </w:p>
     <w:p>
       <w:pPr>
-        <w:pStyle w:val="12"/>
+        <w:pStyle w:val="BodyText"/>
         <w:keepNext w:val="0"/>
         <w:keepLines w:val="0"/>
         <w:pageBreakBefore w:val="0"/>
@@ -6642,19 +6589,19 @@
         <w:adjustRightInd w:val="0"/>
         <w:snapToGrid w:val="0"/>
         <w:spacing w:line="360" w:lineRule="auto"/>
-        <w:ind w:left="425" w:leftChars="0" w:right="0" w:hanging="425" w:firstLineChars="0"/>
+        <w:ind w:left="425" w:right="0" w:hanging="425" w:leftChars="0" w:firstLineChars="0"/>
         <w:textAlignment w:val="baseline"/>
         <w:rPr>
-          <w:rFonts w:ascii="宋体" w:hAnsi="宋体" w:eastAsia="宋体" w:cs="宋体"/>
-          <w:spacing w:val="-5"/>
-          <w:position w:val="1"/>
-          <w:sz w:val="24"/>
-          <w:szCs w:val="24"/>
-        </w:rPr>
-      </w:pPr>
-      <w:r>
-        <w:rPr>
-          <w:rFonts w:ascii="宋体" w:hAnsi="宋体" w:eastAsia="宋体" w:cs="宋体"/>
+          <w:rFonts w:ascii="宋体" w:eastAsia="宋体" w:hAnsi="宋体" w:cs="宋体"/>
+          <w:spacing w:val="-5"/>
+          <w:position w:val="1"/>
+          <w:sz w:val="24"/>
+          <w:szCs w:val="24"/>
+        </w:rPr>
+      </w:pPr>
+      <w:r>
+        <w:rPr>
+          <w:rFonts w:ascii="宋体" w:eastAsia="宋体" w:hAnsi="宋体" w:cs="宋体"/>
           <w:spacing w:val="-5"/>
           <w:position w:val="1"/>
           <w:sz w:val="24"/>
@@ -6664,7 +6611,7 @@
       </w:r>
       <w:r>
         <w:rPr>
-          <w:rFonts w:hint="eastAsia" w:ascii="宋体" w:hAnsi="宋体" w:eastAsia="宋体" w:cs="宋体"/>
+          <w:rFonts w:ascii="宋体" w:eastAsia="宋体" w:hAnsi="宋体" w:cs="宋体" w:hint="eastAsia"/>
           <w:spacing w:val="-5"/>
           <w:position w:val="1"/>
           <w:sz w:val="24"/>
@@ -6675,7 +6622,7 @@
       </w:r>
       <w:r>
         <w:rPr>
-          <w:rFonts w:ascii="宋体" w:hAnsi="宋体" w:eastAsia="宋体" w:cs="宋体"/>
+          <w:rFonts w:ascii="宋体" w:eastAsia="宋体" w:hAnsi="宋体" w:cs="宋体"/>
           <w:spacing w:val="-5"/>
           <w:position w:val="1"/>
           <w:sz w:val="24"/>
@@ -6685,7 +6632,7 @@
       </w:r>
       <w:r>
         <w:rPr>
-          <w:rFonts w:hint="eastAsia" w:ascii="宋体" w:hAnsi="宋体" w:eastAsia="宋体" w:cs="宋体"/>
+          <w:rFonts w:ascii="宋体" w:eastAsia="宋体" w:hAnsi="宋体" w:cs="宋体" w:hint="eastAsia"/>
           <w:spacing w:val="-5"/>
           <w:position w:val="1"/>
           <w:sz w:val="24"/>
@@ -6696,7 +6643,7 @@
       </w:r>
       <w:r>
         <w:rPr>
-          <w:rFonts w:ascii="宋体" w:hAnsi="宋体" w:eastAsia="宋体" w:cs="宋体"/>
+          <w:rFonts w:ascii="宋体" w:eastAsia="宋体" w:hAnsi="宋体" w:cs="宋体"/>
           <w:spacing w:val="-5"/>
           <w:position w:val="1"/>
           <w:sz w:val="24"/>
@@ -6707,7 +6654,7 @@
     </w:p>
     <w:p>
       <w:pPr>
-        <w:pStyle w:val="12"/>
+        <w:pStyle w:val="BodyText"/>
         <w:keepNext w:val="0"/>
         <w:keepLines w:val="0"/>
         <w:pageBreakBefore w:val="0"/>
@@ -6726,19 +6673,19 @@
         <w:adjustRightInd w:val="0"/>
         <w:snapToGrid w:val="0"/>
         <w:spacing w:line="360" w:lineRule="auto"/>
-        <w:ind w:left="425" w:leftChars="0" w:right="0" w:hanging="425" w:firstLineChars="0"/>
+        <w:ind w:left="425" w:right="0" w:hanging="425" w:leftChars="0" w:firstLineChars="0"/>
         <w:textAlignment w:val="baseline"/>
         <w:rPr>
-          <w:rFonts w:ascii="宋体" w:hAnsi="宋体" w:eastAsia="宋体" w:cs="宋体"/>
-          <w:spacing w:val="-5"/>
-          <w:position w:val="1"/>
-          <w:sz w:val="24"/>
-          <w:szCs w:val="24"/>
-        </w:rPr>
-      </w:pPr>
-      <w:r>
-        <w:rPr>
-          <w:rFonts w:ascii="宋体" w:hAnsi="宋体" w:eastAsia="宋体" w:cs="宋体"/>
+          <w:rFonts w:ascii="宋体" w:eastAsia="宋体" w:hAnsi="宋体" w:cs="宋体"/>
+          <w:spacing w:val="-5"/>
+          <w:position w:val="1"/>
+          <w:sz w:val="24"/>
+          <w:szCs w:val="24"/>
+        </w:rPr>
+      </w:pPr>
+      <w:r>
+        <w:rPr>
+          <w:rFonts w:ascii="宋体" w:eastAsia="宋体" w:hAnsi="宋体" w:cs="宋体"/>
           <w:spacing w:val="-5"/>
           <w:position w:val="1"/>
           <w:sz w:val="24"/>
@@ -6749,7 +6696,7 @@
     </w:p>
     <w:p>
       <w:pPr>
-        <w:pStyle w:val="12"/>
+        <w:pStyle w:val="BodyText"/>
         <w:keepNext w:val="0"/>
         <w:keepLines w:val="0"/>
         <w:pageBreakBefore w:val="0"/>
@@ -6768,19 +6715,19 @@
         <w:adjustRightInd w:val="0"/>
         <w:snapToGrid w:val="0"/>
         <w:spacing w:line="360" w:lineRule="auto"/>
-        <w:ind w:left="425" w:leftChars="0" w:right="0" w:hanging="425" w:firstLineChars="0"/>
+        <w:ind w:left="425" w:right="0" w:hanging="425" w:leftChars="0" w:firstLineChars="0"/>
         <w:textAlignment w:val="baseline"/>
         <w:rPr>
-          <w:rFonts w:ascii="宋体" w:hAnsi="宋体" w:eastAsia="宋体" w:cs="宋体"/>
-          <w:spacing w:val="-5"/>
-          <w:position w:val="1"/>
-          <w:sz w:val="24"/>
-          <w:szCs w:val="24"/>
-        </w:rPr>
-      </w:pPr>
-      <w:r>
-        <w:rPr>
-          <w:rFonts w:ascii="宋体" w:hAnsi="宋体" w:eastAsia="宋体" w:cs="宋体"/>
+          <w:rFonts w:ascii="宋体" w:eastAsia="宋体" w:hAnsi="宋体" w:cs="宋体"/>
+          <w:spacing w:val="-5"/>
+          <w:position w:val="1"/>
+          <w:sz w:val="24"/>
+          <w:szCs w:val="24"/>
+        </w:rPr>
+      </w:pPr>
+      <w:r>
+        <w:rPr>
+          <w:rFonts w:ascii="宋体" w:eastAsia="宋体" w:hAnsi="宋体" w:cs="宋体"/>
           <w:spacing w:val="-5"/>
           <w:position w:val="1"/>
           <w:sz w:val="24"/>
@@ -6790,7 +6737,7 @@
       </w:r>
       <w:r>
         <w:rPr>
-          <w:rFonts w:ascii="宋体" w:hAnsi="宋体" w:eastAsia="宋体" w:cs="宋体"/>
+          <w:rFonts w:ascii="宋体" w:eastAsia="宋体" w:hAnsi="宋体" w:cs="宋体"/>
           <w:spacing w:val="-2"/>
           <w:sz w:val="24"/>
           <w:szCs w:val="24"/>
@@ -6799,7 +6746,7 @@
       </w:r>
       <w:r>
         <w:rPr>
-          <w:rFonts w:ascii="宋体" w:hAnsi="宋体" w:eastAsia="宋体" w:cs="宋体"/>
+          <w:rFonts w:ascii="宋体" w:eastAsia="宋体" w:hAnsi="宋体" w:cs="宋体"/>
           <w:spacing w:val="-3"/>
           <w:sz w:val="24"/>
           <w:szCs w:val="24"/>
@@ -6808,7 +6755,7 @@
       </w:r>
       <w:r>
         <w:rPr>
-          <w:rFonts w:ascii="宋体" w:hAnsi="宋体" w:eastAsia="宋体" w:cs="宋体"/>
+          <w:rFonts w:ascii="宋体" w:eastAsia="宋体" w:hAnsi="宋体" w:cs="宋体"/>
           <w:spacing w:val="-5"/>
           <w:position w:val="1"/>
           <w:sz w:val="24"/>
@@ -6819,31 +6766,31 @@
     </w:p>
     <w:p>
       <w:pPr>
-        <w:pStyle w:val="26"/>
+        <w:pStyle w:val="1"/>
         <w:bidi w:val="0"/>
       </w:pPr>
-      <w:bookmarkStart w:id="21" w:name="_Toc15125"/>
+      <w:bookmarkStart w:id="22" w:name="_Toc15125"/>
       <w:r>
         <w:t>运维服务质量管理要求</w:t>
       </w:r>
-      <w:bookmarkEnd w:id="21"/>
+      <w:bookmarkEnd w:id="22"/>
     </w:p>
     <w:p>
       <w:pPr>
-        <w:pStyle w:val="28"/>
+        <w:pStyle w:val="2"/>
         <w:bidi w:val="0"/>
       </w:pPr>
-      <w:bookmarkStart w:id="22" w:name="bookmark25"/>
-      <w:bookmarkEnd w:id="22"/>
-      <w:bookmarkStart w:id="23" w:name="_Toc11798"/>
+      <w:bookmarkStart w:id="23" w:name="bookmark25"/>
+      <w:bookmarkEnd w:id="23"/>
+      <w:bookmarkStart w:id="24" w:name="_Toc11798"/>
       <w:r>
         <w:t>客户满意度调查要求</w:t>
       </w:r>
-      <w:bookmarkEnd w:id="23"/>
+      <w:bookmarkEnd w:id="24"/>
     </w:p>
     <w:p>
       <w:pPr>
-        <w:pStyle w:val="12"/>
+        <w:pStyle w:val="BodyText"/>
         <w:keepNext w:val="0"/>
         <w:keepLines w:val="0"/>
         <w:pageBreakBefore w:val="0"/>
@@ -6862,19 +6809,19 @@
         <w:adjustRightInd w:val="0"/>
         <w:snapToGrid w:val="0"/>
         <w:spacing w:line="360" w:lineRule="auto"/>
-        <w:ind w:left="425" w:leftChars="0" w:right="0" w:hanging="425" w:firstLineChars="0"/>
+        <w:ind w:left="425" w:right="0" w:hanging="425" w:leftChars="0" w:firstLineChars="0"/>
         <w:textAlignment w:val="baseline"/>
         <w:rPr>
-          <w:rFonts w:ascii="宋体" w:hAnsi="宋体" w:eastAsia="宋体" w:cs="宋体"/>
-          <w:spacing w:val="-5"/>
-          <w:position w:val="1"/>
-          <w:sz w:val="24"/>
-          <w:szCs w:val="24"/>
-        </w:rPr>
-      </w:pPr>
-      <w:r>
-        <w:rPr>
-          <w:rFonts w:ascii="宋体" w:hAnsi="宋体" w:eastAsia="宋体" w:cs="宋体"/>
+          <w:rFonts w:ascii="宋体" w:eastAsia="宋体" w:hAnsi="宋体" w:cs="宋体"/>
+          <w:spacing w:val="-5"/>
+          <w:position w:val="1"/>
+          <w:sz w:val="24"/>
+          <w:szCs w:val="24"/>
+        </w:rPr>
+      </w:pPr>
+      <w:r>
+        <w:rPr>
+          <w:rFonts w:ascii="宋体" w:eastAsia="宋体" w:hAnsi="宋体" w:cs="宋体"/>
           <w:spacing w:val="-5"/>
           <w:position w:val="1"/>
           <w:sz w:val="24"/>
@@ -6885,7 +6832,7 @@
     </w:p>
     <w:p>
       <w:pPr>
-        <w:pStyle w:val="12"/>
+        <w:pStyle w:val="BodyText"/>
         <w:keepNext w:val="0"/>
         <w:keepLines w:val="0"/>
         <w:pageBreakBefore w:val="0"/>
@@ -6904,19 +6851,19 @@
         <w:adjustRightInd w:val="0"/>
         <w:snapToGrid w:val="0"/>
         <w:spacing w:line="360" w:lineRule="auto"/>
-        <w:ind w:left="425" w:leftChars="0" w:right="0" w:hanging="425" w:firstLineChars="0"/>
+        <w:ind w:left="425" w:right="0" w:hanging="425" w:leftChars="0" w:firstLineChars="0"/>
         <w:textAlignment w:val="baseline"/>
         <w:rPr>
-          <w:rFonts w:ascii="宋体" w:hAnsi="宋体" w:eastAsia="宋体" w:cs="宋体"/>
-          <w:spacing w:val="-5"/>
-          <w:position w:val="1"/>
-          <w:sz w:val="24"/>
-          <w:szCs w:val="24"/>
-        </w:rPr>
-      </w:pPr>
-      <w:r>
-        <w:rPr>
-          <w:rFonts w:ascii="宋体" w:hAnsi="宋体" w:eastAsia="宋体" w:cs="宋体"/>
+          <w:rFonts w:ascii="宋体" w:eastAsia="宋体" w:hAnsi="宋体" w:cs="宋体"/>
+          <w:spacing w:val="-5"/>
+          <w:position w:val="1"/>
+          <w:sz w:val="24"/>
+          <w:szCs w:val="24"/>
+        </w:rPr>
+      </w:pPr>
+      <w:r>
+        <w:rPr>
+          <w:rFonts w:ascii="宋体" w:eastAsia="宋体" w:hAnsi="宋体" w:cs="宋体"/>
           <w:spacing w:val="-5"/>
           <w:position w:val="1"/>
           <w:sz w:val="24"/>
@@ -6927,7 +6874,7 @@
     </w:p>
     <w:p>
       <w:pPr>
-        <w:pStyle w:val="12"/>
+        <w:pStyle w:val="BodyText"/>
         <w:keepNext w:val="0"/>
         <w:keepLines w:val="0"/>
         <w:pageBreakBefore w:val="0"/>
@@ -6946,19 +6893,19 @@
         <w:adjustRightInd w:val="0"/>
         <w:snapToGrid w:val="0"/>
         <w:spacing w:line="360" w:lineRule="auto"/>
-        <w:ind w:left="425" w:leftChars="0" w:right="0" w:hanging="425" w:firstLineChars="0"/>
+        <w:ind w:left="425" w:right="0" w:hanging="425" w:leftChars="0" w:firstLineChars="0"/>
         <w:textAlignment w:val="baseline"/>
         <w:rPr>
-          <w:rFonts w:ascii="宋体" w:hAnsi="宋体" w:eastAsia="宋体" w:cs="宋体"/>
-          <w:spacing w:val="-5"/>
-          <w:position w:val="1"/>
-          <w:sz w:val="24"/>
-          <w:szCs w:val="24"/>
-        </w:rPr>
-      </w:pPr>
-      <w:r>
-        <w:rPr>
-          <w:rFonts w:ascii="宋体" w:hAnsi="宋体" w:eastAsia="宋体" w:cs="宋体"/>
+          <w:rFonts w:ascii="宋体" w:eastAsia="宋体" w:hAnsi="宋体" w:cs="宋体"/>
+          <w:spacing w:val="-5"/>
+          <w:position w:val="1"/>
+          <w:sz w:val="24"/>
+          <w:szCs w:val="24"/>
+        </w:rPr>
+      </w:pPr>
+      <w:r>
+        <w:rPr>
+          <w:rFonts w:ascii="宋体" w:eastAsia="宋体" w:hAnsi="宋体" w:cs="宋体"/>
           <w:spacing w:val="-5"/>
           <w:position w:val="1"/>
           <w:sz w:val="24"/>
@@ -6969,18 +6916,18 @@
     </w:p>
     <w:p>
       <w:pPr>
-        <w:pStyle w:val="28"/>
+        <w:pStyle w:val="2"/>
         <w:bidi w:val="0"/>
       </w:pPr>
-      <w:bookmarkStart w:id="24" w:name="_Toc661"/>
+      <w:bookmarkStart w:id="25" w:name="_Toc661"/>
       <w:r>
         <w:t>项目的质量管理要求</w:t>
       </w:r>
-      <w:bookmarkEnd w:id="24"/>
+      <w:bookmarkEnd w:id="25"/>
     </w:p>
     <w:p>
       <w:pPr>
-        <w:pStyle w:val="12"/>
+        <w:pStyle w:val="BodyText"/>
         <w:keepNext w:val="0"/>
         <w:keepLines w:val="0"/>
         <w:pageBreakBefore w:val="0"/>
@@ -6999,19 +6946,19 @@
         <w:adjustRightInd w:val="0"/>
         <w:snapToGrid w:val="0"/>
         <w:spacing w:line="360" w:lineRule="auto"/>
-        <w:ind w:left="425" w:leftChars="0" w:right="0" w:hanging="425" w:firstLineChars="0"/>
+        <w:ind w:left="425" w:right="0" w:hanging="425" w:leftChars="0" w:firstLineChars="0"/>
         <w:textAlignment w:val="baseline"/>
         <w:rPr>
-          <w:rFonts w:ascii="宋体" w:hAnsi="宋体" w:eastAsia="宋体" w:cs="宋体"/>
-          <w:spacing w:val="-5"/>
-          <w:position w:val="1"/>
-          <w:sz w:val="24"/>
-          <w:szCs w:val="24"/>
-        </w:rPr>
-      </w:pPr>
-      <w:r>
-        <w:rPr>
-          <w:rFonts w:hint="eastAsia" w:ascii="宋体" w:hAnsi="宋体" w:eastAsia="宋体" w:cs="宋体"/>
+          <w:rFonts w:ascii="宋体" w:eastAsia="宋体" w:hAnsi="宋体" w:cs="宋体"/>
+          <w:spacing w:val="-5"/>
+          <w:position w:val="1"/>
+          <w:sz w:val="24"/>
+          <w:szCs w:val="24"/>
+        </w:rPr>
+      </w:pPr>
+      <w:r>
+        <w:rPr>
+          <w:rFonts w:ascii="宋体" w:eastAsia="宋体" w:hAnsi="宋体" w:cs="宋体" w:hint="eastAsia"/>
           <w:spacing w:val="-5"/>
           <w:position w:val="1"/>
           <w:sz w:val="24"/>
@@ -7022,7 +6969,7 @@
       </w:r>
       <w:r>
         <w:rPr>
-          <w:rFonts w:ascii="宋体" w:hAnsi="宋体" w:eastAsia="宋体" w:cs="宋体"/>
+          <w:rFonts w:ascii="宋体" w:eastAsia="宋体" w:hAnsi="宋体" w:cs="宋体"/>
           <w:spacing w:val="-5"/>
           <w:position w:val="1"/>
           <w:sz w:val="24"/>
@@ -7033,7 +6980,7 @@
     </w:p>
     <w:p>
       <w:pPr>
-        <w:pStyle w:val="12"/>
+        <w:pStyle w:val="BodyText"/>
         <w:keepNext w:val="0"/>
         <w:keepLines w:val="0"/>
         <w:pageBreakBefore w:val="0"/>
@@ -7052,19 +6999,19 @@
         <w:adjustRightInd w:val="0"/>
         <w:snapToGrid w:val="0"/>
         <w:spacing w:line="360" w:lineRule="auto"/>
-        <w:ind w:left="425" w:leftChars="0" w:right="0" w:hanging="425" w:firstLineChars="0"/>
+        <w:ind w:left="425" w:right="0" w:hanging="425" w:leftChars="0" w:firstLineChars="0"/>
         <w:textAlignment w:val="baseline"/>
         <w:rPr>
-          <w:rFonts w:ascii="宋体" w:hAnsi="宋体" w:eastAsia="宋体" w:cs="宋体"/>
-          <w:spacing w:val="-5"/>
-          <w:position w:val="1"/>
-          <w:sz w:val="24"/>
-          <w:szCs w:val="24"/>
-        </w:rPr>
-      </w:pPr>
-      <w:r>
-        <w:rPr>
-          <w:rFonts w:ascii="宋体" w:hAnsi="宋体" w:eastAsia="宋体" w:cs="宋体"/>
+          <w:rFonts w:ascii="宋体" w:eastAsia="宋体" w:hAnsi="宋体" w:cs="宋体"/>
+          <w:spacing w:val="-5"/>
+          <w:position w:val="1"/>
+          <w:sz w:val="24"/>
+          <w:szCs w:val="24"/>
+        </w:rPr>
+      </w:pPr>
+      <w:r>
+        <w:rPr>
+          <w:rFonts w:ascii="宋体" w:eastAsia="宋体" w:hAnsi="宋体" w:cs="宋体"/>
           <w:spacing w:val="-5"/>
           <w:position w:val="1"/>
           <w:sz w:val="24"/>
@@ -7075,7 +7022,7 @@
     </w:p>
     <w:p>
       <w:pPr>
-        <w:pStyle w:val="12"/>
+        <w:pStyle w:val="BodyText"/>
         <w:keepNext w:val="0"/>
         <w:keepLines w:val="0"/>
         <w:pageBreakBefore w:val="0"/>
@@ -7094,19 +7041,19 @@
         <w:adjustRightInd w:val="0"/>
         <w:snapToGrid w:val="0"/>
         <w:spacing w:line="360" w:lineRule="auto"/>
-        <w:ind w:left="425" w:leftChars="0" w:right="0" w:hanging="425" w:firstLineChars="0"/>
+        <w:ind w:left="425" w:right="0" w:hanging="425" w:leftChars="0" w:firstLineChars="0"/>
         <w:textAlignment w:val="baseline"/>
         <w:rPr>
-          <w:rFonts w:ascii="宋体" w:hAnsi="宋体" w:eastAsia="宋体" w:cs="宋体"/>
-          <w:spacing w:val="-5"/>
-          <w:position w:val="1"/>
-          <w:sz w:val="24"/>
-          <w:szCs w:val="24"/>
-        </w:rPr>
-      </w:pPr>
-      <w:r>
-        <w:rPr>
-          <w:rFonts w:ascii="宋体" w:hAnsi="宋体" w:eastAsia="宋体" w:cs="宋体"/>
+          <w:rFonts w:ascii="宋体" w:eastAsia="宋体" w:hAnsi="宋体" w:cs="宋体"/>
+          <w:spacing w:val="-5"/>
+          <w:position w:val="1"/>
+          <w:sz w:val="24"/>
+          <w:szCs w:val="24"/>
+        </w:rPr>
+      </w:pPr>
+      <w:r>
+        <w:rPr>
+          <w:rFonts w:ascii="宋体" w:eastAsia="宋体" w:hAnsi="宋体" w:cs="宋体"/>
           <w:spacing w:val="-5"/>
           <w:position w:val="1"/>
           <w:sz w:val="24"/>
@@ -7116,7 +7063,7 @@
       </w:r>
       <w:r>
         <w:rPr>
-          <w:rFonts w:hint="eastAsia" w:ascii="宋体" w:hAnsi="宋体" w:eastAsia="宋体" w:cs="宋体"/>
+          <w:rFonts w:ascii="宋体" w:eastAsia="宋体" w:hAnsi="宋体" w:cs="宋体" w:hint="eastAsia"/>
           <w:spacing w:val="-5"/>
           <w:position w:val="1"/>
           <w:sz w:val="24"/>
@@ -7127,7 +7074,7 @@
       </w:r>
       <w:r>
         <w:rPr>
-          <w:rFonts w:ascii="宋体" w:hAnsi="宋体" w:eastAsia="宋体" w:cs="宋体"/>
+          <w:rFonts w:ascii="宋体" w:eastAsia="宋体" w:hAnsi="宋体" w:cs="宋体"/>
           <w:spacing w:val="-5"/>
           <w:position w:val="1"/>
           <w:sz w:val="24"/>
@@ -7138,7 +7085,7 @@
     </w:p>
     <w:p>
       <w:pPr>
-        <w:pStyle w:val="12"/>
+        <w:pStyle w:val="BodyText"/>
         <w:keepNext w:val="0"/>
         <w:keepLines w:val="0"/>
         <w:pageBreakBefore w:val="0"/>
@@ -7157,17 +7104,17 @@
         <w:adjustRightInd w:val="0"/>
         <w:snapToGrid w:val="0"/>
         <w:spacing w:line="360" w:lineRule="auto"/>
-        <w:ind w:left="425" w:leftChars="0" w:right="0" w:hanging="425" w:firstLineChars="0"/>
+        <w:ind w:left="425" w:right="0" w:hanging="425" w:leftChars="0" w:firstLineChars="0"/>
         <w:textAlignment w:val="baseline"/>
         <w:rPr>
-          <w:rFonts w:ascii="宋体" w:hAnsi="宋体" w:eastAsia="宋体" w:cs="宋体"/>
-          <w:sz w:val="24"/>
-          <w:szCs w:val="24"/>
-        </w:rPr>
-      </w:pPr>
-      <w:r>
-        <w:rPr>
-          <w:rFonts w:ascii="宋体" w:hAnsi="宋体" w:eastAsia="宋体" w:cs="宋体"/>
+          <w:rFonts w:ascii="宋体" w:eastAsia="宋体" w:hAnsi="宋体" w:cs="宋体"/>
+          <w:sz w:val="24"/>
+          <w:szCs w:val="24"/>
+        </w:rPr>
+      </w:pPr>
+      <w:r>
+        <w:rPr>
+          <w:rFonts w:ascii="宋体" w:eastAsia="宋体" w:hAnsi="宋体" w:cs="宋体"/>
           <w:spacing w:val="-5"/>
           <w:position w:val="1"/>
           <w:sz w:val="24"/>
@@ -7177,7 +7124,7 @@
       </w:r>
       <w:r>
         <w:rPr>
-          <w:rFonts w:ascii="宋体" w:hAnsi="宋体" w:eastAsia="宋体" w:cs="宋体"/>
+          <w:rFonts w:ascii="宋体" w:eastAsia="宋体" w:hAnsi="宋体" w:cs="宋体"/>
           <w:spacing w:val="-2"/>
           <w:sz w:val="24"/>
           <w:szCs w:val="24"/>
@@ -7187,31 +7134,31 @@
     </w:p>
     <w:p>
       <w:pPr>
-        <w:pStyle w:val="28"/>
+        <w:pStyle w:val="2"/>
         <w:bidi w:val="0"/>
       </w:pPr>
-      <w:bookmarkStart w:id="25" w:name="_Toc30595"/>
+      <w:bookmarkStart w:id="26" w:name="_Toc30595"/>
       <w:r>
         <w:t>体系的质量管理要求</w:t>
       </w:r>
-      <w:bookmarkEnd w:id="25"/>
+      <w:bookmarkEnd w:id="26"/>
     </w:p>
     <w:p>
       <w:pPr>
-        <w:pStyle w:val="29"/>
+        <w:pStyle w:val="3"/>
         <w:bidi w:val="0"/>
       </w:pPr>
-      <w:bookmarkStart w:id="26" w:name="bookmark26"/>
-      <w:bookmarkEnd w:id="26"/>
-      <w:bookmarkStart w:id="27" w:name="_Toc4266"/>
+      <w:bookmarkStart w:id="27" w:name="bookmark26"/>
+      <w:bookmarkEnd w:id="27"/>
+      <w:bookmarkStart w:id="28" w:name="_Toc4266"/>
       <w:r>
         <w:t>内审要求</w:t>
       </w:r>
-      <w:bookmarkEnd w:id="27"/>
+      <w:bookmarkEnd w:id="28"/>
     </w:p>
     <w:p>
       <w:pPr>
-        <w:pStyle w:val="12"/>
+        <w:pStyle w:val="BodyText"/>
         <w:keepNext w:val="0"/>
         <w:keepLines w:val="0"/>
         <w:pageBreakBefore w:val="0"/>
@@ -7230,19 +7177,19 @@
         <w:adjustRightInd w:val="0"/>
         <w:snapToGrid w:val="0"/>
         <w:spacing w:line="360" w:lineRule="auto"/>
-        <w:ind w:left="425" w:leftChars="0" w:right="0" w:hanging="425" w:firstLineChars="0"/>
+        <w:ind w:left="425" w:right="0" w:hanging="425" w:leftChars="0" w:firstLineChars="0"/>
         <w:textAlignment w:val="baseline"/>
         <w:rPr>
-          <w:rFonts w:ascii="宋体" w:hAnsi="宋体" w:eastAsia="宋体" w:cs="宋体"/>
-          <w:spacing w:val="-5"/>
-          <w:position w:val="1"/>
-          <w:sz w:val="24"/>
-          <w:szCs w:val="24"/>
-        </w:rPr>
-      </w:pPr>
-      <w:r>
-        <w:rPr>
-          <w:rFonts w:ascii="宋体" w:hAnsi="宋体" w:eastAsia="宋体" w:cs="宋体"/>
+          <w:rFonts w:ascii="宋体" w:eastAsia="宋体" w:hAnsi="宋体" w:cs="宋体"/>
+          <w:spacing w:val="-5"/>
+          <w:position w:val="1"/>
+          <w:sz w:val="24"/>
+          <w:szCs w:val="24"/>
+        </w:rPr>
+      </w:pPr>
+      <w:r>
+        <w:rPr>
+          <w:rFonts w:ascii="宋体" w:eastAsia="宋体" w:hAnsi="宋体" w:cs="宋体"/>
           <w:spacing w:val="-5"/>
           <w:position w:val="1"/>
           <w:sz w:val="24"/>
@@ -7253,7 +7200,7 @@
     </w:p>
     <w:p>
       <w:pPr>
-        <w:pStyle w:val="12"/>
+        <w:pStyle w:val="BodyText"/>
         <w:keepNext w:val="0"/>
         <w:keepLines w:val="0"/>
         <w:pageBreakBefore w:val="0"/>
@@ -7272,19 +7219,19 @@
         <w:adjustRightInd w:val="0"/>
         <w:snapToGrid w:val="0"/>
         <w:spacing w:line="360" w:lineRule="auto"/>
-        <w:ind w:left="425" w:leftChars="0" w:right="0" w:hanging="425" w:firstLineChars="0"/>
+        <w:ind w:left="425" w:right="0" w:hanging="425" w:leftChars="0" w:firstLineChars="0"/>
         <w:textAlignment w:val="baseline"/>
         <w:rPr>
-          <w:rFonts w:ascii="宋体" w:hAnsi="宋体" w:eastAsia="宋体" w:cs="宋体"/>
-          <w:spacing w:val="-5"/>
-          <w:position w:val="1"/>
-          <w:sz w:val="24"/>
-          <w:szCs w:val="24"/>
-        </w:rPr>
-      </w:pPr>
-      <w:r>
-        <w:rPr>
-          <w:rFonts w:ascii="宋体" w:hAnsi="宋体" w:eastAsia="宋体" w:cs="宋体"/>
+          <w:rFonts w:ascii="宋体" w:eastAsia="宋体" w:hAnsi="宋体" w:cs="宋体"/>
+          <w:spacing w:val="-5"/>
+          <w:position w:val="1"/>
+          <w:sz w:val="24"/>
+          <w:szCs w:val="24"/>
+        </w:rPr>
+      </w:pPr>
+      <w:r>
+        <w:rPr>
+          <w:rFonts w:ascii="宋体" w:eastAsia="宋体" w:hAnsi="宋体" w:cs="宋体"/>
           <w:spacing w:val="-5"/>
           <w:position w:val="1"/>
           <w:sz w:val="24"/>
@@ -7295,7 +7242,7 @@
     </w:p>
     <w:p>
       <w:pPr>
-        <w:pStyle w:val="12"/>
+        <w:pStyle w:val="BodyText"/>
         <w:keepNext w:val="0"/>
         <w:keepLines w:val="0"/>
         <w:pageBreakBefore w:val="0"/>
@@ -7314,19 +7261,19 @@
         <w:adjustRightInd w:val="0"/>
         <w:snapToGrid w:val="0"/>
         <w:spacing w:line="360" w:lineRule="auto"/>
-        <w:ind w:left="425" w:leftChars="0" w:right="0" w:hanging="425" w:firstLineChars="0"/>
+        <w:ind w:left="425" w:right="0" w:hanging="425" w:leftChars="0" w:firstLineChars="0"/>
         <w:textAlignment w:val="baseline"/>
         <w:rPr>
-          <w:rFonts w:ascii="宋体" w:hAnsi="宋体" w:eastAsia="宋体" w:cs="宋体"/>
-          <w:spacing w:val="-5"/>
-          <w:position w:val="1"/>
-          <w:sz w:val="24"/>
-          <w:szCs w:val="24"/>
-        </w:rPr>
-      </w:pPr>
-      <w:r>
-        <w:rPr>
-          <w:rFonts w:ascii="宋体" w:hAnsi="宋体" w:eastAsia="宋体" w:cs="宋体"/>
+          <w:rFonts w:ascii="宋体" w:eastAsia="宋体" w:hAnsi="宋体" w:cs="宋体"/>
+          <w:spacing w:val="-5"/>
+          <w:position w:val="1"/>
+          <w:sz w:val="24"/>
+          <w:szCs w:val="24"/>
+        </w:rPr>
+      </w:pPr>
+      <w:r>
+        <w:rPr>
+          <w:rFonts w:ascii="宋体" w:eastAsia="宋体" w:hAnsi="宋体" w:cs="宋体"/>
           <w:spacing w:val="-5"/>
           <w:position w:val="1"/>
           <w:sz w:val="24"/>
@@ -7336,7 +7283,7 @@
       </w:r>
       <w:r>
         <w:rPr>
-          <w:rFonts w:hint="eastAsia" w:ascii="宋体" w:hAnsi="宋体" w:eastAsia="宋体" w:cs="宋体"/>
+          <w:rFonts w:ascii="宋体" w:eastAsia="宋体" w:hAnsi="宋体" w:cs="宋体" w:hint="eastAsia"/>
           <w:spacing w:val="-5"/>
           <w:position w:val="1"/>
           <w:sz w:val="24"/>
@@ -7347,7 +7294,7 @@
       </w:r>
       <w:r>
         <w:rPr>
-          <w:rFonts w:ascii="宋体" w:hAnsi="宋体" w:eastAsia="宋体" w:cs="宋体"/>
+          <w:rFonts w:ascii="宋体" w:eastAsia="宋体" w:hAnsi="宋体" w:cs="宋体"/>
           <w:spacing w:val="-5"/>
           <w:position w:val="1"/>
           <w:sz w:val="24"/>
@@ -7358,18 +7305,18 @@
     </w:p>
     <w:p>
       <w:pPr>
-        <w:pStyle w:val="29"/>
+        <w:pStyle w:val="3"/>
         <w:bidi w:val="0"/>
       </w:pPr>
-      <w:bookmarkStart w:id="28" w:name="_Toc12239"/>
+      <w:bookmarkStart w:id="29" w:name="_Toc12239"/>
       <w:r>
         <w:t>管理评审要求</w:t>
       </w:r>
-      <w:bookmarkEnd w:id="28"/>
+      <w:bookmarkEnd w:id="29"/>
     </w:p>
     <w:p>
       <w:pPr>
-        <w:pStyle w:val="12"/>
+        <w:pStyle w:val="BodyText"/>
         <w:keepNext w:val="0"/>
         <w:keepLines w:val="0"/>
         <w:pageBreakBefore w:val="0"/>
@@ -7388,19 +7335,19 @@
         <w:adjustRightInd w:val="0"/>
         <w:snapToGrid w:val="0"/>
         <w:spacing w:line="360" w:lineRule="auto"/>
-        <w:ind w:left="425" w:leftChars="0" w:right="0" w:hanging="425" w:firstLineChars="0"/>
+        <w:ind w:left="425" w:right="0" w:hanging="425" w:leftChars="0" w:firstLineChars="0"/>
         <w:textAlignment w:val="baseline"/>
         <w:rPr>
-          <w:rFonts w:ascii="宋体" w:hAnsi="宋体" w:eastAsia="宋体" w:cs="宋体"/>
-          <w:spacing w:val="-5"/>
-          <w:position w:val="1"/>
-          <w:sz w:val="24"/>
-          <w:szCs w:val="24"/>
-        </w:rPr>
-      </w:pPr>
-      <w:r>
-        <w:rPr>
-          <w:rFonts w:ascii="宋体" w:hAnsi="宋体" w:eastAsia="宋体" w:cs="宋体"/>
+          <w:rFonts w:ascii="宋体" w:eastAsia="宋体" w:hAnsi="宋体" w:cs="宋体"/>
+          <w:spacing w:val="-5"/>
+          <w:position w:val="1"/>
+          <w:sz w:val="24"/>
+          <w:szCs w:val="24"/>
+        </w:rPr>
+      </w:pPr>
+      <w:r>
+        <w:rPr>
+          <w:rFonts w:ascii="宋体" w:eastAsia="宋体" w:hAnsi="宋体" w:cs="宋体"/>
           <w:spacing w:val="-5"/>
           <w:position w:val="1"/>
           <w:sz w:val="24"/>
@@ -7411,7 +7358,7 @@
     </w:p>
     <w:p>
       <w:pPr>
-        <w:pStyle w:val="12"/>
+        <w:pStyle w:val="BodyText"/>
         <w:keepNext w:val="0"/>
         <w:keepLines w:val="0"/>
         <w:pageBreakBefore w:val="0"/>
@@ -7430,19 +7377,19 @@
         <w:adjustRightInd w:val="0"/>
         <w:snapToGrid w:val="0"/>
         <w:spacing w:line="360" w:lineRule="auto"/>
-        <w:ind w:left="425" w:leftChars="0" w:right="0" w:hanging="425" w:firstLineChars="0"/>
+        <w:ind w:left="425" w:right="0" w:hanging="425" w:leftChars="0" w:firstLineChars="0"/>
         <w:textAlignment w:val="baseline"/>
         <w:rPr>
-          <w:rFonts w:ascii="宋体" w:hAnsi="宋体" w:eastAsia="宋体" w:cs="宋体"/>
-          <w:spacing w:val="-5"/>
-          <w:position w:val="1"/>
-          <w:sz w:val="24"/>
-          <w:szCs w:val="24"/>
-        </w:rPr>
-      </w:pPr>
-      <w:r>
-        <w:rPr>
-          <w:rFonts w:ascii="宋体" w:hAnsi="宋体" w:eastAsia="宋体" w:cs="宋体"/>
+          <w:rFonts w:ascii="宋体" w:eastAsia="宋体" w:hAnsi="宋体" w:cs="宋体"/>
+          <w:spacing w:val="-5"/>
+          <w:position w:val="1"/>
+          <w:sz w:val="24"/>
+          <w:szCs w:val="24"/>
+        </w:rPr>
+      </w:pPr>
+      <w:r>
+        <w:rPr>
+          <w:rFonts w:ascii="宋体" w:eastAsia="宋体" w:hAnsi="宋体" w:cs="宋体"/>
           <w:spacing w:val="-5"/>
           <w:position w:val="1"/>
           <w:sz w:val="24"/>
@@ -7453,7 +7400,7 @@
     </w:p>
     <w:p>
       <w:pPr>
-        <w:pStyle w:val="12"/>
+        <w:pStyle w:val="BodyText"/>
         <w:keepNext w:val="0"/>
         <w:keepLines w:val="0"/>
         <w:pageBreakBefore w:val="0"/>
@@ -7472,19 +7419,19 @@
         <w:adjustRightInd w:val="0"/>
         <w:snapToGrid w:val="0"/>
         <w:spacing w:line="360" w:lineRule="auto"/>
-        <w:ind w:left="425" w:leftChars="0" w:right="0" w:hanging="425" w:firstLineChars="0"/>
+        <w:ind w:left="425" w:right="0" w:hanging="425" w:leftChars="0" w:firstLineChars="0"/>
         <w:textAlignment w:val="baseline"/>
         <w:rPr>
-          <w:rFonts w:ascii="宋体" w:hAnsi="宋体" w:eastAsia="宋体" w:cs="宋体"/>
-          <w:spacing w:val="-5"/>
-          <w:position w:val="1"/>
-          <w:sz w:val="24"/>
-          <w:szCs w:val="24"/>
-        </w:rPr>
-      </w:pPr>
-      <w:r>
-        <w:rPr>
-          <w:rFonts w:ascii="宋体" w:hAnsi="宋体" w:eastAsia="宋体" w:cs="宋体"/>
+          <w:rFonts w:ascii="宋体" w:eastAsia="宋体" w:hAnsi="宋体" w:cs="宋体"/>
+          <w:spacing w:val="-5"/>
+          <w:position w:val="1"/>
+          <w:sz w:val="24"/>
+          <w:szCs w:val="24"/>
+        </w:rPr>
+      </w:pPr>
+      <w:r>
+        <w:rPr>
+          <w:rFonts w:ascii="宋体" w:eastAsia="宋体" w:hAnsi="宋体" w:cs="宋体"/>
           <w:spacing w:val="-5"/>
           <w:position w:val="1"/>
           <w:sz w:val="24"/>
@@ -7495,7 +7442,7 @@
     </w:p>
     <w:p>
       <w:pPr>
-        <w:pStyle w:val="12"/>
+        <w:pStyle w:val="BodyText"/>
         <w:keepNext w:val="0"/>
         <w:keepLines w:val="0"/>
         <w:pageBreakBefore w:val="0"/>
@@ -7514,10 +7461,10 @@
         <w:adjustRightInd w:val="0"/>
         <w:snapToGrid w:val="0"/>
         <w:spacing w:line="360" w:lineRule="auto"/>
-        <w:ind w:left="425" w:leftChars="0" w:right="0" w:hanging="425" w:firstLineChars="0"/>
+        <w:ind w:left="425" w:right="0" w:hanging="425" w:leftChars="0" w:firstLineChars="0"/>
         <w:textAlignment w:val="baseline"/>
         <w:rPr>
-          <w:rFonts w:hint="eastAsia" w:ascii="宋体" w:hAnsi="宋体" w:eastAsia="宋体" w:cs="宋体"/>
+          <w:rFonts w:ascii="宋体" w:eastAsia="宋体" w:hAnsi="宋体" w:cs="宋体" w:hint="eastAsia"/>
           <w:spacing w:val="-5"/>
           <w:position w:val="1"/>
           <w:sz w:val="24"/>
@@ -7527,7 +7474,7 @@
       </w:pPr>
       <w:r>
         <w:rPr>
-          <w:rFonts w:ascii="宋体" w:hAnsi="宋体" w:eastAsia="宋体" w:cs="宋体"/>
+          <w:rFonts w:ascii="宋体" w:eastAsia="宋体" w:hAnsi="宋体" w:cs="宋体"/>
           <w:spacing w:val="-5"/>
           <w:position w:val="1"/>
           <w:sz w:val="24"/>
@@ -7537,7 +7484,7 @@
       </w:r>
       <w:r>
         <w:rPr>
-          <w:rFonts w:hint="eastAsia" w:ascii="宋体" w:hAnsi="宋体" w:eastAsia="宋体" w:cs="宋体"/>
+          <w:rFonts w:ascii="宋体" w:eastAsia="宋体" w:hAnsi="宋体" w:cs="宋体" w:hint="eastAsia"/>
           <w:spacing w:val="-5"/>
           <w:position w:val="1"/>
           <w:sz w:val="24"/>
@@ -7548,55 +7495,30 @@
       </w:r>
     </w:p>
     <w:sectPr>
-      <w:footerReference r:id="rId5" w:type="default"/>
+      <w:footerReference w:type="default" r:id="rId7"/>
       <w:pgSz w:w="11906" w:h="16839"/>
       <w:pgMar w:top="1431" w:right="1785" w:bottom="1375" w:left="1785" w:header="0" w:footer="1211" w:gutter="0"/>
-      <w:cols w:space="720" w:num="1"/>
+      <w:cols w:num="1" w:space="720"/>
     </w:sectPr>
   </w:body>
 </w:document>
 </file>
 
-<file path=word/endnotes.xml><?xml version="1.0" encoding="utf-8"?>
-<w:endnotes xmlns:wpc="http://schemas.microsoft.com/office/word/2010/wordprocessingCanvas" xmlns:mc="http://schemas.openxmlformats.org/markup-compatibility/2006" xmlns:o="urn:schemas-microsoft-com:office:office" xmlns:r="http://schemas.openxmlformats.org/officeDocument/2006/relationships" xmlns:m="http://schemas.openxmlformats.org/officeDocument/2006/math" xmlns:v="urn:schemas-microsoft-com:vml" xmlns:wp14="http://schemas.microsoft.com/office/word/2010/wordprocessingDrawing" xmlns:wp="http://schemas.openxmlformats.org/drawingml/2006/wordprocessingDrawing" xmlns:w="http://schemas.openxmlformats.org/wordprocessingml/2006/main" xmlns:w14="http://schemas.microsoft.com/office/word/2010/wordml" xmlns:w15="http://schemas.microsoft.com/office/word/2012/wordml" xmlns:w10="urn:schemas-microsoft-com:office:word" xmlns:wpg="http://schemas.microsoft.com/office/word/2010/wordprocessingGroup" xmlns:wpi="http://schemas.microsoft.com/office/word/2010/wordprocessingInk" xmlns:wne="http://schemas.microsoft.com/office/word/2006/wordml" xmlns:wps="http://schemas.microsoft.com/office/word/2010/wordprocessingShape" xmlns:wpsCustomData="http://www.wps.cn/officeDocument/2013/wpsCustomData" mc:Ignorable="w14 w15 wp14">
-  <w:endnote w:type="separator" w:id="0">
-    <w:p>
-      <w:pPr>
-        <w:spacing w:line="240" w:lineRule="auto"/>
-      </w:pPr>
-      <w:r>
-        <w:separator/>
-      </w:r>
-    </w:p>
-  </w:endnote>
-  <w:endnote w:type="continuationSeparator" w:id="1">
-    <w:p>
-      <w:pPr>
-        <w:spacing w:line="240" w:lineRule="auto"/>
-      </w:pPr>
-      <w:r>
-        <w:continuationSeparator/>
-      </w:r>
-    </w:p>
-  </w:endnote>
-</w:endnotes>
-</file>
-
 <file path=word/footer1.xml><?xml version="1.0" encoding="utf-8"?>
-<w:ftr xmlns:wpc="http://schemas.microsoft.com/office/word/2010/wordprocessingCanvas" xmlns:mc="http://schemas.openxmlformats.org/markup-compatibility/2006" xmlns:o="urn:schemas-microsoft-com:office:office" xmlns:r="http://schemas.openxmlformats.org/officeDocument/2006/relationships" xmlns:m="http://schemas.openxmlformats.org/officeDocument/2006/math" xmlns:v="urn:schemas-microsoft-com:vml" xmlns:wp14="http://schemas.microsoft.com/office/word/2010/wordprocessingDrawing" xmlns:wp="http://schemas.openxmlformats.org/drawingml/2006/wordprocessingDrawing" xmlns:w10="urn:schemas-microsoft-com:office:word" xmlns:w="http://schemas.openxmlformats.org/wordprocessingml/2006/main" xmlns:w14="http://schemas.microsoft.com/office/word/2010/wordml" xmlns:w15="http://schemas.microsoft.com/office/word/2012/wordml" xmlns:wpg="http://schemas.microsoft.com/office/word/2010/wordprocessingGroup" xmlns:wpi="http://schemas.microsoft.com/office/word/2010/wordprocessingInk" xmlns:wne="http://schemas.microsoft.com/office/word/2006/wordml" xmlns:wps="http://schemas.microsoft.com/office/word/2010/wordprocessingShape" xmlns:wpsCustomData="http://www.wps.cn/officeDocument/2013/wpsCustomData" mc:Ignorable="w14 w15 wp14">
+<w:ftr xmlns:wpc="http://schemas.microsoft.com/office/word/2010/wordprocessingCanvas" xmlns:mc="http://schemas.openxmlformats.org/markup-compatibility/2006" xmlns:o="urn:schemas-microsoft-com:office:office" xmlns:r="http://schemas.openxmlformats.org/officeDocument/2006/relationships" xmlns:m="http://schemas.openxmlformats.org/officeDocument/2006/math" xmlns:v="urn:schemas-microsoft-com:vml" xmlns:wp14="http://schemas.microsoft.com/office/word/2010/wordprocessingDrawing" xmlns:wp="http://schemas.openxmlformats.org/drawingml/2006/wordprocessingDrawing" xmlns:w10="urn:schemas-microsoft-com:office:word" xmlns:w="http://schemas.openxmlformats.org/wordprocessingml/2006/main" xmlns:w14="http://schemas.microsoft.com/office/word/2010/wordml" xmlns:w15="http://schemas.microsoft.com/office/word/2012/wordml" xmlns:wne="http://schemas.microsoft.com/office/word/2006/wordml" xmlns:wpg="http://schemas.microsoft.com/office/word/2010/wordprocessingGroup" xmlns:wpi="http://schemas.microsoft.com/office/word/2010/wordprocessingInk" xmlns:wps="http://schemas.microsoft.com/office/word/2010/wordprocessingShape" mc:Ignorable="w14 w15 wp14">
   <w:p>
     <w:pPr>
       <w:spacing w:line="167" w:lineRule="auto"/>
       <w:ind w:left="4130"/>
       <w:rPr>
-        <w:rFonts w:ascii="Calibri" w:hAnsi="Calibri" w:eastAsia="Calibri" w:cs="Calibri"/>
+        <w:rFonts w:ascii="Calibri" w:eastAsia="Calibri" w:hAnsi="Calibri" w:cs="Calibri"/>
         <w:sz w:val="18"/>
         <w:szCs w:val="18"/>
       </w:rPr>
     </w:pPr>
     <w:r>
       <w:rPr>
-        <w:rFonts w:ascii="Calibri" w:hAnsi="Calibri" w:eastAsia="Calibri" w:cs="Calibri"/>
+        <w:rFonts w:ascii="Calibri" w:eastAsia="Calibri" w:hAnsi="Calibri" w:cs="Calibri"/>
         <w:sz w:val="18"/>
         <w:szCs w:val="18"/>
       </w:rPr>
@@ -7606,38 +7528,13 @@
 </w:ftr>
 </file>
 
-<file path=word/footnotes.xml><?xml version="1.0" encoding="utf-8"?>
-<w:footnotes xmlns:wpc="http://schemas.microsoft.com/office/word/2010/wordprocessingCanvas" xmlns:mc="http://schemas.openxmlformats.org/markup-compatibility/2006" xmlns:o="urn:schemas-microsoft-com:office:office" xmlns:r="http://schemas.openxmlformats.org/officeDocument/2006/relationships" xmlns:m="http://schemas.openxmlformats.org/officeDocument/2006/math" xmlns:v="urn:schemas-microsoft-com:vml" xmlns:wp14="http://schemas.microsoft.com/office/word/2010/wordprocessingDrawing" xmlns:wp="http://schemas.openxmlformats.org/drawingml/2006/wordprocessingDrawing" xmlns:w="http://schemas.openxmlformats.org/wordprocessingml/2006/main" xmlns:w14="http://schemas.microsoft.com/office/word/2010/wordml" xmlns:w15="http://schemas.microsoft.com/office/word/2012/wordml" xmlns:w10="urn:schemas-microsoft-com:office:word" xmlns:wpg="http://schemas.microsoft.com/office/word/2010/wordprocessingGroup" xmlns:wpi="http://schemas.microsoft.com/office/word/2010/wordprocessingInk" xmlns:wne="http://schemas.microsoft.com/office/word/2006/wordml" xmlns:wps="http://schemas.microsoft.com/office/word/2010/wordprocessingShape" xmlns:wpsCustomData="http://www.wps.cn/officeDocument/2013/wpsCustomData" mc:Ignorable="w14 w15 wp14">
-  <w:footnote w:type="separator" w:id="0">
-    <w:p>
-      <w:pPr>
-        <w:spacing w:line="360" w:lineRule="auto"/>
-      </w:pPr>
-      <w:r>
-        <w:separator/>
-      </w:r>
-    </w:p>
-  </w:footnote>
-  <w:footnote w:type="continuationSeparator" w:id="1">
-    <w:p>
-      <w:pPr>
-        <w:spacing w:line="360" w:lineRule="auto"/>
-      </w:pPr>
-      <w:r>
-        <w:continuationSeparator/>
-      </w:r>
-    </w:p>
-  </w:footnote>
-</w:footnotes>
-</file>
-
 <file path=word/numbering.xml><?xml version="1.0" encoding="utf-8"?>
-<w:numbering xmlns:wpc="http://schemas.microsoft.com/office/word/2010/wordprocessingCanvas" xmlns:mc="http://schemas.openxmlformats.org/markup-compatibility/2006" xmlns:o="urn:schemas-microsoft-com:office:office" xmlns:r="http://schemas.openxmlformats.org/officeDocument/2006/relationships" xmlns:m="http://schemas.openxmlformats.org/officeDocument/2006/math" xmlns:v="urn:schemas-microsoft-com:vml" xmlns:wp14="http://schemas.microsoft.com/office/word/2010/wordprocessingDrawing" xmlns:wp="http://schemas.openxmlformats.org/drawingml/2006/wordprocessingDrawing" xmlns:w10="urn:schemas-microsoft-com:office:word" xmlns:w="http://schemas.openxmlformats.org/wordprocessingml/2006/main" xmlns:w14="http://schemas.microsoft.com/office/word/2010/wordml" xmlns:wpg="http://schemas.microsoft.com/office/word/2010/wordprocessingGroup" xmlns:wpi="http://schemas.microsoft.com/office/word/2010/wordprocessingInk" xmlns:wne="http://schemas.microsoft.com/office/word/2006/wordml" xmlns:wps="http://schemas.microsoft.com/office/word/2010/wordprocessingShape" xmlns:wpsCustomData="http://www.wps.cn/officeDocument/2013/wpsCustomData" mc:Ignorable="w14 wp14">
+<w:numbering xmlns:wpc="http://schemas.microsoft.com/office/word/2010/wordprocessingCanvas" xmlns:mc="http://schemas.openxmlformats.org/markup-compatibility/2006" xmlns:o="urn:schemas-microsoft-com:office:office" xmlns:r="http://schemas.openxmlformats.org/officeDocument/2006/relationships" xmlns:m="http://schemas.openxmlformats.org/officeDocument/2006/math" xmlns:v="urn:schemas-microsoft-com:vml" xmlns:wp14="http://schemas.microsoft.com/office/word/2010/wordprocessingDrawing" xmlns:wp="http://schemas.openxmlformats.org/drawingml/2006/wordprocessingDrawing" xmlns:w10="urn:schemas-microsoft-com:office:word" xmlns:w="http://schemas.openxmlformats.org/wordprocessingml/2006/main" xmlns:w14="http://schemas.microsoft.com/office/word/2010/wordml" xmlns:w15="http://schemas.microsoft.com/office/word/2012/wordml" xmlns:wne="http://schemas.microsoft.com/office/word/2006/wordml" xmlns:wpg="http://schemas.microsoft.com/office/word/2010/wordprocessingGroup" xmlns:wpi="http://schemas.microsoft.com/office/word/2010/wordprocessingInk" xmlns:wps="http://schemas.microsoft.com/office/word/2010/wordprocessingShape" mc:Ignorable="w14 w15 wp14">
   <w:abstractNum w:abstractNumId="0">
     <w:nsid w:val="8A48F062"/>
     <w:multiLevelType w:val="singleLevel"/>
     <w:tmpl w:val="8A48F062"/>
-    <w:lvl w:ilvl="0" w:tentative="0">
+    <w:lvl w:ilvl="0">
       <w:start w:val="1"/>
       <w:numFmt w:val="decimal"/>
       <w:lvlText w:val="(%1)"/>
@@ -7654,10 +7551,10 @@
     <w:nsid w:val="8E964DCE"/>
     <w:multiLevelType w:val="multilevel"/>
     <w:tmpl w:val="8E964DCE"/>
-    <w:lvl w:ilvl="0" w:tentative="0">
+    <w:lvl w:ilvl="0">
       <w:start w:val="1"/>
       <w:numFmt w:val="decimal"/>
-      <w:pStyle w:val="2"/>
+      <w:pStyle w:val="Heading1"/>
       <w:lvlText w:val="%1."/>
       <w:lvlJc w:val="left"/>
       <w:pPr>
@@ -7667,10 +7564,10 @@
         <w:rFonts w:hint="default"/>
       </w:rPr>
     </w:lvl>
-    <w:lvl w:ilvl="1" w:tentative="0">
+    <w:lvl w:ilvl="1">
       <w:start w:val="1"/>
       <w:numFmt w:val="decimal"/>
-      <w:pStyle w:val="3"/>
+      <w:pStyle w:val="Heading2"/>
       <w:lvlText w:val="%1.%2."/>
       <w:lvlJc w:val="left"/>
       <w:pPr>
@@ -7680,10 +7577,10 @@
         <w:rFonts w:hint="default"/>
       </w:rPr>
     </w:lvl>
-    <w:lvl w:ilvl="2" w:tentative="0">
+    <w:lvl w:ilvl="2">
       <w:start w:val="1"/>
       <w:numFmt w:val="decimal"/>
-      <w:pStyle w:val="4"/>
+      <w:pStyle w:val="Heading3"/>
       <w:lvlText w:val="%1.%2.%3."/>
       <w:lvlJc w:val="left"/>
       <w:pPr>
@@ -7693,10 +7590,10 @@
         <w:rFonts w:hint="default"/>
       </w:rPr>
     </w:lvl>
-    <w:lvl w:ilvl="3" w:tentative="0">
+    <w:lvl w:ilvl="3">
       <w:start w:val="1"/>
       <w:numFmt w:val="decimal"/>
-      <w:pStyle w:val="5"/>
+      <w:pStyle w:val="Heading4"/>
       <w:lvlText w:val="%1.%2.%3.%4."/>
       <w:lvlJc w:val="left"/>
       <w:pPr>
@@ -7706,10 +7603,10 @@
         <w:rFonts w:hint="default"/>
       </w:rPr>
     </w:lvl>
-    <w:lvl w:ilvl="4" w:tentative="0">
+    <w:lvl w:ilvl="4">
       <w:start w:val="1"/>
       <w:numFmt w:val="decimal"/>
-      <w:pStyle w:val="6"/>
+      <w:pStyle w:val="Heading5"/>
       <w:lvlText w:val="%1.%2.%3.%4.%5."/>
       <w:lvlJc w:val="left"/>
       <w:pPr>
@@ -7719,10 +7616,10 @@
         <w:rFonts w:hint="default"/>
       </w:rPr>
     </w:lvl>
-    <w:lvl w:ilvl="5" w:tentative="0">
+    <w:lvl w:ilvl="5">
       <w:start w:val="1"/>
       <w:numFmt w:val="decimal"/>
-      <w:pStyle w:val="7"/>
+      <w:pStyle w:val="Heading6"/>
       <w:lvlText w:val="%1.%2.%3.%4.%5.%6."/>
       <w:lvlJc w:val="left"/>
       <w:pPr>
@@ -7732,10 +7629,10 @@
         <w:rFonts w:hint="default"/>
       </w:rPr>
     </w:lvl>
-    <w:lvl w:ilvl="6" w:tentative="0">
+    <w:lvl w:ilvl="6">
       <w:start w:val="1"/>
       <w:numFmt w:val="decimal"/>
-      <w:pStyle w:val="8"/>
+      <w:pStyle w:val="Heading7"/>
       <w:lvlText w:val="%1.%2.%3.%4.%5.%6.%7."/>
       <w:lvlJc w:val="left"/>
       <w:pPr>
@@ -7745,10 +7642,10 @@
         <w:rFonts w:hint="default"/>
       </w:rPr>
     </w:lvl>
-    <w:lvl w:ilvl="7" w:tentative="0">
+    <w:lvl w:ilvl="7">
       <w:start w:val="1"/>
       <w:numFmt w:val="decimal"/>
-      <w:pStyle w:val="9"/>
+      <w:pStyle w:val="Heading8"/>
       <w:lvlText w:val="%1.%2.%3.%4.%5.%6.%7.%8."/>
       <w:lvlJc w:val="left"/>
       <w:pPr>
@@ -7758,10 +7655,10 @@
         <w:rFonts w:hint="default"/>
       </w:rPr>
     </w:lvl>
-    <w:lvl w:ilvl="8" w:tentative="0">
+    <w:lvl w:ilvl="8">
       <w:start w:val="1"/>
       <w:numFmt w:val="decimal"/>
-      <w:pStyle w:val="10"/>
+      <w:pStyle w:val="Heading9"/>
       <w:lvlText w:val="%1.%2.%3.%4.%5.%6.%7.%8.%9."/>
       <w:lvlJc w:val="left"/>
       <w:pPr>
@@ -7776,7 +7673,7 @@
     <w:nsid w:val="912EA3C9"/>
     <w:multiLevelType w:val="singleLevel"/>
     <w:tmpl w:val="912EA3C9"/>
-    <w:lvl w:ilvl="0" w:tentative="0">
+    <w:lvl w:ilvl="0">
       <w:start w:val="1"/>
       <w:numFmt w:val="decimal"/>
       <w:lvlText w:val="(%1)"/>
@@ -7793,7 +7690,7 @@
     <w:nsid w:val="9FD0515E"/>
     <w:multiLevelType w:val="singleLevel"/>
     <w:tmpl w:val="9FD0515E"/>
-    <w:lvl w:ilvl="0" w:tentative="0">
+    <w:lvl w:ilvl="0">
       <w:start w:val="1"/>
       <w:numFmt w:val="decimal"/>
       <w:lvlText w:val="(%1)"/>
@@ -7810,7 +7707,7 @@
     <w:nsid w:val="A9A088B4"/>
     <w:multiLevelType w:val="singleLevel"/>
     <w:tmpl w:val="A9A088B4"/>
-    <w:lvl w:ilvl="0" w:tentative="0">
+    <w:lvl w:ilvl="0">
       <w:start w:val="1"/>
       <w:numFmt w:val="decimal"/>
       <w:lvlText w:val="(%1)"/>
@@ -7827,7 +7724,7 @@
     <w:nsid w:val="C1FFCD38"/>
     <w:multiLevelType w:val="singleLevel"/>
     <w:tmpl w:val="C1FFCD38"/>
-    <w:lvl w:ilvl="0" w:tentative="0">
+    <w:lvl w:ilvl="0">
       <w:start w:val="1"/>
       <w:numFmt w:val="decimal"/>
       <w:lvlText w:val="(%1)"/>
@@ -7844,7 +7741,7 @@
     <w:nsid w:val="C89D55F4"/>
     <w:multiLevelType w:val="singleLevel"/>
     <w:tmpl w:val="C89D55F4"/>
-    <w:lvl w:ilvl="0" w:tentative="0">
+    <w:lvl w:ilvl="0">
       <w:start w:val="1"/>
       <w:numFmt w:val="decimal"/>
       <w:lvlText w:val="(%1)"/>
@@ -7861,7 +7758,7 @@
     <w:nsid w:val="CC099921"/>
     <w:multiLevelType w:val="singleLevel"/>
     <w:tmpl w:val="CC099921"/>
-    <w:lvl w:ilvl="0" w:tentative="0">
+    <w:lvl w:ilvl="0">
       <w:start w:val="1"/>
       <w:numFmt w:val="decimal"/>
       <w:lvlText w:val="(%1)"/>
@@ -7878,7 +7775,7 @@
     <w:nsid w:val="D56F7E7D"/>
     <w:multiLevelType w:val="singleLevel"/>
     <w:tmpl w:val="D56F7E7D"/>
-    <w:lvl w:ilvl="0" w:tentative="0">
+    <w:lvl w:ilvl="0">
       <w:start w:val="1"/>
       <w:numFmt w:val="decimal"/>
       <w:lvlText w:val="(%1)"/>
@@ -7895,7 +7792,7 @@
     <w:nsid w:val="DDF2EF48"/>
     <w:multiLevelType w:val="singleLevel"/>
     <w:tmpl w:val="DDF2EF48"/>
-    <w:lvl w:ilvl="0" w:tentative="0">
+    <w:lvl w:ilvl="0">
       <w:start w:val="1"/>
       <w:numFmt w:val="decimal"/>
       <w:lvlText w:val="(%1)"/>
@@ -7912,7 +7809,7 @@
     <w:nsid w:val="1D21193E"/>
     <w:multiLevelType w:val="singleLevel"/>
     <w:tmpl w:val="1D21193E"/>
-    <w:lvl w:ilvl="0" w:tentative="0">
+    <w:lvl w:ilvl="0">
       <w:start w:val="1"/>
       <w:numFmt w:val="decimal"/>
       <w:lvlText w:val="(%1)"/>
@@ -7929,7 +7826,7 @@
     <w:nsid w:val="411E9FD4"/>
     <w:multiLevelType w:val="singleLevel"/>
     <w:tmpl w:val="411E9FD4"/>
-    <w:lvl w:ilvl="0" w:tentative="0">
+    <w:lvl w:ilvl="0">
       <w:start w:val="1"/>
       <w:numFmt w:val="decimal"/>
       <w:lvlText w:val="(%1)"/>
@@ -7946,7 +7843,7 @@
     <w:nsid w:val="647020B3"/>
     <w:multiLevelType w:val="singleLevel"/>
     <w:tmpl w:val="647020B3"/>
-    <w:lvl w:ilvl="0" w:tentative="0">
+    <w:lvl w:ilvl="0">
       <w:start w:val="1"/>
       <w:numFmt w:val="decimal"/>
       <w:lvlText w:val="(%1)"/>
@@ -8002,269 +7899,267 @@
 </file>
 
 <file path=word/styles.xml><?xml version="1.0" encoding="utf-8"?>
-<w:styles xmlns:mc="http://schemas.openxmlformats.org/markup-compatibility/2006" xmlns:o="urn:schemas-microsoft-com:office:office" xmlns:r="http://schemas.openxmlformats.org/officeDocument/2006/relationships" xmlns:m="http://schemas.openxmlformats.org/officeDocument/2006/math" xmlns:v="urn:schemas-microsoft-com:vml" xmlns:w="http://schemas.openxmlformats.org/wordprocessingml/2006/main" xmlns:w14="http://schemas.microsoft.com/office/word/2010/wordml" xmlns:w10="urn:schemas-microsoft-com:office:word" xmlns:sl="http://schemas.openxmlformats.org/schemaLibrary/2006/main" xmlns:wpsCustomData="http://www.wps.cn/officeDocument/2013/wpsCustomData" mc:Ignorable="w14">
+<w:styles xmlns:mc="http://schemas.openxmlformats.org/markup-compatibility/2006" xmlns:r="http://schemas.openxmlformats.org/officeDocument/2006/relationships" xmlns:w="http://schemas.openxmlformats.org/wordprocessingml/2006/main" xmlns:w14="http://schemas.microsoft.com/office/word/2010/wordml" xmlns:w15="http://schemas.microsoft.com/office/word/2012/wordml" mc:Ignorable="w14 w15">
   <w:docDefaults>
     <w:rPrDefault>
       <w:rPr>
-        <w:rFonts w:ascii="Arial" w:hAnsi="Arial" w:eastAsia="Arial" w:cs="Arial"/>
+        <w:rFonts w:ascii="Arial" w:eastAsia="Arial" w:hAnsi="Arial" w:cs="Arial"/>
       </w:rPr>
     </w:rPrDefault>
     <w:pPrDefault/>
   </w:docDefaults>
-  <w:latentStyles w:count="260" w:defQFormat="0" w:defUnhideWhenUsed="1" w:defSemiHidden="1" w:defUIPriority="99" w:defLockedState="0">
-    <w:lsdException w:qFormat="1" w:unhideWhenUsed="0" w:uiPriority="0" w:semiHidden="0" w:name="Normal"/>
-    <w:lsdException w:qFormat="1" w:unhideWhenUsed="0" w:uiPriority="0" w:semiHidden="0" w:name="heading 1"/>
-    <w:lsdException w:qFormat="1" w:uiPriority="0" w:semiHidden="0" w:name="heading 2"/>
-    <w:lsdException w:qFormat="1" w:uiPriority="0" w:name="heading 3"/>
-    <w:lsdException w:qFormat="1" w:uiPriority="0" w:semiHidden="0" w:name="heading 4"/>
-    <w:lsdException w:qFormat="1" w:uiPriority="0" w:name="heading 5"/>
-    <w:lsdException w:qFormat="1" w:uiPriority="0" w:name="heading 6"/>
-    <w:lsdException w:qFormat="1" w:uiPriority="0" w:name="heading 7"/>
-    <w:lsdException w:qFormat="1" w:uiPriority="0" w:name="heading 8"/>
-    <w:lsdException w:qFormat="1" w:uiPriority="0" w:name="heading 9"/>
-    <w:lsdException w:unhideWhenUsed="0" w:uiPriority="0" w:semiHidden="0" w:name="index 1"/>
-    <w:lsdException w:unhideWhenUsed="0" w:uiPriority="0" w:semiHidden="0" w:name="index 2"/>
-    <w:lsdException w:unhideWhenUsed="0" w:uiPriority="0" w:semiHidden="0" w:name="index 3"/>
-    <w:lsdException w:unhideWhenUsed="0" w:uiPriority="0" w:semiHidden="0" w:name="index 4"/>
-    <w:lsdException w:unhideWhenUsed="0" w:uiPriority="0" w:semiHidden="0" w:name="index 5"/>
-    <w:lsdException w:unhideWhenUsed="0" w:uiPriority="0" w:semiHidden="0" w:name="index 6"/>
-    <w:lsdException w:unhideWhenUsed="0" w:uiPriority="0" w:semiHidden="0" w:name="index 7"/>
-    <w:lsdException w:unhideWhenUsed="0" w:uiPriority="0" w:semiHidden="0" w:name="index 8"/>
-    <w:lsdException w:unhideWhenUsed="0" w:uiPriority="0" w:semiHidden="0" w:name="index 9"/>
-    <w:lsdException w:qFormat="1" w:unhideWhenUsed="0" w:uiPriority="0" w:semiHidden="0" w:name="toc 1"/>
-    <w:lsdException w:qFormat="1" w:unhideWhenUsed="0" w:uiPriority="0" w:semiHidden="0" w:name="toc 2"/>
-    <w:lsdException w:qFormat="1" w:unhideWhenUsed="0" w:uiPriority="0" w:semiHidden="0" w:name="toc 3"/>
-    <w:lsdException w:unhideWhenUsed="0" w:uiPriority="0" w:semiHidden="0" w:name="toc 4"/>
-    <w:lsdException w:unhideWhenUsed="0" w:uiPriority="0" w:semiHidden="0" w:name="toc 5"/>
-    <w:lsdException w:unhideWhenUsed="0" w:uiPriority="0" w:semiHidden="0" w:name="toc 6"/>
-    <w:lsdException w:unhideWhenUsed="0" w:uiPriority="0" w:semiHidden="0" w:name="toc 7"/>
-    <w:lsdException w:unhideWhenUsed="0" w:uiPriority="0" w:semiHidden="0" w:name="toc 8"/>
-    <w:lsdException w:unhideWhenUsed="0" w:uiPriority="0" w:semiHidden="0" w:name="toc 9"/>
-    <w:lsdException w:unhideWhenUsed="0" w:uiPriority="0" w:semiHidden="0" w:name="Normal Indent"/>
-    <w:lsdException w:unhideWhenUsed="0" w:uiPriority="0" w:semiHidden="0" w:name="footnote text"/>
-    <w:lsdException w:qFormat="1" w:unhideWhenUsed="0" w:uiPriority="0" w:semiHidden="0" w:name="annotation text"/>
-    <w:lsdException w:qFormat="1" w:unhideWhenUsed="0" w:uiPriority="0" w:semiHidden="0" w:name="header"/>
-    <w:lsdException w:qFormat="1" w:unhideWhenUsed="0" w:uiPriority="0" w:semiHidden="0" w:name="footer"/>
-    <w:lsdException w:unhideWhenUsed="0" w:uiPriority="0" w:semiHidden="0" w:name="index heading"/>
-    <w:lsdException w:qFormat="1" w:uiPriority="0" w:name="caption"/>
-    <w:lsdException w:unhideWhenUsed="0" w:uiPriority="0" w:semiHidden="0" w:name="table of figures"/>
-    <w:lsdException w:unhideWhenUsed="0" w:uiPriority="0" w:semiHidden="0" w:name="envelope address"/>
-    <w:lsdException w:unhideWhenUsed="0" w:uiPriority="0" w:semiHidden="0" w:name="envelope return"/>
-    <w:lsdException w:unhideWhenUsed="0" w:uiPriority="0" w:semiHidden="0" w:name="footnote reference"/>
-    <w:lsdException w:unhideWhenUsed="0" w:uiPriority="0" w:semiHidden="0" w:name="annotation reference"/>
-    <w:lsdException w:unhideWhenUsed="0" w:uiPriority="0" w:semiHidden="0" w:name="line number"/>
-    <w:lsdException w:unhideWhenUsed="0" w:uiPriority="0" w:semiHidden="0" w:name="page number"/>
-    <w:lsdException w:unhideWhenUsed="0" w:uiPriority="0" w:semiHidden="0" w:name="endnote reference"/>
-    <w:lsdException w:unhideWhenUsed="0" w:uiPriority="0" w:semiHidden="0" w:name="endnote text"/>
-    <w:lsdException w:unhideWhenUsed="0" w:uiPriority="0" w:semiHidden="0" w:name="table of authorities"/>
-    <w:lsdException w:unhideWhenUsed="0" w:uiPriority="0" w:semiHidden="0" w:name="macro"/>
-    <w:lsdException w:unhideWhenUsed="0" w:uiPriority="0" w:semiHidden="0" w:name="toa heading"/>
-    <w:lsdException w:unhideWhenUsed="0" w:uiPriority="0" w:semiHidden="0" w:name="List"/>
-    <w:lsdException w:unhideWhenUsed="0" w:uiPriority="0" w:semiHidden="0" w:name="List Bullet"/>
-    <w:lsdException w:unhideWhenUsed="0" w:uiPriority="0" w:semiHidden="0" w:name="List Number"/>
-    <w:lsdException w:unhideWhenUsed="0" w:uiPriority="0" w:semiHidden="0" w:name="List 2"/>
-    <w:lsdException w:unhideWhenUsed="0" w:uiPriority="0" w:semiHidden="0" w:name="List 3"/>
-    <w:lsdException w:unhideWhenUsed="0" w:uiPriority="0" w:semiHidden="0" w:name="List 4"/>
-    <w:lsdException w:unhideWhenUsed="0" w:uiPriority="0" w:semiHidden="0" w:name="List 5"/>
-    <w:lsdException w:unhideWhenUsed="0" w:uiPriority="0" w:semiHidden="0" w:name="List Bullet 2"/>
-    <w:lsdException w:unhideWhenUsed="0" w:uiPriority="0" w:semiHidden="0" w:name="List Bullet 3"/>
-    <w:lsdException w:unhideWhenUsed="0" w:uiPriority="0" w:semiHidden="0" w:name="List Bullet 4"/>
-    <w:lsdException w:unhideWhenUsed="0" w:uiPriority="0" w:semiHidden="0" w:name="List Bullet 5"/>
-    <w:lsdException w:unhideWhenUsed="0" w:uiPriority="0" w:semiHidden="0" w:name="List Number 2"/>
-    <w:lsdException w:unhideWhenUsed="0" w:uiPriority="0" w:semiHidden="0" w:name="List Number 3"/>
-    <w:lsdException w:unhideWhenUsed="0" w:uiPriority="0" w:semiHidden="0" w:name="List Number 4"/>
-    <w:lsdException w:unhideWhenUsed="0" w:uiPriority="0" w:semiHidden="0" w:name="List Number 5"/>
-    <w:lsdException w:qFormat="1" w:unhideWhenUsed="0" w:uiPriority="0" w:semiHidden="0" w:name="Title"/>
-    <w:lsdException w:unhideWhenUsed="0" w:uiPriority="0" w:semiHidden="0" w:name="Closing"/>
-    <w:lsdException w:unhideWhenUsed="0" w:uiPriority="0" w:semiHidden="0" w:name="Signature"/>
-    <w:lsdException w:qFormat="1" w:unhideWhenUsed="0" w:uiPriority="0" w:name="Default Paragraph Font"/>
-    <w:lsdException w:qFormat="1" w:unhideWhenUsed="0" w:uiPriority="0" w:name="Body Text"/>
-    <w:lsdException w:unhideWhenUsed="0" w:uiPriority="0" w:semiHidden="0" w:name="Body Text Indent"/>
-    <w:lsdException w:unhideWhenUsed="0" w:uiPriority="0" w:semiHidden="0" w:name="List Continue"/>
-    <w:lsdException w:unhideWhenUsed="0" w:uiPriority="0" w:semiHidden="0" w:name="List Continue 2"/>
-    <w:lsdException w:unhideWhenUsed="0" w:uiPriority="0" w:semiHidden="0" w:name="List Continue 3"/>
-    <w:lsdException w:unhideWhenUsed="0" w:uiPriority="0" w:semiHidden="0" w:name="List Continue 4"/>
-    <w:lsdException w:unhideWhenUsed="0" w:uiPriority="0" w:semiHidden="0" w:name="List Continue 5"/>
-    <w:lsdException w:unhideWhenUsed="0" w:uiPriority="0" w:semiHidden="0" w:name="Message Header"/>
-    <w:lsdException w:qFormat="1" w:unhideWhenUsed="0" w:uiPriority="0" w:semiHidden="0" w:name="Subtitle"/>
-    <w:lsdException w:unhideWhenUsed="0" w:uiPriority="0" w:semiHidden="0" w:name="Salutation"/>
-    <w:lsdException w:unhideWhenUsed="0" w:uiPriority="0" w:semiHidden="0" w:name="Date"/>
-    <w:lsdException w:unhideWhenUsed="0" w:uiPriority="0" w:semiHidden="0" w:name="Body Text First Indent"/>
-    <w:lsdException w:unhideWhenUsed="0" w:uiPriority="0" w:semiHidden="0" w:name="Body Text First Indent 2"/>
-    <w:lsdException w:uiPriority="99" w:name="Note Heading"/>
-    <w:lsdException w:unhideWhenUsed="0" w:uiPriority="0" w:semiHidden="0" w:name="Body Text 2"/>
-    <w:lsdException w:unhideWhenUsed="0" w:uiPriority="0" w:semiHidden="0" w:name="Body Text 3"/>
-    <w:lsdException w:unhideWhenUsed="0" w:uiPriority="0" w:semiHidden="0" w:name="Body Text Indent 2"/>
-    <w:lsdException w:unhideWhenUsed="0" w:uiPriority="0" w:semiHidden="0" w:name="Body Text Indent 3"/>
-    <w:lsdException w:unhideWhenUsed="0" w:uiPriority="0" w:semiHidden="0" w:name="Block Text"/>
-    <w:lsdException w:unhideWhenUsed="0" w:uiPriority="0" w:semiHidden="0" w:name="Hyperlink"/>
-    <w:lsdException w:unhideWhenUsed="0" w:uiPriority="0" w:semiHidden="0" w:name="FollowedHyperlink"/>
-    <w:lsdException w:qFormat="1" w:unhideWhenUsed="0" w:uiPriority="0" w:semiHidden="0" w:name="Strong"/>
-    <w:lsdException w:qFormat="1" w:unhideWhenUsed="0" w:uiPriority="0" w:semiHidden="0" w:name="Emphasis"/>
-    <w:lsdException w:unhideWhenUsed="0" w:uiPriority="0" w:semiHidden="0" w:name="Document Map"/>
-    <w:lsdException w:unhideWhenUsed="0" w:uiPriority="0" w:semiHidden="0" w:name="Plain Text"/>
-    <w:lsdException w:unhideWhenUsed="0" w:uiPriority="0" w:semiHidden="0" w:name="E-mail Signature"/>
-    <w:lsdException w:qFormat="1" w:unhideWhenUsed="0" w:uiPriority="0" w:semiHidden="0" w:name="Normal (Web)"/>
-    <w:lsdException w:unhideWhenUsed="0" w:uiPriority="0" w:semiHidden="0" w:name="HTML Acronym"/>
-    <w:lsdException w:unhideWhenUsed="0" w:uiPriority="0" w:semiHidden="0" w:name="HTML Address"/>
-    <w:lsdException w:unhideWhenUsed="0" w:uiPriority="0" w:semiHidden="0" w:name="HTML Cite"/>
-    <w:lsdException w:unhideWhenUsed="0" w:uiPriority="0" w:semiHidden="0" w:name="HTML Code"/>
-    <w:lsdException w:unhideWhenUsed="0" w:uiPriority="0" w:semiHidden="0" w:name="HTML Definition"/>
-    <w:lsdException w:unhideWhenUsed="0" w:uiPriority="0" w:semiHidden="0" w:name="HTML Keyboard"/>
-    <w:lsdException w:unhideWhenUsed="0" w:uiPriority="0" w:semiHidden="0" w:name="HTML Preformatted"/>
-    <w:lsdException w:unhideWhenUsed="0" w:uiPriority="0" w:semiHidden="0" w:name="HTML Sample"/>
-    <w:lsdException w:unhideWhenUsed="0" w:uiPriority="0" w:semiHidden="0" w:name="HTML Typewriter"/>
-    <w:lsdException w:unhideWhenUsed="0" w:uiPriority="0" w:semiHidden="0" w:name="HTML Variable"/>
-    <w:lsdException w:qFormat="1" w:unhideWhenUsed="0" w:uiPriority="0" w:name="Normal Table"/>
-    <w:lsdException w:unhideWhenUsed="0" w:uiPriority="0" w:semiHidden="0" w:name="annotation subject"/>
-    <w:lsdException w:unhideWhenUsed="0" w:uiPriority="0" w:semiHidden="0" w:name="Table Simple 1"/>
-    <w:lsdException w:unhideWhenUsed="0" w:uiPriority="0" w:semiHidden="0" w:name="Table Simple 2"/>
-    <w:lsdException w:unhideWhenUsed="0" w:uiPriority="0" w:semiHidden="0" w:name="Table Simple 3"/>
-    <w:lsdException w:unhideWhenUsed="0" w:uiPriority="0" w:semiHidden="0" w:name="Table Classic 1"/>
-    <w:lsdException w:unhideWhenUsed="0" w:uiPriority="0" w:semiHidden="0" w:name="Table Classic 2"/>
-    <w:lsdException w:unhideWhenUsed="0" w:uiPriority="0" w:semiHidden="0" w:name="Table Classic 3"/>
-    <w:lsdException w:unhideWhenUsed="0" w:uiPriority="0" w:semiHidden="0" w:name="Table Classic 4"/>
-    <w:lsdException w:unhideWhenUsed="0" w:uiPriority="0" w:semiHidden="0" w:name="Table Colorful 1"/>
-    <w:lsdException w:unhideWhenUsed="0" w:uiPriority="0" w:semiHidden="0" w:name="Table Colorful 2"/>
-    <w:lsdException w:unhideWhenUsed="0" w:uiPriority="0" w:semiHidden="0" w:name="Table Colorful 3"/>
-    <w:lsdException w:unhideWhenUsed="0" w:uiPriority="0" w:semiHidden="0" w:name="Table Columns 1"/>
-    <w:lsdException w:unhideWhenUsed="0" w:uiPriority="0" w:semiHidden="0" w:name="Table Columns 2"/>
-    <w:lsdException w:unhideWhenUsed="0" w:uiPriority="0" w:semiHidden="0" w:name="Table Columns 3"/>
-    <w:lsdException w:unhideWhenUsed="0" w:uiPriority="0" w:semiHidden="0" w:name="Table Columns 4"/>
-    <w:lsdException w:unhideWhenUsed="0" w:uiPriority="0" w:semiHidden="0" w:name="Table Columns 5"/>
-    <w:lsdException w:unhideWhenUsed="0" w:uiPriority="0" w:semiHidden="0" w:name="Table Grid 1"/>
-    <w:lsdException w:unhideWhenUsed="0" w:uiPriority="0" w:semiHidden="0" w:name="Table Grid 2"/>
-    <w:lsdException w:unhideWhenUsed="0" w:uiPriority="0" w:semiHidden="0" w:name="Table Grid 3"/>
-    <w:lsdException w:unhideWhenUsed="0" w:uiPriority="0" w:semiHidden="0" w:name="Table Grid 4"/>
-    <w:lsdException w:unhideWhenUsed="0" w:uiPriority="0" w:semiHidden="0" w:name="Table Grid 5"/>
-    <w:lsdException w:unhideWhenUsed="0" w:uiPriority="0" w:semiHidden="0" w:name="Table Grid 6"/>
-    <w:lsdException w:unhideWhenUsed="0" w:uiPriority="0" w:semiHidden="0" w:name="Table Grid 7"/>
-    <w:lsdException w:unhideWhenUsed="0" w:uiPriority="0" w:semiHidden="0" w:name="Table Grid 8"/>
-    <w:lsdException w:unhideWhenUsed="0" w:uiPriority="0" w:semiHidden="0" w:name="Table List 1"/>
-    <w:lsdException w:unhideWhenUsed="0" w:uiPriority="0" w:semiHidden="0" w:name="Table List 2"/>
-    <w:lsdException w:unhideWhenUsed="0" w:uiPriority="0" w:semiHidden="0" w:name="Table List 3"/>
-    <w:lsdException w:unhideWhenUsed="0" w:uiPriority="0" w:semiHidden="0" w:name="Table List 4"/>
-    <w:lsdException w:unhideWhenUsed="0" w:uiPriority="0" w:semiHidden="0" w:name="Table List 5"/>
-    <w:lsdException w:unhideWhenUsed="0" w:uiPriority="0" w:semiHidden="0" w:name="Table List 6"/>
-    <w:lsdException w:unhideWhenUsed="0" w:uiPriority="0" w:semiHidden="0" w:name="Table List 7"/>
-    <w:lsdException w:unhideWhenUsed="0" w:uiPriority="0" w:semiHidden="0" w:name="Table List 8"/>
-    <w:lsdException w:unhideWhenUsed="0" w:uiPriority="0" w:semiHidden="0" w:name="Table 3D effects 1"/>
-    <w:lsdException w:unhideWhenUsed="0" w:uiPriority="0" w:semiHidden="0" w:name="Table 3D effects 2"/>
-    <w:lsdException w:unhideWhenUsed="0" w:uiPriority="0" w:semiHidden="0" w:name="Table 3D effects 3"/>
-    <w:lsdException w:unhideWhenUsed="0" w:uiPriority="0" w:semiHidden="0" w:name="Table Contemporary"/>
-    <w:lsdException w:unhideWhenUsed="0" w:uiPriority="0" w:semiHidden="0" w:name="Table Elegant"/>
-    <w:lsdException w:unhideWhenUsed="0" w:uiPriority="0" w:semiHidden="0" w:name="Table Professional"/>
-    <w:lsdException w:unhideWhenUsed="0" w:uiPriority="0" w:semiHidden="0" w:name="Table Subtle 1"/>
-    <w:lsdException w:unhideWhenUsed="0" w:uiPriority="0" w:semiHidden="0" w:name="Table Subtle 2"/>
-    <w:lsdException w:unhideWhenUsed="0" w:uiPriority="0" w:semiHidden="0" w:name="Table Web 1"/>
-    <w:lsdException w:unhideWhenUsed="0" w:uiPriority="0" w:semiHidden="0" w:name="Table Web 2"/>
-    <w:lsdException w:unhideWhenUsed="0" w:uiPriority="0" w:semiHidden="0" w:name="Table Web 3"/>
-    <w:lsdException w:unhideWhenUsed="0" w:uiPriority="0" w:semiHidden="0" w:name="Balloon Text"/>
-    <w:lsdException w:qFormat="1" w:unhideWhenUsed="0" w:uiPriority="0" w:semiHidden="0" w:name="Table Grid"/>
-    <w:lsdException w:unhideWhenUsed="0" w:uiPriority="0" w:semiHidden="0" w:name="Table Theme"/>
-    <w:lsdException w:unhideWhenUsed="0" w:uiPriority="60" w:semiHidden="0" w:name="Light Shading"/>
-    <w:lsdException w:unhideWhenUsed="0" w:uiPriority="61" w:semiHidden="0" w:name="Light List"/>
-    <w:lsdException w:unhideWhenUsed="0" w:uiPriority="62" w:semiHidden="0" w:name="Light Grid"/>
-    <w:lsdException w:unhideWhenUsed="0" w:uiPriority="63" w:semiHidden="0" w:name="Medium Shading 1"/>
-    <w:lsdException w:unhideWhenUsed="0" w:uiPriority="64" w:semiHidden="0" w:name="Medium Shading 2"/>
-    <w:lsdException w:unhideWhenUsed="0" w:uiPriority="65" w:semiHidden="0" w:name="Medium List 1"/>
-    <w:lsdException w:unhideWhenUsed="0" w:uiPriority="66" w:semiHidden="0" w:name="Medium List 2"/>
-    <w:lsdException w:unhideWhenUsed="0" w:uiPriority="67" w:semiHidden="0" w:name="Medium Grid 1"/>
-    <w:lsdException w:unhideWhenUsed="0" w:uiPriority="68" w:semiHidden="0" w:name="Medium Grid 2"/>
-    <w:lsdException w:unhideWhenUsed="0" w:uiPriority="69" w:semiHidden="0" w:name="Medium Grid 3"/>
-    <w:lsdException w:unhideWhenUsed="0" w:uiPriority="70" w:semiHidden="0" w:name="Dark List"/>
-    <w:lsdException w:unhideWhenUsed="0" w:uiPriority="71" w:semiHidden="0" w:name="Colorful Shading"/>
-    <w:lsdException w:unhideWhenUsed="0" w:uiPriority="72" w:semiHidden="0" w:name="Colorful List"/>
-    <w:lsdException w:unhideWhenUsed="0" w:uiPriority="73" w:semiHidden="0" w:name="Colorful Grid"/>
-    <w:lsdException w:unhideWhenUsed="0" w:uiPriority="60" w:semiHidden="0" w:name="Light Shading Accent 1"/>
-    <w:lsdException w:unhideWhenUsed="0" w:uiPriority="61" w:semiHidden="0" w:name="Light List Accent 1"/>
-    <w:lsdException w:unhideWhenUsed="0" w:uiPriority="62" w:semiHidden="0" w:name="Light Grid Accent 1"/>
-    <w:lsdException w:unhideWhenUsed="0" w:uiPriority="63" w:semiHidden="0" w:name="Medium Shading 1 Accent 1"/>
-    <w:lsdException w:unhideWhenUsed="0" w:uiPriority="64" w:semiHidden="0" w:name="Medium Shading 2 Accent 1"/>
-    <w:lsdException w:unhideWhenUsed="0" w:uiPriority="65" w:semiHidden="0" w:name="Medium List 1 Accent 1"/>
-    <w:lsdException w:unhideWhenUsed="0" w:uiPriority="66" w:semiHidden="0" w:name="Medium List 2 Accent 1"/>
-    <w:lsdException w:unhideWhenUsed="0" w:uiPriority="67" w:semiHidden="0" w:name="Medium Grid 1 Accent 1"/>
-    <w:lsdException w:unhideWhenUsed="0" w:uiPriority="68" w:semiHidden="0" w:name="Medium Grid 2 Accent 1"/>
-    <w:lsdException w:unhideWhenUsed="0" w:uiPriority="69" w:semiHidden="0" w:name="Medium Grid 3 Accent 1"/>
-    <w:lsdException w:unhideWhenUsed="0" w:uiPriority="70" w:semiHidden="0" w:name="Dark List Accent 1"/>
-    <w:lsdException w:unhideWhenUsed="0" w:uiPriority="71" w:semiHidden="0" w:name="Colorful Shading Accent 1"/>
-    <w:lsdException w:unhideWhenUsed="0" w:uiPriority="72" w:semiHidden="0" w:name="Colorful List Accent 1"/>
-    <w:lsdException w:unhideWhenUsed="0" w:uiPriority="73" w:semiHidden="0" w:name="Colorful Grid Accent 1"/>
-    <w:lsdException w:unhideWhenUsed="0" w:uiPriority="60" w:semiHidden="0" w:name="Light Shading Accent 2"/>
-    <w:lsdException w:unhideWhenUsed="0" w:uiPriority="61" w:semiHidden="0" w:name="Light List Accent 2"/>
-    <w:lsdException w:unhideWhenUsed="0" w:uiPriority="62" w:semiHidden="0" w:name="Light Grid Accent 2"/>
-    <w:lsdException w:unhideWhenUsed="0" w:uiPriority="63" w:semiHidden="0" w:name="Medium Shading 1 Accent 2"/>
-    <w:lsdException w:unhideWhenUsed="0" w:uiPriority="64" w:semiHidden="0" w:name="Medium Shading 2 Accent 2"/>
-    <w:lsdException w:unhideWhenUsed="0" w:uiPriority="65" w:semiHidden="0" w:name="Medium List 1 Accent 2"/>
-    <w:lsdException w:unhideWhenUsed="0" w:uiPriority="66" w:semiHidden="0" w:name="Medium List 2 Accent 2"/>
-    <w:lsdException w:unhideWhenUsed="0" w:uiPriority="67" w:semiHidden="0" w:name="Medium Grid 1 Accent 2"/>
-    <w:lsdException w:unhideWhenUsed="0" w:uiPriority="68" w:semiHidden="0" w:name="Medium Grid 2 Accent 2"/>
-    <w:lsdException w:unhideWhenUsed="0" w:uiPriority="69" w:semiHidden="0" w:name="Medium Grid 3 Accent 2"/>
-    <w:lsdException w:unhideWhenUsed="0" w:uiPriority="70" w:semiHidden="0" w:name="Dark List Accent 2"/>
-    <w:lsdException w:unhideWhenUsed="0" w:uiPriority="71" w:semiHidden="0" w:name="Colorful Shading Accent 2"/>
-    <w:lsdException w:unhideWhenUsed="0" w:uiPriority="72" w:semiHidden="0" w:name="Colorful List Accent 2"/>
-    <w:lsdException w:unhideWhenUsed="0" w:uiPriority="73" w:semiHidden="0" w:name="Colorful Grid Accent 2"/>
-    <w:lsdException w:unhideWhenUsed="0" w:uiPriority="60" w:semiHidden="0" w:name="Light Shading Accent 3"/>
-    <w:lsdException w:unhideWhenUsed="0" w:uiPriority="61" w:semiHidden="0" w:name="Light List Accent 3"/>
-    <w:lsdException w:unhideWhenUsed="0" w:uiPriority="62" w:semiHidden="0" w:name="Light Grid Accent 3"/>
-    <w:lsdException w:unhideWhenUsed="0" w:uiPriority="63" w:semiHidden="0" w:name="Medium Shading 1 Accent 3"/>
-    <w:lsdException w:unhideWhenUsed="0" w:uiPriority="64" w:semiHidden="0" w:name="Medium Shading 2 Accent 3"/>
-    <w:lsdException w:unhideWhenUsed="0" w:uiPriority="65" w:semiHidden="0" w:name="Medium List 1 Accent 3"/>
-    <w:lsdException w:unhideWhenUsed="0" w:uiPriority="66" w:semiHidden="0" w:name="Medium List 2 Accent 3"/>
-    <w:lsdException w:unhideWhenUsed="0" w:uiPriority="67" w:semiHidden="0" w:name="Medium Grid 1 Accent 3"/>
-    <w:lsdException w:unhideWhenUsed="0" w:uiPriority="68" w:semiHidden="0" w:name="Medium Grid 2 Accent 3"/>
-    <w:lsdException w:unhideWhenUsed="0" w:uiPriority="69" w:semiHidden="0" w:name="Medium Grid 3 Accent 3"/>
-    <w:lsdException w:unhideWhenUsed="0" w:uiPriority="70" w:semiHidden="0" w:name="Dark List Accent 3"/>
-    <w:lsdException w:unhideWhenUsed="0" w:uiPriority="71" w:semiHidden="0" w:name="Colorful Shading Accent 3"/>
-    <w:lsdException w:unhideWhenUsed="0" w:uiPriority="72" w:semiHidden="0" w:name="Colorful List Accent 3"/>
-    <w:lsdException w:unhideWhenUsed="0" w:uiPriority="73" w:semiHidden="0" w:name="Colorful Grid Accent 3"/>
-    <w:lsdException w:unhideWhenUsed="0" w:uiPriority="60" w:semiHidden="0" w:name="Light Shading Accent 4"/>
-    <w:lsdException w:unhideWhenUsed="0" w:uiPriority="61" w:semiHidden="0" w:name="Light List Accent 4"/>
-    <w:lsdException w:unhideWhenUsed="0" w:uiPriority="62" w:semiHidden="0" w:name="Light Grid Accent 4"/>
-    <w:lsdException w:unhideWhenUsed="0" w:uiPriority="63" w:semiHidden="0" w:name="Medium Shading 1 Accent 4"/>
-    <w:lsdException w:unhideWhenUsed="0" w:uiPriority="64" w:semiHidden="0" w:name="Medium Shading 2 Accent 4"/>
-    <w:lsdException w:unhideWhenUsed="0" w:uiPriority="65" w:semiHidden="0" w:name="Medium List 1 Accent 4"/>
-    <w:lsdException w:unhideWhenUsed="0" w:uiPriority="66" w:semiHidden="0" w:name="Medium List 2 Accent 4"/>
-    <w:lsdException w:unhideWhenUsed="0" w:uiPriority="67" w:semiHidden="0" w:name="Medium Grid 1 Accent 4"/>
-    <w:lsdException w:unhideWhenUsed="0" w:uiPriority="68" w:semiHidden="0" w:name="Medium Grid 2 Accent 4"/>
-    <w:lsdException w:unhideWhenUsed="0" w:uiPriority="69" w:semiHidden="0" w:name="Medium Grid 3 Accent 4"/>
-    <w:lsdException w:unhideWhenUsed="0" w:uiPriority="70" w:semiHidden="0" w:name="Dark List Accent 4"/>
-    <w:lsdException w:unhideWhenUsed="0" w:uiPriority="71" w:semiHidden="0" w:name="Colorful Shading Accent 4"/>
-    <w:lsdException w:unhideWhenUsed="0" w:uiPriority="72" w:semiHidden="0" w:name="Colorful List Accent 4"/>
-    <w:lsdException w:unhideWhenUsed="0" w:uiPriority="73" w:semiHidden="0" w:name="Colorful Grid Accent 4"/>
-    <w:lsdException w:unhideWhenUsed="0" w:uiPriority="60" w:semiHidden="0" w:name="Light Shading Accent 5"/>
-    <w:lsdException w:unhideWhenUsed="0" w:uiPriority="61" w:semiHidden="0" w:name="Light List Accent 5"/>
-    <w:lsdException w:unhideWhenUsed="0" w:uiPriority="62" w:semiHidden="0" w:name="Light Grid Accent 5"/>
-    <w:lsdException w:unhideWhenUsed="0" w:uiPriority="63" w:semiHidden="0" w:name="Medium Shading 1 Accent 5"/>
-    <w:lsdException w:unhideWhenUsed="0" w:uiPriority="64" w:semiHidden="0" w:name="Medium Shading 2 Accent 5"/>
-    <w:lsdException w:unhideWhenUsed="0" w:uiPriority="65" w:semiHidden="0" w:name="Medium List 1 Accent 5"/>
-    <w:lsdException w:unhideWhenUsed="0" w:uiPriority="66" w:semiHidden="0" w:name="Medium List 2 Accent 5"/>
-    <w:lsdException w:unhideWhenUsed="0" w:uiPriority="67" w:semiHidden="0" w:name="Medium Grid 1 Accent 5"/>
-    <w:lsdException w:unhideWhenUsed="0" w:uiPriority="68" w:semiHidden="0" w:name="Medium Grid 2 Accent 5"/>
-    <w:lsdException w:unhideWhenUsed="0" w:uiPriority="69" w:semiHidden="0" w:name="Medium Grid 3 Accent 5"/>
-    <w:lsdException w:unhideWhenUsed="0" w:uiPriority="70" w:semiHidden="0" w:name="Dark List Accent 5"/>
-    <w:lsdException w:unhideWhenUsed="0" w:uiPriority="71" w:semiHidden="0" w:name="Colorful Shading Accent 5"/>
-    <w:lsdException w:unhideWhenUsed="0" w:uiPriority="72" w:semiHidden="0" w:name="Colorful List Accent 5"/>
-    <w:lsdException w:unhideWhenUsed="0" w:uiPriority="73" w:semiHidden="0" w:name="Colorful Grid Accent 5"/>
-    <w:lsdException w:unhideWhenUsed="0" w:uiPriority="60" w:semiHidden="0" w:name="Light Shading Accent 6"/>
-    <w:lsdException w:unhideWhenUsed="0" w:uiPriority="61" w:semiHidden="0" w:name="Light List Accent 6"/>
-    <w:lsdException w:unhideWhenUsed="0" w:uiPriority="62" w:semiHidden="0" w:name="Light Grid Accent 6"/>
-    <w:lsdException w:unhideWhenUsed="0" w:uiPriority="63" w:semiHidden="0" w:name="Medium Shading 1 Accent 6"/>
-    <w:lsdException w:unhideWhenUsed="0" w:uiPriority="64" w:semiHidden="0" w:name="Medium Shading 2 Accent 6"/>
-    <w:lsdException w:unhideWhenUsed="0" w:uiPriority="65" w:semiHidden="0" w:name="Medium List 1 Accent 6"/>
-    <w:lsdException w:unhideWhenUsed="0" w:uiPriority="66" w:semiHidden="0" w:name="Medium List 2 Accent 6"/>
-    <w:lsdException w:unhideWhenUsed="0" w:uiPriority="67" w:semiHidden="0" w:name="Medium Grid 1 Accent 6"/>
-    <w:lsdException w:unhideWhenUsed="0" w:uiPriority="68" w:semiHidden="0" w:name="Medium Grid 2 Accent 6"/>
-    <w:lsdException w:unhideWhenUsed="0" w:uiPriority="69" w:semiHidden="0" w:name="Medium Grid 3 Accent 6"/>
-    <w:lsdException w:unhideWhenUsed="0" w:uiPriority="70" w:semiHidden="0" w:name="Dark List Accent 6"/>
-    <w:lsdException w:unhideWhenUsed="0" w:uiPriority="71" w:semiHidden="0" w:name="Colorful Shading Accent 6"/>
-    <w:lsdException w:unhideWhenUsed="0" w:uiPriority="72" w:semiHidden="0" w:name="Colorful List Accent 6"/>
-    <w:lsdException w:unhideWhenUsed="0" w:uiPriority="73" w:semiHidden="0" w:name="Colorful Grid Accent 6"/>
+  <w:latentStyles w:defLockedState="0" w:defUIPriority="99" w:defSemiHidden="1" w:defUnhideWhenUsed="1" w:defQFormat="0" w:count="260">
+    <w:lsdException w:name="Normal" w:semiHidden="0" w:uiPriority="0" w:unhideWhenUsed="0" w:qFormat="1"/>
+    <w:lsdException w:name="heading 1" w:semiHidden="0" w:uiPriority="0" w:unhideWhenUsed="0" w:qFormat="1"/>
+    <w:lsdException w:name="heading 2" w:semiHidden="0" w:uiPriority="0" w:qFormat="1"/>
+    <w:lsdException w:name="heading 3" w:uiPriority="0" w:qFormat="1"/>
+    <w:lsdException w:name="heading 4" w:semiHidden="0" w:uiPriority="0" w:qFormat="1"/>
+    <w:lsdException w:name="heading 5" w:uiPriority="0" w:qFormat="1"/>
+    <w:lsdException w:name="heading 6" w:uiPriority="0" w:qFormat="1"/>
+    <w:lsdException w:name="heading 7" w:uiPriority="0" w:qFormat="1"/>
+    <w:lsdException w:name="heading 8" w:uiPriority="0" w:qFormat="1"/>
+    <w:lsdException w:name="heading 9" w:uiPriority="0" w:qFormat="1"/>
+    <w:lsdException w:name="index 1" w:semiHidden="0" w:uiPriority="0" w:unhideWhenUsed="0"/>
+    <w:lsdException w:name="index 2" w:semiHidden="0" w:uiPriority="0" w:unhideWhenUsed="0"/>
+    <w:lsdException w:name="index 3" w:semiHidden="0" w:uiPriority="0" w:unhideWhenUsed="0"/>
+    <w:lsdException w:name="index 4" w:semiHidden="0" w:uiPriority="0" w:unhideWhenUsed="0"/>
+    <w:lsdException w:name="index 5" w:semiHidden="0" w:uiPriority="0" w:unhideWhenUsed="0"/>
+    <w:lsdException w:name="index 6" w:semiHidden="0" w:uiPriority="0" w:unhideWhenUsed="0"/>
+    <w:lsdException w:name="index 7" w:semiHidden="0" w:uiPriority="0" w:unhideWhenUsed="0"/>
+    <w:lsdException w:name="index 8" w:semiHidden="0" w:uiPriority="0" w:unhideWhenUsed="0"/>
+    <w:lsdException w:name="index 9" w:semiHidden="0" w:uiPriority="0" w:unhideWhenUsed="0"/>
+    <w:lsdException w:name="toc 1" w:semiHidden="0" w:uiPriority="0" w:unhideWhenUsed="0" w:qFormat="1"/>
+    <w:lsdException w:name="toc 2" w:semiHidden="0" w:uiPriority="0" w:unhideWhenUsed="0" w:qFormat="1"/>
+    <w:lsdException w:name="toc 3" w:semiHidden="0" w:uiPriority="0" w:unhideWhenUsed="0" w:qFormat="1"/>
+    <w:lsdException w:name="toc 4" w:semiHidden="0" w:uiPriority="0" w:unhideWhenUsed="0"/>
+    <w:lsdException w:name="toc 5" w:semiHidden="0" w:uiPriority="0" w:unhideWhenUsed="0"/>
+    <w:lsdException w:name="toc 6" w:semiHidden="0" w:uiPriority="0" w:unhideWhenUsed="0"/>
+    <w:lsdException w:name="toc 7" w:semiHidden="0" w:uiPriority="0" w:unhideWhenUsed="0"/>
+    <w:lsdException w:name="toc 8" w:semiHidden="0" w:uiPriority="0" w:unhideWhenUsed="0"/>
+    <w:lsdException w:name="toc 9" w:semiHidden="0" w:uiPriority="0" w:unhideWhenUsed="0"/>
+    <w:lsdException w:name="Normal Indent" w:semiHidden="0" w:uiPriority="0" w:unhideWhenUsed="0"/>
+    <w:lsdException w:name="footnote text" w:semiHidden="0" w:uiPriority="0" w:unhideWhenUsed="0"/>
+    <w:lsdException w:name="annotation text" w:semiHidden="0" w:uiPriority="0" w:unhideWhenUsed="0" w:qFormat="1"/>
+    <w:lsdException w:name="header" w:semiHidden="0" w:uiPriority="0" w:unhideWhenUsed="0" w:qFormat="1"/>
+    <w:lsdException w:name="footer" w:semiHidden="0" w:uiPriority="0" w:unhideWhenUsed="0" w:qFormat="1"/>
+    <w:lsdException w:name="index heading" w:semiHidden="0" w:uiPriority="0" w:unhideWhenUsed="0"/>
+    <w:lsdException w:name="caption" w:uiPriority="0" w:qFormat="1"/>
+    <w:lsdException w:name="table of figures" w:semiHidden="0" w:uiPriority="0" w:unhideWhenUsed="0"/>
+    <w:lsdException w:name="envelope address" w:semiHidden="0" w:uiPriority="0" w:unhideWhenUsed="0"/>
+    <w:lsdException w:name="envelope return" w:semiHidden="0" w:uiPriority="0" w:unhideWhenUsed="0"/>
+    <w:lsdException w:name="footnote reference" w:semiHidden="0" w:uiPriority="0" w:unhideWhenUsed="0"/>
+    <w:lsdException w:name="annotation reference" w:semiHidden="0" w:uiPriority="0" w:unhideWhenUsed="0"/>
+    <w:lsdException w:name="line number" w:semiHidden="0" w:uiPriority="0" w:unhideWhenUsed="0"/>
+    <w:lsdException w:name="page number" w:semiHidden="0" w:uiPriority="0" w:unhideWhenUsed="0"/>
+    <w:lsdException w:name="endnote reference" w:semiHidden="0" w:uiPriority="0" w:unhideWhenUsed="0"/>
+    <w:lsdException w:name="endnote text" w:semiHidden="0" w:uiPriority="0" w:unhideWhenUsed="0"/>
+    <w:lsdException w:name="table of authorities" w:semiHidden="0" w:uiPriority="0" w:unhideWhenUsed="0"/>
+    <w:lsdException w:name="macro" w:semiHidden="0" w:uiPriority="0" w:unhideWhenUsed="0"/>
+    <w:lsdException w:name="toa heading" w:semiHidden="0" w:uiPriority="0" w:unhideWhenUsed="0"/>
+    <w:lsdException w:name="List" w:semiHidden="0" w:uiPriority="0" w:unhideWhenUsed="0"/>
+    <w:lsdException w:name="List Bullet" w:semiHidden="0" w:uiPriority="0" w:unhideWhenUsed="0"/>
+    <w:lsdException w:name="List Number" w:semiHidden="0" w:uiPriority="0" w:unhideWhenUsed="0"/>
+    <w:lsdException w:name="List 2" w:semiHidden="0" w:uiPriority="0" w:unhideWhenUsed="0"/>
+    <w:lsdException w:name="List 3" w:semiHidden="0" w:uiPriority="0" w:unhideWhenUsed="0"/>
+    <w:lsdException w:name="List 4" w:semiHidden="0" w:uiPriority="0" w:unhideWhenUsed="0"/>
+    <w:lsdException w:name="List 5" w:semiHidden="0" w:uiPriority="0" w:unhideWhenUsed="0"/>
+    <w:lsdException w:name="List Bullet 2" w:semiHidden="0" w:uiPriority="0" w:unhideWhenUsed="0"/>
+    <w:lsdException w:name="List Bullet 3" w:semiHidden="0" w:uiPriority="0" w:unhideWhenUsed="0"/>
+    <w:lsdException w:name="List Bullet 4" w:semiHidden="0" w:uiPriority="0" w:unhideWhenUsed="0"/>
+    <w:lsdException w:name="List Bullet 5" w:semiHidden="0" w:uiPriority="0" w:unhideWhenUsed="0"/>
+    <w:lsdException w:name="List Number 2" w:semiHidden="0" w:uiPriority="0" w:unhideWhenUsed="0"/>
+    <w:lsdException w:name="List Number 3" w:semiHidden="0" w:uiPriority="0" w:unhideWhenUsed="0"/>
+    <w:lsdException w:name="List Number 4" w:semiHidden="0" w:uiPriority="0" w:unhideWhenUsed="0"/>
+    <w:lsdException w:name="List Number 5" w:semiHidden="0" w:uiPriority="0" w:unhideWhenUsed="0"/>
+    <w:lsdException w:name="Title" w:semiHidden="0" w:uiPriority="0" w:unhideWhenUsed="0" w:qFormat="1"/>
+    <w:lsdException w:name="Closing" w:semiHidden="0" w:uiPriority="0" w:unhideWhenUsed="0"/>
+    <w:lsdException w:name="Signature" w:semiHidden="0" w:uiPriority="0" w:unhideWhenUsed="0"/>
+    <w:lsdException w:name="Default Paragraph Font" w:uiPriority="0" w:unhideWhenUsed="0" w:qFormat="1"/>
+    <w:lsdException w:name="Body Text" w:uiPriority="0" w:unhideWhenUsed="0" w:qFormat="1"/>
+    <w:lsdException w:name="Body Text Indent" w:semiHidden="0" w:uiPriority="0" w:unhideWhenUsed="0"/>
+    <w:lsdException w:name="List Continue" w:semiHidden="0" w:uiPriority="0" w:unhideWhenUsed="0"/>
+    <w:lsdException w:name="List Continue 2" w:semiHidden="0" w:uiPriority="0" w:unhideWhenUsed="0"/>
+    <w:lsdException w:name="List Continue 3" w:semiHidden="0" w:uiPriority="0" w:unhideWhenUsed="0"/>
+    <w:lsdException w:name="List Continue 4" w:semiHidden="0" w:uiPriority="0" w:unhideWhenUsed="0"/>
+    <w:lsdException w:name="List Continue 5" w:semiHidden="0" w:uiPriority="0" w:unhideWhenUsed="0"/>
+    <w:lsdException w:name="Message Header" w:semiHidden="0" w:uiPriority="0" w:unhideWhenUsed="0"/>
+    <w:lsdException w:name="Subtitle" w:semiHidden="0" w:uiPriority="0" w:unhideWhenUsed="0" w:qFormat="1"/>
+    <w:lsdException w:name="Salutation" w:semiHidden="0" w:uiPriority="0" w:unhideWhenUsed="0"/>
+    <w:lsdException w:name="Date" w:semiHidden="0" w:uiPriority="0" w:unhideWhenUsed="0"/>
+    <w:lsdException w:name="Body Text First Indent" w:semiHidden="0" w:uiPriority="0" w:unhideWhenUsed="0"/>
+    <w:lsdException w:name="Body Text First Indent 2" w:semiHidden="0" w:uiPriority="0" w:unhideWhenUsed="0"/>
+    <w:lsdException w:name="Body Text 2" w:semiHidden="0" w:uiPriority="0" w:unhideWhenUsed="0"/>
+    <w:lsdException w:name="Body Text 3" w:semiHidden="0" w:uiPriority="0" w:unhideWhenUsed="0"/>
+    <w:lsdException w:name="Body Text Indent 2" w:semiHidden="0" w:uiPriority="0" w:unhideWhenUsed="0"/>
+    <w:lsdException w:name="Body Text Indent 3" w:semiHidden="0" w:uiPriority="0" w:unhideWhenUsed="0"/>
+    <w:lsdException w:name="Block Text" w:semiHidden="0" w:uiPriority="0" w:unhideWhenUsed="0"/>
+    <w:lsdException w:name="Hyperlink" w:semiHidden="0" w:uiPriority="0" w:unhideWhenUsed="0"/>
+    <w:lsdException w:name="FollowedHyperlink" w:semiHidden="0" w:uiPriority="0" w:unhideWhenUsed="0"/>
+    <w:lsdException w:name="Strong" w:semiHidden="0" w:uiPriority="0" w:unhideWhenUsed="0" w:qFormat="1"/>
+    <w:lsdException w:name="Emphasis" w:semiHidden="0" w:uiPriority="0" w:unhideWhenUsed="0" w:qFormat="1"/>
+    <w:lsdException w:name="Document Map" w:semiHidden="0" w:uiPriority="0" w:unhideWhenUsed="0"/>
+    <w:lsdException w:name="Plain Text" w:semiHidden="0" w:uiPriority="0" w:unhideWhenUsed="0"/>
+    <w:lsdException w:name="E-mail Signature" w:semiHidden="0" w:uiPriority="0" w:unhideWhenUsed="0"/>
+    <w:lsdException w:name="Normal (Web)" w:semiHidden="0" w:uiPriority="0" w:unhideWhenUsed="0" w:qFormat="1"/>
+    <w:lsdException w:name="HTML Acronym" w:semiHidden="0" w:uiPriority="0" w:unhideWhenUsed="0"/>
+    <w:lsdException w:name="HTML Address" w:semiHidden="0" w:uiPriority="0" w:unhideWhenUsed="0"/>
+    <w:lsdException w:name="HTML Cite" w:semiHidden="0" w:uiPriority="0" w:unhideWhenUsed="0"/>
+    <w:lsdException w:name="HTML Code" w:semiHidden="0" w:uiPriority="0" w:unhideWhenUsed="0"/>
+    <w:lsdException w:name="HTML Definition" w:semiHidden="0" w:uiPriority="0" w:unhideWhenUsed="0"/>
+    <w:lsdException w:name="HTML Keyboard" w:semiHidden="0" w:uiPriority="0" w:unhideWhenUsed="0"/>
+    <w:lsdException w:name="HTML Preformatted" w:semiHidden="0" w:uiPriority="0" w:unhideWhenUsed="0"/>
+    <w:lsdException w:name="HTML Sample" w:semiHidden="0" w:uiPriority="0" w:unhideWhenUsed="0"/>
+    <w:lsdException w:name="HTML Typewriter" w:semiHidden="0" w:uiPriority="0" w:unhideWhenUsed="0"/>
+    <w:lsdException w:name="HTML Variable" w:semiHidden="0" w:uiPriority="0" w:unhideWhenUsed="0"/>
+    <w:lsdException w:name="Normal Table" w:uiPriority="0" w:unhideWhenUsed="0" w:qFormat="1"/>
+    <w:lsdException w:name="annotation subject" w:semiHidden="0" w:uiPriority="0" w:unhideWhenUsed="0"/>
+    <w:lsdException w:name="Table Simple 1" w:semiHidden="0" w:uiPriority="0" w:unhideWhenUsed="0"/>
+    <w:lsdException w:name="Table Simple 2" w:semiHidden="0" w:uiPriority="0" w:unhideWhenUsed="0"/>
+    <w:lsdException w:name="Table Simple 3" w:semiHidden="0" w:uiPriority="0" w:unhideWhenUsed="0"/>
+    <w:lsdException w:name="Table Classic 1" w:semiHidden="0" w:uiPriority="0" w:unhideWhenUsed="0"/>
+    <w:lsdException w:name="Table Classic 2" w:semiHidden="0" w:uiPriority="0" w:unhideWhenUsed="0"/>
+    <w:lsdException w:name="Table Classic 3" w:semiHidden="0" w:uiPriority="0" w:unhideWhenUsed="0"/>
+    <w:lsdException w:name="Table Classic 4" w:semiHidden="0" w:uiPriority="0" w:unhideWhenUsed="0"/>
+    <w:lsdException w:name="Table Colorful 1" w:semiHidden="0" w:uiPriority="0" w:unhideWhenUsed="0"/>
+    <w:lsdException w:name="Table Colorful 2" w:semiHidden="0" w:uiPriority="0" w:unhideWhenUsed="0"/>
+    <w:lsdException w:name="Table Colorful 3" w:semiHidden="0" w:uiPriority="0" w:unhideWhenUsed="0"/>
+    <w:lsdException w:name="Table Columns 1" w:semiHidden="0" w:uiPriority="0" w:unhideWhenUsed="0"/>
+    <w:lsdException w:name="Table Columns 2" w:semiHidden="0" w:uiPriority="0" w:unhideWhenUsed="0"/>
+    <w:lsdException w:name="Table Columns 3" w:semiHidden="0" w:uiPriority="0" w:unhideWhenUsed="0"/>
+    <w:lsdException w:name="Table Columns 4" w:semiHidden="0" w:uiPriority="0" w:unhideWhenUsed="0"/>
+    <w:lsdException w:name="Table Columns 5" w:semiHidden="0" w:uiPriority="0" w:unhideWhenUsed="0"/>
+    <w:lsdException w:name="Table Grid 1" w:semiHidden="0" w:uiPriority="0" w:unhideWhenUsed="0"/>
+    <w:lsdException w:name="Table Grid 2" w:semiHidden="0" w:uiPriority="0" w:unhideWhenUsed="0"/>
+    <w:lsdException w:name="Table Grid 3" w:semiHidden="0" w:uiPriority="0" w:unhideWhenUsed="0"/>
+    <w:lsdException w:name="Table Grid 4" w:semiHidden="0" w:uiPriority="0" w:unhideWhenUsed="0"/>
+    <w:lsdException w:name="Table Grid 5" w:semiHidden="0" w:uiPriority="0" w:unhideWhenUsed="0"/>
+    <w:lsdException w:name="Table Grid 6" w:semiHidden="0" w:uiPriority="0" w:unhideWhenUsed="0"/>
+    <w:lsdException w:name="Table Grid 7" w:semiHidden="0" w:uiPriority="0" w:unhideWhenUsed="0"/>
+    <w:lsdException w:name="Table Grid 8" w:semiHidden="0" w:uiPriority="0" w:unhideWhenUsed="0"/>
+    <w:lsdException w:name="Table List 1" w:semiHidden="0" w:uiPriority="0" w:unhideWhenUsed="0"/>
+    <w:lsdException w:name="Table List 2" w:semiHidden="0" w:uiPriority="0" w:unhideWhenUsed="0"/>
+    <w:lsdException w:name="Table List 3" w:semiHidden="0" w:uiPriority="0" w:unhideWhenUsed="0"/>
+    <w:lsdException w:name="Table List 4" w:semiHidden="0" w:uiPriority="0" w:unhideWhenUsed="0"/>
+    <w:lsdException w:name="Table List 5" w:semiHidden="0" w:uiPriority="0" w:unhideWhenUsed="0"/>
+    <w:lsdException w:name="Table List 6" w:semiHidden="0" w:uiPriority="0" w:unhideWhenUsed="0"/>
+    <w:lsdException w:name="Table List 7" w:semiHidden="0" w:uiPriority="0" w:unhideWhenUsed="0"/>
+    <w:lsdException w:name="Table List 8" w:semiHidden="0" w:uiPriority="0" w:unhideWhenUsed="0"/>
+    <w:lsdException w:name="Table 3D effects 1" w:semiHidden="0" w:uiPriority="0" w:unhideWhenUsed="0"/>
+    <w:lsdException w:name="Table 3D effects 2" w:semiHidden="0" w:uiPriority="0" w:unhideWhenUsed="0"/>
+    <w:lsdException w:name="Table 3D effects 3" w:semiHidden="0" w:uiPriority="0" w:unhideWhenUsed="0"/>
+    <w:lsdException w:name="Table Contemporary" w:semiHidden="0" w:uiPriority="0" w:unhideWhenUsed="0"/>
+    <w:lsdException w:name="Table Elegant" w:semiHidden="0" w:uiPriority="0" w:unhideWhenUsed="0"/>
+    <w:lsdException w:name="Table Professional" w:semiHidden="0" w:uiPriority="0" w:unhideWhenUsed="0"/>
+    <w:lsdException w:name="Table Subtle 1" w:semiHidden="0" w:uiPriority="0" w:unhideWhenUsed="0"/>
+    <w:lsdException w:name="Table Subtle 2" w:semiHidden="0" w:uiPriority="0" w:unhideWhenUsed="0"/>
+    <w:lsdException w:name="Table Web 1" w:semiHidden="0" w:uiPriority="0" w:unhideWhenUsed="0"/>
+    <w:lsdException w:name="Table Web 2" w:semiHidden="0" w:uiPriority="0" w:unhideWhenUsed="0"/>
+    <w:lsdException w:name="Table Web 3" w:semiHidden="0" w:uiPriority="0" w:unhideWhenUsed="0"/>
+    <w:lsdException w:name="Balloon Text" w:semiHidden="0" w:uiPriority="0" w:unhideWhenUsed="0"/>
+    <w:lsdException w:name="Table Grid" w:semiHidden="0" w:uiPriority="0" w:unhideWhenUsed="0" w:qFormat="1"/>
+    <w:lsdException w:name="Table Theme" w:semiHidden="0" w:uiPriority="0" w:unhideWhenUsed="0"/>
+    <w:lsdException w:name="Light Shading" w:semiHidden="0" w:uiPriority="60" w:unhideWhenUsed="0"/>
+    <w:lsdException w:name="Light List" w:semiHidden="0" w:uiPriority="61" w:unhideWhenUsed="0"/>
+    <w:lsdException w:name="Light Grid" w:semiHidden="0" w:uiPriority="62" w:unhideWhenUsed="0"/>
+    <w:lsdException w:name="Medium Shading 1" w:semiHidden="0" w:uiPriority="63" w:unhideWhenUsed="0"/>
+    <w:lsdException w:name="Medium Shading 2" w:semiHidden="0" w:uiPriority="64" w:unhideWhenUsed="0"/>
+    <w:lsdException w:name="Medium List 1" w:semiHidden="0" w:uiPriority="65" w:unhideWhenUsed="0"/>
+    <w:lsdException w:name="Medium List 2" w:semiHidden="0" w:uiPriority="66" w:unhideWhenUsed="0"/>
+    <w:lsdException w:name="Medium Grid 1" w:semiHidden="0" w:uiPriority="67" w:unhideWhenUsed="0"/>
+    <w:lsdException w:name="Medium Grid 2" w:semiHidden="0" w:uiPriority="68" w:unhideWhenUsed="0"/>
+    <w:lsdException w:name="Medium Grid 3" w:semiHidden="0" w:uiPriority="69" w:unhideWhenUsed="0"/>
+    <w:lsdException w:name="Dark List" w:semiHidden="0" w:uiPriority="70" w:unhideWhenUsed="0"/>
+    <w:lsdException w:name="Colorful Shading" w:semiHidden="0" w:uiPriority="71" w:unhideWhenUsed="0"/>
+    <w:lsdException w:name="Colorful List" w:semiHidden="0" w:uiPriority="72" w:unhideWhenUsed="0"/>
+    <w:lsdException w:name="Colorful Grid" w:semiHidden="0" w:uiPriority="73" w:unhideWhenUsed="0"/>
+    <w:lsdException w:name="Light Shading Accent 1" w:semiHidden="0" w:uiPriority="60" w:unhideWhenUsed="0"/>
+    <w:lsdException w:name="Light List Accent 1" w:semiHidden="0" w:uiPriority="61" w:unhideWhenUsed="0"/>
+    <w:lsdException w:name="Light Grid Accent 1" w:semiHidden="0" w:uiPriority="62" w:unhideWhenUsed="0"/>
+    <w:lsdException w:name="Medium Shading 1 Accent 1" w:semiHidden="0" w:uiPriority="63" w:unhideWhenUsed="0"/>
+    <w:lsdException w:name="Medium Shading 2 Accent 1" w:semiHidden="0" w:uiPriority="64" w:unhideWhenUsed="0"/>
+    <w:lsdException w:name="Medium List 1 Accent 1" w:semiHidden="0" w:uiPriority="65" w:unhideWhenUsed="0"/>
+    <w:lsdException w:name="Medium List 2 Accent 1" w:semiHidden="0" w:uiPriority="66" w:unhideWhenUsed="0"/>
+    <w:lsdException w:name="Medium Grid 1 Accent 1" w:semiHidden="0" w:uiPriority="67" w:unhideWhenUsed="0"/>
+    <w:lsdException w:name="Medium Grid 2 Accent 1" w:semiHidden="0" w:uiPriority="68" w:unhideWhenUsed="0"/>
+    <w:lsdException w:name="Medium Grid 3 Accent 1" w:semiHidden="0" w:uiPriority="69" w:unhideWhenUsed="0"/>
+    <w:lsdException w:name="Dark List Accent 1" w:semiHidden="0" w:uiPriority="70" w:unhideWhenUsed="0"/>
+    <w:lsdException w:name="Colorful Shading Accent 1" w:semiHidden="0" w:uiPriority="71" w:unhideWhenUsed="0"/>
+    <w:lsdException w:name="Colorful List Accent 1" w:semiHidden="0" w:uiPriority="72" w:unhideWhenUsed="0"/>
+    <w:lsdException w:name="Colorful Grid Accent 1" w:semiHidden="0" w:uiPriority="73" w:unhideWhenUsed="0"/>
+    <w:lsdException w:name="Light Shading Accent 2" w:semiHidden="0" w:uiPriority="60" w:unhideWhenUsed="0"/>
+    <w:lsdException w:name="Light List Accent 2" w:semiHidden="0" w:uiPriority="61" w:unhideWhenUsed="0"/>
+    <w:lsdException w:name="Light Grid Accent 2" w:semiHidden="0" w:uiPriority="62" w:unhideWhenUsed="0"/>
+    <w:lsdException w:name="Medium Shading 1 Accent 2" w:semiHidden="0" w:uiPriority="63" w:unhideWhenUsed="0"/>
+    <w:lsdException w:name="Medium Shading 2 Accent 2" w:semiHidden="0" w:uiPriority="64" w:unhideWhenUsed="0"/>
+    <w:lsdException w:name="Medium List 1 Accent 2" w:semiHidden="0" w:uiPriority="65" w:unhideWhenUsed="0"/>
+    <w:lsdException w:name="Medium List 2 Accent 2" w:semiHidden="0" w:uiPriority="66" w:unhideWhenUsed="0"/>
+    <w:lsdException w:name="Medium Grid 1 Accent 2" w:semiHidden="0" w:uiPriority="67" w:unhideWhenUsed="0"/>
+    <w:lsdException w:name="Medium Grid 2 Accent 2" w:semiHidden="0" w:uiPriority="68" w:unhideWhenUsed="0"/>
+    <w:lsdException w:name="Medium Grid 3 Accent 2" w:semiHidden="0" w:uiPriority="69" w:unhideWhenUsed="0"/>
+    <w:lsdException w:name="Dark List Accent 2" w:semiHidden="0" w:uiPriority="70" w:unhideWhenUsed="0"/>
+    <w:lsdException w:name="Colorful Shading Accent 2" w:semiHidden="0" w:uiPriority="71" w:unhideWhenUsed="0"/>
+    <w:lsdException w:name="Colorful List Accent 2" w:semiHidden="0" w:uiPriority="72" w:unhideWhenUsed="0"/>
+    <w:lsdException w:name="Colorful Grid Accent 2" w:semiHidden="0" w:uiPriority="73" w:unhideWhenUsed="0"/>
+    <w:lsdException w:name="Light Shading Accent 3" w:semiHidden="0" w:uiPriority="60" w:unhideWhenUsed="0"/>
+    <w:lsdException w:name="Light List Accent 3" w:semiHidden="0" w:uiPriority="61" w:unhideWhenUsed="0"/>
+    <w:lsdException w:name="Light Grid Accent 3" w:semiHidden="0" w:uiPriority="62" w:unhideWhenUsed="0"/>
+    <w:lsdException w:name="Medium Shading 1 Accent 3" w:semiHidden="0" w:uiPriority="63" w:unhideWhenUsed="0"/>
+    <w:lsdException w:name="Medium Shading 2 Accent 3" w:semiHidden="0" w:uiPriority="64" w:unhideWhenUsed="0"/>
+    <w:lsdException w:name="Medium List 1 Accent 3" w:semiHidden="0" w:uiPriority="65" w:unhideWhenUsed="0"/>
+    <w:lsdException w:name="Medium List 2 Accent 3" w:semiHidden="0" w:uiPriority="66" w:unhideWhenUsed="0"/>
+    <w:lsdException w:name="Medium Grid 1 Accent 3" w:semiHidden="0" w:uiPriority="67" w:unhideWhenUsed="0"/>
+    <w:lsdException w:name="Medium Grid 2 Accent 3" w:semiHidden="0" w:uiPriority="68" w:unhideWhenUsed="0"/>
+    <w:lsdException w:name="Medium Grid 3 Accent 3" w:semiHidden="0" w:uiPriority="69" w:unhideWhenUsed="0"/>
+    <w:lsdException w:name="Dark List Accent 3" w:semiHidden="0" w:uiPriority="70" w:unhideWhenUsed="0"/>
+    <w:lsdException w:name="Colorful Shading Accent 3" w:semiHidden="0" w:uiPriority="71" w:unhideWhenUsed="0"/>
+    <w:lsdException w:name="Colorful List Accent 3" w:semiHidden="0" w:uiPriority="72" w:unhideWhenUsed="0"/>
+    <w:lsdException w:name="Colorful Grid Accent 3" w:semiHidden="0" w:uiPriority="73" w:unhideWhenUsed="0"/>
+    <w:lsdException w:name="Light Shading Accent 4" w:semiHidden="0" w:uiPriority="60" w:unhideWhenUsed="0"/>
+    <w:lsdException w:name="Light List Accent 4" w:semiHidden="0" w:uiPriority="61" w:unhideWhenUsed="0"/>
+    <w:lsdException w:name="Light Grid Accent 4" w:semiHidden="0" w:uiPriority="62" w:unhideWhenUsed="0"/>
+    <w:lsdException w:name="Medium Shading 1 Accent 4" w:semiHidden="0" w:uiPriority="63" w:unhideWhenUsed="0"/>
+    <w:lsdException w:name="Medium Shading 2 Accent 4" w:semiHidden="0" w:uiPriority="64" w:unhideWhenUsed="0"/>
+    <w:lsdException w:name="Medium List 1 Accent 4" w:semiHidden="0" w:uiPriority="65" w:unhideWhenUsed="0"/>
+    <w:lsdException w:name="Medium List 2 Accent 4" w:semiHidden="0" w:uiPriority="66" w:unhideWhenUsed="0"/>
+    <w:lsdException w:name="Medium Grid 1 Accent 4" w:semiHidden="0" w:uiPriority="67" w:unhideWhenUsed="0"/>
+    <w:lsdException w:name="Medium Grid 2 Accent 4" w:semiHidden="0" w:uiPriority="68" w:unhideWhenUsed="0"/>
+    <w:lsdException w:name="Medium Grid 3 Accent 4" w:semiHidden="0" w:uiPriority="69" w:unhideWhenUsed="0"/>
+    <w:lsdException w:name="Dark List Accent 4" w:semiHidden="0" w:uiPriority="70" w:unhideWhenUsed="0"/>
+    <w:lsdException w:name="Colorful Shading Accent 4" w:semiHidden="0" w:uiPriority="71" w:unhideWhenUsed="0"/>
+    <w:lsdException w:name="Colorful List Accent 4" w:semiHidden="0" w:uiPriority="72" w:unhideWhenUsed="0"/>
+    <w:lsdException w:name="Colorful Grid Accent 4" w:semiHidden="0" w:uiPriority="73" w:unhideWhenUsed="0"/>
+    <w:lsdException w:name="Light Shading Accent 5" w:semiHidden="0" w:uiPriority="60" w:unhideWhenUsed="0"/>
+    <w:lsdException w:name="Light List Accent 5" w:semiHidden="0" w:uiPriority="61" w:unhideWhenUsed="0"/>
+    <w:lsdException w:name="Light Grid Accent 5" w:semiHidden="0" w:uiPriority="62" w:unhideWhenUsed="0"/>
+    <w:lsdException w:name="Medium Shading 1 Accent 5" w:semiHidden="0" w:uiPriority="63" w:unhideWhenUsed="0"/>
+    <w:lsdException w:name="Medium Shading 2 Accent 5" w:semiHidden="0" w:uiPriority="64" w:unhideWhenUsed="0"/>
+    <w:lsdException w:name="Medium List 1 Accent 5" w:semiHidden="0" w:uiPriority="65" w:unhideWhenUsed="0"/>
+    <w:lsdException w:name="Medium List 2 Accent 5" w:semiHidden="0" w:uiPriority="66" w:unhideWhenUsed="0"/>
+    <w:lsdException w:name="Medium Grid 1 Accent 5" w:semiHidden="0" w:uiPriority="67" w:unhideWhenUsed="0"/>
+    <w:lsdException w:name="Medium Grid 2 Accent 5" w:semiHidden="0" w:uiPriority="68" w:unhideWhenUsed="0"/>
+    <w:lsdException w:name="Medium Grid 3 Accent 5" w:semiHidden="0" w:uiPriority="69" w:unhideWhenUsed="0"/>
+    <w:lsdException w:name="Dark List Accent 5" w:semiHidden="0" w:uiPriority="70" w:unhideWhenUsed="0"/>
+    <w:lsdException w:name="Colorful Shading Accent 5" w:semiHidden="0" w:uiPriority="71" w:unhideWhenUsed="0"/>
+    <w:lsdException w:name="Colorful List Accent 5" w:semiHidden="0" w:uiPriority="72" w:unhideWhenUsed="0"/>
+    <w:lsdException w:name="Colorful Grid Accent 5" w:semiHidden="0" w:uiPriority="73" w:unhideWhenUsed="0"/>
+    <w:lsdException w:name="Light Shading Accent 6" w:semiHidden="0" w:uiPriority="60" w:unhideWhenUsed="0"/>
+    <w:lsdException w:name="Light List Accent 6" w:semiHidden="0" w:uiPriority="61" w:unhideWhenUsed="0"/>
+    <w:lsdException w:name="Light Grid Accent 6" w:semiHidden="0" w:uiPriority="62" w:unhideWhenUsed="0"/>
+    <w:lsdException w:name="Medium Shading 1 Accent 6" w:semiHidden="0" w:uiPriority="63" w:unhideWhenUsed="0"/>
+    <w:lsdException w:name="Medium Shading 2 Accent 6" w:semiHidden="0" w:uiPriority="64" w:unhideWhenUsed="0"/>
+    <w:lsdException w:name="Medium List 1 Accent 6" w:semiHidden="0" w:uiPriority="65" w:unhideWhenUsed="0"/>
+    <w:lsdException w:name="Medium List 2 Accent 6" w:semiHidden="0" w:uiPriority="66" w:unhideWhenUsed="0"/>
+    <w:lsdException w:name="Medium Grid 1 Accent 6" w:semiHidden="0" w:uiPriority="67" w:unhideWhenUsed="0"/>
+    <w:lsdException w:name="Medium Grid 2 Accent 6" w:semiHidden="0" w:uiPriority="68" w:unhideWhenUsed="0"/>
+    <w:lsdException w:name="Medium Grid 3 Accent 6" w:semiHidden="0" w:uiPriority="69" w:unhideWhenUsed="0"/>
+    <w:lsdException w:name="Dark List Accent 6" w:semiHidden="0" w:uiPriority="70" w:unhideWhenUsed="0"/>
+    <w:lsdException w:name="Colorful Shading Accent 6" w:semiHidden="0" w:uiPriority="71" w:unhideWhenUsed="0"/>
+    <w:lsdException w:name="Colorful List Accent 6" w:semiHidden="0" w:uiPriority="72" w:unhideWhenUsed="0"/>
+    <w:lsdException w:name="Colorful Grid Accent 6" w:semiHidden="0" w:uiPriority="73" w:unhideWhenUsed="0"/>
   </w:latentStyles>
-  <w:style w:type="paragraph" w:default="1" w:styleId="1">
+  <w:style w:type="paragraph" w:default="1" w:styleId="Normal">
     <w:name w:val="Normal"/>
     <w:qFormat/>
-    <w:uiPriority w:val="0"/>
     <w:pPr>
       <w:kinsoku w:val="0"/>
       <w:autoSpaceDE w:val="0"/>
@@ -8276,7 +8171,7 @@
       <w:textAlignment w:val="baseline"/>
     </w:pPr>
     <w:rPr>
-      <w:rFonts w:ascii="Arial" w:hAnsi="Arial" w:eastAsia="宋体" w:cs="Arial"/>
+      <w:rFonts w:ascii="Arial" w:eastAsia="宋体" w:hAnsi="Arial" w:cs="Arial"/>
       <w:snapToGrid w:val="0"/>
       <w:color w:val="000000"/>
       <w:kern w:val="0"/>
@@ -8285,12 +8180,11 @@
       <w:lang w:val="en-US" w:eastAsia="en-US" w:bidi="ar-SA"/>
     </w:rPr>
   </w:style>
-  <w:style w:type="paragraph" w:styleId="2">
+  <w:style w:type="paragraph" w:styleId="Heading1">
     <w:name w:val="heading 1"/>
-    <w:basedOn w:val="1"/>
-    <w:next w:val="1"/>
+    <w:basedOn w:val="Normal"/>
+    <w:next w:val="Normal"/>
     <w:qFormat/>
-    <w:uiPriority w:val="0"/>
     <w:pPr>
       <w:keepNext/>
       <w:keepLines/>
@@ -8308,13 +8202,12 @@
       <w:sz w:val="44"/>
     </w:rPr>
   </w:style>
-  <w:style w:type="paragraph" w:styleId="3">
+  <w:style w:type="paragraph" w:styleId="Heading2">
     <w:name w:val="heading 2"/>
-    <w:basedOn w:val="1"/>
-    <w:next w:val="1"/>
+    <w:basedOn w:val="Normal"/>
+    <w:next w:val="Normal"/>
     <w:unhideWhenUsed/>
     <w:qFormat/>
-    <w:uiPriority w:val="0"/>
     <w:pPr>
       <w:keepNext/>
       <w:keepLines/>
@@ -8327,19 +8220,18 @@
       <w:outlineLvl w:val="1"/>
     </w:pPr>
     <w:rPr>
-      <w:rFonts w:ascii="Arial" w:hAnsi="Arial" w:eastAsia="黑体"/>
+      <w:rFonts w:ascii="Arial" w:eastAsia="黑体" w:hAnsi="Arial"/>
       <w:b/>
       <w:sz w:val="32"/>
     </w:rPr>
   </w:style>
-  <w:style w:type="paragraph" w:styleId="4">
+  <w:style w:type="paragraph" w:styleId="Heading3">
     <w:name w:val="heading 3"/>
-    <w:basedOn w:val="1"/>
-    <w:next w:val="1"/>
+    <w:basedOn w:val="Normal"/>
+    <w:next w:val="Normal"/>
     <w:semiHidden/>
     <w:unhideWhenUsed/>
     <w:qFormat/>
-    <w:uiPriority w:val="0"/>
     <w:pPr>
       <w:keepNext/>
       <w:keepLines/>
@@ -8356,13 +8248,12 @@
       <w:sz w:val="32"/>
     </w:rPr>
   </w:style>
-  <w:style w:type="paragraph" w:styleId="5">
+  <w:style w:type="paragraph" w:styleId="Heading4">
     <w:name w:val="heading 4"/>
-    <w:basedOn w:val="1"/>
-    <w:next w:val="1"/>
+    <w:basedOn w:val="Normal"/>
+    <w:next w:val="Normal"/>
     <w:unhideWhenUsed/>
     <w:qFormat/>
-    <w:uiPriority w:val="0"/>
     <w:pPr>
       <w:keepNext/>
       <w:keepLines/>
@@ -8375,19 +8266,18 @@
       <w:outlineLvl w:val="3"/>
     </w:pPr>
     <w:rPr>
-      <w:rFonts w:ascii="Arial" w:hAnsi="Arial" w:eastAsia="黑体"/>
+      <w:rFonts w:ascii="Arial" w:eastAsia="黑体" w:hAnsi="Arial"/>
       <w:b/>
       <w:sz w:val="28"/>
     </w:rPr>
   </w:style>
-  <w:style w:type="paragraph" w:styleId="6">
+  <w:style w:type="paragraph" w:styleId="Heading5">
     <w:name w:val="heading 5"/>
-    <w:basedOn w:val="1"/>
-    <w:next w:val="1"/>
+    <w:basedOn w:val="Normal"/>
+    <w:next w:val="Normal"/>
     <w:semiHidden/>
     <w:unhideWhenUsed/>
     <w:qFormat/>
-    <w:uiPriority w:val="0"/>
     <w:pPr>
       <w:keepNext/>
       <w:keepLines/>
@@ -8404,14 +8294,13 @@
       <w:sz w:val="28"/>
     </w:rPr>
   </w:style>
-  <w:style w:type="paragraph" w:styleId="7">
+  <w:style w:type="paragraph" w:styleId="Heading6">
     <w:name w:val="heading 6"/>
-    <w:basedOn w:val="1"/>
-    <w:next w:val="1"/>
+    <w:basedOn w:val="Normal"/>
+    <w:next w:val="Normal"/>
     <w:semiHidden/>
     <w:unhideWhenUsed/>
     <w:qFormat/>
-    <w:uiPriority w:val="0"/>
     <w:pPr>
       <w:keepNext/>
       <w:keepLines/>
@@ -8424,19 +8313,18 @@
       <w:outlineLvl w:val="5"/>
     </w:pPr>
     <w:rPr>
-      <w:rFonts w:ascii="Arial" w:hAnsi="Arial" w:eastAsia="黑体"/>
+      <w:rFonts w:ascii="Arial" w:eastAsia="黑体" w:hAnsi="Arial"/>
       <w:b/>
       <w:sz w:val="24"/>
     </w:rPr>
   </w:style>
-  <w:style w:type="paragraph" w:styleId="8">
+  <w:style w:type="paragraph" w:styleId="Heading7">
     <w:name w:val="heading 7"/>
-    <w:basedOn w:val="1"/>
-    <w:next w:val="1"/>
+    <w:basedOn w:val="Normal"/>
+    <w:next w:val="Normal"/>
     <w:semiHidden/>
     <w:unhideWhenUsed/>
     <w:qFormat/>
-    <w:uiPriority w:val="0"/>
     <w:pPr>
       <w:keepNext/>
       <w:keepLines/>
@@ -8453,14 +8341,13 @@
       <w:sz w:val="24"/>
     </w:rPr>
   </w:style>
-  <w:style w:type="paragraph" w:styleId="9">
+  <w:style w:type="paragraph" w:styleId="Heading8">
     <w:name w:val="heading 8"/>
-    <w:basedOn w:val="1"/>
-    <w:next w:val="1"/>
+    <w:basedOn w:val="Normal"/>
+    <w:next w:val="Normal"/>
     <w:semiHidden/>
     <w:unhideWhenUsed/>
     <w:qFormat/>
-    <w:uiPriority w:val="0"/>
     <w:pPr>
       <w:keepNext/>
       <w:keepLines/>
@@ -8473,18 +8360,17 @@
       <w:outlineLvl w:val="7"/>
     </w:pPr>
     <w:rPr>
-      <w:rFonts w:ascii="Arial" w:hAnsi="Arial" w:eastAsia="黑体"/>
+      <w:rFonts w:ascii="Arial" w:eastAsia="黑体" w:hAnsi="Arial"/>
       <w:sz w:val="24"/>
     </w:rPr>
   </w:style>
-  <w:style w:type="paragraph" w:styleId="10">
+  <w:style w:type="paragraph" w:styleId="Heading9">
     <w:name w:val="heading 9"/>
-    <w:basedOn w:val="1"/>
-    <w:next w:val="1"/>
+    <w:basedOn w:val="Normal"/>
+    <w:next w:val="Normal"/>
     <w:semiHidden/>
     <w:unhideWhenUsed/>
     <w:qFormat/>
-    <w:uiPriority w:val="0"/>
     <w:pPr>
       <w:keepNext/>
       <w:keepLines/>
@@ -8497,21 +8383,19 @@
       <w:outlineLvl w:val="8"/>
     </w:pPr>
     <w:rPr>
-      <w:rFonts w:ascii="Arial" w:hAnsi="Arial" w:eastAsia="黑体"/>
+      <w:rFonts w:ascii="Arial" w:eastAsia="黑体" w:hAnsi="Arial"/>
       <w:sz w:val="21"/>
     </w:rPr>
   </w:style>
-  <w:style w:type="character" w:default="1" w:styleId="22">
+  <w:style w:type="character" w:default="1" w:styleId="DefaultParagraphFont">
     <w:name w:val="Default Paragraph Font"/>
     <w:semiHidden/>
     <w:qFormat/>
-    <w:uiPriority w:val="0"/>
   </w:style>
-  <w:style w:type="table" w:default="1" w:styleId="20">
+  <w:style w:type="table" w:default="1" w:styleId="TableNormal">
     <w:name w:val="Normal Table"/>
     <w:semiHidden/>
     <w:qFormat/>
-    <w:uiPriority w:val="0"/>
     <w:tblPr>
       <w:tblCellMar>
         <w:top w:w="0" w:type="dxa"/>
@@ -8521,43 +8405,39 @@
       </w:tblCellMar>
     </w:tblPr>
   </w:style>
-  <w:style w:type="paragraph" w:styleId="11">
+  <w:style w:type="paragraph" w:styleId="CommentText">
     <w:name w:val="annotation text"/>
-    <w:basedOn w:val="1"/>
+    <w:basedOn w:val="Normal"/>
     <w:qFormat/>
-    <w:uiPriority w:val="0"/>
     <w:pPr>
       <w:jc w:val="left"/>
     </w:pPr>
   </w:style>
-  <w:style w:type="paragraph" w:styleId="12">
+  <w:style w:type="paragraph" w:styleId="BodyText">
     <w:name w:val="Body Text"/>
-    <w:basedOn w:val="1"/>
+    <w:basedOn w:val="Normal"/>
     <w:semiHidden/>
     <w:qFormat/>
-    <w:uiPriority w:val="0"/>
     <w:rPr>
-      <w:rFonts w:ascii="Arial" w:hAnsi="Arial" w:eastAsia="Arial" w:cs="Arial"/>
+      <w:rFonts w:ascii="Arial" w:eastAsia="Arial" w:hAnsi="Arial" w:cs="Arial"/>
       <w:sz w:val="21"/>
       <w:szCs w:val="21"/>
       <w:lang w:val="en-US" w:eastAsia="en-US" w:bidi="ar-SA"/>
     </w:rPr>
   </w:style>
-  <w:style w:type="paragraph" w:styleId="13">
+  <w:style w:type="paragraph" w:styleId="TOC3">
     <w:name w:val="toc 3"/>
-    <w:basedOn w:val="1"/>
-    <w:next w:val="1"/>
+    <w:basedOn w:val="Normal"/>
+    <w:next w:val="Normal"/>
     <w:qFormat/>
-    <w:uiPriority w:val="0"/>
     <w:pPr>
       <w:ind w:left="840" w:leftChars="400"/>
     </w:pPr>
   </w:style>
-  <w:style w:type="paragraph" w:styleId="14">
+  <w:style w:type="paragraph" w:styleId="Footer">
     <w:name w:val="footer"/>
-    <w:basedOn w:val="1"/>
+    <w:basedOn w:val="Normal"/>
     <w:qFormat/>
-    <w:uiPriority w:val="0"/>
     <w:pPr>
       <w:tabs>
         <w:tab w:val="center" w:pos="4153"/>
@@ -8570,17 +8450,16 @@
       <w:sz w:val="18"/>
     </w:rPr>
   </w:style>
-  <w:style w:type="paragraph" w:styleId="15">
+  <w:style w:type="paragraph" w:styleId="Header">
     <w:name w:val="header"/>
-    <w:basedOn w:val="1"/>
+    <w:basedOn w:val="Normal"/>
     <w:qFormat/>
-    <w:uiPriority w:val="0"/>
     <w:pPr>
       <w:pBdr>
-        <w:top w:val="none" w:color="auto" w:sz="0" w:space="0"/>
-        <w:left w:val="none" w:color="auto" w:sz="0" w:space="0"/>
-        <w:bottom w:val="none" w:color="auto" w:sz="0" w:space="0"/>
-        <w:right w:val="none" w:color="auto" w:sz="0" w:space="0"/>
+        <w:top w:val="nil"/>
+        <w:left w:val="nil"/>
+        <w:bottom w:val="nil"/>
+        <w:right w:val="nil"/>
       </w:pBdr>
       <w:tabs>
         <w:tab w:val="center" w:pos="4153"/>
@@ -8595,41 +8474,37 @@
       <w:sz w:val="18"/>
     </w:rPr>
   </w:style>
-  <w:style w:type="paragraph" w:styleId="16">
+  <w:style w:type="paragraph" w:styleId="TOC1">
     <w:name w:val="toc 1"/>
-    <w:basedOn w:val="1"/>
-    <w:next w:val="1"/>
+    <w:basedOn w:val="Normal"/>
+    <w:next w:val="Normal"/>
     <w:qFormat/>
-    <w:uiPriority w:val="0"/>
     <w:rPr>
-      <w:rFonts w:ascii="Arial" w:hAnsi="Arial" w:eastAsia="Microsoft JhengHei"/>
+      <w:rFonts w:ascii="Arial" w:eastAsia="Microsoft JhengHei" w:hAnsi="Arial"/>
       <w:sz w:val="24"/>
     </w:rPr>
   </w:style>
-  <w:style w:type="paragraph" w:styleId="17">
+  <w:style w:type="paragraph" w:styleId="TOC2">
     <w:name w:val="toc 2"/>
-    <w:basedOn w:val="1"/>
-    <w:next w:val="1"/>
+    <w:basedOn w:val="Normal"/>
+    <w:next w:val="Normal"/>
     <w:qFormat/>
-    <w:uiPriority w:val="0"/>
     <w:pPr>
       <w:ind w:left="420" w:leftChars="200"/>
     </w:pPr>
   </w:style>
-  <w:style w:type="paragraph" w:styleId="18">
+  <w:style w:type="paragraph" w:styleId="NormalWeb">
     <w:name w:val="Normal (Web)"/>
-    <w:basedOn w:val="1"/>
+    <w:basedOn w:val="Normal"/>
     <w:qFormat/>
-    <w:uiPriority w:val="0"/>
     <w:rPr>
       <w:sz w:val="24"/>
     </w:rPr>
   </w:style>
-  <w:style w:type="paragraph" w:styleId="19">
+  <w:style w:type="paragraph" w:styleId="Title">
     <w:name w:val="Title"/>
-    <w:basedOn w:val="1"/>
+    <w:basedOn w:val="Normal"/>
     <w:qFormat/>
-    <w:uiPriority w:val="0"/>
     <w:pPr>
       <w:spacing w:before="240" w:beforeLines="0" w:beforeAutospacing="0" w:after="60" w:afterLines="0" w:afterAutospacing="0"/>
       <w:jc w:val="center"/>
@@ -8641,41 +8516,38 @@
       <w:sz w:val="32"/>
     </w:rPr>
   </w:style>
-  <w:style w:type="table" w:styleId="21">
+  <w:style w:type="table" w:styleId="TableGrid">
     <w:name w:val="Table Grid"/>
-    <w:basedOn w:val="20"/>
+    <w:basedOn w:val="TableNormal"/>
     <w:qFormat/>
-    <w:uiPriority w:val="0"/>
     <w:pPr>
       <w:widowControl w:val="0"/>
       <w:jc w:val="both"/>
     </w:pPr>
     <w:tblPr>
       <w:tblBorders>
-        <w:top w:val="single" w:color="auto" w:sz="4" w:space="0"/>
-        <w:left w:val="single" w:color="auto" w:sz="4" w:space="0"/>
-        <w:bottom w:val="single" w:color="auto" w:sz="4" w:space="0"/>
-        <w:right w:val="single" w:color="auto" w:sz="4" w:space="0"/>
-        <w:insideH w:val="single" w:color="auto" w:sz="4" w:space="0"/>
-        <w:insideV w:val="single" w:color="auto" w:sz="4" w:space="0"/>
+        <w:top w:val="single" w:sz="4" w:space="0" w:color="auto"/>
+        <w:left w:val="single" w:sz="4" w:space="0" w:color="auto"/>
+        <w:bottom w:val="single" w:sz="4" w:space="0" w:color="auto"/>
+        <w:right w:val="single" w:sz="4" w:space="0" w:color="auto"/>
+        <w:insideH w:val="single" w:sz="4" w:space="0" w:color="auto"/>
+        <w:insideV w:val="single" w:sz="4" w:space="0" w:color="auto"/>
       </w:tblBorders>
     </w:tblPr>
   </w:style>
-  <w:style w:type="character" w:styleId="23">
+  <w:style w:type="character" w:styleId="Strong">
     <w:name w:val="Strong"/>
-    <w:basedOn w:val="22"/>
+    <w:basedOn w:val="DefaultParagraphFont"/>
     <w:qFormat/>
-    <w:uiPriority w:val="0"/>
     <w:rPr>
       <w:b/>
     </w:rPr>
   </w:style>
-  <w:style w:type="table" w:customStyle="1" w:styleId="24">
+  <w:style w:type="table" w:customStyle="1" w:styleId="TableNormal0">
     <w:name w:val="Table Normal_0"/>
     <w:semiHidden/>
     <w:unhideWhenUsed/>
     <w:qFormat/>
-    <w:uiPriority w:val="0"/>
     <w:tblPr>
       <w:tblCellMar>
         <w:top w:w="0" w:type="dxa"/>
@@ -8685,88 +8557,82 @@
       </w:tblCellMar>
     </w:tblPr>
   </w:style>
-  <w:style w:type="paragraph" w:customStyle="1" w:styleId="25">
+  <w:style w:type="paragraph" w:customStyle="1" w:styleId="TableText">
     <w:name w:val="Table Text"/>
-    <w:basedOn w:val="1"/>
+    <w:basedOn w:val="Normal"/>
     <w:semiHidden/>
     <w:qFormat/>
-    <w:uiPriority w:val="0"/>
     <w:rPr>
-      <w:rFonts w:ascii="宋体" w:hAnsi="宋体" w:eastAsia="宋体" w:cs="宋体"/>
+      <w:rFonts w:ascii="宋体" w:eastAsia="宋体" w:hAnsi="宋体" w:cs="宋体"/>
       <w:sz w:val="21"/>
       <w:szCs w:val="21"/>
       <w:lang w:val="en-US" w:eastAsia="en-US" w:bidi="ar-SA"/>
     </w:rPr>
   </w:style>
-  <w:style w:type="paragraph" w:customStyle="1" w:styleId="26">
+  <w:style w:type="paragraph" w:customStyle="1" w:styleId="1">
     <w:name w:val="柴_标题1"/>
-    <w:basedOn w:val="2"/>
-    <w:next w:val="27"/>
-    <w:link w:val="39"/>
+    <w:basedOn w:val="Heading1"/>
+    <w:next w:val="a"/>
+    <w:link w:val="1Char"/>
     <w:qFormat/>
-    <w:uiPriority w:val="0"/>
     <w:pPr>
       <w:spacing w:before="100" w:after="90" w:line="360" w:lineRule="auto"/>
     </w:pPr>
     <w:rPr>
-      <w:rFonts w:ascii="Arial" w:hAnsi="Arial" w:eastAsia="宋体"/>
+      <w:rFonts w:ascii="Arial" w:eastAsia="宋体" w:hAnsi="Arial"/>
       <w:sz w:val="32"/>
     </w:rPr>
   </w:style>
-  <w:style w:type="paragraph" w:customStyle="1" w:styleId="27">
+  <w:style w:type="paragraph" w:customStyle="1" w:styleId="a">
     <w:name w:val="柴_正文"/>
-    <w:basedOn w:val="12"/>
-    <w:link w:val="42"/>
+    <w:basedOn w:val="BodyText"/>
+    <w:link w:val="Char"/>
     <w:qFormat/>
-    <w:uiPriority w:val="0"/>
     <w:pPr>
       <w:spacing w:line="360" w:lineRule="auto"/>
       <w:ind w:firstLine="470" w:firstLineChars="200"/>
     </w:pPr>
     <w:rPr>
-      <w:rFonts w:ascii="Arial" w:hAnsi="Arial" w:eastAsia="宋体"/>
+      <w:rFonts w:ascii="Arial" w:eastAsia="宋体" w:hAnsi="Arial"/>
       <w:sz w:val="24"/>
       <w:lang w:eastAsia="zh-CN"/>
     </w:rPr>
   </w:style>
-  <w:style w:type="paragraph" w:customStyle="1" w:styleId="28">
+  <w:style w:type="paragraph" w:customStyle="1" w:styleId="2">
     <w:name w:val="柴_标题2"/>
-    <w:basedOn w:val="3"/>
-    <w:next w:val="27"/>
-    <w:link w:val="31"/>
+    <w:basedOn w:val="Heading2"/>
+    <w:next w:val="a"/>
+    <w:link w:val="2Char"/>
     <w:qFormat/>
-    <w:uiPriority w:val="0"/>
     <w:pPr>
       <w:spacing w:line="360" w:lineRule="auto"/>
     </w:pPr>
     <w:rPr>
-      <w:rFonts w:ascii="Arial" w:hAnsi="Arial" w:eastAsia="宋体"/>
+      <w:rFonts w:ascii="Arial" w:eastAsia="宋体" w:hAnsi="Arial"/>
       <w:sz w:val="28"/>
     </w:rPr>
   </w:style>
-  <w:style w:type="paragraph" w:customStyle="1" w:styleId="29">
+  <w:style w:type="paragraph" w:customStyle="1" w:styleId="3">
     <w:name w:val="柴_标题3"/>
-    <w:basedOn w:val="4"/>
-    <w:next w:val="27"/>
+    <w:basedOn w:val="Heading3"/>
+    <w:next w:val="a"/>
     <w:qFormat/>
-    <w:uiPriority w:val="0"/>
     <w:pPr>
       <w:spacing w:line="360" w:lineRule="auto"/>
       <w:ind w:left="0" w:firstLine="472" w:firstLineChars="200"/>
     </w:pPr>
     <w:rPr>
-      <w:rFonts w:ascii="宋体" w:hAnsi="宋体" w:eastAsia="宋体" w:cs="宋体"/>
+      <w:rFonts w:ascii="宋体" w:eastAsia="宋体" w:hAnsi="宋体" w:cs="宋体"/>
       <w:spacing w:val="-2"/>
       <w:sz w:val="24"/>
       <w:szCs w:val="24"/>
     </w:rPr>
   </w:style>
-  <w:style w:type="paragraph" w:customStyle="1" w:styleId="30">
+  <w:style w:type="paragraph" w:customStyle="1" w:styleId="a0">
     <w:name w:val="柴_目录"/>
-    <w:basedOn w:val="1"/>
-    <w:next w:val="12"/>
+    <w:basedOn w:val="Normal"/>
+    <w:next w:val="BodyText"/>
     <w:qFormat/>
-    <w:uiPriority w:val="0"/>
     <w:pPr>
       <w:tabs>
         <w:tab w:val="right" w:leader="dot" w:pos="8442"/>
@@ -8774,106 +8640,98 @@
       <w:ind w:left="0" w:leftChars="0"/>
     </w:pPr>
     <w:rPr>
-      <w:rFonts w:ascii="Arial" w:hAnsi="Arial" w:eastAsia="Microsoft JhengHei"/>
+      <w:rFonts w:ascii="Arial" w:eastAsia="Microsoft JhengHei" w:hAnsi="Arial"/>
       <w:sz w:val="24"/>
     </w:rPr>
   </w:style>
-  <w:style w:type="character" w:customStyle="1" w:styleId="31">
+  <w:style w:type="character" w:customStyle="1" w:styleId="2Char">
     <w:name w:val="柴_标题2 Char"/>
-    <w:link w:val="28"/>
+    <w:link w:val="2"/>
     <w:qFormat/>
-    <w:uiPriority w:val="0"/>
     <w:rPr>
-      <w:rFonts w:ascii="Arial" w:hAnsi="Arial" w:eastAsia="宋体"/>
+      <w:rFonts w:ascii="Arial" w:eastAsia="宋体" w:hAnsi="Arial"/>
       <w:sz w:val="28"/>
     </w:rPr>
   </w:style>
-  <w:style w:type="paragraph" w:customStyle="1" w:styleId="32">
+  <w:style w:type="paragraph" w:customStyle="1" w:styleId="a1">
     <w:name w:val="柴_公司名"/>
-    <w:basedOn w:val="19"/>
+    <w:basedOn w:val="Title"/>
     <w:qFormat/>
-    <w:uiPriority w:val="0"/>
     <w:pPr>
       <w:spacing w:after="600" w:afterLines="600"/>
     </w:pPr>
     <w:rPr>
-      <w:rFonts w:hint="eastAsia" w:ascii="宋体" w:hAnsi="宋体" w:eastAsia="宋体" w:cs="宋体"/>
+      <w:rFonts w:ascii="宋体" w:eastAsia="宋体" w:hAnsi="宋体" w:cs="宋体" w:hint="eastAsia"/>
       <w:bCs/>
       <w:spacing w:val="-6"/>
       <w:sz w:val="52"/>
       <w:szCs w:val="52"/>
     </w:rPr>
   </w:style>
-  <w:style w:type="paragraph" w:customStyle="1" w:styleId="33">
+  <w:style w:type="paragraph" w:customStyle="1" w:styleId="a2">
     <w:name w:val="柴_文档名"/>
-    <w:basedOn w:val="19"/>
+    <w:basedOn w:val="Title"/>
     <w:qFormat/>
-    <w:uiPriority w:val="0"/>
     <w:pPr>
       <w:spacing w:after="900" w:afterLines="900"/>
     </w:pPr>
     <w:rPr>
-      <w:rFonts w:ascii="黑体" w:hAnsi="黑体" w:eastAsia="黑体" w:cs="黑体"/>
+      <w:rFonts w:ascii="黑体" w:eastAsia="黑体" w:hAnsi="黑体" w:cs="黑体"/>
       <w:bCs/>
       <w:spacing w:val="-7"/>
       <w:sz w:val="52"/>
       <w:szCs w:val="52"/>
     </w:rPr>
   </w:style>
-  <w:style w:type="paragraph" w:customStyle="1" w:styleId="34">
+  <w:style w:type="paragraph" w:customStyle="1" w:styleId="WPSOffice1">
     <w:name w:val="WPSOffice手动目录 1"/>
     <w:qFormat/>
-    <w:uiPriority w:val="0"/>
     <w:pPr>
       <w:ind w:leftChars="0"/>
     </w:pPr>
     <w:rPr>
-      <w:rFonts w:ascii="Times New Roman" w:hAnsi="Times New Roman" w:eastAsia="宋体" w:cs="Times New Roman"/>
+      <w:rFonts w:ascii="Times New Roman" w:eastAsia="宋体" w:hAnsi="Times New Roman" w:cs="Times New Roman"/>
       <w:sz w:val="20"/>
       <w:szCs w:val="20"/>
     </w:rPr>
   </w:style>
-  <w:style w:type="paragraph" w:customStyle="1" w:styleId="35">
+  <w:style w:type="paragraph" w:customStyle="1" w:styleId="WPSOffice2">
     <w:name w:val="WPSOffice手动目录 2"/>
     <w:qFormat/>
-    <w:uiPriority w:val="0"/>
     <w:pPr>
       <w:ind w:leftChars="200"/>
     </w:pPr>
     <w:rPr>
-      <w:rFonts w:ascii="Times New Roman" w:hAnsi="Times New Roman" w:eastAsia="宋体" w:cs="Times New Roman"/>
+      <w:rFonts w:ascii="Times New Roman" w:eastAsia="宋体" w:hAnsi="Times New Roman" w:cs="Times New Roman"/>
       <w:sz w:val="20"/>
       <w:szCs w:val="20"/>
     </w:rPr>
   </w:style>
-  <w:style w:type="paragraph" w:customStyle="1" w:styleId="36">
+  <w:style w:type="paragraph" w:customStyle="1" w:styleId="WPSOffice3">
     <w:name w:val="WPSOffice手动目录 3"/>
     <w:qFormat/>
-    <w:uiPriority w:val="0"/>
     <w:pPr>
       <w:ind w:leftChars="400"/>
     </w:pPr>
     <w:rPr>
-      <w:rFonts w:ascii="Times New Roman" w:hAnsi="Times New Roman" w:eastAsia="宋体" w:cs="Times New Roman"/>
+      <w:rFonts w:ascii="Times New Roman" w:eastAsia="宋体" w:hAnsi="Times New Roman" w:cs="Times New Roman"/>
       <w:sz w:val="20"/>
       <w:szCs w:val="20"/>
     </w:rPr>
   </w:style>
-  <w:style w:type="paragraph" w:customStyle="1" w:styleId="37">
+  <w:style w:type="paragraph" w:customStyle="1" w:styleId="Compact">
     <w:name w:val="Compact"/>
-    <w:basedOn w:val="12"/>
+    <w:basedOn w:val="BodyText"/>
     <w:qFormat/>
-    <w:uiPriority w:val="0"/>
     <w:pPr>
       <w:spacing w:before="36" w:after="36"/>
     </w:pPr>
   </w:style>
-  <w:style w:type="table" w:customStyle="1" w:styleId="38">
+  <w:style w:type="table" w:customStyle="1" w:styleId="Table">
     <w:name w:val="Table"/>
     <w:semiHidden/>
     <w:unhideWhenUsed/>
     <w:qFormat/>
-    <w:uiPriority w:val="0"/>
     <w:tblPr>
       <w:tblCellMar>
         <w:top w:w="0" w:type="dxa"/>
@@ -8885,27 +8743,25 @@
     <w:tblStylePr w:type="firstRow">
       <w:tcPr>
         <w:tcBorders>
-          <w:bottom w:val="single" w:color="auto" w:sz="0" w:space="0"/>
+          <w:bottom w:val="single" w:sz="0" w:space="0" w:color="auto"/>
         </w:tcBorders>
         <w:vAlign w:val="bottom"/>
       </w:tcPr>
     </w:tblStylePr>
   </w:style>
-  <w:style w:type="character" w:customStyle="1" w:styleId="39">
+  <w:style w:type="character" w:customStyle="1" w:styleId="1Char">
     <w:name w:val="柴_标题1 Char"/>
-    <w:link w:val="26"/>
+    <w:link w:val="1"/>
     <w:qFormat/>
-    <w:uiPriority w:val="0"/>
     <w:rPr>
-      <w:rFonts w:ascii="Arial" w:hAnsi="Arial" w:eastAsia="宋体"/>
+      <w:rFonts w:ascii="Arial" w:eastAsia="宋体" w:hAnsi="Arial"/>
       <w:sz w:val="32"/>
     </w:rPr>
   </w:style>
-  <w:style w:type="paragraph" w:customStyle="1" w:styleId="40">
+  <w:style w:type="paragraph" w:customStyle="1" w:styleId="a3">
     <w:name w:val="柴_正文_无缩进"/>
-    <w:basedOn w:val="1"/>
+    <w:basedOn w:val="Normal"/>
     <w:qFormat/>
-    <w:uiPriority w:val="0"/>
     <w:pPr>
       <w:ind w:firstLine="0" w:firstLineChars="0"/>
     </w:pPr>
@@ -8915,31 +8771,29 @@
       <w:lang w:eastAsia="zh-CN"/>
     </w:rPr>
   </w:style>
-  <w:style w:type="paragraph" w:customStyle="1" w:styleId="41">
+  <w:style w:type="paragraph" w:customStyle="1" w:styleId="4">
     <w:name w:val="柴_标题4"/>
-    <w:basedOn w:val="5"/>
-    <w:next w:val="1"/>
+    <w:basedOn w:val="Heading4"/>
+    <w:next w:val="Normal"/>
     <w:qFormat/>
-    <w:uiPriority w:val="0"/>
     <w:pPr>
       <w:widowControl w:val="0"/>
       <w:spacing w:before="160" w:line="360" w:lineRule="auto"/>
-      <w:ind w:left="981" w:leftChars="300" w:hanging="862"/>
+      <w:ind w:left="981" w:hanging="862" w:leftChars="300"/>
     </w:pPr>
     <w:rPr>
-      <w:rFonts w:hint="eastAsia" w:ascii="Calibri" w:hAnsi="Calibri" w:eastAsia="宋体" w:cs="宋体"/>
+      <w:rFonts w:ascii="Calibri" w:eastAsia="宋体" w:hAnsi="Calibri" w:cs="宋体" w:hint="eastAsia"/>
       <w:sz w:val="24"/>
       <w:szCs w:val="24"/>
       <w:lang w:eastAsia="zh-CN" w:bidi="zh-CN"/>
     </w:rPr>
   </w:style>
-  <w:style w:type="character" w:customStyle="1" w:styleId="42">
+  <w:style w:type="character" w:customStyle="1" w:styleId="Char">
     <w:name w:val="柴_正文 Char"/>
-    <w:link w:val="27"/>
+    <w:link w:val="a"/>
     <w:qFormat/>
-    <w:uiPriority w:val="0"/>
     <w:rPr>
-      <w:rFonts w:ascii="Arial" w:hAnsi="Arial" w:eastAsia="宋体"/>
+      <w:rFonts w:ascii="Arial" w:eastAsia="宋体" w:hAnsi="Arial"/>
       <w:sz w:val="24"/>
       <w:lang w:eastAsia="zh-CN"/>
     </w:rPr>

--- a/4.质量管理/1.流程制度规范类文件/040103-运维服务质量管理制度.docx
+++ b/4.质量管理/1.流程制度规范类文件/040103-运维服务质量管理制度.docx
@@ -1,73 +1,67 @@
 
 <file path=word/document.xml><?xml version="1.0" encoding="utf-8"?>
-<w:document xmlns:wpc="http://schemas.microsoft.com/office/word/2010/wordprocessingCanvas" xmlns:mc="http://schemas.openxmlformats.org/markup-compatibility/2006" xmlns:o="urn:schemas-microsoft-com:office:office" xmlns:r="http://schemas.openxmlformats.org/officeDocument/2006/relationships" xmlns:m="http://schemas.openxmlformats.org/officeDocument/2006/math" xmlns:v="urn:schemas-microsoft-com:vml" xmlns:wp14="http://schemas.microsoft.com/office/word/2010/wordprocessingDrawing" xmlns:wp="http://schemas.openxmlformats.org/drawingml/2006/wordprocessingDrawing" xmlns:w10="urn:schemas-microsoft-com:office:word" xmlns:w="http://schemas.openxmlformats.org/wordprocessingml/2006/main" xmlns:w14="http://schemas.microsoft.com/office/word/2010/wordml" xmlns:w15="http://schemas.microsoft.com/office/word/2012/wordml" xmlns:wne="http://schemas.microsoft.com/office/word/2006/wordml" xmlns:wpg="http://schemas.microsoft.com/office/word/2010/wordprocessingGroup" xmlns:wpi="http://schemas.microsoft.com/office/word/2010/wordprocessingInk" xmlns:wps="http://schemas.microsoft.com/office/word/2010/wordprocessingShape" mc:Ignorable="w14 w15 wp14">
-  <!-- Generated by Aspose.Words for .NET 13.3.0.1 -->
+<w:document xmlns:wpc="http://schemas.microsoft.com/office/word/2010/wordprocessingCanvas" xmlns:mc="http://schemas.openxmlformats.org/markup-compatibility/2006" xmlns:o="urn:schemas-microsoft-com:office:office" xmlns:r="http://schemas.openxmlformats.org/officeDocument/2006/relationships" xmlns:m="http://schemas.openxmlformats.org/officeDocument/2006/math" xmlns:v="urn:schemas-microsoft-com:vml" xmlns:wp14="http://schemas.microsoft.com/office/word/2010/wordprocessingDrawing" xmlns:wp="http://schemas.openxmlformats.org/drawingml/2006/wordprocessingDrawing" xmlns:w="http://schemas.openxmlformats.org/wordprocessingml/2006/main" xmlns:w14="http://schemas.microsoft.com/office/word/2010/wordml" xmlns:w10="urn:schemas-microsoft-com:office:word" xmlns:w15="http://schemas.microsoft.com/office/word/2012/wordml" xmlns:wpg="http://schemas.microsoft.com/office/word/2010/wordprocessingGroup" xmlns:wpi="http://schemas.microsoft.com/office/word/2010/wordprocessingInk" xmlns:wne="http://schemas.microsoft.com/office/word/2006/wordml" xmlns:wps="http://schemas.microsoft.com/office/word/2010/wordprocessingShape" xmlns:wpsCustomData="http://www.wps.cn/officeDocument/2013/wpsCustomData" mc:Ignorable="w14 w15 wp14">
   <w:body>
     <w:p>
       <w:pPr>
-        <w:pStyle w:val="a1"/>
+        <w:pStyle w:val="32"/>
         <w:bidi w:val="0"/>
       </w:pPr>
-      <w:bookmarkStart w:id="0" w:name="_Toc32686"/>
     </w:p>
     <w:p>
       <w:pPr>
-        <w:pStyle w:val="a1"/>
+        <w:pStyle w:val="32"/>
         <w:bidi w:val="0"/>
       </w:pPr>
-      <w:r>
-        <w:t>运维服务质量管</w:t>
-      </w:r>
-      <w:bookmarkStart w:id="1" w:name="_GoBack"/>
-      <w:bookmarkEnd w:id="1"/>
-      <w:r>
-        <w:t>理制度</w:t>
+      <w:bookmarkStart w:id="0" w:name="_Toc24547"/>
+      <w:r>
+        <w:t>运维服务质量管理制度</w:t>
       </w:r>
       <w:bookmarkEnd w:id="0"/>
     </w:p>
     <w:p>
       <w:pPr>
-        <w:pStyle w:val="a2"/>
+        <w:pStyle w:val="33"/>
         <w:bidi w:val="0"/>
       </w:pPr>
-      <w:bookmarkStart w:id="2" w:name="_Toc15877"/>
+      <w:bookmarkStart w:id="1" w:name="_Toc13080"/>
       <w:r>
         <w:t>中达丰集团有限公司</w:t>
       </w:r>
-      <w:bookmarkEnd w:id="2"/>
+      <w:bookmarkEnd w:id="1"/>
     </w:p>
     <w:p>
       <w:pPr>
         <w:spacing w:before="224" w:line="220" w:lineRule="auto"/>
         <w:ind w:left="2925"/>
         <w:rPr>
-          <w:rFonts w:ascii="宋体" w:eastAsia="宋体" w:hAnsi="宋体" w:cs="宋体"/>
+          <w:rFonts w:ascii="宋体" w:hAnsi="宋体" w:eastAsia="宋体" w:cs="宋体"/>
           <w:sz w:val="36"/>
           <w:szCs w:val="36"/>
         </w:rPr>
       </w:pPr>
       <w:r>
         <w:rPr>
-          <w:rFonts w:ascii="宋体" w:eastAsia="宋体" w:hAnsi="宋体" w:cs="宋体"/>
+          <w:rFonts w:ascii="宋体" w:hAnsi="宋体" w:eastAsia="宋体" w:cs="宋体"/>
           <w:spacing w:val="-11"/>
           <w:sz w:val="36"/>
           <w:szCs w:val="36"/>
         </w:rPr>
-        <w:t>2025年7月4日</w:t>
+        <w:t>2025年4月4日</w:t>
       </w:r>
     </w:p>
     <w:p>
       <w:pPr>
         <w:spacing w:line="220" w:lineRule="auto"/>
         <w:rPr>
-          <w:rFonts w:ascii="宋体" w:eastAsia="宋体" w:hAnsi="宋体" w:cs="宋体"/>
+          <w:rFonts w:ascii="宋体" w:hAnsi="宋体" w:eastAsia="宋体" w:cs="宋体"/>
           <w:sz w:val="36"/>
           <w:szCs w:val="36"/>
         </w:rPr>
         <w:sectPr>
           <w:pgSz w:w="11906" w:h="16839"/>
           <w:pgMar w:top="1431" w:right="1785" w:bottom="0" w:left="1785" w:header="0" w:footer="0" w:gutter="0"/>
-          <w:cols w:num="1" w:space="720"/>
+          <w:cols w:space="720" w:num="1"/>
         </w:sectPr>
       </w:pPr>
     </w:p>
@@ -77,35 +71,35 @@
         <w:ind w:left="3620"/>
         <w:outlineLvl w:val="0"/>
         <w:rPr>
-          <w:rFonts w:ascii="宋体" w:eastAsia="宋体" w:hAnsi="宋体" w:cs="宋体"/>
+          <w:rFonts w:ascii="宋体" w:hAnsi="宋体" w:eastAsia="宋体" w:cs="宋体"/>
           <w:sz w:val="28"/>
           <w:szCs w:val="28"/>
         </w:rPr>
       </w:pPr>
-      <w:bookmarkStart w:id="3" w:name="_Toc3915"/>
-      <w:r>
-        <w:rPr>
-          <w:rFonts w:ascii="宋体" w:eastAsia="宋体" w:hAnsi="宋体" w:cs="宋体"/>
+      <w:bookmarkStart w:id="2" w:name="_Toc26808"/>
+      <w:r>
+        <w:rPr>
+          <w:rFonts w:ascii="宋体" w:hAnsi="宋体" w:eastAsia="宋体" w:cs="宋体"/>
           <w:spacing w:val="-3"/>
           <w:sz w:val="28"/>
           <w:szCs w:val="28"/>
         </w:rPr>
         <w:t>文档信息</w:t>
       </w:r>
-      <w:bookmarkEnd w:id="3"/>
+      <w:bookmarkEnd w:id="2"/>
     </w:p>
     <w:tbl>
       <w:tblPr>
-        <w:tblStyle w:val="TableNormal0"/>
+        <w:tblStyle w:val="24"/>
         <w:tblW w:w="8646" w:type="dxa"/>
         <w:tblInd w:w="28" w:type="dxa"/>
         <w:tblBorders>
-          <w:top w:val="single" w:sz="4" w:space="0" w:color="000000"/>
-          <w:left w:val="single" w:sz="4" w:space="0" w:color="000000"/>
-          <w:bottom w:val="single" w:sz="4" w:space="0" w:color="000000"/>
-          <w:right w:val="single" w:sz="4" w:space="0" w:color="000000"/>
-          <w:insideH w:val="single" w:sz="4" w:space="0" w:color="000000"/>
-          <w:insideV w:val="single" w:sz="4" w:space="0" w:color="000000"/>
+          <w:top w:val="single" w:color="000000" w:sz="4" w:space="0"/>
+          <w:left w:val="single" w:color="000000" w:sz="4" w:space="0"/>
+          <w:bottom w:val="single" w:color="000000" w:sz="4" w:space="0"/>
+          <w:right w:val="single" w:color="000000" w:sz="4" w:space="0"/>
+          <w:insideH w:val="single" w:color="000000" w:sz="4" w:space="0"/>
+          <w:insideV w:val="single" w:color="000000" w:sz="4" w:space="0"/>
         </w:tblBorders>
         <w:tblLayout w:type="fixed"/>
         <w:tblCellMar>
@@ -124,17 +118,14 @@
       </w:tblGrid>
       <w:tr>
         <w:tblPrEx>
-          <w:tblW w:w="8646" w:type="dxa"/>
-          <w:tblInd w:w="28" w:type="dxa"/>
           <w:tblBorders>
-            <w:top w:val="single" w:sz="4" w:space="0" w:color="000000"/>
-            <w:left w:val="single" w:sz="4" w:space="0" w:color="000000"/>
-            <w:bottom w:val="single" w:sz="4" w:space="0" w:color="000000"/>
-            <w:right w:val="single" w:sz="4" w:space="0" w:color="000000"/>
-            <w:insideH w:val="single" w:sz="4" w:space="0" w:color="000000"/>
-            <w:insideV w:val="single" w:sz="4" w:space="0" w:color="000000"/>
+            <w:top w:val="single" w:color="000000" w:sz="4" w:space="0"/>
+            <w:left w:val="single" w:color="000000" w:sz="4" w:space="0"/>
+            <w:bottom w:val="single" w:color="000000" w:sz="4" w:space="0"/>
+            <w:right w:val="single" w:color="000000" w:sz="4" w:space="0"/>
+            <w:insideH w:val="single" w:color="000000" w:sz="4" w:space="0"/>
+            <w:insideV w:val="single" w:color="000000" w:sz="4" w:space="0"/>
           </w:tblBorders>
-          <w:tblLayout w:type="fixed"/>
           <w:tblCellMar>
             <w:top w:w="0" w:type="dxa"/>
             <w:left w:w="0" w:type="dxa"/>
@@ -143,7 +134,7 @@
           </w:tblCellMar>
         </w:tblPrEx>
         <w:trPr>
-          <w:trHeight w:val="611"/>
+          <w:trHeight w:val="611" w:hRule="atLeast"/>
         </w:trPr>
         <w:tc>
           <w:tcPr>
@@ -154,14 +145,14 @@
               <w:spacing w:before="125" w:line="220" w:lineRule="auto"/>
               <w:ind w:left="136"/>
               <w:rPr>
-                <w:rFonts w:ascii="宋体" w:eastAsia="宋体" w:hAnsi="宋体" w:cs="宋体"/>
+                <w:rFonts w:ascii="宋体" w:hAnsi="宋体" w:eastAsia="宋体" w:cs="宋体"/>
                 <w:sz w:val="24"/>
                 <w:szCs w:val="24"/>
               </w:rPr>
             </w:pPr>
             <w:r>
               <w:rPr>
-                <w:rFonts w:ascii="宋体" w:eastAsia="宋体" w:hAnsi="宋体" w:cs="宋体"/>
+                <w:rFonts w:ascii="宋体" w:hAnsi="宋体" w:eastAsia="宋体" w:cs="宋体"/>
                 <w:spacing w:val="-2"/>
                 <w:sz w:val="24"/>
                 <w:szCs w:val="24"/>
@@ -180,14 +171,14 @@
               <w:spacing w:before="125" w:line="218" w:lineRule="auto"/>
               <w:ind w:left="109"/>
               <w:rPr>
-                <w:rFonts w:ascii="宋体" w:eastAsia="宋体" w:hAnsi="宋体" w:cs="宋体"/>
+                <w:rFonts w:ascii="宋体" w:hAnsi="宋体" w:eastAsia="宋体" w:cs="宋体"/>
                 <w:sz w:val="24"/>
                 <w:szCs w:val="24"/>
               </w:rPr>
             </w:pPr>
             <w:r>
               <w:rPr>
-                <w:rFonts w:ascii="宋体" w:eastAsia="宋体" w:hAnsi="宋体" w:cs="宋体"/>
+                <w:rFonts w:ascii="宋体" w:hAnsi="宋体" w:eastAsia="宋体" w:cs="宋体"/>
                 <w:sz w:val="24"/>
                 <w:szCs w:val="24"/>
               </w:rPr>
@@ -195,7 +186,7 @@
             </w:r>
             <w:r>
               <w:rPr>
-                <w:rFonts w:ascii="宋体" w:eastAsia="宋体" w:hAnsi="宋体" w:cs="宋体"/>
+                <w:rFonts w:ascii="宋体" w:hAnsi="宋体" w:eastAsia="宋体" w:cs="宋体"/>
                 <w:spacing w:val="-1"/>
                 <w:sz w:val="24"/>
                 <w:szCs w:val="24"/>
@@ -207,9 +198,14 @@
       </w:tr>
       <w:tr>
         <w:tblPrEx>
-          <w:tblW w:w="8646" w:type="dxa"/>
-          <w:tblInd w:w="28" w:type="dxa"/>
-          <w:tblLayout w:type="fixed"/>
+          <w:tblBorders>
+            <w:top w:val="single" w:color="000000" w:sz="4" w:space="0"/>
+            <w:left w:val="single" w:color="000000" w:sz="4" w:space="0"/>
+            <w:bottom w:val="single" w:color="000000" w:sz="4" w:space="0"/>
+            <w:right w:val="single" w:color="000000" w:sz="4" w:space="0"/>
+            <w:insideH w:val="single" w:color="000000" w:sz="4" w:space="0"/>
+            <w:insideV w:val="single" w:color="000000" w:sz="4" w:space="0"/>
+          </w:tblBorders>
           <w:tblCellMar>
             <w:top w:w="0" w:type="dxa"/>
             <w:left w:w="0" w:type="dxa"/>
@@ -218,7 +214,7 @@
           </w:tblCellMar>
         </w:tblPrEx>
         <w:trPr>
-          <w:trHeight w:val="606"/>
+          <w:trHeight w:val="606" w:hRule="atLeast"/>
         </w:trPr>
         <w:tc>
           <w:tcPr>
@@ -229,14 +225,14 @@
               <w:spacing w:before="122" w:line="220" w:lineRule="auto"/>
               <w:ind w:left="376"/>
               <w:rPr>
-                <w:rFonts w:ascii="宋体" w:eastAsia="宋体" w:hAnsi="宋体" w:cs="宋体"/>
+                <w:rFonts w:ascii="宋体" w:hAnsi="宋体" w:eastAsia="宋体" w:cs="宋体"/>
                 <w:sz w:val="24"/>
                 <w:szCs w:val="24"/>
               </w:rPr>
             </w:pPr>
             <w:r>
               <w:rPr>
-                <w:rFonts w:ascii="宋体" w:eastAsia="宋体" w:hAnsi="宋体" w:cs="宋体"/>
+                <w:rFonts w:ascii="宋体" w:hAnsi="宋体" w:eastAsia="宋体" w:cs="宋体"/>
                 <w:spacing w:val="-3"/>
                 <w:sz w:val="24"/>
                 <w:szCs w:val="24"/>
@@ -255,14 +251,14 @@
               <w:spacing w:before="122" w:line="219" w:lineRule="auto"/>
               <w:ind w:left="109"/>
               <w:rPr>
-                <w:rFonts w:ascii="宋体" w:eastAsia="宋体" w:hAnsi="宋体" w:cs="宋体"/>
+                <w:rFonts w:ascii="宋体" w:hAnsi="宋体" w:eastAsia="宋体" w:cs="宋体"/>
                 <w:sz w:val="24"/>
                 <w:szCs w:val="24"/>
               </w:rPr>
             </w:pPr>
             <w:r>
               <w:rPr>
-                <w:rFonts w:ascii="宋体" w:eastAsia="宋体" w:hAnsi="宋体" w:cs="宋体"/>
+                <w:rFonts w:ascii="宋体" w:hAnsi="宋体" w:eastAsia="宋体" w:cs="宋体"/>
                 <w:spacing w:val="-1"/>
                 <w:sz w:val="24"/>
                 <w:szCs w:val="24"/>
@@ -274,9 +270,14 @@
       </w:tr>
       <w:tr>
         <w:tblPrEx>
-          <w:tblW w:w="8646" w:type="dxa"/>
-          <w:tblInd w:w="28" w:type="dxa"/>
-          <w:tblLayout w:type="fixed"/>
+          <w:tblBorders>
+            <w:top w:val="single" w:color="000000" w:sz="4" w:space="0"/>
+            <w:left w:val="single" w:color="000000" w:sz="4" w:space="0"/>
+            <w:bottom w:val="single" w:color="000000" w:sz="4" w:space="0"/>
+            <w:right w:val="single" w:color="000000" w:sz="4" w:space="0"/>
+            <w:insideH w:val="single" w:color="000000" w:sz="4" w:space="0"/>
+            <w:insideV w:val="single" w:color="000000" w:sz="4" w:space="0"/>
+          </w:tblBorders>
           <w:tblCellMar>
             <w:top w:w="0" w:type="dxa"/>
             <w:left w:w="0" w:type="dxa"/>
@@ -285,7 +286,7 @@
           </w:tblCellMar>
         </w:tblPrEx>
         <w:trPr>
-          <w:trHeight w:val="607"/>
+          <w:trHeight w:val="607" w:hRule="atLeast"/>
         </w:trPr>
         <w:tc>
           <w:tcPr>
@@ -296,14 +297,14 @@
               <w:spacing w:before="124" w:line="220" w:lineRule="auto"/>
               <w:ind w:left="376"/>
               <w:rPr>
-                <w:rFonts w:ascii="宋体" w:eastAsia="宋体" w:hAnsi="宋体" w:cs="宋体"/>
+                <w:rFonts w:ascii="宋体" w:hAnsi="宋体" w:eastAsia="宋体" w:cs="宋体"/>
                 <w:sz w:val="24"/>
                 <w:szCs w:val="24"/>
               </w:rPr>
             </w:pPr>
             <w:r>
               <w:rPr>
-                <w:rFonts w:ascii="宋体" w:eastAsia="宋体" w:hAnsi="宋体" w:cs="宋体"/>
+                <w:rFonts w:ascii="宋体" w:hAnsi="宋体" w:eastAsia="宋体" w:cs="宋体"/>
                 <w:spacing w:val="-3"/>
                 <w:sz w:val="24"/>
                 <w:szCs w:val="24"/>
@@ -322,14 +323,14 @@
               <w:spacing w:before="124" w:line="220" w:lineRule="auto"/>
               <w:ind w:left="108"/>
               <w:rPr>
-                <w:rFonts w:ascii="宋体" w:eastAsia="宋体" w:hAnsi="宋体" w:cs="宋体"/>
+                <w:rFonts w:ascii="宋体" w:hAnsi="宋体" w:eastAsia="宋体" w:cs="宋体"/>
                 <w:sz w:val="24"/>
                 <w:szCs w:val="24"/>
               </w:rPr>
             </w:pPr>
             <w:r>
               <w:rPr>
-                <w:rFonts w:ascii="宋体" w:eastAsia="宋体" w:hAnsi="宋体" w:cs="宋体"/>
+                <w:rFonts w:ascii="宋体" w:hAnsi="宋体" w:eastAsia="宋体" w:cs="宋体"/>
                 <w:spacing w:val="-3"/>
                 <w:sz w:val="24"/>
                 <w:szCs w:val="24"/>
@@ -341,9 +342,14 @@
       </w:tr>
       <w:tr>
         <w:tblPrEx>
-          <w:tblW w:w="8646" w:type="dxa"/>
-          <w:tblInd w:w="28" w:type="dxa"/>
-          <w:tblLayout w:type="fixed"/>
+          <w:tblBorders>
+            <w:top w:val="single" w:color="000000" w:sz="4" w:space="0"/>
+            <w:left w:val="single" w:color="000000" w:sz="4" w:space="0"/>
+            <w:bottom w:val="single" w:color="000000" w:sz="4" w:space="0"/>
+            <w:right w:val="single" w:color="000000" w:sz="4" w:space="0"/>
+            <w:insideH w:val="single" w:color="000000" w:sz="4" w:space="0"/>
+            <w:insideV w:val="single" w:color="000000" w:sz="4" w:space="0"/>
+          </w:tblBorders>
           <w:tblCellMar>
             <w:top w:w="0" w:type="dxa"/>
             <w:left w:w="0" w:type="dxa"/>
@@ -352,7 +358,7 @@
           </w:tblCellMar>
         </w:tblPrEx>
         <w:trPr>
-          <w:trHeight w:val="607"/>
+          <w:trHeight w:val="607" w:hRule="atLeast"/>
         </w:trPr>
         <w:tc>
           <w:tcPr>
@@ -363,14 +369,14 @@
               <w:spacing w:before="125" w:line="219" w:lineRule="auto"/>
               <w:ind w:left="376"/>
               <w:rPr>
-                <w:rFonts w:ascii="宋体" w:eastAsia="宋体" w:hAnsi="宋体" w:cs="宋体"/>
+                <w:rFonts w:ascii="宋体" w:hAnsi="宋体" w:eastAsia="宋体" w:cs="宋体"/>
                 <w:sz w:val="24"/>
                 <w:szCs w:val="24"/>
               </w:rPr>
             </w:pPr>
             <w:r>
               <w:rPr>
-                <w:rFonts w:ascii="宋体" w:eastAsia="宋体" w:hAnsi="宋体" w:cs="宋体"/>
+                <w:rFonts w:ascii="宋体" w:hAnsi="宋体" w:eastAsia="宋体" w:cs="宋体"/>
                 <w:spacing w:val="-3"/>
                 <w:sz w:val="24"/>
                 <w:szCs w:val="24"/>
@@ -388,14 +394,14 @@
               <w:spacing w:before="125" w:line="219" w:lineRule="auto"/>
               <w:ind w:left="302"/>
               <w:rPr>
-                <w:rFonts w:ascii="宋体" w:eastAsia="宋体" w:hAnsi="宋体" w:cs="宋体"/>
+                <w:rFonts w:ascii="宋体" w:hAnsi="宋体" w:eastAsia="宋体" w:cs="宋体"/>
                 <w:sz w:val="24"/>
                 <w:szCs w:val="24"/>
               </w:rPr>
             </w:pPr>
             <w:r>
               <w:rPr>
-                <w:rFonts w:ascii="宋体" w:eastAsia="宋体" w:hAnsi="宋体" w:cs="宋体"/>
+                <w:rFonts w:ascii="宋体" w:hAnsi="宋体" w:eastAsia="宋体" w:cs="宋体"/>
                 <w:spacing w:val="-2"/>
                 <w:sz w:val="24"/>
                 <w:szCs w:val="24"/>
@@ -413,14 +419,14 @@
               <w:spacing w:before="125" w:line="219" w:lineRule="auto"/>
               <w:ind w:left="587"/>
               <w:rPr>
-                <w:rFonts w:ascii="宋体" w:eastAsia="宋体" w:hAnsi="宋体" w:cs="宋体"/>
+                <w:rFonts w:ascii="宋体" w:hAnsi="宋体" w:eastAsia="宋体" w:cs="宋体"/>
                 <w:sz w:val="24"/>
                 <w:szCs w:val="24"/>
               </w:rPr>
             </w:pPr>
             <w:r>
               <w:rPr>
-                <w:rFonts w:ascii="宋体" w:eastAsia="宋体" w:hAnsi="宋体" w:cs="宋体"/>
+                <w:rFonts w:ascii="宋体" w:hAnsi="宋体" w:eastAsia="宋体" w:cs="宋体"/>
                 <w:spacing w:val="-2"/>
                 <w:sz w:val="24"/>
                 <w:szCs w:val="24"/>
@@ -438,14 +444,14 @@
               <w:spacing w:before="126" w:line="220" w:lineRule="auto"/>
               <w:ind w:left="557"/>
               <w:rPr>
-                <w:rFonts w:ascii="宋体" w:eastAsia="宋体" w:hAnsi="宋体" w:cs="宋体"/>
+                <w:rFonts w:ascii="宋体" w:hAnsi="宋体" w:eastAsia="宋体" w:cs="宋体"/>
                 <w:sz w:val="24"/>
                 <w:szCs w:val="24"/>
               </w:rPr>
             </w:pPr>
             <w:r>
               <w:rPr>
-                <w:rFonts w:ascii="宋体" w:eastAsia="宋体" w:hAnsi="宋体" w:cs="宋体"/>
+                <w:rFonts w:ascii="宋体" w:hAnsi="宋体" w:eastAsia="宋体" w:cs="宋体"/>
                 <w:spacing w:val="-6"/>
                 <w:sz w:val="24"/>
                 <w:szCs w:val="24"/>
@@ -454,7 +460,7 @@
             </w:r>
             <w:r>
               <w:rPr>
-                <w:rFonts w:ascii="宋体" w:eastAsia="宋体" w:hAnsi="宋体" w:cs="宋体"/>
+                <w:rFonts w:ascii="宋体" w:hAnsi="宋体" w:eastAsia="宋体" w:cs="宋体"/>
                 <w:spacing w:val="11"/>
                 <w:sz w:val="24"/>
                 <w:szCs w:val="24"/>
@@ -463,7 +469,7 @@
             </w:r>
             <w:r>
               <w:rPr>
-                <w:rFonts w:ascii="宋体" w:eastAsia="宋体" w:hAnsi="宋体" w:cs="宋体"/>
+                <w:rFonts w:ascii="宋体" w:hAnsi="宋体" w:eastAsia="宋体" w:cs="宋体"/>
                 <w:spacing w:val="-6"/>
                 <w:sz w:val="24"/>
                 <w:szCs w:val="24"/>
@@ -481,14 +487,14 @@
               <w:spacing w:before="126" w:line="220" w:lineRule="auto"/>
               <w:ind w:left="560"/>
               <w:rPr>
-                <w:rFonts w:ascii="宋体" w:eastAsia="宋体" w:hAnsi="宋体" w:cs="宋体"/>
+                <w:rFonts w:ascii="宋体" w:hAnsi="宋体" w:eastAsia="宋体" w:cs="宋体"/>
                 <w:sz w:val="24"/>
                 <w:szCs w:val="24"/>
               </w:rPr>
             </w:pPr>
             <w:r>
               <w:rPr>
-                <w:rFonts w:ascii="宋体" w:eastAsia="宋体" w:hAnsi="宋体" w:cs="宋体"/>
+                <w:rFonts w:ascii="宋体" w:hAnsi="宋体" w:eastAsia="宋体" w:cs="宋体"/>
                 <w:spacing w:val="-6"/>
                 <w:sz w:val="24"/>
                 <w:szCs w:val="24"/>
@@ -500,9 +506,14 @@
       </w:tr>
       <w:tr>
         <w:tblPrEx>
-          <w:tblW w:w="8646" w:type="dxa"/>
-          <w:tblInd w:w="28" w:type="dxa"/>
-          <w:tblLayout w:type="fixed"/>
+          <w:tblBorders>
+            <w:top w:val="single" w:color="000000" w:sz="4" w:space="0"/>
+            <w:left w:val="single" w:color="000000" w:sz="4" w:space="0"/>
+            <w:bottom w:val="single" w:color="000000" w:sz="4" w:space="0"/>
+            <w:right w:val="single" w:color="000000" w:sz="4" w:space="0"/>
+            <w:insideH w:val="single" w:color="000000" w:sz="4" w:space="0"/>
+            <w:insideV w:val="single" w:color="000000" w:sz="4" w:space="0"/>
+          </w:tblBorders>
           <w:tblCellMar>
             <w:top w:w="0" w:type="dxa"/>
             <w:left w:w="0" w:type="dxa"/>
@@ -511,7 +522,7 @@
           </w:tblCellMar>
         </w:tblPrEx>
         <w:trPr>
-          <w:trHeight w:val="474"/>
+          <w:trHeight w:val="474" w:hRule="atLeast"/>
         </w:trPr>
         <w:tc>
           <w:tcPr>
@@ -522,14 +533,14 @@
               <w:spacing w:before="104" w:line="239" w:lineRule="auto"/>
               <w:ind w:left="638"/>
               <w:rPr>
-                <w:rFonts w:ascii="宋体" w:eastAsia="宋体" w:hAnsi="宋体" w:cs="宋体"/>
+                <w:rFonts w:ascii="宋体" w:hAnsi="宋体" w:eastAsia="宋体" w:cs="宋体"/>
                 <w:sz w:val="21"/>
                 <w:szCs w:val="21"/>
               </w:rPr>
             </w:pPr>
             <w:r>
               <w:rPr>
-                <w:rFonts w:ascii="宋体" w:eastAsia="宋体" w:hAnsi="宋体" w:cs="宋体"/>
+                <w:rFonts w:ascii="宋体" w:hAnsi="宋体" w:eastAsia="宋体" w:cs="宋体"/>
                 <w:spacing w:val="-1"/>
                 <w:sz w:val="21"/>
                 <w:szCs w:val="21"/>
@@ -547,19 +558,19 @@
               <w:spacing w:before="104"/>
               <w:ind w:left="362"/>
               <w:rPr>
-                <w:rFonts w:ascii="宋体" w:eastAsia="宋体" w:hAnsi="宋体" w:cs="宋体"/>
+                <w:rFonts w:ascii="宋体" w:hAnsi="宋体" w:eastAsia="宋体" w:cs="宋体"/>
                 <w:sz w:val="21"/>
                 <w:szCs w:val="21"/>
               </w:rPr>
             </w:pPr>
             <w:r>
               <w:rPr>
-                <w:rFonts w:ascii="宋体" w:eastAsia="宋体" w:hAnsi="宋体" w:cs="宋体"/>
+                <w:rFonts w:ascii="宋体" w:hAnsi="宋体" w:eastAsia="宋体" w:cs="宋体"/>
                 <w:spacing w:val="-2"/>
                 <w:sz w:val="21"/>
                 <w:szCs w:val="21"/>
               </w:rPr>
-              <w:t>2025-7-4</w:t>
+              <w:t>2025-4-4</w:t>
             </w:r>
           </w:p>
         </w:tc>
@@ -572,14 +583,14 @@
               <w:spacing w:before="74" w:line="219" w:lineRule="auto"/>
               <w:ind w:left="648"/>
               <w:rPr>
-                <w:rFonts w:ascii="宋体" w:eastAsia="宋体" w:hAnsi="宋体" w:cs="宋体"/>
+                <w:rFonts w:ascii="宋体" w:hAnsi="宋体" w:eastAsia="宋体" w:cs="宋体"/>
                 <w:sz w:val="21"/>
                 <w:szCs w:val="21"/>
               </w:rPr>
             </w:pPr>
             <w:r>
               <w:rPr>
-                <w:rFonts w:ascii="宋体" w:eastAsia="宋体" w:hAnsi="宋体" w:cs="宋体"/>
+                <w:rFonts w:ascii="宋体" w:hAnsi="宋体" w:eastAsia="宋体" w:cs="宋体"/>
                 <w:spacing w:val="-3"/>
                 <w:sz w:val="21"/>
                 <w:szCs w:val="21"/>
@@ -597,7 +608,7 @@
               <w:spacing w:before="74" w:line="220" w:lineRule="auto"/>
               <w:ind w:left="542"/>
               <w:rPr>
-                <w:rFonts w:ascii="宋体" w:eastAsia="宋体" w:hAnsi="宋体" w:cs="宋体" w:hint="eastAsia"/>
+                <w:rFonts w:hint="eastAsia" w:ascii="宋体" w:hAnsi="宋体" w:eastAsia="宋体" w:cs="宋体"/>
                 <w:sz w:val="21"/>
                 <w:szCs w:val="21"/>
                 <w:lang w:val="en-US" w:eastAsia="zh-CN"/>
@@ -605,7 +616,7 @@
             </w:pPr>
             <w:r>
               <w:rPr>
-                <w:rFonts w:ascii="宋体" w:eastAsia="宋体" w:hAnsi="宋体" w:cs="宋体" w:hint="eastAsia"/>
+                <w:rFonts w:hint="eastAsia" w:ascii="宋体" w:hAnsi="宋体" w:eastAsia="宋体" w:cs="宋体"/>
                 <w:sz w:val="21"/>
                 <w:szCs w:val="21"/>
                 <w:lang w:val="en-US" w:eastAsia="zh-CN"/>
@@ -623,7 +634,7 @@
               <w:spacing w:before="75" w:line="220" w:lineRule="auto"/>
               <w:ind w:left="482"/>
               <w:rPr>
-                <w:rFonts w:ascii="宋体" w:eastAsia="宋体" w:hAnsi="宋体" w:cs="宋体" w:hint="eastAsia"/>
+                <w:rFonts w:hint="eastAsia" w:ascii="宋体" w:hAnsi="宋体" w:eastAsia="宋体" w:cs="宋体"/>
                 <w:sz w:val="21"/>
                 <w:szCs w:val="21"/>
                 <w:lang w:val="en-US" w:eastAsia="zh-CN"/>
@@ -631,7 +642,7 @@
             </w:pPr>
             <w:r>
               <w:rPr>
-                <w:rFonts w:ascii="宋体" w:eastAsia="宋体" w:hAnsi="宋体" w:cs="宋体" w:hint="eastAsia"/>
+                <w:rFonts w:hint="eastAsia" w:ascii="宋体" w:hAnsi="宋体" w:eastAsia="宋体" w:cs="宋体"/>
                 <w:sz w:val="21"/>
                 <w:szCs w:val="21"/>
                 <w:lang w:val="en-US" w:eastAsia="zh-CN"/>
@@ -643,9 +654,14 @@
       </w:tr>
       <w:tr>
         <w:tblPrEx>
-          <w:tblW w:w="8646" w:type="dxa"/>
-          <w:tblInd w:w="28" w:type="dxa"/>
-          <w:tblLayout w:type="fixed"/>
+          <w:tblBorders>
+            <w:top w:val="single" w:color="000000" w:sz="4" w:space="0"/>
+            <w:left w:val="single" w:color="000000" w:sz="4" w:space="0"/>
+            <w:bottom w:val="single" w:color="000000" w:sz="4" w:space="0"/>
+            <w:right w:val="single" w:color="000000" w:sz="4" w:space="0"/>
+            <w:insideH w:val="single" w:color="000000" w:sz="4" w:space="0"/>
+            <w:insideV w:val="single" w:color="000000" w:sz="4" w:space="0"/>
+          </w:tblBorders>
           <w:tblCellMar>
             <w:top w:w="0" w:type="dxa"/>
             <w:left w:w="0" w:type="dxa"/>
@@ -654,7 +670,7 @@
           </w:tblCellMar>
         </w:tblPrEx>
         <w:trPr>
-          <w:trHeight w:val="474"/>
+          <w:trHeight w:val="474" w:hRule="atLeast"/>
         </w:trPr>
         <w:tc>
           <w:tcPr>
@@ -662,7 +678,7 @@
           </w:tcPr>
           <w:p>
             <w:pPr>
-              <w:pStyle w:val="TableText"/>
+              <w:pStyle w:val="25"/>
             </w:pPr>
           </w:p>
         </w:tc>
@@ -672,7 +688,7 @@
           </w:tcPr>
           <w:p>
             <w:pPr>
-              <w:pStyle w:val="TableText"/>
+              <w:pStyle w:val="25"/>
             </w:pPr>
           </w:p>
         </w:tc>
@@ -682,7 +698,7 @@
           </w:tcPr>
           <w:p>
             <w:pPr>
-              <w:pStyle w:val="TableText"/>
+              <w:pStyle w:val="25"/>
             </w:pPr>
           </w:p>
         </w:tc>
@@ -692,7 +708,7 @@
           </w:tcPr>
           <w:p>
             <w:pPr>
-              <w:pStyle w:val="TableText"/>
+              <w:pStyle w:val="25"/>
             </w:pPr>
           </w:p>
         </w:tc>
@@ -702,16 +718,21 @@
           </w:tcPr>
           <w:p>
             <w:pPr>
-              <w:pStyle w:val="TableText"/>
+              <w:pStyle w:val="25"/>
             </w:pPr>
           </w:p>
         </w:tc>
       </w:tr>
       <w:tr>
         <w:tblPrEx>
-          <w:tblW w:w="8646" w:type="dxa"/>
-          <w:tblInd w:w="28" w:type="dxa"/>
-          <w:tblLayout w:type="fixed"/>
+          <w:tblBorders>
+            <w:top w:val="single" w:color="000000" w:sz="4" w:space="0"/>
+            <w:left w:val="single" w:color="000000" w:sz="4" w:space="0"/>
+            <w:bottom w:val="single" w:color="000000" w:sz="4" w:space="0"/>
+            <w:right w:val="single" w:color="000000" w:sz="4" w:space="0"/>
+            <w:insideH w:val="single" w:color="000000" w:sz="4" w:space="0"/>
+            <w:insideV w:val="single" w:color="000000" w:sz="4" w:space="0"/>
+          </w:tblBorders>
           <w:tblCellMar>
             <w:top w:w="0" w:type="dxa"/>
             <w:left w:w="0" w:type="dxa"/>
@@ -720,7 +741,7 @@
           </w:tblCellMar>
         </w:tblPrEx>
         <w:trPr>
-          <w:trHeight w:val="474"/>
+          <w:trHeight w:val="474" w:hRule="atLeast"/>
         </w:trPr>
         <w:tc>
           <w:tcPr>
@@ -728,7 +749,7 @@
           </w:tcPr>
           <w:p>
             <w:pPr>
-              <w:pStyle w:val="TableText"/>
+              <w:pStyle w:val="25"/>
             </w:pPr>
           </w:p>
         </w:tc>
@@ -738,7 +759,7 @@
           </w:tcPr>
           <w:p>
             <w:pPr>
-              <w:pStyle w:val="TableText"/>
+              <w:pStyle w:val="25"/>
             </w:pPr>
           </w:p>
         </w:tc>
@@ -748,7 +769,7 @@
           </w:tcPr>
           <w:p>
             <w:pPr>
-              <w:pStyle w:val="TableText"/>
+              <w:pStyle w:val="25"/>
             </w:pPr>
           </w:p>
         </w:tc>
@@ -758,7 +779,7 @@
           </w:tcPr>
           <w:p>
             <w:pPr>
-              <w:pStyle w:val="TableText"/>
+              <w:pStyle w:val="25"/>
             </w:pPr>
           </w:p>
         </w:tc>
@@ -768,16 +789,21 @@
           </w:tcPr>
           <w:p>
             <w:pPr>
-              <w:pStyle w:val="TableText"/>
+              <w:pStyle w:val="25"/>
             </w:pPr>
           </w:p>
         </w:tc>
       </w:tr>
       <w:tr>
         <w:tblPrEx>
-          <w:tblW w:w="8646" w:type="dxa"/>
-          <w:tblInd w:w="28" w:type="dxa"/>
-          <w:tblLayout w:type="fixed"/>
+          <w:tblBorders>
+            <w:top w:val="single" w:color="000000" w:sz="4" w:space="0"/>
+            <w:left w:val="single" w:color="000000" w:sz="4" w:space="0"/>
+            <w:bottom w:val="single" w:color="000000" w:sz="4" w:space="0"/>
+            <w:right w:val="single" w:color="000000" w:sz="4" w:space="0"/>
+            <w:insideH w:val="single" w:color="000000" w:sz="4" w:space="0"/>
+            <w:insideV w:val="single" w:color="000000" w:sz="4" w:space="0"/>
+          </w:tblBorders>
           <w:tblCellMar>
             <w:top w:w="0" w:type="dxa"/>
             <w:left w:w="0" w:type="dxa"/>
@@ -786,7 +812,7 @@
           </w:tblCellMar>
         </w:tblPrEx>
         <w:trPr>
-          <w:trHeight w:val="528"/>
+          <w:trHeight w:val="528" w:hRule="atLeast"/>
         </w:trPr>
         <w:tc>
           <w:tcPr>
@@ -794,7 +820,7 @@
           </w:tcPr>
           <w:p>
             <w:pPr>
-              <w:pStyle w:val="TableText"/>
+              <w:pStyle w:val="25"/>
             </w:pPr>
           </w:p>
         </w:tc>
@@ -804,7 +830,7 @@
           </w:tcPr>
           <w:p>
             <w:pPr>
-              <w:pStyle w:val="TableText"/>
+              <w:pStyle w:val="25"/>
             </w:pPr>
           </w:p>
         </w:tc>
@@ -814,7 +840,7 @@
           </w:tcPr>
           <w:p>
             <w:pPr>
-              <w:pStyle w:val="TableText"/>
+              <w:pStyle w:val="25"/>
             </w:pPr>
           </w:p>
         </w:tc>
@@ -824,7 +850,7 @@
           </w:tcPr>
           <w:p>
             <w:pPr>
-              <w:pStyle w:val="TableText"/>
+              <w:pStyle w:val="25"/>
             </w:pPr>
           </w:p>
         </w:tc>
@@ -834,16 +860,21 @@
           </w:tcPr>
           <w:p>
             <w:pPr>
-              <w:pStyle w:val="TableText"/>
+              <w:pStyle w:val="25"/>
             </w:pPr>
           </w:p>
         </w:tc>
       </w:tr>
       <w:tr>
         <w:tblPrEx>
-          <w:tblW w:w="8646" w:type="dxa"/>
-          <w:tblInd w:w="28" w:type="dxa"/>
-          <w:tblLayout w:type="fixed"/>
+          <w:tblBorders>
+            <w:top w:val="single" w:color="000000" w:sz="4" w:space="0"/>
+            <w:left w:val="single" w:color="000000" w:sz="4" w:space="0"/>
+            <w:bottom w:val="single" w:color="000000" w:sz="4" w:space="0"/>
+            <w:right w:val="single" w:color="000000" w:sz="4" w:space="0"/>
+            <w:insideH w:val="single" w:color="000000" w:sz="4" w:space="0"/>
+            <w:insideV w:val="single" w:color="000000" w:sz="4" w:space="0"/>
+          </w:tblBorders>
           <w:tblCellMar>
             <w:top w:w="0" w:type="dxa"/>
             <w:left w:w="0" w:type="dxa"/>
@@ -852,7 +883,7 @@
           </w:tblCellMar>
         </w:tblPrEx>
         <w:trPr>
-          <w:trHeight w:val="589"/>
+          <w:trHeight w:val="589" w:hRule="atLeast"/>
         </w:trPr>
         <w:tc>
           <w:tcPr>
@@ -860,7 +891,7 @@
           </w:tcPr>
           <w:p>
             <w:pPr>
-              <w:pStyle w:val="TableText"/>
+              <w:pStyle w:val="25"/>
             </w:pPr>
           </w:p>
         </w:tc>
@@ -870,7 +901,7 @@
           </w:tcPr>
           <w:p>
             <w:pPr>
-              <w:pStyle w:val="TableText"/>
+              <w:pStyle w:val="25"/>
             </w:pPr>
           </w:p>
         </w:tc>
@@ -880,7 +911,7 @@
           </w:tcPr>
           <w:p>
             <w:pPr>
-              <w:pStyle w:val="TableText"/>
+              <w:pStyle w:val="25"/>
             </w:pPr>
           </w:p>
         </w:tc>
@@ -890,7 +921,7 @@
           </w:tcPr>
           <w:p>
             <w:pPr>
-              <w:pStyle w:val="TableText"/>
+              <w:pStyle w:val="25"/>
             </w:pPr>
           </w:p>
         </w:tc>
@@ -900,7 +931,7 @@
           </w:tcPr>
           <w:p>
             <w:pPr>
-              <w:pStyle w:val="TableText"/>
+              <w:pStyle w:val="25"/>
             </w:pPr>
           </w:p>
         </w:tc>
@@ -908,7 +939,7 @@
     </w:tbl>
     <w:p>
       <w:pPr>
-        <w:pStyle w:val="BodyText"/>
+        <w:pStyle w:val="12"/>
       </w:pPr>
     </w:p>
     <w:p>
@@ -916,14 +947,14 @@
         <w:sectPr>
           <w:pgSz w:w="11906" w:h="16839"/>
           <w:pgMar w:top="1431" w:right="1440" w:bottom="0" w:left="1785" w:header="0" w:footer="0" w:gutter="0"/>
-          <w:cols w:num="1" w:space="720"/>
+          <w:cols w:space="720" w:num="1"/>
         </w:sectPr>
       </w:pPr>
     </w:p>
     <w:sdt>
       <w:sdtPr>
         <w:rPr>
-          <w:rFonts w:ascii="宋体" w:eastAsia="宋体" w:hAnsi="宋体" w:cs="Arial"/>
+          <w:rFonts w:ascii="宋体" w:hAnsi="宋体" w:eastAsia="宋体" w:cs="Arial"/>
           <w:snapToGrid w:val="0"/>
           <w:color w:val="000000"/>
           <w:kern w:val="0"/>
@@ -939,7 +970,7 @@
       </w:sdtPr>
       <w:sdtEndPr>
         <w:rPr>
-          <w:rFonts w:ascii="Calibri" w:eastAsia="Calibri" w:hAnsi="Calibri" w:cs="Calibri"/>
+          <w:rFonts w:ascii="Calibri" w:hAnsi="Calibri" w:eastAsia="Calibri" w:cs="Calibri"/>
           <w:snapToGrid w:val="0"/>
           <w:color w:val="000000"/>
           <w:kern w:val="0"/>
@@ -952,12 +983,12 @@
         <w:p>
           <w:pPr>
             <w:spacing w:before="0" w:beforeLines="0" w:after="0" w:afterLines="0" w:line="240" w:lineRule="auto"/>
-            <w:ind w:left="0" w:right="0" w:firstLine="0" w:leftChars="0" w:rightChars="0" w:firstLineChars="0"/>
+            <w:ind w:left="0" w:leftChars="0" w:right="0" w:rightChars="0" w:firstLine="0" w:firstLineChars="0"/>
             <w:jc w:val="center"/>
           </w:pPr>
           <w:r>
             <w:rPr>
-              <w:rFonts w:ascii="宋体" w:eastAsia="宋体" w:hAnsi="宋体"/>
+              <w:rFonts w:ascii="宋体" w:hAnsi="宋体" w:eastAsia="宋体"/>
               <w:sz w:val="21"/>
             </w:rPr>
             <w:t>目录</w:t>
@@ -965,14 +996,16 @@
         </w:p>
         <w:p>
           <w:pPr>
-            <w:pStyle w:val="TOC1"/>
+            <w:pStyle w:val="16"/>
             <w:tabs>
               <w:tab w:val="right" w:leader="dot" w:pos="8492"/>
             </w:tabs>
           </w:pPr>
-          <w:r>
-            <w:rPr>
-              <w:rFonts w:ascii="Calibri" w:eastAsia="Calibri" w:hAnsi="Calibri" w:cs="Calibri"/>
+          <w:bookmarkStart w:id="29" w:name="_GoBack"/>
+          <w:bookmarkEnd w:id="29"/>
+          <w:r>
+            <w:rPr>
+              <w:rFonts w:ascii="Calibri" w:hAnsi="Calibri" w:eastAsia="Calibri" w:cs="Calibri"/>
               <w:sz w:val="24"/>
               <w:szCs w:val="24"/>
             </w:rPr>
@@ -980,7 +1013,7 @@
           </w:r>
           <w:r>
             <w:rPr>
-              <w:rFonts w:ascii="Calibri" w:eastAsia="Calibri" w:hAnsi="Calibri" w:cs="Calibri"/>
+              <w:rFonts w:ascii="Calibri" w:hAnsi="Calibri" w:eastAsia="Calibri" w:cs="Calibri"/>
               <w:sz w:val="24"/>
               <w:szCs w:val="24"/>
             </w:rPr>
@@ -988,7 +1021,7 @@
           </w:r>
           <w:r>
             <w:rPr>
-              <w:rFonts w:ascii="Calibri" w:eastAsia="Calibri" w:hAnsi="Calibri" w:cs="Calibri"/>
+              <w:rFonts w:ascii="Calibri" w:hAnsi="Calibri" w:eastAsia="Calibri" w:cs="Calibri"/>
               <w:sz w:val="24"/>
               <w:szCs w:val="24"/>
             </w:rPr>
@@ -996,21 +1029,21 @@
           </w:r>
           <w:r>
             <w:rPr>
-              <w:rFonts w:ascii="Calibri" w:eastAsia="Calibri" w:hAnsi="Calibri" w:cs="Calibri"/>
+              <w:rFonts w:ascii="Calibri" w:hAnsi="Calibri" w:eastAsia="Calibri" w:cs="Calibri"/>
               <w:szCs w:val="24"/>
             </w:rPr>
             <w:fldChar w:fldCharType="begin"/>
           </w:r>
           <w:r>
             <w:rPr>
-              <w:rFonts w:ascii="Calibri" w:eastAsia="Calibri" w:hAnsi="Calibri" w:cs="Calibri"/>
-              <w:szCs w:val="24"/>
-            </w:rPr>
-            <w:instrText xml:space="preserve"> HYPERLINK \l _Toc32686 </w:instrText>
-          </w:r>
-          <w:r>
-            <w:rPr>
-              <w:rFonts w:ascii="Calibri" w:eastAsia="Calibri" w:hAnsi="Calibri" w:cs="Calibri"/>
+              <w:rFonts w:ascii="Calibri" w:hAnsi="Calibri" w:eastAsia="Calibri" w:cs="Calibri"/>
+              <w:szCs w:val="24"/>
+            </w:rPr>
+            <w:instrText xml:space="preserve"> HYPERLINK \l _Toc24547 </w:instrText>
+          </w:r>
+          <w:r>
+            <w:rPr>
+              <w:rFonts w:ascii="Calibri" w:hAnsi="Calibri" w:eastAsia="Calibri" w:cs="Calibri"/>
               <w:szCs w:val="24"/>
             </w:rPr>
             <w:fldChar w:fldCharType="separate"/>
@@ -1025,7 +1058,7 @@
             <w:fldChar w:fldCharType="begin"/>
           </w:r>
           <w:r>
-            <w:instrText xml:space="preserve"> PAGEREF _Toc32686 \h </w:instrText>
+            <w:instrText xml:space="preserve"> PAGEREF _Toc24547 \h </w:instrText>
           </w:r>
           <w:r>
             <w:fldChar w:fldCharType="separate"/>
@@ -1038,7 +1071,7 @@
           </w:r>
           <w:r>
             <w:rPr>
-              <w:rFonts w:ascii="Calibri" w:eastAsia="Calibri" w:hAnsi="Calibri" w:cs="Calibri"/>
+              <w:rFonts w:ascii="Calibri" w:hAnsi="Calibri" w:eastAsia="Calibri" w:cs="Calibri"/>
               <w:szCs w:val="24"/>
             </w:rPr>
             <w:fldChar w:fldCharType="end"/>
@@ -1046,28 +1079,28 @@
         </w:p>
         <w:p>
           <w:pPr>
-            <w:pStyle w:val="TOC1"/>
+            <w:pStyle w:val="16"/>
             <w:tabs>
               <w:tab w:val="right" w:leader="dot" w:pos="8492"/>
             </w:tabs>
           </w:pPr>
           <w:r>
             <w:rPr>
-              <w:rFonts w:ascii="Calibri" w:eastAsia="Calibri" w:hAnsi="Calibri" w:cs="Calibri"/>
+              <w:rFonts w:ascii="Calibri" w:hAnsi="Calibri" w:eastAsia="Calibri" w:cs="Calibri"/>
               <w:szCs w:val="24"/>
             </w:rPr>
             <w:fldChar w:fldCharType="begin"/>
           </w:r>
           <w:r>
             <w:rPr>
-              <w:rFonts w:ascii="Calibri" w:eastAsia="Calibri" w:hAnsi="Calibri" w:cs="Calibri"/>
-              <w:szCs w:val="24"/>
-            </w:rPr>
-            <w:instrText xml:space="preserve"> HYPERLINK \l _Toc15877 </w:instrText>
-          </w:r>
-          <w:r>
-            <w:rPr>
-              <w:rFonts w:ascii="Calibri" w:eastAsia="Calibri" w:hAnsi="Calibri" w:cs="Calibri"/>
+              <w:rFonts w:ascii="Calibri" w:hAnsi="Calibri" w:eastAsia="Calibri" w:cs="Calibri"/>
+              <w:szCs w:val="24"/>
+            </w:rPr>
+            <w:instrText xml:space="preserve"> HYPERLINK \l _Toc13080 </w:instrText>
+          </w:r>
+          <w:r>
+            <w:rPr>
+              <w:rFonts w:ascii="Calibri" w:hAnsi="Calibri" w:eastAsia="Calibri" w:cs="Calibri"/>
               <w:szCs w:val="24"/>
             </w:rPr>
             <w:fldChar w:fldCharType="separate"/>
@@ -1082,7 +1115,7 @@
             <w:fldChar w:fldCharType="begin"/>
           </w:r>
           <w:r>
-            <w:instrText xml:space="preserve"> PAGEREF _Toc15877 \h </w:instrText>
+            <w:instrText xml:space="preserve"> PAGEREF _Toc13080 \h </w:instrText>
           </w:r>
           <w:r>
             <w:fldChar w:fldCharType="separate"/>
@@ -1095,7 +1128,7 @@
           </w:r>
           <w:r>
             <w:rPr>
-              <w:rFonts w:ascii="Calibri" w:eastAsia="Calibri" w:hAnsi="Calibri" w:cs="Calibri"/>
+              <w:rFonts w:ascii="Calibri" w:hAnsi="Calibri" w:eastAsia="Calibri" w:cs="Calibri"/>
               <w:szCs w:val="24"/>
             </w:rPr>
             <w:fldChar w:fldCharType="end"/>
@@ -1103,35 +1136,35 @@
         </w:p>
         <w:p>
           <w:pPr>
-            <w:pStyle w:val="TOC1"/>
+            <w:pStyle w:val="16"/>
             <w:tabs>
               <w:tab w:val="right" w:leader="dot" w:pos="8492"/>
             </w:tabs>
           </w:pPr>
           <w:r>
             <w:rPr>
-              <w:rFonts w:ascii="Calibri" w:eastAsia="Calibri" w:hAnsi="Calibri" w:cs="Calibri"/>
+              <w:rFonts w:ascii="Calibri" w:hAnsi="Calibri" w:eastAsia="Calibri" w:cs="Calibri"/>
               <w:szCs w:val="24"/>
             </w:rPr>
             <w:fldChar w:fldCharType="begin"/>
           </w:r>
           <w:r>
             <w:rPr>
-              <w:rFonts w:ascii="Calibri" w:eastAsia="Calibri" w:hAnsi="Calibri" w:cs="Calibri"/>
-              <w:szCs w:val="24"/>
-            </w:rPr>
-            <w:instrText xml:space="preserve"> HYPERLINK \l _Toc3915 </w:instrText>
-          </w:r>
-          <w:r>
-            <w:rPr>
-              <w:rFonts w:ascii="Calibri" w:eastAsia="Calibri" w:hAnsi="Calibri" w:cs="Calibri"/>
+              <w:rFonts w:ascii="Calibri" w:hAnsi="Calibri" w:eastAsia="Calibri" w:cs="Calibri"/>
+              <w:szCs w:val="24"/>
+            </w:rPr>
+            <w:instrText xml:space="preserve"> HYPERLINK \l _Toc26808 </w:instrText>
+          </w:r>
+          <w:r>
+            <w:rPr>
+              <w:rFonts w:ascii="Calibri" w:hAnsi="Calibri" w:eastAsia="Calibri" w:cs="Calibri"/>
               <w:szCs w:val="24"/>
             </w:rPr>
             <w:fldChar w:fldCharType="separate"/>
           </w:r>
           <w:r>
             <w:rPr>
-              <w:rFonts w:ascii="宋体" w:eastAsia="宋体" w:hAnsi="宋体" w:cs="宋体"/>
+              <w:rFonts w:ascii="宋体" w:hAnsi="宋体" w:eastAsia="宋体" w:cs="宋体"/>
               <w:spacing w:val="-3"/>
               <w:szCs w:val="28"/>
             </w:rPr>
@@ -1144,7 +1177,7 @@
             <w:fldChar w:fldCharType="begin"/>
           </w:r>
           <w:r>
-            <w:instrText xml:space="preserve"> PAGEREF _Toc3915 \h </w:instrText>
+            <w:instrText xml:space="preserve"> PAGEREF _Toc26808 \h </w:instrText>
           </w:r>
           <w:r>
             <w:fldChar w:fldCharType="separate"/>
@@ -1157,7 +1190,7 @@
           </w:r>
           <w:r>
             <w:rPr>
-              <w:rFonts w:ascii="Calibri" w:eastAsia="Calibri" w:hAnsi="Calibri" w:cs="Calibri"/>
+              <w:rFonts w:ascii="Calibri" w:hAnsi="Calibri" w:eastAsia="Calibri" w:cs="Calibri"/>
               <w:szCs w:val="24"/>
             </w:rPr>
             <w:fldChar w:fldCharType="end"/>
@@ -1165,28 +1198,28 @@
         </w:p>
         <w:p>
           <w:pPr>
-            <w:pStyle w:val="TOC1"/>
+            <w:pStyle w:val="16"/>
             <w:tabs>
               <w:tab w:val="right" w:leader="dot" w:pos="8492"/>
             </w:tabs>
           </w:pPr>
           <w:r>
             <w:rPr>
-              <w:rFonts w:ascii="Calibri" w:eastAsia="Calibri" w:hAnsi="Calibri" w:cs="Calibri"/>
+              <w:rFonts w:ascii="Calibri" w:hAnsi="Calibri" w:eastAsia="Calibri" w:cs="Calibri"/>
               <w:szCs w:val="24"/>
             </w:rPr>
             <w:fldChar w:fldCharType="begin"/>
           </w:r>
           <w:r>
             <w:rPr>
-              <w:rFonts w:ascii="Calibri" w:eastAsia="Calibri" w:hAnsi="Calibri" w:cs="Calibri"/>
-              <w:szCs w:val="24"/>
-            </w:rPr>
-            <w:instrText xml:space="preserve"> HYPERLINK \l _Toc23239 </w:instrText>
-          </w:r>
-          <w:r>
-            <w:rPr>
-              <w:rFonts w:ascii="Calibri" w:eastAsia="Calibri" w:hAnsi="Calibri" w:cs="Calibri"/>
+              <w:rFonts w:ascii="Calibri" w:hAnsi="Calibri" w:eastAsia="Calibri" w:cs="Calibri"/>
+              <w:szCs w:val="24"/>
+            </w:rPr>
+            <w:instrText xml:space="preserve"> HYPERLINK \l _Toc14161 </w:instrText>
+          </w:r>
+          <w:r>
+            <w:rPr>
+              <w:rFonts w:ascii="Calibri" w:hAnsi="Calibri" w:eastAsia="Calibri" w:cs="Calibri"/>
               <w:szCs w:val="24"/>
             </w:rPr>
             <w:fldChar w:fldCharType="separate"/>
@@ -1207,7 +1240,7 @@
             <w:fldChar w:fldCharType="begin"/>
           </w:r>
           <w:r>
-            <w:instrText xml:space="preserve"> PAGEREF _Toc23239 \h </w:instrText>
+            <w:instrText xml:space="preserve"> PAGEREF _Toc14161 \h </w:instrText>
           </w:r>
           <w:r>
             <w:fldChar w:fldCharType="separate"/>
@@ -1220,7 +1253,7 @@
           </w:r>
           <w:r>
             <w:rPr>
-              <w:rFonts w:ascii="Calibri" w:eastAsia="Calibri" w:hAnsi="Calibri" w:cs="Calibri"/>
+              <w:rFonts w:ascii="Calibri" w:hAnsi="Calibri" w:eastAsia="Calibri" w:cs="Calibri"/>
               <w:szCs w:val="24"/>
             </w:rPr>
             <w:fldChar w:fldCharType="end"/>
@@ -1228,28 +1261,28 @@
         </w:p>
         <w:p>
           <w:pPr>
-            <w:pStyle w:val="TOC1"/>
+            <w:pStyle w:val="16"/>
             <w:tabs>
               <w:tab w:val="right" w:leader="dot" w:pos="8492"/>
             </w:tabs>
           </w:pPr>
           <w:r>
             <w:rPr>
-              <w:rFonts w:ascii="Calibri" w:eastAsia="Calibri" w:hAnsi="Calibri" w:cs="Calibri"/>
+              <w:rFonts w:ascii="Calibri" w:hAnsi="Calibri" w:eastAsia="Calibri" w:cs="Calibri"/>
               <w:szCs w:val="24"/>
             </w:rPr>
             <w:fldChar w:fldCharType="begin"/>
           </w:r>
           <w:r>
             <w:rPr>
-              <w:rFonts w:ascii="Calibri" w:eastAsia="Calibri" w:hAnsi="Calibri" w:cs="Calibri"/>
-              <w:szCs w:val="24"/>
-            </w:rPr>
-            <w:instrText xml:space="preserve"> HYPERLINK \l _Toc19928 </w:instrText>
-          </w:r>
-          <w:r>
-            <w:rPr>
-              <w:rFonts w:ascii="Calibri" w:eastAsia="Calibri" w:hAnsi="Calibri" w:cs="Calibri"/>
+              <w:rFonts w:ascii="Calibri" w:hAnsi="Calibri" w:eastAsia="Calibri" w:cs="Calibri"/>
+              <w:szCs w:val="24"/>
+            </w:rPr>
+            <w:instrText xml:space="preserve"> HYPERLINK \l _Toc17807 </w:instrText>
+          </w:r>
+          <w:r>
+            <w:rPr>
+              <w:rFonts w:ascii="Calibri" w:hAnsi="Calibri" w:eastAsia="Calibri" w:cs="Calibri"/>
               <w:szCs w:val="24"/>
             </w:rPr>
             <w:fldChar w:fldCharType="separate"/>
@@ -1270,7 +1303,7 @@
             <w:fldChar w:fldCharType="begin"/>
           </w:r>
           <w:r>
-            <w:instrText xml:space="preserve"> PAGEREF _Toc19928 \h </w:instrText>
+            <w:instrText xml:space="preserve"> PAGEREF _Toc17807 \h </w:instrText>
           </w:r>
           <w:r>
             <w:fldChar w:fldCharType="separate"/>
@@ -1283,7 +1316,7 @@
           </w:r>
           <w:r>
             <w:rPr>
-              <w:rFonts w:ascii="Calibri" w:eastAsia="Calibri" w:hAnsi="Calibri" w:cs="Calibri"/>
+              <w:rFonts w:ascii="Calibri" w:hAnsi="Calibri" w:eastAsia="Calibri" w:cs="Calibri"/>
               <w:szCs w:val="24"/>
             </w:rPr>
             <w:fldChar w:fldCharType="end"/>
@@ -1291,28 +1324,28 @@
         </w:p>
         <w:p>
           <w:pPr>
-            <w:pStyle w:val="TOC1"/>
+            <w:pStyle w:val="16"/>
             <w:tabs>
               <w:tab w:val="right" w:leader="dot" w:pos="8492"/>
             </w:tabs>
           </w:pPr>
           <w:r>
             <w:rPr>
-              <w:rFonts w:ascii="Calibri" w:eastAsia="Calibri" w:hAnsi="Calibri" w:cs="Calibri"/>
+              <w:rFonts w:ascii="Calibri" w:hAnsi="Calibri" w:eastAsia="Calibri" w:cs="Calibri"/>
               <w:szCs w:val="24"/>
             </w:rPr>
             <w:fldChar w:fldCharType="begin"/>
           </w:r>
           <w:r>
             <w:rPr>
-              <w:rFonts w:ascii="Calibri" w:eastAsia="Calibri" w:hAnsi="Calibri" w:cs="Calibri"/>
-              <w:szCs w:val="24"/>
-            </w:rPr>
-            <w:instrText xml:space="preserve"> HYPERLINK \l _Toc31174 </w:instrText>
-          </w:r>
-          <w:r>
-            <w:rPr>
-              <w:rFonts w:ascii="Calibri" w:eastAsia="Calibri" w:hAnsi="Calibri" w:cs="Calibri"/>
+              <w:rFonts w:ascii="Calibri" w:hAnsi="Calibri" w:eastAsia="Calibri" w:cs="Calibri"/>
+              <w:szCs w:val="24"/>
+            </w:rPr>
+            <w:instrText xml:space="preserve"> HYPERLINK \l _Toc4967 </w:instrText>
+          </w:r>
+          <w:r>
+            <w:rPr>
+              <w:rFonts w:ascii="Calibri" w:hAnsi="Calibri" w:eastAsia="Calibri" w:cs="Calibri"/>
               <w:szCs w:val="24"/>
             </w:rPr>
             <w:fldChar w:fldCharType="separate"/>
@@ -1333,7 +1366,7 @@
             <w:fldChar w:fldCharType="begin"/>
           </w:r>
           <w:r>
-            <w:instrText xml:space="preserve"> PAGEREF _Toc31174 \h </w:instrText>
+            <w:instrText xml:space="preserve"> PAGEREF _Toc4967 \h </w:instrText>
           </w:r>
           <w:r>
             <w:fldChar w:fldCharType="separate"/>
@@ -1346,7 +1379,7 @@
           </w:r>
           <w:r>
             <w:rPr>
-              <w:rFonts w:ascii="Calibri" w:eastAsia="Calibri" w:hAnsi="Calibri" w:cs="Calibri"/>
+              <w:rFonts w:ascii="Calibri" w:hAnsi="Calibri" w:eastAsia="Calibri" w:cs="Calibri"/>
               <w:szCs w:val="24"/>
             </w:rPr>
             <w:fldChar w:fldCharType="end"/>
@@ -1354,28 +1387,28 @@
         </w:p>
         <w:p>
           <w:pPr>
-            <w:pStyle w:val="TOC1"/>
+            <w:pStyle w:val="16"/>
             <w:tabs>
               <w:tab w:val="right" w:leader="dot" w:pos="8492"/>
             </w:tabs>
           </w:pPr>
           <w:r>
             <w:rPr>
-              <w:rFonts w:ascii="Calibri" w:eastAsia="Calibri" w:hAnsi="Calibri" w:cs="Calibri"/>
+              <w:rFonts w:ascii="Calibri" w:hAnsi="Calibri" w:eastAsia="Calibri" w:cs="Calibri"/>
               <w:szCs w:val="24"/>
             </w:rPr>
             <w:fldChar w:fldCharType="begin"/>
           </w:r>
           <w:r>
             <w:rPr>
-              <w:rFonts w:ascii="Calibri" w:eastAsia="Calibri" w:hAnsi="Calibri" w:cs="Calibri"/>
-              <w:szCs w:val="24"/>
-            </w:rPr>
-            <w:instrText xml:space="preserve"> HYPERLINK \l _Toc5519 </w:instrText>
-          </w:r>
-          <w:r>
-            <w:rPr>
-              <w:rFonts w:ascii="Calibri" w:eastAsia="Calibri" w:hAnsi="Calibri" w:cs="Calibri"/>
+              <w:rFonts w:ascii="Calibri" w:hAnsi="Calibri" w:eastAsia="Calibri" w:cs="Calibri"/>
+              <w:szCs w:val="24"/>
+            </w:rPr>
+            <w:instrText xml:space="preserve"> HYPERLINK \l _Toc19481 </w:instrText>
+          </w:r>
+          <w:r>
+            <w:rPr>
+              <w:rFonts w:ascii="Calibri" w:hAnsi="Calibri" w:eastAsia="Calibri" w:cs="Calibri"/>
               <w:szCs w:val="24"/>
             </w:rPr>
             <w:fldChar w:fldCharType="separate"/>
@@ -1396,7 +1429,7 @@
             <w:fldChar w:fldCharType="begin"/>
           </w:r>
           <w:r>
-            <w:instrText xml:space="preserve"> PAGEREF _Toc5519 \h </w:instrText>
+            <w:instrText xml:space="preserve"> PAGEREF _Toc19481 \h </w:instrText>
           </w:r>
           <w:r>
             <w:fldChar w:fldCharType="separate"/>
@@ -1409,7 +1442,7 @@
           </w:r>
           <w:r>
             <w:rPr>
-              <w:rFonts w:ascii="Calibri" w:eastAsia="Calibri" w:hAnsi="Calibri" w:cs="Calibri"/>
+              <w:rFonts w:ascii="Calibri" w:hAnsi="Calibri" w:eastAsia="Calibri" w:cs="Calibri"/>
               <w:szCs w:val="24"/>
             </w:rPr>
             <w:fldChar w:fldCharType="end"/>
@@ -1417,28 +1450,28 @@
         </w:p>
         <w:p>
           <w:pPr>
-            <w:pStyle w:val="TOC1"/>
+            <w:pStyle w:val="16"/>
             <w:tabs>
               <w:tab w:val="right" w:leader="dot" w:pos="8492"/>
             </w:tabs>
           </w:pPr>
           <w:r>
             <w:rPr>
-              <w:rFonts w:ascii="Calibri" w:eastAsia="Calibri" w:hAnsi="Calibri" w:cs="Calibri"/>
+              <w:rFonts w:ascii="Calibri" w:hAnsi="Calibri" w:eastAsia="Calibri" w:cs="Calibri"/>
               <w:szCs w:val="24"/>
             </w:rPr>
             <w:fldChar w:fldCharType="begin"/>
           </w:r>
           <w:r>
             <w:rPr>
-              <w:rFonts w:ascii="Calibri" w:eastAsia="Calibri" w:hAnsi="Calibri" w:cs="Calibri"/>
-              <w:szCs w:val="24"/>
-            </w:rPr>
-            <w:instrText xml:space="preserve"> HYPERLINK \l _Toc5801 </w:instrText>
-          </w:r>
-          <w:r>
-            <w:rPr>
-              <w:rFonts w:ascii="Calibri" w:eastAsia="Calibri" w:hAnsi="Calibri" w:cs="Calibri"/>
+              <w:rFonts w:ascii="Calibri" w:hAnsi="Calibri" w:eastAsia="Calibri" w:cs="Calibri"/>
+              <w:szCs w:val="24"/>
+            </w:rPr>
+            <w:instrText xml:space="preserve"> HYPERLINK \l _Toc22407 </w:instrText>
+          </w:r>
+          <w:r>
+            <w:rPr>
+              <w:rFonts w:ascii="Calibri" w:hAnsi="Calibri" w:eastAsia="Calibri" w:cs="Calibri"/>
               <w:szCs w:val="24"/>
             </w:rPr>
             <w:fldChar w:fldCharType="separate"/>
@@ -1459,7 +1492,7 @@
             <w:fldChar w:fldCharType="begin"/>
           </w:r>
           <w:r>
-            <w:instrText xml:space="preserve"> PAGEREF _Toc5801 \h </w:instrText>
+            <w:instrText xml:space="preserve"> PAGEREF _Toc22407 \h </w:instrText>
           </w:r>
           <w:r>
             <w:fldChar w:fldCharType="separate"/>
@@ -1472,7 +1505,7 @@
           </w:r>
           <w:r>
             <w:rPr>
-              <w:rFonts w:ascii="Calibri" w:eastAsia="Calibri" w:hAnsi="Calibri" w:cs="Calibri"/>
+              <w:rFonts w:ascii="Calibri" w:hAnsi="Calibri" w:eastAsia="Calibri" w:cs="Calibri"/>
               <w:szCs w:val="24"/>
             </w:rPr>
             <w:fldChar w:fldCharType="end"/>
@@ -1480,35 +1513,35 @@
         </w:p>
         <w:p>
           <w:pPr>
-            <w:pStyle w:val="TOC2"/>
+            <w:pStyle w:val="17"/>
             <w:tabs>
               <w:tab w:val="right" w:leader="dot" w:pos="8492"/>
             </w:tabs>
           </w:pPr>
           <w:r>
             <w:rPr>
-              <w:rFonts w:ascii="Calibri" w:eastAsia="Calibri" w:hAnsi="Calibri" w:cs="Calibri"/>
+              <w:rFonts w:ascii="Calibri" w:hAnsi="Calibri" w:eastAsia="Calibri" w:cs="Calibri"/>
               <w:szCs w:val="24"/>
             </w:rPr>
             <w:fldChar w:fldCharType="begin"/>
           </w:r>
           <w:r>
             <w:rPr>
-              <w:rFonts w:ascii="Calibri" w:eastAsia="Calibri" w:hAnsi="Calibri" w:cs="Calibri"/>
-              <w:szCs w:val="24"/>
-            </w:rPr>
-            <w:instrText xml:space="preserve"> HYPERLINK \l _Toc15462 </w:instrText>
-          </w:r>
-          <w:r>
-            <w:rPr>
-              <w:rFonts w:ascii="Calibri" w:eastAsia="Calibri" w:hAnsi="Calibri" w:cs="Calibri"/>
+              <w:rFonts w:ascii="Calibri" w:hAnsi="Calibri" w:eastAsia="Calibri" w:cs="Calibri"/>
+              <w:szCs w:val="24"/>
+            </w:rPr>
+            <w:instrText xml:space="preserve"> HYPERLINK \l _Toc32 </w:instrText>
+          </w:r>
+          <w:r>
+            <w:rPr>
+              <w:rFonts w:ascii="Calibri" w:hAnsi="Calibri" w:eastAsia="Calibri" w:cs="Calibri"/>
               <w:szCs w:val="24"/>
             </w:rPr>
             <w:fldChar w:fldCharType="separate"/>
           </w:r>
           <w:r>
             <w:rPr>
-              <w:rFonts w:ascii="宋体" w:eastAsia="宋体" w:hAnsi="宋体" w:cs="宋体"/>
+              <w:rFonts w:ascii="宋体" w:hAnsi="宋体" w:eastAsia="宋体" w:cs="宋体"/>
               <w:spacing w:val="-2"/>
               <w:szCs w:val="24"/>
             </w:rPr>
@@ -1521,7 +1554,7 @@
             <w:fldChar w:fldCharType="begin"/>
           </w:r>
           <w:r>
-            <w:instrText xml:space="preserve"> PAGEREF _Toc15462 \h </w:instrText>
+            <w:instrText xml:space="preserve"> PAGEREF _Toc32 \h </w:instrText>
           </w:r>
           <w:r>
             <w:fldChar w:fldCharType="separate"/>
@@ -1534,7 +1567,7 @@
           </w:r>
           <w:r>
             <w:rPr>
-              <w:rFonts w:ascii="Calibri" w:eastAsia="Calibri" w:hAnsi="Calibri" w:cs="Calibri"/>
+              <w:rFonts w:ascii="Calibri" w:hAnsi="Calibri" w:eastAsia="Calibri" w:cs="Calibri"/>
               <w:szCs w:val="24"/>
             </w:rPr>
             <w:fldChar w:fldCharType="end"/>
@@ -1542,28 +1575,28 @@
         </w:p>
         <w:p>
           <w:pPr>
-            <w:pStyle w:val="TOC1"/>
+            <w:pStyle w:val="16"/>
             <w:tabs>
               <w:tab w:val="right" w:leader="dot" w:pos="8492"/>
             </w:tabs>
           </w:pPr>
           <w:r>
             <w:rPr>
-              <w:rFonts w:ascii="Calibri" w:eastAsia="Calibri" w:hAnsi="Calibri" w:cs="Calibri"/>
+              <w:rFonts w:ascii="Calibri" w:hAnsi="Calibri" w:eastAsia="Calibri" w:cs="Calibri"/>
               <w:szCs w:val="24"/>
             </w:rPr>
             <w:fldChar w:fldCharType="begin"/>
           </w:r>
           <w:r>
             <w:rPr>
-              <w:rFonts w:ascii="Calibri" w:eastAsia="Calibri" w:hAnsi="Calibri" w:cs="Calibri"/>
-              <w:szCs w:val="24"/>
-            </w:rPr>
-            <w:instrText xml:space="preserve"> HYPERLINK \l _Toc7357 </w:instrText>
-          </w:r>
-          <w:r>
-            <w:rPr>
-              <w:rFonts w:ascii="Calibri" w:eastAsia="Calibri" w:hAnsi="Calibri" w:cs="Calibri"/>
+              <w:rFonts w:ascii="Calibri" w:hAnsi="Calibri" w:eastAsia="Calibri" w:cs="Calibri"/>
+              <w:szCs w:val="24"/>
+            </w:rPr>
+            <w:instrText xml:space="preserve"> HYPERLINK \l _Toc9050 </w:instrText>
+          </w:r>
+          <w:r>
+            <w:rPr>
+              <w:rFonts w:ascii="Calibri" w:hAnsi="Calibri" w:eastAsia="Calibri" w:cs="Calibri"/>
               <w:szCs w:val="24"/>
             </w:rPr>
             <w:fldChar w:fldCharType="separate"/>
@@ -1584,7 +1617,7 @@
             <w:fldChar w:fldCharType="begin"/>
           </w:r>
           <w:r>
-            <w:instrText xml:space="preserve"> PAGEREF _Toc7357 \h </w:instrText>
+            <w:instrText xml:space="preserve"> PAGEREF _Toc9050 \h </w:instrText>
           </w:r>
           <w:r>
             <w:fldChar w:fldCharType="separate"/>
@@ -1597,7 +1630,7 @@
           </w:r>
           <w:r>
             <w:rPr>
-              <w:rFonts w:ascii="Calibri" w:eastAsia="Calibri" w:hAnsi="Calibri" w:cs="Calibri"/>
+              <w:rFonts w:ascii="Calibri" w:hAnsi="Calibri" w:eastAsia="Calibri" w:cs="Calibri"/>
               <w:szCs w:val="24"/>
             </w:rPr>
             <w:fldChar w:fldCharType="end"/>
@@ -1605,28 +1638,28 @@
         </w:p>
         <w:p>
           <w:pPr>
-            <w:pStyle w:val="TOC2"/>
+            <w:pStyle w:val="17"/>
             <w:tabs>
               <w:tab w:val="right" w:leader="dot" w:pos="8492"/>
             </w:tabs>
           </w:pPr>
           <w:r>
             <w:rPr>
-              <w:rFonts w:ascii="Calibri" w:eastAsia="Calibri" w:hAnsi="Calibri" w:cs="Calibri"/>
+              <w:rFonts w:ascii="Calibri" w:hAnsi="Calibri" w:eastAsia="Calibri" w:cs="Calibri"/>
               <w:szCs w:val="24"/>
             </w:rPr>
             <w:fldChar w:fldCharType="begin"/>
           </w:r>
           <w:r>
             <w:rPr>
-              <w:rFonts w:ascii="Calibri" w:eastAsia="Calibri" w:hAnsi="Calibri" w:cs="Calibri"/>
-              <w:szCs w:val="24"/>
-            </w:rPr>
-            <w:instrText xml:space="preserve"> HYPERLINK \l _Toc24833 </w:instrText>
-          </w:r>
-          <w:r>
-            <w:rPr>
-              <w:rFonts w:ascii="Calibri" w:eastAsia="Calibri" w:hAnsi="Calibri" w:cs="Calibri"/>
+              <w:rFonts w:ascii="Calibri" w:hAnsi="Calibri" w:eastAsia="Calibri" w:cs="Calibri"/>
+              <w:szCs w:val="24"/>
+            </w:rPr>
+            <w:instrText xml:space="preserve"> HYPERLINK \l _Toc10638 </w:instrText>
+          </w:r>
+          <w:r>
+            <w:rPr>
+              <w:rFonts w:ascii="Calibri" w:hAnsi="Calibri" w:eastAsia="Calibri" w:cs="Calibri"/>
               <w:szCs w:val="24"/>
             </w:rPr>
             <w:fldChar w:fldCharType="separate"/>
@@ -1647,7 +1680,7 @@
             <w:fldChar w:fldCharType="begin"/>
           </w:r>
           <w:r>
-            <w:instrText xml:space="preserve"> PAGEREF _Toc24833 \h </w:instrText>
+            <w:instrText xml:space="preserve"> PAGEREF _Toc10638 \h </w:instrText>
           </w:r>
           <w:r>
             <w:fldChar w:fldCharType="separate"/>
@@ -1660,7 +1693,7 @@
           </w:r>
           <w:r>
             <w:rPr>
-              <w:rFonts w:ascii="Calibri" w:eastAsia="Calibri" w:hAnsi="Calibri" w:cs="Calibri"/>
+              <w:rFonts w:ascii="Calibri" w:hAnsi="Calibri" w:eastAsia="Calibri" w:cs="Calibri"/>
               <w:szCs w:val="24"/>
             </w:rPr>
             <w:fldChar w:fldCharType="end"/>
@@ -1668,28 +1701,28 @@
         </w:p>
         <w:p>
           <w:pPr>
-            <w:pStyle w:val="TOC2"/>
+            <w:pStyle w:val="17"/>
             <w:tabs>
               <w:tab w:val="right" w:leader="dot" w:pos="8492"/>
             </w:tabs>
           </w:pPr>
           <w:r>
             <w:rPr>
-              <w:rFonts w:ascii="Calibri" w:eastAsia="Calibri" w:hAnsi="Calibri" w:cs="Calibri"/>
+              <w:rFonts w:ascii="Calibri" w:hAnsi="Calibri" w:eastAsia="Calibri" w:cs="Calibri"/>
               <w:szCs w:val="24"/>
             </w:rPr>
             <w:fldChar w:fldCharType="begin"/>
           </w:r>
           <w:r>
             <w:rPr>
-              <w:rFonts w:ascii="Calibri" w:eastAsia="Calibri" w:hAnsi="Calibri" w:cs="Calibri"/>
-              <w:szCs w:val="24"/>
-            </w:rPr>
-            <w:instrText xml:space="preserve"> HYPERLINK \l _Toc5776 </w:instrText>
-          </w:r>
-          <w:r>
-            <w:rPr>
-              <w:rFonts w:ascii="Calibri" w:eastAsia="Calibri" w:hAnsi="Calibri" w:cs="Calibri"/>
+              <w:rFonts w:ascii="Calibri" w:hAnsi="Calibri" w:eastAsia="Calibri" w:cs="Calibri"/>
+              <w:szCs w:val="24"/>
+            </w:rPr>
+            <w:instrText xml:space="preserve"> HYPERLINK \l _Toc12926 </w:instrText>
+          </w:r>
+          <w:r>
+            <w:rPr>
+              <w:rFonts w:ascii="Calibri" w:hAnsi="Calibri" w:eastAsia="Calibri" w:cs="Calibri"/>
               <w:szCs w:val="24"/>
             </w:rPr>
             <w:fldChar w:fldCharType="separate"/>
@@ -1710,7 +1743,7 @@
             <w:fldChar w:fldCharType="begin"/>
           </w:r>
           <w:r>
-            <w:instrText xml:space="preserve"> PAGEREF _Toc5776 \h </w:instrText>
+            <w:instrText xml:space="preserve"> PAGEREF _Toc12926 \h </w:instrText>
           </w:r>
           <w:r>
             <w:fldChar w:fldCharType="separate"/>
@@ -1723,7 +1756,7 @@
           </w:r>
           <w:r>
             <w:rPr>
-              <w:rFonts w:ascii="Calibri" w:eastAsia="Calibri" w:hAnsi="Calibri" w:cs="Calibri"/>
+              <w:rFonts w:ascii="Calibri" w:hAnsi="Calibri" w:eastAsia="Calibri" w:cs="Calibri"/>
               <w:szCs w:val="24"/>
             </w:rPr>
             <w:fldChar w:fldCharType="end"/>
@@ -1731,28 +1764,28 @@
         </w:p>
         <w:p>
           <w:pPr>
-            <w:pStyle w:val="TOC2"/>
+            <w:pStyle w:val="17"/>
             <w:tabs>
               <w:tab w:val="right" w:leader="dot" w:pos="8492"/>
             </w:tabs>
           </w:pPr>
           <w:r>
             <w:rPr>
-              <w:rFonts w:ascii="Calibri" w:eastAsia="Calibri" w:hAnsi="Calibri" w:cs="Calibri"/>
+              <w:rFonts w:ascii="Calibri" w:hAnsi="Calibri" w:eastAsia="Calibri" w:cs="Calibri"/>
               <w:szCs w:val="24"/>
             </w:rPr>
             <w:fldChar w:fldCharType="begin"/>
           </w:r>
           <w:r>
             <w:rPr>
-              <w:rFonts w:ascii="Calibri" w:eastAsia="Calibri" w:hAnsi="Calibri" w:cs="Calibri"/>
-              <w:szCs w:val="24"/>
-            </w:rPr>
-            <w:instrText xml:space="preserve"> HYPERLINK \l _Toc6209 </w:instrText>
-          </w:r>
-          <w:r>
-            <w:rPr>
-              <w:rFonts w:ascii="Calibri" w:eastAsia="Calibri" w:hAnsi="Calibri" w:cs="Calibri"/>
+              <w:rFonts w:ascii="Calibri" w:hAnsi="Calibri" w:eastAsia="Calibri" w:cs="Calibri"/>
+              <w:szCs w:val="24"/>
+            </w:rPr>
+            <w:instrText xml:space="preserve"> HYPERLINK \l _Toc17272 </w:instrText>
+          </w:r>
+          <w:r>
+            <w:rPr>
+              <w:rFonts w:ascii="Calibri" w:hAnsi="Calibri" w:eastAsia="Calibri" w:cs="Calibri"/>
               <w:szCs w:val="24"/>
             </w:rPr>
             <w:fldChar w:fldCharType="separate"/>
@@ -1773,7 +1806,7 @@
             <w:fldChar w:fldCharType="begin"/>
           </w:r>
           <w:r>
-            <w:instrText xml:space="preserve"> PAGEREF _Toc6209 \h </w:instrText>
+            <w:instrText xml:space="preserve"> PAGEREF _Toc17272 \h </w:instrText>
           </w:r>
           <w:r>
             <w:fldChar w:fldCharType="separate"/>
@@ -1786,7 +1819,7 @@
           </w:r>
           <w:r>
             <w:rPr>
-              <w:rFonts w:ascii="Calibri" w:eastAsia="Calibri" w:hAnsi="Calibri" w:cs="Calibri"/>
+              <w:rFonts w:ascii="Calibri" w:hAnsi="Calibri" w:eastAsia="Calibri" w:cs="Calibri"/>
               <w:szCs w:val="24"/>
             </w:rPr>
             <w:fldChar w:fldCharType="end"/>
@@ -1794,28 +1827,28 @@
         </w:p>
         <w:p>
           <w:pPr>
-            <w:pStyle w:val="TOC2"/>
+            <w:pStyle w:val="17"/>
             <w:tabs>
               <w:tab w:val="right" w:leader="dot" w:pos="8492"/>
             </w:tabs>
           </w:pPr>
           <w:r>
             <w:rPr>
-              <w:rFonts w:ascii="Calibri" w:eastAsia="Calibri" w:hAnsi="Calibri" w:cs="Calibri"/>
+              <w:rFonts w:ascii="Calibri" w:hAnsi="Calibri" w:eastAsia="Calibri" w:cs="Calibri"/>
               <w:szCs w:val="24"/>
             </w:rPr>
             <w:fldChar w:fldCharType="begin"/>
           </w:r>
           <w:r>
             <w:rPr>
-              <w:rFonts w:ascii="Calibri" w:eastAsia="Calibri" w:hAnsi="Calibri" w:cs="Calibri"/>
-              <w:szCs w:val="24"/>
-            </w:rPr>
-            <w:instrText xml:space="preserve"> HYPERLINK \l _Toc28614 </w:instrText>
-          </w:r>
-          <w:r>
-            <w:rPr>
-              <w:rFonts w:ascii="Calibri" w:eastAsia="Calibri" w:hAnsi="Calibri" w:cs="Calibri"/>
+              <w:rFonts w:ascii="Calibri" w:hAnsi="Calibri" w:eastAsia="Calibri" w:cs="Calibri"/>
+              <w:szCs w:val="24"/>
+            </w:rPr>
+            <w:instrText xml:space="preserve"> HYPERLINK \l _Toc20957 </w:instrText>
+          </w:r>
+          <w:r>
+            <w:rPr>
+              <w:rFonts w:ascii="Calibri" w:hAnsi="Calibri" w:eastAsia="Calibri" w:cs="Calibri"/>
               <w:szCs w:val="24"/>
             </w:rPr>
             <w:fldChar w:fldCharType="separate"/>
@@ -1836,7 +1869,7 @@
             <w:fldChar w:fldCharType="begin"/>
           </w:r>
           <w:r>
-            <w:instrText xml:space="preserve"> PAGEREF _Toc28614 \h </w:instrText>
+            <w:instrText xml:space="preserve"> PAGEREF _Toc20957 \h </w:instrText>
           </w:r>
           <w:r>
             <w:fldChar w:fldCharType="separate"/>
@@ -1849,7 +1882,7 @@
           </w:r>
           <w:r>
             <w:rPr>
-              <w:rFonts w:ascii="Calibri" w:eastAsia="Calibri" w:hAnsi="Calibri" w:cs="Calibri"/>
+              <w:rFonts w:ascii="Calibri" w:hAnsi="Calibri" w:eastAsia="Calibri" w:cs="Calibri"/>
               <w:szCs w:val="24"/>
             </w:rPr>
             <w:fldChar w:fldCharType="end"/>
@@ -1857,28 +1890,28 @@
         </w:p>
         <w:p>
           <w:pPr>
-            <w:pStyle w:val="TOC2"/>
+            <w:pStyle w:val="17"/>
             <w:tabs>
               <w:tab w:val="right" w:leader="dot" w:pos="8492"/>
             </w:tabs>
           </w:pPr>
           <w:r>
             <w:rPr>
-              <w:rFonts w:ascii="Calibri" w:eastAsia="Calibri" w:hAnsi="Calibri" w:cs="Calibri"/>
+              <w:rFonts w:ascii="Calibri" w:hAnsi="Calibri" w:eastAsia="Calibri" w:cs="Calibri"/>
               <w:szCs w:val="24"/>
             </w:rPr>
             <w:fldChar w:fldCharType="begin"/>
           </w:r>
           <w:r>
             <w:rPr>
-              <w:rFonts w:ascii="Calibri" w:eastAsia="Calibri" w:hAnsi="Calibri" w:cs="Calibri"/>
-              <w:szCs w:val="24"/>
-            </w:rPr>
-            <w:instrText xml:space="preserve"> HYPERLINK \l _Toc18524 </w:instrText>
-          </w:r>
-          <w:r>
-            <w:rPr>
-              <w:rFonts w:ascii="Calibri" w:eastAsia="Calibri" w:hAnsi="Calibri" w:cs="Calibri"/>
+              <w:rFonts w:ascii="Calibri" w:hAnsi="Calibri" w:eastAsia="Calibri" w:cs="Calibri"/>
+              <w:szCs w:val="24"/>
+            </w:rPr>
+            <w:instrText xml:space="preserve"> HYPERLINK \l _Toc21668 </w:instrText>
+          </w:r>
+          <w:r>
+            <w:rPr>
+              <w:rFonts w:ascii="Calibri" w:hAnsi="Calibri" w:eastAsia="Calibri" w:cs="Calibri"/>
               <w:szCs w:val="24"/>
             </w:rPr>
             <w:fldChar w:fldCharType="separate"/>
@@ -1899,7 +1932,7 @@
             <w:fldChar w:fldCharType="begin"/>
           </w:r>
           <w:r>
-            <w:instrText xml:space="preserve"> PAGEREF _Toc18524 \h </w:instrText>
+            <w:instrText xml:space="preserve"> PAGEREF _Toc21668 \h </w:instrText>
           </w:r>
           <w:r>
             <w:fldChar w:fldCharType="separate"/>
@@ -1912,7 +1945,7 @@
           </w:r>
           <w:r>
             <w:rPr>
-              <w:rFonts w:ascii="Calibri" w:eastAsia="Calibri" w:hAnsi="Calibri" w:cs="Calibri"/>
+              <w:rFonts w:ascii="Calibri" w:hAnsi="Calibri" w:eastAsia="Calibri" w:cs="Calibri"/>
               <w:szCs w:val="24"/>
             </w:rPr>
             <w:fldChar w:fldCharType="end"/>
@@ -1920,28 +1953,28 @@
         </w:p>
         <w:p>
           <w:pPr>
-            <w:pStyle w:val="TOC1"/>
+            <w:pStyle w:val="16"/>
             <w:tabs>
               <w:tab w:val="right" w:leader="dot" w:pos="8492"/>
             </w:tabs>
           </w:pPr>
           <w:r>
             <w:rPr>
-              <w:rFonts w:ascii="Calibri" w:eastAsia="Calibri" w:hAnsi="Calibri" w:cs="Calibri"/>
+              <w:rFonts w:ascii="Calibri" w:hAnsi="Calibri" w:eastAsia="Calibri" w:cs="Calibri"/>
               <w:szCs w:val="24"/>
             </w:rPr>
             <w:fldChar w:fldCharType="begin"/>
           </w:r>
           <w:r>
             <w:rPr>
-              <w:rFonts w:ascii="Calibri" w:eastAsia="Calibri" w:hAnsi="Calibri" w:cs="Calibri"/>
-              <w:szCs w:val="24"/>
-            </w:rPr>
-            <w:instrText xml:space="preserve"> HYPERLINK \l _Toc599 </w:instrText>
-          </w:r>
-          <w:r>
-            <w:rPr>
-              <w:rFonts w:ascii="Calibri" w:eastAsia="Calibri" w:hAnsi="Calibri" w:cs="Calibri"/>
+              <w:rFonts w:ascii="Calibri" w:hAnsi="Calibri" w:eastAsia="Calibri" w:cs="Calibri"/>
+              <w:szCs w:val="24"/>
+            </w:rPr>
+            <w:instrText xml:space="preserve"> HYPERLINK \l _Toc11424 </w:instrText>
+          </w:r>
+          <w:r>
+            <w:rPr>
+              <w:rFonts w:ascii="Calibri" w:hAnsi="Calibri" w:eastAsia="Calibri" w:cs="Calibri"/>
               <w:szCs w:val="24"/>
             </w:rPr>
             <w:fldChar w:fldCharType="separate"/>
@@ -1962,7 +1995,7 @@
             <w:fldChar w:fldCharType="begin"/>
           </w:r>
           <w:r>
-            <w:instrText xml:space="preserve"> PAGEREF _Toc599 \h </w:instrText>
+            <w:instrText xml:space="preserve"> PAGEREF _Toc11424 \h </w:instrText>
           </w:r>
           <w:r>
             <w:fldChar w:fldCharType="separate"/>
@@ -1975,7 +2008,7 @@
           </w:r>
           <w:r>
             <w:rPr>
-              <w:rFonts w:ascii="Calibri" w:eastAsia="Calibri" w:hAnsi="Calibri" w:cs="Calibri"/>
+              <w:rFonts w:ascii="Calibri" w:hAnsi="Calibri" w:eastAsia="Calibri" w:cs="Calibri"/>
               <w:szCs w:val="24"/>
             </w:rPr>
             <w:fldChar w:fldCharType="end"/>
@@ -1983,28 +2016,28 @@
         </w:p>
         <w:p>
           <w:pPr>
-            <w:pStyle w:val="TOC2"/>
+            <w:pStyle w:val="17"/>
             <w:tabs>
               <w:tab w:val="right" w:leader="dot" w:pos="8492"/>
             </w:tabs>
           </w:pPr>
           <w:r>
             <w:rPr>
-              <w:rFonts w:ascii="Calibri" w:eastAsia="Calibri" w:hAnsi="Calibri" w:cs="Calibri"/>
+              <w:rFonts w:ascii="Calibri" w:hAnsi="Calibri" w:eastAsia="Calibri" w:cs="Calibri"/>
               <w:szCs w:val="24"/>
             </w:rPr>
             <w:fldChar w:fldCharType="begin"/>
           </w:r>
           <w:r>
             <w:rPr>
-              <w:rFonts w:ascii="Calibri" w:eastAsia="Calibri" w:hAnsi="Calibri" w:cs="Calibri"/>
-              <w:szCs w:val="24"/>
-            </w:rPr>
-            <w:instrText xml:space="preserve"> HYPERLINK \l _Toc9632 </w:instrText>
-          </w:r>
-          <w:r>
-            <w:rPr>
-              <w:rFonts w:ascii="Calibri" w:eastAsia="Calibri" w:hAnsi="Calibri" w:cs="Calibri"/>
+              <w:rFonts w:ascii="Calibri" w:hAnsi="Calibri" w:eastAsia="Calibri" w:cs="Calibri"/>
+              <w:szCs w:val="24"/>
+            </w:rPr>
+            <w:instrText xml:space="preserve"> HYPERLINK \l _Toc1320 </w:instrText>
+          </w:r>
+          <w:r>
+            <w:rPr>
+              <w:rFonts w:ascii="Calibri" w:hAnsi="Calibri" w:eastAsia="Calibri" w:cs="Calibri"/>
               <w:szCs w:val="24"/>
             </w:rPr>
             <w:fldChar w:fldCharType="separate"/>
@@ -2025,7 +2058,7 @@
             <w:fldChar w:fldCharType="begin"/>
           </w:r>
           <w:r>
-            <w:instrText xml:space="preserve"> PAGEREF _Toc9632 \h </w:instrText>
+            <w:instrText xml:space="preserve"> PAGEREF _Toc1320 \h </w:instrText>
           </w:r>
           <w:r>
             <w:fldChar w:fldCharType="separate"/>
@@ -2038,7 +2071,7 @@
           </w:r>
           <w:r>
             <w:rPr>
-              <w:rFonts w:ascii="Calibri" w:eastAsia="Calibri" w:hAnsi="Calibri" w:cs="Calibri"/>
+              <w:rFonts w:ascii="Calibri" w:hAnsi="Calibri" w:eastAsia="Calibri" w:cs="Calibri"/>
               <w:szCs w:val="24"/>
             </w:rPr>
             <w:fldChar w:fldCharType="end"/>
@@ -2046,28 +2079,28 @@
         </w:p>
         <w:p>
           <w:pPr>
-            <w:pStyle w:val="TOC2"/>
+            <w:pStyle w:val="17"/>
             <w:tabs>
               <w:tab w:val="right" w:leader="dot" w:pos="8492"/>
             </w:tabs>
           </w:pPr>
           <w:r>
             <w:rPr>
-              <w:rFonts w:ascii="Calibri" w:eastAsia="Calibri" w:hAnsi="Calibri" w:cs="Calibri"/>
+              <w:rFonts w:ascii="Calibri" w:hAnsi="Calibri" w:eastAsia="Calibri" w:cs="Calibri"/>
               <w:szCs w:val="24"/>
             </w:rPr>
             <w:fldChar w:fldCharType="begin"/>
           </w:r>
           <w:r>
             <w:rPr>
-              <w:rFonts w:ascii="Calibri" w:eastAsia="Calibri" w:hAnsi="Calibri" w:cs="Calibri"/>
-              <w:szCs w:val="24"/>
-            </w:rPr>
-            <w:instrText xml:space="preserve"> HYPERLINK \l _Toc12997 </w:instrText>
-          </w:r>
-          <w:r>
-            <w:rPr>
-              <w:rFonts w:ascii="Calibri" w:eastAsia="Calibri" w:hAnsi="Calibri" w:cs="Calibri"/>
+              <w:rFonts w:ascii="Calibri" w:hAnsi="Calibri" w:eastAsia="Calibri" w:cs="Calibri"/>
+              <w:szCs w:val="24"/>
+            </w:rPr>
+            <w:instrText xml:space="preserve"> HYPERLINK \l _Toc5582 </w:instrText>
+          </w:r>
+          <w:r>
+            <w:rPr>
+              <w:rFonts w:ascii="Calibri" w:hAnsi="Calibri" w:eastAsia="Calibri" w:cs="Calibri"/>
               <w:szCs w:val="24"/>
             </w:rPr>
             <w:fldChar w:fldCharType="separate"/>
@@ -2088,7 +2121,7 @@
             <w:fldChar w:fldCharType="begin"/>
           </w:r>
           <w:r>
-            <w:instrText xml:space="preserve"> PAGEREF _Toc12997 \h </w:instrText>
+            <w:instrText xml:space="preserve"> PAGEREF _Toc5582 \h </w:instrText>
           </w:r>
           <w:r>
             <w:fldChar w:fldCharType="separate"/>
@@ -2101,7 +2134,7 @@
           </w:r>
           <w:r>
             <w:rPr>
-              <w:rFonts w:ascii="Calibri" w:eastAsia="Calibri" w:hAnsi="Calibri" w:cs="Calibri"/>
+              <w:rFonts w:ascii="Calibri" w:hAnsi="Calibri" w:eastAsia="Calibri" w:cs="Calibri"/>
               <w:szCs w:val="24"/>
             </w:rPr>
             <w:fldChar w:fldCharType="end"/>
@@ -2109,28 +2142,28 @@
         </w:p>
         <w:p>
           <w:pPr>
-            <w:pStyle w:val="TOC2"/>
+            <w:pStyle w:val="17"/>
             <w:tabs>
               <w:tab w:val="right" w:leader="dot" w:pos="8492"/>
             </w:tabs>
           </w:pPr>
           <w:r>
             <w:rPr>
-              <w:rFonts w:ascii="Calibri" w:eastAsia="Calibri" w:hAnsi="Calibri" w:cs="Calibri"/>
+              <w:rFonts w:ascii="Calibri" w:hAnsi="Calibri" w:eastAsia="Calibri" w:cs="Calibri"/>
               <w:szCs w:val="24"/>
             </w:rPr>
             <w:fldChar w:fldCharType="begin"/>
           </w:r>
           <w:r>
             <w:rPr>
-              <w:rFonts w:ascii="Calibri" w:eastAsia="Calibri" w:hAnsi="Calibri" w:cs="Calibri"/>
-              <w:szCs w:val="24"/>
-            </w:rPr>
-            <w:instrText xml:space="preserve"> HYPERLINK \l _Toc9801 </w:instrText>
-          </w:r>
-          <w:r>
-            <w:rPr>
-              <w:rFonts w:ascii="Calibri" w:eastAsia="Calibri" w:hAnsi="Calibri" w:cs="Calibri"/>
+              <w:rFonts w:ascii="Calibri" w:hAnsi="Calibri" w:eastAsia="Calibri" w:cs="Calibri"/>
+              <w:szCs w:val="24"/>
+            </w:rPr>
+            <w:instrText xml:space="preserve"> HYPERLINK \l _Toc8720 </w:instrText>
+          </w:r>
+          <w:r>
+            <w:rPr>
+              <w:rFonts w:ascii="Calibri" w:hAnsi="Calibri" w:eastAsia="Calibri" w:cs="Calibri"/>
               <w:szCs w:val="24"/>
             </w:rPr>
             <w:fldChar w:fldCharType="separate"/>
@@ -2151,7 +2184,7 @@
             <w:fldChar w:fldCharType="begin"/>
           </w:r>
           <w:r>
-            <w:instrText xml:space="preserve"> PAGEREF _Toc9801 \h </w:instrText>
+            <w:instrText xml:space="preserve"> PAGEREF _Toc8720 \h </w:instrText>
           </w:r>
           <w:r>
             <w:fldChar w:fldCharType="separate"/>
@@ -2164,7 +2197,7 @@
           </w:r>
           <w:r>
             <w:rPr>
-              <w:rFonts w:ascii="Calibri" w:eastAsia="Calibri" w:hAnsi="Calibri" w:cs="Calibri"/>
+              <w:rFonts w:ascii="Calibri" w:hAnsi="Calibri" w:eastAsia="Calibri" w:cs="Calibri"/>
               <w:szCs w:val="24"/>
             </w:rPr>
             <w:fldChar w:fldCharType="end"/>
@@ -2172,28 +2205,28 @@
         </w:p>
         <w:p>
           <w:pPr>
-            <w:pStyle w:val="TOC1"/>
+            <w:pStyle w:val="16"/>
             <w:tabs>
               <w:tab w:val="right" w:leader="dot" w:pos="8492"/>
             </w:tabs>
           </w:pPr>
           <w:r>
             <w:rPr>
-              <w:rFonts w:ascii="Calibri" w:eastAsia="Calibri" w:hAnsi="Calibri" w:cs="Calibri"/>
+              <w:rFonts w:ascii="Calibri" w:hAnsi="Calibri" w:eastAsia="Calibri" w:cs="Calibri"/>
               <w:szCs w:val="24"/>
             </w:rPr>
             <w:fldChar w:fldCharType="begin"/>
           </w:r>
           <w:r>
             <w:rPr>
-              <w:rFonts w:ascii="Calibri" w:eastAsia="Calibri" w:hAnsi="Calibri" w:cs="Calibri"/>
-              <w:szCs w:val="24"/>
-            </w:rPr>
-            <w:instrText xml:space="preserve"> HYPERLINK \l _Toc15125 </w:instrText>
-          </w:r>
-          <w:r>
-            <w:rPr>
-              <w:rFonts w:ascii="Calibri" w:eastAsia="Calibri" w:hAnsi="Calibri" w:cs="Calibri"/>
+              <w:rFonts w:ascii="Calibri" w:hAnsi="Calibri" w:eastAsia="Calibri" w:cs="Calibri"/>
+              <w:szCs w:val="24"/>
+            </w:rPr>
+            <w:instrText xml:space="preserve"> HYPERLINK \l _Toc23515 </w:instrText>
+          </w:r>
+          <w:r>
+            <w:rPr>
+              <w:rFonts w:ascii="Calibri" w:hAnsi="Calibri" w:eastAsia="Calibri" w:cs="Calibri"/>
               <w:szCs w:val="24"/>
             </w:rPr>
             <w:fldChar w:fldCharType="separate"/>
@@ -2214,7 +2247,7 @@
             <w:fldChar w:fldCharType="begin"/>
           </w:r>
           <w:r>
-            <w:instrText xml:space="preserve"> PAGEREF _Toc15125 \h </w:instrText>
+            <w:instrText xml:space="preserve"> PAGEREF _Toc23515 \h </w:instrText>
           </w:r>
           <w:r>
             <w:fldChar w:fldCharType="separate"/>
@@ -2227,7 +2260,7 @@
           </w:r>
           <w:r>
             <w:rPr>
-              <w:rFonts w:ascii="Calibri" w:eastAsia="Calibri" w:hAnsi="Calibri" w:cs="Calibri"/>
+              <w:rFonts w:ascii="Calibri" w:hAnsi="Calibri" w:eastAsia="Calibri" w:cs="Calibri"/>
               <w:szCs w:val="24"/>
             </w:rPr>
             <w:fldChar w:fldCharType="end"/>
@@ -2235,28 +2268,28 @@
         </w:p>
         <w:p>
           <w:pPr>
-            <w:pStyle w:val="TOC2"/>
+            <w:pStyle w:val="17"/>
             <w:tabs>
               <w:tab w:val="right" w:leader="dot" w:pos="8492"/>
             </w:tabs>
           </w:pPr>
           <w:r>
             <w:rPr>
-              <w:rFonts w:ascii="Calibri" w:eastAsia="Calibri" w:hAnsi="Calibri" w:cs="Calibri"/>
+              <w:rFonts w:ascii="Calibri" w:hAnsi="Calibri" w:eastAsia="Calibri" w:cs="Calibri"/>
               <w:szCs w:val="24"/>
             </w:rPr>
             <w:fldChar w:fldCharType="begin"/>
           </w:r>
           <w:r>
             <w:rPr>
-              <w:rFonts w:ascii="Calibri" w:eastAsia="Calibri" w:hAnsi="Calibri" w:cs="Calibri"/>
-              <w:szCs w:val="24"/>
-            </w:rPr>
-            <w:instrText xml:space="preserve"> HYPERLINK \l _Toc11798 </w:instrText>
-          </w:r>
-          <w:r>
-            <w:rPr>
-              <w:rFonts w:ascii="Calibri" w:eastAsia="Calibri" w:hAnsi="Calibri" w:cs="Calibri"/>
+              <w:rFonts w:ascii="Calibri" w:hAnsi="Calibri" w:eastAsia="Calibri" w:cs="Calibri"/>
+              <w:szCs w:val="24"/>
+            </w:rPr>
+            <w:instrText xml:space="preserve"> HYPERLINK \l _Toc1843 </w:instrText>
+          </w:r>
+          <w:r>
+            <w:rPr>
+              <w:rFonts w:ascii="Calibri" w:hAnsi="Calibri" w:eastAsia="Calibri" w:cs="Calibri"/>
               <w:szCs w:val="24"/>
             </w:rPr>
             <w:fldChar w:fldCharType="separate"/>
@@ -2277,7 +2310,7 @@
             <w:fldChar w:fldCharType="begin"/>
           </w:r>
           <w:r>
-            <w:instrText xml:space="preserve"> PAGEREF _Toc11798 \h </w:instrText>
+            <w:instrText xml:space="preserve"> PAGEREF _Toc1843 \h </w:instrText>
           </w:r>
           <w:r>
             <w:fldChar w:fldCharType="separate"/>
@@ -2290,7 +2323,7 @@
           </w:r>
           <w:r>
             <w:rPr>
-              <w:rFonts w:ascii="Calibri" w:eastAsia="Calibri" w:hAnsi="Calibri" w:cs="Calibri"/>
+              <w:rFonts w:ascii="Calibri" w:hAnsi="Calibri" w:eastAsia="Calibri" w:cs="Calibri"/>
               <w:szCs w:val="24"/>
             </w:rPr>
             <w:fldChar w:fldCharType="end"/>
@@ -2298,28 +2331,28 @@
         </w:p>
         <w:p>
           <w:pPr>
-            <w:pStyle w:val="TOC2"/>
+            <w:pStyle w:val="17"/>
             <w:tabs>
               <w:tab w:val="right" w:leader="dot" w:pos="8492"/>
             </w:tabs>
           </w:pPr>
           <w:r>
             <w:rPr>
-              <w:rFonts w:ascii="Calibri" w:eastAsia="Calibri" w:hAnsi="Calibri" w:cs="Calibri"/>
+              <w:rFonts w:ascii="Calibri" w:hAnsi="Calibri" w:eastAsia="Calibri" w:cs="Calibri"/>
               <w:szCs w:val="24"/>
             </w:rPr>
             <w:fldChar w:fldCharType="begin"/>
           </w:r>
           <w:r>
             <w:rPr>
-              <w:rFonts w:ascii="Calibri" w:eastAsia="Calibri" w:hAnsi="Calibri" w:cs="Calibri"/>
-              <w:szCs w:val="24"/>
-            </w:rPr>
-            <w:instrText xml:space="preserve"> HYPERLINK \l _Toc661 </w:instrText>
-          </w:r>
-          <w:r>
-            <w:rPr>
-              <w:rFonts w:ascii="Calibri" w:eastAsia="Calibri" w:hAnsi="Calibri" w:cs="Calibri"/>
+              <w:rFonts w:ascii="Calibri" w:hAnsi="Calibri" w:eastAsia="Calibri" w:cs="Calibri"/>
+              <w:szCs w:val="24"/>
+            </w:rPr>
+            <w:instrText xml:space="preserve"> HYPERLINK \l _Toc23985 </w:instrText>
+          </w:r>
+          <w:r>
+            <w:rPr>
+              <w:rFonts w:ascii="Calibri" w:hAnsi="Calibri" w:eastAsia="Calibri" w:cs="Calibri"/>
               <w:szCs w:val="24"/>
             </w:rPr>
             <w:fldChar w:fldCharType="separate"/>
@@ -2340,7 +2373,7 @@
             <w:fldChar w:fldCharType="begin"/>
           </w:r>
           <w:r>
-            <w:instrText xml:space="preserve"> PAGEREF _Toc661 \h </w:instrText>
+            <w:instrText xml:space="preserve"> PAGEREF _Toc23985 \h </w:instrText>
           </w:r>
           <w:r>
             <w:fldChar w:fldCharType="separate"/>
@@ -2353,7 +2386,7 @@
           </w:r>
           <w:r>
             <w:rPr>
-              <w:rFonts w:ascii="Calibri" w:eastAsia="Calibri" w:hAnsi="Calibri" w:cs="Calibri"/>
+              <w:rFonts w:ascii="Calibri" w:hAnsi="Calibri" w:eastAsia="Calibri" w:cs="Calibri"/>
               <w:szCs w:val="24"/>
             </w:rPr>
             <w:fldChar w:fldCharType="end"/>
@@ -2361,28 +2394,28 @@
         </w:p>
         <w:p>
           <w:pPr>
-            <w:pStyle w:val="TOC2"/>
+            <w:pStyle w:val="17"/>
             <w:tabs>
               <w:tab w:val="right" w:leader="dot" w:pos="8492"/>
             </w:tabs>
           </w:pPr>
           <w:r>
             <w:rPr>
-              <w:rFonts w:ascii="Calibri" w:eastAsia="Calibri" w:hAnsi="Calibri" w:cs="Calibri"/>
+              <w:rFonts w:ascii="Calibri" w:hAnsi="Calibri" w:eastAsia="Calibri" w:cs="Calibri"/>
               <w:szCs w:val="24"/>
             </w:rPr>
             <w:fldChar w:fldCharType="begin"/>
           </w:r>
           <w:r>
             <w:rPr>
-              <w:rFonts w:ascii="Calibri" w:eastAsia="Calibri" w:hAnsi="Calibri" w:cs="Calibri"/>
-              <w:szCs w:val="24"/>
-            </w:rPr>
-            <w:instrText xml:space="preserve"> HYPERLINK \l _Toc30595 </w:instrText>
-          </w:r>
-          <w:r>
-            <w:rPr>
-              <w:rFonts w:ascii="Calibri" w:eastAsia="Calibri" w:hAnsi="Calibri" w:cs="Calibri"/>
+              <w:rFonts w:ascii="Calibri" w:hAnsi="Calibri" w:eastAsia="Calibri" w:cs="Calibri"/>
+              <w:szCs w:val="24"/>
+            </w:rPr>
+            <w:instrText xml:space="preserve"> HYPERLINK \l _Toc26774 </w:instrText>
+          </w:r>
+          <w:r>
+            <w:rPr>
+              <w:rFonts w:ascii="Calibri" w:hAnsi="Calibri" w:eastAsia="Calibri" w:cs="Calibri"/>
               <w:szCs w:val="24"/>
             </w:rPr>
             <w:fldChar w:fldCharType="separate"/>
@@ -2403,7 +2436,7 @@
             <w:fldChar w:fldCharType="begin"/>
           </w:r>
           <w:r>
-            <w:instrText xml:space="preserve"> PAGEREF _Toc30595 \h </w:instrText>
+            <w:instrText xml:space="preserve"> PAGEREF _Toc26774 \h </w:instrText>
           </w:r>
           <w:r>
             <w:fldChar w:fldCharType="separate"/>
@@ -2416,7 +2449,7 @@
           </w:r>
           <w:r>
             <w:rPr>
-              <w:rFonts w:ascii="Calibri" w:eastAsia="Calibri" w:hAnsi="Calibri" w:cs="Calibri"/>
+              <w:rFonts w:ascii="Calibri" w:hAnsi="Calibri" w:eastAsia="Calibri" w:cs="Calibri"/>
               <w:szCs w:val="24"/>
             </w:rPr>
             <w:fldChar w:fldCharType="end"/>
@@ -2424,28 +2457,28 @@
         </w:p>
         <w:p>
           <w:pPr>
-            <w:pStyle w:val="TOC3"/>
+            <w:pStyle w:val="13"/>
             <w:tabs>
               <w:tab w:val="right" w:leader="dot" w:pos="8492"/>
             </w:tabs>
           </w:pPr>
           <w:r>
             <w:rPr>
-              <w:rFonts w:ascii="Calibri" w:eastAsia="Calibri" w:hAnsi="Calibri" w:cs="Calibri"/>
+              <w:rFonts w:ascii="Calibri" w:hAnsi="Calibri" w:eastAsia="Calibri" w:cs="Calibri"/>
               <w:szCs w:val="24"/>
             </w:rPr>
             <w:fldChar w:fldCharType="begin"/>
           </w:r>
           <w:r>
             <w:rPr>
-              <w:rFonts w:ascii="Calibri" w:eastAsia="Calibri" w:hAnsi="Calibri" w:cs="Calibri"/>
-              <w:szCs w:val="24"/>
-            </w:rPr>
-            <w:instrText xml:space="preserve"> HYPERLINK \l _Toc4266 </w:instrText>
-          </w:r>
-          <w:r>
-            <w:rPr>
-              <w:rFonts w:ascii="Calibri" w:eastAsia="Calibri" w:hAnsi="Calibri" w:cs="Calibri"/>
+              <w:rFonts w:ascii="Calibri" w:hAnsi="Calibri" w:eastAsia="Calibri" w:cs="Calibri"/>
+              <w:szCs w:val="24"/>
+            </w:rPr>
+            <w:instrText xml:space="preserve"> HYPERLINK \l _Toc5368 </w:instrText>
+          </w:r>
+          <w:r>
+            <w:rPr>
+              <w:rFonts w:ascii="Calibri" w:hAnsi="Calibri" w:eastAsia="Calibri" w:cs="Calibri"/>
               <w:szCs w:val="24"/>
             </w:rPr>
             <w:fldChar w:fldCharType="separate"/>
@@ -2466,7 +2499,7 @@
             <w:fldChar w:fldCharType="begin"/>
           </w:r>
           <w:r>
-            <w:instrText xml:space="preserve"> PAGEREF _Toc4266 \h </w:instrText>
+            <w:instrText xml:space="preserve"> PAGEREF _Toc5368 \h </w:instrText>
           </w:r>
           <w:r>
             <w:fldChar w:fldCharType="separate"/>
@@ -2479,7 +2512,7 @@
           </w:r>
           <w:r>
             <w:rPr>
-              <w:rFonts w:ascii="Calibri" w:eastAsia="Calibri" w:hAnsi="Calibri" w:cs="Calibri"/>
+              <w:rFonts w:ascii="Calibri" w:hAnsi="Calibri" w:eastAsia="Calibri" w:cs="Calibri"/>
               <w:szCs w:val="24"/>
             </w:rPr>
             <w:fldChar w:fldCharType="end"/>
@@ -2487,28 +2520,28 @@
         </w:p>
         <w:p>
           <w:pPr>
-            <w:pStyle w:val="TOC3"/>
+            <w:pStyle w:val="13"/>
             <w:tabs>
               <w:tab w:val="right" w:leader="dot" w:pos="8492"/>
             </w:tabs>
           </w:pPr>
           <w:r>
             <w:rPr>
-              <w:rFonts w:ascii="Calibri" w:eastAsia="Calibri" w:hAnsi="Calibri" w:cs="Calibri"/>
+              <w:rFonts w:ascii="Calibri" w:hAnsi="Calibri" w:eastAsia="Calibri" w:cs="Calibri"/>
               <w:szCs w:val="24"/>
             </w:rPr>
             <w:fldChar w:fldCharType="begin"/>
           </w:r>
           <w:r>
             <w:rPr>
-              <w:rFonts w:ascii="Calibri" w:eastAsia="Calibri" w:hAnsi="Calibri" w:cs="Calibri"/>
-              <w:szCs w:val="24"/>
-            </w:rPr>
-            <w:instrText xml:space="preserve"> HYPERLINK \l _Toc12239 </w:instrText>
-          </w:r>
-          <w:r>
-            <w:rPr>
-              <w:rFonts w:ascii="Calibri" w:eastAsia="Calibri" w:hAnsi="Calibri" w:cs="Calibri"/>
+              <w:rFonts w:ascii="Calibri" w:hAnsi="Calibri" w:eastAsia="Calibri" w:cs="Calibri"/>
+              <w:szCs w:val="24"/>
+            </w:rPr>
+            <w:instrText xml:space="preserve"> HYPERLINK \l _Toc21 </w:instrText>
+          </w:r>
+          <w:r>
+            <w:rPr>
+              <w:rFonts w:ascii="Calibri" w:hAnsi="Calibri" w:eastAsia="Calibri" w:cs="Calibri"/>
               <w:szCs w:val="24"/>
             </w:rPr>
             <w:fldChar w:fldCharType="separate"/>
@@ -2529,7 +2562,7 @@
             <w:fldChar w:fldCharType="begin"/>
           </w:r>
           <w:r>
-            <w:instrText xml:space="preserve"> PAGEREF _Toc12239 \h </w:instrText>
+            <w:instrText xml:space="preserve"> PAGEREF _Toc21 \h </w:instrText>
           </w:r>
           <w:r>
             <w:fldChar w:fldCharType="separate"/>
@@ -2542,7 +2575,7 @@
           </w:r>
           <w:r>
             <w:rPr>
-              <w:rFonts w:ascii="Calibri" w:eastAsia="Calibri" w:hAnsi="Calibri" w:cs="Calibri"/>
+              <w:rFonts w:ascii="Calibri" w:hAnsi="Calibri" w:eastAsia="Calibri" w:cs="Calibri"/>
               <w:szCs w:val="24"/>
             </w:rPr>
             <w:fldChar w:fldCharType="end"/>
@@ -2552,7 +2585,7 @@
           <w:pPr>
             <w:spacing w:line="327" w:lineRule="exact"/>
             <w:rPr>
-              <w:rFonts w:ascii="Calibri" w:eastAsia="Calibri" w:hAnsi="Calibri" w:cs="Calibri"/>
+              <w:rFonts w:ascii="Calibri" w:hAnsi="Calibri" w:eastAsia="Calibri" w:cs="Calibri"/>
               <w:snapToGrid w:val="0"/>
               <w:color w:val="000000"/>
               <w:kern w:val="0"/>
@@ -2563,7 +2596,7 @@
           </w:pPr>
           <w:r>
             <w:rPr>
-              <w:rFonts w:ascii="Calibri" w:eastAsia="Calibri" w:hAnsi="Calibri" w:cs="Calibri"/>
+              <w:rFonts w:ascii="Calibri" w:hAnsi="Calibri" w:eastAsia="Calibri" w:cs="Calibri"/>
               <w:szCs w:val="24"/>
             </w:rPr>
             <w:fldChar w:fldCharType="end"/>
@@ -2575,7 +2608,7 @@
       <w:pPr>
         <w:spacing w:line="327" w:lineRule="exact"/>
         <w:rPr>
-          <w:rFonts w:ascii="Calibri" w:eastAsia="Calibri" w:hAnsi="Calibri" w:cs="Calibri"/>
+          <w:rFonts w:ascii="Calibri" w:hAnsi="Calibri" w:eastAsia="Calibri" w:cs="Calibri"/>
           <w:snapToGrid w:val="0"/>
           <w:color w:val="000000"/>
           <w:kern w:val="0"/>
@@ -2586,20 +2619,20 @@
         <w:sectPr>
           <w:pgSz w:w="11906" w:h="16839"/>
           <w:pgMar w:top="1431" w:right="1710" w:bottom="0" w:left="1704" w:header="0" w:footer="0" w:gutter="0"/>
-          <w:cols w:num="1" w:space="720"/>
+          <w:cols w:space="720" w:num="1"/>
         </w:sectPr>
       </w:pPr>
     </w:p>
     <w:p>
       <w:pPr>
-        <w:pStyle w:val="1"/>
+        <w:pStyle w:val="26"/>
         <w:bidi w:val="0"/>
       </w:pPr>
-      <w:bookmarkStart w:id="4" w:name="_Toc23239"/>
+      <w:bookmarkStart w:id="3" w:name="_Toc14161"/>
       <w:r>
         <w:t>目的</w:t>
       </w:r>
-      <w:bookmarkEnd w:id="4"/>
+      <w:bookmarkEnd w:id="3"/>
     </w:p>
     <w:p>
       <w:pPr>
@@ -2617,18 +2650,18 @@
         <w:adjustRightInd w:val="0"/>
         <w:snapToGrid w:val="0"/>
         <w:spacing w:line="360" w:lineRule="auto"/>
-        <w:ind w:left="0" w:right="0" w:firstLine="420" w:firstLineChars="200"/>
+        <w:ind w:left="0" w:right="0" w:firstLine="476" w:firstLineChars="200"/>
         <w:jc w:val="both"/>
         <w:textAlignment w:val="baseline"/>
         <w:rPr>
-          <w:rFonts w:ascii="宋体" w:eastAsia="宋体" w:hAnsi="宋体" w:cs="宋体"/>
-          <w:sz w:val="24"/>
-          <w:szCs w:val="24"/>
-        </w:rPr>
-      </w:pPr>
-      <w:r>
-        <w:rPr>
-          <w:rFonts w:ascii="宋体" w:eastAsia="宋体" w:hAnsi="宋体" w:cs="宋体"/>
+          <w:rFonts w:ascii="宋体" w:hAnsi="宋体" w:eastAsia="宋体" w:cs="宋体"/>
+          <w:sz w:val="24"/>
+          <w:szCs w:val="24"/>
+        </w:rPr>
+      </w:pPr>
+      <w:r>
+        <w:rPr>
+          <w:rFonts w:ascii="宋体" w:hAnsi="宋体" w:eastAsia="宋体" w:cs="宋体"/>
           <w:spacing w:val="-1"/>
           <w:sz w:val="24"/>
           <w:szCs w:val="24"/>
@@ -2637,7 +2670,7 @@
       </w:r>
       <w:r>
         <w:rPr>
-          <w:rFonts w:ascii="宋体" w:eastAsia="宋体" w:hAnsi="宋体" w:cs="宋体"/>
+          <w:rFonts w:ascii="宋体" w:hAnsi="宋体" w:eastAsia="宋体" w:cs="宋体"/>
           <w:sz w:val="24"/>
           <w:szCs w:val="24"/>
         </w:rPr>
@@ -2645,7 +2678,7 @@
       </w:r>
       <w:r>
         <w:rPr>
-          <w:rFonts w:ascii="宋体" w:eastAsia="宋体" w:hAnsi="宋体" w:cs="宋体"/>
+          <w:rFonts w:ascii="宋体" w:hAnsi="宋体" w:eastAsia="宋体" w:cs="宋体"/>
           <w:spacing w:val="-1"/>
           <w:sz w:val="24"/>
           <w:szCs w:val="24"/>
@@ -2654,7 +2687,7 @@
       </w:r>
       <w:r>
         <w:rPr>
-          <w:rFonts w:ascii="宋体" w:eastAsia="宋体" w:hAnsi="宋体" w:cs="宋体"/>
+          <w:rFonts w:ascii="宋体" w:hAnsi="宋体" w:eastAsia="宋体" w:cs="宋体"/>
           <w:spacing w:val="-2"/>
           <w:sz w:val="24"/>
           <w:szCs w:val="24"/>
@@ -2664,14 +2697,14 @@
     </w:p>
     <w:p>
       <w:pPr>
-        <w:pStyle w:val="1"/>
+        <w:pStyle w:val="26"/>
         <w:bidi w:val="0"/>
       </w:pPr>
-      <w:bookmarkStart w:id="5" w:name="_Toc19928"/>
+      <w:bookmarkStart w:id="4" w:name="_Toc17807"/>
       <w:r>
         <w:t>适用范围</w:t>
       </w:r>
-      <w:bookmarkEnd w:id="5"/>
+      <w:bookmarkEnd w:id="4"/>
     </w:p>
     <w:p>
       <w:pPr>
@@ -2689,18 +2722,18 @@
         <w:adjustRightInd w:val="0"/>
         <w:snapToGrid w:val="0"/>
         <w:spacing w:line="360" w:lineRule="auto"/>
-        <w:ind w:left="0" w:right="0" w:firstLine="420" w:firstLineChars="200"/>
+        <w:ind w:left="0" w:right="0" w:firstLine="480" w:firstLineChars="200"/>
         <w:jc w:val="both"/>
         <w:textAlignment w:val="baseline"/>
         <w:rPr>
-          <w:rFonts w:ascii="宋体" w:eastAsia="宋体" w:hAnsi="宋体" w:cs="宋体"/>
-          <w:sz w:val="24"/>
-          <w:szCs w:val="24"/>
-        </w:rPr>
-      </w:pPr>
-      <w:r>
-        <w:rPr>
-          <w:rFonts w:ascii="宋体" w:eastAsia="宋体" w:hAnsi="宋体" w:cs="宋体"/>
+          <w:rFonts w:ascii="宋体" w:hAnsi="宋体" w:eastAsia="宋体" w:cs="宋体"/>
+          <w:sz w:val="24"/>
+          <w:szCs w:val="24"/>
+        </w:rPr>
+      </w:pPr>
+      <w:r>
+        <w:rPr>
+          <w:rFonts w:ascii="宋体" w:hAnsi="宋体" w:eastAsia="宋体" w:cs="宋体"/>
           <w:sz w:val="24"/>
           <w:szCs w:val="24"/>
         </w:rPr>
@@ -2709,18 +2742,18 @@
     </w:p>
     <w:p>
       <w:pPr>
-        <w:pStyle w:val="1"/>
+        <w:pStyle w:val="26"/>
         <w:bidi w:val="0"/>
       </w:pPr>
-      <w:bookmarkStart w:id="6" w:name="_Toc31174"/>
+      <w:bookmarkStart w:id="5" w:name="_Toc4967"/>
       <w:r>
         <w:t>引用文件</w:t>
       </w:r>
-      <w:bookmarkEnd w:id="6"/>
+      <w:bookmarkEnd w:id="5"/>
     </w:p>
     <w:p>
       <w:pPr>
-        <w:pStyle w:val="BodyText"/>
+        <w:pStyle w:val="12"/>
         <w:keepNext w:val="0"/>
         <w:keepLines w:val="0"/>
         <w:pageBreakBefore w:val="0"/>
@@ -2739,10 +2772,10 @@
         <w:adjustRightInd w:val="0"/>
         <w:snapToGrid w:val="0"/>
         <w:spacing w:line="360" w:lineRule="auto"/>
-        <w:ind w:left="425" w:right="0" w:hanging="425" w:leftChars="0" w:firstLineChars="0"/>
+        <w:ind w:left="425" w:leftChars="0" w:right="0" w:hanging="425" w:firstLineChars="0"/>
         <w:textAlignment w:val="baseline"/>
         <w:rPr>
-          <w:rFonts w:ascii="宋体" w:eastAsia="宋体" w:hAnsi="宋体" w:cs="宋体"/>
+          <w:rFonts w:ascii="宋体" w:hAnsi="宋体" w:eastAsia="宋体" w:cs="宋体"/>
           <w:sz w:val="24"/>
           <w:szCs w:val="24"/>
         </w:rPr>
@@ -2759,26 +2792,17 @@
       </w:r>
       <w:r>
         <w:rPr>
+          <w:rFonts w:ascii="宋体" w:hAnsi="宋体" w:eastAsia="宋体" w:cs="宋体"/>
           <w:spacing w:val="-1"/>
           <w:position w:val="1"/>
           <w:sz w:val="24"/>
           <w:szCs w:val="24"/>
         </w:rPr>
-        <w:t xml:space="preserve"> </w:t>
-      </w:r>
-      <w:r>
-        <w:rPr>
-          <w:rFonts w:ascii="宋体" w:eastAsia="宋体" w:hAnsi="宋体" w:cs="宋体"/>
-          <w:spacing w:val="-1"/>
-          <w:position w:val="1"/>
-          <w:sz w:val="24"/>
-          <w:szCs w:val="24"/>
-        </w:rPr>
         <w:t xml:space="preserve">《信息技术服务 </w:t>
       </w:r>
       <w:r>
         <w:rPr>
-          <w:rFonts w:ascii="宋体" w:eastAsia="宋体" w:hAnsi="宋体" w:cs="宋体"/>
+          <w:rFonts w:ascii="宋体" w:hAnsi="宋体" w:eastAsia="宋体" w:cs="宋体"/>
           <w:spacing w:val="-2"/>
           <w:position w:val="1"/>
           <w:sz w:val="24"/>
@@ -2789,7 +2813,7 @@
     </w:p>
     <w:p>
       <w:pPr>
-        <w:pStyle w:val="BodyText"/>
+        <w:pStyle w:val="12"/>
         <w:keepNext w:val="0"/>
         <w:keepLines w:val="0"/>
         <w:pageBreakBefore w:val="0"/>
@@ -2808,11 +2832,11 @@
         <w:adjustRightInd w:val="0"/>
         <w:snapToGrid w:val="0"/>
         <w:spacing w:line="360" w:lineRule="auto"/>
-        <w:ind w:left="425" w:right="0" w:hanging="425" w:leftChars="0" w:firstLineChars="0"/>
+        <w:ind w:left="425" w:leftChars="0" w:right="0" w:hanging="425" w:firstLineChars="0"/>
         <w:jc w:val="both"/>
         <w:textAlignment w:val="baseline"/>
         <w:rPr>
-          <w:rFonts w:ascii="宋体" w:eastAsia="宋体" w:hAnsi="宋体" w:cs="宋体"/>
+          <w:rFonts w:ascii="宋体" w:hAnsi="宋体" w:eastAsia="宋体" w:cs="宋体"/>
           <w:sz w:val="24"/>
           <w:szCs w:val="24"/>
         </w:rPr>
@@ -2824,11 +2848,11 @@
           <w:sz w:val="24"/>
           <w:szCs w:val="24"/>
         </w:rPr>
-        <w:t xml:space="preserve">GB/T 28827.1-2022 </w:t>
-      </w:r>
-      <w:r>
-        <w:rPr>
-          <w:rFonts w:ascii="宋体" w:eastAsia="宋体" w:hAnsi="宋体" w:cs="宋体"/>
+        <w:t>GB/T 28827.1-2022</w:t>
+      </w:r>
+      <w:r>
+        <w:rPr>
+          <w:rFonts w:ascii="宋体" w:hAnsi="宋体" w:eastAsia="宋体" w:cs="宋体"/>
           <w:spacing w:val="-1"/>
           <w:position w:val="1"/>
           <w:sz w:val="24"/>
@@ -2838,7 +2862,7 @@
       </w:r>
       <w:r>
         <w:rPr>
-          <w:rFonts w:ascii="宋体" w:eastAsia="宋体" w:hAnsi="宋体" w:cs="宋体"/>
+          <w:rFonts w:ascii="宋体" w:hAnsi="宋体" w:eastAsia="宋体" w:cs="宋体"/>
           <w:spacing w:val="-2"/>
           <w:position w:val="1"/>
           <w:sz w:val="24"/>
@@ -2848,7 +2872,7 @@
       </w:r>
       <w:r>
         <w:rPr>
-          <w:rFonts w:ascii="宋体" w:eastAsia="宋体" w:hAnsi="宋体" w:cs="宋体"/>
+          <w:rFonts w:ascii="宋体" w:hAnsi="宋体" w:eastAsia="宋体" w:cs="宋体"/>
           <w:spacing w:val="-34"/>
           <w:position w:val="1"/>
           <w:sz w:val="24"/>
@@ -2867,7 +2891,7 @@
       </w:r>
       <w:r>
         <w:rPr>
-          <w:rFonts w:ascii="宋体" w:eastAsia="宋体" w:hAnsi="宋体" w:cs="宋体"/>
+          <w:rFonts w:ascii="宋体" w:hAnsi="宋体" w:eastAsia="宋体" w:cs="宋体"/>
           <w:spacing w:val="-2"/>
           <w:position w:val="1"/>
           <w:sz w:val="24"/>
@@ -2878,7 +2902,7 @@
     </w:p>
     <w:p>
       <w:pPr>
-        <w:pStyle w:val="BodyText"/>
+        <w:pStyle w:val="12"/>
         <w:keepNext w:val="0"/>
         <w:keepLines w:val="0"/>
         <w:pageBreakBefore w:val="0"/>
@@ -2897,10 +2921,10 @@
         <w:adjustRightInd w:val="0"/>
         <w:snapToGrid w:val="0"/>
         <w:spacing w:line="360" w:lineRule="auto"/>
-        <w:ind w:left="425" w:right="0" w:hanging="425" w:leftChars="0" w:firstLineChars="0"/>
+        <w:ind w:left="425" w:leftChars="0" w:right="0" w:hanging="425" w:firstLineChars="0"/>
         <w:textAlignment w:val="baseline"/>
         <w:rPr>
-          <w:rFonts w:ascii="宋体" w:eastAsia="宋体" w:hAnsi="宋体" w:cs="宋体"/>
+          <w:rFonts w:ascii="宋体" w:hAnsi="宋体" w:eastAsia="宋体" w:cs="宋体"/>
           <w:sz w:val="24"/>
           <w:szCs w:val="24"/>
         </w:rPr>
@@ -2912,11 +2936,11 @@
           <w:sz w:val="24"/>
           <w:szCs w:val="24"/>
         </w:rPr>
-        <w:t xml:space="preserve">GB/T 29264-2012 </w:t>
-      </w:r>
-      <w:r>
-        <w:rPr>
-          <w:rFonts w:ascii="宋体" w:eastAsia="宋体" w:hAnsi="宋体" w:cs="宋体"/>
+        <w:t>GB/T 29264-2012</w:t>
+      </w:r>
+      <w:r>
+        <w:rPr>
+          <w:rFonts w:ascii="宋体" w:hAnsi="宋体" w:eastAsia="宋体" w:cs="宋体"/>
           <w:spacing w:val="-1"/>
           <w:position w:val="1"/>
           <w:sz w:val="24"/>
@@ -2927,7 +2951,7 @@
     </w:p>
     <w:p>
       <w:pPr>
-        <w:pStyle w:val="BodyText"/>
+        <w:pStyle w:val="12"/>
         <w:keepNext w:val="0"/>
         <w:keepLines w:val="0"/>
         <w:pageBreakBefore w:val="0"/>
@@ -2946,10 +2970,10 @@
         <w:adjustRightInd w:val="0"/>
         <w:snapToGrid w:val="0"/>
         <w:spacing w:line="360" w:lineRule="auto"/>
-        <w:ind w:left="425" w:right="0" w:hanging="425" w:leftChars="0" w:firstLineChars="0"/>
+        <w:ind w:left="425" w:leftChars="0" w:right="0" w:hanging="425" w:firstLineChars="0"/>
         <w:textAlignment w:val="baseline"/>
         <w:rPr>
-          <w:rFonts w:ascii="宋体" w:eastAsia="宋体" w:hAnsi="宋体" w:cs="宋体"/>
+          <w:rFonts w:ascii="宋体" w:hAnsi="宋体" w:eastAsia="宋体" w:cs="宋体"/>
           <w:sz w:val="24"/>
           <w:szCs w:val="24"/>
         </w:rPr>
@@ -2961,11 +2985,11 @@
           <w:sz w:val="24"/>
           <w:szCs w:val="24"/>
         </w:rPr>
-        <w:t xml:space="preserve">GB/T 28827.2-2012 </w:t>
-      </w:r>
-      <w:r>
-        <w:rPr>
-          <w:rFonts w:ascii="宋体" w:eastAsia="宋体" w:hAnsi="宋体" w:cs="宋体"/>
+        <w:t>GB/T 28827.2-2012</w:t>
+      </w:r>
+      <w:r>
+        <w:rPr>
+          <w:rFonts w:ascii="宋体" w:hAnsi="宋体" w:eastAsia="宋体" w:cs="宋体"/>
           <w:spacing w:val="-1"/>
           <w:position w:val="1"/>
           <w:sz w:val="24"/>
@@ -2975,7 +2999,7 @@
       </w:r>
       <w:r>
         <w:rPr>
-          <w:rFonts w:ascii="宋体" w:eastAsia="宋体" w:hAnsi="宋体" w:cs="宋体"/>
+          <w:rFonts w:ascii="宋体" w:hAnsi="宋体" w:eastAsia="宋体" w:cs="宋体"/>
           <w:spacing w:val="-53"/>
           <w:position w:val="1"/>
           <w:sz w:val="24"/>
@@ -2994,7 +3018,7 @@
       </w:r>
       <w:r>
         <w:rPr>
-          <w:rFonts w:ascii="宋体" w:eastAsia="宋体" w:hAnsi="宋体" w:cs="宋体"/>
+          <w:rFonts w:ascii="宋体" w:hAnsi="宋体" w:eastAsia="宋体" w:cs="宋体"/>
           <w:spacing w:val="-1"/>
           <w:position w:val="1"/>
           <w:sz w:val="24"/>
@@ -3013,7 +3037,7 @@
       </w:r>
       <w:r>
         <w:rPr>
-          <w:rFonts w:ascii="宋体" w:eastAsia="宋体" w:hAnsi="宋体" w:cs="宋体"/>
+          <w:rFonts w:ascii="宋体" w:hAnsi="宋体" w:eastAsia="宋体" w:cs="宋体"/>
           <w:spacing w:val="-1"/>
           <w:position w:val="1"/>
           <w:sz w:val="24"/>
@@ -3024,7 +3048,7 @@
     </w:p>
     <w:p>
       <w:pPr>
-        <w:pStyle w:val="BodyText"/>
+        <w:pStyle w:val="12"/>
         <w:keepNext w:val="0"/>
         <w:keepLines w:val="0"/>
         <w:pageBreakBefore w:val="0"/>
@@ -3043,10 +3067,10 @@
         <w:adjustRightInd w:val="0"/>
         <w:snapToGrid w:val="0"/>
         <w:spacing w:line="360" w:lineRule="auto"/>
-        <w:ind w:left="425" w:right="0" w:hanging="425" w:leftChars="0" w:firstLineChars="0"/>
+        <w:ind w:left="425" w:leftChars="0" w:right="0" w:hanging="425" w:firstLineChars="0"/>
         <w:textAlignment w:val="baseline"/>
         <w:rPr>
-          <w:rFonts w:ascii="宋体" w:eastAsia="宋体" w:hAnsi="宋体" w:cs="宋体"/>
+          <w:rFonts w:ascii="宋体" w:hAnsi="宋体" w:eastAsia="宋体" w:cs="宋体"/>
           <w:sz w:val="24"/>
           <w:szCs w:val="24"/>
         </w:rPr>
@@ -3077,8 +3101,17 @@
       </w:r>
       <w:r>
         <w:rPr>
-          <w:spacing w:val="43"/>
-          <w:w w:val="101"/>
+          <w:rFonts w:ascii="宋体" w:hAnsi="宋体" w:eastAsia="宋体" w:cs="宋体"/>
+          <w:spacing w:val="-2"/>
+          <w:sz w:val="24"/>
+          <w:szCs w:val="24"/>
+        </w:rPr>
+        <w:t>《信息技术服务</w:t>
+      </w:r>
+      <w:r>
+        <w:rPr>
+          <w:rFonts w:ascii="宋体" w:hAnsi="宋体" w:eastAsia="宋体" w:cs="宋体"/>
+          <w:spacing w:val="63"/>
           <w:sz w:val="24"/>
           <w:szCs w:val="24"/>
         </w:rPr>
@@ -3086,17 +3119,17 @@
       </w:r>
       <w:r>
         <w:rPr>
-          <w:rFonts w:ascii="宋体" w:eastAsia="宋体" w:hAnsi="宋体" w:cs="宋体"/>
+          <w:rFonts w:ascii="宋体" w:hAnsi="宋体" w:eastAsia="宋体" w:cs="宋体"/>
           <w:spacing w:val="-2"/>
           <w:sz w:val="24"/>
           <w:szCs w:val="24"/>
         </w:rPr>
-        <w:t>《信息技术服务</w:t>
-      </w:r>
-      <w:r>
-        <w:rPr>
-          <w:rFonts w:ascii="宋体" w:eastAsia="宋体" w:hAnsi="宋体" w:cs="宋体"/>
-          <w:spacing w:val="63"/>
+        <w:t>运行维护</w:t>
+      </w:r>
+      <w:r>
+        <w:rPr>
+          <w:rFonts w:ascii="宋体" w:hAnsi="宋体" w:eastAsia="宋体" w:cs="宋体"/>
+          <w:spacing w:val="52"/>
           <w:sz w:val="24"/>
           <w:szCs w:val="24"/>
         </w:rPr>
@@ -3104,17 +3137,17 @@
       </w:r>
       <w:r>
         <w:rPr>
-          <w:rFonts w:ascii="宋体" w:eastAsia="宋体" w:hAnsi="宋体" w:cs="宋体"/>
+          <w:rFonts w:ascii="宋体" w:hAnsi="宋体" w:eastAsia="宋体" w:cs="宋体"/>
           <w:spacing w:val="-2"/>
           <w:sz w:val="24"/>
           <w:szCs w:val="24"/>
         </w:rPr>
-        <w:t>运行维护</w:t>
-      </w:r>
-      <w:r>
-        <w:rPr>
-          <w:rFonts w:ascii="宋体" w:eastAsia="宋体" w:hAnsi="宋体" w:cs="宋体"/>
-          <w:spacing w:val="52"/>
+        <w:t>第</w:t>
+      </w:r>
+      <w:r>
+        <w:rPr>
+          <w:rFonts w:ascii="宋体" w:hAnsi="宋体" w:eastAsia="宋体" w:cs="宋体"/>
+          <w:spacing w:val="-50"/>
           <w:sz w:val="24"/>
           <w:szCs w:val="24"/>
         </w:rPr>
@@ -3122,59 +3155,41 @@
       </w:r>
       <w:r>
         <w:rPr>
-          <w:rFonts w:ascii="宋体" w:eastAsia="宋体" w:hAnsi="宋体" w:cs="宋体"/>
           <w:spacing w:val="-2"/>
           <w:sz w:val="24"/>
           <w:szCs w:val="24"/>
         </w:rPr>
-        <w:t>第</w:t>
-      </w:r>
-      <w:r>
-        <w:rPr>
-          <w:rFonts w:ascii="宋体" w:eastAsia="宋体" w:hAnsi="宋体" w:cs="宋体"/>
-          <w:spacing w:val="-50"/>
-          <w:sz w:val="24"/>
-          <w:szCs w:val="24"/>
-        </w:rPr>
-        <w:t xml:space="preserve"> </w:t>
-      </w:r>
-      <w:r>
-        <w:rPr>
+        <w:t xml:space="preserve">3 </w:t>
+      </w:r>
+      <w:r>
+        <w:rPr>
+          <w:rFonts w:ascii="宋体" w:hAnsi="宋体" w:eastAsia="宋体" w:cs="宋体"/>
           <w:spacing w:val="-2"/>
           <w:sz w:val="24"/>
           <w:szCs w:val="24"/>
         </w:rPr>
-        <w:t xml:space="preserve">3 </w:t>
-      </w:r>
-      <w:r>
-        <w:rPr>
-          <w:rFonts w:ascii="宋体" w:eastAsia="宋体" w:hAnsi="宋体" w:cs="宋体"/>
+        <w:t>部分</w:t>
+      </w:r>
+      <w:r>
+        <w:rPr>
           <w:spacing w:val="-2"/>
           <w:sz w:val="24"/>
           <w:szCs w:val="24"/>
         </w:rPr>
-        <w:t>部分</w:t>
-      </w:r>
-      <w:r>
-        <w:rPr>
+        <w:t>:</w:t>
+      </w:r>
+      <w:r>
+        <w:rPr>
+          <w:rFonts w:ascii="宋体" w:hAnsi="宋体" w:eastAsia="宋体" w:cs="宋体"/>
           <w:spacing w:val="-2"/>
           <w:sz w:val="24"/>
           <w:szCs w:val="24"/>
         </w:rPr>
-        <w:t>:</w:t>
-      </w:r>
-      <w:r>
-        <w:rPr>
-          <w:rFonts w:ascii="宋体" w:eastAsia="宋体" w:hAnsi="宋体" w:cs="宋体"/>
-          <w:spacing w:val="-2"/>
-          <w:sz w:val="24"/>
-          <w:szCs w:val="24"/>
-        </w:rPr>
         <w:t>应急响应规</w:t>
       </w:r>
       <w:r>
         <w:rPr>
-          <w:rFonts w:ascii="宋体" w:eastAsia="宋体" w:hAnsi="宋体" w:cs="宋体"/>
+          <w:rFonts w:ascii="宋体" w:hAnsi="宋体" w:eastAsia="宋体" w:cs="宋体"/>
           <w:spacing w:val="-7"/>
           <w:sz w:val="24"/>
           <w:szCs w:val="24"/>
@@ -3184,7 +3199,7 @@
     </w:p>
     <w:p>
       <w:pPr>
-        <w:pStyle w:val="BodyText"/>
+        <w:pStyle w:val="12"/>
         <w:keepNext w:val="0"/>
         <w:keepLines w:val="0"/>
         <w:pageBreakBefore w:val="0"/>
@@ -3203,17 +3218,17 @@
         <w:adjustRightInd w:val="0"/>
         <w:snapToGrid w:val="0"/>
         <w:spacing w:line="360" w:lineRule="auto"/>
-        <w:ind w:left="425" w:right="0" w:hanging="425" w:leftChars="0" w:firstLineChars="0"/>
+        <w:ind w:left="425" w:leftChars="0" w:right="0" w:hanging="425" w:firstLineChars="0"/>
         <w:textAlignment w:val="baseline"/>
         <w:rPr>
-          <w:rFonts w:ascii="宋体" w:eastAsia="宋体" w:hAnsi="宋体" w:cs="宋体"/>
-          <w:sz w:val="24"/>
-          <w:szCs w:val="24"/>
-        </w:rPr>
-      </w:pPr>
-      <w:r>
-        <w:rPr>
-          <w:rFonts w:ascii="宋体" w:eastAsia="宋体" w:hAnsi="宋体" w:cs="宋体"/>
+          <w:rFonts w:ascii="宋体" w:hAnsi="宋体" w:eastAsia="宋体" w:cs="宋体"/>
+          <w:sz w:val="24"/>
+          <w:szCs w:val="24"/>
+        </w:rPr>
+      </w:pPr>
+      <w:r>
+        <w:rPr>
+          <w:rFonts w:ascii="宋体" w:hAnsi="宋体" w:eastAsia="宋体" w:cs="宋体"/>
           <w:spacing w:val="-5"/>
           <w:position w:val="1"/>
           <w:sz w:val="24"/>
@@ -3224,62 +3239,62 @@
     </w:p>
     <w:p>
       <w:pPr>
-        <w:pStyle w:val="1"/>
+        <w:pStyle w:val="26"/>
         <w:bidi w:val="0"/>
       </w:pPr>
-      <w:bookmarkStart w:id="7" w:name="_Toc5519"/>
+      <w:bookmarkStart w:id="6" w:name="_Toc19481"/>
       <w:r>
         <w:t>术语与定义</w:t>
+      </w:r>
+      <w:bookmarkEnd w:id="6"/>
+    </w:p>
+    <w:p>
+      <w:pPr>
+        <w:spacing w:before="172" w:line="220" w:lineRule="auto"/>
+        <w:ind w:left="505"/>
+        <w:rPr>
+          <w:rFonts w:ascii="宋体" w:hAnsi="宋体" w:eastAsia="宋体" w:cs="宋体"/>
+          <w:sz w:val="24"/>
+          <w:szCs w:val="24"/>
+        </w:rPr>
+      </w:pPr>
+      <w:r>
+        <w:rPr>
+          <w:rFonts w:ascii="宋体" w:hAnsi="宋体" w:eastAsia="宋体" w:cs="宋体"/>
+          <w:sz w:val="24"/>
+          <w:szCs w:val="24"/>
+        </w:rPr>
+        <w:t>无</w:t>
+      </w:r>
+    </w:p>
+    <w:p>
+      <w:pPr>
+        <w:pStyle w:val="26"/>
+        <w:bidi w:val="0"/>
+      </w:pPr>
+      <w:bookmarkStart w:id="7" w:name="_Toc22407"/>
+      <w:r>
+        <w:t>角色与职责</w:t>
       </w:r>
       <w:bookmarkEnd w:id="7"/>
     </w:p>
     <w:p>
       <w:pPr>
-        <w:spacing w:before="172" w:line="220" w:lineRule="auto"/>
-        <w:ind w:left="505"/>
-        <w:rPr>
-          <w:rFonts w:ascii="宋体" w:eastAsia="宋体" w:hAnsi="宋体" w:cs="宋体"/>
-          <w:sz w:val="24"/>
-          <w:szCs w:val="24"/>
-        </w:rPr>
-      </w:pPr>
-      <w:r>
-        <w:rPr>
-          <w:rFonts w:ascii="宋体" w:eastAsia="宋体" w:hAnsi="宋体" w:cs="宋体"/>
-          <w:sz w:val="24"/>
-          <w:szCs w:val="24"/>
-        </w:rPr>
-        <w:t>无</w:t>
-      </w:r>
-    </w:p>
-    <w:p>
-      <w:pPr>
-        <w:pStyle w:val="1"/>
-        <w:bidi w:val="0"/>
-      </w:pPr>
-      <w:bookmarkStart w:id="8" w:name="_Toc5801"/>
-      <w:r>
-        <w:t>角色与职责</w:t>
-      </w:r>
-      <w:bookmarkEnd w:id="8"/>
-    </w:p>
-    <w:p>
-      <w:pPr>
         <w:spacing w:before="128"/>
       </w:pPr>
     </w:p>
     <w:tbl>
       <w:tblPr>
-        <w:tblStyle w:val="TableNormal0"/>
+        <w:tblStyle w:val="24"/>
         <w:tblW w:w="7655" w:type="dxa"/>
         <w:tblInd w:w="553" w:type="dxa"/>
         <w:tblBorders>
-          <w:top w:val="single" w:sz="4" w:space="0" w:color="000000"/>
-          <w:left w:val="single" w:sz="4" w:space="0" w:color="000000"/>
-          <w:bottom w:val="single" w:sz="4" w:space="0" w:color="000000"/>
-          <w:right w:val="single" w:sz="4" w:space="0" w:color="000000"/>
-          <w:insideH w:val="single" w:sz="4" w:space="0" w:color="000000"/>
-          <w:insideV w:val="single" w:sz="4" w:space="0" w:color="000000"/>
+          <w:top w:val="single" w:color="000000" w:sz="4" w:space="0"/>
+          <w:left w:val="single" w:color="000000" w:sz="4" w:space="0"/>
+          <w:bottom w:val="single" w:color="000000" w:sz="4" w:space="0"/>
+          <w:right w:val="single" w:color="000000" w:sz="4" w:space="0"/>
+          <w:insideH w:val="single" w:color="000000" w:sz="4" w:space="0"/>
+          <w:insideV w:val="single" w:color="000000" w:sz="4" w:space="0"/>
         </w:tblBorders>
         <w:tblLayout w:type="fixed"/>
         <w:tblCellMar>
@@ -3295,17 +3310,14 @@
       </w:tblGrid>
       <w:tr>
         <w:tblPrEx>
-          <w:tblW w:w="7655" w:type="dxa"/>
-          <w:tblInd w:w="553" w:type="dxa"/>
           <w:tblBorders>
-            <w:top w:val="single" w:sz="4" w:space="0" w:color="000000"/>
-            <w:left w:val="single" w:sz="4" w:space="0" w:color="000000"/>
-            <w:bottom w:val="single" w:sz="4" w:space="0" w:color="000000"/>
-            <w:right w:val="single" w:sz="4" w:space="0" w:color="000000"/>
-            <w:insideH w:val="single" w:sz="4" w:space="0" w:color="000000"/>
-            <w:insideV w:val="single" w:sz="4" w:space="0" w:color="000000"/>
+            <w:top w:val="single" w:color="000000" w:sz="4" w:space="0"/>
+            <w:left w:val="single" w:color="000000" w:sz="4" w:space="0"/>
+            <w:bottom w:val="single" w:color="000000" w:sz="4" w:space="0"/>
+            <w:right w:val="single" w:color="000000" w:sz="4" w:space="0"/>
+            <w:insideH w:val="single" w:color="000000" w:sz="4" w:space="0"/>
+            <w:insideV w:val="single" w:color="000000" w:sz="4" w:space="0"/>
           </w:tblBorders>
-          <w:tblLayout w:type="fixed"/>
           <w:tblCellMar>
             <w:top w:w="0" w:type="dxa"/>
             <w:left w:w="0" w:type="dxa"/>
@@ -3314,7 +3326,7 @@
           </w:tblCellMar>
         </w:tblPrEx>
         <w:trPr>
-          <w:trHeight w:val="362"/>
+          <w:trHeight w:val="362" w:hRule="atLeast"/>
         </w:trPr>
         <w:tc>
           <w:tcPr>
@@ -3326,14 +3338,14 @@
               <w:spacing w:before="60" w:line="219" w:lineRule="auto"/>
               <w:ind w:left="443"/>
               <w:rPr>
-                <w:rFonts w:ascii="宋体" w:eastAsia="宋体" w:hAnsi="宋体" w:cs="宋体"/>
+                <w:rFonts w:ascii="宋体" w:hAnsi="宋体" w:eastAsia="宋体" w:cs="宋体"/>
                 <w:sz w:val="24"/>
                 <w:szCs w:val="24"/>
               </w:rPr>
             </w:pPr>
             <w:r>
               <w:rPr>
-                <w:rFonts w:ascii="宋体" w:eastAsia="宋体" w:hAnsi="宋体" w:cs="宋体"/>
+                <w:rFonts w:ascii="宋体" w:hAnsi="宋体" w:eastAsia="宋体" w:cs="宋体"/>
                 <w:spacing w:val="-4"/>
                 <w:sz w:val="24"/>
                 <w:szCs w:val="24"/>
@@ -3352,14 +3364,14 @@
               <w:spacing w:before="61" w:line="221" w:lineRule="auto"/>
               <w:ind w:left="2914"/>
               <w:rPr>
-                <w:rFonts w:ascii="宋体" w:eastAsia="宋体" w:hAnsi="宋体" w:cs="宋体"/>
+                <w:rFonts w:ascii="宋体" w:hAnsi="宋体" w:eastAsia="宋体" w:cs="宋体"/>
                 <w:sz w:val="24"/>
                 <w:szCs w:val="24"/>
               </w:rPr>
             </w:pPr>
             <w:r>
               <w:rPr>
-                <w:rFonts w:ascii="宋体" w:eastAsia="宋体" w:hAnsi="宋体" w:cs="宋体"/>
+                <w:rFonts w:ascii="宋体" w:hAnsi="宋体" w:eastAsia="宋体" w:cs="宋体"/>
                 <w:spacing w:val="-3"/>
                 <w:sz w:val="24"/>
                 <w:szCs w:val="24"/>
@@ -3371,18 +3383,17 @@
       </w:tr>
       <w:tr>
         <w:tblPrEx>
-          <w:tblW w:w="7655" w:type="dxa"/>
-          <w:tblInd w:w="553" w:type="dxa"/>
-          <w:tblLayout w:type="fixed"/>
-          <w:tblCellMar>
-            <w:top w:w="0" w:type="dxa"/>
-            <w:left w:w="0" w:type="dxa"/>
-            <w:bottom w:w="0" w:type="dxa"/>
-            <w:right w:w="0" w:type="dxa"/>
-          </w:tblCellMar>
+          <w:tblBorders>
+            <w:top w:val="single" w:color="000000" w:sz="4" w:space="0"/>
+            <w:left w:val="single" w:color="000000" w:sz="4" w:space="0"/>
+            <w:bottom w:val="single" w:color="000000" w:sz="4" w:space="0"/>
+            <w:right w:val="single" w:color="000000" w:sz="4" w:space="0"/>
+            <w:insideH w:val="single" w:color="000000" w:sz="4" w:space="0"/>
+            <w:insideV w:val="single" w:color="000000" w:sz="4" w:space="0"/>
+          </w:tblBorders>
         </w:tblPrEx>
         <w:trPr>
-          <w:trHeight w:val="1432"/>
+          <w:trHeight w:val="1432" w:hRule="atLeast"/>
         </w:trPr>
         <w:tc>
           <w:tcPr>
@@ -3390,13 +3401,13 @@
           </w:tcPr>
           <w:p>
             <w:pPr>
-              <w:pStyle w:val="TableText"/>
+              <w:pStyle w:val="25"/>
               <w:spacing w:line="257" w:lineRule="auto"/>
             </w:pPr>
           </w:p>
           <w:p>
             <w:pPr>
-              <w:pStyle w:val="TableText"/>
+              <w:pStyle w:val="25"/>
               <w:spacing w:line="257" w:lineRule="auto"/>
             </w:pPr>
           </w:p>
@@ -3405,14 +3416,14 @@
               <w:spacing w:before="78" w:line="220" w:lineRule="auto"/>
               <w:ind w:left="118"/>
               <w:rPr>
-                <w:rFonts w:ascii="宋体" w:eastAsia="宋体" w:hAnsi="宋体" w:cs="宋体"/>
+                <w:rFonts w:ascii="宋体" w:hAnsi="宋体" w:eastAsia="宋体" w:cs="宋体"/>
                 <w:sz w:val="24"/>
                 <w:szCs w:val="24"/>
               </w:rPr>
             </w:pPr>
             <w:r>
               <w:rPr>
-                <w:rFonts w:ascii="宋体" w:eastAsia="宋体" w:hAnsi="宋体" w:cs="宋体"/>
+                <w:rFonts w:ascii="宋体" w:hAnsi="宋体" w:eastAsia="宋体" w:cs="宋体"/>
                 <w:spacing w:val="-4"/>
                 <w:sz w:val="24"/>
                 <w:szCs w:val="24"/>
@@ -3430,14 +3441,14 @@
               <w:spacing w:before="64" w:line="223" w:lineRule="auto"/>
               <w:ind w:left="152"/>
               <w:rPr>
-                <w:rFonts w:ascii="宋体" w:eastAsia="宋体" w:hAnsi="宋体" w:cs="宋体"/>
+                <w:rFonts w:ascii="宋体" w:hAnsi="宋体" w:eastAsia="宋体" w:cs="宋体"/>
                 <w:sz w:val="21"/>
                 <w:szCs w:val="21"/>
               </w:rPr>
             </w:pPr>
             <w:r>
               <w:rPr>
-                <w:rFonts w:ascii="宋体" w:eastAsia="宋体" w:hAnsi="宋体" w:cs="宋体"/>
+                <w:rFonts w:ascii="宋体" w:hAnsi="宋体" w:eastAsia="宋体" w:cs="宋体"/>
                 <w:position w:val="-4"/>
                 <w:sz w:val="21"/>
                 <w:szCs w:val="21"/>
@@ -3456,7 +3467,7 @@
                           <pic:cNvPicPr/>
                         </pic:nvPicPr>
                         <pic:blipFill>
-                          <a:blip xmlns:r="http://schemas.openxmlformats.org/officeDocument/2006/relationships" r:embed="rId4"/>
+                          <a:blip r:embed="rId7"/>
                           <a:stretch>
                             <a:fillRect/>
                           </a:stretch>
@@ -3478,7 +3489,7 @@
             </w:r>
             <w:r>
               <w:rPr>
-                <w:rFonts w:ascii="宋体" w:eastAsia="宋体" w:hAnsi="宋体" w:cs="宋体"/>
+                <w:rFonts w:ascii="宋体" w:hAnsi="宋体" w:eastAsia="宋体" w:cs="宋体"/>
                 <w:spacing w:val="32"/>
                 <w:sz w:val="21"/>
                 <w:szCs w:val="21"/>
@@ -3487,7 +3498,7 @@
             </w:r>
             <w:r>
               <w:rPr>
-                <w:rFonts w:ascii="宋体" w:eastAsia="宋体" w:hAnsi="宋体" w:cs="宋体"/>
+                <w:rFonts w:ascii="宋体" w:hAnsi="宋体" w:eastAsia="宋体" w:cs="宋体"/>
                 <w:spacing w:val="-3"/>
                 <w:sz w:val="21"/>
                 <w:szCs w:val="21"/>
@@ -3500,14 +3511,14 @@
               <w:spacing w:before="105" w:line="223" w:lineRule="auto"/>
               <w:ind w:left="152"/>
               <w:rPr>
-                <w:rFonts w:ascii="宋体" w:eastAsia="宋体" w:hAnsi="宋体" w:cs="宋体"/>
+                <w:rFonts w:ascii="宋体" w:hAnsi="宋体" w:eastAsia="宋体" w:cs="宋体"/>
                 <w:sz w:val="21"/>
                 <w:szCs w:val="21"/>
               </w:rPr>
             </w:pPr>
             <w:r>
               <w:rPr>
-                <w:rFonts w:ascii="宋体" w:eastAsia="宋体" w:hAnsi="宋体" w:cs="宋体"/>
+                <w:rFonts w:ascii="宋体" w:hAnsi="宋体" w:eastAsia="宋体" w:cs="宋体"/>
                 <w:position w:val="-4"/>
                 <w:sz w:val="21"/>
                 <w:szCs w:val="21"/>
@@ -3526,7 +3537,7 @@
                           <pic:cNvPicPr/>
                         </pic:nvPicPr>
                         <pic:blipFill>
-                          <a:blip xmlns:r="http://schemas.openxmlformats.org/officeDocument/2006/relationships" r:embed="rId4"/>
+                          <a:blip r:embed="rId7"/>
                           <a:stretch>
                             <a:fillRect/>
                           </a:stretch>
@@ -3548,7 +3559,7 @@
             </w:r>
             <w:r>
               <w:rPr>
-                <w:rFonts w:ascii="宋体" w:eastAsia="宋体" w:hAnsi="宋体" w:cs="宋体"/>
+                <w:rFonts w:ascii="宋体" w:hAnsi="宋体" w:eastAsia="宋体" w:cs="宋体"/>
                 <w:spacing w:val="35"/>
                 <w:sz w:val="21"/>
                 <w:szCs w:val="21"/>
@@ -3557,7 +3568,7 @@
             </w:r>
             <w:r>
               <w:rPr>
-                <w:rFonts w:ascii="宋体" w:eastAsia="宋体" w:hAnsi="宋体" w:cs="宋体"/>
+                <w:rFonts w:ascii="宋体" w:hAnsi="宋体" w:eastAsia="宋体" w:cs="宋体"/>
                 <w:spacing w:val="-2"/>
                 <w:sz w:val="21"/>
                 <w:szCs w:val="21"/>
@@ -3570,14 +3581,14 @@
               <w:spacing w:before="105" w:line="271" w:lineRule="auto"/>
               <w:ind w:left="567" w:right="270" w:hanging="415"/>
               <w:rPr>
-                <w:rFonts w:ascii="宋体" w:eastAsia="宋体" w:hAnsi="宋体" w:cs="宋体"/>
+                <w:rFonts w:ascii="宋体" w:hAnsi="宋体" w:eastAsia="宋体" w:cs="宋体"/>
                 <w:sz w:val="21"/>
                 <w:szCs w:val="21"/>
               </w:rPr>
             </w:pPr>
             <w:r>
               <w:rPr>
-                <w:rFonts w:ascii="宋体" w:eastAsia="宋体" w:hAnsi="宋体" w:cs="宋体"/>
+                <w:rFonts w:ascii="宋体" w:hAnsi="宋体" w:eastAsia="宋体" w:cs="宋体"/>
                 <w:position w:val="-4"/>
                 <w:sz w:val="21"/>
                 <w:szCs w:val="21"/>
@@ -3596,7 +3607,7 @@
                           <pic:cNvPicPr/>
                         </pic:nvPicPr>
                         <pic:blipFill>
-                          <a:blip xmlns:r="http://schemas.openxmlformats.org/officeDocument/2006/relationships" r:embed="rId4"/>
+                          <a:blip r:embed="rId7"/>
                           <a:stretch>
                             <a:fillRect/>
                           </a:stretch>
@@ -3618,7 +3629,7 @@
             </w:r>
             <w:r>
               <w:rPr>
-                <w:rFonts w:ascii="宋体" w:eastAsia="宋体" w:hAnsi="宋体" w:cs="宋体"/>
+                <w:rFonts w:ascii="宋体" w:hAnsi="宋体" w:eastAsia="宋体" w:cs="宋体"/>
                 <w:spacing w:val="36"/>
                 <w:sz w:val="21"/>
                 <w:szCs w:val="21"/>
@@ -3627,7 +3638,7 @@
             </w:r>
             <w:r>
               <w:rPr>
-                <w:rFonts w:ascii="宋体" w:eastAsia="宋体" w:hAnsi="宋体" w:cs="宋体"/>
+                <w:rFonts w:ascii="宋体" w:hAnsi="宋体" w:eastAsia="宋体" w:cs="宋体"/>
                 <w:spacing w:val="-1"/>
                 <w:sz w:val="21"/>
                 <w:szCs w:val="21"/>
@@ -3636,7 +3647,7 @@
             </w:r>
             <w:r>
               <w:rPr>
-                <w:rFonts w:ascii="宋体" w:eastAsia="宋体" w:hAnsi="宋体" w:cs="宋体"/>
+                <w:rFonts w:ascii="宋体" w:hAnsi="宋体" w:eastAsia="宋体" w:cs="宋体"/>
                 <w:spacing w:val="-5"/>
                 <w:sz w:val="21"/>
                 <w:szCs w:val="21"/>
@@ -3648,9 +3659,14 @@
       </w:tr>
       <w:tr>
         <w:tblPrEx>
-          <w:tblW w:w="7655" w:type="dxa"/>
-          <w:tblInd w:w="553" w:type="dxa"/>
-          <w:tblLayout w:type="fixed"/>
+          <w:tblBorders>
+            <w:top w:val="single" w:color="000000" w:sz="4" w:space="0"/>
+            <w:left w:val="single" w:color="000000" w:sz="4" w:space="0"/>
+            <w:bottom w:val="single" w:color="000000" w:sz="4" w:space="0"/>
+            <w:right w:val="single" w:color="000000" w:sz="4" w:space="0"/>
+            <w:insideH w:val="single" w:color="000000" w:sz="4" w:space="0"/>
+            <w:insideV w:val="single" w:color="000000" w:sz="4" w:space="0"/>
+          </w:tblBorders>
           <w:tblCellMar>
             <w:top w:w="0" w:type="dxa"/>
             <w:left w:w="0" w:type="dxa"/>
@@ -3659,7 +3675,7 @@
           </w:tblCellMar>
         </w:tblPrEx>
         <w:trPr>
-          <w:trHeight w:val="1432"/>
+          <w:trHeight w:val="1432" w:hRule="atLeast"/>
         </w:trPr>
         <w:tc>
           <w:tcPr>
@@ -3668,43 +3684,43 @@
           </w:tcPr>
           <w:p>
             <w:pPr>
-              <w:pStyle w:val="TableText"/>
+              <w:pStyle w:val="25"/>
               <w:spacing w:line="252" w:lineRule="auto"/>
             </w:pPr>
           </w:p>
           <w:p>
             <w:pPr>
-              <w:pStyle w:val="TableText"/>
+              <w:pStyle w:val="25"/>
               <w:spacing w:line="252" w:lineRule="auto"/>
             </w:pPr>
           </w:p>
           <w:p>
             <w:pPr>
-              <w:pStyle w:val="TableText"/>
+              <w:pStyle w:val="25"/>
               <w:spacing w:line="252" w:lineRule="auto"/>
             </w:pPr>
           </w:p>
           <w:p>
             <w:pPr>
-              <w:pStyle w:val="TableText"/>
+              <w:pStyle w:val="25"/>
               <w:spacing w:line="252" w:lineRule="auto"/>
             </w:pPr>
           </w:p>
           <w:p>
             <w:pPr>
-              <w:pStyle w:val="TableText"/>
+              <w:pStyle w:val="25"/>
               <w:spacing w:line="252" w:lineRule="auto"/>
             </w:pPr>
           </w:p>
           <w:p>
             <w:pPr>
-              <w:pStyle w:val="TableText"/>
+              <w:pStyle w:val="25"/>
               <w:spacing w:line="253" w:lineRule="auto"/>
             </w:pPr>
           </w:p>
           <w:p>
             <w:pPr>
-              <w:pStyle w:val="TableText"/>
+              <w:pStyle w:val="25"/>
               <w:spacing w:line="253" w:lineRule="auto"/>
             </w:pPr>
           </w:p>
@@ -3714,7 +3730,7 @@
               <w:ind w:left="113" w:leftChars="0"/>
               <w:outlineLvl w:val="1"/>
               <w:rPr>
-                <w:rFonts w:ascii="宋体" w:eastAsia="宋体" w:hAnsi="宋体" w:cs="宋体"/>
+                <w:rFonts w:ascii="宋体" w:hAnsi="宋体" w:eastAsia="宋体" w:cs="宋体"/>
                 <w:snapToGrid w:val="0"/>
                 <w:color w:val="000000"/>
                 <w:kern w:val="0"/>
@@ -3723,17 +3739,17 @@
                 <w:lang w:val="en-US" w:eastAsia="en-US" w:bidi="ar-SA"/>
               </w:rPr>
             </w:pPr>
-            <w:bookmarkStart w:id="9" w:name="_Toc15462"/>
-            <w:r>
-              <w:rPr>
-                <w:rFonts w:ascii="宋体" w:eastAsia="宋体" w:hAnsi="宋体" w:cs="宋体"/>
+            <w:bookmarkStart w:id="8" w:name="_Toc32"/>
+            <w:r>
+              <w:rPr>
+                <w:rFonts w:ascii="宋体" w:hAnsi="宋体" w:eastAsia="宋体" w:cs="宋体"/>
                 <w:spacing w:val="-2"/>
                 <w:sz w:val="24"/>
                 <w:szCs w:val="24"/>
               </w:rPr>
               <w:t>质量部</w:t>
             </w:r>
-            <w:bookmarkEnd w:id="9"/>
+            <w:bookmarkEnd w:id="8"/>
           </w:p>
         </w:tc>
         <w:tc>
@@ -3746,14 +3762,14 @@
               <w:spacing w:before="67" w:line="272" w:lineRule="auto"/>
               <w:ind w:left="567" w:right="270" w:hanging="415"/>
               <w:rPr>
-                <w:rFonts w:ascii="宋体" w:eastAsia="宋体" w:hAnsi="宋体" w:cs="宋体"/>
+                <w:rFonts w:ascii="宋体" w:hAnsi="宋体" w:eastAsia="宋体" w:cs="宋体"/>
                 <w:sz w:val="21"/>
                 <w:szCs w:val="21"/>
               </w:rPr>
             </w:pPr>
             <w:r>
               <w:rPr>
-                <w:rFonts w:ascii="宋体" w:eastAsia="宋体" w:hAnsi="宋体" w:cs="宋体"/>
+                <w:rFonts w:ascii="宋体" w:hAnsi="宋体" w:eastAsia="宋体" w:cs="宋体"/>
                 <w:position w:val="-4"/>
                 <w:sz w:val="21"/>
                 <w:szCs w:val="21"/>
@@ -3772,7 +3788,7 @@
                           <pic:cNvPicPr/>
                         </pic:nvPicPr>
                         <pic:blipFill>
-                          <a:blip xmlns:r="http://schemas.openxmlformats.org/officeDocument/2006/relationships" r:embed="rId5"/>
+                          <a:blip r:embed="rId8"/>
                           <a:stretch>
                             <a:fillRect/>
                           </a:stretch>
@@ -3794,7 +3810,7 @@
             </w:r>
             <w:r>
               <w:rPr>
-                <w:rFonts w:ascii="宋体" w:eastAsia="宋体" w:hAnsi="宋体" w:cs="宋体"/>
+                <w:rFonts w:ascii="宋体" w:hAnsi="宋体" w:eastAsia="宋体" w:cs="宋体"/>
                 <w:spacing w:val="36"/>
                 <w:sz w:val="21"/>
                 <w:szCs w:val="21"/>
@@ -3803,7 +3819,7 @@
             </w:r>
             <w:r>
               <w:rPr>
-                <w:rFonts w:ascii="宋体" w:eastAsia="宋体" w:hAnsi="宋体" w:cs="宋体"/>
+                <w:rFonts w:ascii="宋体" w:hAnsi="宋体" w:eastAsia="宋体" w:cs="宋体"/>
                 <w:spacing w:val="-1"/>
                 <w:sz w:val="21"/>
                 <w:szCs w:val="21"/>
@@ -3812,7 +3828,7 @@
             </w:r>
             <w:r>
               <w:rPr>
-                <w:rFonts w:ascii="宋体" w:eastAsia="宋体" w:hAnsi="宋体" w:cs="宋体"/>
+                <w:rFonts w:ascii="宋体" w:hAnsi="宋体" w:eastAsia="宋体" w:cs="宋体"/>
                 <w:spacing w:val="-9"/>
                 <w:sz w:val="21"/>
                 <w:szCs w:val="21"/>
@@ -3825,14 +3841,14 @@
               <w:spacing w:before="100" w:line="270" w:lineRule="auto"/>
               <w:ind w:left="569" w:right="101" w:hanging="417"/>
               <w:rPr>
-                <w:rFonts w:ascii="宋体" w:eastAsia="宋体" w:hAnsi="宋体" w:cs="宋体"/>
+                <w:rFonts w:ascii="宋体" w:hAnsi="宋体" w:eastAsia="宋体" w:cs="宋体"/>
                 <w:sz w:val="21"/>
                 <w:szCs w:val="21"/>
               </w:rPr>
             </w:pPr>
             <w:r>
               <w:rPr>
-                <w:rFonts w:ascii="宋体" w:eastAsia="宋体" w:hAnsi="宋体" w:cs="宋体"/>
+                <w:rFonts w:ascii="宋体" w:hAnsi="宋体" w:eastAsia="宋体" w:cs="宋体"/>
                 <w:position w:val="-4"/>
                 <w:sz w:val="21"/>
                 <w:szCs w:val="21"/>
@@ -3851,7 +3867,7 @@
                           <pic:cNvPicPr/>
                         </pic:nvPicPr>
                         <pic:blipFill>
-                          <a:blip xmlns:r="http://schemas.openxmlformats.org/officeDocument/2006/relationships" r:embed="rId5"/>
+                          <a:blip r:embed="rId8"/>
                           <a:stretch>
                             <a:fillRect/>
                           </a:stretch>
@@ -3873,7 +3889,7 @@
             </w:r>
             <w:r>
               <w:rPr>
-                <w:rFonts w:ascii="宋体" w:eastAsia="宋体" w:hAnsi="宋体" w:cs="宋体"/>
+                <w:rFonts w:ascii="宋体" w:hAnsi="宋体" w:eastAsia="宋体" w:cs="宋体"/>
                 <w:spacing w:val="30"/>
                 <w:sz w:val="21"/>
                 <w:szCs w:val="21"/>
@@ -3882,7 +3898,7 @@
             </w:r>
             <w:r>
               <w:rPr>
-                <w:rFonts w:ascii="宋体" w:eastAsia="宋体" w:hAnsi="宋体" w:cs="宋体"/>
+                <w:rFonts w:ascii="宋体" w:hAnsi="宋体" w:eastAsia="宋体" w:cs="宋体"/>
                 <w:spacing w:val="-1"/>
                 <w:sz w:val="21"/>
                 <w:szCs w:val="21"/>
@@ -3891,7 +3907,7 @@
             </w:r>
             <w:r>
               <w:rPr>
-                <w:rFonts w:ascii="宋体" w:eastAsia="宋体" w:hAnsi="宋体" w:cs="宋体"/>
+                <w:rFonts w:ascii="宋体" w:hAnsi="宋体" w:eastAsia="宋体" w:cs="宋体"/>
                 <w:spacing w:val="38"/>
                 <w:sz w:val="21"/>
                 <w:szCs w:val="21"/>
@@ -3900,7 +3916,7 @@
             </w:r>
             <w:r>
               <w:rPr>
-                <w:rFonts w:ascii="宋体" w:eastAsia="宋体" w:hAnsi="宋体" w:cs="宋体"/>
+                <w:rFonts w:ascii="宋体" w:hAnsi="宋体" w:eastAsia="宋体" w:cs="宋体"/>
                 <w:spacing w:val="-1"/>
                 <w:sz w:val="21"/>
                 <w:szCs w:val="21"/>
@@ -3909,7 +3925,7 @@
             </w:r>
             <w:r>
               <w:rPr>
-                <w:rFonts w:ascii="宋体" w:eastAsia="宋体" w:hAnsi="宋体" w:cs="宋体"/>
+                <w:rFonts w:ascii="宋体" w:hAnsi="宋体" w:eastAsia="宋体" w:cs="宋体"/>
                 <w:spacing w:val="-5"/>
                 <w:sz w:val="21"/>
                 <w:szCs w:val="21"/>
@@ -3922,14 +3938,14 @@
               <w:spacing w:before="102" w:line="223" w:lineRule="auto"/>
               <w:ind w:left="152"/>
               <w:rPr>
-                <w:rFonts w:ascii="宋体" w:eastAsia="宋体" w:hAnsi="宋体" w:cs="宋体"/>
+                <w:rFonts w:ascii="宋体" w:hAnsi="宋体" w:eastAsia="宋体" w:cs="宋体"/>
                 <w:sz w:val="21"/>
                 <w:szCs w:val="21"/>
               </w:rPr>
             </w:pPr>
             <w:r>
               <w:rPr>
-                <w:rFonts w:ascii="宋体" w:eastAsia="宋体" w:hAnsi="宋体" w:cs="宋体"/>
+                <w:rFonts w:ascii="宋体" w:hAnsi="宋体" w:eastAsia="宋体" w:cs="宋体"/>
                 <w:position w:val="-4"/>
                 <w:sz w:val="21"/>
                 <w:szCs w:val="21"/>
@@ -3948,7 +3964,7 @@
                           <pic:cNvPicPr/>
                         </pic:nvPicPr>
                         <pic:blipFill>
-                          <a:blip xmlns:r="http://schemas.openxmlformats.org/officeDocument/2006/relationships" r:embed="rId4"/>
+                          <a:blip r:embed="rId7"/>
                           <a:stretch>
                             <a:fillRect/>
                           </a:stretch>
@@ -3970,7 +3986,7 @@
             </w:r>
             <w:r>
               <w:rPr>
-                <w:rFonts w:ascii="宋体" w:eastAsia="宋体" w:hAnsi="宋体" w:cs="宋体"/>
+                <w:rFonts w:ascii="宋体" w:hAnsi="宋体" w:eastAsia="宋体" w:cs="宋体"/>
                 <w:spacing w:val="35"/>
                 <w:sz w:val="21"/>
                 <w:szCs w:val="21"/>
@@ -3979,7 +3995,7 @@
             </w:r>
             <w:r>
               <w:rPr>
-                <w:rFonts w:ascii="宋体" w:eastAsia="宋体" w:hAnsi="宋体" w:cs="宋体"/>
+                <w:rFonts w:ascii="宋体" w:hAnsi="宋体" w:eastAsia="宋体" w:cs="宋体"/>
                 <w:spacing w:val="-3"/>
                 <w:sz w:val="21"/>
                 <w:szCs w:val="21"/>
@@ -3992,14 +4008,14 @@
               <w:spacing w:before="105" w:line="271" w:lineRule="auto"/>
               <w:ind w:left="584" w:right="270" w:hanging="432"/>
               <w:rPr>
-                <w:rFonts w:ascii="宋体" w:eastAsia="宋体" w:hAnsi="宋体" w:cs="宋体"/>
+                <w:rFonts w:ascii="宋体" w:hAnsi="宋体" w:eastAsia="宋体" w:cs="宋体"/>
                 <w:sz w:val="21"/>
                 <w:szCs w:val="21"/>
               </w:rPr>
             </w:pPr>
             <w:r>
               <w:rPr>
-                <w:rFonts w:ascii="宋体" w:eastAsia="宋体" w:hAnsi="宋体" w:cs="宋体"/>
+                <w:rFonts w:ascii="宋体" w:hAnsi="宋体" w:eastAsia="宋体" w:cs="宋体"/>
                 <w:position w:val="-4"/>
                 <w:sz w:val="21"/>
                 <w:szCs w:val="21"/>
@@ -4018,7 +4034,7 @@
                           <pic:cNvPicPr/>
                         </pic:nvPicPr>
                         <pic:blipFill>
-                          <a:blip xmlns:r="http://schemas.openxmlformats.org/officeDocument/2006/relationships" r:embed="rId4"/>
+                          <a:blip r:embed="rId7"/>
                           <a:stretch>
                             <a:fillRect/>
                           </a:stretch>
@@ -4040,7 +4056,7 @@
             </w:r>
             <w:r>
               <w:rPr>
-                <w:rFonts w:ascii="宋体" w:eastAsia="宋体" w:hAnsi="宋体" w:cs="宋体"/>
+                <w:rFonts w:ascii="宋体" w:hAnsi="宋体" w:eastAsia="宋体" w:cs="宋体"/>
                 <w:spacing w:val="36"/>
                 <w:sz w:val="21"/>
                 <w:szCs w:val="21"/>
@@ -4049,7 +4065,7 @@
             </w:r>
             <w:r>
               <w:rPr>
-                <w:rFonts w:ascii="宋体" w:eastAsia="宋体" w:hAnsi="宋体" w:cs="宋体"/>
+                <w:rFonts w:ascii="宋体" w:hAnsi="宋体" w:eastAsia="宋体" w:cs="宋体"/>
                 <w:spacing w:val="-1"/>
                 <w:sz w:val="21"/>
                 <w:szCs w:val="21"/>
@@ -4058,7 +4074,7 @@
             </w:r>
             <w:r>
               <w:rPr>
-                <w:rFonts w:ascii="宋体" w:eastAsia="宋体" w:hAnsi="宋体" w:cs="宋体"/>
+                <w:rFonts w:ascii="宋体" w:hAnsi="宋体" w:eastAsia="宋体" w:cs="宋体"/>
                 <w:spacing w:val="-6"/>
                 <w:sz w:val="21"/>
                 <w:szCs w:val="21"/>
@@ -4071,14 +4087,14 @@
               <w:spacing w:before="100" w:line="223" w:lineRule="auto"/>
               <w:ind w:left="152"/>
               <w:rPr>
-                <w:rFonts w:ascii="宋体" w:eastAsia="宋体" w:hAnsi="宋体" w:cs="宋体"/>
+                <w:rFonts w:ascii="宋体" w:hAnsi="宋体" w:eastAsia="宋体" w:cs="宋体"/>
                 <w:sz w:val="21"/>
                 <w:szCs w:val="21"/>
               </w:rPr>
             </w:pPr>
             <w:r>
               <w:rPr>
-                <w:rFonts w:ascii="宋体" w:eastAsia="宋体" w:hAnsi="宋体" w:cs="宋体"/>
+                <w:rFonts w:ascii="宋体" w:hAnsi="宋体" w:eastAsia="宋体" w:cs="宋体"/>
                 <w:position w:val="-4"/>
                 <w:sz w:val="21"/>
                 <w:szCs w:val="21"/>
@@ -4097,7 +4113,7 @@
                           <pic:cNvPicPr/>
                         </pic:nvPicPr>
                         <pic:blipFill>
-                          <a:blip xmlns:r="http://schemas.openxmlformats.org/officeDocument/2006/relationships" r:embed="rId4"/>
+                          <a:blip r:embed="rId7"/>
                           <a:stretch>
                             <a:fillRect/>
                           </a:stretch>
@@ -4119,7 +4135,7 @@
             </w:r>
             <w:r>
               <w:rPr>
-                <w:rFonts w:ascii="宋体" w:eastAsia="宋体" w:hAnsi="宋体" w:cs="宋体"/>
+                <w:rFonts w:ascii="宋体" w:hAnsi="宋体" w:eastAsia="宋体" w:cs="宋体"/>
                 <w:spacing w:val="36"/>
                 <w:sz w:val="21"/>
                 <w:szCs w:val="21"/>
@@ -4128,7 +4144,7 @@
             </w:r>
             <w:r>
               <w:rPr>
-                <w:rFonts w:ascii="宋体" w:eastAsia="宋体" w:hAnsi="宋体" w:cs="宋体"/>
+                <w:rFonts w:ascii="宋体" w:hAnsi="宋体" w:eastAsia="宋体" w:cs="宋体"/>
                 <w:spacing w:val="-4"/>
                 <w:sz w:val="21"/>
                 <w:szCs w:val="21"/>
@@ -4141,14 +4157,14 @@
               <w:spacing w:before="105" w:line="223" w:lineRule="auto"/>
               <w:ind w:left="152"/>
               <w:rPr>
-                <w:rFonts w:ascii="宋体" w:eastAsia="宋体" w:hAnsi="宋体" w:cs="宋体"/>
+                <w:rFonts w:ascii="宋体" w:hAnsi="宋体" w:eastAsia="宋体" w:cs="宋体"/>
                 <w:sz w:val="21"/>
                 <w:szCs w:val="21"/>
               </w:rPr>
             </w:pPr>
             <w:r>
               <w:rPr>
-                <w:rFonts w:ascii="宋体" w:eastAsia="宋体" w:hAnsi="宋体" w:cs="宋体"/>
+                <w:rFonts w:ascii="宋体" w:hAnsi="宋体" w:eastAsia="宋体" w:cs="宋体"/>
                 <w:position w:val="-4"/>
                 <w:sz w:val="21"/>
                 <w:szCs w:val="21"/>
@@ -4167,7 +4183,7 @@
                           <pic:cNvPicPr/>
                         </pic:nvPicPr>
                         <pic:blipFill>
-                          <a:blip xmlns:r="http://schemas.openxmlformats.org/officeDocument/2006/relationships" r:embed="rId4"/>
+                          <a:blip r:embed="rId7"/>
                           <a:stretch>
                             <a:fillRect/>
                           </a:stretch>
@@ -4189,7 +4205,7 @@
             </w:r>
             <w:r>
               <w:rPr>
-                <w:rFonts w:ascii="宋体" w:eastAsia="宋体" w:hAnsi="宋体" w:cs="宋体"/>
+                <w:rFonts w:ascii="宋体" w:hAnsi="宋体" w:eastAsia="宋体" w:cs="宋体"/>
                 <w:spacing w:val="27"/>
                 <w:sz w:val="21"/>
                 <w:szCs w:val="21"/>
@@ -4198,7 +4214,7 @@
             </w:r>
             <w:r>
               <w:rPr>
-                <w:rFonts w:ascii="宋体" w:eastAsia="宋体" w:hAnsi="宋体" w:cs="宋体"/>
+                <w:rFonts w:ascii="宋体" w:hAnsi="宋体" w:eastAsia="宋体" w:cs="宋体"/>
                 <w:spacing w:val="-2"/>
                 <w:sz w:val="21"/>
                 <w:szCs w:val="21"/>
@@ -4211,14 +4227,14 @@
               <w:spacing w:before="105" w:line="223" w:lineRule="auto"/>
               <w:ind w:left="152"/>
               <w:rPr>
-                <w:rFonts w:ascii="宋体" w:eastAsia="宋体" w:hAnsi="宋体" w:cs="宋体"/>
+                <w:rFonts w:ascii="宋体" w:hAnsi="宋体" w:eastAsia="宋体" w:cs="宋体"/>
                 <w:sz w:val="21"/>
                 <w:szCs w:val="21"/>
               </w:rPr>
             </w:pPr>
             <w:r>
               <w:rPr>
-                <w:rFonts w:ascii="宋体" w:eastAsia="宋体" w:hAnsi="宋体" w:cs="宋体"/>
+                <w:rFonts w:ascii="宋体" w:hAnsi="宋体" w:eastAsia="宋体" w:cs="宋体"/>
                 <w:position w:val="-4"/>
                 <w:sz w:val="21"/>
                 <w:szCs w:val="21"/>
@@ -4237,7 +4253,7 @@
                           <pic:cNvPicPr/>
                         </pic:nvPicPr>
                         <pic:blipFill>
-                          <a:blip xmlns:r="http://schemas.openxmlformats.org/officeDocument/2006/relationships" r:embed="rId6"/>
+                          <a:blip r:embed="rId9"/>
                           <a:stretch>
                             <a:fillRect/>
                           </a:stretch>
@@ -4259,7 +4275,7 @@
             </w:r>
             <w:r>
               <w:rPr>
-                <w:rFonts w:ascii="宋体" w:eastAsia="宋体" w:hAnsi="宋体" w:cs="宋体"/>
+                <w:rFonts w:ascii="宋体" w:hAnsi="宋体" w:eastAsia="宋体" w:cs="宋体"/>
                 <w:spacing w:val="30"/>
                 <w:sz w:val="21"/>
                 <w:szCs w:val="21"/>
@@ -4268,7 +4284,7 @@
             </w:r>
             <w:r>
               <w:rPr>
-                <w:rFonts w:ascii="宋体" w:eastAsia="宋体" w:hAnsi="宋体" w:cs="宋体"/>
+                <w:rFonts w:ascii="宋体" w:hAnsi="宋体" w:eastAsia="宋体" w:cs="宋体"/>
                 <w:spacing w:val="-3"/>
                 <w:sz w:val="21"/>
                 <w:szCs w:val="21"/>
@@ -4281,7 +4297,7 @@
               <w:spacing w:before="105" w:line="223" w:lineRule="auto"/>
               <w:ind w:left="152" w:leftChars="0"/>
               <w:rPr>
-                <w:rFonts w:ascii="宋体" w:eastAsia="宋体" w:hAnsi="宋体" w:cs="宋体"/>
+                <w:rFonts w:ascii="宋体" w:hAnsi="宋体" w:eastAsia="宋体" w:cs="宋体"/>
                 <w:snapToGrid w:val="0"/>
                 <w:color w:val="000000"/>
                 <w:kern w:val="0"/>
@@ -4292,7 +4308,7 @@
             </w:pPr>
             <w:r>
               <w:rPr>
-                <w:rFonts w:ascii="宋体" w:eastAsia="宋体" w:hAnsi="宋体" w:cs="宋体"/>
+                <w:rFonts w:ascii="宋体" w:hAnsi="宋体" w:eastAsia="宋体" w:cs="宋体"/>
                 <w:position w:val="-4"/>
                 <w:sz w:val="21"/>
                 <w:szCs w:val="21"/>
@@ -4311,7 +4327,7 @@
                           <pic:cNvPicPr/>
                         </pic:nvPicPr>
                         <pic:blipFill>
-                          <a:blip xmlns:r="http://schemas.openxmlformats.org/officeDocument/2006/relationships" r:embed="rId5"/>
+                          <a:blip r:embed="rId8"/>
                           <a:stretch>
                             <a:fillRect/>
                           </a:stretch>
@@ -4333,7 +4349,7 @@
             </w:r>
             <w:r>
               <w:rPr>
-                <w:rFonts w:ascii="宋体" w:eastAsia="宋体" w:hAnsi="宋体" w:cs="宋体"/>
+                <w:rFonts w:ascii="宋体" w:hAnsi="宋体" w:eastAsia="宋体" w:cs="宋体"/>
                 <w:spacing w:val="35"/>
                 <w:sz w:val="21"/>
                 <w:szCs w:val="21"/>
@@ -4342,7 +4358,7 @@
             </w:r>
             <w:r>
               <w:rPr>
-                <w:rFonts w:ascii="宋体" w:eastAsia="宋体" w:hAnsi="宋体" w:cs="宋体"/>
+                <w:rFonts w:ascii="宋体" w:hAnsi="宋体" w:eastAsia="宋体" w:cs="宋体"/>
                 <w:spacing w:val="-5"/>
                 <w:sz w:val="21"/>
                 <w:szCs w:val="21"/>
@@ -4354,18 +4370,17 @@
       </w:tr>
       <w:tr>
         <w:tblPrEx>
-          <w:tblW w:w="7655" w:type="dxa"/>
-          <w:tblInd w:w="553" w:type="dxa"/>
-          <w:tblLayout w:type="fixed"/>
-          <w:tblCellMar>
-            <w:top w:w="0" w:type="dxa"/>
-            <w:left w:w="0" w:type="dxa"/>
-            <w:bottom w:w="0" w:type="dxa"/>
-            <w:right w:w="0" w:type="dxa"/>
-          </w:tblCellMar>
+          <w:tblBorders>
+            <w:top w:val="single" w:color="000000" w:sz="4" w:space="0"/>
+            <w:left w:val="single" w:color="000000" w:sz="4" w:space="0"/>
+            <w:bottom w:val="single" w:color="000000" w:sz="4" w:space="0"/>
+            <w:right w:val="single" w:color="000000" w:sz="4" w:space="0"/>
+            <w:insideH w:val="single" w:color="000000" w:sz="4" w:space="0"/>
+            <w:insideV w:val="single" w:color="000000" w:sz="4" w:space="0"/>
+          </w:tblBorders>
         </w:tblPrEx>
         <w:trPr>
-          <w:trHeight w:val="1432"/>
+          <w:trHeight w:val="1432" w:hRule="atLeast"/>
         </w:trPr>
         <w:tc>
           <w:tcPr>
@@ -4374,52 +4389,52 @@
           </w:tcPr>
           <w:p>
             <w:pPr>
-              <w:pStyle w:val="TableText"/>
+              <w:pStyle w:val="25"/>
               <w:spacing w:line="252" w:lineRule="auto"/>
             </w:pPr>
           </w:p>
           <w:p>
             <w:pPr>
-              <w:pStyle w:val="TableText"/>
+              <w:pStyle w:val="25"/>
               <w:spacing w:line="252" w:lineRule="auto"/>
             </w:pPr>
           </w:p>
           <w:p>
             <w:pPr>
-              <w:pStyle w:val="TableText"/>
+              <w:pStyle w:val="25"/>
               <w:spacing w:line="252" w:lineRule="auto"/>
             </w:pPr>
           </w:p>
           <w:p>
             <w:pPr>
-              <w:pStyle w:val="TableText"/>
+              <w:pStyle w:val="25"/>
               <w:spacing w:line="252" w:lineRule="auto"/>
             </w:pPr>
           </w:p>
           <w:p>
             <w:pPr>
-              <w:pStyle w:val="TableText"/>
+              <w:pStyle w:val="25"/>
               <w:spacing w:line="252" w:lineRule="auto"/>
             </w:pPr>
           </w:p>
           <w:p>
             <w:pPr>
-              <w:pStyle w:val="TableText"/>
+              <w:pStyle w:val="25"/>
               <w:spacing w:line="252" w:lineRule="auto"/>
             </w:pPr>
           </w:p>
           <w:p>
             <w:pPr>
-              <w:pStyle w:val="TableText"/>
+              <w:pStyle w:val="25"/>
               <w:spacing w:line="253" w:lineRule="auto"/>
             </w:pPr>
           </w:p>
           <w:p>
             <w:pPr>
               <w:spacing w:before="78" w:line="278" w:lineRule="auto"/>
-              <w:ind w:left="114" w:right="280" w:hanging="2" w:leftChars="0" w:rightChars="0" w:firstLineChars="0"/>
-              <w:rPr>
-                <w:rFonts w:ascii="宋体" w:eastAsia="宋体" w:hAnsi="宋体" w:cs="宋体"/>
+              <w:ind w:left="114" w:leftChars="0" w:right="280" w:rightChars="0" w:hanging="2" w:firstLineChars="0"/>
+              <w:rPr>
+                <w:rFonts w:ascii="宋体" w:hAnsi="宋体" w:eastAsia="宋体" w:cs="宋体"/>
                 <w:snapToGrid w:val="0"/>
                 <w:color w:val="000000"/>
                 <w:kern w:val="0"/>
@@ -4430,7 +4445,7 @@
             </w:pPr>
             <w:r>
               <w:rPr>
-                <w:rFonts w:ascii="宋体" w:eastAsia="宋体" w:hAnsi="宋体" w:cs="宋体"/>
+                <w:rFonts w:ascii="宋体" w:hAnsi="宋体" w:eastAsia="宋体" w:cs="宋体"/>
                 <w:spacing w:val="-3"/>
                 <w:sz w:val="24"/>
                 <w:szCs w:val="24"/>
@@ -4449,14 +4464,14 @@
               <w:spacing w:before="66" w:line="271" w:lineRule="auto"/>
               <w:ind w:left="569" w:right="165" w:hanging="417"/>
               <w:rPr>
-                <w:rFonts w:ascii="宋体" w:eastAsia="宋体" w:hAnsi="宋体" w:cs="宋体"/>
+                <w:rFonts w:ascii="宋体" w:hAnsi="宋体" w:eastAsia="宋体" w:cs="宋体"/>
                 <w:sz w:val="21"/>
                 <w:szCs w:val="21"/>
               </w:rPr>
             </w:pPr>
             <w:r>
               <w:rPr>
-                <w:rFonts w:ascii="宋体" w:eastAsia="宋体" w:hAnsi="宋体" w:cs="宋体"/>
+                <w:rFonts w:ascii="宋体" w:hAnsi="宋体" w:eastAsia="宋体" w:cs="宋体"/>
                 <w:position w:val="-4"/>
                 <w:sz w:val="21"/>
                 <w:szCs w:val="21"/>
@@ -4475,7 +4490,7 @@
                           <pic:cNvPicPr/>
                         </pic:nvPicPr>
                         <pic:blipFill>
-                          <a:blip xmlns:r="http://schemas.openxmlformats.org/officeDocument/2006/relationships" r:embed="rId4"/>
+                          <a:blip r:embed="rId7"/>
                           <a:stretch>
                             <a:fillRect/>
                           </a:stretch>
@@ -4497,7 +4512,7 @@
             </w:r>
             <w:r>
               <w:rPr>
-                <w:rFonts w:ascii="宋体" w:eastAsia="宋体" w:hAnsi="宋体" w:cs="宋体"/>
+                <w:rFonts w:ascii="宋体" w:hAnsi="宋体" w:eastAsia="宋体" w:cs="宋体"/>
                 <w:spacing w:val="37"/>
                 <w:sz w:val="21"/>
                 <w:szCs w:val="21"/>
@@ -4506,7 +4521,7 @@
             </w:r>
             <w:r>
               <w:rPr>
-                <w:rFonts w:ascii="宋体" w:eastAsia="宋体" w:hAnsi="宋体" w:cs="宋体"/>
+                <w:rFonts w:ascii="宋体" w:hAnsi="宋体" w:eastAsia="宋体" w:cs="宋体"/>
                 <w:spacing w:val="-1"/>
                 <w:sz w:val="21"/>
                 <w:szCs w:val="21"/>
@@ -4515,7 +4530,7 @@
             </w:r>
             <w:r>
               <w:rPr>
-                <w:rFonts w:ascii="宋体" w:eastAsia="宋体" w:hAnsi="宋体" w:cs="宋体"/>
+                <w:rFonts w:ascii="宋体" w:hAnsi="宋体" w:eastAsia="宋体" w:cs="宋体"/>
                 <w:spacing w:val="-3"/>
                 <w:sz w:val="21"/>
                 <w:szCs w:val="21"/>
@@ -4528,14 +4543,14 @@
               <w:spacing w:before="101" w:line="223" w:lineRule="auto"/>
               <w:ind w:left="152"/>
               <w:rPr>
-                <w:rFonts w:ascii="宋体" w:eastAsia="宋体" w:hAnsi="宋体" w:cs="宋体"/>
+                <w:rFonts w:ascii="宋体" w:hAnsi="宋体" w:eastAsia="宋体" w:cs="宋体"/>
                 <w:sz w:val="21"/>
                 <w:szCs w:val="21"/>
               </w:rPr>
             </w:pPr>
             <w:r>
               <w:rPr>
-                <w:rFonts w:ascii="宋体" w:eastAsia="宋体" w:hAnsi="宋体" w:cs="宋体"/>
+                <w:rFonts w:ascii="宋体" w:hAnsi="宋体" w:eastAsia="宋体" w:cs="宋体"/>
                 <w:position w:val="-4"/>
                 <w:sz w:val="21"/>
                 <w:szCs w:val="21"/>
@@ -4554,7 +4569,7 @@
                           <pic:cNvPicPr/>
                         </pic:nvPicPr>
                         <pic:blipFill>
-                          <a:blip xmlns:r="http://schemas.openxmlformats.org/officeDocument/2006/relationships" r:embed="rId4"/>
+                          <a:blip r:embed="rId7"/>
                           <a:stretch>
                             <a:fillRect/>
                           </a:stretch>
@@ -4576,7 +4591,7 @@
             </w:r>
             <w:r>
               <w:rPr>
-                <w:rFonts w:ascii="宋体" w:eastAsia="宋体" w:hAnsi="宋体" w:cs="宋体"/>
+                <w:rFonts w:ascii="宋体" w:hAnsi="宋体" w:eastAsia="宋体" w:cs="宋体"/>
                 <w:spacing w:val="34"/>
                 <w:sz w:val="21"/>
                 <w:szCs w:val="21"/>
@@ -4585,7 +4600,7 @@
             </w:r>
             <w:r>
               <w:rPr>
-                <w:rFonts w:ascii="宋体" w:eastAsia="宋体" w:hAnsi="宋体" w:cs="宋体"/>
+                <w:rFonts w:ascii="宋体" w:hAnsi="宋体" w:eastAsia="宋体" w:cs="宋体"/>
                 <w:spacing w:val="-4"/>
                 <w:sz w:val="21"/>
                 <w:szCs w:val="21"/>
@@ -4598,14 +4613,14 @@
               <w:spacing w:before="105" w:line="223" w:lineRule="auto"/>
               <w:ind w:left="152"/>
               <w:rPr>
-                <w:rFonts w:ascii="宋体" w:eastAsia="宋体" w:hAnsi="宋体" w:cs="宋体"/>
+                <w:rFonts w:ascii="宋体" w:hAnsi="宋体" w:eastAsia="宋体" w:cs="宋体"/>
                 <w:sz w:val="21"/>
                 <w:szCs w:val="21"/>
               </w:rPr>
             </w:pPr>
             <w:r>
               <w:rPr>
-                <w:rFonts w:ascii="宋体" w:eastAsia="宋体" w:hAnsi="宋体" w:cs="宋体"/>
+                <w:rFonts w:ascii="宋体" w:hAnsi="宋体" w:eastAsia="宋体" w:cs="宋体"/>
                 <w:position w:val="-4"/>
                 <w:sz w:val="21"/>
                 <w:szCs w:val="21"/>
@@ -4624,7 +4639,7 @@
                           <pic:cNvPicPr/>
                         </pic:nvPicPr>
                         <pic:blipFill>
-                          <a:blip xmlns:r="http://schemas.openxmlformats.org/officeDocument/2006/relationships" r:embed="rId4"/>
+                          <a:blip r:embed="rId7"/>
                           <a:stretch>
                             <a:fillRect/>
                           </a:stretch>
@@ -4646,7 +4661,7 @@
             </w:r>
             <w:r>
               <w:rPr>
-                <w:rFonts w:ascii="宋体" w:eastAsia="宋体" w:hAnsi="宋体" w:cs="宋体"/>
+                <w:rFonts w:ascii="宋体" w:hAnsi="宋体" w:eastAsia="宋体" w:cs="宋体"/>
                 <w:spacing w:val="27"/>
                 <w:sz w:val="21"/>
                 <w:szCs w:val="21"/>
@@ -4655,7 +4670,7 @@
             </w:r>
             <w:r>
               <w:rPr>
-                <w:rFonts w:ascii="宋体" w:eastAsia="宋体" w:hAnsi="宋体" w:cs="宋体"/>
+                <w:rFonts w:ascii="宋体" w:hAnsi="宋体" w:eastAsia="宋体" w:cs="宋体"/>
                 <w:spacing w:val="-3"/>
                 <w:sz w:val="21"/>
                 <w:szCs w:val="21"/>
@@ -4668,14 +4683,14 @@
               <w:spacing w:before="105" w:line="223" w:lineRule="auto"/>
               <w:ind w:left="152"/>
               <w:rPr>
-                <w:rFonts w:ascii="宋体" w:eastAsia="宋体" w:hAnsi="宋体" w:cs="宋体"/>
+                <w:rFonts w:ascii="宋体" w:hAnsi="宋体" w:eastAsia="宋体" w:cs="宋体"/>
                 <w:sz w:val="21"/>
                 <w:szCs w:val="21"/>
               </w:rPr>
             </w:pPr>
             <w:r>
               <w:rPr>
-                <w:rFonts w:ascii="宋体" w:eastAsia="宋体" w:hAnsi="宋体" w:cs="宋体"/>
+                <w:rFonts w:ascii="宋体" w:hAnsi="宋体" w:eastAsia="宋体" w:cs="宋体"/>
                 <w:position w:val="-4"/>
                 <w:sz w:val="21"/>
                 <w:szCs w:val="21"/>
@@ -4694,7 +4709,7 @@
                           <pic:cNvPicPr/>
                         </pic:nvPicPr>
                         <pic:blipFill>
-                          <a:blip xmlns:r="http://schemas.openxmlformats.org/officeDocument/2006/relationships" r:embed="rId4"/>
+                          <a:blip r:embed="rId7"/>
                           <a:stretch>
                             <a:fillRect/>
                           </a:stretch>
@@ -4716,7 +4731,7 @@
             </w:r>
             <w:r>
               <w:rPr>
-                <w:rFonts w:ascii="宋体" w:eastAsia="宋体" w:hAnsi="宋体" w:cs="宋体"/>
+                <w:rFonts w:ascii="宋体" w:hAnsi="宋体" w:eastAsia="宋体" w:cs="宋体"/>
                 <w:spacing w:val="34"/>
                 <w:sz w:val="21"/>
                 <w:szCs w:val="21"/>
@@ -4725,7 +4740,7 @@
             </w:r>
             <w:r>
               <w:rPr>
-                <w:rFonts w:ascii="宋体" w:eastAsia="宋体" w:hAnsi="宋体" w:cs="宋体"/>
+                <w:rFonts w:ascii="宋体" w:hAnsi="宋体" w:eastAsia="宋体" w:cs="宋体"/>
                 <w:spacing w:val="-2"/>
                 <w:sz w:val="21"/>
                 <w:szCs w:val="21"/>
@@ -4738,14 +4753,14 @@
               <w:spacing w:before="105" w:line="223" w:lineRule="auto"/>
               <w:ind w:left="152"/>
               <w:rPr>
-                <w:rFonts w:ascii="宋体" w:eastAsia="宋体" w:hAnsi="宋体" w:cs="宋体"/>
+                <w:rFonts w:ascii="宋体" w:hAnsi="宋体" w:eastAsia="宋体" w:cs="宋体"/>
                 <w:sz w:val="21"/>
                 <w:szCs w:val="21"/>
               </w:rPr>
             </w:pPr>
             <w:r>
               <w:rPr>
-                <w:rFonts w:ascii="宋体" w:eastAsia="宋体" w:hAnsi="宋体" w:cs="宋体"/>
+                <w:rFonts w:ascii="宋体" w:hAnsi="宋体" w:eastAsia="宋体" w:cs="宋体"/>
                 <w:position w:val="-4"/>
                 <w:sz w:val="21"/>
                 <w:szCs w:val="21"/>
@@ -4764,7 +4779,7 @@
                           <pic:cNvPicPr/>
                         </pic:nvPicPr>
                         <pic:blipFill>
-                          <a:blip xmlns:r="http://schemas.openxmlformats.org/officeDocument/2006/relationships" r:embed="rId4"/>
+                          <a:blip r:embed="rId7"/>
                           <a:stretch>
                             <a:fillRect/>
                           </a:stretch>
@@ -4786,7 +4801,7 @@
             </w:r>
             <w:r>
               <w:rPr>
-                <w:rFonts w:ascii="宋体" w:eastAsia="宋体" w:hAnsi="宋体" w:cs="宋体"/>
+                <w:rFonts w:ascii="宋体" w:hAnsi="宋体" w:eastAsia="宋体" w:cs="宋体"/>
                 <w:spacing w:val="34"/>
                 <w:sz w:val="21"/>
                 <w:szCs w:val="21"/>
@@ -4795,7 +4810,7 @@
             </w:r>
             <w:r>
               <w:rPr>
-                <w:rFonts w:ascii="宋体" w:eastAsia="宋体" w:hAnsi="宋体" w:cs="宋体"/>
+                <w:rFonts w:ascii="宋体" w:hAnsi="宋体" w:eastAsia="宋体" w:cs="宋体"/>
                 <w:spacing w:val="-4"/>
                 <w:sz w:val="21"/>
                 <w:szCs w:val="21"/>
@@ -4808,14 +4823,14 @@
               <w:spacing w:before="105" w:line="223" w:lineRule="auto"/>
               <w:ind w:left="152"/>
               <w:rPr>
-                <w:rFonts w:ascii="宋体" w:eastAsia="宋体" w:hAnsi="宋体" w:cs="宋体"/>
+                <w:rFonts w:ascii="宋体" w:hAnsi="宋体" w:eastAsia="宋体" w:cs="宋体"/>
                 <w:sz w:val="21"/>
                 <w:szCs w:val="21"/>
               </w:rPr>
             </w:pPr>
             <w:r>
               <w:rPr>
-                <w:rFonts w:ascii="宋体" w:eastAsia="宋体" w:hAnsi="宋体" w:cs="宋体"/>
+                <w:rFonts w:ascii="宋体" w:hAnsi="宋体" w:eastAsia="宋体" w:cs="宋体"/>
                 <w:position w:val="-4"/>
                 <w:sz w:val="21"/>
                 <w:szCs w:val="21"/>
@@ -4834,7 +4849,7 @@
                           <pic:cNvPicPr/>
                         </pic:nvPicPr>
                         <pic:blipFill>
-                          <a:blip xmlns:r="http://schemas.openxmlformats.org/officeDocument/2006/relationships" r:embed="rId6"/>
+                          <a:blip r:embed="rId9"/>
                           <a:stretch>
                             <a:fillRect/>
                           </a:stretch>
@@ -4856,7 +4871,7 @@
             </w:r>
             <w:r>
               <w:rPr>
-                <w:rFonts w:ascii="宋体" w:eastAsia="宋体" w:hAnsi="宋体" w:cs="宋体"/>
+                <w:rFonts w:ascii="宋体" w:hAnsi="宋体" w:eastAsia="宋体" w:cs="宋体"/>
                 <w:spacing w:val="30"/>
                 <w:sz w:val="21"/>
                 <w:szCs w:val="21"/>
@@ -4865,7 +4880,7 @@
             </w:r>
             <w:r>
               <w:rPr>
-                <w:rFonts w:ascii="宋体" w:eastAsia="宋体" w:hAnsi="宋体" w:cs="宋体"/>
+                <w:rFonts w:ascii="宋体" w:hAnsi="宋体" w:eastAsia="宋体" w:cs="宋体"/>
                 <w:spacing w:val="-3"/>
                 <w:sz w:val="21"/>
                 <w:szCs w:val="21"/>
@@ -4878,14 +4893,14 @@
               <w:spacing w:before="105" w:line="271" w:lineRule="auto"/>
               <w:ind w:left="570" w:right="270" w:hanging="418"/>
               <w:rPr>
-                <w:rFonts w:ascii="宋体" w:eastAsia="宋体" w:hAnsi="宋体" w:cs="宋体"/>
+                <w:rFonts w:ascii="宋体" w:hAnsi="宋体" w:eastAsia="宋体" w:cs="宋体"/>
                 <w:sz w:val="21"/>
                 <w:szCs w:val="21"/>
               </w:rPr>
             </w:pPr>
             <w:r>
               <w:rPr>
-                <w:rFonts w:ascii="宋体" w:eastAsia="宋体" w:hAnsi="宋体" w:cs="宋体"/>
+                <w:rFonts w:ascii="宋体" w:hAnsi="宋体" w:eastAsia="宋体" w:cs="宋体"/>
                 <w:position w:val="-4"/>
                 <w:sz w:val="21"/>
                 <w:szCs w:val="21"/>
@@ -4904,7 +4919,7 @@
                           <pic:cNvPicPr/>
                         </pic:nvPicPr>
                         <pic:blipFill>
-                          <a:blip xmlns:r="http://schemas.openxmlformats.org/officeDocument/2006/relationships" r:embed="rId5"/>
+                          <a:blip r:embed="rId8"/>
                           <a:stretch>
                             <a:fillRect/>
                           </a:stretch>
@@ -4926,7 +4941,7 @@
             </w:r>
             <w:r>
               <w:rPr>
-                <w:rFonts w:ascii="宋体" w:eastAsia="宋体" w:hAnsi="宋体" w:cs="宋体"/>
+                <w:rFonts w:ascii="宋体" w:hAnsi="宋体" w:eastAsia="宋体" w:cs="宋体"/>
                 <w:spacing w:val="36"/>
                 <w:sz w:val="21"/>
                 <w:szCs w:val="21"/>
@@ -4935,7 +4950,7 @@
             </w:r>
             <w:r>
               <w:rPr>
-                <w:rFonts w:ascii="宋体" w:eastAsia="宋体" w:hAnsi="宋体" w:cs="宋体"/>
+                <w:rFonts w:ascii="宋体" w:hAnsi="宋体" w:eastAsia="宋体" w:cs="宋体"/>
                 <w:spacing w:val="-1"/>
                 <w:sz w:val="21"/>
                 <w:szCs w:val="21"/>
@@ -4944,7 +4959,7 @@
             </w:r>
             <w:r>
               <w:rPr>
-                <w:rFonts w:ascii="宋体" w:eastAsia="宋体" w:hAnsi="宋体" w:cs="宋体"/>
+                <w:rFonts w:ascii="宋体" w:hAnsi="宋体" w:eastAsia="宋体" w:cs="宋体"/>
                 <w:spacing w:val="-7"/>
                 <w:sz w:val="21"/>
                 <w:szCs w:val="21"/>
@@ -4955,9 +4970,9 @@
           <w:p>
             <w:pPr>
               <w:spacing w:before="100" w:line="286" w:lineRule="auto"/>
-              <w:ind w:left="571" w:right="270" w:hanging="419" w:leftChars="0" w:rightChars="0" w:firstLineChars="0"/>
-              <w:rPr>
-                <w:rFonts w:ascii="宋体" w:eastAsia="宋体" w:hAnsi="宋体" w:cs="宋体"/>
+              <w:ind w:left="571" w:leftChars="0" w:right="270" w:rightChars="0" w:hanging="419" w:firstLineChars="0"/>
+              <w:rPr>
+                <w:rFonts w:ascii="宋体" w:hAnsi="宋体" w:eastAsia="宋体" w:cs="宋体"/>
                 <w:snapToGrid w:val="0"/>
                 <w:color w:val="000000"/>
                 <w:kern w:val="0"/>
@@ -4968,7 +4983,7 @@
             </w:pPr>
             <w:r>
               <w:rPr>
-                <w:rFonts w:ascii="宋体" w:eastAsia="宋体" w:hAnsi="宋体" w:cs="宋体"/>
+                <w:rFonts w:ascii="宋体" w:hAnsi="宋体" w:eastAsia="宋体" w:cs="宋体"/>
                 <w:position w:val="-4"/>
                 <w:sz w:val="21"/>
                 <w:szCs w:val="21"/>
@@ -4987,7 +5002,7 @@
                           <pic:cNvPicPr/>
                         </pic:nvPicPr>
                         <pic:blipFill>
-                          <a:blip xmlns:r="http://schemas.openxmlformats.org/officeDocument/2006/relationships" r:embed="rId5"/>
+                          <a:blip r:embed="rId8"/>
                           <a:stretch>
                             <a:fillRect/>
                           </a:stretch>
@@ -5009,7 +5024,7 @@
             </w:r>
             <w:r>
               <w:rPr>
-                <w:rFonts w:ascii="宋体" w:eastAsia="宋体" w:hAnsi="宋体" w:cs="宋体"/>
+                <w:rFonts w:ascii="宋体" w:hAnsi="宋体" w:eastAsia="宋体" w:cs="宋体"/>
                 <w:spacing w:val="36"/>
                 <w:sz w:val="21"/>
                 <w:szCs w:val="21"/>
@@ -5018,7 +5033,7 @@
             </w:r>
             <w:r>
               <w:rPr>
-                <w:rFonts w:ascii="宋体" w:eastAsia="宋体" w:hAnsi="宋体" w:cs="宋体"/>
+                <w:rFonts w:ascii="宋体" w:hAnsi="宋体" w:eastAsia="宋体" w:cs="宋体"/>
                 <w:spacing w:val="-1"/>
                 <w:sz w:val="21"/>
                 <w:szCs w:val="21"/>
@@ -5027,7 +5042,7 @@
             </w:r>
             <w:r>
               <w:rPr>
-                <w:rFonts w:ascii="宋体" w:eastAsia="宋体" w:hAnsi="宋体" w:cs="宋体"/>
+                <w:rFonts w:ascii="宋体" w:hAnsi="宋体" w:eastAsia="宋体" w:cs="宋体"/>
                 <w:spacing w:val="-3"/>
                 <w:sz w:val="21"/>
                 <w:szCs w:val="21"/>
@@ -5039,9 +5054,14 @@
       </w:tr>
       <w:tr>
         <w:tblPrEx>
-          <w:tblW w:w="7655" w:type="dxa"/>
-          <w:tblInd w:w="553" w:type="dxa"/>
-          <w:tblLayout w:type="fixed"/>
+          <w:tblBorders>
+            <w:top w:val="single" w:color="000000" w:sz="4" w:space="0"/>
+            <w:left w:val="single" w:color="000000" w:sz="4" w:space="0"/>
+            <w:bottom w:val="single" w:color="000000" w:sz="4" w:space="0"/>
+            <w:right w:val="single" w:color="000000" w:sz="4" w:space="0"/>
+            <w:insideH w:val="single" w:color="000000" w:sz="4" w:space="0"/>
+            <w:insideV w:val="single" w:color="000000" w:sz="4" w:space="0"/>
+          </w:tblBorders>
           <w:tblCellMar>
             <w:top w:w="0" w:type="dxa"/>
             <w:left w:w="0" w:type="dxa"/>
@@ -5050,7 +5070,7 @@
           </w:tblCellMar>
         </w:tblPrEx>
         <w:trPr>
-          <w:trHeight w:val="1432"/>
+          <w:trHeight w:val="1432" w:hRule="atLeast"/>
         </w:trPr>
         <w:tc>
           <w:tcPr>
@@ -5059,13 +5079,13 @@
           </w:tcPr>
           <w:p>
             <w:pPr>
-              <w:pStyle w:val="TableText"/>
+              <w:pStyle w:val="25"/>
               <w:spacing w:line="260" w:lineRule="auto"/>
             </w:pPr>
           </w:p>
           <w:p>
             <w:pPr>
-              <w:pStyle w:val="TableText"/>
+              <w:pStyle w:val="25"/>
               <w:spacing w:line="260" w:lineRule="auto"/>
             </w:pPr>
           </w:p>
@@ -5074,7 +5094,7 @@
               <w:spacing w:before="78" w:line="220" w:lineRule="auto"/>
               <w:ind w:left="113" w:leftChars="0"/>
               <w:rPr>
-                <w:rFonts w:ascii="宋体" w:eastAsia="宋体" w:hAnsi="宋体" w:cs="宋体"/>
+                <w:rFonts w:ascii="宋体" w:hAnsi="宋体" w:eastAsia="宋体" w:cs="宋体"/>
                 <w:snapToGrid w:val="0"/>
                 <w:color w:val="000000"/>
                 <w:kern w:val="0"/>
@@ -5085,7 +5105,7 @@
             </w:pPr>
             <w:r>
               <w:rPr>
-                <w:rFonts w:ascii="宋体" w:eastAsia="宋体" w:hAnsi="宋体" w:cs="宋体"/>
+                <w:rFonts w:ascii="宋体" w:hAnsi="宋体" w:eastAsia="宋体" w:cs="宋体"/>
                 <w:spacing w:val="-2"/>
                 <w:sz w:val="24"/>
                 <w:szCs w:val="24"/>
@@ -5104,14 +5124,14 @@
               <w:spacing w:before="71" w:line="223" w:lineRule="auto"/>
               <w:ind w:left="152"/>
               <w:rPr>
-                <w:rFonts w:ascii="宋体" w:eastAsia="宋体" w:hAnsi="宋体" w:cs="宋体"/>
+                <w:rFonts w:ascii="宋体" w:hAnsi="宋体" w:eastAsia="宋体" w:cs="宋体"/>
                 <w:sz w:val="21"/>
                 <w:szCs w:val="21"/>
               </w:rPr>
             </w:pPr>
             <w:r>
               <w:rPr>
-                <w:rFonts w:ascii="宋体" w:eastAsia="宋体" w:hAnsi="宋体" w:cs="宋体"/>
+                <w:rFonts w:ascii="宋体" w:hAnsi="宋体" w:eastAsia="宋体" w:cs="宋体"/>
                 <w:position w:val="-4"/>
                 <w:sz w:val="21"/>
                 <w:szCs w:val="21"/>
@@ -5130,7 +5150,7 @@
                           <pic:cNvPicPr/>
                         </pic:nvPicPr>
                         <pic:blipFill>
-                          <a:blip xmlns:r="http://schemas.openxmlformats.org/officeDocument/2006/relationships" r:embed="rId4"/>
+                          <a:blip r:embed="rId7"/>
                           <a:stretch>
                             <a:fillRect/>
                           </a:stretch>
@@ -5152,7 +5172,7 @@
             </w:r>
             <w:r>
               <w:rPr>
-                <w:rFonts w:ascii="宋体" w:eastAsia="宋体" w:hAnsi="宋体" w:cs="宋体"/>
+                <w:rFonts w:ascii="宋体" w:hAnsi="宋体" w:eastAsia="宋体" w:cs="宋体"/>
                 <w:spacing w:val="31"/>
                 <w:sz w:val="21"/>
                 <w:szCs w:val="21"/>
@@ -5161,7 +5181,7 @@
             </w:r>
             <w:r>
               <w:rPr>
-                <w:rFonts w:ascii="宋体" w:eastAsia="宋体" w:hAnsi="宋体" w:cs="宋体"/>
+                <w:rFonts w:ascii="宋体" w:hAnsi="宋体" w:eastAsia="宋体" w:cs="宋体"/>
                 <w:spacing w:val="-5"/>
                 <w:sz w:val="21"/>
                 <w:szCs w:val="21"/>
@@ -5174,14 +5194,14 @@
               <w:spacing w:before="105" w:line="223" w:lineRule="auto"/>
               <w:ind w:left="152"/>
               <w:rPr>
-                <w:rFonts w:ascii="宋体" w:eastAsia="宋体" w:hAnsi="宋体" w:cs="宋体"/>
+                <w:rFonts w:ascii="宋体" w:hAnsi="宋体" w:eastAsia="宋体" w:cs="宋体"/>
                 <w:sz w:val="21"/>
                 <w:szCs w:val="21"/>
               </w:rPr>
             </w:pPr>
             <w:r>
               <w:rPr>
-                <w:rFonts w:ascii="宋体" w:eastAsia="宋体" w:hAnsi="宋体" w:cs="宋体"/>
+                <w:rFonts w:ascii="宋体" w:hAnsi="宋体" w:eastAsia="宋体" w:cs="宋体"/>
                 <w:position w:val="-4"/>
                 <w:sz w:val="21"/>
                 <w:szCs w:val="21"/>
@@ -5200,7 +5220,7 @@
                           <pic:cNvPicPr/>
                         </pic:nvPicPr>
                         <pic:blipFill>
-                          <a:blip xmlns:r="http://schemas.openxmlformats.org/officeDocument/2006/relationships" r:embed="rId4"/>
+                          <a:blip r:embed="rId7"/>
                           <a:stretch>
                             <a:fillRect/>
                           </a:stretch>
@@ -5222,7 +5242,7 @@
             </w:r>
             <w:r>
               <w:rPr>
-                <w:rFonts w:ascii="宋体" w:eastAsia="宋体" w:hAnsi="宋体" w:cs="宋体"/>
+                <w:rFonts w:ascii="宋体" w:hAnsi="宋体" w:eastAsia="宋体" w:cs="宋体"/>
                 <w:spacing w:val="29"/>
                 <w:sz w:val="21"/>
                 <w:szCs w:val="21"/>
@@ -5231,7 +5251,7 @@
             </w:r>
             <w:r>
               <w:rPr>
-                <w:rFonts w:ascii="宋体" w:eastAsia="宋体" w:hAnsi="宋体" w:cs="宋体"/>
+                <w:rFonts w:ascii="宋体" w:hAnsi="宋体" w:eastAsia="宋体" w:cs="宋体"/>
                 <w:spacing w:val="-5"/>
                 <w:sz w:val="21"/>
                 <w:szCs w:val="21"/>
@@ -5244,14 +5264,14 @@
               <w:spacing w:before="105" w:line="223" w:lineRule="auto"/>
               <w:ind w:left="152"/>
               <w:rPr>
-                <w:rFonts w:ascii="宋体" w:eastAsia="宋体" w:hAnsi="宋体" w:cs="宋体"/>
+                <w:rFonts w:ascii="宋体" w:hAnsi="宋体" w:eastAsia="宋体" w:cs="宋体"/>
                 <w:sz w:val="21"/>
                 <w:szCs w:val="21"/>
               </w:rPr>
             </w:pPr>
             <w:r>
               <w:rPr>
-                <w:rFonts w:ascii="宋体" w:eastAsia="宋体" w:hAnsi="宋体" w:cs="宋体"/>
+                <w:rFonts w:ascii="宋体" w:hAnsi="宋体" w:eastAsia="宋体" w:cs="宋体"/>
                 <w:position w:val="-4"/>
                 <w:sz w:val="21"/>
                 <w:szCs w:val="21"/>
@@ -5270,7 +5290,7 @@
                           <pic:cNvPicPr/>
                         </pic:nvPicPr>
                         <pic:blipFill>
-                          <a:blip xmlns:r="http://schemas.openxmlformats.org/officeDocument/2006/relationships" r:embed="rId6"/>
+                          <a:blip r:embed="rId9"/>
                           <a:stretch>
                             <a:fillRect/>
                           </a:stretch>
@@ -5292,7 +5312,7 @@
             </w:r>
             <w:r>
               <w:rPr>
-                <w:rFonts w:ascii="宋体" w:eastAsia="宋体" w:hAnsi="宋体" w:cs="宋体"/>
+                <w:rFonts w:ascii="宋体" w:hAnsi="宋体" w:eastAsia="宋体" w:cs="宋体"/>
                 <w:spacing w:val="28"/>
                 <w:sz w:val="21"/>
                 <w:szCs w:val="21"/>
@@ -5301,7 +5321,7 @@
             </w:r>
             <w:r>
               <w:rPr>
-                <w:rFonts w:ascii="宋体" w:eastAsia="宋体" w:hAnsi="宋体" w:cs="宋体"/>
+                <w:rFonts w:ascii="宋体" w:hAnsi="宋体" w:eastAsia="宋体" w:cs="宋体"/>
                 <w:spacing w:val="-2"/>
                 <w:sz w:val="21"/>
                 <w:szCs w:val="21"/>
@@ -5310,7 +5330,7 @@
             </w:r>
             <w:r>
               <w:rPr>
-                <w:rFonts w:ascii="宋体" w:eastAsia="宋体" w:hAnsi="宋体" w:cs="宋体"/>
+                <w:rFonts w:ascii="宋体" w:hAnsi="宋体" w:eastAsia="宋体" w:cs="宋体"/>
                 <w:spacing w:val="-3"/>
                 <w:sz w:val="21"/>
                 <w:szCs w:val="21"/>
@@ -5323,7 +5343,7 @@
               <w:spacing w:before="105" w:line="223" w:lineRule="auto"/>
               <w:ind w:left="152" w:leftChars="0"/>
               <w:rPr>
-                <w:rFonts w:ascii="宋体" w:eastAsia="宋体" w:hAnsi="宋体" w:cs="宋体"/>
+                <w:rFonts w:ascii="宋体" w:hAnsi="宋体" w:eastAsia="宋体" w:cs="宋体"/>
                 <w:snapToGrid w:val="0"/>
                 <w:color w:val="000000"/>
                 <w:kern w:val="0"/>
@@ -5334,7 +5354,7 @@
             </w:pPr>
             <w:r>
               <w:rPr>
-                <w:rFonts w:ascii="宋体" w:eastAsia="宋体" w:hAnsi="宋体" w:cs="宋体"/>
+                <w:rFonts w:ascii="宋体" w:hAnsi="宋体" w:eastAsia="宋体" w:cs="宋体"/>
                 <w:position w:val="-4"/>
                 <w:sz w:val="21"/>
                 <w:szCs w:val="21"/>
@@ -5353,7 +5373,7 @@
                           <pic:cNvPicPr/>
                         </pic:nvPicPr>
                         <pic:blipFill>
-                          <a:blip xmlns:r="http://schemas.openxmlformats.org/officeDocument/2006/relationships" r:embed="rId5"/>
+                          <a:blip r:embed="rId8"/>
                           <a:stretch>
                             <a:fillRect/>
                           </a:stretch>
@@ -5375,7 +5395,7 @@
             </w:r>
             <w:r>
               <w:rPr>
-                <w:rFonts w:ascii="宋体" w:eastAsia="宋体" w:hAnsi="宋体" w:cs="宋体"/>
+                <w:rFonts w:ascii="宋体" w:hAnsi="宋体" w:eastAsia="宋体" w:cs="宋体"/>
                 <w:spacing w:val="31"/>
                 <w:sz w:val="21"/>
                 <w:szCs w:val="21"/>
@@ -5384,7 +5404,7 @@
             </w:r>
             <w:r>
               <w:rPr>
-                <w:rFonts w:ascii="宋体" w:eastAsia="宋体" w:hAnsi="宋体" w:cs="宋体"/>
+                <w:rFonts w:ascii="宋体" w:hAnsi="宋体" w:eastAsia="宋体" w:cs="宋体"/>
                 <w:spacing w:val="-2"/>
                 <w:sz w:val="21"/>
                 <w:szCs w:val="21"/>
@@ -5406,37 +5426,37 @@
     </w:p>
     <w:p>
       <w:pPr>
-        <w:pStyle w:val="BodyText"/>
+        <w:pStyle w:val="12"/>
         <w:spacing w:line="328" w:lineRule="auto"/>
       </w:pPr>
     </w:p>
     <w:p>
       <w:pPr>
-        <w:pStyle w:val="1"/>
+        <w:pStyle w:val="26"/>
         <w:bidi w:val="0"/>
       </w:pPr>
-      <w:bookmarkStart w:id="10" w:name="_Toc7357"/>
+      <w:bookmarkStart w:id="9" w:name="_Toc9050"/>
       <w:r>
         <w:t>部门岗位</w:t>
       </w:r>
-      <w:bookmarkEnd w:id="10"/>
+      <w:bookmarkEnd w:id="9"/>
     </w:p>
     <w:p>
       <w:pPr>
-        <w:pStyle w:val="2"/>
+        <w:pStyle w:val="28"/>
         <w:bidi w:val="0"/>
       </w:pPr>
-      <w:bookmarkStart w:id="11" w:name="bookmark23"/>
+      <w:bookmarkStart w:id="10" w:name="bookmark23"/>
+      <w:bookmarkEnd w:id="10"/>
+      <w:bookmarkStart w:id="11" w:name="_Toc10638"/>
+      <w:r>
+        <w:t>公司高层</w:t>
+      </w:r>
       <w:bookmarkEnd w:id="11"/>
-      <w:bookmarkStart w:id="12" w:name="_Toc24833"/>
-      <w:r>
-        <w:t>公司高层</w:t>
-      </w:r>
-      <w:bookmarkEnd w:id="12"/>
     </w:p>
     <w:p>
       <w:pPr>
-        <w:pStyle w:val="BodyText"/>
+        <w:pStyle w:val="12"/>
         <w:keepNext w:val="0"/>
         <w:keepLines w:val="0"/>
         <w:pageBreakBefore w:val="0"/>
@@ -5455,19 +5475,19 @@
         <w:adjustRightInd w:val="0"/>
         <w:snapToGrid w:val="0"/>
         <w:spacing w:line="360" w:lineRule="auto"/>
-        <w:ind w:left="425" w:right="0" w:hanging="425" w:leftChars="0" w:firstLineChars="0"/>
+        <w:ind w:left="425" w:leftChars="0" w:right="0" w:hanging="425" w:firstLineChars="0"/>
         <w:textAlignment w:val="baseline"/>
         <w:rPr>
-          <w:rFonts w:ascii="宋体" w:eastAsia="宋体" w:hAnsi="宋体" w:cs="宋体"/>
-          <w:spacing w:val="-5"/>
-          <w:position w:val="1"/>
-          <w:sz w:val="24"/>
-          <w:szCs w:val="24"/>
-        </w:rPr>
-      </w:pPr>
-      <w:r>
-        <w:rPr>
-          <w:rFonts w:ascii="宋体" w:eastAsia="宋体" w:hAnsi="宋体" w:cs="宋体"/>
+          <w:rFonts w:ascii="宋体" w:hAnsi="宋体" w:eastAsia="宋体" w:cs="宋体"/>
+          <w:spacing w:val="-5"/>
+          <w:position w:val="1"/>
+          <w:sz w:val="24"/>
+          <w:szCs w:val="24"/>
+        </w:rPr>
+      </w:pPr>
+      <w:r>
+        <w:rPr>
+          <w:rFonts w:ascii="宋体" w:hAnsi="宋体" w:eastAsia="宋体" w:cs="宋体"/>
           <w:spacing w:val="-5"/>
           <w:position w:val="1"/>
           <w:sz w:val="24"/>
@@ -5478,7 +5498,7 @@
     </w:p>
     <w:p>
       <w:pPr>
-        <w:pStyle w:val="BodyText"/>
+        <w:pStyle w:val="12"/>
         <w:keepNext w:val="0"/>
         <w:keepLines w:val="0"/>
         <w:pageBreakBefore w:val="0"/>
@@ -5497,19 +5517,19 @@
         <w:adjustRightInd w:val="0"/>
         <w:snapToGrid w:val="0"/>
         <w:spacing w:line="360" w:lineRule="auto"/>
-        <w:ind w:left="425" w:right="0" w:hanging="425" w:leftChars="0" w:firstLineChars="0"/>
+        <w:ind w:left="425" w:leftChars="0" w:right="0" w:hanging="425" w:firstLineChars="0"/>
         <w:textAlignment w:val="baseline"/>
         <w:rPr>
-          <w:rFonts w:ascii="宋体" w:eastAsia="宋体" w:hAnsi="宋体" w:cs="宋体"/>
-          <w:spacing w:val="-5"/>
-          <w:position w:val="1"/>
-          <w:sz w:val="24"/>
-          <w:szCs w:val="24"/>
-        </w:rPr>
-      </w:pPr>
-      <w:r>
-        <w:rPr>
-          <w:rFonts w:ascii="宋体" w:eastAsia="宋体" w:hAnsi="宋体" w:cs="宋体"/>
+          <w:rFonts w:ascii="宋体" w:hAnsi="宋体" w:eastAsia="宋体" w:cs="宋体"/>
+          <w:spacing w:val="-5"/>
+          <w:position w:val="1"/>
+          <w:sz w:val="24"/>
+          <w:szCs w:val="24"/>
+        </w:rPr>
+      </w:pPr>
+      <w:r>
+        <w:rPr>
+          <w:rFonts w:ascii="宋体" w:hAnsi="宋体" w:eastAsia="宋体" w:cs="宋体"/>
           <w:spacing w:val="-5"/>
           <w:position w:val="1"/>
           <w:sz w:val="24"/>
@@ -5520,7 +5540,7 @@
     </w:p>
     <w:p>
       <w:pPr>
-        <w:pStyle w:val="BodyText"/>
+        <w:pStyle w:val="12"/>
         <w:keepNext w:val="0"/>
         <w:keepLines w:val="0"/>
         <w:pageBreakBefore w:val="0"/>
@@ -5539,19 +5559,19 @@
         <w:adjustRightInd w:val="0"/>
         <w:snapToGrid w:val="0"/>
         <w:spacing w:line="360" w:lineRule="auto"/>
-        <w:ind w:left="425" w:right="0" w:hanging="425" w:leftChars="0" w:firstLineChars="0"/>
+        <w:ind w:left="425" w:leftChars="0" w:right="0" w:hanging="425" w:firstLineChars="0"/>
         <w:textAlignment w:val="baseline"/>
         <w:rPr>
-          <w:rFonts w:ascii="宋体" w:eastAsia="宋体" w:hAnsi="宋体" w:cs="宋体"/>
-          <w:spacing w:val="-5"/>
-          <w:position w:val="1"/>
-          <w:sz w:val="24"/>
-          <w:szCs w:val="24"/>
-        </w:rPr>
-      </w:pPr>
-      <w:r>
-        <w:rPr>
-          <w:rFonts w:ascii="宋体" w:eastAsia="宋体" w:hAnsi="宋体" w:cs="宋体"/>
+          <w:rFonts w:ascii="宋体" w:hAnsi="宋体" w:eastAsia="宋体" w:cs="宋体"/>
+          <w:spacing w:val="-5"/>
+          <w:position w:val="1"/>
+          <w:sz w:val="24"/>
+          <w:szCs w:val="24"/>
+        </w:rPr>
+      </w:pPr>
+      <w:r>
+        <w:rPr>
+          <w:rFonts w:ascii="宋体" w:hAnsi="宋体" w:eastAsia="宋体" w:cs="宋体"/>
           <w:spacing w:val="-5"/>
           <w:position w:val="1"/>
           <w:sz w:val="24"/>
@@ -5562,18 +5582,18 @@
     </w:p>
     <w:p>
       <w:pPr>
-        <w:pStyle w:val="2"/>
+        <w:pStyle w:val="28"/>
         <w:bidi w:val="0"/>
       </w:pPr>
-      <w:bookmarkStart w:id="13" w:name="_Toc5776"/>
+      <w:bookmarkStart w:id="12" w:name="_Toc12926"/>
       <w:r>
         <w:t>质量部</w:t>
       </w:r>
-      <w:bookmarkEnd w:id="13"/>
+      <w:bookmarkEnd w:id="12"/>
     </w:p>
     <w:p>
       <w:pPr>
-        <w:pStyle w:val="BodyText"/>
+        <w:pStyle w:val="12"/>
         <w:keepNext w:val="0"/>
         <w:keepLines w:val="0"/>
         <w:pageBreakBefore w:val="0"/>
@@ -5592,19 +5612,19 @@
         <w:adjustRightInd w:val="0"/>
         <w:snapToGrid w:val="0"/>
         <w:spacing w:line="360" w:lineRule="auto"/>
-        <w:ind w:left="425" w:right="0" w:hanging="425" w:leftChars="0" w:firstLineChars="0"/>
+        <w:ind w:left="425" w:leftChars="0" w:right="0" w:hanging="425" w:firstLineChars="0"/>
         <w:textAlignment w:val="baseline"/>
         <w:rPr>
-          <w:rFonts w:ascii="宋体" w:eastAsia="宋体" w:hAnsi="宋体" w:cs="宋体"/>
-          <w:spacing w:val="-5"/>
-          <w:position w:val="1"/>
-          <w:sz w:val="24"/>
-          <w:szCs w:val="24"/>
-        </w:rPr>
-      </w:pPr>
-      <w:r>
-        <w:rPr>
-          <w:rFonts w:ascii="宋体" w:eastAsia="宋体" w:hAnsi="宋体" w:cs="宋体"/>
+          <w:rFonts w:ascii="宋体" w:hAnsi="宋体" w:eastAsia="宋体" w:cs="宋体"/>
+          <w:spacing w:val="-5"/>
+          <w:position w:val="1"/>
+          <w:sz w:val="24"/>
+          <w:szCs w:val="24"/>
+        </w:rPr>
+      </w:pPr>
+      <w:r>
+        <w:rPr>
+          <w:rFonts w:ascii="宋体" w:hAnsi="宋体" w:eastAsia="宋体" w:cs="宋体"/>
           <w:spacing w:val="-5"/>
           <w:position w:val="1"/>
           <w:sz w:val="24"/>
@@ -5615,7 +5635,7 @@
     </w:p>
     <w:p>
       <w:pPr>
-        <w:pStyle w:val="BodyText"/>
+        <w:pStyle w:val="12"/>
         <w:keepNext w:val="0"/>
         <w:keepLines w:val="0"/>
         <w:pageBreakBefore w:val="0"/>
@@ -5634,19 +5654,19 @@
         <w:adjustRightInd w:val="0"/>
         <w:snapToGrid w:val="0"/>
         <w:spacing w:line="360" w:lineRule="auto"/>
-        <w:ind w:left="425" w:right="0" w:hanging="425" w:leftChars="0" w:firstLineChars="0"/>
+        <w:ind w:left="425" w:leftChars="0" w:right="0" w:hanging="425" w:firstLineChars="0"/>
         <w:textAlignment w:val="baseline"/>
         <w:rPr>
-          <w:rFonts w:ascii="宋体" w:eastAsia="宋体" w:hAnsi="宋体" w:cs="宋体"/>
-          <w:spacing w:val="-5"/>
-          <w:position w:val="1"/>
-          <w:sz w:val="24"/>
-          <w:szCs w:val="24"/>
-        </w:rPr>
-      </w:pPr>
-      <w:r>
-        <w:rPr>
-          <w:rFonts w:ascii="宋体" w:eastAsia="宋体" w:hAnsi="宋体" w:cs="宋体"/>
+          <w:rFonts w:ascii="宋体" w:hAnsi="宋体" w:eastAsia="宋体" w:cs="宋体"/>
+          <w:spacing w:val="-5"/>
+          <w:position w:val="1"/>
+          <w:sz w:val="24"/>
+          <w:szCs w:val="24"/>
+        </w:rPr>
+      </w:pPr>
+      <w:r>
+        <w:rPr>
+          <w:rFonts w:ascii="宋体" w:hAnsi="宋体" w:eastAsia="宋体" w:cs="宋体"/>
           <w:spacing w:val="-5"/>
           <w:position w:val="1"/>
           <w:sz w:val="24"/>
@@ -5657,7 +5677,7 @@
     </w:p>
     <w:p>
       <w:pPr>
-        <w:pStyle w:val="BodyText"/>
+        <w:pStyle w:val="12"/>
         <w:keepNext w:val="0"/>
         <w:keepLines w:val="0"/>
         <w:pageBreakBefore w:val="0"/>
@@ -5676,19 +5696,19 @@
         <w:adjustRightInd w:val="0"/>
         <w:snapToGrid w:val="0"/>
         <w:spacing w:line="360" w:lineRule="auto"/>
-        <w:ind w:left="425" w:right="0" w:hanging="425" w:leftChars="0" w:firstLineChars="0"/>
+        <w:ind w:left="425" w:leftChars="0" w:right="0" w:hanging="425" w:firstLineChars="0"/>
         <w:textAlignment w:val="baseline"/>
         <w:rPr>
-          <w:rFonts w:ascii="宋体" w:eastAsia="宋体" w:hAnsi="宋体" w:cs="宋体"/>
-          <w:spacing w:val="-5"/>
-          <w:position w:val="1"/>
-          <w:sz w:val="24"/>
-          <w:szCs w:val="24"/>
-        </w:rPr>
-      </w:pPr>
-      <w:r>
-        <w:rPr>
-          <w:rFonts w:ascii="宋体" w:eastAsia="宋体" w:hAnsi="宋体" w:cs="宋体"/>
+          <w:rFonts w:ascii="宋体" w:hAnsi="宋体" w:eastAsia="宋体" w:cs="宋体"/>
+          <w:spacing w:val="-5"/>
+          <w:position w:val="1"/>
+          <w:sz w:val="24"/>
+          <w:szCs w:val="24"/>
+        </w:rPr>
+      </w:pPr>
+      <w:r>
+        <w:rPr>
+          <w:rFonts w:ascii="宋体" w:hAnsi="宋体" w:eastAsia="宋体" w:cs="宋体"/>
           <w:spacing w:val="-5"/>
           <w:position w:val="1"/>
           <w:sz w:val="24"/>
@@ -5699,7 +5719,7 @@
     </w:p>
     <w:p>
       <w:pPr>
-        <w:pStyle w:val="BodyText"/>
+        <w:pStyle w:val="12"/>
         <w:keepNext w:val="0"/>
         <w:keepLines w:val="0"/>
         <w:pageBreakBefore w:val="0"/>
@@ -5718,19 +5738,19 @@
         <w:adjustRightInd w:val="0"/>
         <w:snapToGrid w:val="0"/>
         <w:spacing w:line="360" w:lineRule="auto"/>
-        <w:ind w:left="425" w:right="0" w:hanging="425" w:leftChars="0" w:firstLineChars="0"/>
+        <w:ind w:left="425" w:leftChars="0" w:right="0" w:hanging="425" w:firstLineChars="0"/>
         <w:textAlignment w:val="baseline"/>
         <w:rPr>
-          <w:rFonts w:ascii="宋体" w:eastAsia="宋体" w:hAnsi="宋体" w:cs="宋体"/>
-          <w:spacing w:val="-5"/>
-          <w:position w:val="1"/>
-          <w:sz w:val="24"/>
-          <w:szCs w:val="24"/>
-        </w:rPr>
-      </w:pPr>
-      <w:r>
-        <w:rPr>
-          <w:rFonts w:ascii="宋体" w:eastAsia="宋体" w:hAnsi="宋体" w:cs="宋体"/>
+          <w:rFonts w:ascii="宋体" w:hAnsi="宋体" w:eastAsia="宋体" w:cs="宋体"/>
+          <w:spacing w:val="-5"/>
+          <w:position w:val="1"/>
+          <w:sz w:val="24"/>
+          <w:szCs w:val="24"/>
+        </w:rPr>
+      </w:pPr>
+      <w:r>
+        <w:rPr>
+          <w:rFonts w:ascii="宋体" w:hAnsi="宋体" w:eastAsia="宋体" w:cs="宋体"/>
           <w:spacing w:val="-5"/>
           <w:position w:val="1"/>
           <w:sz w:val="24"/>
@@ -5741,7 +5761,7 @@
     </w:p>
     <w:p>
       <w:pPr>
-        <w:pStyle w:val="BodyText"/>
+        <w:pStyle w:val="12"/>
         <w:keepNext w:val="0"/>
         <w:keepLines w:val="0"/>
         <w:pageBreakBefore w:val="0"/>
@@ -5760,19 +5780,19 @@
         <w:adjustRightInd w:val="0"/>
         <w:snapToGrid w:val="0"/>
         <w:spacing w:line="360" w:lineRule="auto"/>
-        <w:ind w:left="425" w:right="0" w:hanging="425" w:leftChars="0" w:firstLineChars="0"/>
+        <w:ind w:left="425" w:leftChars="0" w:right="0" w:hanging="425" w:firstLineChars="0"/>
         <w:textAlignment w:val="baseline"/>
         <w:rPr>
-          <w:rFonts w:ascii="宋体" w:eastAsia="宋体" w:hAnsi="宋体" w:cs="宋体"/>
-          <w:spacing w:val="-5"/>
-          <w:position w:val="1"/>
-          <w:sz w:val="24"/>
-          <w:szCs w:val="24"/>
-        </w:rPr>
-      </w:pPr>
-      <w:r>
-        <w:rPr>
-          <w:rFonts w:ascii="宋体" w:eastAsia="宋体" w:hAnsi="宋体" w:cs="宋体"/>
+          <w:rFonts w:ascii="宋体" w:hAnsi="宋体" w:eastAsia="宋体" w:cs="宋体"/>
+          <w:spacing w:val="-5"/>
+          <w:position w:val="1"/>
+          <w:sz w:val="24"/>
+          <w:szCs w:val="24"/>
+        </w:rPr>
+      </w:pPr>
+      <w:r>
+        <w:rPr>
+          <w:rFonts w:ascii="宋体" w:hAnsi="宋体" w:eastAsia="宋体" w:cs="宋体"/>
           <w:spacing w:val="-5"/>
           <w:position w:val="1"/>
           <w:sz w:val="24"/>
@@ -5783,18 +5803,18 @@
     </w:p>
     <w:p>
       <w:pPr>
-        <w:pStyle w:val="2"/>
+        <w:pStyle w:val="28"/>
         <w:bidi w:val="0"/>
       </w:pPr>
-      <w:bookmarkStart w:id="14" w:name="_Toc6209"/>
+      <w:bookmarkStart w:id="13" w:name="_Toc17272"/>
       <w:r>
         <w:t>运维部</w:t>
       </w:r>
-      <w:bookmarkEnd w:id="14"/>
+      <w:bookmarkEnd w:id="13"/>
     </w:p>
     <w:p>
       <w:pPr>
-        <w:pStyle w:val="BodyText"/>
+        <w:pStyle w:val="12"/>
         <w:keepNext w:val="0"/>
         <w:keepLines w:val="0"/>
         <w:pageBreakBefore w:val="0"/>
@@ -5813,19 +5833,19 @@
         <w:adjustRightInd w:val="0"/>
         <w:snapToGrid w:val="0"/>
         <w:spacing w:line="360" w:lineRule="auto"/>
-        <w:ind w:left="425" w:right="0" w:hanging="425" w:leftChars="0" w:firstLineChars="0"/>
+        <w:ind w:left="425" w:leftChars="0" w:right="0" w:hanging="425" w:firstLineChars="0"/>
         <w:textAlignment w:val="baseline"/>
         <w:rPr>
-          <w:rFonts w:ascii="宋体" w:eastAsia="宋体" w:hAnsi="宋体" w:cs="宋体"/>
-          <w:spacing w:val="-5"/>
-          <w:position w:val="1"/>
-          <w:sz w:val="24"/>
-          <w:szCs w:val="24"/>
-        </w:rPr>
-      </w:pPr>
-      <w:r>
-        <w:rPr>
-          <w:rFonts w:ascii="宋体" w:eastAsia="宋体" w:hAnsi="宋体" w:cs="宋体"/>
+          <w:rFonts w:ascii="宋体" w:hAnsi="宋体" w:eastAsia="宋体" w:cs="宋体"/>
+          <w:spacing w:val="-5"/>
+          <w:position w:val="1"/>
+          <w:sz w:val="24"/>
+          <w:szCs w:val="24"/>
+        </w:rPr>
+      </w:pPr>
+      <w:r>
+        <w:rPr>
+          <w:rFonts w:ascii="宋体" w:hAnsi="宋体" w:eastAsia="宋体" w:cs="宋体"/>
           <w:spacing w:val="-5"/>
           <w:position w:val="1"/>
           <w:sz w:val="24"/>
@@ -5836,7 +5856,7 @@
     </w:p>
     <w:p>
       <w:pPr>
-        <w:pStyle w:val="BodyText"/>
+        <w:pStyle w:val="12"/>
         <w:keepNext w:val="0"/>
         <w:keepLines w:val="0"/>
         <w:pageBreakBefore w:val="0"/>
@@ -5855,19 +5875,19 @@
         <w:adjustRightInd w:val="0"/>
         <w:snapToGrid w:val="0"/>
         <w:spacing w:line="360" w:lineRule="auto"/>
-        <w:ind w:left="425" w:right="0" w:hanging="425" w:leftChars="0" w:firstLineChars="0"/>
+        <w:ind w:left="425" w:leftChars="0" w:right="0" w:hanging="425" w:firstLineChars="0"/>
         <w:textAlignment w:val="baseline"/>
         <w:rPr>
-          <w:rFonts w:ascii="宋体" w:eastAsia="宋体" w:hAnsi="宋体" w:cs="宋体"/>
-          <w:spacing w:val="-5"/>
-          <w:position w:val="1"/>
-          <w:sz w:val="24"/>
-          <w:szCs w:val="24"/>
-        </w:rPr>
-      </w:pPr>
-      <w:r>
-        <w:rPr>
-          <w:rFonts w:ascii="宋体" w:eastAsia="宋体" w:hAnsi="宋体" w:cs="宋体"/>
+          <w:rFonts w:ascii="宋体" w:hAnsi="宋体" w:eastAsia="宋体" w:cs="宋体"/>
+          <w:spacing w:val="-5"/>
+          <w:position w:val="1"/>
+          <w:sz w:val="24"/>
+          <w:szCs w:val="24"/>
+        </w:rPr>
+      </w:pPr>
+      <w:r>
+        <w:rPr>
+          <w:rFonts w:ascii="宋体" w:hAnsi="宋体" w:eastAsia="宋体" w:cs="宋体"/>
           <w:spacing w:val="-5"/>
           <w:position w:val="1"/>
           <w:sz w:val="24"/>
@@ -5878,7 +5898,7 @@
     </w:p>
     <w:p>
       <w:pPr>
-        <w:pStyle w:val="BodyText"/>
+        <w:pStyle w:val="12"/>
         <w:keepNext w:val="0"/>
         <w:keepLines w:val="0"/>
         <w:pageBreakBefore w:val="0"/>
@@ -5897,19 +5917,19 @@
         <w:adjustRightInd w:val="0"/>
         <w:snapToGrid w:val="0"/>
         <w:spacing w:line="360" w:lineRule="auto"/>
-        <w:ind w:left="425" w:right="0" w:hanging="425" w:leftChars="0" w:firstLineChars="0"/>
+        <w:ind w:left="425" w:leftChars="0" w:right="0" w:hanging="425" w:firstLineChars="0"/>
         <w:textAlignment w:val="baseline"/>
         <w:rPr>
-          <w:rFonts w:ascii="宋体" w:eastAsia="宋体" w:hAnsi="宋体" w:cs="宋体"/>
-          <w:spacing w:val="-5"/>
-          <w:position w:val="1"/>
-          <w:sz w:val="24"/>
-          <w:szCs w:val="24"/>
-        </w:rPr>
-      </w:pPr>
-      <w:r>
-        <w:rPr>
-          <w:rFonts w:ascii="宋体" w:eastAsia="宋体" w:hAnsi="宋体" w:cs="宋体"/>
+          <w:rFonts w:ascii="宋体" w:hAnsi="宋体" w:eastAsia="宋体" w:cs="宋体"/>
+          <w:spacing w:val="-5"/>
+          <w:position w:val="1"/>
+          <w:sz w:val="24"/>
+          <w:szCs w:val="24"/>
+        </w:rPr>
+      </w:pPr>
+      <w:r>
+        <w:rPr>
+          <w:rFonts w:ascii="宋体" w:hAnsi="宋体" w:eastAsia="宋体" w:cs="宋体"/>
           <w:spacing w:val="-5"/>
           <w:position w:val="1"/>
           <w:sz w:val="24"/>
@@ -5920,7 +5940,7 @@
     </w:p>
     <w:p>
       <w:pPr>
-        <w:pStyle w:val="BodyText"/>
+        <w:pStyle w:val="12"/>
         <w:keepNext w:val="0"/>
         <w:keepLines w:val="0"/>
         <w:pageBreakBefore w:val="0"/>
@@ -5939,19 +5959,19 @@
         <w:adjustRightInd w:val="0"/>
         <w:snapToGrid w:val="0"/>
         <w:spacing w:line="360" w:lineRule="auto"/>
-        <w:ind w:left="425" w:right="0" w:hanging="425" w:leftChars="0" w:firstLineChars="0"/>
+        <w:ind w:left="425" w:leftChars="0" w:right="0" w:hanging="425" w:firstLineChars="0"/>
         <w:textAlignment w:val="baseline"/>
         <w:rPr>
-          <w:rFonts w:ascii="宋体" w:eastAsia="宋体" w:hAnsi="宋体" w:cs="宋体"/>
-          <w:spacing w:val="-5"/>
-          <w:position w:val="1"/>
-          <w:sz w:val="24"/>
-          <w:szCs w:val="24"/>
-        </w:rPr>
-      </w:pPr>
-      <w:r>
-        <w:rPr>
-          <w:rFonts w:ascii="宋体" w:eastAsia="宋体" w:hAnsi="宋体" w:cs="宋体"/>
+          <w:rFonts w:ascii="宋体" w:hAnsi="宋体" w:eastAsia="宋体" w:cs="宋体"/>
+          <w:spacing w:val="-5"/>
+          <w:position w:val="1"/>
+          <w:sz w:val="24"/>
+          <w:szCs w:val="24"/>
+        </w:rPr>
+      </w:pPr>
+      <w:r>
+        <w:rPr>
+          <w:rFonts w:ascii="宋体" w:hAnsi="宋体" w:eastAsia="宋体" w:cs="宋体"/>
           <w:spacing w:val="-5"/>
           <w:position w:val="1"/>
           <w:sz w:val="24"/>
@@ -5962,7 +5982,7 @@
     </w:p>
     <w:p>
       <w:pPr>
-        <w:pStyle w:val="BodyText"/>
+        <w:pStyle w:val="12"/>
         <w:keepNext w:val="0"/>
         <w:keepLines w:val="0"/>
         <w:pageBreakBefore w:val="0"/>
@@ -5981,19 +6001,19 @@
         <w:adjustRightInd w:val="0"/>
         <w:snapToGrid w:val="0"/>
         <w:spacing w:line="360" w:lineRule="auto"/>
-        <w:ind w:left="425" w:right="0" w:hanging="425" w:leftChars="0" w:firstLineChars="0"/>
+        <w:ind w:left="425" w:leftChars="0" w:right="0" w:hanging="425" w:firstLineChars="0"/>
         <w:textAlignment w:val="baseline"/>
         <w:rPr>
-          <w:rFonts w:ascii="宋体" w:eastAsia="宋体" w:hAnsi="宋体" w:cs="宋体"/>
-          <w:spacing w:val="-5"/>
-          <w:position w:val="1"/>
-          <w:sz w:val="24"/>
-          <w:szCs w:val="24"/>
-        </w:rPr>
-      </w:pPr>
-      <w:r>
-        <w:rPr>
-          <w:rFonts w:ascii="宋体" w:eastAsia="宋体" w:hAnsi="宋体" w:cs="宋体"/>
+          <w:rFonts w:ascii="宋体" w:hAnsi="宋体" w:eastAsia="宋体" w:cs="宋体"/>
+          <w:spacing w:val="-5"/>
+          <w:position w:val="1"/>
+          <w:sz w:val="24"/>
+          <w:szCs w:val="24"/>
+        </w:rPr>
+      </w:pPr>
+      <w:r>
+        <w:rPr>
+          <w:rFonts w:ascii="宋体" w:hAnsi="宋体" w:eastAsia="宋体" w:cs="宋体"/>
           <w:spacing w:val="-5"/>
           <w:position w:val="1"/>
           <w:sz w:val="24"/>
@@ -6004,18 +6024,18 @@
     </w:p>
     <w:p>
       <w:pPr>
-        <w:pStyle w:val="2"/>
+        <w:pStyle w:val="28"/>
         <w:bidi w:val="0"/>
       </w:pPr>
-      <w:bookmarkStart w:id="15" w:name="_Toc28614"/>
+      <w:bookmarkStart w:id="14" w:name="_Toc20957"/>
       <w:r>
         <w:t>服务台</w:t>
       </w:r>
-      <w:bookmarkEnd w:id="15"/>
+      <w:bookmarkEnd w:id="14"/>
     </w:p>
     <w:p>
       <w:pPr>
-        <w:pStyle w:val="BodyText"/>
+        <w:pStyle w:val="12"/>
         <w:keepNext w:val="0"/>
         <w:keepLines w:val="0"/>
         <w:pageBreakBefore w:val="0"/>
@@ -6034,19 +6054,19 @@
         <w:adjustRightInd w:val="0"/>
         <w:snapToGrid w:val="0"/>
         <w:spacing w:line="360" w:lineRule="auto"/>
-        <w:ind w:left="425" w:right="0" w:hanging="425" w:leftChars="0" w:firstLineChars="0"/>
+        <w:ind w:left="425" w:leftChars="0" w:right="0" w:hanging="425" w:firstLineChars="0"/>
         <w:textAlignment w:val="baseline"/>
         <w:rPr>
-          <w:rFonts w:ascii="宋体" w:eastAsia="宋体" w:hAnsi="宋体" w:cs="宋体"/>
-          <w:spacing w:val="-5"/>
-          <w:position w:val="1"/>
-          <w:sz w:val="24"/>
-          <w:szCs w:val="24"/>
-        </w:rPr>
-      </w:pPr>
-      <w:r>
-        <w:rPr>
-          <w:rFonts w:ascii="宋体" w:eastAsia="宋体" w:hAnsi="宋体" w:cs="宋体"/>
+          <w:rFonts w:ascii="宋体" w:hAnsi="宋体" w:eastAsia="宋体" w:cs="宋体"/>
+          <w:spacing w:val="-5"/>
+          <w:position w:val="1"/>
+          <w:sz w:val="24"/>
+          <w:szCs w:val="24"/>
+        </w:rPr>
+      </w:pPr>
+      <w:r>
+        <w:rPr>
+          <w:rFonts w:ascii="宋体" w:hAnsi="宋体" w:eastAsia="宋体" w:cs="宋体"/>
           <w:spacing w:val="-5"/>
           <w:position w:val="1"/>
           <w:sz w:val="24"/>
@@ -6057,7 +6077,7 @@
     </w:p>
     <w:p>
       <w:pPr>
-        <w:pStyle w:val="BodyText"/>
+        <w:pStyle w:val="12"/>
         <w:keepNext w:val="0"/>
         <w:keepLines w:val="0"/>
         <w:pageBreakBefore w:val="0"/>
@@ -6076,19 +6096,19 @@
         <w:adjustRightInd w:val="0"/>
         <w:snapToGrid w:val="0"/>
         <w:spacing w:line="360" w:lineRule="auto"/>
-        <w:ind w:left="425" w:right="0" w:hanging="425" w:leftChars="0" w:firstLineChars="0"/>
+        <w:ind w:left="425" w:leftChars="0" w:right="0" w:hanging="425" w:firstLineChars="0"/>
         <w:textAlignment w:val="baseline"/>
         <w:rPr>
-          <w:rFonts w:ascii="宋体" w:eastAsia="宋体" w:hAnsi="宋体" w:cs="宋体"/>
-          <w:spacing w:val="-5"/>
-          <w:position w:val="1"/>
-          <w:sz w:val="24"/>
-          <w:szCs w:val="24"/>
-        </w:rPr>
-      </w:pPr>
-      <w:r>
-        <w:rPr>
-          <w:rFonts w:ascii="宋体" w:eastAsia="宋体" w:hAnsi="宋体" w:cs="宋体"/>
+          <w:rFonts w:ascii="宋体" w:hAnsi="宋体" w:eastAsia="宋体" w:cs="宋体"/>
+          <w:spacing w:val="-5"/>
+          <w:position w:val="1"/>
+          <w:sz w:val="24"/>
+          <w:szCs w:val="24"/>
+        </w:rPr>
+      </w:pPr>
+      <w:r>
+        <w:rPr>
+          <w:rFonts w:ascii="宋体" w:hAnsi="宋体" w:eastAsia="宋体" w:cs="宋体"/>
           <w:spacing w:val="-5"/>
           <w:position w:val="1"/>
           <w:sz w:val="24"/>
@@ -6099,7 +6119,7 @@
     </w:p>
     <w:p>
       <w:pPr>
-        <w:pStyle w:val="BodyText"/>
+        <w:pStyle w:val="12"/>
         <w:keepNext w:val="0"/>
         <w:keepLines w:val="0"/>
         <w:pageBreakBefore w:val="0"/>
@@ -6118,19 +6138,19 @@
         <w:adjustRightInd w:val="0"/>
         <w:snapToGrid w:val="0"/>
         <w:spacing w:line="360" w:lineRule="auto"/>
-        <w:ind w:left="425" w:right="0" w:hanging="425" w:leftChars="0" w:firstLineChars="0"/>
+        <w:ind w:left="425" w:leftChars="0" w:right="0" w:hanging="425" w:firstLineChars="0"/>
         <w:textAlignment w:val="baseline"/>
         <w:rPr>
-          <w:rFonts w:ascii="宋体" w:eastAsia="宋体" w:hAnsi="宋体" w:cs="宋体"/>
-          <w:spacing w:val="-5"/>
-          <w:position w:val="1"/>
-          <w:sz w:val="24"/>
-          <w:szCs w:val="24"/>
-        </w:rPr>
-      </w:pPr>
-      <w:r>
-        <w:rPr>
-          <w:rFonts w:ascii="宋体" w:eastAsia="宋体" w:hAnsi="宋体" w:cs="宋体"/>
+          <w:rFonts w:ascii="宋体" w:hAnsi="宋体" w:eastAsia="宋体" w:cs="宋体"/>
+          <w:spacing w:val="-5"/>
+          <w:position w:val="1"/>
+          <w:sz w:val="24"/>
+          <w:szCs w:val="24"/>
+        </w:rPr>
+      </w:pPr>
+      <w:r>
+        <w:rPr>
+          <w:rFonts w:ascii="宋体" w:hAnsi="宋体" w:eastAsia="宋体" w:cs="宋体"/>
           <w:spacing w:val="-5"/>
           <w:position w:val="1"/>
           <w:sz w:val="24"/>
@@ -6141,14 +6161,14 @@
     </w:p>
     <w:p>
       <w:pPr>
-        <w:pStyle w:val="2"/>
+        <w:pStyle w:val="28"/>
         <w:bidi w:val="0"/>
       </w:pPr>
-      <w:bookmarkStart w:id="16" w:name="_Toc18524"/>
+      <w:bookmarkStart w:id="15" w:name="_Toc21668"/>
       <w:r>
         <w:t>运维服务人员</w:t>
       </w:r>
-      <w:bookmarkEnd w:id="16"/>
+      <w:bookmarkEnd w:id="15"/>
     </w:p>
     <w:p>
       <w:pPr>
@@ -6166,11 +6186,11 @@
         <w:adjustRightInd w:val="0"/>
         <w:snapToGrid w:val="0"/>
         <w:spacing w:line="360" w:lineRule="auto"/>
-        <w:ind w:left="0" w:right="0" w:firstLine="420" w:firstLineChars="200"/>
+        <w:ind w:left="0" w:right="0" w:firstLine="476" w:firstLineChars="200"/>
         <w:jc w:val="both"/>
         <w:textAlignment w:val="baseline"/>
         <w:rPr>
-          <w:rFonts w:ascii="宋体" w:eastAsia="宋体" w:hAnsi="宋体" w:cs="宋体"/>
+          <w:rFonts w:ascii="宋体" w:hAnsi="宋体" w:eastAsia="宋体" w:cs="宋体"/>
           <w:spacing w:val="-1"/>
           <w:sz w:val="24"/>
           <w:szCs w:val="24"/>
@@ -6178,7 +6198,7 @@
       </w:pPr>
       <w:r>
         <w:rPr>
-          <w:rFonts w:ascii="宋体" w:eastAsia="宋体" w:hAnsi="宋体" w:cs="宋体"/>
+          <w:rFonts w:ascii="宋体" w:hAnsi="宋体" w:eastAsia="宋体" w:cs="宋体"/>
           <w:spacing w:val="-1"/>
           <w:sz w:val="24"/>
           <w:szCs w:val="24"/>
@@ -6188,31 +6208,31 @@
     </w:p>
     <w:p>
       <w:pPr>
-        <w:pStyle w:val="1"/>
+        <w:pStyle w:val="26"/>
         <w:bidi w:val="0"/>
       </w:pPr>
-      <w:bookmarkStart w:id="17" w:name="_Toc599"/>
+      <w:bookmarkStart w:id="16" w:name="_Toc11424"/>
       <w:r>
         <w:t>质量管理内容</w:t>
       </w:r>
-      <w:bookmarkEnd w:id="17"/>
+      <w:bookmarkEnd w:id="16"/>
     </w:p>
     <w:p>
       <w:pPr>
-        <w:pStyle w:val="2"/>
+        <w:pStyle w:val="28"/>
         <w:bidi w:val="0"/>
       </w:pPr>
-      <w:bookmarkStart w:id="18" w:name="bookmark24"/>
+      <w:bookmarkStart w:id="17" w:name="bookmark24"/>
+      <w:bookmarkEnd w:id="17"/>
+      <w:bookmarkStart w:id="18" w:name="_Toc1320"/>
+      <w:r>
+        <w:t>高层的质量管理活动</w:t>
+      </w:r>
       <w:bookmarkEnd w:id="18"/>
-      <w:bookmarkStart w:id="19" w:name="_Toc9632"/>
-      <w:r>
-        <w:t>高层的质量管理活动</w:t>
-      </w:r>
-      <w:bookmarkEnd w:id="19"/>
     </w:p>
     <w:p>
       <w:pPr>
-        <w:pStyle w:val="BodyText"/>
+        <w:pStyle w:val="12"/>
         <w:keepNext w:val="0"/>
         <w:keepLines w:val="0"/>
         <w:pageBreakBefore w:val="0"/>
@@ -6231,19 +6251,19 @@
         <w:adjustRightInd w:val="0"/>
         <w:snapToGrid w:val="0"/>
         <w:spacing w:line="360" w:lineRule="auto"/>
-        <w:ind w:left="425" w:right="0" w:hanging="425" w:leftChars="0" w:firstLineChars="0"/>
+        <w:ind w:left="425" w:leftChars="0" w:right="0" w:hanging="425" w:firstLineChars="0"/>
         <w:textAlignment w:val="baseline"/>
         <w:rPr>
-          <w:rFonts w:ascii="宋体" w:eastAsia="宋体" w:hAnsi="宋体" w:cs="宋体"/>
-          <w:spacing w:val="-5"/>
-          <w:position w:val="1"/>
-          <w:sz w:val="24"/>
-          <w:szCs w:val="24"/>
-        </w:rPr>
-      </w:pPr>
-      <w:r>
-        <w:rPr>
-          <w:rFonts w:ascii="宋体" w:eastAsia="宋体" w:hAnsi="宋体" w:cs="宋体"/>
+          <w:rFonts w:ascii="宋体" w:hAnsi="宋体" w:eastAsia="宋体" w:cs="宋体"/>
+          <w:spacing w:val="-5"/>
+          <w:position w:val="1"/>
+          <w:sz w:val="24"/>
+          <w:szCs w:val="24"/>
+        </w:rPr>
+      </w:pPr>
+      <w:r>
+        <w:rPr>
+          <w:rFonts w:ascii="宋体" w:hAnsi="宋体" w:eastAsia="宋体" w:cs="宋体"/>
           <w:spacing w:val="-5"/>
           <w:position w:val="1"/>
           <w:sz w:val="24"/>
@@ -6254,7 +6274,7 @@
     </w:p>
     <w:p>
       <w:pPr>
-        <w:pStyle w:val="BodyText"/>
+        <w:pStyle w:val="12"/>
         <w:keepNext w:val="0"/>
         <w:keepLines w:val="0"/>
         <w:pageBreakBefore w:val="0"/>
@@ -6273,19 +6293,19 @@
         <w:adjustRightInd w:val="0"/>
         <w:snapToGrid w:val="0"/>
         <w:spacing w:line="360" w:lineRule="auto"/>
-        <w:ind w:left="425" w:right="0" w:hanging="425" w:leftChars="0" w:firstLineChars="0"/>
+        <w:ind w:left="425" w:leftChars="0" w:right="0" w:hanging="425" w:firstLineChars="0"/>
         <w:textAlignment w:val="baseline"/>
         <w:rPr>
-          <w:rFonts w:ascii="宋体" w:eastAsia="宋体" w:hAnsi="宋体" w:cs="宋体"/>
-          <w:spacing w:val="-5"/>
-          <w:position w:val="1"/>
-          <w:sz w:val="24"/>
-          <w:szCs w:val="24"/>
-        </w:rPr>
-      </w:pPr>
-      <w:r>
-        <w:rPr>
-          <w:rFonts w:ascii="宋体" w:eastAsia="宋体" w:hAnsi="宋体" w:cs="宋体"/>
+          <w:rFonts w:ascii="宋体" w:hAnsi="宋体" w:eastAsia="宋体" w:cs="宋体"/>
+          <w:spacing w:val="-5"/>
+          <w:position w:val="1"/>
+          <w:sz w:val="24"/>
+          <w:szCs w:val="24"/>
+        </w:rPr>
+      </w:pPr>
+      <w:r>
+        <w:rPr>
+          <w:rFonts w:ascii="宋体" w:hAnsi="宋体" w:eastAsia="宋体" w:cs="宋体"/>
           <w:spacing w:val="-5"/>
           <w:position w:val="1"/>
           <w:sz w:val="24"/>
@@ -6296,7 +6316,7 @@
     </w:p>
     <w:p>
       <w:pPr>
-        <w:pStyle w:val="BodyText"/>
+        <w:pStyle w:val="12"/>
         <w:keepNext w:val="0"/>
         <w:keepLines w:val="0"/>
         <w:pageBreakBefore w:val="0"/>
@@ -6315,19 +6335,19 @@
         <w:adjustRightInd w:val="0"/>
         <w:snapToGrid w:val="0"/>
         <w:spacing w:line="360" w:lineRule="auto"/>
-        <w:ind w:left="425" w:right="0" w:hanging="425" w:leftChars="0" w:firstLineChars="0"/>
+        <w:ind w:left="425" w:leftChars="0" w:right="0" w:hanging="425" w:firstLineChars="0"/>
         <w:textAlignment w:val="baseline"/>
         <w:rPr>
-          <w:rFonts w:ascii="宋体" w:eastAsia="宋体" w:hAnsi="宋体" w:cs="宋体"/>
-          <w:spacing w:val="-5"/>
-          <w:position w:val="1"/>
-          <w:sz w:val="24"/>
-          <w:szCs w:val="24"/>
-        </w:rPr>
-      </w:pPr>
-      <w:r>
-        <w:rPr>
-          <w:rFonts w:ascii="宋体" w:eastAsia="宋体" w:hAnsi="宋体" w:cs="宋体"/>
+          <w:rFonts w:ascii="宋体" w:hAnsi="宋体" w:eastAsia="宋体" w:cs="宋体"/>
+          <w:spacing w:val="-5"/>
+          <w:position w:val="1"/>
+          <w:sz w:val="24"/>
+          <w:szCs w:val="24"/>
+        </w:rPr>
+      </w:pPr>
+      <w:r>
+        <w:rPr>
+          <w:rFonts w:ascii="宋体" w:hAnsi="宋体" w:eastAsia="宋体" w:cs="宋体"/>
           <w:spacing w:val="-5"/>
           <w:position w:val="1"/>
           <w:sz w:val="24"/>
@@ -6338,18 +6358,18 @@
     </w:p>
     <w:p>
       <w:pPr>
-        <w:pStyle w:val="2"/>
+        <w:pStyle w:val="28"/>
         <w:bidi w:val="0"/>
       </w:pPr>
-      <w:bookmarkStart w:id="20" w:name="_Toc12997"/>
+      <w:bookmarkStart w:id="19" w:name="_Toc5582"/>
       <w:r>
         <w:t>质量部的质量管理活动</w:t>
       </w:r>
-      <w:bookmarkEnd w:id="20"/>
+      <w:bookmarkEnd w:id="19"/>
     </w:p>
     <w:p>
       <w:pPr>
-        <w:pStyle w:val="BodyText"/>
+        <w:pStyle w:val="12"/>
         <w:keepNext w:val="0"/>
         <w:keepLines w:val="0"/>
         <w:pageBreakBefore w:val="0"/>
@@ -6368,19 +6388,19 @@
         <w:adjustRightInd w:val="0"/>
         <w:snapToGrid w:val="0"/>
         <w:spacing w:line="360" w:lineRule="auto"/>
-        <w:ind w:left="425" w:right="0" w:hanging="425" w:leftChars="0" w:firstLineChars="0"/>
+        <w:ind w:left="425" w:leftChars="0" w:right="0" w:hanging="425" w:firstLineChars="0"/>
         <w:textAlignment w:val="baseline"/>
         <w:rPr>
-          <w:rFonts w:ascii="宋体" w:eastAsia="宋体" w:hAnsi="宋体" w:cs="宋体"/>
-          <w:spacing w:val="-5"/>
-          <w:position w:val="1"/>
-          <w:sz w:val="24"/>
-          <w:szCs w:val="24"/>
-        </w:rPr>
-      </w:pPr>
-      <w:r>
-        <w:rPr>
-          <w:rFonts w:ascii="宋体" w:eastAsia="宋体" w:hAnsi="宋体" w:cs="宋体"/>
+          <w:rFonts w:ascii="宋体" w:hAnsi="宋体" w:eastAsia="宋体" w:cs="宋体"/>
+          <w:spacing w:val="-5"/>
+          <w:position w:val="1"/>
+          <w:sz w:val="24"/>
+          <w:szCs w:val="24"/>
+        </w:rPr>
+      </w:pPr>
+      <w:r>
+        <w:rPr>
+          <w:rFonts w:ascii="宋体" w:hAnsi="宋体" w:eastAsia="宋体" w:cs="宋体"/>
           <w:spacing w:val="-5"/>
           <w:position w:val="1"/>
           <w:sz w:val="24"/>
@@ -6391,7 +6411,7 @@
     </w:p>
     <w:p>
       <w:pPr>
-        <w:pStyle w:val="BodyText"/>
+        <w:pStyle w:val="12"/>
         <w:keepNext w:val="0"/>
         <w:keepLines w:val="0"/>
         <w:pageBreakBefore w:val="0"/>
@@ -6410,19 +6430,19 @@
         <w:adjustRightInd w:val="0"/>
         <w:snapToGrid w:val="0"/>
         <w:spacing w:line="360" w:lineRule="auto"/>
-        <w:ind w:left="425" w:right="0" w:hanging="425" w:leftChars="0" w:firstLineChars="0"/>
+        <w:ind w:left="425" w:leftChars="0" w:right="0" w:hanging="425" w:firstLineChars="0"/>
         <w:textAlignment w:val="baseline"/>
         <w:rPr>
-          <w:rFonts w:ascii="宋体" w:eastAsia="宋体" w:hAnsi="宋体" w:cs="宋体"/>
-          <w:spacing w:val="-5"/>
-          <w:position w:val="1"/>
-          <w:sz w:val="24"/>
-          <w:szCs w:val="24"/>
-        </w:rPr>
-      </w:pPr>
-      <w:r>
-        <w:rPr>
-          <w:rFonts w:ascii="宋体" w:eastAsia="宋体" w:hAnsi="宋体" w:cs="宋体"/>
+          <w:rFonts w:ascii="宋体" w:hAnsi="宋体" w:eastAsia="宋体" w:cs="宋体"/>
+          <w:spacing w:val="-5"/>
+          <w:position w:val="1"/>
+          <w:sz w:val="24"/>
+          <w:szCs w:val="24"/>
+        </w:rPr>
+      </w:pPr>
+      <w:r>
+        <w:rPr>
+          <w:rFonts w:ascii="宋体" w:hAnsi="宋体" w:eastAsia="宋体" w:cs="宋体"/>
           <w:spacing w:val="-5"/>
           <w:position w:val="1"/>
           <w:sz w:val="24"/>
@@ -6432,7 +6452,7 @@
       </w:r>
       <w:r>
         <w:rPr>
-          <w:rFonts w:ascii="宋体" w:eastAsia="宋体" w:hAnsi="宋体" w:cs="宋体" w:hint="eastAsia"/>
+          <w:rFonts w:hint="eastAsia" w:ascii="宋体" w:hAnsi="宋体" w:eastAsia="宋体" w:cs="宋体"/>
           <w:spacing w:val="-5"/>
           <w:position w:val="1"/>
           <w:sz w:val="24"/>
@@ -6443,7 +6463,7 @@
       </w:r>
       <w:r>
         <w:rPr>
-          <w:rFonts w:ascii="宋体" w:eastAsia="宋体" w:hAnsi="宋体" w:cs="宋体"/>
+          <w:rFonts w:ascii="宋体" w:hAnsi="宋体" w:eastAsia="宋体" w:cs="宋体"/>
           <w:spacing w:val="-5"/>
           <w:position w:val="1"/>
           <w:sz w:val="24"/>
@@ -6454,18 +6474,18 @@
     </w:p>
     <w:p>
       <w:pPr>
-        <w:pStyle w:val="2"/>
+        <w:pStyle w:val="28"/>
         <w:bidi w:val="0"/>
       </w:pPr>
-      <w:bookmarkStart w:id="21" w:name="_Toc9801"/>
+      <w:bookmarkStart w:id="20" w:name="_Toc8720"/>
       <w:r>
         <w:t>运维部的质量管理活动</w:t>
       </w:r>
-      <w:bookmarkEnd w:id="21"/>
+      <w:bookmarkEnd w:id="20"/>
     </w:p>
     <w:p>
       <w:pPr>
-        <w:pStyle w:val="BodyText"/>
+        <w:pStyle w:val="12"/>
         <w:keepNext w:val="0"/>
         <w:keepLines w:val="0"/>
         <w:pageBreakBefore w:val="0"/>
@@ -6484,19 +6504,19 @@
         <w:adjustRightInd w:val="0"/>
         <w:snapToGrid w:val="0"/>
         <w:spacing w:line="360" w:lineRule="auto"/>
-        <w:ind w:left="425" w:right="0" w:hanging="425" w:leftChars="0" w:firstLineChars="0"/>
+        <w:ind w:left="425" w:leftChars="0" w:right="0" w:hanging="425" w:firstLineChars="0"/>
         <w:textAlignment w:val="baseline"/>
         <w:rPr>
-          <w:rFonts w:ascii="宋体" w:eastAsia="宋体" w:hAnsi="宋体" w:cs="宋体"/>
-          <w:spacing w:val="-5"/>
-          <w:position w:val="1"/>
-          <w:sz w:val="24"/>
-          <w:szCs w:val="24"/>
-        </w:rPr>
-      </w:pPr>
-      <w:r>
-        <w:rPr>
-          <w:rFonts w:ascii="宋体" w:eastAsia="宋体" w:hAnsi="宋体" w:cs="宋体"/>
+          <w:rFonts w:ascii="宋体" w:hAnsi="宋体" w:eastAsia="宋体" w:cs="宋体"/>
+          <w:spacing w:val="-5"/>
+          <w:position w:val="1"/>
+          <w:sz w:val="24"/>
+          <w:szCs w:val="24"/>
+        </w:rPr>
+      </w:pPr>
+      <w:r>
+        <w:rPr>
+          <w:rFonts w:ascii="宋体" w:hAnsi="宋体" w:eastAsia="宋体" w:cs="宋体"/>
           <w:spacing w:val="-5"/>
           <w:position w:val="1"/>
           <w:sz w:val="24"/>
@@ -6507,7 +6527,7 @@
     </w:p>
     <w:p>
       <w:pPr>
-        <w:pStyle w:val="BodyText"/>
+        <w:pStyle w:val="12"/>
         <w:keepNext w:val="0"/>
         <w:keepLines w:val="0"/>
         <w:pageBreakBefore w:val="0"/>
@@ -6526,19 +6546,19 @@
         <w:adjustRightInd w:val="0"/>
         <w:snapToGrid w:val="0"/>
         <w:spacing w:line="360" w:lineRule="auto"/>
-        <w:ind w:left="425" w:right="0" w:hanging="425" w:leftChars="0" w:firstLineChars="0"/>
+        <w:ind w:left="425" w:leftChars="0" w:right="0" w:hanging="425" w:firstLineChars="0"/>
         <w:textAlignment w:val="baseline"/>
         <w:rPr>
-          <w:rFonts w:ascii="宋体" w:eastAsia="宋体" w:hAnsi="宋体" w:cs="宋体"/>
-          <w:spacing w:val="-5"/>
-          <w:position w:val="1"/>
-          <w:sz w:val="24"/>
-          <w:szCs w:val="24"/>
-        </w:rPr>
-      </w:pPr>
-      <w:r>
-        <w:rPr>
-          <w:rFonts w:ascii="宋体" w:eastAsia="宋体" w:hAnsi="宋体" w:cs="宋体"/>
+          <w:rFonts w:ascii="宋体" w:hAnsi="宋体" w:eastAsia="宋体" w:cs="宋体"/>
+          <w:spacing w:val="-5"/>
+          <w:position w:val="1"/>
+          <w:sz w:val="24"/>
+          <w:szCs w:val="24"/>
+        </w:rPr>
+      </w:pPr>
+      <w:r>
+        <w:rPr>
+          <w:rFonts w:ascii="宋体" w:hAnsi="宋体" w:eastAsia="宋体" w:cs="宋体"/>
           <w:spacing w:val="-5"/>
           <w:position w:val="1"/>
           <w:sz w:val="24"/>
@@ -6548,7 +6568,7 @@
       </w:r>
       <w:r>
         <w:rPr>
-          <w:rFonts w:ascii="宋体" w:eastAsia="宋体" w:hAnsi="宋体" w:cs="宋体" w:hint="eastAsia"/>
+          <w:rFonts w:hint="eastAsia" w:ascii="宋体" w:hAnsi="宋体" w:eastAsia="宋体" w:cs="宋体"/>
           <w:spacing w:val="-5"/>
           <w:position w:val="1"/>
           <w:sz w:val="24"/>
@@ -6559,7 +6579,7 @@
       </w:r>
       <w:r>
         <w:rPr>
-          <w:rFonts w:ascii="宋体" w:eastAsia="宋体" w:hAnsi="宋体" w:cs="宋体"/>
+          <w:rFonts w:ascii="宋体" w:hAnsi="宋体" w:eastAsia="宋体" w:cs="宋体"/>
           <w:spacing w:val="-5"/>
           <w:position w:val="1"/>
           <w:sz w:val="24"/>
@@ -6570,7 +6590,7 @@
     </w:p>
     <w:p>
       <w:pPr>
-        <w:pStyle w:val="BodyText"/>
+        <w:pStyle w:val="12"/>
         <w:keepNext w:val="0"/>
         <w:keepLines w:val="0"/>
         <w:pageBreakBefore w:val="0"/>
@@ -6589,19 +6609,19 @@
         <w:adjustRightInd w:val="0"/>
         <w:snapToGrid w:val="0"/>
         <w:spacing w:line="360" w:lineRule="auto"/>
-        <w:ind w:left="425" w:right="0" w:hanging="425" w:leftChars="0" w:firstLineChars="0"/>
+        <w:ind w:left="425" w:leftChars="0" w:right="0" w:hanging="425" w:firstLineChars="0"/>
         <w:textAlignment w:val="baseline"/>
         <w:rPr>
-          <w:rFonts w:ascii="宋体" w:eastAsia="宋体" w:hAnsi="宋体" w:cs="宋体"/>
-          <w:spacing w:val="-5"/>
-          <w:position w:val="1"/>
-          <w:sz w:val="24"/>
-          <w:szCs w:val="24"/>
-        </w:rPr>
-      </w:pPr>
-      <w:r>
-        <w:rPr>
-          <w:rFonts w:ascii="宋体" w:eastAsia="宋体" w:hAnsi="宋体" w:cs="宋体"/>
+          <w:rFonts w:ascii="宋体" w:hAnsi="宋体" w:eastAsia="宋体" w:cs="宋体"/>
+          <w:spacing w:val="-5"/>
+          <w:position w:val="1"/>
+          <w:sz w:val="24"/>
+          <w:szCs w:val="24"/>
+        </w:rPr>
+      </w:pPr>
+      <w:r>
+        <w:rPr>
+          <w:rFonts w:ascii="宋体" w:hAnsi="宋体" w:eastAsia="宋体" w:cs="宋体"/>
           <w:spacing w:val="-5"/>
           <w:position w:val="1"/>
           <w:sz w:val="24"/>
@@ -6611,7 +6631,7 @@
       </w:r>
       <w:r>
         <w:rPr>
-          <w:rFonts w:ascii="宋体" w:eastAsia="宋体" w:hAnsi="宋体" w:cs="宋体" w:hint="eastAsia"/>
+          <w:rFonts w:hint="eastAsia" w:ascii="宋体" w:hAnsi="宋体" w:eastAsia="宋体" w:cs="宋体"/>
           <w:spacing w:val="-5"/>
           <w:position w:val="1"/>
           <w:sz w:val="24"/>
@@ -6622,7 +6642,7 @@
       </w:r>
       <w:r>
         <w:rPr>
-          <w:rFonts w:ascii="宋体" w:eastAsia="宋体" w:hAnsi="宋体" w:cs="宋体"/>
+          <w:rFonts w:ascii="宋体" w:hAnsi="宋体" w:eastAsia="宋体" w:cs="宋体"/>
           <w:spacing w:val="-5"/>
           <w:position w:val="1"/>
           <w:sz w:val="24"/>
@@ -6632,7 +6652,7 @@
       </w:r>
       <w:r>
         <w:rPr>
-          <w:rFonts w:ascii="宋体" w:eastAsia="宋体" w:hAnsi="宋体" w:cs="宋体" w:hint="eastAsia"/>
+          <w:rFonts w:hint="eastAsia" w:ascii="宋体" w:hAnsi="宋体" w:eastAsia="宋体" w:cs="宋体"/>
           <w:spacing w:val="-5"/>
           <w:position w:val="1"/>
           <w:sz w:val="24"/>
@@ -6643,7 +6663,7 @@
       </w:r>
       <w:r>
         <w:rPr>
-          <w:rFonts w:ascii="宋体" w:eastAsia="宋体" w:hAnsi="宋体" w:cs="宋体"/>
+          <w:rFonts w:ascii="宋体" w:hAnsi="宋体" w:eastAsia="宋体" w:cs="宋体"/>
           <w:spacing w:val="-5"/>
           <w:position w:val="1"/>
           <w:sz w:val="24"/>
@@ -6654,7 +6674,7 @@
     </w:p>
     <w:p>
       <w:pPr>
-        <w:pStyle w:val="BodyText"/>
+        <w:pStyle w:val="12"/>
         <w:keepNext w:val="0"/>
         <w:keepLines w:val="0"/>
         <w:pageBreakBefore w:val="0"/>
@@ -6673,19 +6693,19 @@
         <w:adjustRightInd w:val="0"/>
         <w:snapToGrid w:val="0"/>
         <w:spacing w:line="360" w:lineRule="auto"/>
-        <w:ind w:left="425" w:right="0" w:hanging="425" w:leftChars="0" w:firstLineChars="0"/>
+        <w:ind w:left="425" w:leftChars="0" w:right="0" w:hanging="425" w:firstLineChars="0"/>
         <w:textAlignment w:val="baseline"/>
         <w:rPr>
-          <w:rFonts w:ascii="宋体" w:eastAsia="宋体" w:hAnsi="宋体" w:cs="宋体"/>
-          <w:spacing w:val="-5"/>
-          <w:position w:val="1"/>
-          <w:sz w:val="24"/>
-          <w:szCs w:val="24"/>
-        </w:rPr>
-      </w:pPr>
-      <w:r>
-        <w:rPr>
-          <w:rFonts w:ascii="宋体" w:eastAsia="宋体" w:hAnsi="宋体" w:cs="宋体"/>
+          <w:rFonts w:ascii="宋体" w:hAnsi="宋体" w:eastAsia="宋体" w:cs="宋体"/>
+          <w:spacing w:val="-5"/>
+          <w:position w:val="1"/>
+          <w:sz w:val="24"/>
+          <w:szCs w:val="24"/>
+        </w:rPr>
+      </w:pPr>
+      <w:r>
+        <w:rPr>
+          <w:rFonts w:ascii="宋体" w:hAnsi="宋体" w:eastAsia="宋体" w:cs="宋体"/>
           <w:spacing w:val="-5"/>
           <w:position w:val="1"/>
           <w:sz w:val="24"/>
@@ -6696,7 +6716,7 @@
     </w:p>
     <w:p>
       <w:pPr>
-        <w:pStyle w:val="BodyText"/>
+        <w:pStyle w:val="12"/>
         <w:keepNext w:val="0"/>
         <w:keepLines w:val="0"/>
         <w:pageBreakBefore w:val="0"/>
@@ -6715,19 +6735,19 @@
         <w:adjustRightInd w:val="0"/>
         <w:snapToGrid w:val="0"/>
         <w:spacing w:line="360" w:lineRule="auto"/>
-        <w:ind w:left="425" w:right="0" w:hanging="425" w:leftChars="0" w:firstLineChars="0"/>
+        <w:ind w:left="425" w:leftChars="0" w:right="0" w:hanging="425" w:firstLineChars="0"/>
         <w:textAlignment w:val="baseline"/>
         <w:rPr>
-          <w:rFonts w:ascii="宋体" w:eastAsia="宋体" w:hAnsi="宋体" w:cs="宋体"/>
-          <w:spacing w:val="-5"/>
-          <w:position w:val="1"/>
-          <w:sz w:val="24"/>
-          <w:szCs w:val="24"/>
-        </w:rPr>
-      </w:pPr>
-      <w:r>
-        <w:rPr>
-          <w:rFonts w:ascii="宋体" w:eastAsia="宋体" w:hAnsi="宋体" w:cs="宋体"/>
+          <w:rFonts w:ascii="宋体" w:hAnsi="宋体" w:eastAsia="宋体" w:cs="宋体"/>
+          <w:spacing w:val="-5"/>
+          <w:position w:val="1"/>
+          <w:sz w:val="24"/>
+          <w:szCs w:val="24"/>
+        </w:rPr>
+      </w:pPr>
+      <w:r>
+        <w:rPr>
+          <w:rFonts w:ascii="宋体" w:hAnsi="宋体" w:eastAsia="宋体" w:cs="宋体"/>
           <w:spacing w:val="-5"/>
           <w:position w:val="1"/>
           <w:sz w:val="24"/>
@@ -6737,7 +6757,7 @@
       </w:r>
       <w:r>
         <w:rPr>
-          <w:rFonts w:ascii="宋体" w:eastAsia="宋体" w:hAnsi="宋体" w:cs="宋体"/>
+          <w:rFonts w:ascii="宋体" w:hAnsi="宋体" w:eastAsia="宋体" w:cs="宋体"/>
           <w:spacing w:val="-2"/>
           <w:sz w:val="24"/>
           <w:szCs w:val="24"/>
@@ -6746,7 +6766,7 @@
       </w:r>
       <w:r>
         <w:rPr>
-          <w:rFonts w:ascii="宋体" w:eastAsia="宋体" w:hAnsi="宋体" w:cs="宋体"/>
+          <w:rFonts w:ascii="宋体" w:hAnsi="宋体" w:eastAsia="宋体" w:cs="宋体"/>
           <w:spacing w:val="-3"/>
           <w:sz w:val="24"/>
           <w:szCs w:val="24"/>
@@ -6755,7 +6775,7 @@
       </w:r>
       <w:r>
         <w:rPr>
-          <w:rFonts w:ascii="宋体" w:eastAsia="宋体" w:hAnsi="宋体" w:cs="宋体"/>
+          <w:rFonts w:ascii="宋体" w:hAnsi="宋体" w:eastAsia="宋体" w:cs="宋体"/>
           <w:spacing w:val="-5"/>
           <w:position w:val="1"/>
           <w:sz w:val="24"/>
@@ -6766,31 +6786,31 @@
     </w:p>
     <w:p>
       <w:pPr>
-        <w:pStyle w:val="1"/>
+        <w:pStyle w:val="26"/>
         <w:bidi w:val="0"/>
       </w:pPr>
-      <w:bookmarkStart w:id="22" w:name="_Toc15125"/>
+      <w:bookmarkStart w:id="21" w:name="_Toc23515"/>
       <w:r>
         <w:t>运维服务质量管理要求</w:t>
       </w:r>
-      <w:bookmarkEnd w:id="22"/>
+      <w:bookmarkEnd w:id="21"/>
     </w:p>
     <w:p>
       <w:pPr>
-        <w:pStyle w:val="2"/>
+        <w:pStyle w:val="28"/>
         <w:bidi w:val="0"/>
       </w:pPr>
-      <w:bookmarkStart w:id="23" w:name="bookmark25"/>
+      <w:bookmarkStart w:id="22" w:name="bookmark25"/>
+      <w:bookmarkEnd w:id="22"/>
+      <w:bookmarkStart w:id="23" w:name="_Toc1843"/>
+      <w:r>
+        <w:t>客户满意度调查要求</w:t>
+      </w:r>
       <w:bookmarkEnd w:id="23"/>
-      <w:bookmarkStart w:id="24" w:name="_Toc11798"/>
-      <w:r>
-        <w:t>客户满意度调查要求</w:t>
-      </w:r>
-      <w:bookmarkEnd w:id="24"/>
     </w:p>
     <w:p>
       <w:pPr>
-        <w:pStyle w:val="BodyText"/>
+        <w:pStyle w:val="12"/>
         <w:keepNext w:val="0"/>
         <w:keepLines w:val="0"/>
         <w:pageBreakBefore w:val="0"/>
@@ -6809,19 +6829,19 @@
         <w:adjustRightInd w:val="0"/>
         <w:snapToGrid w:val="0"/>
         <w:spacing w:line="360" w:lineRule="auto"/>
-        <w:ind w:left="425" w:right="0" w:hanging="425" w:leftChars="0" w:firstLineChars="0"/>
+        <w:ind w:left="425" w:leftChars="0" w:right="0" w:hanging="425" w:firstLineChars="0"/>
         <w:textAlignment w:val="baseline"/>
         <w:rPr>
-          <w:rFonts w:ascii="宋体" w:eastAsia="宋体" w:hAnsi="宋体" w:cs="宋体"/>
-          <w:spacing w:val="-5"/>
-          <w:position w:val="1"/>
-          <w:sz w:val="24"/>
-          <w:szCs w:val="24"/>
-        </w:rPr>
-      </w:pPr>
-      <w:r>
-        <w:rPr>
-          <w:rFonts w:ascii="宋体" w:eastAsia="宋体" w:hAnsi="宋体" w:cs="宋体"/>
+          <w:rFonts w:ascii="宋体" w:hAnsi="宋体" w:eastAsia="宋体" w:cs="宋体"/>
+          <w:spacing w:val="-5"/>
+          <w:position w:val="1"/>
+          <w:sz w:val="24"/>
+          <w:szCs w:val="24"/>
+        </w:rPr>
+      </w:pPr>
+      <w:r>
+        <w:rPr>
+          <w:rFonts w:ascii="宋体" w:hAnsi="宋体" w:eastAsia="宋体" w:cs="宋体"/>
           <w:spacing w:val="-5"/>
           <w:position w:val="1"/>
           <w:sz w:val="24"/>
@@ -6832,7 +6852,7 @@
     </w:p>
     <w:p>
       <w:pPr>
-        <w:pStyle w:val="BodyText"/>
+        <w:pStyle w:val="12"/>
         <w:keepNext w:val="0"/>
         <w:keepLines w:val="0"/>
         <w:pageBreakBefore w:val="0"/>
@@ -6851,19 +6871,19 @@
         <w:adjustRightInd w:val="0"/>
         <w:snapToGrid w:val="0"/>
         <w:spacing w:line="360" w:lineRule="auto"/>
-        <w:ind w:left="425" w:right="0" w:hanging="425" w:leftChars="0" w:firstLineChars="0"/>
+        <w:ind w:left="425" w:leftChars="0" w:right="0" w:hanging="425" w:firstLineChars="0"/>
         <w:textAlignment w:val="baseline"/>
         <w:rPr>
-          <w:rFonts w:ascii="宋体" w:eastAsia="宋体" w:hAnsi="宋体" w:cs="宋体"/>
-          <w:spacing w:val="-5"/>
-          <w:position w:val="1"/>
-          <w:sz w:val="24"/>
-          <w:szCs w:val="24"/>
-        </w:rPr>
-      </w:pPr>
-      <w:r>
-        <w:rPr>
-          <w:rFonts w:ascii="宋体" w:eastAsia="宋体" w:hAnsi="宋体" w:cs="宋体"/>
+          <w:rFonts w:ascii="宋体" w:hAnsi="宋体" w:eastAsia="宋体" w:cs="宋体"/>
+          <w:spacing w:val="-5"/>
+          <w:position w:val="1"/>
+          <w:sz w:val="24"/>
+          <w:szCs w:val="24"/>
+        </w:rPr>
+      </w:pPr>
+      <w:r>
+        <w:rPr>
+          <w:rFonts w:ascii="宋体" w:hAnsi="宋体" w:eastAsia="宋体" w:cs="宋体"/>
           <w:spacing w:val="-5"/>
           <w:position w:val="1"/>
           <w:sz w:val="24"/>
@@ -6874,7 +6894,7 @@
     </w:p>
     <w:p>
       <w:pPr>
-        <w:pStyle w:val="BodyText"/>
+        <w:pStyle w:val="12"/>
         <w:keepNext w:val="0"/>
         <w:keepLines w:val="0"/>
         <w:pageBreakBefore w:val="0"/>
@@ -6893,19 +6913,19 @@
         <w:adjustRightInd w:val="0"/>
         <w:snapToGrid w:val="0"/>
         <w:spacing w:line="360" w:lineRule="auto"/>
-        <w:ind w:left="425" w:right="0" w:hanging="425" w:leftChars="0" w:firstLineChars="0"/>
+        <w:ind w:left="425" w:leftChars="0" w:right="0" w:hanging="425" w:firstLineChars="0"/>
         <w:textAlignment w:val="baseline"/>
         <w:rPr>
-          <w:rFonts w:ascii="宋体" w:eastAsia="宋体" w:hAnsi="宋体" w:cs="宋体"/>
-          <w:spacing w:val="-5"/>
-          <w:position w:val="1"/>
-          <w:sz w:val="24"/>
-          <w:szCs w:val="24"/>
-        </w:rPr>
-      </w:pPr>
-      <w:r>
-        <w:rPr>
-          <w:rFonts w:ascii="宋体" w:eastAsia="宋体" w:hAnsi="宋体" w:cs="宋体"/>
+          <w:rFonts w:ascii="宋体" w:hAnsi="宋体" w:eastAsia="宋体" w:cs="宋体"/>
+          <w:spacing w:val="-5"/>
+          <w:position w:val="1"/>
+          <w:sz w:val="24"/>
+          <w:szCs w:val="24"/>
+        </w:rPr>
+      </w:pPr>
+      <w:r>
+        <w:rPr>
+          <w:rFonts w:ascii="宋体" w:hAnsi="宋体" w:eastAsia="宋体" w:cs="宋体"/>
           <w:spacing w:val="-5"/>
           <w:position w:val="1"/>
           <w:sz w:val="24"/>
@@ -6916,18 +6936,18 @@
     </w:p>
     <w:p>
       <w:pPr>
-        <w:pStyle w:val="2"/>
+        <w:pStyle w:val="28"/>
         <w:bidi w:val="0"/>
       </w:pPr>
-      <w:bookmarkStart w:id="25" w:name="_Toc661"/>
+      <w:bookmarkStart w:id="24" w:name="_Toc23985"/>
       <w:r>
         <w:t>项目的质量管理要求</w:t>
       </w:r>
-      <w:bookmarkEnd w:id="25"/>
+      <w:bookmarkEnd w:id="24"/>
     </w:p>
     <w:p>
       <w:pPr>
-        <w:pStyle w:val="BodyText"/>
+        <w:pStyle w:val="12"/>
         <w:keepNext w:val="0"/>
         <w:keepLines w:val="0"/>
         <w:pageBreakBefore w:val="0"/>
@@ -6946,19 +6966,19 @@
         <w:adjustRightInd w:val="0"/>
         <w:snapToGrid w:val="0"/>
         <w:spacing w:line="360" w:lineRule="auto"/>
-        <w:ind w:left="425" w:right="0" w:hanging="425" w:leftChars="0" w:firstLineChars="0"/>
+        <w:ind w:left="425" w:leftChars="0" w:right="0" w:hanging="425" w:firstLineChars="0"/>
         <w:textAlignment w:val="baseline"/>
         <w:rPr>
-          <w:rFonts w:ascii="宋体" w:eastAsia="宋体" w:hAnsi="宋体" w:cs="宋体"/>
-          <w:spacing w:val="-5"/>
-          <w:position w:val="1"/>
-          <w:sz w:val="24"/>
-          <w:szCs w:val="24"/>
-        </w:rPr>
-      </w:pPr>
-      <w:r>
-        <w:rPr>
-          <w:rFonts w:ascii="宋体" w:eastAsia="宋体" w:hAnsi="宋体" w:cs="宋体" w:hint="eastAsia"/>
+          <w:rFonts w:ascii="宋体" w:hAnsi="宋体" w:eastAsia="宋体" w:cs="宋体"/>
+          <w:spacing w:val="-5"/>
+          <w:position w:val="1"/>
+          <w:sz w:val="24"/>
+          <w:szCs w:val="24"/>
+        </w:rPr>
+      </w:pPr>
+      <w:r>
+        <w:rPr>
+          <w:rFonts w:hint="eastAsia" w:ascii="宋体" w:hAnsi="宋体" w:eastAsia="宋体" w:cs="宋体"/>
           <w:spacing w:val="-5"/>
           <w:position w:val="1"/>
           <w:sz w:val="24"/>
@@ -6969,7 +6989,7 @@
       </w:r>
       <w:r>
         <w:rPr>
-          <w:rFonts w:ascii="宋体" w:eastAsia="宋体" w:hAnsi="宋体" w:cs="宋体"/>
+          <w:rFonts w:ascii="宋体" w:hAnsi="宋体" w:eastAsia="宋体" w:cs="宋体"/>
           <w:spacing w:val="-5"/>
           <w:position w:val="1"/>
           <w:sz w:val="24"/>
@@ -6980,7 +7000,7 @@
     </w:p>
     <w:p>
       <w:pPr>
-        <w:pStyle w:val="BodyText"/>
+        <w:pStyle w:val="12"/>
         <w:keepNext w:val="0"/>
         <w:keepLines w:val="0"/>
         <w:pageBreakBefore w:val="0"/>
@@ -6999,19 +7019,19 @@
         <w:adjustRightInd w:val="0"/>
         <w:snapToGrid w:val="0"/>
         <w:spacing w:line="360" w:lineRule="auto"/>
-        <w:ind w:left="425" w:right="0" w:hanging="425" w:leftChars="0" w:firstLineChars="0"/>
+        <w:ind w:left="425" w:leftChars="0" w:right="0" w:hanging="425" w:firstLineChars="0"/>
         <w:textAlignment w:val="baseline"/>
         <w:rPr>
-          <w:rFonts w:ascii="宋体" w:eastAsia="宋体" w:hAnsi="宋体" w:cs="宋体"/>
-          <w:spacing w:val="-5"/>
-          <w:position w:val="1"/>
-          <w:sz w:val="24"/>
-          <w:szCs w:val="24"/>
-        </w:rPr>
-      </w:pPr>
-      <w:r>
-        <w:rPr>
-          <w:rFonts w:ascii="宋体" w:eastAsia="宋体" w:hAnsi="宋体" w:cs="宋体"/>
+          <w:rFonts w:ascii="宋体" w:hAnsi="宋体" w:eastAsia="宋体" w:cs="宋体"/>
+          <w:spacing w:val="-5"/>
+          <w:position w:val="1"/>
+          <w:sz w:val="24"/>
+          <w:szCs w:val="24"/>
+        </w:rPr>
+      </w:pPr>
+      <w:r>
+        <w:rPr>
+          <w:rFonts w:ascii="宋体" w:hAnsi="宋体" w:eastAsia="宋体" w:cs="宋体"/>
           <w:spacing w:val="-5"/>
           <w:position w:val="1"/>
           <w:sz w:val="24"/>
@@ -7022,7 +7042,7 @@
     </w:p>
     <w:p>
       <w:pPr>
-        <w:pStyle w:val="BodyText"/>
+        <w:pStyle w:val="12"/>
         <w:keepNext w:val="0"/>
         <w:keepLines w:val="0"/>
         <w:pageBreakBefore w:val="0"/>
@@ -7041,19 +7061,19 @@
         <w:adjustRightInd w:val="0"/>
         <w:snapToGrid w:val="0"/>
         <w:spacing w:line="360" w:lineRule="auto"/>
-        <w:ind w:left="425" w:right="0" w:hanging="425" w:leftChars="0" w:firstLineChars="0"/>
+        <w:ind w:left="425" w:leftChars="0" w:right="0" w:hanging="425" w:firstLineChars="0"/>
         <w:textAlignment w:val="baseline"/>
         <w:rPr>
-          <w:rFonts w:ascii="宋体" w:eastAsia="宋体" w:hAnsi="宋体" w:cs="宋体"/>
-          <w:spacing w:val="-5"/>
-          <w:position w:val="1"/>
-          <w:sz w:val="24"/>
-          <w:szCs w:val="24"/>
-        </w:rPr>
-      </w:pPr>
-      <w:r>
-        <w:rPr>
-          <w:rFonts w:ascii="宋体" w:eastAsia="宋体" w:hAnsi="宋体" w:cs="宋体"/>
+          <w:rFonts w:ascii="宋体" w:hAnsi="宋体" w:eastAsia="宋体" w:cs="宋体"/>
+          <w:spacing w:val="-5"/>
+          <w:position w:val="1"/>
+          <w:sz w:val="24"/>
+          <w:szCs w:val="24"/>
+        </w:rPr>
+      </w:pPr>
+      <w:r>
+        <w:rPr>
+          <w:rFonts w:ascii="宋体" w:hAnsi="宋体" w:eastAsia="宋体" w:cs="宋体"/>
           <w:spacing w:val="-5"/>
           <w:position w:val="1"/>
           <w:sz w:val="24"/>
@@ -7063,7 +7083,7 @@
       </w:r>
       <w:r>
         <w:rPr>
-          <w:rFonts w:ascii="宋体" w:eastAsia="宋体" w:hAnsi="宋体" w:cs="宋体" w:hint="eastAsia"/>
+          <w:rFonts w:hint="eastAsia" w:ascii="宋体" w:hAnsi="宋体" w:eastAsia="宋体" w:cs="宋体"/>
           <w:spacing w:val="-5"/>
           <w:position w:val="1"/>
           <w:sz w:val="24"/>
@@ -7074,7 +7094,7 @@
       </w:r>
       <w:r>
         <w:rPr>
-          <w:rFonts w:ascii="宋体" w:eastAsia="宋体" w:hAnsi="宋体" w:cs="宋体"/>
+          <w:rFonts w:ascii="宋体" w:hAnsi="宋体" w:eastAsia="宋体" w:cs="宋体"/>
           <w:spacing w:val="-5"/>
           <w:position w:val="1"/>
           <w:sz w:val="24"/>
@@ -7085,7 +7105,7 @@
     </w:p>
     <w:p>
       <w:pPr>
-        <w:pStyle w:val="BodyText"/>
+        <w:pStyle w:val="12"/>
         <w:keepNext w:val="0"/>
         <w:keepLines w:val="0"/>
         <w:pageBreakBefore w:val="0"/>
@@ -7104,17 +7124,17 @@
         <w:adjustRightInd w:val="0"/>
         <w:snapToGrid w:val="0"/>
         <w:spacing w:line="360" w:lineRule="auto"/>
-        <w:ind w:left="425" w:right="0" w:hanging="425" w:leftChars="0" w:firstLineChars="0"/>
+        <w:ind w:left="425" w:leftChars="0" w:right="0" w:hanging="425" w:firstLineChars="0"/>
         <w:textAlignment w:val="baseline"/>
         <w:rPr>
-          <w:rFonts w:ascii="宋体" w:eastAsia="宋体" w:hAnsi="宋体" w:cs="宋体"/>
-          <w:sz w:val="24"/>
-          <w:szCs w:val="24"/>
-        </w:rPr>
-      </w:pPr>
-      <w:r>
-        <w:rPr>
-          <w:rFonts w:ascii="宋体" w:eastAsia="宋体" w:hAnsi="宋体" w:cs="宋体"/>
+          <w:rFonts w:ascii="宋体" w:hAnsi="宋体" w:eastAsia="宋体" w:cs="宋体"/>
+          <w:sz w:val="24"/>
+          <w:szCs w:val="24"/>
+        </w:rPr>
+      </w:pPr>
+      <w:r>
+        <w:rPr>
+          <w:rFonts w:ascii="宋体" w:hAnsi="宋体" w:eastAsia="宋体" w:cs="宋体"/>
           <w:spacing w:val="-5"/>
           <w:position w:val="1"/>
           <w:sz w:val="24"/>
@@ -7124,7 +7144,7 @@
       </w:r>
       <w:r>
         <w:rPr>
-          <w:rFonts w:ascii="宋体" w:eastAsia="宋体" w:hAnsi="宋体" w:cs="宋体"/>
+          <w:rFonts w:ascii="宋体" w:hAnsi="宋体" w:eastAsia="宋体" w:cs="宋体"/>
           <w:spacing w:val="-2"/>
           <w:sz w:val="24"/>
           <w:szCs w:val="24"/>
@@ -7134,31 +7154,31 @@
     </w:p>
     <w:p>
       <w:pPr>
-        <w:pStyle w:val="2"/>
+        <w:pStyle w:val="28"/>
         <w:bidi w:val="0"/>
       </w:pPr>
-      <w:bookmarkStart w:id="26" w:name="_Toc30595"/>
+      <w:bookmarkStart w:id="25" w:name="_Toc26774"/>
       <w:r>
         <w:t>体系的质量管理要求</w:t>
       </w:r>
-      <w:bookmarkEnd w:id="26"/>
+      <w:bookmarkEnd w:id="25"/>
     </w:p>
     <w:p>
       <w:pPr>
-        <w:pStyle w:val="3"/>
+        <w:pStyle w:val="29"/>
         <w:bidi w:val="0"/>
       </w:pPr>
-      <w:bookmarkStart w:id="27" w:name="bookmark26"/>
+      <w:bookmarkStart w:id="26" w:name="bookmark26"/>
+      <w:bookmarkEnd w:id="26"/>
+      <w:bookmarkStart w:id="27" w:name="_Toc5368"/>
+      <w:r>
+        <w:t>内审要求</w:t>
+      </w:r>
       <w:bookmarkEnd w:id="27"/>
-      <w:bookmarkStart w:id="28" w:name="_Toc4266"/>
-      <w:r>
-        <w:t>内审要求</w:t>
-      </w:r>
-      <w:bookmarkEnd w:id="28"/>
     </w:p>
     <w:p>
       <w:pPr>
-        <w:pStyle w:val="BodyText"/>
+        <w:pStyle w:val="12"/>
         <w:keepNext w:val="0"/>
         <w:keepLines w:val="0"/>
         <w:pageBreakBefore w:val="0"/>
@@ -7177,19 +7197,19 @@
         <w:adjustRightInd w:val="0"/>
         <w:snapToGrid w:val="0"/>
         <w:spacing w:line="360" w:lineRule="auto"/>
-        <w:ind w:left="425" w:right="0" w:hanging="425" w:leftChars="0" w:firstLineChars="0"/>
+        <w:ind w:left="425" w:leftChars="0" w:right="0" w:hanging="425" w:firstLineChars="0"/>
         <w:textAlignment w:val="baseline"/>
         <w:rPr>
-          <w:rFonts w:ascii="宋体" w:eastAsia="宋体" w:hAnsi="宋体" w:cs="宋体"/>
-          <w:spacing w:val="-5"/>
-          <w:position w:val="1"/>
-          <w:sz w:val="24"/>
-          <w:szCs w:val="24"/>
-        </w:rPr>
-      </w:pPr>
-      <w:r>
-        <w:rPr>
-          <w:rFonts w:ascii="宋体" w:eastAsia="宋体" w:hAnsi="宋体" w:cs="宋体"/>
+          <w:rFonts w:ascii="宋体" w:hAnsi="宋体" w:eastAsia="宋体" w:cs="宋体"/>
+          <w:spacing w:val="-5"/>
+          <w:position w:val="1"/>
+          <w:sz w:val="24"/>
+          <w:szCs w:val="24"/>
+        </w:rPr>
+      </w:pPr>
+      <w:r>
+        <w:rPr>
+          <w:rFonts w:ascii="宋体" w:hAnsi="宋体" w:eastAsia="宋体" w:cs="宋体"/>
           <w:spacing w:val="-5"/>
           <w:position w:val="1"/>
           <w:sz w:val="24"/>
@@ -7200,7 +7220,7 @@
     </w:p>
     <w:p>
       <w:pPr>
-        <w:pStyle w:val="BodyText"/>
+        <w:pStyle w:val="12"/>
         <w:keepNext w:val="0"/>
         <w:keepLines w:val="0"/>
         <w:pageBreakBefore w:val="0"/>
@@ -7219,30 +7239,51 @@
         <w:adjustRightInd w:val="0"/>
         <w:snapToGrid w:val="0"/>
         <w:spacing w:line="360" w:lineRule="auto"/>
-        <w:ind w:left="425" w:right="0" w:hanging="425" w:leftChars="0" w:firstLineChars="0"/>
+        <w:ind w:left="425" w:leftChars="0" w:right="0" w:hanging="425" w:firstLineChars="0"/>
         <w:textAlignment w:val="baseline"/>
         <w:rPr>
-          <w:rFonts w:ascii="宋体" w:eastAsia="宋体" w:hAnsi="宋体" w:cs="宋体"/>
-          <w:spacing w:val="-5"/>
-          <w:position w:val="1"/>
-          <w:sz w:val="24"/>
-          <w:szCs w:val="24"/>
-        </w:rPr>
-      </w:pPr>
-      <w:r>
-        <w:rPr>
-          <w:rFonts w:ascii="宋体" w:eastAsia="宋体" w:hAnsi="宋体" w:cs="宋体"/>
-          <w:spacing w:val="-5"/>
-          <w:position w:val="1"/>
-          <w:sz w:val="24"/>
-          <w:szCs w:val="24"/>
-        </w:rPr>
-        <w:t>内审的范围是运维服务涉及的所有部门，包括运维服务的主要实施部门和支持部门。内审要对 GB/T 28827.1-2022 《信息技术服务 运行维护 第 1 部分：通用要求》、GB/T 28827.2-2012 《信息技术服务 运行维护 第 2 部分:交付规范》、GB/T 28827.3-2012 《信息技术服务 运行维护 第 3 部分:应急响应规范》中人员、资源、技术、过程、交付、应急响应都进行审核。</w:t>
+          <w:rFonts w:ascii="宋体" w:hAnsi="宋体" w:eastAsia="宋体" w:cs="宋体"/>
+          <w:spacing w:val="-5"/>
+          <w:position w:val="1"/>
+          <w:sz w:val="24"/>
+          <w:szCs w:val="24"/>
+        </w:rPr>
+      </w:pPr>
+      <w:r>
+        <w:rPr>
+          <w:rFonts w:ascii="宋体" w:hAnsi="宋体" w:eastAsia="宋体" w:cs="宋体"/>
+          <w:spacing w:val="-5"/>
+          <w:position w:val="1"/>
+          <w:sz w:val="24"/>
+          <w:szCs w:val="24"/>
+        </w:rPr>
+        <w:t>内审的范围是运维服务涉及的所有部门，包括运维服务的主要实施部门和支持部门。内审要对 GB/T 28827.1-2022 《信息技术服务 运行维护 第 1 部分：通用要求》、GB/T 28827.2-2012 《信息技术服务 运行维护 第 2 部分:交付规范》、GB/T 28827.3-2012 《信息技术服务 运行维护 第 3 部分:应急响应规范》中人员、资源、技术、过程、交付</w:t>
+      </w:r>
+      <w:r>
+        <w:rPr>
+          <w:rFonts w:hint="eastAsia" w:ascii="宋体" w:hAnsi="宋体" w:eastAsia="宋体" w:cs="宋体"/>
+          <w:spacing w:val="-5"/>
+          <w:position w:val="1"/>
+          <w:sz w:val="24"/>
+          <w:szCs w:val="24"/>
+          <w:lang w:val="en-US" w:eastAsia="zh-CN"/>
+        </w:rPr>
+        <w:t>和</w:t>
+      </w:r>
+      <w:r>
+        <w:rPr>
+          <w:rFonts w:ascii="宋体" w:hAnsi="宋体" w:eastAsia="宋体" w:cs="宋体"/>
+          <w:spacing w:val="-5"/>
+          <w:position w:val="1"/>
+          <w:sz w:val="24"/>
+          <w:szCs w:val="24"/>
+        </w:rPr>
+        <w:t>应急响应都进行审核。</w:t>
       </w:r>
     </w:p>
     <w:p>
       <w:pPr>
-        <w:pStyle w:val="BodyText"/>
+        <w:pStyle w:val="12"/>
         <w:keepNext w:val="0"/>
         <w:keepLines w:val="0"/>
         <w:pageBreakBefore w:val="0"/>
@@ -7261,19 +7302,19 @@
         <w:adjustRightInd w:val="0"/>
         <w:snapToGrid w:val="0"/>
         <w:spacing w:line="360" w:lineRule="auto"/>
-        <w:ind w:left="425" w:right="0" w:hanging="425" w:leftChars="0" w:firstLineChars="0"/>
+        <w:ind w:left="425" w:leftChars="0" w:right="0" w:hanging="425" w:firstLineChars="0"/>
         <w:textAlignment w:val="baseline"/>
         <w:rPr>
-          <w:rFonts w:ascii="宋体" w:eastAsia="宋体" w:hAnsi="宋体" w:cs="宋体"/>
-          <w:spacing w:val="-5"/>
-          <w:position w:val="1"/>
-          <w:sz w:val="24"/>
-          <w:szCs w:val="24"/>
-        </w:rPr>
-      </w:pPr>
-      <w:r>
-        <w:rPr>
-          <w:rFonts w:ascii="宋体" w:eastAsia="宋体" w:hAnsi="宋体" w:cs="宋体"/>
+          <w:rFonts w:ascii="宋体" w:hAnsi="宋体" w:eastAsia="宋体" w:cs="宋体"/>
+          <w:spacing w:val="-5"/>
+          <w:position w:val="1"/>
+          <w:sz w:val="24"/>
+          <w:szCs w:val="24"/>
+        </w:rPr>
+      </w:pPr>
+      <w:r>
+        <w:rPr>
+          <w:rFonts w:ascii="宋体" w:hAnsi="宋体" w:eastAsia="宋体" w:cs="宋体"/>
           <w:spacing w:val="-5"/>
           <w:position w:val="1"/>
           <w:sz w:val="24"/>
@@ -7283,7 +7324,7 @@
       </w:r>
       <w:r>
         <w:rPr>
-          <w:rFonts w:ascii="宋体" w:eastAsia="宋体" w:hAnsi="宋体" w:cs="宋体" w:hint="eastAsia"/>
+          <w:rFonts w:hint="eastAsia" w:ascii="宋体" w:hAnsi="宋体" w:eastAsia="宋体" w:cs="宋体"/>
           <w:spacing w:val="-5"/>
           <w:position w:val="1"/>
           <w:sz w:val="24"/>
@@ -7294,7 +7335,7 @@
       </w:r>
       <w:r>
         <w:rPr>
-          <w:rFonts w:ascii="宋体" w:eastAsia="宋体" w:hAnsi="宋体" w:cs="宋体"/>
+          <w:rFonts w:ascii="宋体" w:hAnsi="宋体" w:eastAsia="宋体" w:cs="宋体"/>
           <w:spacing w:val="-5"/>
           <w:position w:val="1"/>
           <w:sz w:val="24"/>
@@ -7305,18 +7346,18 @@
     </w:p>
     <w:p>
       <w:pPr>
-        <w:pStyle w:val="3"/>
+        <w:pStyle w:val="29"/>
         <w:bidi w:val="0"/>
       </w:pPr>
-      <w:bookmarkStart w:id="29" w:name="_Toc12239"/>
+      <w:bookmarkStart w:id="28" w:name="_Toc21"/>
       <w:r>
         <w:t>管理评审要求</w:t>
       </w:r>
-      <w:bookmarkEnd w:id="29"/>
+      <w:bookmarkEnd w:id="28"/>
     </w:p>
     <w:p>
       <w:pPr>
-        <w:pStyle w:val="BodyText"/>
+        <w:pStyle w:val="12"/>
         <w:keepNext w:val="0"/>
         <w:keepLines w:val="0"/>
         <w:pageBreakBefore w:val="0"/>
@@ -7335,19 +7376,19 @@
         <w:adjustRightInd w:val="0"/>
         <w:snapToGrid w:val="0"/>
         <w:spacing w:line="360" w:lineRule="auto"/>
-        <w:ind w:left="425" w:right="0" w:hanging="425" w:leftChars="0" w:firstLineChars="0"/>
+        <w:ind w:left="425" w:leftChars="0" w:right="0" w:hanging="425" w:firstLineChars="0"/>
         <w:textAlignment w:val="baseline"/>
         <w:rPr>
-          <w:rFonts w:ascii="宋体" w:eastAsia="宋体" w:hAnsi="宋体" w:cs="宋体"/>
-          <w:spacing w:val="-5"/>
-          <w:position w:val="1"/>
-          <w:sz w:val="24"/>
-          <w:szCs w:val="24"/>
-        </w:rPr>
-      </w:pPr>
-      <w:r>
-        <w:rPr>
-          <w:rFonts w:ascii="宋体" w:eastAsia="宋体" w:hAnsi="宋体" w:cs="宋体"/>
+          <w:rFonts w:ascii="宋体" w:hAnsi="宋体" w:eastAsia="宋体" w:cs="宋体"/>
+          <w:spacing w:val="-5"/>
+          <w:position w:val="1"/>
+          <w:sz w:val="24"/>
+          <w:szCs w:val="24"/>
+        </w:rPr>
+      </w:pPr>
+      <w:r>
+        <w:rPr>
+          <w:rFonts w:ascii="宋体" w:hAnsi="宋体" w:eastAsia="宋体" w:cs="宋体"/>
           <w:spacing w:val="-5"/>
           <w:position w:val="1"/>
           <w:sz w:val="24"/>
@@ -7358,7 +7399,7 @@
     </w:p>
     <w:p>
       <w:pPr>
-        <w:pStyle w:val="BodyText"/>
+        <w:pStyle w:val="12"/>
         <w:keepNext w:val="0"/>
         <w:keepLines w:val="0"/>
         <w:pageBreakBefore w:val="0"/>
@@ -7377,19 +7418,19 @@
         <w:adjustRightInd w:val="0"/>
         <w:snapToGrid w:val="0"/>
         <w:spacing w:line="360" w:lineRule="auto"/>
-        <w:ind w:left="425" w:right="0" w:hanging="425" w:leftChars="0" w:firstLineChars="0"/>
+        <w:ind w:left="425" w:leftChars="0" w:right="0" w:hanging="425" w:firstLineChars="0"/>
         <w:textAlignment w:val="baseline"/>
         <w:rPr>
-          <w:rFonts w:ascii="宋体" w:eastAsia="宋体" w:hAnsi="宋体" w:cs="宋体"/>
-          <w:spacing w:val="-5"/>
-          <w:position w:val="1"/>
-          <w:sz w:val="24"/>
-          <w:szCs w:val="24"/>
-        </w:rPr>
-      </w:pPr>
-      <w:r>
-        <w:rPr>
-          <w:rFonts w:ascii="宋体" w:eastAsia="宋体" w:hAnsi="宋体" w:cs="宋体"/>
+          <w:rFonts w:ascii="宋体" w:hAnsi="宋体" w:eastAsia="宋体" w:cs="宋体"/>
+          <w:spacing w:val="-5"/>
+          <w:position w:val="1"/>
+          <w:sz w:val="24"/>
+          <w:szCs w:val="24"/>
+        </w:rPr>
+      </w:pPr>
+      <w:r>
+        <w:rPr>
+          <w:rFonts w:ascii="宋体" w:hAnsi="宋体" w:eastAsia="宋体" w:cs="宋体"/>
           <w:spacing w:val="-5"/>
           <w:position w:val="1"/>
           <w:sz w:val="24"/>
@@ -7400,7 +7441,7 @@
     </w:p>
     <w:p>
       <w:pPr>
-        <w:pStyle w:val="BodyText"/>
+        <w:pStyle w:val="12"/>
         <w:keepNext w:val="0"/>
         <w:keepLines w:val="0"/>
         <w:pageBreakBefore w:val="0"/>
@@ -7419,19 +7460,19 @@
         <w:adjustRightInd w:val="0"/>
         <w:snapToGrid w:val="0"/>
         <w:spacing w:line="360" w:lineRule="auto"/>
-        <w:ind w:left="425" w:right="0" w:hanging="425" w:leftChars="0" w:firstLineChars="0"/>
+        <w:ind w:left="425" w:leftChars="0" w:right="0" w:hanging="425" w:firstLineChars="0"/>
         <w:textAlignment w:val="baseline"/>
         <w:rPr>
-          <w:rFonts w:ascii="宋体" w:eastAsia="宋体" w:hAnsi="宋体" w:cs="宋体"/>
-          <w:spacing w:val="-5"/>
-          <w:position w:val="1"/>
-          <w:sz w:val="24"/>
-          <w:szCs w:val="24"/>
-        </w:rPr>
-      </w:pPr>
-      <w:r>
-        <w:rPr>
-          <w:rFonts w:ascii="宋体" w:eastAsia="宋体" w:hAnsi="宋体" w:cs="宋体"/>
+          <w:rFonts w:ascii="宋体" w:hAnsi="宋体" w:eastAsia="宋体" w:cs="宋体"/>
+          <w:spacing w:val="-5"/>
+          <w:position w:val="1"/>
+          <w:sz w:val="24"/>
+          <w:szCs w:val="24"/>
+        </w:rPr>
+      </w:pPr>
+      <w:r>
+        <w:rPr>
+          <w:rFonts w:ascii="宋体" w:hAnsi="宋体" w:eastAsia="宋体" w:cs="宋体"/>
           <w:spacing w:val="-5"/>
           <w:position w:val="1"/>
           <w:sz w:val="24"/>
@@ -7442,7 +7483,7 @@
     </w:p>
     <w:p>
       <w:pPr>
-        <w:pStyle w:val="BodyText"/>
+        <w:pStyle w:val="12"/>
         <w:keepNext w:val="0"/>
         <w:keepLines w:val="0"/>
         <w:pageBreakBefore w:val="0"/>
@@ -7461,10 +7502,10 @@
         <w:adjustRightInd w:val="0"/>
         <w:snapToGrid w:val="0"/>
         <w:spacing w:line="360" w:lineRule="auto"/>
-        <w:ind w:left="425" w:right="0" w:hanging="425" w:leftChars="0" w:firstLineChars="0"/>
+        <w:ind w:left="425" w:leftChars="0" w:right="0" w:hanging="425" w:firstLineChars="0"/>
         <w:textAlignment w:val="baseline"/>
         <w:rPr>
-          <w:rFonts w:ascii="宋体" w:eastAsia="宋体" w:hAnsi="宋体" w:cs="宋体" w:hint="eastAsia"/>
+          <w:rFonts w:hint="eastAsia" w:ascii="宋体" w:hAnsi="宋体" w:eastAsia="宋体" w:cs="宋体"/>
           <w:spacing w:val="-5"/>
           <w:position w:val="1"/>
           <w:sz w:val="24"/>
@@ -7474,7 +7515,7 @@
       </w:pPr>
       <w:r>
         <w:rPr>
-          <w:rFonts w:ascii="宋体" w:eastAsia="宋体" w:hAnsi="宋体" w:cs="宋体"/>
+          <w:rFonts w:ascii="宋体" w:hAnsi="宋体" w:eastAsia="宋体" w:cs="宋体"/>
           <w:spacing w:val="-5"/>
           <w:position w:val="1"/>
           <w:sz w:val="24"/>
@@ -7484,7 +7525,7 @@
       </w:r>
       <w:r>
         <w:rPr>
-          <w:rFonts w:ascii="宋体" w:eastAsia="宋体" w:hAnsi="宋体" w:cs="宋体" w:hint="eastAsia"/>
+          <w:rFonts w:hint="eastAsia" w:ascii="宋体" w:hAnsi="宋体" w:eastAsia="宋体" w:cs="宋体"/>
           <w:spacing w:val="-5"/>
           <w:position w:val="1"/>
           <w:sz w:val="24"/>
@@ -7495,30 +7536,55 @@
       </w:r>
     </w:p>
     <w:sectPr>
-      <w:footerReference w:type="default" r:id="rId7"/>
+      <w:footerReference r:id="rId5" w:type="default"/>
       <w:pgSz w:w="11906" w:h="16839"/>
       <w:pgMar w:top="1431" w:right="1785" w:bottom="1375" w:left="1785" w:header="0" w:footer="1211" w:gutter="0"/>
-      <w:cols w:num="1" w:space="720"/>
+      <w:cols w:space="720" w:num="1"/>
     </w:sectPr>
   </w:body>
 </w:document>
 </file>
 
+<file path=word/endnotes.xml><?xml version="1.0" encoding="utf-8"?>
+<w:endnotes xmlns:wpc="http://schemas.microsoft.com/office/word/2010/wordprocessingCanvas" xmlns:mc="http://schemas.openxmlformats.org/markup-compatibility/2006" xmlns:o="urn:schemas-microsoft-com:office:office" xmlns:r="http://schemas.openxmlformats.org/officeDocument/2006/relationships" xmlns:m="http://schemas.openxmlformats.org/officeDocument/2006/math" xmlns:v="urn:schemas-microsoft-com:vml" xmlns:wp14="http://schemas.microsoft.com/office/word/2010/wordprocessingDrawing" xmlns:wp="http://schemas.openxmlformats.org/drawingml/2006/wordprocessingDrawing" xmlns:w="http://schemas.openxmlformats.org/wordprocessingml/2006/main" xmlns:w14="http://schemas.microsoft.com/office/word/2010/wordml" xmlns:w15="http://schemas.microsoft.com/office/word/2012/wordml" xmlns:w10="urn:schemas-microsoft-com:office:word" xmlns:wpg="http://schemas.microsoft.com/office/word/2010/wordprocessingGroup" xmlns:wpi="http://schemas.microsoft.com/office/word/2010/wordprocessingInk" xmlns:wne="http://schemas.microsoft.com/office/word/2006/wordml" xmlns:wps="http://schemas.microsoft.com/office/word/2010/wordprocessingShape" xmlns:wpsCustomData="http://www.wps.cn/officeDocument/2013/wpsCustomData" mc:Ignorable="w14 w15 wp14">
+  <w:endnote w:type="separator" w:id="0">
+    <w:p>
+      <w:pPr>
+        <w:spacing w:line="240" w:lineRule="auto"/>
+      </w:pPr>
+      <w:r>
+        <w:separator/>
+      </w:r>
+    </w:p>
+  </w:endnote>
+  <w:endnote w:type="continuationSeparator" w:id="1">
+    <w:p>
+      <w:pPr>
+        <w:spacing w:line="240" w:lineRule="auto"/>
+      </w:pPr>
+      <w:r>
+        <w:continuationSeparator/>
+      </w:r>
+    </w:p>
+  </w:endnote>
+</w:endnotes>
+</file>
+
 <file path=word/footer1.xml><?xml version="1.0" encoding="utf-8"?>
-<w:ftr xmlns:wpc="http://schemas.microsoft.com/office/word/2010/wordprocessingCanvas" xmlns:mc="http://schemas.openxmlformats.org/markup-compatibility/2006" xmlns:o="urn:schemas-microsoft-com:office:office" xmlns:r="http://schemas.openxmlformats.org/officeDocument/2006/relationships" xmlns:m="http://schemas.openxmlformats.org/officeDocument/2006/math" xmlns:v="urn:schemas-microsoft-com:vml" xmlns:wp14="http://schemas.microsoft.com/office/word/2010/wordprocessingDrawing" xmlns:wp="http://schemas.openxmlformats.org/drawingml/2006/wordprocessingDrawing" xmlns:w10="urn:schemas-microsoft-com:office:word" xmlns:w="http://schemas.openxmlformats.org/wordprocessingml/2006/main" xmlns:w14="http://schemas.microsoft.com/office/word/2010/wordml" xmlns:w15="http://schemas.microsoft.com/office/word/2012/wordml" xmlns:wne="http://schemas.microsoft.com/office/word/2006/wordml" xmlns:wpg="http://schemas.microsoft.com/office/word/2010/wordprocessingGroup" xmlns:wpi="http://schemas.microsoft.com/office/word/2010/wordprocessingInk" xmlns:wps="http://schemas.microsoft.com/office/word/2010/wordprocessingShape" mc:Ignorable="w14 w15 wp14">
+<w:ftr xmlns:wpc="http://schemas.microsoft.com/office/word/2010/wordprocessingCanvas" xmlns:mc="http://schemas.openxmlformats.org/markup-compatibility/2006" xmlns:o="urn:schemas-microsoft-com:office:office" xmlns:r="http://schemas.openxmlformats.org/officeDocument/2006/relationships" xmlns:m="http://schemas.openxmlformats.org/officeDocument/2006/math" xmlns:v="urn:schemas-microsoft-com:vml" xmlns:wp14="http://schemas.microsoft.com/office/word/2010/wordprocessingDrawing" xmlns:wp="http://schemas.openxmlformats.org/drawingml/2006/wordprocessingDrawing" xmlns:w10="urn:schemas-microsoft-com:office:word" xmlns:w="http://schemas.openxmlformats.org/wordprocessingml/2006/main" xmlns:w14="http://schemas.microsoft.com/office/word/2010/wordml" xmlns:w15="http://schemas.microsoft.com/office/word/2012/wordml" xmlns:wpg="http://schemas.microsoft.com/office/word/2010/wordprocessingGroup" xmlns:wpi="http://schemas.microsoft.com/office/word/2010/wordprocessingInk" xmlns:wne="http://schemas.microsoft.com/office/word/2006/wordml" xmlns:wps="http://schemas.microsoft.com/office/word/2010/wordprocessingShape" xmlns:wpsCustomData="http://www.wps.cn/officeDocument/2013/wpsCustomData" mc:Ignorable="w14 w15 wp14">
   <w:p>
     <w:pPr>
       <w:spacing w:line="167" w:lineRule="auto"/>
       <w:ind w:left="4130"/>
       <w:rPr>
-        <w:rFonts w:ascii="Calibri" w:eastAsia="Calibri" w:hAnsi="Calibri" w:cs="Calibri"/>
+        <w:rFonts w:ascii="Calibri" w:hAnsi="Calibri" w:eastAsia="Calibri" w:cs="Calibri"/>
         <w:sz w:val="18"/>
         <w:szCs w:val="18"/>
       </w:rPr>
     </w:pPr>
     <w:r>
       <w:rPr>
-        <w:rFonts w:ascii="Calibri" w:eastAsia="Calibri" w:hAnsi="Calibri" w:cs="Calibri"/>
+        <w:rFonts w:ascii="Calibri" w:hAnsi="Calibri" w:eastAsia="Calibri" w:cs="Calibri"/>
         <w:sz w:val="18"/>
         <w:szCs w:val="18"/>
       </w:rPr>
@@ -7528,13 +7594,38 @@
 </w:ftr>
 </file>
 
+<file path=word/footnotes.xml><?xml version="1.0" encoding="utf-8"?>
+<w:footnotes xmlns:wpc="http://schemas.microsoft.com/office/word/2010/wordprocessingCanvas" xmlns:mc="http://schemas.openxmlformats.org/markup-compatibility/2006" xmlns:o="urn:schemas-microsoft-com:office:office" xmlns:r="http://schemas.openxmlformats.org/officeDocument/2006/relationships" xmlns:m="http://schemas.openxmlformats.org/officeDocument/2006/math" xmlns:v="urn:schemas-microsoft-com:vml" xmlns:wp14="http://schemas.microsoft.com/office/word/2010/wordprocessingDrawing" xmlns:wp="http://schemas.openxmlformats.org/drawingml/2006/wordprocessingDrawing" xmlns:w="http://schemas.openxmlformats.org/wordprocessingml/2006/main" xmlns:w14="http://schemas.microsoft.com/office/word/2010/wordml" xmlns:w15="http://schemas.microsoft.com/office/word/2012/wordml" xmlns:w10="urn:schemas-microsoft-com:office:word" xmlns:wpg="http://schemas.microsoft.com/office/word/2010/wordprocessingGroup" xmlns:wpi="http://schemas.microsoft.com/office/word/2010/wordprocessingInk" xmlns:wne="http://schemas.microsoft.com/office/word/2006/wordml" xmlns:wps="http://schemas.microsoft.com/office/word/2010/wordprocessingShape" xmlns:wpsCustomData="http://www.wps.cn/officeDocument/2013/wpsCustomData" mc:Ignorable="w14 w15 wp14">
+  <w:footnote w:type="separator" w:id="0">
+    <w:p>
+      <w:pPr>
+        <w:spacing w:line="360" w:lineRule="auto"/>
+      </w:pPr>
+      <w:r>
+        <w:separator/>
+      </w:r>
+    </w:p>
+  </w:footnote>
+  <w:footnote w:type="continuationSeparator" w:id="1">
+    <w:p>
+      <w:pPr>
+        <w:spacing w:line="360" w:lineRule="auto"/>
+      </w:pPr>
+      <w:r>
+        <w:continuationSeparator/>
+      </w:r>
+    </w:p>
+  </w:footnote>
+</w:footnotes>
+</file>
+
 <file path=word/numbering.xml><?xml version="1.0" encoding="utf-8"?>
-<w:numbering xmlns:wpc="http://schemas.microsoft.com/office/word/2010/wordprocessingCanvas" xmlns:mc="http://schemas.openxmlformats.org/markup-compatibility/2006" xmlns:o="urn:schemas-microsoft-com:office:office" xmlns:r="http://schemas.openxmlformats.org/officeDocument/2006/relationships" xmlns:m="http://schemas.openxmlformats.org/officeDocument/2006/math" xmlns:v="urn:schemas-microsoft-com:vml" xmlns:wp14="http://schemas.microsoft.com/office/word/2010/wordprocessingDrawing" xmlns:wp="http://schemas.openxmlformats.org/drawingml/2006/wordprocessingDrawing" xmlns:w10="urn:schemas-microsoft-com:office:word" xmlns:w="http://schemas.openxmlformats.org/wordprocessingml/2006/main" xmlns:w14="http://schemas.microsoft.com/office/word/2010/wordml" xmlns:w15="http://schemas.microsoft.com/office/word/2012/wordml" xmlns:wne="http://schemas.microsoft.com/office/word/2006/wordml" xmlns:wpg="http://schemas.microsoft.com/office/word/2010/wordprocessingGroup" xmlns:wpi="http://schemas.microsoft.com/office/word/2010/wordprocessingInk" xmlns:wps="http://schemas.microsoft.com/office/word/2010/wordprocessingShape" mc:Ignorable="w14 w15 wp14">
+<w:numbering xmlns:wpc="http://schemas.microsoft.com/office/word/2010/wordprocessingCanvas" xmlns:mc="http://schemas.openxmlformats.org/markup-compatibility/2006" xmlns:o="urn:schemas-microsoft-com:office:office" xmlns:r="http://schemas.openxmlformats.org/officeDocument/2006/relationships" xmlns:m="http://schemas.openxmlformats.org/officeDocument/2006/math" xmlns:v="urn:schemas-microsoft-com:vml" xmlns:wp14="http://schemas.microsoft.com/office/word/2010/wordprocessingDrawing" xmlns:wp="http://schemas.openxmlformats.org/drawingml/2006/wordprocessingDrawing" xmlns:w10="urn:schemas-microsoft-com:office:word" xmlns:w="http://schemas.openxmlformats.org/wordprocessingml/2006/main" xmlns:w14="http://schemas.microsoft.com/office/word/2010/wordml" xmlns:wpg="http://schemas.microsoft.com/office/word/2010/wordprocessingGroup" xmlns:wpi="http://schemas.microsoft.com/office/word/2010/wordprocessingInk" xmlns:wne="http://schemas.microsoft.com/office/word/2006/wordml" xmlns:wps="http://schemas.microsoft.com/office/word/2010/wordprocessingShape" xmlns:wpsCustomData="http://www.wps.cn/officeDocument/2013/wpsCustomData" mc:Ignorable="w14 wp14">
   <w:abstractNum w:abstractNumId="0">
     <w:nsid w:val="8A48F062"/>
     <w:multiLevelType w:val="singleLevel"/>
     <w:tmpl w:val="8A48F062"/>
-    <w:lvl w:ilvl="0">
+    <w:lvl w:ilvl="0" w:tentative="0">
       <w:start w:val="1"/>
       <w:numFmt w:val="decimal"/>
       <w:lvlText w:val="(%1)"/>
@@ -7551,10 +7642,10 @@
     <w:nsid w:val="8E964DCE"/>
     <w:multiLevelType w:val="multilevel"/>
     <w:tmpl w:val="8E964DCE"/>
-    <w:lvl w:ilvl="0">
+    <w:lvl w:ilvl="0" w:tentative="0">
       <w:start w:val="1"/>
       <w:numFmt w:val="decimal"/>
-      <w:pStyle w:val="Heading1"/>
+      <w:pStyle w:val="2"/>
       <w:lvlText w:val="%1."/>
       <w:lvlJc w:val="left"/>
       <w:pPr>
@@ -7564,10 +7655,10 @@
         <w:rFonts w:hint="default"/>
       </w:rPr>
     </w:lvl>
-    <w:lvl w:ilvl="1">
+    <w:lvl w:ilvl="1" w:tentative="0">
       <w:start w:val="1"/>
       <w:numFmt w:val="decimal"/>
-      <w:pStyle w:val="Heading2"/>
+      <w:pStyle w:val="3"/>
       <w:lvlText w:val="%1.%2."/>
       <w:lvlJc w:val="left"/>
       <w:pPr>
@@ -7577,10 +7668,10 @@
         <w:rFonts w:hint="default"/>
       </w:rPr>
     </w:lvl>
-    <w:lvl w:ilvl="2">
+    <w:lvl w:ilvl="2" w:tentative="0">
       <w:start w:val="1"/>
       <w:numFmt w:val="decimal"/>
-      <w:pStyle w:val="Heading3"/>
+      <w:pStyle w:val="4"/>
       <w:lvlText w:val="%1.%2.%3."/>
       <w:lvlJc w:val="left"/>
       <w:pPr>
@@ -7590,10 +7681,10 @@
         <w:rFonts w:hint="default"/>
       </w:rPr>
     </w:lvl>
-    <w:lvl w:ilvl="3">
+    <w:lvl w:ilvl="3" w:tentative="0">
       <w:start w:val="1"/>
       <w:numFmt w:val="decimal"/>
-      <w:pStyle w:val="Heading4"/>
+      <w:pStyle w:val="5"/>
       <w:lvlText w:val="%1.%2.%3.%4."/>
       <w:lvlJc w:val="left"/>
       <w:pPr>
@@ -7603,10 +7694,10 @@
         <w:rFonts w:hint="default"/>
       </w:rPr>
     </w:lvl>
-    <w:lvl w:ilvl="4">
+    <w:lvl w:ilvl="4" w:tentative="0">
       <w:start w:val="1"/>
       <w:numFmt w:val="decimal"/>
-      <w:pStyle w:val="Heading5"/>
+      <w:pStyle w:val="6"/>
       <w:lvlText w:val="%1.%2.%3.%4.%5."/>
       <w:lvlJc w:val="left"/>
       <w:pPr>
@@ -7616,10 +7707,10 @@
         <w:rFonts w:hint="default"/>
       </w:rPr>
     </w:lvl>
-    <w:lvl w:ilvl="5">
+    <w:lvl w:ilvl="5" w:tentative="0">
       <w:start w:val="1"/>
       <w:numFmt w:val="decimal"/>
-      <w:pStyle w:val="Heading6"/>
+      <w:pStyle w:val="7"/>
       <w:lvlText w:val="%1.%2.%3.%4.%5.%6."/>
       <w:lvlJc w:val="left"/>
       <w:pPr>
@@ -7629,10 +7720,10 @@
         <w:rFonts w:hint="default"/>
       </w:rPr>
     </w:lvl>
-    <w:lvl w:ilvl="6">
+    <w:lvl w:ilvl="6" w:tentative="0">
       <w:start w:val="1"/>
       <w:numFmt w:val="decimal"/>
-      <w:pStyle w:val="Heading7"/>
+      <w:pStyle w:val="8"/>
       <w:lvlText w:val="%1.%2.%3.%4.%5.%6.%7."/>
       <w:lvlJc w:val="left"/>
       <w:pPr>
@@ -7642,10 +7733,10 @@
         <w:rFonts w:hint="default"/>
       </w:rPr>
     </w:lvl>
-    <w:lvl w:ilvl="7">
+    <w:lvl w:ilvl="7" w:tentative="0">
       <w:start w:val="1"/>
       <w:numFmt w:val="decimal"/>
-      <w:pStyle w:val="Heading8"/>
+      <w:pStyle w:val="9"/>
       <w:lvlText w:val="%1.%2.%3.%4.%5.%6.%7.%8."/>
       <w:lvlJc w:val="left"/>
       <w:pPr>
@@ -7655,10 +7746,10 @@
         <w:rFonts w:hint="default"/>
       </w:rPr>
     </w:lvl>
-    <w:lvl w:ilvl="8">
+    <w:lvl w:ilvl="8" w:tentative="0">
       <w:start w:val="1"/>
       <w:numFmt w:val="decimal"/>
-      <w:pStyle w:val="Heading9"/>
+      <w:pStyle w:val="10"/>
       <w:lvlText w:val="%1.%2.%3.%4.%5.%6.%7.%8.%9."/>
       <w:lvlJc w:val="left"/>
       <w:pPr>
@@ -7673,7 +7764,7 @@
     <w:nsid w:val="912EA3C9"/>
     <w:multiLevelType w:val="singleLevel"/>
     <w:tmpl w:val="912EA3C9"/>
-    <w:lvl w:ilvl="0">
+    <w:lvl w:ilvl="0" w:tentative="0">
       <w:start w:val="1"/>
       <w:numFmt w:val="decimal"/>
       <w:lvlText w:val="(%1)"/>
@@ -7690,7 +7781,7 @@
     <w:nsid w:val="9FD0515E"/>
     <w:multiLevelType w:val="singleLevel"/>
     <w:tmpl w:val="9FD0515E"/>
-    <w:lvl w:ilvl="0">
+    <w:lvl w:ilvl="0" w:tentative="0">
       <w:start w:val="1"/>
       <w:numFmt w:val="decimal"/>
       <w:lvlText w:val="(%1)"/>
@@ -7707,7 +7798,7 @@
     <w:nsid w:val="A9A088B4"/>
     <w:multiLevelType w:val="singleLevel"/>
     <w:tmpl w:val="A9A088B4"/>
-    <w:lvl w:ilvl="0">
+    <w:lvl w:ilvl="0" w:tentative="0">
       <w:start w:val="1"/>
       <w:numFmt w:val="decimal"/>
       <w:lvlText w:val="(%1)"/>
@@ -7724,7 +7815,7 @@
     <w:nsid w:val="C1FFCD38"/>
     <w:multiLevelType w:val="singleLevel"/>
     <w:tmpl w:val="C1FFCD38"/>
-    <w:lvl w:ilvl="0">
+    <w:lvl w:ilvl="0" w:tentative="0">
       <w:start w:val="1"/>
       <w:numFmt w:val="decimal"/>
       <w:lvlText w:val="(%1)"/>
@@ -7741,7 +7832,7 @@
     <w:nsid w:val="C89D55F4"/>
     <w:multiLevelType w:val="singleLevel"/>
     <w:tmpl w:val="C89D55F4"/>
-    <w:lvl w:ilvl="0">
+    <w:lvl w:ilvl="0" w:tentative="0">
       <w:start w:val="1"/>
       <w:numFmt w:val="decimal"/>
       <w:lvlText w:val="(%1)"/>
@@ -7758,7 +7849,7 @@
     <w:nsid w:val="CC099921"/>
     <w:multiLevelType w:val="singleLevel"/>
     <w:tmpl w:val="CC099921"/>
-    <w:lvl w:ilvl="0">
+    <w:lvl w:ilvl="0" w:tentative="0">
       <w:start w:val="1"/>
       <w:numFmt w:val="decimal"/>
       <w:lvlText w:val="(%1)"/>
@@ -7775,7 +7866,7 @@
     <w:nsid w:val="D56F7E7D"/>
     <w:multiLevelType w:val="singleLevel"/>
     <w:tmpl w:val="D56F7E7D"/>
-    <w:lvl w:ilvl="0">
+    <w:lvl w:ilvl="0" w:tentative="0">
       <w:start w:val="1"/>
       <w:numFmt w:val="decimal"/>
       <w:lvlText w:val="(%1)"/>
@@ -7792,7 +7883,7 @@
     <w:nsid w:val="DDF2EF48"/>
     <w:multiLevelType w:val="singleLevel"/>
     <w:tmpl w:val="DDF2EF48"/>
-    <w:lvl w:ilvl="0">
+    <w:lvl w:ilvl="0" w:tentative="0">
       <w:start w:val="1"/>
       <w:numFmt w:val="decimal"/>
       <w:lvlText w:val="(%1)"/>
@@ -7809,7 +7900,7 @@
     <w:nsid w:val="1D21193E"/>
     <w:multiLevelType w:val="singleLevel"/>
     <w:tmpl w:val="1D21193E"/>
-    <w:lvl w:ilvl="0">
+    <w:lvl w:ilvl="0" w:tentative="0">
       <w:start w:val="1"/>
       <w:numFmt w:val="decimal"/>
       <w:lvlText w:val="(%1)"/>
@@ -7826,7 +7917,7 @@
     <w:nsid w:val="411E9FD4"/>
     <w:multiLevelType w:val="singleLevel"/>
     <w:tmpl w:val="411E9FD4"/>
-    <w:lvl w:ilvl="0">
+    <w:lvl w:ilvl="0" w:tentative="0">
       <w:start w:val="1"/>
       <w:numFmt w:val="decimal"/>
       <w:lvlText w:val="(%1)"/>
@@ -7843,7 +7934,7 @@
     <w:nsid w:val="647020B3"/>
     <w:multiLevelType w:val="singleLevel"/>
     <w:tmpl w:val="647020B3"/>
-    <w:lvl w:ilvl="0">
+    <w:lvl w:ilvl="0" w:tentative="0">
       <w:start w:val="1"/>
       <w:numFmt w:val="decimal"/>
       <w:lvlText w:val="(%1)"/>
@@ -7899,267 +7990,269 @@
 </file>
 
 <file path=word/styles.xml><?xml version="1.0" encoding="utf-8"?>
-<w:styles xmlns:mc="http://schemas.openxmlformats.org/markup-compatibility/2006" xmlns:r="http://schemas.openxmlformats.org/officeDocument/2006/relationships" xmlns:w="http://schemas.openxmlformats.org/wordprocessingml/2006/main" xmlns:w14="http://schemas.microsoft.com/office/word/2010/wordml" xmlns:w15="http://schemas.microsoft.com/office/word/2012/wordml" mc:Ignorable="w14 w15">
+<w:styles xmlns:mc="http://schemas.openxmlformats.org/markup-compatibility/2006" xmlns:o="urn:schemas-microsoft-com:office:office" xmlns:r="http://schemas.openxmlformats.org/officeDocument/2006/relationships" xmlns:m="http://schemas.openxmlformats.org/officeDocument/2006/math" xmlns:v="urn:schemas-microsoft-com:vml" xmlns:w="http://schemas.openxmlformats.org/wordprocessingml/2006/main" xmlns:w14="http://schemas.microsoft.com/office/word/2010/wordml" xmlns:w10="urn:schemas-microsoft-com:office:word" xmlns:sl="http://schemas.openxmlformats.org/schemaLibrary/2006/main" xmlns:wpsCustomData="http://www.wps.cn/officeDocument/2013/wpsCustomData" mc:Ignorable="w14">
   <w:docDefaults>
     <w:rPrDefault>
       <w:rPr>
-        <w:rFonts w:ascii="Arial" w:eastAsia="Arial" w:hAnsi="Arial" w:cs="Arial"/>
+        <w:rFonts w:ascii="Arial" w:hAnsi="Arial" w:eastAsia="Arial" w:cs="Arial"/>
       </w:rPr>
     </w:rPrDefault>
     <w:pPrDefault/>
   </w:docDefaults>
-  <w:latentStyles w:defLockedState="0" w:defUIPriority="99" w:defSemiHidden="1" w:defUnhideWhenUsed="1" w:defQFormat="0" w:count="260">
-    <w:lsdException w:name="Normal" w:semiHidden="0" w:uiPriority="0" w:unhideWhenUsed="0" w:qFormat="1"/>
-    <w:lsdException w:name="heading 1" w:semiHidden="0" w:uiPriority="0" w:unhideWhenUsed="0" w:qFormat="1"/>
-    <w:lsdException w:name="heading 2" w:semiHidden="0" w:uiPriority="0" w:qFormat="1"/>
-    <w:lsdException w:name="heading 3" w:uiPriority="0" w:qFormat="1"/>
-    <w:lsdException w:name="heading 4" w:semiHidden="0" w:uiPriority="0" w:qFormat="1"/>
-    <w:lsdException w:name="heading 5" w:uiPriority="0" w:qFormat="1"/>
-    <w:lsdException w:name="heading 6" w:uiPriority="0" w:qFormat="1"/>
-    <w:lsdException w:name="heading 7" w:uiPriority="0" w:qFormat="1"/>
-    <w:lsdException w:name="heading 8" w:uiPriority="0" w:qFormat="1"/>
-    <w:lsdException w:name="heading 9" w:uiPriority="0" w:qFormat="1"/>
-    <w:lsdException w:name="index 1" w:semiHidden="0" w:uiPriority="0" w:unhideWhenUsed="0"/>
-    <w:lsdException w:name="index 2" w:semiHidden="0" w:uiPriority="0" w:unhideWhenUsed="0"/>
-    <w:lsdException w:name="index 3" w:semiHidden="0" w:uiPriority="0" w:unhideWhenUsed="0"/>
-    <w:lsdException w:name="index 4" w:semiHidden="0" w:uiPriority="0" w:unhideWhenUsed="0"/>
-    <w:lsdException w:name="index 5" w:semiHidden="0" w:uiPriority="0" w:unhideWhenUsed="0"/>
-    <w:lsdException w:name="index 6" w:semiHidden="0" w:uiPriority="0" w:unhideWhenUsed="0"/>
-    <w:lsdException w:name="index 7" w:semiHidden="0" w:uiPriority="0" w:unhideWhenUsed="0"/>
-    <w:lsdException w:name="index 8" w:semiHidden="0" w:uiPriority="0" w:unhideWhenUsed="0"/>
-    <w:lsdException w:name="index 9" w:semiHidden="0" w:uiPriority="0" w:unhideWhenUsed="0"/>
-    <w:lsdException w:name="toc 1" w:semiHidden="0" w:uiPriority="0" w:unhideWhenUsed="0" w:qFormat="1"/>
-    <w:lsdException w:name="toc 2" w:semiHidden="0" w:uiPriority="0" w:unhideWhenUsed="0" w:qFormat="1"/>
-    <w:lsdException w:name="toc 3" w:semiHidden="0" w:uiPriority="0" w:unhideWhenUsed="0" w:qFormat="1"/>
-    <w:lsdException w:name="toc 4" w:semiHidden="0" w:uiPriority="0" w:unhideWhenUsed="0"/>
-    <w:lsdException w:name="toc 5" w:semiHidden="0" w:uiPriority="0" w:unhideWhenUsed="0"/>
-    <w:lsdException w:name="toc 6" w:semiHidden="0" w:uiPriority="0" w:unhideWhenUsed="0"/>
-    <w:lsdException w:name="toc 7" w:semiHidden="0" w:uiPriority="0" w:unhideWhenUsed="0"/>
-    <w:lsdException w:name="toc 8" w:semiHidden="0" w:uiPriority="0" w:unhideWhenUsed="0"/>
-    <w:lsdException w:name="toc 9" w:semiHidden="0" w:uiPriority="0" w:unhideWhenUsed="0"/>
-    <w:lsdException w:name="Normal Indent" w:semiHidden="0" w:uiPriority="0" w:unhideWhenUsed="0"/>
-    <w:lsdException w:name="footnote text" w:semiHidden="0" w:uiPriority="0" w:unhideWhenUsed="0"/>
-    <w:lsdException w:name="annotation text" w:semiHidden="0" w:uiPriority="0" w:unhideWhenUsed="0" w:qFormat="1"/>
-    <w:lsdException w:name="header" w:semiHidden="0" w:uiPriority="0" w:unhideWhenUsed="0" w:qFormat="1"/>
-    <w:lsdException w:name="footer" w:semiHidden="0" w:uiPriority="0" w:unhideWhenUsed="0" w:qFormat="1"/>
-    <w:lsdException w:name="index heading" w:semiHidden="0" w:uiPriority="0" w:unhideWhenUsed="0"/>
-    <w:lsdException w:name="caption" w:uiPriority="0" w:qFormat="1"/>
-    <w:lsdException w:name="table of figures" w:semiHidden="0" w:uiPriority="0" w:unhideWhenUsed="0"/>
-    <w:lsdException w:name="envelope address" w:semiHidden="0" w:uiPriority="0" w:unhideWhenUsed="0"/>
-    <w:lsdException w:name="envelope return" w:semiHidden="0" w:uiPriority="0" w:unhideWhenUsed="0"/>
-    <w:lsdException w:name="footnote reference" w:semiHidden="0" w:uiPriority="0" w:unhideWhenUsed="0"/>
-    <w:lsdException w:name="annotation reference" w:semiHidden="0" w:uiPriority="0" w:unhideWhenUsed="0"/>
-    <w:lsdException w:name="line number" w:semiHidden="0" w:uiPriority="0" w:unhideWhenUsed="0"/>
-    <w:lsdException w:name="page number" w:semiHidden="0" w:uiPriority="0" w:unhideWhenUsed="0"/>
-    <w:lsdException w:name="endnote reference" w:semiHidden="0" w:uiPriority="0" w:unhideWhenUsed="0"/>
-    <w:lsdException w:name="endnote text" w:semiHidden="0" w:uiPriority="0" w:unhideWhenUsed="0"/>
-    <w:lsdException w:name="table of authorities" w:semiHidden="0" w:uiPriority="0" w:unhideWhenUsed="0"/>
-    <w:lsdException w:name="macro" w:semiHidden="0" w:uiPriority="0" w:unhideWhenUsed="0"/>
-    <w:lsdException w:name="toa heading" w:semiHidden="0" w:uiPriority="0" w:unhideWhenUsed="0"/>
-    <w:lsdException w:name="List" w:semiHidden="0" w:uiPriority="0" w:unhideWhenUsed="0"/>
-    <w:lsdException w:name="List Bullet" w:semiHidden="0" w:uiPriority="0" w:unhideWhenUsed="0"/>
-    <w:lsdException w:name="List Number" w:semiHidden="0" w:uiPriority="0" w:unhideWhenUsed="0"/>
-    <w:lsdException w:name="List 2" w:semiHidden="0" w:uiPriority="0" w:unhideWhenUsed="0"/>
-    <w:lsdException w:name="List 3" w:semiHidden="0" w:uiPriority="0" w:unhideWhenUsed="0"/>
-    <w:lsdException w:name="List 4" w:semiHidden="0" w:uiPriority="0" w:unhideWhenUsed="0"/>
-    <w:lsdException w:name="List 5" w:semiHidden="0" w:uiPriority="0" w:unhideWhenUsed="0"/>
-    <w:lsdException w:name="List Bullet 2" w:semiHidden="0" w:uiPriority="0" w:unhideWhenUsed="0"/>
-    <w:lsdException w:name="List Bullet 3" w:semiHidden="0" w:uiPriority="0" w:unhideWhenUsed="0"/>
-    <w:lsdException w:name="List Bullet 4" w:semiHidden="0" w:uiPriority="0" w:unhideWhenUsed="0"/>
-    <w:lsdException w:name="List Bullet 5" w:semiHidden="0" w:uiPriority="0" w:unhideWhenUsed="0"/>
-    <w:lsdException w:name="List Number 2" w:semiHidden="0" w:uiPriority="0" w:unhideWhenUsed="0"/>
-    <w:lsdException w:name="List Number 3" w:semiHidden="0" w:uiPriority="0" w:unhideWhenUsed="0"/>
-    <w:lsdException w:name="List Number 4" w:semiHidden="0" w:uiPriority="0" w:unhideWhenUsed="0"/>
-    <w:lsdException w:name="List Number 5" w:semiHidden="0" w:uiPriority="0" w:unhideWhenUsed="0"/>
-    <w:lsdException w:name="Title" w:semiHidden="0" w:uiPriority="0" w:unhideWhenUsed="0" w:qFormat="1"/>
-    <w:lsdException w:name="Closing" w:semiHidden="0" w:uiPriority="0" w:unhideWhenUsed="0"/>
-    <w:lsdException w:name="Signature" w:semiHidden="0" w:uiPriority="0" w:unhideWhenUsed="0"/>
-    <w:lsdException w:name="Default Paragraph Font" w:uiPriority="0" w:unhideWhenUsed="0" w:qFormat="1"/>
-    <w:lsdException w:name="Body Text" w:uiPriority="0" w:unhideWhenUsed="0" w:qFormat="1"/>
-    <w:lsdException w:name="Body Text Indent" w:semiHidden="0" w:uiPriority="0" w:unhideWhenUsed="0"/>
-    <w:lsdException w:name="List Continue" w:semiHidden="0" w:uiPriority="0" w:unhideWhenUsed="0"/>
-    <w:lsdException w:name="List Continue 2" w:semiHidden="0" w:uiPriority="0" w:unhideWhenUsed="0"/>
-    <w:lsdException w:name="List Continue 3" w:semiHidden="0" w:uiPriority="0" w:unhideWhenUsed="0"/>
-    <w:lsdException w:name="List Continue 4" w:semiHidden="0" w:uiPriority="0" w:unhideWhenUsed="0"/>
-    <w:lsdException w:name="List Continue 5" w:semiHidden="0" w:uiPriority="0" w:unhideWhenUsed="0"/>
-    <w:lsdException w:name="Message Header" w:semiHidden="0" w:uiPriority="0" w:unhideWhenUsed="0"/>
-    <w:lsdException w:name="Subtitle" w:semiHidden="0" w:uiPriority="0" w:unhideWhenUsed="0" w:qFormat="1"/>
-    <w:lsdException w:name="Salutation" w:semiHidden="0" w:uiPriority="0" w:unhideWhenUsed="0"/>
-    <w:lsdException w:name="Date" w:semiHidden="0" w:uiPriority="0" w:unhideWhenUsed="0"/>
-    <w:lsdException w:name="Body Text First Indent" w:semiHidden="0" w:uiPriority="0" w:unhideWhenUsed="0"/>
-    <w:lsdException w:name="Body Text First Indent 2" w:semiHidden="0" w:uiPriority="0" w:unhideWhenUsed="0"/>
-    <w:lsdException w:name="Body Text 2" w:semiHidden="0" w:uiPriority="0" w:unhideWhenUsed="0"/>
-    <w:lsdException w:name="Body Text 3" w:semiHidden="0" w:uiPriority="0" w:unhideWhenUsed="0"/>
-    <w:lsdException w:name="Body Text Indent 2" w:semiHidden="0" w:uiPriority="0" w:unhideWhenUsed="0"/>
-    <w:lsdException w:name="Body Text Indent 3" w:semiHidden="0" w:uiPriority="0" w:unhideWhenUsed="0"/>
-    <w:lsdException w:name="Block Text" w:semiHidden="0" w:uiPriority="0" w:unhideWhenUsed="0"/>
-    <w:lsdException w:name="Hyperlink" w:semiHidden="0" w:uiPriority="0" w:unhideWhenUsed="0"/>
-    <w:lsdException w:name="FollowedHyperlink" w:semiHidden="0" w:uiPriority="0" w:unhideWhenUsed="0"/>
-    <w:lsdException w:name="Strong" w:semiHidden="0" w:uiPriority="0" w:unhideWhenUsed="0" w:qFormat="1"/>
-    <w:lsdException w:name="Emphasis" w:semiHidden="0" w:uiPriority="0" w:unhideWhenUsed="0" w:qFormat="1"/>
-    <w:lsdException w:name="Document Map" w:semiHidden="0" w:uiPriority="0" w:unhideWhenUsed="0"/>
-    <w:lsdException w:name="Plain Text" w:semiHidden="0" w:uiPriority="0" w:unhideWhenUsed="0"/>
-    <w:lsdException w:name="E-mail Signature" w:semiHidden="0" w:uiPriority="0" w:unhideWhenUsed="0"/>
-    <w:lsdException w:name="Normal (Web)" w:semiHidden="0" w:uiPriority="0" w:unhideWhenUsed="0" w:qFormat="1"/>
-    <w:lsdException w:name="HTML Acronym" w:semiHidden="0" w:uiPriority="0" w:unhideWhenUsed="0"/>
-    <w:lsdException w:name="HTML Address" w:semiHidden="0" w:uiPriority="0" w:unhideWhenUsed="0"/>
-    <w:lsdException w:name="HTML Cite" w:semiHidden="0" w:uiPriority="0" w:unhideWhenUsed="0"/>
-    <w:lsdException w:name="HTML Code" w:semiHidden="0" w:uiPriority="0" w:unhideWhenUsed="0"/>
-    <w:lsdException w:name="HTML Definition" w:semiHidden="0" w:uiPriority="0" w:unhideWhenUsed="0"/>
-    <w:lsdException w:name="HTML Keyboard" w:semiHidden="0" w:uiPriority="0" w:unhideWhenUsed="0"/>
-    <w:lsdException w:name="HTML Preformatted" w:semiHidden="0" w:uiPriority="0" w:unhideWhenUsed="0"/>
-    <w:lsdException w:name="HTML Sample" w:semiHidden="0" w:uiPriority="0" w:unhideWhenUsed="0"/>
-    <w:lsdException w:name="HTML Typewriter" w:semiHidden="0" w:uiPriority="0" w:unhideWhenUsed="0"/>
-    <w:lsdException w:name="HTML Variable" w:semiHidden="0" w:uiPriority="0" w:unhideWhenUsed="0"/>
-    <w:lsdException w:name="Normal Table" w:uiPriority="0" w:unhideWhenUsed="0" w:qFormat="1"/>
-    <w:lsdException w:name="annotation subject" w:semiHidden="0" w:uiPriority="0" w:unhideWhenUsed="0"/>
-    <w:lsdException w:name="Table Simple 1" w:semiHidden="0" w:uiPriority="0" w:unhideWhenUsed="0"/>
-    <w:lsdException w:name="Table Simple 2" w:semiHidden="0" w:uiPriority="0" w:unhideWhenUsed="0"/>
-    <w:lsdException w:name="Table Simple 3" w:semiHidden="0" w:uiPriority="0" w:unhideWhenUsed="0"/>
-    <w:lsdException w:name="Table Classic 1" w:semiHidden="0" w:uiPriority="0" w:unhideWhenUsed="0"/>
-    <w:lsdException w:name="Table Classic 2" w:semiHidden="0" w:uiPriority="0" w:unhideWhenUsed="0"/>
-    <w:lsdException w:name="Table Classic 3" w:semiHidden="0" w:uiPriority="0" w:unhideWhenUsed="0"/>
-    <w:lsdException w:name="Table Classic 4" w:semiHidden="0" w:uiPriority="0" w:unhideWhenUsed="0"/>
-    <w:lsdException w:name="Table Colorful 1" w:semiHidden="0" w:uiPriority="0" w:unhideWhenUsed="0"/>
-    <w:lsdException w:name="Table Colorful 2" w:semiHidden="0" w:uiPriority="0" w:unhideWhenUsed="0"/>
-    <w:lsdException w:name="Table Colorful 3" w:semiHidden="0" w:uiPriority="0" w:unhideWhenUsed="0"/>
-    <w:lsdException w:name="Table Columns 1" w:semiHidden="0" w:uiPriority="0" w:unhideWhenUsed="0"/>
-    <w:lsdException w:name="Table Columns 2" w:semiHidden="0" w:uiPriority="0" w:unhideWhenUsed="0"/>
-    <w:lsdException w:name="Table Columns 3" w:semiHidden="0" w:uiPriority="0" w:unhideWhenUsed="0"/>
-    <w:lsdException w:name="Table Columns 4" w:semiHidden="0" w:uiPriority="0" w:unhideWhenUsed="0"/>
-    <w:lsdException w:name="Table Columns 5" w:semiHidden="0" w:uiPriority="0" w:unhideWhenUsed="0"/>
-    <w:lsdException w:name="Table Grid 1" w:semiHidden="0" w:uiPriority="0" w:unhideWhenUsed="0"/>
-    <w:lsdException w:name="Table Grid 2" w:semiHidden="0" w:uiPriority="0" w:unhideWhenUsed="0"/>
-    <w:lsdException w:name="Table Grid 3" w:semiHidden="0" w:uiPriority="0" w:unhideWhenUsed="0"/>
-    <w:lsdException w:name="Table Grid 4" w:semiHidden="0" w:uiPriority="0" w:unhideWhenUsed="0"/>
-    <w:lsdException w:name="Table Grid 5" w:semiHidden="0" w:uiPriority="0" w:unhideWhenUsed="0"/>
-    <w:lsdException w:name="Table Grid 6" w:semiHidden="0" w:uiPriority="0" w:unhideWhenUsed="0"/>
-    <w:lsdException w:name="Table Grid 7" w:semiHidden="0" w:uiPriority="0" w:unhideWhenUsed="0"/>
-    <w:lsdException w:name="Table Grid 8" w:semiHidden="0" w:uiPriority="0" w:unhideWhenUsed="0"/>
-    <w:lsdException w:name="Table List 1" w:semiHidden="0" w:uiPriority="0" w:unhideWhenUsed="0"/>
-    <w:lsdException w:name="Table List 2" w:semiHidden="0" w:uiPriority="0" w:unhideWhenUsed="0"/>
-    <w:lsdException w:name="Table List 3" w:semiHidden="0" w:uiPriority="0" w:unhideWhenUsed="0"/>
-    <w:lsdException w:name="Table List 4" w:semiHidden="0" w:uiPriority="0" w:unhideWhenUsed="0"/>
-    <w:lsdException w:name="Table List 5" w:semiHidden="0" w:uiPriority="0" w:unhideWhenUsed="0"/>
-    <w:lsdException w:name="Table List 6" w:semiHidden="0" w:uiPriority="0" w:unhideWhenUsed="0"/>
-    <w:lsdException w:name="Table List 7" w:semiHidden="0" w:uiPriority="0" w:unhideWhenUsed="0"/>
-    <w:lsdException w:name="Table List 8" w:semiHidden="0" w:uiPriority="0" w:unhideWhenUsed="0"/>
-    <w:lsdException w:name="Table 3D effects 1" w:semiHidden="0" w:uiPriority="0" w:unhideWhenUsed="0"/>
-    <w:lsdException w:name="Table 3D effects 2" w:semiHidden="0" w:uiPriority="0" w:unhideWhenUsed="0"/>
-    <w:lsdException w:name="Table 3D effects 3" w:semiHidden="0" w:uiPriority="0" w:unhideWhenUsed="0"/>
-    <w:lsdException w:name="Table Contemporary" w:semiHidden="0" w:uiPriority="0" w:unhideWhenUsed="0"/>
-    <w:lsdException w:name="Table Elegant" w:semiHidden="0" w:uiPriority="0" w:unhideWhenUsed="0"/>
-    <w:lsdException w:name="Table Professional" w:semiHidden="0" w:uiPriority="0" w:unhideWhenUsed="0"/>
-    <w:lsdException w:name="Table Subtle 1" w:semiHidden="0" w:uiPriority="0" w:unhideWhenUsed="0"/>
-    <w:lsdException w:name="Table Subtle 2" w:semiHidden="0" w:uiPriority="0" w:unhideWhenUsed="0"/>
-    <w:lsdException w:name="Table Web 1" w:semiHidden="0" w:uiPriority="0" w:unhideWhenUsed="0"/>
-    <w:lsdException w:name="Table Web 2" w:semiHidden="0" w:uiPriority="0" w:unhideWhenUsed="0"/>
-    <w:lsdException w:name="Table Web 3" w:semiHidden="0" w:uiPriority="0" w:unhideWhenUsed="0"/>
-    <w:lsdException w:name="Balloon Text" w:semiHidden="0" w:uiPriority="0" w:unhideWhenUsed="0"/>
-    <w:lsdException w:name="Table Grid" w:semiHidden="0" w:uiPriority="0" w:unhideWhenUsed="0" w:qFormat="1"/>
-    <w:lsdException w:name="Table Theme" w:semiHidden="0" w:uiPriority="0" w:unhideWhenUsed="0"/>
-    <w:lsdException w:name="Light Shading" w:semiHidden="0" w:uiPriority="60" w:unhideWhenUsed="0"/>
-    <w:lsdException w:name="Light List" w:semiHidden="0" w:uiPriority="61" w:unhideWhenUsed="0"/>
-    <w:lsdException w:name="Light Grid" w:semiHidden="0" w:uiPriority="62" w:unhideWhenUsed="0"/>
-    <w:lsdException w:name="Medium Shading 1" w:semiHidden="0" w:uiPriority="63" w:unhideWhenUsed="0"/>
-    <w:lsdException w:name="Medium Shading 2" w:semiHidden="0" w:uiPriority="64" w:unhideWhenUsed="0"/>
-    <w:lsdException w:name="Medium List 1" w:semiHidden="0" w:uiPriority="65" w:unhideWhenUsed="0"/>
-    <w:lsdException w:name="Medium List 2" w:semiHidden="0" w:uiPriority="66" w:unhideWhenUsed="0"/>
-    <w:lsdException w:name="Medium Grid 1" w:semiHidden="0" w:uiPriority="67" w:unhideWhenUsed="0"/>
-    <w:lsdException w:name="Medium Grid 2" w:semiHidden="0" w:uiPriority="68" w:unhideWhenUsed="0"/>
-    <w:lsdException w:name="Medium Grid 3" w:semiHidden="0" w:uiPriority="69" w:unhideWhenUsed="0"/>
-    <w:lsdException w:name="Dark List" w:semiHidden="0" w:uiPriority="70" w:unhideWhenUsed="0"/>
-    <w:lsdException w:name="Colorful Shading" w:semiHidden="0" w:uiPriority="71" w:unhideWhenUsed="0"/>
-    <w:lsdException w:name="Colorful List" w:semiHidden="0" w:uiPriority="72" w:unhideWhenUsed="0"/>
-    <w:lsdException w:name="Colorful Grid" w:semiHidden="0" w:uiPriority="73" w:unhideWhenUsed="0"/>
-    <w:lsdException w:name="Light Shading Accent 1" w:semiHidden="0" w:uiPriority="60" w:unhideWhenUsed="0"/>
-    <w:lsdException w:name="Light List Accent 1" w:semiHidden="0" w:uiPriority="61" w:unhideWhenUsed="0"/>
-    <w:lsdException w:name="Light Grid Accent 1" w:semiHidden="0" w:uiPriority="62" w:unhideWhenUsed="0"/>
-    <w:lsdException w:name="Medium Shading 1 Accent 1" w:semiHidden="0" w:uiPriority="63" w:unhideWhenUsed="0"/>
-    <w:lsdException w:name="Medium Shading 2 Accent 1" w:semiHidden="0" w:uiPriority="64" w:unhideWhenUsed="0"/>
-    <w:lsdException w:name="Medium List 1 Accent 1" w:semiHidden="0" w:uiPriority="65" w:unhideWhenUsed="0"/>
-    <w:lsdException w:name="Medium List 2 Accent 1" w:semiHidden="0" w:uiPriority="66" w:unhideWhenUsed="0"/>
-    <w:lsdException w:name="Medium Grid 1 Accent 1" w:semiHidden="0" w:uiPriority="67" w:unhideWhenUsed="0"/>
-    <w:lsdException w:name="Medium Grid 2 Accent 1" w:semiHidden="0" w:uiPriority="68" w:unhideWhenUsed="0"/>
-    <w:lsdException w:name="Medium Grid 3 Accent 1" w:semiHidden="0" w:uiPriority="69" w:unhideWhenUsed="0"/>
-    <w:lsdException w:name="Dark List Accent 1" w:semiHidden="0" w:uiPriority="70" w:unhideWhenUsed="0"/>
-    <w:lsdException w:name="Colorful Shading Accent 1" w:semiHidden="0" w:uiPriority="71" w:unhideWhenUsed="0"/>
-    <w:lsdException w:name="Colorful List Accent 1" w:semiHidden="0" w:uiPriority="72" w:unhideWhenUsed="0"/>
-    <w:lsdException w:name="Colorful Grid Accent 1" w:semiHidden="0" w:uiPriority="73" w:unhideWhenUsed="0"/>
-    <w:lsdException w:name="Light Shading Accent 2" w:semiHidden="0" w:uiPriority="60" w:unhideWhenUsed="0"/>
-    <w:lsdException w:name="Light List Accent 2" w:semiHidden="0" w:uiPriority="61" w:unhideWhenUsed="0"/>
-    <w:lsdException w:name="Light Grid Accent 2" w:semiHidden="0" w:uiPriority="62" w:unhideWhenUsed="0"/>
-    <w:lsdException w:name="Medium Shading 1 Accent 2" w:semiHidden="0" w:uiPriority="63" w:unhideWhenUsed="0"/>
-    <w:lsdException w:name="Medium Shading 2 Accent 2" w:semiHidden="0" w:uiPriority="64" w:unhideWhenUsed="0"/>
-    <w:lsdException w:name="Medium List 1 Accent 2" w:semiHidden="0" w:uiPriority="65" w:unhideWhenUsed="0"/>
-    <w:lsdException w:name="Medium List 2 Accent 2" w:semiHidden="0" w:uiPriority="66" w:unhideWhenUsed="0"/>
-    <w:lsdException w:name="Medium Grid 1 Accent 2" w:semiHidden="0" w:uiPriority="67" w:unhideWhenUsed="0"/>
-    <w:lsdException w:name="Medium Grid 2 Accent 2" w:semiHidden="0" w:uiPriority="68" w:unhideWhenUsed="0"/>
-    <w:lsdException w:name="Medium Grid 3 Accent 2" w:semiHidden="0" w:uiPriority="69" w:unhideWhenUsed="0"/>
-    <w:lsdException w:name="Dark List Accent 2" w:semiHidden="0" w:uiPriority="70" w:unhideWhenUsed="0"/>
-    <w:lsdException w:name="Colorful Shading Accent 2" w:semiHidden="0" w:uiPriority="71" w:unhideWhenUsed="0"/>
-    <w:lsdException w:name="Colorful List Accent 2" w:semiHidden="0" w:uiPriority="72" w:unhideWhenUsed="0"/>
-    <w:lsdException w:name="Colorful Grid Accent 2" w:semiHidden="0" w:uiPriority="73" w:unhideWhenUsed="0"/>
-    <w:lsdException w:name="Light Shading Accent 3" w:semiHidden="0" w:uiPriority="60" w:unhideWhenUsed="0"/>
-    <w:lsdException w:name="Light List Accent 3" w:semiHidden="0" w:uiPriority="61" w:unhideWhenUsed="0"/>
-    <w:lsdException w:name="Light Grid Accent 3" w:semiHidden="0" w:uiPriority="62" w:unhideWhenUsed="0"/>
-    <w:lsdException w:name="Medium Shading 1 Accent 3" w:semiHidden="0" w:uiPriority="63" w:unhideWhenUsed="0"/>
-    <w:lsdException w:name="Medium Shading 2 Accent 3" w:semiHidden="0" w:uiPriority="64" w:unhideWhenUsed="0"/>
-    <w:lsdException w:name="Medium List 1 Accent 3" w:semiHidden="0" w:uiPriority="65" w:unhideWhenUsed="0"/>
-    <w:lsdException w:name="Medium List 2 Accent 3" w:semiHidden="0" w:uiPriority="66" w:unhideWhenUsed="0"/>
-    <w:lsdException w:name="Medium Grid 1 Accent 3" w:semiHidden="0" w:uiPriority="67" w:unhideWhenUsed="0"/>
-    <w:lsdException w:name="Medium Grid 2 Accent 3" w:semiHidden="0" w:uiPriority="68" w:unhideWhenUsed="0"/>
-    <w:lsdException w:name="Medium Grid 3 Accent 3" w:semiHidden="0" w:uiPriority="69" w:unhideWhenUsed="0"/>
-    <w:lsdException w:name="Dark List Accent 3" w:semiHidden="0" w:uiPriority="70" w:unhideWhenUsed="0"/>
-    <w:lsdException w:name="Colorful Shading Accent 3" w:semiHidden="0" w:uiPriority="71" w:unhideWhenUsed="0"/>
-    <w:lsdException w:name="Colorful List Accent 3" w:semiHidden="0" w:uiPriority="72" w:unhideWhenUsed="0"/>
-    <w:lsdException w:name="Colorful Grid Accent 3" w:semiHidden="0" w:uiPriority="73" w:unhideWhenUsed="0"/>
-    <w:lsdException w:name="Light Shading Accent 4" w:semiHidden="0" w:uiPriority="60" w:unhideWhenUsed="0"/>
-    <w:lsdException w:name="Light List Accent 4" w:semiHidden="0" w:uiPriority="61" w:unhideWhenUsed="0"/>
-    <w:lsdException w:name="Light Grid Accent 4" w:semiHidden="0" w:uiPriority="62" w:unhideWhenUsed="0"/>
-    <w:lsdException w:name="Medium Shading 1 Accent 4" w:semiHidden="0" w:uiPriority="63" w:unhideWhenUsed="0"/>
-    <w:lsdException w:name="Medium Shading 2 Accent 4" w:semiHidden="0" w:uiPriority="64" w:unhideWhenUsed="0"/>
-    <w:lsdException w:name="Medium List 1 Accent 4" w:semiHidden="0" w:uiPriority="65" w:unhideWhenUsed="0"/>
-    <w:lsdException w:name="Medium List 2 Accent 4" w:semiHidden="0" w:uiPriority="66" w:unhideWhenUsed="0"/>
-    <w:lsdException w:name="Medium Grid 1 Accent 4" w:semiHidden="0" w:uiPriority="67" w:unhideWhenUsed="0"/>
-    <w:lsdException w:name="Medium Grid 2 Accent 4" w:semiHidden="0" w:uiPriority="68" w:unhideWhenUsed="0"/>
-    <w:lsdException w:name="Medium Grid 3 Accent 4" w:semiHidden="0" w:uiPriority="69" w:unhideWhenUsed="0"/>
-    <w:lsdException w:name="Dark List Accent 4" w:semiHidden="0" w:uiPriority="70" w:unhideWhenUsed="0"/>
-    <w:lsdException w:name="Colorful Shading Accent 4" w:semiHidden="0" w:uiPriority="71" w:unhideWhenUsed="0"/>
-    <w:lsdException w:name="Colorful List Accent 4" w:semiHidden="0" w:uiPriority="72" w:unhideWhenUsed="0"/>
-    <w:lsdException w:name="Colorful Grid Accent 4" w:semiHidden="0" w:uiPriority="73" w:unhideWhenUsed="0"/>
-    <w:lsdException w:name="Light Shading Accent 5" w:semiHidden="0" w:uiPriority="60" w:unhideWhenUsed="0"/>
-    <w:lsdException w:name="Light List Accent 5" w:semiHidden="0" w:uiPriority="61" w:unhideWhenUsed="0"/>
-    <w:lsdException w:name="Light Grid Accent 5" w:semiHidden="0" w:uiPriority="62" w:unhideWhenUsed="0"/>
-    <w:lsdException w:name="Medium Shading 1 Accent 5" w:semiHidden="0" w:uiPriority="63" w:unhideWhenUsed="0"/>
-    <w:lsdException w:name="Medium Shading 2 Accent 5" w:semiHidden="0" w:uiPriority="64" w:unhideWhenUsed="0"/>
-    <w:lsdException w:name="Medium List 1 Accent 5" w:semiHidden="0" w:uiPriority="65" w:unhideWhenUsed="0"/>
-    <w:lsdException w:name="Medium List 2 Accent 5" w:semiHidden="0" w:uiPriority="66" w:unhideWhenUsed="0"/>
-    <w:lsdException w:name="Medium Grid 1 Accent 5" w:semiHidden="0" w:uiPriority="67" w:unhideWhenUsed="0"/>
-    <w:lsdException w:name="Medium Grid 2 Accent 5" w:semiHidden="0" w:uiPriority="68" w:unhideWhenUsed="0"/>
-    <w:lsdException w:name="Medium Grid 3 Accent 5" w:semiHidden="0" w:uiPriority="69" w:unhideWhenUsed="0"/>
-    <w:lsdException w:name="Dark List Accent 5" w:semiHidden="0" w:uiPriority="70" w:unhideWhenUsed="0"/>
-    <w:lsdException w:name="Colorful Shading Accent 5" w:semiHidden="0" w:uiPriority="71" w:unhideWhenUsed="0"/>
-    <w:lsdException w:name="Colorful List Accent 5" w:semiHidden="0" w:uiPriority="72" w:unhideWhenUsed="0"/>
-    <w:lsdException w:name="Colorful Grid Accent 5" w:semiHidden="0" w:uiPriority="73" w:unhideWhenUsed="0"/>
-    <w:lsdException w:name="Light Shading Accent 6" w:semiHidden="0" w:uiPriority="60" w:unhideWhenUsed="0"/>
-    <w:lsdException w:name="Light List Accent 6" w:semiHidden="0" w:uiPriority="61" w:unhideWhenUsed="0"/>
-    <w:lsdException w:name="Light Grid Accent 6" w:semiHidden="0" w:uiPriority="62" w:unhideWhenUsed="0"/>
-    <w:lsdException w:name="Medium Shading 1 Accent 6" w:semiHidden="0" w:uiPriority="63" w:unhideWhenUsed="0"/>
-    <w:lsdException w:name="Medium Shading 2 Accent 6" w:semiHidden="0" w:uiPriority="64" w:unhideWhenUsed="0"/>
-    <w:lsdException w:name="Medium List 1 Accent 6" w:semiHidden="0" w:uiPriority="65" w:unhideWhenUsed="0"/>
-    <w:lsdException w:name="Medium List 2 Accent 6" w:semiHidden="0" w:uiPriority="66" w:unhideWhenUsed="0"/>
-    <w:lsdException w:name="Medium Grid 1 Accent 6" w:semiHidden="0" w:uiPriority="67" w:unhideWhenUsed="0"/>
-    <w:lsdException w:name="Medium Grid 2 Accent 6" w:semiHidden="0" w:uiPriority="68" w:unhideWhenUsed="0"/>
-    <w:lsdException w:name="Medium Grid 3 Accent 6" w:semiHidden="0" w:uiPriority="69" w:unhideWhenUsed="0"/>
-    <w:lsdException w:name="Dark List Accent 6" w:semiHidden="0" w:uiPriority="70" w:unhideWhenUsed="0"/>
-    <w:lsdException w:name="Colorful Shading Accent 6" w:semiHidden="0" w:uiPriority="71" w:unhideWhenUsed="0"/>
-    <w:lsdException w:name="Colorful List Accent 6" w:semiHidden="0" w:uiPriority="72" w:unhideWhenUsed="0"/>
-    <w:lsdException w:name="Colorful Grid Accent 6" w:semiHidden="0" w:uiPriority="73" w:unhideWhenUsed="0"/>
+  <w:latentStyles w:count="260" w:defQFormat="0" w:defUnhideWhenUsed="1" w:defSemiHidden="1" w:defUIPriority="99" w:defLockedState="0">
+    <w:lsdException w:qFormat="1" w:unhideWhenUsed="0" w:uiPriority="0" w:semiHidden="0" w:name="Normal"/>
+    <w:lsdException w:qFormat="1" w:unhideWhenUsed="0" w:uiPriority="0" w:semiHidden="0" w:name="heading 1"/>
+    <w:lsdException w:qFormat="1" w:uiPriority="0" w:semiHidden="0" w:name="heading 2"/>
+    <w:lsdException w:qFormat="1" w:uiPriority="0" w:name="heading 3"/>
+    <w:lsdException w:qFormat="1" w:uiPriority="0" w:semiHidden="0" w:name="heading 4"/>
+    <w:lsdException w:qFormat="1" w:uiPriority="0" w:name="heading 5"/>
+    <w:lsdException w:qFormat="1" w:uiPriority="0" w:name="heading 6"/>
+    <w:lsdException w:qFormat="1" w:uiPriority="0" w:name="heading 7"/>
+    <w:lsdException w:qFormat="1" w:uiPriority="0" w:name="heading 8"/>
+    <w:lsdException w:qFormat="1" w:uiPriority="0" w:name="heading 9"/>
+    <w:lsdException w:unhideWhenUsed="0" w:uiPriority="0" w:semiHidden="0" w:name="index 1"/>
+    <w:lsdException w:unhideWhenUsed="0" w:uiPriority="0" w:semiHidden="0" w:name="index 2"/>
+    <w:lsdException w:unhideWhenUsed="0" w:uiPriority="0" w:semiHidden="0" w:name="index 3"/>
+    <w:lsdException w:unhideWhenUsed="0" w:uiPriority="0" w:semiHidden="0" w:name="index 4"/>
+    <w:lsdException w:unhideWhenUsed="0" w:uiPriority="0" w:semiHidden="0" w:name="index 5"/>
+    <w:lsdException w:unhideWhenUsed="0" w:uiPriority="0" w:semiHidden="0" w:name="index 6"/>
+    <w:lsdException w:unhideWhenUsed="0" w:uiPriority="0" w:semiHidden="0" w:name="index 7"/>
+    <w:lsdException w:unhideWhenUsed="0" w:uiPriority="0" w:semiHidden="0" w:name="index 8"/>
+    <w:lsdException w:unhideWhenUsed="0" w:uiPriority="0" w:semiHidden="0" w:name="index 9"/>
+    <w:lsdException w:qFormat="1" w:unhideWhenUsed="0" w:uiPriority="0" w:semiHidden="0" w:name="toc 1"/>
+    <w:lsdException w:qFormat="1" w:unhideWhenUsed="0" w:uiPriority="0" w:semiHidden="0" w:name="toc 2"/>
+    <w:lsdException w:qFormat="1" w:unhideWhenUsed="0" w:uiPriority="0" w:semiHidden="0" w:name="toc 3"/>
+    <w:lsdException w:unhideWhenUsed="0" w:uiPriority="0" w:semiHidden="0" w:name="toc 4"/>
+    <w:lsdException w:unhideWhenUsed="0" w:uiPriority="0" w:semiHidden="0" w:name="toc 5"/>
+    <w:lsdException w:unhideWhenUsed="0" w:uiPriority="0" w:semiHidden="0" w:name="toc 6"/>
+    <w:lsdException w:unhideWhenUsed="0" w:uiPriority="0" w:semiHidden="0" w:name="toc 7"/>
+    <w:lsdException w:unhideWhenUsed="0" w:uiPriority="0" w:semiHidden="0" w:name="toc 8"/>
+    <w:lsdException w:unhideWhenUsed="0" w:uiPriority="0" w:semiHidden="0" w:name="toc 9"/>
+    <w:lsdException w:unhideWhenUsed="0" w:uiPriority="0" w:semiHidden="0" w:name="Normal Indent"/>
+    <w:lsdException w:unhideWhenUsed="0" w:uiPriority="0" w:semiHidden="0" w:name="footnote text"/>
+    <w:lsdException w:qFormat="1" w:unhideWhenUsed="0" w:uiPriority="0" w:semiHidden="0" w:name="annotation text"/>
+    <w:lsdException w:qFormat="1" w:unhideWhenUsed="0" w:uiPriority="0" w:semiHidden="0" w:name="header"/>
+    <w:lsdException w:qFormat="1" w:unhideWhenUsed="0" w:uiPriority="0" w:semiHidden="0" w:name="footer"/>
+    <w:lsdException w:unhideWhenUsed="0" w:uiPriority="0" w:semiHidden="0" w:name="index heading"/>
+    <w:lsdException w:qFormat="1" w:uiPriority="0" w:name="caption"/>
+    <w:lsdException w:unhideWhenUsed="0" w:uiPriority="0" w:semiHidden="0" w:name="table of figures"/>
+    <w:lsdException w:unhideWhenUsed="0" w:uiPriority="0" w:semiHidden="0" w:name="envelope address"/>
+    <w:lsdException w:unhideWhenUsed="0" w:uiPriority="0" w:semiHidden="0" w:name="envelope return"/>
+    <w:lsdException w:unhideWhenUsed="0" w:uiPriority="0" w:semiHidden="0" w:name="footnote reference"/>
+    <w:lsdException w:unhideWhenUsed="0" w:uiPriority="0" w:semiHidden="0" w:name="annotation reference"/>
+    <w:lsdException w:unhideWhenUsed="0" w:uiPriority="0" w:semiHidden="0" w:name="line number"/>
+    <w:lsdException w:unhideWhenUsed="0" w:uiPriority="0" w:semiHidden="0" w:name="page number"/>
+    <w:lsdException w:unhideWhenUsed="0" w:uiPriority="0" w:semiHidden="0" w:name="endnote reference"/>
+    <w:lsdException w:unhideWhenUsed="0" w:uiPriority="0" w:semiHidden="0" w:name="endnote text"/>
+    <w:lsdException w:unhideWhenUsed="0" w:uiPriority="0" w:semiHidden="0" w:name="table of authorities"/>
+    <w:lsdException w:unhideWhenUsed="0" w:uiPriority="0" w:semiHidden="0" w:name="macro"/>
+    <w:lsdException w:unhideWhenUsed="0" w:uiPriority="0" w:semiHidden="0" w:name="toa heading"/>
+    <w:lsdException w:unhideWhenUsed="0" w:uiPriority="0" w:semiHidden="0" w:name="List"/>
+    <w:lsdException w:unhideWhenUsed="0" w:uiPriority="0" w:semiHidden="0" w:name="List Bullet"/>
+    <w:lsdException w:unhideWhenUsed="0" w:uiPriority="0" w:semiHidden="0" w:name="List Number"/>
+    <w:lsdException w:unhideWhenUsed="0" w:uiPriority="0" w:semiHidden="0" w:name="List 2"/>
+    <w:lsdException w:unhideWhenUsed="0" w:uiPriority="0" w:semiHidden="0" w:name="List 3"/>
+    <w:lsdException w:unhideWhenUsed="0" w:uiPriority="0" w:semiHidden="0" w:name="List 4"/>
+    <w:lsdException w:unhideWhenUsed="0" w:uiPriority="0" w:semiHidden="0" w:name="List 5"/>
+    <w:lsdException w:unhideWhenUsed="0" w:uiPriority="0" w:semiHidden="0" w:name="List Bullet 2"/>
+    <w:lsdException w:unhideWhenUsed="0" w:uiPriority="0" w:semiHidden="0" w:name="List Bullet 3"/>
+    <w:lsdException w:unhideWhenUsed="0" w:uiPriority="0" w:semiHidden="0" w:name="List Bullet 4"/>
+    <w:lsdException w:unhideWhenUsed="0" w:uiPriority="0" w:semiHidden="0" w:name="List Bullet 5"/>
+    <w:lsdException w:unhideWhenUsed="0" w:uiPriority="0" w:semiHidden="0" w:name="List Number 2"/>
+    <w:lsdException w:unhideWhenUsed="0" w:uiPriority="0" w:semiHidden="0" w:name="List Number 3"/>
+    <w:lsdException w:unhideWhenUsed="0" w:uiPriority="0" w:semiHidden="0" w:name="List Number 4"/>
+    <w:lsdException w:unhideWhenUsed="0" w:uiPriority="0" w:semiHidden="0" w:name="List Number 5"/>
+    <w:lsdException w:qFormat="1" w:unhideWhenUsed="0" w:uiPriority="0" w:semiHidden="0" w:name="Title"/>
+    <w:lsdException w:unhideWhenUsed="0" w:uiPriority="0" w:semiHidden="0" w:name="Closing"/>
+    <w:lsdException w:unhideWhenUsed="0" w:uiPriority="0" w:semiHidden="0" w:name="Signature"/>
+    <w:lsdException w:qFormat="1" w:unhideWhenUsed="0" w:uiPriority="0" w:name="Default Paragraph Font"/>
+    <w:lsdException w:qFormat="1" w:unhideWhenUsed="0" w:uiPriority="0" w:name="Body Text"/>
+    <w:lsdException w:unhideWhenUsed="0" w:uiPriority="0" w:semiHidden="0" w:name="Body Text Indent"/>
+    <w:lsdException w:unhideWhenUsed="0" w:uiPriority="0" w:semiHidden="0" w:name="List Continue"/>
+    <w:lsdException w:unhideWhenUsed="0" w:uiPriority="0" w:semiHidden="0" w:name="List Continue 2"/>
+    <w:lsdException w:unhideWhenUsed="0" w:uiPriority="0" w:semiHidden="0" w:name="List Continue 3"/>
+    <w:lsdException w:unhideWhenUsed="0" w:uiPriority="0" w:semiHidden="0" w:name="List Continue 4"/>
+    <w:lsdException w:unhideWhenUsed="0" w:uiPriority="0" w:semiHidden="0" w:name="List Continue 5"/>
+    <w:lsdException w:unhideWhenUsed="0" w:uiPriority="0" w:semiHidden="0" w:name="Message Header"/>
+    <w:lsdException w:qFormat="1" w:unhideWhenUsed="0" w:uiPriority="0" w:semiHidden="0" w:name="Subtitle"/>
+    <w:lsdException w:unhideWhenUsed="0" w:uiPriority="0" w:semiHidden="0" w:name="Salutation"/>
+    <w:lsdException w:unhideWhenUsed="0" w:uiPriority="0" w:semiHidden="0" w:name="Date"/>
+    <w:lsdException w:unhideWhenUsed="0" w:uiPriority="0" w:semiHidden="0" w:name="Body Text First Indent"/>
+    <w:lsdException w:unhideWhenUsed="0" w:uiPriority="0" w:semiHidden="0" w:name="Body Text First Indent 2"/>
+    <w:lsdException w:uiPriority="99" w:name="Note Heading"/>
+    <w:lsdException w:unhideWhenUsed="0" w:uiPriority="0" w:semiHidden="0" w:name="Body Text 2"/>
+    <w:lsdException w:unhideWhenUsed="0" w:uiPriority="0" w:semiHidden="0" w:name="Body Text 3"/>
+    <w:lsdException w:unhideWhenUsed="0" w:uiPriority="0" w:semiHidden="0" w:name="Body Text Indent 2"/>
+    <w:lsdException w:unhideWhenUsed="0" w:uiPriority="0" w:semiHidden="0" w:name="Body Text Indent 3"/>
+    <w:lsdException w:unhideWhenUsed="0" w:uiPriority="0" w:semiHidden="0" w:name="Block Text"/>
+    <w:lsdException w:unhideWhenUsed="0" w:uiPriority="0" w:semiHidden="0" w:name="Hyperlink"/>
+    <w:lsdException w:unhideWhenUsed="0" w:uiPriority="0" w:semiHidden="0" w:name="FollowedHyperlink"/>
+    <w:lsdException w:qFormat="1" w:unhideWhenUsed="0" w:uiPriority="0" w:semiHidden="0" w:name="Strong"/>
+    <w:lsdException w:qFormat="1" w:unhideWhenUsed="0" w:uiPriority="0" w:semiHidden="0" w:name="Emphasis"/>
+    <w:lsdException w:unhideWhenUsed="0" w:uiPriority="0" w:semiHidden="0" w:name="Document Map"/>
+    <w:lsdException w:unhideWhenUsed="0" w:uiPriority="0" w:semiHidden="0" w:name="Plain Text"/>
+    <w:lsdException w:unhideWhenUsed="0" w:uiPriority="0" w:semiHidden="0" w:name="E-mail Signature"/>
+    <w:lsdException w:qFormat="1" w:unhideWhenUsed="0" w:uiPriority="0" w:semiHidden="0" w:name="Normal (Web)"/>
+    <w:lsdException w:unhideWhenUsed="0" w:uiPriority="0" w:semiHidden="0" w:name="HTML Acronym"/>
+    <w:lsdException w:unhideWhenUsed="0" w:uiPriority="0" w:semiHidden="0" w:name="HTML Address"/>
+    <w:lsdException w:unhideWhenUsed="0" w:uiPriority="0" w:semiHidden="0" w:name="HTML Cite"/>
+    <w:lsdException w:unhideWhenUsed="0" w:uiPriority="0" w:semiHidden="0" w:name="HTML Code"/>
+    <w:lsdException w:unhideWhenUsed="0" w:uiPriority="0" w:semiHidden="0" w:name="HTML Definition"/>
+    <w:lsdException w:unhideWhenUsed="0" w:uiPriority="0" w:semiHidden="0" w:name="HTML Keyboard"/>
+    <w:lsdException w:unhideWhenUsed="0" w:uiPriority="0" w:semiHidden="0" w:name="HTML Preformatted"/>
+    <w:lsdException w:unhideWhenUsed="0" w:uiPriority="0" w:semiHidden="0" w:name="HTML Sample"/>
+    <w:lsdException w:unhideWhenUsed="0" w:uiPriority="0" w:semiHidden="0" w:name="HTML Typewriter"/>
+    <w:lsdException w:unhideWhenUsed="0" w:uiPriority="0" w:semiHidden="0" w:name="HTML Variable"/>
+    <w:lsdException w:qFormat="1" w:unhideWhenUsed="0" w:uiPriority="0" w:name="Normal Table"/>
+    <w:lsdException w:unhideWhenUsed="0" w:uiPriority="0" w:semiHidden="0" w:name="annotation subject"/>
+    <w:lsdException w:unhideWhenUsed="0" w:uiPriority="0" w:semiHidden="0" w:name="Table Simple 1"/>
+    <w:lsdException w:unhideWhenUsed="0" w:uiPriority="0" w:semiHidden="0" w:name="Table Simple 2"/>
+    <w:lsdException w:unhideWhenUsed="0" w:uiPriority="0" w:semiHidden="0" w:name="Table Simple 3"/>
+    <w:lsdException w:unhideWhenUsed="0" w:uiPriority="0" w:semiHidden="0" w:name="Table Classic 1"/>
+    <w:lsdException w:unhideWhenUsed="0" w:uiPriority="0" w:semiHidden="0" w:name="Table Classic 2"/>
+    <w:lsdException w:unhideWhenUsed="0" w:uiPriority="0" w:semiHidden="0" w:name="Table Classic 3"/>
+    <w:lsdException w:unhideWhenUsed="0" w:uiPriority="0" w:semiHidden="0" w:name="Table Classic 4"/>
+    <w:lsdException w:unhideWhenUsed="0" w:uiPriority="0" w:semiHidden="0" w:name="Table Colorful 1"/>
+    <w:lsdException w:unhideWhenUsed="0" w:uiPriority="0" w:semiHidden="0" w:name="Table Colorful 2"/>
+    <w:lsdException w:unhideWhenUsed="0" w:uiPriority="0" w:semiHidden="0" w:name="Table Colorful 3"/>
+    <w:lsdException w:unhideWhenUsed="0" w:uiPriority="0" w:semiHidden="0" w:name="Table Columns 1"/>
+    <w:lsdException w:unhideWhenUsed="0" w:uiPriority="0" w:semiHidden="0" w:name="Table Columns 2"/>
+    <w:lsdException w:unhideWhenUsed="0" w:uiPriority="0" w:semiHidden="0" w:name="Table Columns 3"/>
+    <w:lsdException w:unhideWhenUsed="0" w:uiPriority="0" w:semiHidden="0" w:name="Table Columns 4"/>
+    <w:lsdException w:unhideWhenUsed="0" w:uiPriority="0" w:semiHidden="0" w:name="Table Columns 5"/>
+    <w:lsdException w:unhideWhenUsed="0" w:uiPriority="0" w:semiHidden="0" w:name="Table Grid 1"/>
+    <w:lsdException w:unhideWhenUsed="0" w:uiPriority="0" w:semiHidden="0" w:name="Table Grid 2"/>
+    <w:lsdException w:unhideWhenUsed="0" w:uiPriority="0" w:semiHidden="0" w:name="Table Grid 3"/>
+    <w:lsdException w:unhideWhenUsed="0" w:uiPriority="0" w:semiHidden="0" w:name="Table Grid 4"/>
+    <w:lsdException w:unhideWhenUsed="0" w:uiPriority="0" w:semiHidden="0" w:name="Table Grid 5"/>
+    <w:lsdException w:unhideWhenUsed="0" w:uiPriority="0" w:semiHidden="0" w:name="Table Grid 6"/>
+    <w:lsdException w:unhideWhenUsed="0" w:uiPriority="0" w:semiHidden="0" w:name="Table Grid 7"/>
+    <w:lsdException w:unhideWhenUsed="0" w:uiPriority="0" w:semiHidden="0" w:name="Table Grid 8"/>
+    <w:lsdException w:unhideWhenUsed="0" w:uiPriority="0" w:semiHidden="0" w:name="Table List 1"/>
+    <w:lsdException w:unhideWhenUsed="0" w:uiPriority="0" w:semiHidden="0" w:name="Table List 2"/>
+    <w:lsdException w:unhideWhenUsed="0" w:uiPriority="0" w:semiHidden="0" w:name="Table List 3"/>
+    <w:lsdException w:unhideWhenUsed="0" w:uiPriority="0" w:semiHidden="0" w:name="Table List 4"/>
+    <w:lsdException w:unhideWhenUsed="0" w:uiPriority="0" w:semiHidden="0" w:name="Table List 5"/>
+    <w:lsdException w:unhideWhenUsed="0" w:uiPriority="0" w:semiHidden="0" w:name="Table List 6"/>
+    <w:lsdException w:unhideWhenUsed="0" w:uiPriority="0" w:semiHidden="0" w:name="Table List 7"/>
+    <w:lsdException w:unhideWhenUsed="0" w:uiPriority="0" w:semiHidden="0" w:name="Table List 8"/>
+    <w:lsdException w:unhideWhenUsed="0" w:uiPriority="0" w:semiHidden="0" w:name="Table 3D effects 1"/>
+    <w:lsdException w:unhideWhenUsed="0" w:uiPriority="0" w:semiHidden="0" w:name="Table 3D effects 2"/>
+    <w:lsdException w:unhideWhenUsed="0" w:uiPriority="0" w:semiHidden="0" w:name="Table 3D effects 3"/>
+    <w:lsdException w:unhideWhenUsed="0" w:uiPriority="0" w:semiHidden="0" w:name="Table Contemporary"/>
+    <w:lsdException w:unhideWhenUsed="0" w:uiPriority="0" w:semiHidden="0" w:name="Table Elegant"/>
+    <w:lsdException w:unhideWhenUsed="0" w:uiPriority="0" w:semiHidden="0" w:name="Table Professional"/>
+    <w:lsdException w:unhideWhenUsed="0" w:uiPriority="0" w:semiHidden="0" w:name="Table Subtle 1"/>
+    <w:lsdException w:unhideWhenUsed="0" w:uiPriority="0" w:semiHidden="0" w:name="Table Subtle 2"/>
+    <w:lsdException w:unhideWhenUsed="0" w:uiPriority="0" w:semiHidden="0" w:name="Table Web 1"/>
+    <w:lsdException w:unhideWhenUsed="0" w:uiPriority="0" w:semiHidden="0" w:name="Table Web 2"/>
+    <w:lsdException w:unhideWhenUsed="0" w:uiPriority="0" w:semiHidden="0" w:name="Table Web 3"/>
+    <w:lsdException w:unhideWhenUsed="0" w:uiPriority="0" w:semiHidden="0" w:name="Balloon Text"/>
+    <w:lsdException w:qFormat="1" w:unhideWhenUsed="0" w:uiPriority="0" w:semiHidden="0" w:name="Table Grid"/>
+    <w:lsdException w:unhideWhenUsed="0" w:uiPriority="0" w:semiHidden="0" w:name="Table Theme"/>
+    <w:lsdException w:unhideWhenUsed="0" w:uiPriority="60" w:semiHidden="0" w:name="Light Shading"/>
+    <w:lsdException w:unhideWhenUsed="0" w:uiPriority="61" w:semiHidden="0" w:name="Light List"/>
+    <w:lsdException w:unhideWhenUsed="0" w:uiPriority="62" w:semiHidden="0" w:name="Light Grid"/>
+    <w:lsdException w:unhideWhenUsed="0" w:uiPriority="63" w:semiHidden="0" w:name="Medium Shading 1"/>
+    <w:lsdException w:unhideWhenUsed="0" w:uiPriority="64" w:semiHidden="0" w:name="Medium Shading 2"/>
+    <w:lsdException w:unhideWhenUsed="0" w:uiPriority="65" w:semiHidden="0" w:name="Medium List 1"/>
+    <w:lsdException w:unhideWhenUsed="0" w:uiPriority="66" w:semiHidden="0" w:name="Medium List 2"/>
+    <w:lsdException w:unhideWhenUsed="0" w:uiPriority="67" w:semiHidden="0" w:name="Medium Grid 1"/>
+    <w:lsdException w:unhideWhenUsed="0" w:uiPriority="68" w:semiHidden="0" w:name="Medium Grid 2"/>
+    <w:lsdException w:unhideWhenUsed="0" w:uiPriority="69" w:semiHidden="0" w:name="Medium Grid 3"/>
+    <w:lsdException w:unhideWhenUsed="0" w:uiPriority="70" w:semiHidden="0" w:name="Dark List"/>
+    <w:lsdException w:unhideWhenUsed="0" w:uiPriority="71" w:semiHidden="0" w:name="Colorful Shading"/>
+    <w:lsdException w:unhideWhenUsed="0" w:uiPriority="72" w:semiHidden="0" w:name="Colorful List"/>
+    <w:lsdException w:unhideWhenUsed="0" w:uiPriority="73" w:semiHidden="0" w:name="Colorful Grid"/>
+    <w:lsdException w:unhideWhenUsed="0" w:uiPriority="60" w:semiHidden="0" w:name="Light Shading Accent 1"/>
+    <w:lsdException w:unhideWhenUsed="0" w:uiPriority="61" w:semiHidden="0" w:name="Light List Accent 1"/>
+    <w:lsdException w:unhideWhenUsed="0" w:uiPriority="62" w:semiHidden="0" w:name="Light Grid Accent 1"/>
+    <w:lsdException w:unhideWhenUsed="0" w:uiPriority="63" w:semiHidden="0" w:name="Medium Shading 1 Accent 1"/>
+    <w:lsdException w:unhideWhenUsed="0" w:uiPriority="64" w:semiHidden="0" w:name="Medium Shading 2 Accent 1"/>
+    <w:lsdException w:unhideWhenUsed="0" w:uiPriority="65" w:semiHidden="0" w:name="Medium List 1 Accent 1"/>
+    <w:lsdException w:unhideWhenUsed="0" w:uiPriority="66" w:semiHidden="0" w:name="Medium List 2 Accent 1"/>
+    <w:lsdException w:unhideWhenUsed="0" w:uiPriority="67" w:semiHidden="0" w:name="Medium Grid 1 Accent 1"/>
+    <w:lsdException w:unhideWhenUsed="0" w:uiPriority="68" w:semiHidden="0" w:name="Medium Grid 2 Accent 1"/>
+    <w:lsdException w:unhideWhenUsed="0" w:uiPriority="69" w:semiHidden="0" w:name="Medium Grid 3 Accent 1"/>
+    <w:lsdException w:unhideWhenUsed="0" w:uiPriority="70" w:semiHidden="0" w:name="Dark List Accent 1"/>
+    <w:lsdException w:unhideWhenUsed="0" w:uiPriority="71" w:semiHidden="0" w:name="Colorful Shading Accent 1"/>
+    <w:lsdException w:unhideWhenUsed="0" w:uiPriority="72" w:semiHidden="0" w:name="Colorful List Accent 1"/>
+    <w:lsdException w:unhideWhenUsed="0" w:uiPriority="73" w:semiHidden="0" w:name="Colorful Grid Accent 1"/>
+    <w:lsdException w:unhideWhenUsed="0" w:uiPriority="60" w:semiHidden="0" w:name="Light Shading Accent 2"/>
+    <w:lsdException w:unhideWhenUsed="0" w:uiPriority="61" w:semiHidden="0" w:name="Light List Accent 2"/>
+    <w:lsdException w:unhideWhenUsed="0" w:uiPriority="62" w:semiHidden="0" w:name="Light Grid Accent 2"/>
+    <w:lsdException w:unhideWhenUsed="0" w:uiPriority="63" w:semiHidden="0" w:name="Medium Shading 1 Accent 2"/>
+    <w:lsdException w:unhideWhenUsed="0" w:uiPriority="64" w:semiHidden="0" w:name="Medium Shading 2 Accent 2"/>
+    <w:lsdException w:unhideWhenUsed="0" w:uiPriority="65" w:semiHidden="0" w:name="Medium List 1 Accent 2"/>
+    <w:lsdException w:unhideWhenUsed="0" w:uiPriority="66" w:semiHidden="0" w:name="Medium List 2 Accent 2"/>
+    <w:lsdException w:unhideWhenUsed="0" w:uiPriority="67" w:semiHidden="0" w:name="Medium Grid 1 Accent 2"/>
+    <w:lsdException w:unhideWhenUsed="0" w:uiPriority="68" w:semiHidden="0" w:name="Medium Grid 2 Accent 2"/>
+    <w:lsdException w:unhideWhenUsed="0" w:uiPriority="69" w:semiHidden="0" w:name="Medium Grid 3 Accent 2"/>
+    <w:lsdException w:unhideWhenUsed="0" w:uiPriority="70" w:semiHidden="0" w:name="Dark List Accent 2"/>
+    <w:lsdException w:unhideWhenUsed="0" w:uiPriority="71" w:semiHidden="0" w:name="Colorful Shading Accent 2"/>
+    <w:lsdException w:unhideWhenUsed="0" w:uiPriority="72" w:semiHidden="0" w:name="Colorful List Accent 2"/>
+    <w:lsdException w:unhideWhenUsed="0" w:uiPriority="73" w:semiHidden="0" w:name="Colorful Grid Accent 2"/>
+    <w:lsdException w:unhideWhenUsed="0" w:uiPriority="60" w:semiHidden="0" w:name="Light Shading Accent 3"/>
+    <w:lsdException w:unhideWhenUsed="0" w:uiPriority="61" w:semiHidden="0" w:name="Light List Accent 3"/>
+    <w:lsdException w:unhideWhenUsed="0" w:uiPriority="62" w:semiHidden="0" w:name="Light Grid Accent 3"/>
+    <w:lsdException w:unhideWhenUsed="0" w:uiPriority="63" w:semiHidden="0" w:name="Medium Shading 1 Accent 3"/>
+    <w:lsdException w:unhideWhenUsed="0" w:uiPriority="64" w:semiHidden="0" w:name="Medium Shading 2 Accent 3"/>
+    <w:lsdException w:unhideWhenUsed="0" w:uiPriority="65" w:semiHidden="0" w:name="Medium List 1 Accent 3"/>
+    <w:lsdException w:unhideWhenUsed="0" w:uiPriority="66" w:semiHidden="0" w:name="Medium List 2 Accent 3"/>
+    <w:lsdException w:unhideWhenUsed="0" w:uiPriority="67" w:semiHidden="0" w:name="Medium Grid 1 Accent 3"/>
+    <w:lsdException w:unhideWhenUsed="0" w:uiPriority="68" w:semiHidden="0" w:name="Medium Grid 2 Accent 3"/>
+    <w:lsdException w:unhideWhenUsed="0" w:uiPriority="69" w:semiHidden="0" w:name="Medium Grid 3 Accent 3"/>
+    <w:lsdException w:unhideWhenUsed="0" w:uiPriority="70" w:semiHidden="0" w:name="Dark List Accent 3"/>
+    <w:lsdException w:unhideWhenUsed="0" w:uiPriority="71" w:semiHidden="0" w:name="Colorful Shading Accent 3"/>
+    <w:lsdException w:unhideWhenUsed="0" w:uiPriority="72" w:semiHidden="0" w:name="Colorful List Accent 3"/>
+    <w:lsdException w:unhideWhenUsed="0" w:uiPriority="73" w:semiHidden="0" w:name="Colorful Grid Accent 3"/>
+    <w:lsdException w:unhideWhenUsed="0" w:uiPriority="60" w:semiHidden="0" w:name="Light Shading Accent 4"/>
+    <w:lsdException w:unhideWhenUsed="0" w:uiPriority="61" w:semiHidden="0" w:name="Light List Accent 4"/>
+    <w:lsdException w:unhideWhenUsed="0" w:uiPriority="62" w:semiHidden="0" w:name="Light Grid Accent 4"/>
+    <w:lsdException w:unhideWhenUsed="0" w:uiPriority="63" w:semiHidden="0" w:name="Medium Shading 1 Accent 4"/>
+    <w:lsdException w:unhideWhenUsed="0" w:uiPriority="64" w:semiHidden="0" w:name="Medium Shading 2 Accent 4"/>
+    <w:lsdException w:unhideWhenUsed="0" w:uiPriority="65" w:semiHidden="0" w:name="Medium List 1 Accent 4"/>
+    <w:lsdException w:unhideWhenUsed="0" w:uiPriority="66" w:semiHidden="0" w:name="Medium List 2 Accent 4"/>
+    <w:lsdException w:unhideWhenUsed="0" w:uiPriority="67" w:semiHidden="0" w:name="Medium Grid 1 Accent 4"/>
+    <w:lsdException w:unhideWhenUsed="0" w:uiPriority="68" w:semiHidden="0" w:name="Medium Grid 2 Accent 4"/>
+    <w:lsdException w:unhideWhenUsed="0" w:uiPriority="69" w:semiHidden="0" w:name="Medium Grid 3 Accent 4"/>
+    <w:lsdException w:unhideWhenUsed="0" w:uiPriority="70" w:semiHidden="0" w:name="Dark List Accent 4"/>
+    <w:lsdException w:unhideWhenUsed="0" w:uiPriority="71" w:semiHidden="0" w:name="Colorful Shading Accent 4"/>
+    <w:lsdException w:unhideWhenUsed="0" w:uiPriority="72" w:semiHidden="0" w:name="Colorful List Accent 4"/>
+    <w:lsdException w:unhideWhenUsed="0" w:uiPriority="73" w:semiHidden="0" w:name="Colorful Grid Accent 4"/>
+    <w:lsdException w:unhideWhenUsed="0" w:uiPriority="60" w:semiHidden="0" w:name="Light Shading Accent 5"/>
+    <w:lsdException w:unhideWhenUsed="0" w:uiPriority="61" w:semiHidden="0" w:name="Light List Accent 5"/>
+    <w:lsdException w:unhideWhenUsed="0" w:uiPriority="62" w:semiHidden="0" w:name="Light Grid Accent 5"/>
+    <w:lsdException w:unhideWhenUsed="0" w:uiPriority="63" w:semiHidden="0" w:name="Medium Shading 1 Accent 5"/>
+    <w:lsdException w:unhideWhenUsed="0" w:uiPriority="64" w:semiHidden="0" w:name="Medium Shading 2 Accent 5"/>
+    <w:lsdException w:unhideWhenUsed="0" w:uiPriority="65" w:semiHidden="0" w:name="Medium List 1 Accent 5"/>
+    <w:lsdException w:unhideWhenUsed="0" w:uiPriority="66" w:semiHidden="0" w:name="Medium List 2 Accent 5"/>
+    <w:lsdException w:unhideWhenUsed="0" w:uiPriority="67" w:semiHidden="0" w:name="Medium Grid 1 Accent 5"/>
+    <w:lsdException w:unhideWhenUsed="0" w:uiPriority="68" w:semiHidden="0" w:name="Medium Grid 2 Accent 5"/>
+    <w:lsdException w:unhideWhenUsed="0" w:uiPriority="69" w:semiHidden="0" w:name="Medium Grid 3 Accent 5"/>
+    <w:lsdException w:unhideWhenUsed="0" w:uiPriority="70" w:semiHidden="0" w:name="Dark List Accent 5"/>
+    <w:lsdException w:unhideWhenUsed="0" w:uiPriority="71" w:semiHidden="0" w:name="Colorful Shading Accent 5"/>
+    <w:lsdException w:unhideWhenUsed="0" w:uiPriority="72" w:semiHidden="0" w:name="Colorful List Accent 5"/>
+    <w:lsdException w:unhideWhenUsed="0" w:uiPriority="73" w:semiHidden="0" w:name="Colorful Grid Accent 5"/>
+    <w:lsdException w:unhideWhenUsed="0" w:uiPriority="60" w:semiHidden="0" w:name="Light Shading Accent 6"/>
+    <w:lsdException w:unhideWhenUsed="0" w:uiPriority="61" w:semiHidden="0" w:name="Light List Accent 6"/>
+    <w:lsdException w:unhideWhenUsed="0" w:uiPriority="62" w:semiHidden="0" w:name="Light Grid Accent 6"/>
+    <w:lsdException w:unhideWhenUsed="0" w:uiPriority="63" w:semiHidden="0" w:name="Medium Shading 1 Accent 6"/>
+    <w:lsdException w:unhideWhenUsed="0" w:uiPriority="64" w:semiHidden="0" w:name="Medium Shading 2 Accent 6"/>
+    <w:lsdException w:unhideWhenUsed="0" w:uiPriority="65" w:semiHidden="0" w:name="Medium List 1 Accent 6"/>
+    <w:lsdException w:unhideWhenUsed="0" w:uiPriority="66" w:semiHidden="0" w:name="Medium List 2 Accent 6"/>
+    <w:lsdException w:unhideWhenUsed="0" w:uiPriority="67" w:semiHidden="0" w:name="Medium Grid 1 Accent 6"/>
+    <w:lsdException w:unhideWhenUsed="0" w:uiPriority="68" w:semiHidden="0" w:name="Medium Grid 2 Accent 6"/>
+    <w:lsdException w:unhideWhenUsed="0" w:uiPriority="69" w:semiHidden="0" w:name="Medium Grid 3 Accent 6"/>
+    <w:lsdException w:unhideWhenUsed="0" w:uiPriority="70" w:semiHidden="0" w:name="Dark List Accent 6"/>
+    <w:lsdException w:unhideWhenUsed="0" w:uiPriority="71" w:semiHidden="0" w:name="Colorful Shading Accent 6"/>
+    <w:lsdException w:unhideWhenUsed="0" w:uiPriority="72" w:semiHidden="0" w:name="Colorful List Accent 6"/>
+    <w:lsdException w:unhideWhenUsed="0" w:uiPriority="73" w:semiHidden="0" w:name="Colorful Grid Accent 6"/>
   </w:latentStyles>
-  <w:style w:type="paragraph" w:default="1" w:styleId="Normal">
+  <w:style w:type="paragraph" w:default="1" w:styleId="1">
     <w:name w:val="Normal"/>
     <w:qFormat/>
+    <w:uiPriority w:val="0"/>
     <w:pPr>
       <w:kinsoku w:val="0"/>
       <w:autoSpaceDE w:val="0"/>
@@ -8171,7 +8264,7 @@
       <w:textAlignment w:val="baseline"/>
     </w:pPr>
     <w:rPr>
-      <w:rFonts w:ascii="Arial" w:eastAsia="宋体" w:hAnsi="Arial" w:cs="Arial"/>
+      <w:rFonts w:ascii="Arial" w:hAnsi="Arial" w:eastAsia="宋体" w:cs="Arial"/>
       <w:snapToGrid w:val="0"/>
       <w:color w:val="000000"/>
       <w:kern w:val="0"/>
@@ -8180,11 +8273,12 @@
       <w:lang w:val="en-US" w:eastAsia="en-US" w:bidi="ar-SA"/>
     </w:rPr>
   </w:style>
-  <w:style w:type="paragraph" w:styleId="Heading1">
+  <w:style w:type="paragraph" w:styleId="2">
     <w:name w:val="heading 1"/>
-    <w:basedOn w:val="Normal"/>
-    <w:next w:val="Normal"/>
+    <w:basedOn w:val="1"/>
+    <w:next w:val="1"/>
     <w:qFormat/>
+    <w:uiPriority w:val="0"/>
     <w:pPr>
       <w:keepNext/>
       <w:keepLines/>
@@ -8202,12 +8296,13 @@
       <w:sz w:val="44"/>
     </w:rPr>
   </w:style>
-  <w:style w:type="paragraph" w:styleId="Heading2">
+  <w:style w:type="paragraph" w:styleId="3">
     <w:name w:val="heading 2"/>
-    <w:basedOn w:val="Normal"/>
-    <w:next w:val="Normal"/>
+    <w:basedOn w:val="1"/>
+    <w:next w:val="1"/>
     <w:unhideWhenUsed/>
     <w:qFormat/>
+    <w:uiPriority w:val="0"/>
     <w:pPr>
       <w:keepNext/>
       <w:keepLines/>
@@ -8220,18 +8315,19 @@
       <w:outlineLvl w:val="1"/>
     </w:pPr>
     <w:rPr>
-      <w:rFonts w:ascii="Arial" w:eastAsia="黑体" w:hAnsi="Arial"/>
+      <w:rFonts w:ascii="Arial" w:hAnsi="Arial" w:eastAsia="黑体"/>
       <w:b/>
       <w:sz w:val="32"/>
     </w:rPr>
   </w:style>
-  <w:style w:type="paragraph" w:styleId="Heading3">
+  <w:style w:type="paragraph" w:styleId="4">
     <w:name w:val="heading 3"/>
-    <w:basedOn w:val="Normal"/>
-    <w:next w:val="Normal"/>
+    <w:basedOn w:val="1"/>
+    <w:next w:val="1"/>
     <w:semiHidden/>
     <w:unhideWhenUsed/>
     <w:qFormat/>
+    <w:uiPriority w:val="0"/>
     <w:pPr>
       <w:keepNext/>
       <w:keepLines/>
@@ -8248,12 +8344,13 @@
       <w:sz w:val="32"/>
     </w:rPr>
   </w:style>
-  <w:style w:type="paragraph" w:styleId="Heading4">
+  <w:style w:type="paragraph" w:styleId="5">
     <w:name w:val="heading 4"/>
-    <w:basedOn w:val="Normal"/>
-    <w:next w:val="Normal"/>
+    <w:basedOn w:val="1"/>
+    <w:next w:val="1"/>
     <w:unhideWhenUsed/>
     <w:qFormat/>
+    <w:uiPriority w:val="0"/>
     <w:pPr>
       <w:keepNext/>
       <w:keepLines/>
@@ -8266,18 +8363,19 @@
       <w:outlineLvl w:val="3"/>
     </w:pPr>
     <w:rPr>
-      <w:rFonts w:ascii="Arial" w:eastAsia="黑体" w:hAnsi="Arial"/>
+      <w:rFonts w:ascii="Arial" w:hAnsi="Arial" w:eastAsia="黑体"/>
       <w:b/>
       <w:sz w:val="28"/>
     </w:rPr>
   </w:style>
-  <w:style w:type="paragraph" w:styleId="Heading5">
+  <w:style w:type="paragraph" w:styleId="6">
     <w:name w:val="heading 5"/>
-    <w:basedOn w:val="Normal"/>
-    <w:next w:val="Normal"/>
+    <w:basedOn w:val="1"/>
+    <w:next w:val="1"/>
     <w:semiHidden/>
     <w:unhideWhenUsed/>
     <w:qFormat/>
+    <w:uiPriority w:val="0"/>
     <w:pPr>
       <w:keepNext/>
       <w:keepLines/>
@@ -8294,13 +8392,14 @@
       <w:sz w:val="28"/>
     </w:rPr>
   </w:style>
-  <w:style w:type="paragraph" w:styleId="Heading6">
+  <w:style w:type="paragraph" w:styleId="7">
     <w:name w:val="heading 6"/>
-    <w:basedOn w:val="Normal"/>
-    <w:next w:val="Normal"/>
+    <w:basedOn w:val="1"/>
+    <w:next w:val="1"/>
     <w:semiHidden/>
     <w:unhideWhenUsed/>
     <w:qFormat/>
+    <w:uiPriority w:val="0"/>
     <w:pPr>
       <w:keepNext/>
       <w:keepLines/>
@@ -8313,18 +8412,19 @@
       <w:outlineLvl w:val="5"/>
     </w:pPr>
     <w:rPr>
-      <w:rFonts w:ascii="Arial" w:eastAsia="黑体" w:hAnsi="Arial"/>
+      <w:rFonts w:ascii="Arial" w:hAnsi="Arial" w:eastAsia="黑体"/>
       <w:b/>
       <w:sz w:val="24"/>
     </w:rPr>
   </w:style>
-  <w:style w:type="paragraph" w:styleId="Heading7">
+  <w:style w:type="paragraph" w:styleId="8">
     <w:name w:val="heading 7"/>
-    <w:basedOn w:val="Normal"/>
-    <w:next w:val="Normal"/>
+    <w:basedOn w:val="1"/>
+    <w:next w:val="1"/>
     <w:semiHidden/>
     <w:unhideWhenUsed/>
     <w:qFormat/>
+    <w:uiPriority w:val="0"/>
     <w:pPr>
       <w:keepNext/>
       <w:keepLines/>
@@ -8341,13 +8441,14 @@
       <w:sz w:val="24"/>
     </w:rPr>
   </w:style>
-  <w:style w:type="paragraph" w:styleId="Heading8">
+  <w:style w:type="paragraph" w:styleId="9">
     <w:name w:val="heading 8"/>
-    <w:basedOn w:val="Normal"/>
-    <w:next w:val="Normal"/>
+    <w:basedOn w:val="1"/>
+    <w:next w:val="1"/>
     <w:semiHidden/>
     <w:unhideWhenUsed/>
     <w:qFormat/>
+    <w:uiPriority w:val="0"/>
     <w:pPr>
       <w:keepNext/>
       <w:keepLines/>
@@ -8360,17 +8461,18 @@
       <w:outlineLvl w:val="7"/>
     </w:pPr>
     <w:rPr>
-      <w:rFonts w:ascii="Arial" w:eastAsia="黑体" w:hAnsi="Arial"/>
+      <w:rFonts w:ascii="Arial" w:hAnsi="Arial" w:eastAsia="黑体"/>
       <w:sz w:val="24"/>
     </w:rPr>
   </w:style>
-  <w:style w:type="paragraph" w:styleId="Heading9">
+  <w:style w:type="paragraph" w:styleId="10">
     <w:name w:val="heading 9"/>
-    <w:basedOn w:val="Normal"/>
-    <w:next w:val="Normal"/>
+    <w:basedOn w:val="1"/>
+    <w:next w:val="1"/>
     <w:semiHidden/>
     <w:unhideWhenUsed/>
     <w:qFormat/>
+    <w:uiPriority w:val="0"/>
     <w:pPr>
       <w:keepNext/>
       <w:keepLines/>
@@ -8383,19 +8485,21 @@
       <w:outlineLvl w:val="8"/>
     </w:pPr>
     <w:rPr>
-      <w:rFonts w:ascii="Arial" w:eastAsia="黑体" w:hAnsi="Arial"/>
+      <w:rFonts w:ascii="Arial" w:hAnsi="Arial" w:eastAsia="黑体"/>
       <w:sz w:val="21"/>
     </w:rPr>
   </w:style>
-  <w:style w:type="character" w:default="1" w:styleId="DefaultParagraphFont">
+  <w:style w:type="character" w:default="1" w:styleId="22">
     <w:name w:val="Default Paragraph Font"/>
     <w:semiHidden/>
     <w:qFormat/>
+    <w:uiPriority w:val="0"/>
   </w:style>
-  <w:style w:type="table" w:default="1" w:styleId="TableNormal">
+  <w:style w:type="table" w:default="1" w:styleId="20">
     <w:name w:val="Normal Table"/>
     <w:semiHidden/>
     <w:qFormat/>
+    <w:uiPriority w:val="0"/>
     <w:tblPr>
       <w:tblCellMar>
         <w:top w:w="0" w:type="dxa"/>
@@ -8405,39 +8509,43 @@
       </w:tblCellMar>
     </w:tblPr>
   </w:style>
-  <w:style w:type="paragraph" w:styleId="CommentText">
+  <w:style w:type="paragraph" w:styleId="11">
     <w:name w:val="annotation text"/>
-    <w:basedOn w:val="Normal"/>
+    <w:basedOn w:val="1"/>
     <w:qFormat/>
+    <w:uiPriority w:val="0"/>
     <w:pPr>
       <w:jc w:val="left"/>
     </w:pPr>
   </w:style>
-  <w:style w:type="paragraph" w:styleId="BodyText">
+  <w:style w:type="paragraph" w:styleId="12">
     <w:name w:val="Body Text"/>
-    <w:basedOn w:val="Normal"/>
+    <w:basedOn w:val="1"/>
     <w:semiHidden/>
     <w:qFormat/>
+    <w:uiPriority w:val="0"/>
     <w:rPr>
-      <w:rFonts w:ascii="Arial" w:eastAsia="Arial" w:hAnsi="Arial" w:cs="Arial"/>
+      <w:rFonts w:ascii="Arial" w:hAnsi="Arial" w:eastAsia="Arial" w:cs="Arial"/>
       <w:sz w:val="21"/>
       <w:szCs w:val="21"/>
       <w:lang w:val="en-US" w:eastAsia="en-US" w:bidi="ar-SA"/>
     </w:rPr>
   </w:style>
-  <w:style w:type="paragraph" w:styleId="TOC3">
+  <w:style w:type="paragraph" w:styleId="13">
     <w:name w:val="toc 3"/>
-    <w:basedOn w:val="Normal"/>
-    <w:next w:val="Normal"/>
+    <w:basedOn w:val="1"/>
+    <w:next w:val="1"/>
     <w:qFormat/>
+    <w:uiPriority w:val="0"/>
     <w:pPr>
       <w:ind w:left="840" w:leftChars="400"/>
     </w:pPr>
   </w:style>
-  <w:style w:type="paragraph" w:styleId="Footer">
+  <w:style w:type="paragraph" w:styleId="14">
     <w:name w:val="footer"/>
-    <w:basedOn w:val="Normal"/>
+    <w:basedOn w:val="1"/>
     <w:qFormat/>
+    <w:uiPriority w:val="0"/>
     <w:pPr>
       <w:tabs>
         <w:tab w:val="center" w:pos="4153"/>
@@ -8450,16 +8558,17 @@
       <w:sz w:val="18"/>
     </w:rPr>
   </w:style>
-  <w:style w:type="paragraph" w:styleId="Header">
+  <w:style w:type="paragraph" w:styleId="15">
     <w:name w:val="header"/>
-    <w:basedOn w:val="Normal"/>
+    <w:basedOn w:val="1"/>
     <w:qFormat/>
+    <w:uiPriority w:val="0"/>
     <w:pPr>
       <w:pBdr>
-        <w:top w:val="nil"/>
-        <w:left w:val="nil"/>
-        <w:bottom w:val="nil"/>
-        <w:right w:val="nil"/>
+        <w:top w:val="none" w:color="auto" w:sz="0" w:space="0"/>
+        <w:left w:val="none" w:color="auto" w:sz="0" w:space="0"/>
+        <w:bottom w:val="none" w:color="auto" w:sz="0" w:space="0"/>
+        <w:right w:val="none" w:color="auto" w:sz="0" w:space="0"/>
       </w:pBdr>
       <w:tabs>
         <w:tab w:val="center" w:pos="4153"/>
@@ -8474,37 +8583,41 @@
       <w:sz w:val="18"/>
     </w:rPr>
   </w:style>
-  <w:style w:type="paragraph" w:styleId="TOC1">
+  <w:style w:type="paragraph" w:styleId="16">
     <w:name w:val="toc 1"/>
-    <w:basedOn w:val="Normal"/>
-    <w:next w:val="Normal"/>
+    <w:basedOn w:val="1"/>
+    <w:next w:val="1"/>
     <w:qFormat/>
+    <w:uiPriority w:val="0"/>
     <w:rPr>
-      <w:rFonts w:ascii="Arial" w:eastAsia="Microsoft JhengHei" w:hAnsi="Arial"/>
+      <w:rFonts w:ascii="Arial" w:hAnsi="Arial" w:eastAsia="Microsoft JhengHei"/>
       <w:sz w:val="24"/>
     </w:rPr>
   </w:style>
-  <w:style w:type="paragraph" w:styleId="TOC2">
+  <w:style w:type="paragraph" w:styleId="17">
     <w:name w:val="toc 2"/>
-    <w:basedOn w:val="Normal"/>
-    <w:next w:val="Normal"/>
+    <w:basedOn w:val="1"/>
+    <w:next w:val="1"/>
     <w:qFormat/>
+    <w:uiPriority w:val="0"/>
     <w:pPr>
       <w:ind w:left="420" w:leftChars="200"/>
     </w:pPr>
   </w:style>
-  <w:style w:type="paragraph" w:styleId="NormalWeb">
+  <w:style w:type="paragraph" w:styleId="18">
     <w:name w:val="Normal (Web)"/>
-    <w:basedOn w:val="Normal"/>
+    <w:basedOn w:val="1"/>
     <w:qFormat/>
+    <w:uiPriority w:val="0"/>
     <w:rPr>
       <w:sz w:val="24"/>
     </w:rPr>
   </w:style>
-  <w:style w:type="paragraph" w:styleId="Title">
+  <w:style w:type="paragraph" w:styleId="19">
     <w:name w:val="Title"/>
-    <w:basedOn w:val="Normal"/>
+    <w:basedOn w:val="1"/>
     <w:qFormat/>
+    <w:uiPriority w:val="0"/>
     <w:pPr>
       <w:spacing w:before="240" w:beforeLines="0" w:beforeAutospacing="0" w:after="60" w:afterLines="0" w:afterAutospacing="0"/>
       <w:jc w:val="center"/>
@@ -8516,38 +8629,41 @@
       <w:sz w:val="32"/>
     </w:rPr>
   </w:style>
-  <w:style w:type="table" w:styleId="TableGrid">
+  <w:style w:type="table" w:styleId="21">
     <w:name w:val="Table Grid"/>
-    <w:basedOn w:val="TableNormal"/>
+    <w:basedOn w:val="20"/>
     <w:qFormat/>
+    <w:uiPriority w:val="0"/>
     <w:pPr>
       <w:widowControl w:val="0"/>
       <w:jc w:val="both"/>
     </w:pPr>
     <w:tblPr>
       <w:tblBorders>
-        <w:top w:val="single" w:sz="4" w:space="0" w:color="auto"/>
-        <w:left w:val="single" w:sz="4" w:space="0" w:color="auto"/>
-        <w:bottom w:val="single" w:sz="4" w:space="0" w:color="auto"/>
-        <w:right w:val="single" w:sz="4" w:space="0" w:color="auto"/>
-        <w:insideH w:val="single" w:sz="4" w:space="0" w:color="auto"/>
-        <w:insideV w:val="single" w:sz="4" w:space="0" w:color="auto"/>
+        <w:top w:val="single" w:color="auto" w:sz="4" w:space="0"/>
+        <w:left w:val="single" w:color="auto" w:sz="4" w:space="0"/>
+        <w:bottom w:val="single" w:color="auto" w:sz="4" w:space="0"/>
+        <w:right w:val="single" w:color="auto" w:sz="4" w:space="0"/>
+        <w:insideH w:val="single" w:color="auto" w:sz="4" w:space="0"/>
+        <w:insideV w:val="single" w:color="auto" w:sz="4" w:space="0"/>
       </w:tblBorders>
     </w:tblPr>
   </w:style>
-  <w:style w:type="character" w:styleId="Strong">
+  <w:style w:type="character" w:styleId="23">
     <w:name w:val="Strong"/>
-    <w:basedOn w:val="DefaultParagraphFont"/>
+    <w:basedOn w:val="22"/>
     <w:qFormat/>
+    <w:uiPriority w:val="0"/>
     <w:rPr>
       <w:b/>
     </w:rPr>
   </w:style>
-  <w:style w:type="table" w:customStyle="1" w:styleId="TableNormal0">
+  <w:style w:type="table" w:customStyle="1" w:styleId="24">
     <w:name w:val="Table Normal_0"/>
     <w:semiHidden/>
     <w:unhideWhenUsed/>
     <w:qFormat/>
+    <w:uiPriority w:val="0"/>
     <w:tblPr>
       <w:tblCellMar>
         <w:top w:w="0" w:type="dxa"/>
@@ -8557,82 +8673,88 @@
       </w:tblCellMar>
     </w:tblPr>
   </w:style>
-  <w:style w:type="paragraph" w:customStyle="1" w:styleId="TableText">
+  <w:style w:type="paragraph" w:customStyle="1" w:styleId="25">
     <w:name w:val="Table Text"/>
-    <w:basedOn w:val="Normal"/>
+    <w:basedOn w:val="1"/>
     <w:semiHidden/>
     <w:qFormat/>
+    <w:uiPriority w:val="0"/>
     <w:rPr>
-      <w:rFonts w:ascii="宋体" w:eastAsia="宋体" w:hAnsi="宋体" w:cs="宋体"/>
+      <w:rFonts w:ascii="宋体" w:hAnsi="宋体" w:eastAsia="宋体" w:cs="宋体"/>
       <w:sz w:val="21"/>
       <w:szCs w:val="21"/>
       <w:lang w:val="en-US" w:eastAsia="en-US" w:bidi="ar-SA"/>
     </w:rPr>
   </w:style>
-  <w:style w:type="paragraph" w:customStyle="1" w:styleId="1">
+  <w:style w:type="paragraph" w:customStyle="1" w:styleId="26">
     <w:name w:val="柴_标题1"/>
-    <w:basedOn w:val="Heading1"/>
-    <w:next w:val="a"/>
-    <w:link w:val="1Char"/>
+    <w:basedOn w:val="2"/>
+    <w:next w:val="27"/>
+    <w:link w:val="39"/>
     <w:qFormat/>
+    <w:uiPriority w:val="0"/>
     <w:pPr>
       <w:spacing w:before="100" w:after="90" w:line="360" w:lineRule="auto"/>
     </w:pPr>
     <w:rPr>
-      <w:rFonts w:ascii="Arial" w:eastAsia="宋体" w:hAnsi="Arial"/>
+      <w:rFonts w:ascii="Arial" w:hAnsi="Arial" w:eastAsia="宋体"/>
       <w:sz w:val="32"/>
     </w:rPr>
   </w:style>
-  <w:style w:type="paragraph" w:customStyle="1" w:styleId="a">
+  <w:style w:type="paragraph" w:customStyle="1" w:styleId="27">
     <w:name w:val="柴_正文"/>
-    <w:basedOn w:val="BodyText"/>
-    <w:link w:val="Char"/>
+    <w:basedOn w:val="12"/>
+    <w:link w:val="42"/>
     <w:qFormat/>
+    <w:uiPriority w:val="0"/>
     <w:pPr>
       <w:spacing w:line="360" w:lineRule="auto"/>
       <w:ind w:firstLine="470" w:firstLineChars="200"/>
     </w:pPr>
     <w:rPr>
-      <w:rFonts w:ascii="Arial" w:eastAsia="宋体" w:hAnsi="Arial"/>
+      <w:rFonts w:ascii="Arial" w:hAnsi="Arial" w:eastAsia="宋体"/>
       <w:sz w:val="24"/>
       <w:lang w:eastAsia="zh-CN"/>
     </w:rPr>
   </w:style>
-  <w:style w:type="paragraph" w:customStyle="1" w:styleId="2">
+  <w:style w:type="paragraph" w:customStyle="1" w:styleId="28">
     <w:name w:val="柴_标题2"/>
-    <w:basedOn w:val="Heading2"/>
-    <w:next w:val="a"/>
-    <w:link w:val="2Char"/>
+    <w:basedOn w:val="3"/>
+    <w:next w:val="27"/>
+    <w:link w:val="31"/>
     <w:qFormat/>
+    <w:uiPriority w:val="0"/>
     <w:pPr>
       <w:spacing w:line="360" w:lineRule="auto"/>
     </w:pPr>
     <w:rPr>
-      <w:rFonts w:ascii="Arial" w:eastAsia="宋体" w:hAnsi="Arial"/>
+      <w:rFonts w:ascii="Arial" w:hAnsi="Arial" w:eastAsia="宋体"/>
       <w:sz w:val="28"/>
     </w:rPr>
   </w:style>
-  <w:style w:type="paragraph" w:customStyle="1" w:styleId="3">
+  <w:style w:type="paragraph" w:customStyle="1" w:styleId="29">
     <w:name w:val="柴_标题3"/>
-    <w:basedOn w:val="Heading3"/>
-    <w:next w:val="a"/>
+    <w:basedOn w:val="4"/>
+    <w:next w:val="27"/>
     <w:qFormat/>
+    <w:uiPriority w:val="0"/>
     <w:pPr>
       <w:spacing w:line="360" w:lineRule="auto"/>
       <w:ind w:left="0" w:firstLine="472" w:firstLineChars="200"/>
     </w:pPr>
     <w:rPr>
-      <w:rFonts w:ascii="宋体" w:eastAsia="宋体" w:hAnsi="宋体" w:cs="宋体"/>
+      <w:rFonts w:ascii="宋体" w:hAnsi="宋体" w:eastAsia="宋体" w:cs="宋体"/>
       <w:spacing w:val="-2"/>
       <w:sz w:val="24"/>
       <w:szCs w:val="24"/>
     </w:rPr>
   </w:style>
-  <w:style w:type="paragraph" w:customStyle="1" w:styleId="a0">
+  <w:style w:type="paragraph" w:customStyle="1" w:styleId="30">
     <w:name w:val="柴_目录"/>
-    <w:basedOn w:val="Normal"/>
-    <w:next w:val="BodyText"/>
+    <w:basedOn w:val="1"/>
+    <w:next w:val="12"/>
     <w:qFormat/>
+    <w:uiPriority w:val="0"/>
     <w:pPr>
       <w:tabs>
         <w:tab w:val="right" w:leader="dot" w:pos="8442"/>
@@ -8640,98 +8762,106 @@
       <w:ind w:left="0" w:leftChars="0"/>
     </w:pPr>
     <w:rPr>
-      <w:rFonts w:ascii="Arial" w:eastAsia="Microsoft JhengHei" w:hAnsi="Arial"/>
+      <w:rFonts w:ascii="Arial" w:hAnsi="Arial" w:eastAsia="Microsoft JhengHei"/>
       <w:sz w:val="24"/>
     </w:rPr>
   </w:style>
-  <w:style w:type="character" w:customStyle="1" w:styleId="2Char">
+  <w:style w:type="character" w:customStyle="1" w:styleId="31">
     <w:name w:val="柴_标题2 Char"/>
-    <w:link w:val="2"/>
+    <w:link w:val="28"/>
     <w:qFormat/>
+    <w:uiPriority w:val="0"/>
     <w:rPr>
-      <w:rFonts w:ascii="Arial" w:eastAsia="宋体" w:hAnsi="Arial"/>
+      <w:rFonts w:ascii="Arial" w:hAnsi="Arial" w:eastAsia="宋体"/>
       <w:sz w:val="28"/>
     </w:rPr>
   </w:style>
-  <w:style w:type="paragraph" w:customStyle="1" w:styleId="a1">
+  <w:style w:type="paragraph" w:customStyle="1" w:styleId="32">
     <w:name w:val="柴_公司名"/>
-    <w:basedOn w:val="Title"/>
+    <w:basedOn w:val="19"/>
     <w:qFormat/>
+    <w:uiPriority w:val="0"/>
     <w:pPr>
       <w:spacing w:after="600" w:afterLines="600"/>
     </w:pPr>
     <w:rPr>
-      <w:rFonts w:ascii="宋体" w:eastAsia="宋体" w:hAnsi="宋体" w:cs="宋体" w:hint="eastAsia"/>
+      <w:rFonts w:hint="eastAsia" w:ascii="宋体" w:hAnsi="宋体" w:eastAsia="宋体" w:cs="宋体"/>
       <w:bCs/>
       <w:spacing w:val="-6"/>
       <w:sz w:val="52"/>
       <w:szCs w:val="52"/>
     </w:rPr>
   </w:style>
-  <w:style w:type="paragraph" w:customStyle="1" w:styleId="a2">
+  <w:style w:type="paragraph" w:customStyle="1" w:styleId="33">
     <w:name w:val="柴_文档名"/>
-    <w:basedOn w:val="Title"/>
+    <w:basedOn w:val="19"/>
     <w:qFormat/>
+    <w:uiPriority w:val="0"/>
     <w:pPr>
       <w:spacing w:after="900" w:afterLines="900"/>
     </w:pPr>
     <w:rPr>
-      <w:rFonts w:ascii="黑体" w:eastAsia="黑体" w:hAnsi="黑体" w:cs="黑体"/>
+      <w:rFonts w:ascii="黑体" w:hAnsi="黑体" w:eastAsia="黑体" w:cs="黑体"/>
       <w:bCs/>
       <w:spacing w:val="-7"/>
       <w:sz w:val="52"/>
       <w:szCs w:val="52"/>
     </w:rPr>
   </w:style>
-  <w:style w:type="paragraph" w:customStyle="1" w:styleId="WPSOffice1">
+  <w:style w:type="paragraph" w:customStyle="1" w:styleId="34">
     <w:name w:val="WPSOffice手动目录 1"/>
     <w:qFormat/>
+    <w:uiPriority w:val="0"/>
     <w:pPr>
       <w:ind w:leftChars="0"/>
     </w:pPr>
     <w:rPr>
-      <w:rFonts w:ascii="Times New Roman" w:eastAsia="宋体" w:hAnsi="Times New Roman" w:cs="Times New Roman"/>
+      <w:rFonts w:ascii="Times New Roman" w:hAnsi="Times New Roman" w:eastAsia="宋体" w:cs="Times New Roman"/>
       <w:sz w:val="20"/>
       <w:szCs w:val="20"/>
     </w:rPr>
   </w:style>
-  <w:style w:type="paragraph" w:customStyle="1" w:styleId="WPSOffice2">
+  <w:style w:type="paragraph" w:customStyle="1" w:styleId="35">
     <w:name w:val="WPSOffice手动目录 2"/>
     <w:qFormat/>
+    <w:uiPriority w:val="0"/>
     <w:pPr>
       <w:ind w:leftChars="200"/>
     </w:pPr>
     <w:rPr>
-      <w:rFonts w:ascii="Times New Roman" w:eastAsia="宋体" w:hAnsi="Times New Roman" w:cs="Times New Roman"/>
+      <w:rFonts w:ascii="Times New Roman" w:hAnsi="Times New Roman" w:eastAsia="宋体" w:cs="Times New Roman"/>
       <w:sz w:val="20"/>
       <w:szCs w:val="20"/>
     </w:rPr>
   </w:style>
-  <w:style w:type="paragraph" w:customStyle="1" w:styleId="WPSOffice3">
+  <w:style w:type="paragraph" w:customStyle="1" w:styleId="36">
     <w:name w:val="WPSOffice手动目录 3"/>
     <w:qFormat/>
+    <w:uiPriority w:val="0"/>
     <w:pPr>
       <w:ind w:leftChars="400"/>
     </w:pPr>
     <w:rPr>
-      <w:rFonts w:ascii="Times New Roman" w:eastAsia="宋体" w:hAnsi="Times New Roman" w:cs="Times New Roman"/>
+      <w:rFonts w:ascii="Times New Roman" w:hAnsi="Times New Roman" w:eastAsia="宋体" w:cs="Times New Roman"/>
       <w:sz w:val="20"/>
       <w:szCs w:val="20"/>
     </w:rPr>
   </w:style>
-  <w:style w:type="paragraph" w:customStyle="1" w:styleId="Compact">
+  <w:style w:type="paragraph" w:customStyle="1" w:styleId="37">
     <w:name w:val="Compact"/>
-    <w:basedOn w:val="BodyText"/>
+    <w:basedOn w:val="12"/>
     <w:qFormat/>
+    <w:uiPriority w:val="0"/>
     <w:pPr>
       <w:spacing w:before="36" w:after="36"/>
     </w:pPr>
   </w:style>
-  <w:style w:type="table" w:customStyle="1" w:styleId="Table">
+  <w:style w:type="table" w:customStyle="1" w:styleId="38">
     <w:name w:val="Table"/>
     <w:semiHidden/>
     <w:unhideWhenUsed/>
     <w:qFormat/>
+    <w:uiPriority w:val="0"/>
     <w:tblPr>
       <w:tblCellMar>
         <w:top w:w="0" w:type="dxa"/>
@@ -8743,25 +8873,27 @@
     <w:tblStylePr w:type="firstRow">
       <w:tcPr>
         <w:tcBorders>
-          <w:bottom w:val="single" w:sz="0" w:space="0" w:color="auto"/>
+          <w:bottom w:val="single" w:color="auto" w:sz="0" w:space="0"/>
         </w:tcBorders>
         <w:vAlign w:val="bottom"/>
       </w:tcPr>
     </w:tblStylePr>
   </w:style>
-  <w:style w:type="character" w:customStyle="1" w:styleId="1Char">
+  <w:style w:type="character" w:customStyle="1" w:styleId="39">
     <w:name w:val="柴_标题1 Char"/>
-    <w:link w:val="1"/>
+    <w:link w:val="26"/>
     <w:qFormat/>
+    <w:uiPriority w:val="0"/>
     <w:rPr>
-      <w:rFonts w:ascii="Arial" w:eastAsia="宋体" w:hAnsi="Arial"/>
+      <w:rFonts w:ascii="Arial" w:hAnsi="Arial" w:eastAsia="宋体"/>
       <w:sz w:val="32"/>
     </w:rPr>
   </w:style>
-  <w:style w:type="paragraph" w:customStyle="1" w:styleId="a3">
+  <w:style w:type="paragraph" w:customStyle="1" w:styleId="40">
     <w:name w:val="柴_正文_无缩进"/>
-    <w:basedOn w:val="Normal"/>
+    <w:basedOn w:val="1"/>
     <w:qFormat/>
+    <w:uiPriority w:val="0"/>
     <w:pPr>
       <w:ind w:firstLine="0" w:firstLineChars="0"/>
     </w:pPr>
@@ -8771,29 +8903,31 @@
       <w:lang w:eastAsia="zh-CN"/>
     </w:rPr>
   </w:style>
-  <w:style w:type="paragraph" w:customStyle="1" w:styleId="4">
+  <w:style w:type="paragraph" w:customStyle="1" w:styleId="41">
     <w:name w:val="柴_标题4"/>
-    <w:basedOn w:val="Heading4"/>
-    <w:next w:val="Normal"/>
+    <w:basedOn w:val="5"/>
+    <w:next w:val="1"/>
     <w:qFormat/>
+    <w:uiPriority w:val="0"/>
     <w:pPr>
       <w:widowControl w:val="0"/>
       <w:spacing w:before="160" w:line="360" w:lineRule="auto"/>
-      <w:ind w:left="981" w:hanging="862" w:leftChars="300"/>
+      <w:ind w:left="981" w:leftChars="300" w:hanging="862"/>
     </w:pPr>
     <w:rPr>
-      <w:rFonts w:ascii="Calibri" w:eastAsia="宋体" w:hAnsi="Calibri" w:cs="宋体" w:hint="eastAsia"/>
+      <w:rFonts w:hint="eastAsia" w:ascii="Calibri" w:hAnsi="Calibri" w:eastAsia="宋体" w:cs="宋体"/>
       <w:sz w:val="24"/>
       <w:szCs w:val="24"/>
       <w:lang w:eastAsia="zh-CN" w:bidi="zh-CN"/>
     </w:rPr>
   </w:style>
-  <w:style w:type="character" w:customStyle="1" w:styleId="Char">
+  <w:style w:type="character" w:customStyle="1" w:styleId="42">
     <w:name w:val="柴_正文 Char"/>
-    <w:link w:val="a"/>
+    <w:link w:val="27"/>
     <w:qFormat/>
+    <w:uiPriority w:val="0"/>
     <w:rPr>
-      <w:rFonts w:ascii="Arial" w:eastAsia="宋体" w:hAnsi="Arial"/>
+      <w:rFonts w:ascii="Arial" w:hAnsi="Arial" w:eastAsia="宋体"/>
       <w:sz w:val="24"/>
       <w:lang w:eastAsia="zh-CN"/>
     </w:rPr>

--- a/4.质量管理/1.流程制度规范类文件/040103-运维服务质量管理制度.docx
+++ b/4.质量管理/1.流程制度规范类文件/040103-运维服务质量管理制度.docx
@@ -13,7 +13,7 @@
         <w:pStyle w:val="32"/>
         <w:bidi w:val="0"/>
       </w:pPr>
-      <w:bookmarkStart w:id="0" w:name="_Toc24547"/>
+      <w:bookmarkStart w:id="0" w:name="_Toc16411"/>
       <w:r>
         <w:t>运维服务质量管理制度</w:t>
       </w:r>
@@ -24,7 +24,7 @@
         <w:pStyle w:val="33"/>
         <w:bidi w:val="0"/>
       </w:pPr>
-      <w:bookmarkStart w:id="1" w:name="_Toc13080"/>
+      <w:bookmarkStart w:id="1" w:name="_Toc21764"/>
       <w:r>
         <w:t>中达丰集团有限公司</w:t>
       </w:r>
@@ -76,7 +76,7 @@
           <w:szCs w:val="28"/>
         </w:rPr>
       </w:pPr>
-      <w:bookmarkStart w:id="2" w:name="_Toc26808"/>
+      <w:bookmarkStart w:id="2" w:name="_Toc26239"/>
       <w:r>
         <w:rPr>
           <w:rFonts w:ascii="宋体" w:hAnsi="宋体" w:eastAsia="宋体" w:cs="宋体"/>
@@ -1039,7 +1039,7 @@
               <w:rFonts w:ascii="Calibri" w:hAnsi="Calibri" w:eastAsia="Calibri" w:cs="Calibri"/>
               <w:szCs w:val="24"/>
             </w:rPr>
-            <w:instrText xml:space="preserve"> HYPERLINK \l _Toc24547 </w:instrText>
+            <w:instrText xml:space="preserve"> HYPERLINK \l _Toc16411 </w:instrText>
           </w:r>
           <w:r>
             <w:rPr>
@@ -1058,7 +1058,7 @@
             <w:fldChar w:fldCharType="begin"/>
           </w:r>
           <w:r>
-            <w:instrText xml:space="preserve"> PAGEREF _Toc24547 \h </w:instrText>
+            <w:instrText xml:space="preserve"> PAGEREF _Toc16411 \h </w:instrText>
           </w:r>
           <w:r>
             <w:fldChar w:fldCharType="separate"/>
@@ -1096,7 +1096,7 @@
               <w:rFonts w:ascii="Calibri" w:hAnsi="Calibri" w:eastAsia="Calibri" w:cs="Calibri"/>
               <w:szCs w:val="24"/>
             </w:rPr>
-            <w:instrText xml:space="preserve"> HYPERLINK \l _Toc13080 </w:instrText>
+            <w:instrText xml:space="preserve"> HYPERLINK \l _Toc21764 </w:instrText>
           </w:r>
           <w:r>
             <w:rPr>
@@ -1115,7 +1115,7 @@
             <w:fldChar w:fldCharType="begin"/>
           </w:r>
           <w:r>
-            <w:instrText xml:space="preserve"> PAGEREF _Toc13080 \h </w:instrText>
+            <w:instrText xml:space="preserve"> PAGEREF _Toc21764 \h </w:instrText>
           </w:r>
           <w:r>
             <w:fldChar w:fldCharType="separate"/>
@@ -1153,7 +1153,7 @@
               <w:rFonts w:ascii="Calibri" w:hAnsi="Calibri" w:eastAsia="Calibri" w:cs="Calibri"/>
               <w:szCs w:val="24"/>
             </w:rPr>
-            <w:instrText xml:space="preserve"> HYPERLINK \l _Toc26808 </w:instrText>
+            <w:instrText xml:space="preserve"> HYPERLINK \l _Toc26239 </w:instrText>
           </w:r>
           <w:r>
             <w:rPr>
@@ -1177,7 +1177,7 @@
             <w:fldChar w:fldCharType="begin"/>
           </w:r>
           <w:r>
-            <w:instrText xml:space="preserve"> PAGEREF _Toc26808 \h </w:instrText>
+            <w:instrText xml:space="preserve"> PAGEREF _Toc26239 \h </w:instrText>
           </w:r>
           <w:r>
             <w:fldChar w:fldCharType="separate"/>
@@ -1215,7 +1215,7 @@
               <w:rFonts w:ascii="Calibri" w:hAnsi="Calibri" w:eastAsia="Calibri" w:cs="Calibri"/>
               <w:szCs w:val="24"/>
             </w:rPr>
-            <w:instrText xml:space="preserve"> HYPERLINK \l _Toc14161 </w:instrText>
+            <w:instrText xml:space="preserve"> HYPERLINK \l _Toc4507 </w:instrText>
           </w:r>
           <w:r>
             <w:rPr>
@@ -1240,7 +1240,7 @@
             <w:fldChar w:fldCharType="begin"/>
           </w:r>
           <w:r>
-            <w:instrText xml:space="preserve"> PAGEREF _Toc14161 \h </w:instrText>
+            <w:instrText xml:space="preserve"> PAGEREF _Toc4507 \h </w:instrText>
           </w:r>
           <w:r>
             <w:fldChar w:fldCharType="separate"/>
@@ -1278,7 +1278,7 @@
               <w:rFonts w:ascii="Calibri" w:hAnsi="Calibri" w:eastAsia="Calibri" w:cs="Calibri"/>
               <w:szCs w:val="24"/>
             </w:rPr>
-            <w:instrText xml:space="preserve"> HYPERLINK \l _Toc17807 </w:instrText>
+            <w:instrText xml:space="preserve"> HYPERLINK \l _Toc16655 </w:instrText>
           </w:r>
           <w:r>
             <w:rPr>
@@ -1303,7 +1303,7 @@
             <w:fldChar w:fldCharType="begin"/>
           </w:r>
           <w:r>
-            <w:instrText xml:space="preserve"> PAGEREF _Toc17807 \h </w:instrText>
+            <w:instrText xml:space="preserve"> PAGEREF _Toc16655 \h </w:instrText>
           </w:r>
           <w:r>
             <w:fldChar w:fldCharType="separate"/>
@@ -1341,7 +1341,7 @@
               <w:rFonts w:ascii="Calibri" w:hAnsi="Calibri" w:eastAsia="Calibri" w:cs="Calibri"/>
               <w:szCs w:val="24"/>
             </w:rPr>
-            <w:instrText xml:space="preserve"> HYPERLINK \l _Toc4967 </w:instrText>
+            <w:instrText xml:space="preserve"> HYPERLINK \l _Toc29194 </w:instrText>
           </w:r>
           <w:r>
             <w:rPr>
@@ -1366,7 +1366,7 @@
             <w:fldChar w:fldCharType="begin"/>
           </w:r>
           <w:r>
-            <w:instrText xml:space="preserve"> PAGEREF _Toc4967 \h </w:instrText>
+            <w:instrText xml:space="preserve"> PAGEREF _Toc29194 \h </w:instrText>
           </w:r>
           <w:r>
             <w:fldChar w:fldCharType="separate"/>
@@ -1404,7 +1404,7 @@
               <w:rFonts w:ascii="Calibri" w:hAnsi="Calibri" w:eastAsia="Calibri" w:cs="Calibri"/>
               <w:szCs w:val="24"/>
             </w:rPr>
-            <w:instrText xml:space="preserve"> HYPERLINK \l _Toc19481 </w:instrText>
+            <w:instrText xml:space="preserve"> HYPERLINK \l _Toc27654 </w:instrText>
           </w:r>
           <w:r>
             <w:rPr>
@@ -1429,7 +1429,7 @@
             <w:fldChar w:fldCharType="begin"/>
           </w:r>
           <w:r>
-            <w:instrText xml:space="preserve"> PAGEREF _Toc19481 \h </w:instrText>
+            <w:instrText xml:space="preserve"> PAGEREF _Toc27654 \h </w:instrText>
           </w:r>
           <w:r>
             <w:fldChar w:fldCharType="separate"/>
@@ -1467,7 +1467,7 @@
               <w:rFonts w:ascii="Calibri" w:hAnsi="Calibri" w:eastAsia="Calibri" w:cs="Calibri"/>
               <w:szCs w:val="24"/>
             </w:rPr>
-            <w:instrText xml:space="preserve"> HYPERLINK \l _Toc22407 </w:instrText>
+            <w:instrText xml:space="preserve"> HYPERLINK \l _Toc13944 </w:instrText>
           </w:r>
           <w:r>
             <w:rPr>
@@ -1492,7 +1492,7 @@
             <w:fldChar w:fldCharType="begin"/>
           </w:r>
           <w:r>
-            <w:instrText xml:space="preserve"> PAGEREF _Toc22407 \h </w:instrText>
+            <w:instrText xml:space="preserve"> PAGEREF _Toc13944 \h </w:instrText>
           </w:r>
           <w:r>
             <w:fldChar w:fldCharType="separate"/>
@@ -1530,7 +1530,7 @@
               <w:rFonts w:ascii="Calibri" w:hAnsi="Calibri" w:eastAsia="Calibri" w:cs="Calibri"/>
               <w:szCs w:val="24"/>
             </w:rPr>
-            <w:instrText xml:space="preserve"> HYPERLINK \l _Toc32 </w:instrText>
+            <w:instrText xml:space="preserve"> HYPERLINK \l _Toc20575 </w:instrText>
           </w:r>
           <w:r>
             <w:rPr>
@@ -1554,7 +1554,7 @@
             <w:fldChar w:fldCharType="begin"/>
           </w:r>
           <w:r>
-            <w:instrText xml:space="preserve"> PAGEREF _Toc32 \h </w:instrText>
+            <w:instrText xml:space="preserve"> PAGEREF _Toc20575 \h </w:instrText>
           </w:r>
           <w:r>
             <w:fldChar w:fldCharType="separate"/>
@@ -1592,7 +1592,7 @@
               <w:rFonts w:ascii="Calibri" w:hAnsi="Calibri" w:eastAsia="Calibri" w:cs="Calibri"/>
               <w:szCs w:val="24"/>
             </w:rPr>
-            <w:instrText xml:space="preserve"> HYPERLINK \l _Toc9050 </w:instrText>
+            <w:instrText xml:space="preserve"> HYPERLINK \l _Toc28575 </w:instrText>
           </w:r>
           <w:r>
             <w:rPr>
@@ -1617,7 +1617,7 @@
             <w:fldChar w:fldCharType="begin"/>
           </w:r>
           <w:r>
-            <w:instrText xml:space="preserve"> PAGEREF _Toc9050 \h </w:instrText>
+            <w:instrText xml:space="preserve"> PAGEREF _Toc28575 \h </w:instrText>
           </w:r>
           <w:r>
             <w:fldChar w:fldCharType="separate"/>
@@ -1655,7 +1655,7 @@
               <w:rFonts w:ascii="Calibri" w:hAnsi="Calibri" w:eastAsia="Calibri" w:cs="Calibri"/>
               <w:szCs w:val="24"/>
             </w:rPr>
-            <w:instrText xml:space="preserve"> HYPERLINK \l _Toc10638 </w:instrText>
+            <w:instrText xml:space="preserve"> HYPERLINK \l _Toc241 </w:instrText>
           </w:r>
           <w:r>
             <w:rPr>
@@ -1680,7 +1680,7 @@
             <w:fldChar w:fldCharType="begin"/>
           </w:r>
           <w:r>
-            <w:instrText xml:space="preserve"> PAGEREF _Toc10638 \h </w:instrText>
+            <w:instrText xml:space="preserve"> PAGEREF _Toc241 \h </w:instrText>
           </w:r>
           <w:r>
             <w:fldChar w:fldCharType="separate"/>
@@ -1718,7 +1718,7 @@
               <w:rFonts w:ascii="Calibri" w:hAnsi="Calibri" w:eastAsia="Calibri" w:cs="Calibri"/>
               <w:szCs w:val="24"/>
             </w:rPr>
-            <w:instrText xml:space="preserve"> HYPERLINK \l _Toc12926 </w:instrText>
+            <w:instrText xml:space="preserve"> HYPERLINK \l _Toc7671 </w:instrText>
           </w:r>
           <w:r>
             <w:rPr>
@@ -1743,7 +1743,7 @@
             <w:fldChar w:fldCharType="begin"/>
           </w:r>
           <w:r>
-            <w:instrText xml:space="preserve"> PAGEREF _Toc12926 \h </w:instrText>
+            <w:instrText xml:space="preserve"> PAGEREF _Toc7671 \h </w:instrText>
           </w:r>
           <w:r>
             <w:fldChar w:fldCharType="separate"/>
@@ -1781,7 +1781,7 @@
               <w:rFonts w:ascii="Calibri" w:hAnsi="Calibri" w:eastAsia="Calibri" w:cs="Calibri"/>
               <w:szCs w:val="24"/>
             </w:rPr>
-            <w:instrText xml:space="preserve"> HYPERLINK \l _Toc17272 </w:instrText>
+            <w:instrText xml:space="preserve"> HYPERLINK \l _Toc14692 </w:instrText>
           </w:r>
           <w:r>
             <w:rPr>
@@ -1806,7 +1806,7 @@
             <w:fldChar w:fldCharType="begin"/>
           </w:r>
           <w:r>
-            <w:instrText xml:space="preserve"> PAGEREF _Toc17272 \h </w:instrText>
+            <w:instrText xml:space="preserve"> PAGEREF _Toc14692 \h </w:instrText>
           </w:r>
           <w:r>
             <w:fldChar w:fldCharType="separate"/>
@@ -1844,7 +1844,7 @@
               <w:rFonts w:ascii="Calibri" w:hAnsi="Calibri" w:eastAsia="Calibri" w:cs="Calibri"/>
               <w:szCs w:val="24"/>
             </w:rPr>
-            <w:instrText xml:space="preserve"> HYPERLINK \l _Toc20957 </w:instrText>
+            <w:instrText xml:space="preserve"> HYPERLINK \l _Toc8013 </w:instrText>
           </w:r>
           <w:r>
             <w:rPr>
@@ -1869,7 +1869,7 @@
             <w:fldChar w:fldCharType="begin"/>
           </w:r>
           <w:r>
-            <w:instrText xml:space="preserve"> PAGEREF _Toc20957 \h </w:instrText>
+            <w:instrText xml:space="preserve"> PAGEREF _Toc8013 \h </w:instrText>
           </w:r>
           <w:r>
             <w:fldChar w:fldCharType="separate"/>
@@ -1907,7 +1907,7 @@
               <w:rFonts w:ascii="Calibri" w:hAnsi="Calibri" w:eastAsia="Calibri" w:cs="Calibri"/>
               <w:szCs w:val="24"/>
             </w:rPr>
-            <w:instrText xml:space="preserve"> HYPERLINK \l _Toc21668 </w:instrText>
+            <w:instrText xml:space="preserve"> HYPERLINK \l _Toc22004 </w:instrText>
           </w:r>
           <w:r>
             <w:rPr>
@@ -1932,7 +1932,7 @@
             <w:fldChar w:fldCharType="begin"/>
           </w:r>
           <w:r>
-            <w:instrText xml:space="preserve"> PAGEREF _Toc21668 \h </w:instrText>
+            <w:instrText xml:space="preserve"> PAGEREF _Toc22004 \h </w:instrText>
           </w:r>
           <w:r>
             <w:fldChar w:fldCharType="separate"/>
@@ -1970,7 +1970,7 @@
               <w:rFonts w:ascii="Calibri" w:hAnsi="Calibri" w:eastAsia="Calibri" w:cs="Calibri"/>
               <w:szCs w:val="24"/>
             </w:rPr>
-            <w:instrText xml:space="preserve"> HYPERLINK \l _Toc11424 </w:instrText>
+            <w:instrText xml:space="preserve"> HYPERLINK \l _Toc1545 </w:instrText>
           </w:r>
           <w:r>
             <w:rPr>
@@ -1995,7 +1995,7 @@
             <w:fldChar w:fldCharType="begin"/>
           </w:r>
           <w:r>
-            <w:instrText xml:space="preserve"> PAGEREF _Toc11424 \h </w:instrText>
+            <w:instrText xml:space="preserve"> PAGEREF _Toc1545 \h </w:instrText>
           </w:r>
           <w:r>
             <w:fldChar w:fldCharType="separate"/>
@@ -2033,7 +2033,7 @@
               <w:rFonts w:ascii="Calibri" w:hAnsi="Calibri" w:eastAsia="Calibri" w:cs="Calibri"/>
               <w:szCs w:val="24"/>
             </w:rPr>
-            <w:instrText xml:space="preserve"> HYPERLINK \l _Toc1320 </w:instrText>
+            <w:instrText xml:space="preserve"> HYPERLINK \l _Toc4632 </w:instrText>
           </w:r>
           <w:r>
             <w:rPr>
@@ -2058,7 +2058,7 @@
             <w:fldChar w:fldCharType="begin"/>
           </w:r>
           <w:r>
-            <w:instrText xml:space="preserve"> PAGEREF _Toc1320 \h </w:instrText>
+            <w:instrText xml:space="preserve"> PAGEREF _Toc4632 \h </w:instrText>
           </w:r>
           <w:r>
             <w:fldChar w:fldCharType="separate"/>
@@ -2096,7 +2096,7 @@
               <w:rFonts w:ascii="Calibri" w:hAnsi="Calibri" w:eastAsia="Calibri" w:cs="Calibri"/>
               <w:szCs w:val="24"/>
             </w:rPr>
-            <w:instrText xml:space="preserve"> HYPERLINK \l _Toc5582 </w:instrText>
+            <w:instrText xml:space="preserve"> HYPERLINK \l _Toc4018 </w:instrText>
           </w:r>
           <w:r>
             <w:rPr>
@@ -2121,7 +2121,7 @@
             <w:fldChar w:fldCharType="begin"/>
           </w:r>
           <w:r>
-            <w:instrText xml:space="preserve"> PAGEREF _Toc5582 \h </w:instrText>
+            <w:instrText xml:space="preserve"> PAGEREF _Toc4018 \h </w:instrText>
           </w:r>
           <w:r>
             <w:fldChar w:fldCharType="separate"/>
@@ -2159,7 +2159,7 @@
               <w:rFonts w:ascii="Calibri" w:hAnsi="Calibri" w:eastAsia="Calibri" w:cs="Calibri"/>
               <w:szCs w:val="24"/>
             </w:rPr>
-            <w:instrText xml:space="preserve"> HYPERLINK \l _Toc8720 </w:instrText>
+            <w:instrText xml:space="preserve"> HYPERLINK \l _Toc3458 </w:instrText>
           </w:r>
           <w:r>
             <w:rPr>
@@ -2184,7 +2184,7 @@
             <w:fldChar w:fldCharType="begin"/>
           </w:r>
           <w:r>
-            <w:instrText xml:space="preserve"> PAGEREF _Toc8720 \h </w:instrText>
+            <w:instrText xml:space="preserve"> PAGEREF _Toc3458 \h </w:instrText>
           </w:r>
           <w:r>
             <w:fldChar w:fldCharType="separate"/>
@@ -2222,7 +2222,7 @@
               <w:rFonts w:ascii="Calibri" w:hAnsi="Calibri" w:eastAsia="Calibri" w:cs="Calibri"/>
               <w:szCs w:val="24"/>
             </w:rPr>
-            <w:instrText xml:space="preserve"> HYPERLINK \l _Toc23515 </w:instrText>
+            <w:instrText xml:space="preserve"> HYPERLINK \l _Toc23657 </w:instrText>
           </w:r>
           <w:r>
             <w:rPr>
@@ -2247,7 +2247,7 @@
             <w:fldChar w:fldCharType="begin"/>
           </w:r>
           <w:r>
-            <w:instrText xml:space="preserve"> PAGEREF _Toc23515 \h </w:instrText>
+            <w:instrText xml:space="preserve"> PAGEREF _Toc23657 \h </w:instrText>
           </w:r>
           <w:r>
             <w:fldChar w:fldCharType="separate"/>
@@ -2285,7 +2285,7 @@
               <w:rFonts w:ascii="Calibri" w:hAnsi="Calibri" w:eastAsia="Calibri" w:cs="Calibri"/>
               <w:szCs w:val="24"/>
             </w:rPr>
-            <w:instrText xml:space="preserve"> HYPERLINK \l _Toc1843 </w:instrText>
+            <w:instrText xml:space="preserve"> HYPERLINK \l _Toc21022 </w:instrText>
           </w:r>
           <w:r>
             <w:rPr>
@@ -2310,7 +2310,7 @@
             <w:fldChar w:fldCharType="begin"/>
           </w:r>
           <w:r>
-            <w:instrText xml:space="preserve"> PAGEREF _Toc1843 \h </w:instrText>
+            <w:instrText xml:space="preserve"> PAGEREF _Toc21022 \h </w:instrText>
           </w:r>
           <w:r>
             <w:fldChar w:fldCharType="separate"/>
@@ -2348,7 +2348,7 @@
               <w:rFonts w:ascii="Calibri" w:hAnsi="Calibri" w:eastAsia="Calibri" w:cs="Calibri"/>
               <w:szCs w:val="24"/>
             </w:rPr>
-            <w:instrText xml:space="preserve"> HYPERLINK \l _Toc23985 </w:instrText>
+            <w:instrText xml:space="preserve"> HYPERLINK \l _Toc22392 </w:instrText>
           </w:r>
           <w:r>
             <w:rPr>
@@ -2373,7 +2373,7 @@
             <w:fldChar w:fldCharType="begin"/>
           </w:r>
           <w:r>
-            <w:instrText xml:space="preserve"> PAGEREF _Toc23985 \h </w:instrText>
+            <w:instrText xml:space="preserve"> PAGEREF _Toc22392 \h </w:instrText>
           </w:r>
           <w:r>
             <w:fldChar w:fldCharType="separate"/>
@@ -2411,7 +2411,7 @@
               <w:rFonts w:ascii="Calibri" w:hAnsi="Calibri" w:eastAsia="Calibri" w:cs="Calibri"/>
               <w:szCs w:val="24"/>
             </w:rPr>
-            <w:instrText xml:space="preserve"> HYPERLINK \l _Toc26774 </w:instrText>
+            <w:instrText xml:space="preserve"> HYPERLINK \l _Toc10990 </w:instrText>
           </w:r>
           <w:r>
             <w:rPr>
@@ -2436,7 +2436,7 @@
             <w:fldChar w:fldCharType="begin"/>
           </w:r>
           <w:r>
-            <w:instrText xml:space="preserve"> PAGEREF _Toc26774 \h </w:instrText>
+            <w:instrText xml:space="preserve"> PAGEREF _Toc10990 \h </w:instrText>
           </w:r>
           <w:r>
             <w:fldChar w:fldCharType="separate"/>
@@ -2474,7 +2474,7 @@
               <w:rFonts w:ascii="Calibri" w:hAnsi="Calibri" w:eastAsia="Calibri" w:cs="Calibri"/>
               <w:szCs w:val="24"/>
             </w:rPr>
-            <w:instrText xml:space="preserve"> HYPERLINK \l _Toc5368 </w:instrText>
+            <w:instrText xml:space="preserve"> HYPERLINK \l _Toc299 </w:instrText>
           </w:r>
           <w:r>
             <w:rPr>
@@ -2499,7 +2499,7 @@
             <w:fldChar w:fldCharType="begin"/>
           </w:r>
           <w:r>
-            <w:instrText xml:space="preserve"> PAGEREF _Toc5368 \h </w:instrText>
+            <w:instrText xml:space="preserve"> PAGEREF _Toc299 \h </w:instrText>
           </w:r>
           <w:r>
             <w:fldChar w:fldCharType="separate"/>
@@ -2537,7 +2537,7 @@
               <w:rFonts w:ascii="Calibri" w:hAnsi="Calibri" w:eastAsia="Calibri" w:cs="Calibri"/>
               <w:szCs w:val="24"/>
             </w:rPr>
-            <w:instrText xml:space="preserve"> HYPERLINK \l _Toc21 </w:instrText>
+            <w:instrText xml:space="preserve"> HYPERLINK \l _Toc23298 </w:instrText>
           </w:r>
           <w:r>
             <w:rPr>
@@ -2562,7 +2562,7 @@
             <w:fldChar w:fldCharType="begin"/>
           </w:r>
           <w:r>
-            <w:instrText xml:space="preserve"> PAGEREF _Toc21 \h </w:instrText>
+            <w:instrText xml:space="preserve"> PAGEREF _Toc23298 \h </w:instrText>
           </w:r>
           <w:r>
             <w:fldChar w:fldCharType="separate"/>
@@ -2628,7 +2628,7 @@
         <w:pStyle w:val="26"/>
         <w:bidi w:val="0"/>
       </w:pPr>
-      <w:bookmarkStart w:id="3" w:name="_Toc14161"/>
+      <w:bookmarkStart w:id="3" w:name="_Toc4507"/>
       <w:r>
         <w:t>目的</w:t>
       </w:r>
@@ -2636,63 +2636,11 @@
     </w:p>
     <w:p>
       <w:pPr>
-        <w:keepNext w:val="0"/>
-        <w:keepLines w:val="0"/>
-        <w:pageBreakBefore w:val="0"/>
-        <w:widowControl/>
-        <w:kinsoku w:val="0"/>
-        <w:wordWrap/>
-        <w:overflowPunct/>
-        <w:topLinePunct w:val="0"/>
-        <w:autoSpaceDE w:val="0"/>
-        <w:autoSpaceDN w:val="0"/>
+        <w:pStyle w:val="27"/>
         <w:bidi w:val="0"/>
-        <w:adjustRightInd w:val="0"/>
-        <w:snapToGrid w:val="0"/>
-        <w:spacing w:line="360" w:lineRule="auto"/>
-        <w:ind w:left="0" w:right="0" w:firstLine="476" w:firstLineChars="200"/>
-        <w:jc w:val="both"/>
-        <w:textAlignment w:val="baseline"/>
-        <w:rPr>
-          <w:rFonts w:ascii="宋体" w:hAnsi="宋体" w:eastAsia="宋体" w:cs="宋体"/>
-          <w:sz w:val="24"/>
-          <w:szCs w:val="24"/>
-        </w:rPr>
-      </w:pPr>
-      <w:r>
-        <w:rPr>
-          <w:rFonts w:ascii="宋体" w:hAnsi="宋体" w:eastAsia="宋体" w:cs="宋体"/>
-          <w:spacing w:val="-1"/>
-          <w:sz w:val="24"/>
-          <w:szCs w:val="24"/>
-        </w:rPr>
-        <w:t>为确保公司提供的运维服务满足客户所需的服务质量，寻找公司服务实施</w:t>
-      </w:r>
-      <w:r>
-        <w:rPr>
-          <w:rFonts w:ascii="宋体" w:hAnsi="宋体" w:eastAsia="宋体" w:cs="宋体"/>
-          <w:sz w:val="24"/>
-          <w:szCs w:val="24"/>
-        </w:rPr>
-        <w:t>过程中存在的问题和缺陷，为服务改进活动的有效</w:t>
-      </w:r>
-      <w:r>
-        <w:rPr>
-          <w:rFonts w:ascii="宋体" w:hAnsi="宋体" w:eastAsia="宋体" w:cs="宋体"/>
-          <w:spacing w:val="-1"/>
-          <w:sz w:val="24"/>
-          <w:szCs w:val="24"/>
-        </w:rPr>
-        <w:t>实施提供目标和方向，保证</w:t>
-      </w:r>
-      <w:r>
-        <w:rPr>
-          <w:rFonts w:ascii="宋体" w:hAnsi="宋体" w:eastAsia="宋体" w:cs="宋体"/>
-          <w:spacing w:val="-2"/>
-          <w:sz w:val="24"/>
-          <w:szCs w:val="24"/>
-        </w:rPr>
-        <w:t>组织的服务质量稳定可控并持续提升，特制订本制度。</w:t>
+      </w:pPr>
+      <w:r>
+        <w:t>为确保公司提供的运维服务满足客户所需的服务质量，寻找公司服务实施过程中存在的问题和缺陷，为服务改进活动的有效实施提供目标和方向，保证组织的服务质量稳定可控并持续提升，特制订本制度。</w:t>
       </w:r>
     </w:p>
     <w:p>
@@ -2700,7 +2648,7 @@
         <w:pStyle w:val="26"/>
         <w:bidi w:val="0"/>
       </w:pPr>
-      <w:bookmarkStart w:id="4" w:name="_Toc17807"/>
+      <w:bookmarkStart w:id="4" w:name="_Toc16655"/>
       <w:r>
         <w:t>适用范围</w:t>
       </w:r>
@@ -2708,35 +2656,10 @@
     </w:p>
     <w:p>
       <w:pPr>
-        <w:keepNext w:val="0"/>
-        <w:keepLines w:val="0"/>
-        <w:pageBreakBefore w:val="0"/>
-        <w:widowControl/>
-        <w:kinsoku w:val="0"/>
-        <w:wordWrap/>
-        <w:overflowPunct/>
-        <w:topLinePunct w:val="0"/>
-        <w:autoSpaceDE w:val="0"/>
-        <w:autoSpaceDN w:val="0"/>
+        <w:pStyle w:val="27"/>
         <w:bidi w:val="0"/>
-        <w:adjustRightInd w:val="0"/>
-        <w:snapToGrid w:val="0"/>
-        <w:spacing w:line="360" w:lineRule="auto"/>
-        <w:ind w:left="0" w:right="0" w:firstLine="480" w:firstLineChars="200"/>
-        <w:jc w:val="both"/>
-        <w:textAlignment w:val="baseline"/>
-        <w:rPr>
-          <w:rFonts w:ascii="宋体" w:hAnsi="宋体" w:eastAsia="宋体" w:cs="宋体"/>
-          <w:sz w:val="24"/>
-          <w:szCs w:val="24"/>
-        </w:rPr>
-      </w:pPr>
-      <w:r>
-        <w:rPr>
-          <w:rFonts w:ascii="宋体" w:hAnsi="宋体" w:eastAsia="宋体" w:cs="宋体"/>
-          <w:sz w:val="24"/>
-          <w:szCs w:val="24"/>
-        </w:rPr>
+      </w:pPr>
+      <w:r>
         <w:t>本程序适用于中达丰集团有限公司运维服务业务，用于服务实施全过程的检查与审计。</w:t>
       </w:r>
     </w:p>
@@ -2745,7 +2668,7 @@
         <w:pStyle w:val="26"/>
         <w:bidi w:val="0"/>
       </w:pPr>
-      <w:bookmarkStart w:id="5" w:name="_Toc4967"/>
+      <w:bookmarkStart w:id="5" w:name="_Toc29194"/>
       <w:r>
         <w:t>引用文件</w:t>
       </w:r>
@@ -2753,487 +2676,91 @@
     </w:p>
     <w:p>
       <w:pPr>
-        <w:pStyle w:val="12"/>
-        <w:keepNext w:val="0"/>
-        <w:keepLines w:val="0"/>
-        <w:pageBreakBefore w:val="0"/>
-        <w:widowControl/>
+        <w:pStyle w:val="27"/>
         <w:numPr>
           <w:ilvl w:val="0"/>
           <w:numId w:val="2"/>
         </w:numPr>
-        <w:kinsoku w:val="0"/>
-        <w:wordWrap/>
-        <w:overflowPunct/>
-        <w:topLinePunct w:val="0"/>
-        <w:autoSpaceDE w:val="0"/>
-        <w:autoSpaceDN w:val="0"/>
         <w:bidi w:val="0"/>
-        <w:adjustRightInd w:val="0"/>
-        <w:snapToGrid w:val="0"/>
-        <w:spacing w:line="360" w:lineRule="auto"/>
-        <w:ind w:left="425" w:leftChars="0" w:right="0" w:hanging="425" w:firstLineChars="0"/>
-        <w:textAlignment w:val="baseline"/>
-        <w:rPr>
-          <w:rFonts w:ascii="宋体" w:hAnsi="宋体" w:eastAsia="宋体" w:cs="宋体"/>
-          <w:sz w:val="24"/>
-          <w:szCs w:val="24"/>
-        </w:rPr>
+        <w:ind w:left="425" w:leftChars="0" w:hanging="425" w:firstLineChars="0"/>
       </w:pPr>
       <w:r>
         <w:rPr>
           <w:rFonts w:hint="eastAsia"/>
-          <w:spacing w:val="-1"/>
-          <w:position w:val="1"/>
-          <w:sz w:val="24"/>
-          <w:szCs w:val="24"/>
         </w:rPr>
         <w:t>T/CESA 1299—2023</w:t>
       </w:r>
       <w:r>
-        <w:rPr>
-          <w:rFonts w:ascii="宋体" w:hAnsi="宋体" w:eastAsia="宋体" w:cs="宋体"/>
-          <w:spacing w:val="-1"/>
-          <w:position w:val="1"/>
-          <w:sz w:val="24"/>
-          <w:szCs w:val="24"/>
-        </w:rPr>
-        <w:t xml:space="preserve">《信息技术服务 </w:t>
-      </w:r>
-      <w:r>
-        <w:rPr>
-          <w:rFonts w:ascii="宋体" w:hAnsi="宋体" w:eastAsia="宋体" w:cs="宋体"/>
-          <w:spacing w:val="-2"/>
-          <w:position w:val="1"/>
-          <w:sz w:val="24"/>
-          <w:szCs w:val="24"/>
-        </w:rPr>
-        <w:t>运行维护服务能力成熟度模型》</w:t>
-      </w:r>
-    </w:p>
-    <w:p>
-      <w:pPr>
-        <w:pStyle w:val="12"/>
-        <w:keepNext w:val="0"/>
-        <w:keepLines w:val="0"/>
-        <w:pageBreakBefore w:val="0"/>
-        <w:widowControl/>
+        <w:t>《信息技术服务 运行维护服务能力成熟度模型》</w:t>
+      </w:r>
+    </w:p>
+    <w:p>
+      <w:pPr>
+        <w:pStyle w:val="27"/>
         <w:numPr>
           <w:ilvl w:val="0"/>
           <w:numId w:val="2"/>
         </w:numPr>
-        <w:kinsoku w:val="0"/>
-        <w:wordWrap/>
-        <w:overflowPunct/>
-        <w:topLinePunct w:val="0"/>
-        <w:autoSpaceDE w:val="0"/>
-        <w:autoSpaceDN w:val="0"/>
         <w:bidi w:val="0"/>
-        <w:adjustRightInd w:val="0"/>
-        <w:snapToGrid w:val="0"/>
-        <w:spacing w:line="360" w:lineRule="auto"/>
-        <w:ind w:left="425" w:leftChars="0" w:right="0" w:hanging="425" w:firstLineChars="0"/>
-        <w:jc w:val="both"/>
-        <w:textAlignment w:val="baseline"/>
-        <w:rPr>
-          <w:rFonts w:ascii="宋体" w:hAnsi="宋体" w:eastAsia="宋体" w:cs="宋体"/>
-          <w:sz w:val="24"/>
-          <w:szCs w:val="24"/>
-        </w:rPr>
-      </w:pPr>
-      <w:r>
-        <w:rPr>
-          <w:spacing w:val="-1"/>
-          <w:position w:val="1"/>
-          <w:sz w:val="24"/>
-          <w:szCs w:val="24"/>
-        </w:rPr>
-        <w:t>GB/T 28827.1-2022</w:t>
-      </w:r>
-      <w:r>
-        <w:rPr>
-          <w:rFonts w:ascii="宋体" w:hAnsi="宋体" w:eastAsia="宋体" w:cs="宋体"/>
-          <w:spacing w:val="-1"/>
-          <w:position w:val="1"/>
-          <w:sz w:val="24"/>
-          <w:szCs w:val="24"/>
-        </w:rPr>
-        <w:t>《信息技术服务</w:t>
-      </w:r>
-      <w:r>
-        <w:rPr>
-          <w:rFonts w:ascii="宋体" w:hAnsi="宋体" w:eastAsia="宋体" w:cs="宋体"/>
-          <w:spacing w:val="-2"/>
-          <w:position w:val="1"/>
-          <w:sz w:val="24"/>
-          <w:szCs w:val="24"/>
-        </w:rPr>
-        <w:t xml:space="preserve"> 运行维护 第</w:t>
-      </w:r>
-      <w:r>
-        <w:rPr>
-          <w:rFonts w:ascii="宋体" w:hAnsi="宋体" w:eastAsia="宋体" w:cs="宋体"/>
-          <w:spacing w:val="-34"/>
-          <w:position w:val="1"/>
-          <w:sz w:val="24"/>
-          <w:szCs w:val="24"/>
-        </w:rPr>
-        <w:t xml:space="preserve"> </w:t>
-      </w:r>
-      <w:r>
-        <w:rPr>
-          <w:spacing w:val="-2"/>
-          <w:position w:val="1"/>
-          <w:sz w:val="24"/>
-          <w:szCs w:val="24"/>
-        </w:rPr>
-        <w:t xml:space="preserve">1 </w:t>
-      </w:r>
-      <w:r>
-        <w:rPr>
-          <w:rFonts w:ascii="宋体" w:hAnsi="宋体" w:eastAsia="宋体" w:cs="宋体"/>
-          <w:spacing w:val="-2"/>
-          <w:position w:val="1"/>
-          <w:sz w:val="24"/>
-          <w:szCs w:val="24"/>
-        </w:rPr>
-        <w:t>部分：通用要求》</w:t>
-      </w:r>
-    </w:p>
-    <w:p>
-      <w:pPr>
-        <w:pStyle w:val="12"/>
-        <w:keepNext w:val="0"/>
-        <w:keepLines w:val="0"/>
-        <w:pageBreakBefore w:val="0"/>
-        <w:widowControl/>
+        <w:ind w:left="425" w:leftChars="0" w:hanging="425" w:firstLineChars="0"/>
+      </w:pPr>
+      <w:r>
+        <w:t>GB/T 28827.1-2022《信息技术服务 运行维护 第 1 部分：通用要求》</w:t>
+      </w:r>
+    </w:p>
+    <w:p>
+      <w:pPr>
+        <w:pStyle w:val="27"/>
         <w:numPr>
           <w:ilvl w:val="0"/>
           <w:numId w:val="2"/>
         </w:numPr>
-        <w:kinsoku w:val="0"/>
-        <w:wordWrap/>
-        <w:overflowPunct/>
-        <w:topLinePunct w:val="0"/>
-        <w:autoSpaceDE w:val="0"/>
-        <w:autoSpaceDN w:val="0"/>
         <w:bidi w:val="0"/>
-        <w:adjustRightInd w:val="0"/>
-        <w:snapToGrid w:val="0"/>
-        <w:spacing w:line="360" w:lineRule="auto"/>
-        <w:ind w:left="425" w:leftChars="0" w:right="0" w:hanging="425" w:firstLineChars="0"/>
-        <w:textAlignment w:val="baseline"/>
-        <w:rPr>
-          <w:rFonts w:ascii="宋体" w:hAnsi="宋体" w:eastAsia="宋体" w:cs="宋体"/>
-          <w:sz w:val="24"/>
-          <w:szCs w:val="24"/>
-        </w:rPr>
-      </w:pPr>
-      <w:r>
-        <w:rPr>
-          <w:spacing w:val="-1"/>
-          <w:position w:val="1"/>
-          <w:sz w:val="24"/>
-          <w:szCs w:val="24"/>
-        </w:rPr>
-        <w:t>GB/T 29264-2012</w:t>
-      </w:r>
-      <w:r>
-        <w:rPr>
-          <w:rFonts w:ascii="宋体" w:hAnsi="宋体" w:eastAsia="宋体" w:cs="宋体"/>
-          <w:spacing w:val="-1"/>
-          <w:position w:val="1"/>
-          <w:sz w:val="24"/>
-          <w:szCs w:val="24"/>
-        </w:rPr>
-        <w:t>《信息技术服务 分类与代码》</w:t>
-      </w:r>
-    </w:p>
-    <w:p>
-      <w:pPr>
-        <w:pStyle w:val="12"/>
-        <w:keepNext w:val="0"/>
-        <w:keepLines w:val="0"/>
-        <w:pageBreakBefore w:val="0"/>
-        <w:widowControl/>
+        <w:ind w:left="425" w:leftChars="0" w:hanging="425" w:firstLineChars="0"/>
+      </w:pPr>
+      <w:r>
+        <w:t>GB/T 29264-2012《信息技术服务 分类与代码》</w:t>
+      </w:r>
+    </w:p>
+    <w:p>
+      <w:pPr>
+        <w:pStyle w:val="27"/>
         <w:numPr>
           <w:ilvl w:val="0"/>
           <w:numId w:val="2"/>
         </w:numPr>
-        <w:kinsoku w:val="0"/>
-        <w:wordWrap/>
-        <w:overflowPunct/>
-        <w:topLinePunct w:val="0"/>
-        <w:autoSpaceDE w:val="0"/>
-        <w:autoSpaceDN w:val="0"/>
         <w:bidi w:val="0"/>
-        <w:adjustRightInd w:val="0"/>
-        <w:snapToGrid w:val="0"/>
-        <w:spacing w:line="360" w:lineRule="auto"/>
-        <w:ind w:left="425" w:leftChars="0" w:right="0" w:hanging="425" w:firstLineChars="0"/>
-        <w:textAlignment w:val="baseline"/>
-        <w:rPr>
-          <w:rFonts w:ascii="宋体" w:hAnsi="宋体" w:eastAsia="宋体" w:cs="宋体"/>
-          <w:sz w:val="24"/>
-          <w:szCs w:val="24"/>
-        </w:rPr>
-      </w:pPr>
-      <w:r>
-        <w:rPr>
-          <w:spacing w:val="-1"/>
-          <w:position w:val="1"/>
-          <w:sz w:val="24"/>
-          <w:szCs w:val="24"/>
-        </w:rPr>
-        <w:t>GB/T 28827.2-2012</w:t>
-      </w:r>
-      <w:r>
-        <w:rPr>
-          <w:rFonts w:ascii="宋体" w:hAnsi="宋体" w:eastAsia="宋体" w:cs="宋体"/>
-          <w:spacing w:val="-1"/>
-          <w:position w:val="1"/>
-          <w:sz w:val="24"/>
-          <w:szCs w:val="24"/>
-        </w:rPr>
-        <w:t>《信息技术服务 运行维护 第</w:t>
-      </w:r>
-      <w:r>
-        <w:rPr>
-          <w:rFonts w:ascii="宋体" w:hAnsi="宋体" w:eastAsia="宋体" w:cs="宋体"/>
-          <w:spacing w:val="-53"/>
-          <w:position w:val="1"/>
-          <w:sz w:val="24"/>
-          <w:szCs w:val="24"/>
-        </w:rPr>
-        <w:t xml:space="preserve"> </w:t>
-      </w:r>
-      <w:r>
-        <w:rPr>
-          <w:spacing w:val="-1"/>
-          <w:position w:val="1"/>
-          <w:sz w:val="24"/>
-          <w:szCs w:val="24"/>
-        </w:rPr>
-        <w:t xml:space="preserve">2 </w:t>
-      </w:r>
-      <w:r>
-        <w:rPr>
-          <w:rFonts w:ascii="宋体" w:hAnsi="宋体" w:eastAsia="宋体" w:cs="宋体"/>
-          <w:spacing w:val="-1"/>
-          <w:position w:val="1"/>
-          <w:sz w:val="24"/>
-          <w:szCs w:val="24"/>
-        </w:rPr>
-        <w:t>部分</w:t>
-      </w:r>
-      <w:r>
-        <w:rPr>
-          <w:spacing w:val="-1"/>
-          <w:position w:val="1"/>
-          <w:sz w:val="24"/>
-          <w:szCs w:val="24"/>
-        </w:rPr>
-        <w:t>:</w:t>
-      </w:r>
-      <w:r>
-        <w:rPr>
-          <w:rFonts w:ascii="宋体" w:hAnsi="宋体" w:eastAsia="宋体" w:cs="宋体"/>
-          <w:spacing w:val="-1"/>
-          <w:position w:val="1"/>
-          <w:sz w:val="24"/>
-          <w:szCs w:val="24"/>
-        </w:rPr>
-        <w:t>交付规范》</w:t>
-      </w:r>
-    </w:p>
-    <w:p>
-      <w:pPr>
-        <w:pStyle w:val="12"/>
-        <w:keepNext w:val="0"/>
-        <w:keepLines w:val="0"/>
-        <w:pageBreakBefore w:val="0"/>
-        <w:widowControl/>
+        <w:ind w:left="425" w:leftChars="0" w:hanging="425" w:firstLineChars="0"/>
+      </w:pPr>
+      <w:r>
+        <w:t>GB/T 28827.2-2012《信息技术服务 运行维护 第 2 部分:交付规范》</w:t>
+      </w:r>
+    </w:p>
+    <w:p>
+      <w:pPr>
+        <w:pStyle w:val="27"/>
         <w:numPr>
           <w:ilvl w:val="0"/>
           <w:numId w:val="2"/>
         </w:numPr>
-        <w:kinsoku w:val="0"/>
-        <w:wordWrap/>
-        <w:overflowPunct/>
-        <w:topLinePunct w:val="0"/>
-        <w:autoSpaceDE w:val="0"/>
-        <w:autoSpaceDN w:val="0"/>
         <w:bidi w:val="0"/>
-        <w:adjustRightInd w:val="0"/>
-        <w:snapToGrid w:val="0"/>
-        <w:spacing w:line="360" w:lineRule="auto"/>
-        <w:ind w:left="425" w:leftChars="0" w:right="0" w:hanging="425" w:firstLineChars="0"/>
-        <w:textAlignment w:val="baseline"/>
-        <w:rPr>
-          <w:rFonts w:ascii="宋体" w:hAnsi="宋体" w:eastAsia="宋体" w:cs="宋体"/>
-          <w:sz w:val="24"/>
-          <w:szCs w:val="24"/>
-        </w:rPr>
-      </w:pPr>
-      <w:r>
-        <w:rPr>
-          <w:spacing w:val="-2"/>
-          <w:sz w:val="24"/>
-          <w:szCs w:val="24"/>
-        </w:rPr>
-        <w:t>GB/T</w:t>
-      </w:r>
-      <w:r>
-        <w:rPr>
-          <w:spacing w:val="50"/>
-          <w:sz w:val="24"/>
-          <w:szCs w:val="24"/>
-        </w:rPr>
-        <w:t xml:space="preserve"> </w:t>
-      </w:r>
-      <w:r>
-        <w:rPr>
-          <w:spacing w:val="-2"/>
-          <w:sz w:val="24"/>
-          <w:szCs w:val="24"/>
-        </w:rPr>
-        <w:t>28827.3-2012</w:t>
-      </w:r>
-      <w:r>
-        <w:rPr>
-          <w:rFonts w:ascii="宋体" w:hAnsi="宋体" w:eastAsia="宋体" w:cs="宋体"/>
-          <w:spacing w:val="-2"/>
-          <w:sz w:val="24"/>
-          <w:szCs w:val="24"/>
-        </w:rPr>
-        <w:t>《信息技术服务</w:t>
-      </w:r>
-      <w:r>
-        <w:rPr>
-          <w:rFonts w:ascii="宋体" w:hAnsi="宋体" w:eastAsia="宋体" w:cs="宋体"/>
-          <w:spacing w:val="63"/>
-          <w:sz w:val="24"/>
-          <w:szCs w:val="24"/>
-        </w:rPr>
-        <w:t xml:space="preserve"> </w:t>
-      </w:r>
-      <w:r>
-        <w:rPr>
-          <w:rFonts w:ascii="宋体" w:hAnsi="宋体" w:eastAsia="宋体" w:cs="宋体"/>
-          <w:spacing w:val="-2"/>
-          <w:sz w:val="24"/>
-          <w:szCs w:val="24"/>
-        </w:rPr>
-        <w:t>运行维护</w:t>
-      </w:r>
-      <w:r>
-        <w:rPr>
-          <w:rFonts w:ascii="宋体" w:hAnsi="宋体" w:eastAsia="宋体" w:cs="宋体"/>
-          <w:spacing w:val="52"/>
-          <w:sz w:val="24"/>
-          <w:szCs w:val="24"/>
-        </w:rPr>
-        <w:t xml:space="preserve"> </w:t>
-      </w:r>
-      <w:r>
-        <w:rPr>
-          <w:rFonts w:ascii="宋体" w:hAnsi="宋体" w:eastAsia="宋体" w:cs="宋体"/>
-          <w:spacing w:val="-2"/>
-          <w:sz w:val="24"/>
-          <w:szCs w:val="24"/>
-        </w:rPr>
-        <w:t>第</w:t>
-      </w:r>
-      <w:r>
-        <w:rPr>
-          <w:rFonts w:ascii="宋体" w:hAnsi="宋体" w:eastAsia="宋体" w:cs="宋体"/>
-          <w:spacing w:val="-50"/>
-          <w:sz w:val="24"/>
-          <w:szCs w:val="24"/>
-        </w:rPr>
-        <w:t xml:space="preserve"> </w:t>
-      </w:r>
-      <w:r>
-        <w:rPr>
-          <w:spacing w:val="-2"/>
-          <w:sz w:val="24"/>
-          <w:szCs w:val="24"/>
-        </w:rPr>
-        <w:t xml:space="preserve">3 </w:t>
-      </w:r>
-      <w:r>
-        <w:rPr>
-          <w:rFonts w:ascii="宋体" w:hAnsi="宋体" w:eastAsia="宋体" w:cs="宋体"/>
-          <w:spacing w:val="-2"/>
-          <w:sz w:val="24"/>
-          <w:szCs w:val="24"/>
-        </w:rPr>
-        <w:t>部分</w:t>
-      </w:r>
-      <w:r>
-        <w:rPr>
-          <w:spacing w:val="-2"/>
-          <w:sz w:val="24"/>
-          <w:szCs w:val="24"/>
-        </w:rPr>
-        <w:t>:</w:t>
-      </w:r>
-      <w:r>
-        <w:rPr>
-          <w:rFonts w:ascii="宋体" w:hAnsi="宋体" w:eastAsia="宋体" w:cs="宋体"/>
-          <w:spacing w:val="-2"/>
-          <w:sz w:val="24"/>
-          <w:szCs w:val="24"/>
-        </w:rPr>
-        <w:t>应急响应规</w:t>
-      </w:r>
-      <w:r>
-        <w:rPr>
-          <w:rFonts w:ascii="宋体" w:hAnsi="宋体" w:eastAsia="宋体" w:cs="宋体"/>
-          <w:spacing w:val="-7"/>
-          <w:sz w:val="24"/>
-          <w:szCs w:val="24"/>
-        </w:rPr>
-        <w:t>范》</w:t>
-      </w:r>
-    </w:p>
-    <w:p>
-      <w:pPr>
-        <w:pStyle w:val="12"/>
-        <w:keepNext w:val="0"/>
-        <w:keepLines w:val="0"/>
-        <w:pageBreakBefore w:val="0"/>
-        <w:widowControl/>
+        <w:ind w:left="425" w:leftChars="0" w:hanging="425" w:firstLineChars="0"/>
+      </w:pPr>
+      <w:r>
+        <w:t>GB/T 28827.3-2012《信息技术服务 运行维护 第 3 部分:应急响应规范》</w:t>
+      </w:r>
+    </w:p>
+    <w:p>
+      <w:pPr>
+        <w:pStyle w:val="27"/>
         <w:numPr>
           <w:ilvl w:val="0"/>
           <w:numId w:val="2"/>
         </w:numPr>
-        <w:kinsoku w:val="0"/>
-        <w:wordWrap/>
-        <w:overflowPunct/>
-        <w:topLinePunct w:val="0"/>
-        <w:autoSpaceDE w:val="0"/>
-        <w:autoSpaceDN w:val="0"/>
         <w:bidi w:val="0"/>
-        <w:adjustRightInd w:val="0"/>
-        <w:snapToGrid w:val="0"/>
-        <w:spacing w:line="360" w:lineRule="auto"/>
-        <w:ind w:left="425" w:leftChars="0" w:right="0" w:hanging="425" w:firstLineChars="0"/>
-        <w:textAlignment w:val="baseline"/>
-        <w:rPr>
-          <w:rFonts w:ascii="宋体" w:hAnsi="宋体" w:eastAsia="宋体" w:cs="宋体"/>
-          <w:sz w:val="24"/>
-          <w:szCs w:val="24"/>
-        </w:rPr>
-      </w:pPr>
-      <w:r>
-        <w:rPr>
-          <w:rFonts w:ascii="宋体" w:hAnsi="宋体" w:eastAsia="宋体" w:cs="宋体"/>
-          <w:spacing w:val="-5"/>
-          <w:position w:val="1"/>
-          <w:sz w:val="24"/>
-          <w:szCs w:val="24"/>
-        </w:rPr>
+        <w:ind w:left="425" w:leftChars="0" w:hanging="425" w:firstLineChars="0"/>
+      </w:pPr>
+      <w:r>
         <w:t>国家有关法律、法规及行业标准</w:t>
       </w:r>
     </w:p>
@@ -3242,7 +2769,7 @@
         <w:pStyle w:val="26"/>
         <w:bidi w:val="0"/>
       </w:pPr>
-      <w:bookmarkStart w:id="6" w:name="_Toc19481"/>
+      <w:bookmarkStart w:id="6" w:name="_Toc27654"/>
       <w:r>
         <w:t>术语与定义</w:t>
       </w:r>
@@ -3272,7 +2799,7 @@
         <w:pStyle w:val="26"/>
         <w:bidi w:val="0"/>
       </w:pPr>
-      <w:bookmarkStart w:id="7" w:name="_Toc22407"/>
+      <w:bookmarkStart w:id="7" w:name="_Toc13944"/>
       <w:r>
         <w:t>角色与职责</w:t>
       </w:r>
@@ -3391,6 +2918,12 @@
             <w:insideH w:val="single" w:color="000000" w:sz="4" w:space="0"/>
             <w:insideV w:val="single" w:color="000000" w:sz="4" w:space="0"/>
           </w:tblBorders>
+          <w:tblCellMar>
+            <w:top w:w="0" w:type="dxa"/>
+            <w:left w:w="0" w:type="dxa"/>
+            <w:bottom w:w="0" w:type="dxa"/>
+            <w:right w:w="0" w:type="dxa"/>
+          </w:tblCellMar>
         </w:tblPrEx>
         <w:trPr>
           <w:trHeight w:val="1432" w:hRule="atLeast"/>
@@ -3438,64 +2971,18 @@
           </w:tcPr>
           <w:p>
             <w:pPr>
+              <w:numPr>
+                <w:ilvl w:val="0"/>
+                <w:numId w:val="3"/>
+              </w:numPr>
               <w:spacing w:before="64" w:line="223" w:lineRule="auto"/>
-              <w:ind w:left="152"/>
+              <w:ind w:left="425" w:leftChars="0" w:hanging="425" w:firstLineChars="0"/>
               <w:rPr>
                 <w:rFonts w:ascii="宋体" w:hAnsi="宋体" w:eastAsia="宋体" w:cs="宋体"/>
                 <w:sz w:val="21"/>
                 <w:szCs w:val="21"/>
               </w:rPr>
             </w:pPr>
-            <w:r>
-              <w:rPr>
-                <w:rFonts w:ascii="宋体" w:hAnsi="宋体" w:eastAsia="宋体" w:cs="宋体"/>
-                <w:position w:val="-4"/>
-                <w:sz w:val="21"/>
-                <w:szCs w:val="21"/>
-              </w:rPr>
-              <w:drawing>
-                <wp:inline distT="0" distB="0" distL="0" distR="0">
-                  <wp:extent cx="94615" cy="147320"/>
-                  <wp:effectExtent l="0" t="0" r="0" b="0"/>
-                  <wp:docPr id="4" name="IM 4"/>
-                  <wp:cNvGraphicFramePr/>
-                  <a:graphic xmlns:a="http://schemas.openxmlformats.org/drawingml/2006/main">
-                    <a:graphicData uri="http://schemas.openxmlformats.org/drawingml/2006/picture">
-                      <pic:pic xmlns:pic="http://schemas.openxmlformats.org/drawingml/2006/picture">
-                        <pic:nvPicPr>
-                          <pic:cNvPr id="4" name="IM 4"/>
-                          <pic:cNvPicPr/>
-                        </pic:nvPicPr>
-                        <pic:blipFill>
-                          <a:blip r:embed="rId7"/>
-                          <a:stretch>
-                            <a:fillRect/>
-                          </a:stretch>
-                        </pic:blipFill>
-                        <pic:spPr>
-                          <a:xfrm>
-                            <a:off x="0" y="0"/>
-                            <a:ext cx="94678" cy="147885"/>
-                          </a:xfrm>
-                          <a:prstGeom prst="rect">
-                            <a:avLst/>
-                          </a:prstGeom>
-                        </pic:spPr>
-                      </pic:pic>
-                    </a:graphicData>
-                  </a:graphic>
-                </wp:inline>
-              </w:drawing>
-            </w:r>
-            <w:r>
-              <w:rPr>
-                <w:rFonts w:ascii="宋体" w:hAnsi="宋体" w:eastAsia="宋体" w:cs="宋体"/>
-                <w:spacing w:val="32"/>
-                <w:sz w:val="21"/>
-                <w:szCs w:val="21"/>
-              </w:rPr>
-              <w:t xml:space="preserve">  </w:t>
-            </w:r>
             <w:r>
               <w:rPr>
                 <w:rFonts w:ascii="宋体" w:hAnsi="宋体" w:eastAsia="宋体" w:cs="宋体"/>
@@ -3508,64 +2995,18 @@
           </w:p>
           <w:p>
             <w:pPr>
+              <w:numPr>
+                <w:ilvl w:val="0"/>
+                <w:numId w:val="3"/>
+              </w:numPr>
               <w:spacing w:before="105" w:line="223" w:lineRule="auto"/>
-              <w:ind w:left="152"/>
+              <w:ind w:left="425" w:leftChars="0" w:hanging="425" w:firstLineChars="0"/>
               <w:rPr>
                 <w:rFonts w:ascii="宋体" w:hAnsi="宋体" w:eastAsia="宋体" w:cs="宋体"/>
                 <w:sz w:val="21"/>
                 <w:szCs w:val="21"/>
               </w:rPr>
             </w:pPr>
-            <w:r>
-              <w:rPr>
-                <w:rFonts w:ascii="宋体" w:hAnsi="宋体" w:eastAsia="宋体" w:cs="宋体"/>
-                <w:position w:val="-4"/>
-                <w:sz w:val="21"/>
-                <w:szCs w:val="21"/>
-              </w:rPr>
-              <w:drawing>
-                <wp:inline distT="0" distB="0" distL="0" distR="0">
-                  <wp:extent cx="94615" cy="147320"/>
-                  <wp:effectExtent l="0" t="0" r="0" b="0"/>
-                  <wp:docPr id="6" name="IM 6"/>
-                  <wp:cNvGraphicFramePr/>
-                  <a:graphic xmlns:a="http://schemas.openxmlformats.org/drawingml/2006/main">
-                    <a:graphicData uri="http://schemas.openxmlformats.org/drawingml/2006/picture">
-                      <pic:pic xmlns:pic="http://schemas.openxmlformats.org/drawingml/2006/picture">
-                        <pic:nvPicPr>
-                          <pic:cNvPr id="6" name="IM 6"/>
-                          <pic:cNvPicPr/>
-                        </pic:nvPicPr>
-                        <pic:blipFill>
-                          <a:blip r:embed="rId7"/>
-                          <a:stretch>
-                            <a:fillRect/>
-                          </a:stretch>
-                        </pic:blipFill>
-                        <pic:spPr>
-                          <a:xfrm>
-                            <a:off x="0" y="0"/>
-                            <a:ext cx="94678" cy="147885"/>
-                          </a:xfrm>
-                          <a:prstGeom prst="rect">
-                            <a:avLst/>
-                          </a:prstGeom>
-                        </pic:spPr>
-                      </pic:pic>
-                    </a:graphicData>
-                  </a:graphic>
-                </wp:inline>
-              </w:drawing>
-            </w:r>
-            <w:r>
-              <w:rPr>
-                <w:rFonts w:ascii="宋体" w:hAnsi="宋体" w:eastAsia="宋体" w:cs="宋体"/>
-                <w:spacing w:val="35"/>
-                <w:sz w:val="21"/>
-                <w:szCs w:val="21"/>
-              </w:rPr>
-              <w:t xml:space="preserve">  </w:t>
-            </w:r>
             <w:r>
               <w:rPr>
                 <w:rFonts w:ascii="宋体" w:hAnsi="宋体" w:eastAsia="宋体" w:cs="宋体"/>
@@ -3578,64 +3019,18 @@
           </w:p>
           <w:p>
             <w:pPr>
+              <w:numPr>
+                <w:ilvl w:val="0"/>
+                <w:numId w:val="3"/>
+              </w:numPr>
               <w:spacing w:before="105" w:line="271" w:lineRule="auto"/>
-              <w:ind w:left="567" w:right="270" w:hanging="415"/>
+              <w:ind w:left="425" w:leftChars="0" w:right="270" w:hanging="425" w:firstLineChars="0"/>
               <w:rPr>
                 <w:rFonts w:ascii="宋体" w:hAnsi="宋体" w:eastAsia="宋体" w:cs="宋体"/>
                 <w:sz w:val="21"/>
                 <w:szCs w:val="21"/>
               </w:rPr>
             </w:pPr>
-            <w:r>
-              <w:rPr>
-                <w:rFonts w:ascii="宋体" w:hAnsi="宋体" w:eastAsia="宋体" w:cs="宋体"/>
-                <w:position w:val="-4"/>
-                <w:sz w:val="21"/>
-                <w:szCs w:val="21"/>
-              </w:rPr>
-              <w:drawing>
-                <wp:inline distT="0" distB="0" distL="0" distR="0">
-                  <wp:extent cx="94615" cy="147320"/>
-                  <wp:effectExtent l="0" t="0" r="0" b="0"/>
-                  <wp:docPr id="8" name="IM 8"/>
-                  <wp:cNvGraphicFramePr/>
-                  <a:graphic xmlns:a="http://schemas.openxmlformats.org/drawingml/2006/main">
-                    <a:graphicData uri="http://schemas.openxmlformats.org/drawingml/2006/picture">
-                      <pic:pic xmlns:pic="http://schemas.openxmlformats.org/drawingml/2006/picture">
-                        <pic:nvPicPr>
-                          <pic:cNvPr id="8" name="IM 8"/>
-                          <pic:cNvPicPr/>
-                        </pic:nvPicPr>
-                        <pic:blipFill>
-                          <a:blip r:embed="rId7"/>
-                          <a:stretch>
-                            <a:fillRect/>
-                          </a:stretch>
-                        </pic:blipFill>
-                        <pic:spPr>
-                          <a:xfrm>
-                            <a:off x="0" y="0"/>
-                            <a:ext cx="94678" cy="147885"/>
-                          </a:xfrm>
-                          <a:prstGeom prst="rect">
-                            <a:avLst/>
-                          </a:prstGeom>
-                        </pic:spPr>
-                      </pic:pic>
-                    </a:graphicData>
-                  </a:graphic>
-                </wp:inline>
-              </w:drawing>
-            </w:r>
-            <w:r>
-              <w:rPr>
-                <w:rFonts w:ascii="宋体" w:hAnsi="宋体" w:eastAsia="宋体" w:cs="宋体"/>
-                <w:spacing w:val="36"/>
-                <w:sz w:val="21"/>
-                <w:szCs w:val="21"/>
-              </w:rPr>
-              <w:t xml:space="preserve">  </w:t>
-            </w:r>
             <w:r>
               <w:rPr>
                 <w:rFonts w:ascii="宋体" w:hAnsi="宋体" w:eastAsia="宋体" w:cs="宋体"/>
@@ -3739,7 +3134,7 @@
                 <w:lang w:val="en-US" w:eastAsia="en-US" w:bidi="ar-SA"/>
               </w:rPr>
             </w:pPr>
-            <w:bookmarkStart w:id="8" w:name="_Toc32"/>
+            <w:bookmarkStart w:id="8" w:name="_Toc20575"/>
             <w:r>
               <w:rPr>
                 <w:rFonts w:ascii="宋体" w:hAnsi="宋体" w:eastAsia="宋体" w:cs="宋体"/>
@@ -3759,8 +3154,12 @@
           </w:tcPr>
           <w:p>
             <w:pPr>
+              <w:numPr>
+                <w:ilvl w:val="0"/>
+                <w:numId w:val="4"/>
+              </w:numPr>
               <w:spacing w:before="67" w:line="272" w:lineRule="auto"/>
-              <w:ind w:left="567" w:right="270" w:hanging="415"/>
+              <w:ind w:left="425" w:leftChars="0" w:right="270" w:hanging="425" w:firstLineChars="0"/>
               <w:rPr>
                 <w:rFonts w:ascii="宋体" w:hAnsi="宋体" w:eastAsia="宋体" w:cs="宋体"/>
                 <w:sz w:val="21"/>
@@ -3770,48 +3169,49 @@
             <w:r>
               <w:rPr>
                 <w:rFonts w:ascii="宋体" w:hAnsi="宋体" w:eastAsia="宋体" w:cs="宋体"/>
-                <w:position w:val="-4"/>
+                <w:spacing w:val="-1"/>
                 <w:sz w:val="21"/>
                 <w:szCs w:val="21"/>
               </w:rPr>
-              <w:drawing>
-                <wp:inline distT="0" distB="0" distL="0" distR="0">
-                  <wp:extent cx="94615" cy="147320"/>
-                  <wp:effectExtent l="0" t="0" r="12065" b="4445"/>
-                  <wp:docPr id="41" name="IM 10"/>
-                  <wp:cNvGraphicFramePr/>
-                  <a:graphic xmlns:a="http://schemas.openxmlformats.org/drawingml/2006/main">
-                    <a:graphicData uri="http://schemas.openxmlformats.org/drawingml/2006/picture">
-                      <pic:pic xmlns:pic="http://schemas.openxmlformats.org/drawingml/2006/picture">
-                        <pic:nvPicPr>
-                          <pic:cNvPr id="41" name="IM 10"/>
-                          <pic:cNvPicPr/>
-                        </pic:nvPicPr>
-                        <pic:blipFill>
-                          <a:blip r:embed="rId8"/>
-                          <a:stretch>
-                            <a:fillRect/>
-                          </a:stretch>
-                        </pic:blipFill>
-                        <pic:spPr>
-                          <a:xfrm>
-                            <a:off x="0" y="0"/>
-                            <a:ext cx="94678" cy="147885"/>
-                          </a:xfrm>
-                          <a:prstGeom prst="rect">
-                            <a:avLst/>
-                          </a:prstGeom>
-                        </pic:spPr>
-                      </pic:pic>
-                    </a:graphicData>
-                  </a:graphic>
-                </wp:inline>
-              </w:drawing>
+              <w:t>负责运维服务的公司级质量保证，制定总体的服务质量管理</w:t>
             </w:r>
             <w:r>
               <w:rPr>
                 <w:rFonts w:ascii="宋体" w:hAnsi="宋体" w:eastAsia="宋体" w:cs="宋体"/>
-                <w:spacing w:val="36"/>
+                <w:spacing w:val="-9"/>
+                <w:sz w:val="21"/>
+                <w:szCs w:val="21"/>
+              </w:rPr>
+              <w:t>计划。</w:t>
+            </w:r>
+          </w:p>
+          <w:p>
+            <w:pPr>
+              <w:numPr>
+                <w:ilvl w:val="0"/>
+                <w:numId w:val="4"/>
+              </w:numPr>
+              <w:spacing w:before="100" w:line="270" w:lineRule="auto"/>
+              <w:ind w:left="425" w:leftChars="0" w:right="101" w:hanging="425" w:firstLineChars="0"/>
+              <w:rPr>
+                <w:rFonts w:ascii="宋体" w:hAnsi="宋体" w:eastAsia="宋体" w:cs="宋体"/>
+                <w:sz w:val="21"/>
+                <w:szCs w:val="21"/>
+              </w:rPr>
+            </w:pPr>
+            <w:r>
+              <w:rPr>
+                <w:rFonts w:ascii="宋体" w:hAnsi="宋体" w:eastAsia="宋体" w:cs="宋体"/>
+                <w:spacing w:val="-1"/>
+                <w:sz w:val="21"/>
+                <w:szCs w:val="21"/>
+              </w:rPr>
+              <w:t>监控运维服务质量,</w:t>
+            </w:r>
+            <w:r>
+              <w:rPr>
+                <w:rFonts w:ascii="宋体" w:hAnsi="宋体" w:eastAsia="宋体" w:cs="宋体"/>
+                <w:spacing w:val="38"/>
                 <w:sz w:val="21"/>
                 <w:szCs w:val="21"/>
               </w:rPr>
@@ -3824,22 +3224,26 @@
                 <w:sz w:val="21"/>
                 <w:szCs w:val="21"/>
               </w:rPr>
-              <w:t>负责运维服务的公司级质量保证，制定总体的服务质量管理</w:t>
+              <w:t>定期组织质量分析会议，对运维业务开</w:t>
             </w:r>
             <w:r>
               <w:rPr>
                 <w:rFonts w:ascii="宋体" w:hAnsi="宋体" w:eastAsia="宋体" w:cs="宋体"/>
-                <w:spacing w:val="-9"/>
+                <w:spacing w:val="-5"/>
                 <w:sz w:val="21"/>
                 <w:szCs w:val="21"/>
               </w:rPr>
-              <w:t>计划。</w:t>
+              <w:t>展情况进行评估。</w:t>
             </w:r>
           </w:p>
           <w:p>
             <w:pPr>
-              <w:spacing w:before="100" w:line="270" w:lineRule="auto"/>
-              <w:ind w:left="569" w:right="101" w:hanging="417"/>
+              <w:numPr>
+                <w:ilvl w:val="0"/>
+                <w:numId w:val="4"/>
+              </w:numPr>
+              <w:spacing w:before="102" w:line="223" w:lineRule="auto"/>
+              <w:ind w:left="425" w:leftChars="0" w:hanging="425" w:firstLineChars="0"/>
               <w:rPr>
                 <w:rFonts w:ascii="宋体" w:hAnsi="宋体" w:eastAsia="宋体" w:cs="宋体"/>
                 <w:sz w:val="21"/>
@@ -3849,53 +3253,27 @@
             <w:r>
               <w:rPr>
                 <w:rFonts w:ascii="宋体" w:hAnsi="宋体" w:eastAsia="宋体" w:cs="宋体"/>
-                <w:position w:val="-4"/>
+                <w:spacing w:val="-3"/>
                 <w:sz w:val="21"/>
                 <w:szCs w:val="21"/>
               </w:rPr>
-              <w:drawing>
-                <wp:inline distT="0" distB="0" distL="0" distR="0">
-                  <wp:extent cx="94615" cy="147320"/>
-                  <wp:effectExtent l="0" t="0" r="12065" b="4445"/>
-                  <wp:docPr id="43" name="IM 12"/>
-                  <wp:cNvGraphicFramePr/>
-                  <a:graphic xmlns:a="http://schemas.openxmlformats.org/drawingml/2006/main">
-                    <a:graphicData uri="http://schemas.openxmlformats.org/drawingml/2006/picture">
-                      <pic:pic xmlns:pic="http://schemas.openxmlformats.org/drawingml/2006/picture">
-                        <pic:nvPicPr>
-                          <pic:cNvPr id="43" name="IM 12"/>
-                          <pic:cNvPicPr/>
-                        </pic:nvPicPr>
-                        <pic:blipFill>
-                          <a:blip r:embed="rId8"/>
-                          <a:stretch>
-                            <a:fillRect/>
-                          </a:stretch>
-                        </pic:blipFill>
-                        <pic:spPr>
-                          <a:xfrm>
-                            <a:off x="0" y="0"/>
-                            <a:ext cx="94678" cy="147885"/>
-                          </a:xfrm>
-                          <a:prstGeom prst="rect">
-                            <a:avLst/>
-                          </a:prstGeom>
-                        </pic:spPr>
-                      </pic:pic>
-                    </a:graphicData>
-                  </a:graphic>
-                </wp:inline>
-              </w:drawing>
+              <w:t>对公司运维服务业务的质量进行监控。</w:t>
             </w:r>
-            <w:r>
-              <w:rPr>
-                <w:rFonts w:ascii="宋体" w:hAnsi="宋体" w:eastAsia="宋体" w:cs="宋体"/>
-                <w:spacing w:val="30"/>
+          </w:p>
+          <w:p>
+            <w:pPr>
+              <w:numPr>
+                <w:ilvl w:val="0"/>
+                <w:numId w:val="4"/>
+              </w:numPr>
+              <w:spacing w:before="105" w:line="271" w:lineRule="auto"/>
+              <w:ind w:left="425" w:leftChars="0" w:right="270" w:hanging="425" w:firstLineChars="0"/>
+              <w:rPr>
+                <w:rFonts w:ascii="宋体" w:hAnsi="宋体" w:eastAsia="宋体" w:cs="宋体"/>
                 <w:sz w:val="21"/>
                 <w:szCs w:val="21"/>
               </w:rPr>
-              <w:t xml:space="preserve">  </w:t>
-            </w:r>
+            </w:pPr>
             <w:r>
               <w:rPr>
                 <w:rFonts w:ascii="宋体" w:hAnsi="宋体" w:eastAsia="宋体" w:cs="宋体"/>
@@ -3903,40 +3281,50 @@
                 <w:sz w:val="21"/>
                 <w:szCs w:val="21"/>
               </w:rPr>
-              <w:t>监控运维服务质量,</w:t>
+              <w:t>负责公司运维服务体系的定期内部评审，对内审中不符合项</w:t>
             </w:r>
             <w:r>
               <w:rPr>
                 <w:rFonts w:ascii="宋体" w:hAnsi="宋体" w:eastAsia="宋体" w:cs="宋体"/>
-                <w:spacing w:val="38"/>
+                <w:spacing w:val="-6"/>
                 <w:sz w:val="21"/>
                 <w:szCs w:val="21"/>
               </w:rPr>
-              <w:t xml:space="preserve">  </w:t>
+              <w:t>的处理进行跟踪记录。</w:t>
             </w:r>
-            <w:r>
-              <w:rPr>
-                <w:rFonts w:ascii="宋体" w:hAnsi="宋体" w:eastAsia="宋体" w:cs="宋体"/>
-                <w:spacing w:val="-1"/>
+          </w:p>
+          <w:p>
+            <w:pPr>
+              <w:numPr>
+                <w:ilvl w:val="0"/>
+                <w:numId w:val="4"/>
+              </w:numPr>
+              <w:spacing w:before="100" w:line="223" w:lineRule="auto"/>
+              <w:ind w:left="425" w:leftChars="0" w:hanging="425" w:firstLineChars="0"/>
+              <w:rPr>
+                <w:rFonts w:ascii="宋体" w:hAnsi="宋体" w:eastAsia="宋体" w:cs="宋体"/>
                 <w:sz w:val="21"/>
                 <w:szCs w:val="21"/>
               </w:rPr>
-              <w:t>定期组织质量分析会议，对运维业务开</w:t>
-            </w:r>
+            </w:pPr>
             <w:r>
               <w:rPr>
                 <w:rFonts w:ascii="宋体" w:hAnsi="宋体" w:eastAsia="宋体" w:cs="宋体"/>
-                <w:spacing w:val="-5"/>
+                <w:spacing w:val="-4"/>
                 <w:sz w:val="21"/>
                 <w:szCs w:val="21"/>
               </w:rPr>
-              <w:t>展情况进行评估。</w:t>
+              <w:t>负责改进措施的监督及检查。</w:t>
             </w:r>
           </w:p>
           <w:p>
             <w:pPr>
-              <w:spacing w:before="102" w:line="223" w:lineRule="auto"/>
-              <w:ind w:left="152"/>
+              <w:numPr>
+                <w:ilvl w:val="0"/>
+                <w:numId w:val="4"/>
+              </w:numPr>
+              <w:spacing w:before="105" w:line="223" w:lineRule="auto"/>
+              <w:ind w:left="425" w:leftChars="0" w:hanging="425" w:firstLineChars="0"/>
               <w:rPr>
                 <w:rFonts w:ascii="宋体" w:hAnsi="宋体" w:eastAsia="宋体" w:cs="宋体"/>
                 <w:sz w:val="21"/>
@@ -3946,53 +3334,27 @@
             <w:r>
               <w:rPr>
                 <w:rFonts w:ascii="宋体" w:hAnsi="宋体" w:eastAsia="宋体" w:cs="宋体"/>
-                <w:position w:val="-4"/>
+                <w:spacing w:val="-2"/>
                 <w:sz w:val="21"/>
                 <w:szCs w:val="21"/>
               </w:rPr>
-              <w:drawing>
-                <wp:inline distT="0" distB="0" distL="0" distR="0">
-                  <wp:extent cx="94615" cy="147320"/>
-                  <wp:effectExtent l="0" t="0" r="12065" b="4445"/>
-                  <wp:docPr id="45" name="IM 14"/>
-                  <wp:cNvGraphicFramePr/>
-                  <a:graphic xmlns:a="http://schemas.openxmlformats.org/drawingml/2006/main">
-                    <a:graphicData uri="http://schemas.openxmlformats.org/drawingml/2006/picture">
-                      <pic:pic xmlns:pic="http://schemas.openxmlformats.org/drawingml/2006/picture">
-                        <pic:nvPicPr>
-                          <pic:cNvPr id="45" name="IM 14"/>
-                          <pic:cNvPicPr/>
-                        </pic:nvPicPr>
-                        <pic:blipFill>
-                          <a:blip r:embed="rId7"/>
-                          <a:stretch>
-                            <a:fillRect/>
-                          </a:stretch>
-                        </pic:blipFill>
-                        <pic:spPr>
-                          <a:xfrm>
-                            <a:off x="0" y="0"/>
-                            <a:ext cx="94678" cy="147885"/>
-                          </a:xfrm>
-                          <a:prstGeom prst="rect">
-                            <a:avLst/>
-                          </a:prstGeom>
-                        </pic:spPr>
-                      </pic:pic>
-                    </a:graphicData>
-                  </a:graphic>
-                </wp:inline>
-              </w:drawing>
+              <w:t>对重大投诉进行原因分析、处理和回访。</w:t>
             </w:r>
-            <w:r>
-              <w:rPr>
-                <w:rFonts w:ascii="宋体" w:hAnsi="宋体" w:eastAsia="宋体" w:cs="宋体"/>
-                <w:spacing w:val="35"/>
+          </w:p>
+          <w:p>
+            <w:pPr>
+              <w:numPr>
+                <w:ilvl w:val="0"/>
+                <w:numId w:val="4"/>
+              </w:numPr>
+              <w:spacing w:before="105" w:line="223" w:lineRule="auto"/>
+              <w:ind w:left="425" w:leftChars="0" w:hanging="425" w:firstLineChars="0"/>
+              <w:rPr>
+                <w:rFonts w:ascii="宋体" w:hAnsi="宋体" w:eastAsia="宋体" w:cs="宋体"/>
                 <w:sz w:val="21"/>
                 <w:szCs w:val="21"/>
               </w:rPr>
-              <w:t xml:space="preserve">  </w:t>
-            </w:r>
+            </w:pPr>
             <w:r>
               <w:rPr>
                 <w:rFonts w:ascii="宋体" w:hAnsi="宋体" w:eastAsia="宋体" w:cs="宋体"/>
@@ -4000,302 +3362,17 @@
                 <w:sz w:val="21"/>
                 <w:szCs w:val="21"/>
               </w:rPr>
-              <w:t>对公司运维服务业务的质量进行监控。</w:t>
-            </w:r>
-          </w:p>
-          <w:p>
-            <w:pPr>
-              <w:spacing w:before="105" w:line="271" w:lineRule="auto"/>
-              <w:ind w:left="584" w:right="270" w:hanging="432"/>
-              <w:rPr>
-                <w:rFonts w:ascii="宋体" w:hAnsi="宋体" w:eastAsia="宋体" w:cs="宋体"/>
-                <w:sz w:val="21"/>
-                <w:szCs w:val="21"/>
-              </w:rPr>
-            </w:pPr>
-            <w:r>
-              <w:rPr>
-                <w:rFonts w:ascii="宋体" w:hAnsi="宋体" w:eastAsia="宋体" w:cs="宋体"/>
-                <w:position w:val="-4"/>
-                <w:sz w:val="21"/>
-                <w:szCs w:val="21"/>
-              </w:rPr>
-              <w:drawing>
-                <wp:inline distT="0" distB="0" distL="0" distR="0">
-                  <wp:extent cx="94615" cy="147320"/>
-                  <wp:effectExtent l="0" t="0" r="12065" b="4445"/>
-                  <wp:docPr id="47" name="IM 16"/>
-                  <wp:cNvGraphicFramePr/>
-                  <a:graphic xmlns:a="http://schemas.openxmlformats.org/drawingml/2006/main">
-                    <a:graphicData uri="http://schemas.openxmlformats.org/drawingml/2006/picture">
-                      <pic:pic xmlns:pic="http://schemas.openxmlformats.org/drawingml/2006/picture">
-                        <pic:nvPicPr>
-                          <pic:cNvPr id="47" name="IM 16"/>
-                          <pic:cNvPicPr/>
-                        </pic:nvPicPr>
-                        <pic:blipFill>
-                          <a:blip r:embed="rId7"/>
-                          <a:stretch>
-                            <a:fillRect/>
-                          </a:stretch>
-                        </pic:blipFill>
-                        <pic:spPr>
-                          <a:xfrm>
-                            <a:off x="0" y="0"/>
-                            <a:ext cx="94678" cy="147885"/>
-                          </a:xfrm>
-                          <a:prstGeom prst="rect">
-                            <a:avLst/>
-                          </a:prstGeom>
-                        </pic:spPr>
-                      </pic:pic>
-                    </a:graphicData>
-                  </a:graphic>
-                </wp:inline>
-              </w:drawing>
-            </w:r>
-            <w:r>
-              <w:rPr>
-                <w:rFonts w:ascii="宋体" w:hAnsi="宋体" w:eastAsia="宋体" w:cs="宋体"/>
-                <w:spacing w:val="36"/>
-                <w:sz w:val="21"/>
-                <w:szCs w:val="21"/>
-              </w:rPr>
-              <w:t xml:space="preserve">  </w:t>
-            </w:r>
-            <w:r>
-              <w:rPr>
-                <w:rFonts w:ascii="宋体" w:hAnsi="宋体" w:eastAsia="宋体" w:cs="宋体"/>
-                <w:spacing w:val="-1"/>
-                <w:sz w:val="21"/>
-                <w:szCs w:val="21"/>
-              </w:rPr>
-              <w:t>负责公司运维服务体系的定期内部评审，对内审中不符合项</w:t>
-            </w:r>
-            <w:r>
-              <w:rPr>
-                <w:rFonts w:ascii="宋体" w:hAnsi="宋体" w:eastAsia="宋体" w:cs="宋体"/>
-                <w:spacing w:val="-6"/>
-                <w:sz w:val="21"/>
-                <w:szCs w:val="21"/>
-              </w:rPr>
-              <w:t>的处理进行跟踪记录。</w:t>
-            </w:r>
-          </w:p>
-          <w:p>
-            <w:pPr>
-              <w:spacing w:before="100" w:line="223" w:lineRule="auto"/>
-              <w:ind w:left="152"/>
-              <w:rPr>
-                <w:rFonts w:ascii="宋体" w:hAnsi="宋体" w:eastAsia="宋体" w:cs="宋体"/>
-                <w:sz w:val="21"/>
-                <w:szCs w:val="21"/>
-              </w:rPr>
-            </w:pPr>
-            <w:r>
-              <w:rPr>
-                <w:rFonts w:ascii="宋体" w:hAnsi="宋体" w:eastAsia="宋体" w:cs="宋体"/>
-                <w:position w:val="-4"/>
-                <w:sz w:val="21"/>
-                <w:szCs w:val="21"/>
-              </w:rPr>
-              <w:drawing>
-                <wp:inline distT="0" distB="0" distL="0" distR="0">
-                  <wp:extent cx="94615" cy="147320"/>
-                  <wp:effectExtent l="0" t="0" r="12065" b="4445"/>
-                  <wp:docPr id="49" name="IM 18"/>
-                  <wp:cNvGraphicFramePr/>
-                  <a:graphic xmlns:a="http://schemas.openxmlformats.org/drawingml/2006/main">
-                    <a:graphicData uri="http://schemas.openxmlformats.org/drawingml/2006/picture">
-                      <pic:pic xmlns:pic="http://schemas.openxmlformats.org/drawingml/2006/picture">
-                        <pic:nvPicPr>
-                          <pic:cNvPr id="49" name="IM 18"/>
-                          <pic:cNvPicPr/>
-                        </pic:nvPicPr>
-                        <pic:blipFill>
-                          <a:blip r:embed="rId7"/>
-                          <a:stretch>
-                            <a:fillRect/>
-                          </a:stretch>
-                        </pic:blipFill>
-                        <pic:spPr>
-                          <a:xfrm>
-                            <a:off x="0" y="0"/>
-                            <a:ext cx="94678" cy="147885"/>
-                          </a:xfrm>
-                          <a:prstGeom prst="rect">
-                            <a:avLst/>
-                          </a:prstGeom>
-                        </pic:spPr>
-                      </pic:pic>
-                    </a:graphicData>
-                  </a:graphic>
-                </wp:inline>
-              </w:drawing>
-            </w:r>
-            <w:r>
-              <w:rPr>
-                <w:rFonts w:ascii="宋体" w:hAnsi="宋体" w:eastAsia="宋体" w:cs="宋体"/>
-                <w:spacing w:val="36"/>
-                <w:sz w:val="21"/>
-                <w:szCs w:val="21"/>
-              </w:rPr>
-              <w:t xml:space="preserve">  </w:t>
-            </w:r>
-            <w:r>
-              <w:rPr>
-                <w:rFonts w:ascii="宋体" w:hAnsi="宋体" w:eastAsia="宋体" w:cs="宋体"/>
-                <w:spacing w:val="-4"/>
-                <w:sz w:val="21"/>
-                <w:szCs w:val="21"/>
-              </w:rPr>
-              <w:t>负责改进措施的监督及检查。</w:t>
-            </w:r>
-          </w:p>
-          <w:p>
-            <w:pPr>
-              <w:spacing w:before="105" w:line="223" w:lineRule="auto"/>
-              <w:ind w:left="152"/>
-              <w:rPr>
-                <w:rFonts w:ascii="宋体" w:hAnsi="宋体" w:eastAsia="宋体" w:cs="宋体"/>
-                <w:sz w:val="21"/>
-                <w:szCs w:val="21"/>
-              </w:rPr>
-            </w:pPr>
-            <w:r>
-              <w:rPr>
-                <w:rFonts w:ascii="宋体" w:hAnsi="宋体" w:eastAsia="宋体" w:cs="宋体"/>
-                <w:position w:val="-4"/>
-                <w:sz w:val="21"/>
-                <w:szCs w:val="21"/>
-              </w:rPr>
-              <w:drawing>
-                <wp:inline distT="0" distB="0" distL="0" distR="0">
-                  <wp:extent cx="94615" cy="147320"/>
-                  <wp:effectExtent l="0" t="0" r="12065" b="4445"/>
-                  <wp:docPr id="50" name="IM 20"/>
-                  <wp:cNvGraphicFramePr/>
-                  <a:graphic xmlns:a="http://schemas.openxmlformats.org/drawingml/2006/main">
-                    <a:graphicData uri="http://schemas.openxmlformats.org/drawingml/2006/picture">
-                      <pic:pic xmlns:pic="http://schemas.openxmlformats.org/drawingml/2006/picture">
-                        <pic:nvPicPr>
-                          <pic:cNvPr id="50" name="IM 20"/>
-                          <pic:cNvPicPr/>
-                        </pic:nvPicPr>
-                        <pic:blipFill>
-                          <a:blip r:embed="rId7"/>
-                          <a:stretch>
-                            <a:fillRect/>
-                          </a:stretch>
-                        </pic:blipFill>
-                        <pic:spPr>
-                          <a:xfrm>
-                            <a:off x="0" y="0"/>
-                            <a:ext cx="94678" cy="147885"/>
-                          </a:xfrm>
-                          <a:prstGeom prst="rect">
-                            <a:avLst/>
-                          </a:prstGeom>
-                        </pic:spPr>
-                      </pic:pic>
-                    </a:graphicData>
-                  </a:graphic>
-                </wp:inline>
-              </w:drawing>
-            </w:r>
-            <w:r>
-              <w:rPr>
-                <w:rFonts w:ascii="宋体" w:hAnsi="宋体" w:eastAsia="宋体" w:cs="宋体"/>
-                <w:spacing w:val="27"/>
-                <w:sz w:val="21"/>
-                <w:szCs w:val="21"/>
-              </w:rPr>
-              <w:t xml:space="preserve">  </w:t>
-            </w:r>
-            <w:r>
-              <w:rPr>
-                <w:rFonts w:ascii="宋体" w:hAnsi="宋体" w:eastAsia="宋体" w:cs="宋体"/>
-                <w:spacing w:val="-2"/>
-                <w:sz w:val="21"/>
-                <w:szCs w:val="21"/>
-              </w:rPr>
-              <w:t>对重大投诉进行原因分析、处理和回访。</w:t>
-            </w:r>
-          </w:p>
-          <w:p>
-            <w:pPr>
-              <w:spacing w:before="105" w:line="223" w:lineRule="auto"/>
-              <w:ind w:left="152"/>
-              <w:rPr>
-                <w:rFonts w:ascii="宋体" w:hAnsi="宋体" w:eastAsia="宋体" w:cs="宋体"/>
-                <w:sz w:val="21"/>
-                <w:szCs w:val="21"/>
-              </w:rPr>
-            </w:pPr>
-            <w:r>
-              <w:rPr>
-                <w:rFonts w:ascii="宋体" w:hAnsi="宋体" w:eastAsia="宋体" w:cs="宋体"/>
-                <w:position w:val="-4"/>
-                <w:sz w:val="21"/>
-                <w:szCs w:val="21"/>
-              </w:rPr>
-              <w:drawing>
-                <wp:inline distT="0" distB="0" distL="0" distR="0">
-                  <wp:extent cx="94615" cy="147320"/>
-                  <wp:effectExtent l="0" t="0" r="12065" b="3810"/>
-                  <wp:docPr id="51" name="IM 22"/>
-                  <wp:cNvGraphicFramePr/>
-                  <a:graphic xmlns:a="http://schemas.openxmlformats.org/drawingml/2006/main">
-                    <a:graphicData uri="http://schemas.openxmlformats.org/drawingml/2006/picture">
-                      <pic:pic xmlns:pic="http://schemas.openxmlformats.org/drawingml/2006/picture">
-                        <pic:nvPicPr>
-                          <pic:cNvPr id="51" name="IM 22"/>
-                          <pic:cNvPicPr/>
-                        </pic:nvPicPr>
-                        <pic:blipFill>
-                          <a:blip r:embed="rId9"/>
-                          <a:stretch>
-                            <a:fillRect/>
-                          </a:stretch>
-                        </pic:blipFill>
-                        <pic:spPr>
-                          <a:xfrm>
-                            <a:off x="0" y="0"/>
-                            <a:ext cx="94678" cy="147885"/>
-                          </a:xfrm>
-                          <a:prstGeom prst="rect">
-                            <a:avLst/>
-                          </a:prstGeom>
-                        </pic:spPr>
-                      </pic:pic>
-                    </a:graphicData>
-                  </a:graphic>
-                </wp:inline>
-              </w:drawing>
-            </w:r>
-            <w:r>
-              <w:rPr>
-                <w:rFonts w:ascii="宋体" w:hAnsi="宋体" w:eastAsia="宋体" w:cs="宋体"/>
-                <w:spacing w:val="30"/>
-                <w:sz w:val="21"/>
-                <w:szCs w:val="21"/>
-              </w:rPr>
-              <w:t xml:space="preserve">  </w:t>
-            </w:r>
-            <w:r>
-              <w:rPr>
-                <w:rFonts w:ascii="宋体" w:hAnsi="宋体" w:eastAsia="宋体" w:cs="宋体"/>
-                <w:spacing w:val="-3"/>
-                <w:sz w:val="21"/>
-                <w:szCs w:val="21"/>
-              </w:rPr>
               <w:t>对每年运维服务报告进行审查。</w:t>
             </w:r>
           </w:p>
           <w:p>
             <w:pPr>
+              <w:numPr>
+                <w:ilvl w:val="0"/>
+                <w:numId w:val="4"/>
+              </w:numPr>
               <w:spacing w:before="105" w:line="223" w:lineRule="auto"/>
-              <w:ind w:left="152" w:leftChars="0"/>
+              <w:ind w:left="425" w:leftChars="0" w:hanging="425" w:firstLineChars="0"/>
               <w:rPr>
                 <w:rFonts w:ascii="宋体" w:hAnsi="宋体" w:eastAsia="宋体" w:cs="宋体"/>
                 <w:snapToGrid w:val="0"/>
@@ -4309,745 +3386,11 @@
             <w:r>
               <w:rPr>
                 <w:rFonts w:ascii="宋体" w:hAnsi="宋体" w:eastAsia="宋体" w:cs="宋体"/>
-                <w:position w:val="-4"/>
-                <w:sz w:val="21"/>
-                <w:szCs w:val="21"/>
-              </w:rPr>
-              <w:drawing>
-                <wp:inline distT="0" distB="0" distL="0" distR="0">
-                  <wp:extent cx="94615" cy="147320"/>
-                  <wp:effectExtent l="0" t="0" r="12065" b="4445"/>
-                  <wp:docPr id="52" name="IM 24"/>
-                  <wp:cNvGraphicFramePr/>
-                  <a:graphic xmlns:a="http://schemas.openxmlformats.org/drawingml/2006/main">
-                    <a:graphicData uri="http://schemas.openxmlformats.org/drawingml/2006/picture">
-                      <pic:pic xmlns:pic="http://schemas.openxmlformats.org/drawingml/2006/picture">
-                        <pic:nvPicPr>
-                          <pic:cNvPr id="52" name="IM 24"/>
-                          <pic:cNvPicPr/>
-                        </pic:nvPicPr>
-                        <pic:blipFill>
-                          <a:blip r:embed="rId8"/>
-                          <a:stretch>
-                            <a:fillRect/>
-                          </a:stretch>
-                        </pic:blipFill>
-                        <pic:spPr>
-                          <a:xfrm>
-                            <a:off x="0" y="0"/>
-                            <a:ext cx="94678" cy="147885"/>
-                          </a:xfrm>
-                          <a:prstGeom prst="rect">
-                            <a:avLst/>
-                          </a:prstGeom>
-                        </pic:spPr>
-                      </pic:pic>
-                    </a:graphicData>
-                  </a:graphic>
-                </wp:inline>
-              </w:drawing>
-            </w:r>
-            <w:r>
-              <w:rPr>
-                <w:rFonts w:ascii="宋体" w:hAnsi="宋体" w:eastAsia="宋体" w:cs="宋体"/>
-                <w:spacing w:val="35"/>
-                <w:sz w:val="21"/>
-                <w:szCs w:val="21"/>
-              </w:rPr>
-              <w:t xml:space="preserve">  </w:t>
-            </w:r>
-            <w:r>
-              <w:rPr>
-                <w:rFonts w:ascii="宋体" w:hAnsi="宋体" w:eastAsia="宋体" w:cs="宋体"/>
                 <w:spacing w:val="-5"/>
                 <w:sz w:val="21"/>
                 <w:szCs w:val="21"/>
               </w:rPr>
               <w:t>负责客户满意度调查。</w:t>
-            </w:r>
-          </w:p>
-        </w:tc>
-      </w:tr>
-      <w:tr>
-        <w:tblPrEx>
-          <w:tblBorders>
-            <w:top w:val="single" w:color="000000" w:sz="4" w:space="0"/>
-            <w:left w:val="single" w:color="000000" w:sz="4" w:space="0"/>
-            <w:bottom w:val="single" w:color="000000" w:sz="4" w:space="0"/>
-            <w:right w:val="single" w:color="000000" w:sz="4" w:space="0"/>
-            <w:insideH w:val="single" w:color="000000" w:sz="4" w:space="0"/>
-            <w:insideV w:val="single" w:color="000000" w:sz="4" w:space="0"/>
-          </w:tblBorders>
-        </w:tblPrEx>
-        <w:trPr>
-          <w:trHeight w:val="1432" w:hRule="atLeast"/>
-        </w:trPr>
-        <w:tc>
-          <w:tcPr>
-            <w:tcW w:w="0" w:type="auto"/>
-            <w:shd w:val="clear" w:color="auto" w:fill="auto"/>
-          </w:tcPr>
-          <w:p>
-            <w:pPr>
-              <w:pStyle w:val="25"/>
-              <w:spacing w:line="252" w:lineRule="auto"/>
-            </w:pPr>
-          </w:p>
-          <w:p>
-            <w:pPr>
-              <w:pStyle w:val="25"/>
-              <w:spacing w:line="252" w:lineRule="auto"/>
-            </w:pPr>
-          </w:p>
-          <w:p>
-            <w:pPr>
-              <w:pStyle w:val="25"/>
-              <w:spacing w:line="252" w:lineRule="auto"/>
-            </w:pPr>
-          </w:p>
-          <w:p>
-            <w:pPr>
-              <w:pStyle w:val="25"/>
-              <w:spacing w:line="252" w:lineRule="auto"/>
-            </w:pPr>
-          </w:p>
-          <w:p>
-            <w:pPr>
-              <w:pStyle w:val="25"/>
-              <w:spacing w:line="252" w:lineRule="auto"/>
-            </w:pPr>
-          </w:p>
-          <w:p>
-            <w:pPr>
-              <w:pStyle w:val="25"/>
-              <w:spacing w:line="252" w:lineRule="auto"/>
-            </w:pPr>
-          </w:p>
-          <w:p>
-            <w:pPr>
-              <w:pStyle w:val="25"/>
-              <w:spacing w:line="253" w:lineRule="auto"/>
-            </w:pPr>
-          </w:p>
-          <w:p>
-            <w:pPr>
-              <w:spacing w:before="78" w:line="278" w:lineRule="auto"/>
-              <w:ind w:left="114" w:leftChars="0" w:right="280" w:rightChars="0" w:hanging="2" w:firstLineChars="0"/>
-              <w:rPr>
-                <w:rFonts w:ascii="宋体" w:hAnsi="宋体" w:eastAsia="宋体" w:cs="宋体"/>
-                <w:snapToGrid w:val="0"/>
-                <w:color w:val="000000"/>
-                <w:kern w:val="0"/>
-                <w:sz w:val="24"/>
-                <w:szCs w:val="24"/>
-                <w:lang w:val="en-US" w:eastAsia="en-US" w:bidi="ar-SA"/>
-              </w:rPr>
-            </w:pPr>
-            <w:r>
-              <w:rPr>
-                <w:rFonts w:ascii="宋体" w:hAnsi="宋体" w:eastAsia="宋体" w:cs="宋体"/>
-                <w:spacing w:val="-3"/>
-                <w:sz w:val="24"/>
-                <w:szCs w:val="24"/>
-              </w:rPr>
-              <w:t>运维部</w:t>
-            </w:r>
-          </w:p>
-        </w:tc>
-        <w:tc>
-          <w:tcPr>
-            <w:tcW w:w="0" w:type="auto"/>
-            <w:shd w:val="clear" w:color="auto" w:fill="auto"/>
-          </w:tcPr>
-          <w:p>
-            <w:pPr>
-              <w:spacing w:before="66" w:line="271" w:lineRule="auto"/>
-              <w:ind w:left="569" w:right="165" w:hanging="417"/>
-              <w:rPr>
-                <w:rFonts w:ascii="宋体" w:hAnsi="宋体" w:eastAsia="宋体" w:cs="宋体"/>
-                <w:sz w:val="21"/>
-                <w:szCs w:val="21"/>
-              </w:rPr>
-            </w:pPr>
-            <w:r>
-              <w:rPr>
-                <w:rFonts w:ascii="宋体" w:hAnsi="宋体" w:eastAsia="宋体" w:cs="宋体"/>
-                <w:position w:val="-4"/>
-                <w:sz w:val="21"/>
-                <w:szCs w:val="21"/>
-              </w:rPr>
-              <w:drawing>
-                <wp:inline distT="0" distB="0" distL="0" distR="0">
-                  <wp:extent cx="94615" cy="147320"/>
-                  <wp:effectExtent l="0" t="0" r="12065" b="4445"/>
-                  <wp:docPr id="53" name="IM 26"/>
-                  <wp:cNvGraphicFramePr/>
-                  <a:graphic xmlns:a="http://schemas.openxmlformats.org/drawingml/2006/main">
-                    <a:graphicData uri="http://schemas.openxmlformats.org/drawingml/2006/picture">
-                      <pic:pic xmlns:pic="http://schemas.openxmlformats.org/drawingml/2006/picture">
-                        <pic:nvPicPr>
-                          <pic:cNvPr id="53" name="IM 26"/>
-                          <pic:cNvPicPr/>
-                        </pic:nvPicPr>
-                        <pic:blipFill>
-                          <a:blip r:embed="rId7"/>
-                          <a:stretch>
-                            <a:fillRect/>
-                          </a:stretch>
-                        </pic:blipFill>
-                        <pic:spPr>
-                          <a:xfrm>
-                            <a:off x="0" y="0"/>
-                            <a:ext cx="94678" cy="147885"/>
-                          </a:xfrm>
-                          <a:prstGeom prst="rect">
-                            <a:avLst/>
-                          </a:prstGeom>
-                        </pic:spPr>
-                      </pic:pic>
-                    </a:graphicData>
-                  </a:graphic>
-                </wp:inline>
-              </w:drawing>
-            </w:r>
-            <w:r>
-              <w:rPr>
-                <w:rFonts w:ascii="宋体" w:hAnsi="宋体" w:eastAsia="宋体" w:cs="宋体"/>
-                <w:spacing w:val="37"/>
-                <w:sz w:val="21"/>
-                <w:szCs w:val="21"/>
-              </w:rPr>
-              <w:t xml:space="preserve">  </w:t>
-            </w:r>
-            <w:r>
-              <w:rPr>
-                <w:rFonts w:ascii="宋体" w:hAnsi="宋体" w:eastAsia="宋体" w:cs="宋体"/>
-                <w:spacing w:val="-1"/>
-                <w:sz w:val="21"/>
-                <w:szCs w:val="21"/>
-              </w:rPr>
-              <w:t>负责对所运维业务进行质量控制,对质量部和服务台提供的</w:t>
-            </w:r>
-            <w:r>
-              <w:rPr>
-                <w:rFonts w:ascii="宋体" w:hAnsi="宋体" w:eastAsia="宋体" w:cs="宋体"/>
-                <w:spacing w:val="-3"/>
-                <w:sz w:val="21"/>
-                <w:szCs w:val="21"/>
-              </w:rPr>
-              <w:t>客户服务质量调查结果进行分析和处理。</w:t>
-            </w:r>
-          </w:p>
-          <w:p>
-            <w:pPr>
-              <w:spacing w:before="101" w:line="223" w:lineRule="auto"/>
-              <w:ind w:left="152"/>
-              <w:rPr>
-                <w:rFonts w:ascii="宋体" w:hAnsi="宋体" w:eastAsia="宋体" w:cs="宋体"/>
-                <w:sz w:val="21"/>
-                <w:szCs w:val="21"/>
-              </w:rPr>
-            </w:pPr>
-            <w:r>
-              <w:rPr>
-                <w:rFonts w:ascii="宋体" w:hAnsi="宋体" w:eastAsia="宋体" w:cs="宋体"/>
-                <w:position w:val="-4"/>
-                <w:sz w:val="21"/>
-                <w:szCs w:val="21"/>
-              </w:rPr>
-              <w:drawing>
-                <wp:inline distT="0" distB="0" distL="0" distR="0">
-                  <wp:extent cx="94615" cy="147320"/>
-                  <wp:effectExtent l="0" t="0" r="12065" b="4445"/>
-                  <wp:docPr id="54" name="IM 28"/>
-                  <wp:cNvGraphicFramePr/>
-                  <a:graphic xmlns:a="http://schemas.openxmlformats.org/drawingml/2006/main">
-                    <a:graphicData uri="http://schemas.openxmlformats.org/drawingml/2006/picture">
-                      <pic:pic xmlns:pic="http://schemas.openxmlformats.org/drawingml/2006/picture">
-                        <pic:nvPicPr>
-                          <pic:cNvPr id="54" name="IM 28"/>
-                          <pic:cNvPicPr/>
-                        </pic:nvPicPr>
-                        <pic:blipFill>
-                          <a:blip r:embed="rId7"/>
-                          <a:stretch>
-                            <a:fillRect/>
-                          </a:stretch>
-                        </pic:blipFill>
-                        <pic:spPr>
-                          <a:xfrm>
-                            <a:off x="0" y="0"/>
-                            <a:ext cx="94678" cy="147885"/>
-                          </a:xfrm>
-                          <a:prstGeom prst="rect">
-                            <a:avLst/>
-                          </a:prstGeom>
-                        </pic:spPr>
-                      </pic:pic>
-                    </a:graphicData>
-                  </a:graphic>
-                </wp:inline>
-              </w:drawing>
-            </w:r>
-            <w:r>
-              <w:rPr>
-                <w:rFonts w:ascii="宋体" w:hAnsi="宋体" w:eastAsia="宋体" w:cs="宋体"/>
-                <w:spacing w:val="34"/>
-                <w:sz w:val="21"/>
-                <w:szCs w:val="21"/>
-              </w:rPr>
-              <w:t xml:space="preserve">  </w:t>
-            </w:r>
-            <w:r>
-              <w:rPr>
-                <w:rFonts w:ascii="宋体" w:hAnsi="宋体" w:eastAsia="宋体" w:cs="宋体"/>
-                <w:spacing w:val="-4"/>
-                <w:sz w:val="21"/>
-                <w:szCs w:val="21"/>
-              </w:rPr>
-              <w:t>定期组织召开质量分析会。</w:t>
-            </w:r>
-          </w:p>
-          <w:p>
-            <w:pPr>
-              <w:spacing w:before="105" w:line="223" w:lineRule="auto"/>
-              <w:ind w:left="152"/>
-              <w:rPr>
-                <w:rFonts w:ascii="宋体" w:hAnsi="宋体" w:eastAsia="宋体" w:cs="宋体"/>
-                <w:sz w:val="21"/>
-                <w:szCs w:val="21"/>
-              </w:rPr>
-            </w:pPr>
-            <w:r>
-              <w:rPr>
-                <w:rFonts w:ascii="宋体" w:hAnsi="宋体" w:eastAsia="宋体" w:cs="宋体"/>
-                <w:position w:val="-4"/>
-                <w:sz w:val="21"/>
-                <w:szCs w:val="21"/>
-              </w:rPr>
-              <w:drawing>
-                <wp:inline distT="0" distB="0" distL="0" distR="0">
-                  <wp:extent cx="94615" cy="147320"/>
-                  <wp:effectExtent l="0" t="0" r="12065" b="4445"/>
-                  <wp:docPr id="55" name="IM 30"/>
-                  <wp:cNvGraphicFramePr/>
-                  <a:graphic xmlns:a="http://schemas.openxmlformats.org/drawingml/2006/main">
-                    <a:graphicData uri="http://schemas.openxmlformats.org/drawingml/2006/picture">
-                      <pic:pic xmlns:pic="http://schemas.openxmlformats.org/drawingml/2006/picture">
-                        <pic:nvPicPr>
-                          <pic:cNvPr id="55" name="IM 30"/>
-                          <pic:cNvPicPr/>
-                        </pic:nvPicPr>
-                        <pic:blipFill>
-                          <a:blip r:embed="rId7"/>
-                          <a:stretch>
-                            <a:fillRect/>
-                          </a:stretch>
-                        </pic:blipFill>
-                        <pic:spPr>
-                          <a:xfrm>
-                            <a:off x="0" y="0"/>
-                            <a:ext cx="94678" cy="147884"/>
-                          </a:xfrm>
-                          <a:prstGeom prst="rect">
-                            <a:avLst/>
-                          </a:prstGeom>
-                        </pic:spPr>
-                      </pic:pic>
-                    </a:graphicData>
-                  </a:graphic>
-                </wp:inline>
-              </w:drawing>
-            </w:r>
-            <w:r>
-              <w:rPr>
-                <w:rFonts w:ascii="宋体" w:hAnsi="宋体" w:eastAsia="宋体" w:cs="宋体"/>
-                <w:spacing w:val="27"/>
-                <w:sz w:val="21"/>
-                <w:szCs w:val="21"/>
-              </w:rPr>
-              <w:t xml:space="preserve">  </w:t>
-            </w:r>
-            <w:r>
-              <w:rPr>
-                <w:rFonts w:ascii="宋体" w:hAnsi="宋体" w:eastAsia="宋体" w:cs="宋体"/>
-                <w:spacing w:val="-3"/>
-                <w:sz w:val="21"/>
-                <w:szCs w:val="21"/>
-              </w:rPr>
-              <w:t>跟踪客户投诉的处理过程。</w:t>
-            </w:r>
-          </w:p>
-          <w:p>
-            <w:pPr>
-              <w:spacing w:before="105" w:line="223" w:lineRule="auto"/>
-              <w:ind w:left="152"/>
-              <w:rPr>
-                <w:rFonts w:ascii="宋体" w:hAnsi="宋体" w:eastAsia="宋体" w:cs="宋体"/>
-                <w:sz w:val="21"/>
-                <w:szCs w:val="21"/>
-              </w:rPr>
-            </w:pPr>
-            <w:r>
-              <w:rPr>
-                <w:rFonts w:ascii="宋体" w:hAnsi="宋体" w:eastAsia="宋体" w:cs="宋体"/>
-                <w:position w:val="-4"/>
-                <w:sz w:val="21"/>
-                <w:szCs w:val="21"/>
-              </w:rPr>
-              <w:drawing>
-                <wp:inline distT="0" distB="0" distL="0" distR="0">
-                  <wp:extent cx="94615" cy="147320"/>
-                  <wp:effectExtent l="0" t="0" r="12065" b="4445"/>
-                  <wp:docPr id="56" name="IM 32"/>
-                  <wp:cNvGraphicFramePr/>
-                  <a:graphic xmlns:a="http://schemas.openxmlformats.org/drawingml/2006/main">
-                    <a:graphicData uri="http://schemas.openxmlformats.org/drawingml/2006/picture">
-                      <pic:pic xmlns:pic="http://schemas.openxmlformats.org/drawingml/2006/picture">
-                        <pic:nvPicPr>
-                          <pic:cNvPr id="56" name="IM 32"/>
-                          <pic:cNvPicPr/>
-                        </pic:nvPicPr>
-                        <pic:blipFill>
-                          <a:blip r:embed="rId7"/>
-                          <a:stretch>
-                            <a:fillRect/>
-                          </a:stretch>
-                        </pic:blipFill>
-                        <pic:spPr>
-                          <a:xfrm>
-                            <a:off x="0" y="0"/>
-                            <a:ext cx="94678" cy="147885"/>
-                          </a:xfrm>
-                          <a:prstGeom prst="rect">
-                            <a:avLst/>
-                          </a:prstGeom>
-                        </pic:spPr>
-                      </pic:pic>
-                    </a:graphicData>
-                  </a:graphic>
-                </wp:inline>
-              </w:drawing>
-            </w:r>
-            <w:r>
-              <w:rPr>
-                <w:rFonts w:ascii="宋体" w:hAnsi="宋体" w:eastAsia="宋体" w:cs="宋体"/>
-                <w:spacing w:val="34"/>
-                <w:sz w:val="21"/>
-                <w:szCs w:val="21"/>
-              </w:rPr>
-              <w:t xml:space="preserve">  </w:t>
-            </w:r>
-            <w:r>
-              <w:rPr>
-                <w:rFonts w:ascii="宋体" w:hAnsi="宋体" w:eastAsia="宋体" w:cs="宋体"/>
-                <w:spacing w:val="-2"/>
-                <w:sz w:val="21"/>
-                <w:szCs w:val="21"/>
-              </w:rPr>
-              <w:t>定期编写总结报告，持续改进完善维护服务能力和质量。</w:t>
-            </w:r>
-          </w:p>
-          <w:p>
-            <w:pPr>
-              <w:spacing w:before="105" w:line="223" w:lineRule="auto"/>
-              <w:ind w:left="152"/>
-              <w:rPr>
-                <w:rFonts w:ascii="宋体" w:hAnsi="宋体" w:eastAsia="宋体" w:cs="宋体"/>
-                <w:sz w:val="21"/>
-                <w:szCs w:val="21"/>
-              </w:rPr>
-            </w:pPr>
-            <w:r>
-              <w:rPr>
-                <w:rFonts w:ascii="宋体" w:hAnsi="宋体" w:eastAsia="宋体" w:cs="宋体"/>
-                <w:position w:val="-4"/>
-                <w:sz w:val="21"/>
-                <w:szCs w:val="21"/>
-              </w:rPr>
-              <w:drawing>
-                <wp:inline distT="0" distB="0" distL="0" distR="0">
-                  <wp:extent cx="94615" cy="147320"/>
-                  <wp:effectExtent l="0" t="0" r="12065" b="4445"/>
-                  <wp:docPr id="57" name="IM 34"/>
-                  <wp:cNvGraphicFramePr/>
-                  <a:graphic xmlns:a="http://schemas.openxmlformats.org/drawingml/2006/main">
-                    <a:graphicData uri="http://schemas.openxmlformats.org/drawingml/2006/picture">
-                      <pic:pic xmlns:pic="http://schemas.openxmlformats.org/drawingml/2006/picture">
-                        <pic:nvPicPr>
-                          <pic:cNvPr id="57" name="IM 34"/>
-                          <pic:cNvPicPr/>
-                        </pic:nvPicPr>
-                        <pic:blipFill>
-                          <a:blip r:embed="rId7"/>
-                          <a:stretch>
-                            <a:fillRect/>
-                          </a:stretch>
-                        </pic:blipFill>
-                        <pic:spPr>
-                          <a:xfrm>
-                            <a:off x="0" y="0"/>
-                            <a:ext cx="94678" cy="147885"/>
-                          </a:xfrm>
-                          <a:prstGeom prst="rect">
-                            <a:avLst/>
-                          </a:prstGeom>
-                        </pic:spPr>
-                      </pic:pic>
-                    </a:graphicData>
-                  </a:graphic>
-                </wp:inline>
-              </w:drawing>
-            </w:r>
-            <w:r>
-              <w:rPr>
-                <w:rFonts w:ascii="宋体" w:hAnsi="宋体" w:eastAsia="宋体" w:cs="宋体"/>
-                <w:spacing w:val="34"/>
-                <w:sz w:val="21"/>
-                <w:szCs w:val="21"/>
-              </w:rPr>
-              <w:t xml:space="preserve">  </w:t>
-            </w:r>
-            <w:r>
-              <w:rPr>
-                <w:rFonts w:ascii="宋体" w:hAnsi="宋体" w:eastAsia="宋体" w:cs="宋体"/>
-                <w:spacing w:val="-4"/>
-                <w:sz w:val="21"/>
-                <w:szCs w:val="21"/>
-              </w:rPr>
-              <w:t>负责监控服务的处理过程。</w:t>
-            </w:r>
-          </w:p>
-          <w:p>
-            <w:pPr>
-              <w:spacing w:before="105" w:line="223" w:lineRule="auto"/>
-              <w:ind w:left="152"/>
-              <w:rPr>
-                <w:rFonts w:ascii="宋体" w:hAnsi="宋体" w:eastAsia="宋体" w:cs="宋体"/>
-                <w:sz w:val="21"/>
-                <w:szCs w:val="21"/>
-              </w:rPr>
-            </w:pPr>
-            <w:r>
-              <w:rPr>
-                <w:rFonts w:ascii="宋体" w:hAnsi="宋体" w:eastAsia="宋体" w:cs="宋体"/>
-                <w:position w:val="-4"/>
-                <w:sz w:val="21"/>
-                <w:szCs w:val="21"/>
-              </w:rPr>
-              <w:drawing>
-                <wp:inline distT="0" distB="0" distL="0" distR="0">
-                  <wp:extent cx="94615" cy="147320"/>
-                  <wp:effectExtent l="0" t="0" r="12065" b="3810"/>
-                  <wp:docPr id="58" name="IM 36"/>
-                  <wp:cNvGraphicFramePr/>
-                  <a:graphic xmlns:a="http://schemas.openxmlformats.org/drawingml/2006/main">
-                    <a:graphicData uri="http://schemas.openxmlformats.org/drawingml/2006/picture">
-                      <pic:pic xmlns:pic="http://schemas.openxmlformats.org/drawingml/2006/picture">
-                        <pic:nvPicPr>
-                          <pic:cNvPr id="58" name="IM 36"/>
-                          <pic:cNvPicPr/>
-                        </pic:nvPicPr>
-                        <pic:blipFill>
-                          <a:blip r:embed="rId9"/>
-                          <a:stretch>
-                            <a:fillRect/>
-                          </a:stretch>
-                        </pic:blipFill>
-                        <pic:spPr>
-                          <a:xfrm>
-                            <a:off x="0" y="0"/>
-                            <a:ext cx="94678" cy="147885"/>
-                          </a:xfrm>
-                          <a:prstGeom prst="rect">
-                            <a:avLst/>
-                          </a:prstGeom>
-                        </pic:spPr>
-                      </pic:pic>
-                    </a:graphicData>
-                  </a:graphic>
-                </wp:inline>
-              </w:drawing>
-            </w:r>
-            <w:r>
-              <w:rPr>
-                <w:rFonts w:ascii="宋体" w:hAnsi="宋体" w:eastAsia="宋体" w:cs="宋体"/>
-                <w:spacing w:val="30"/>
-                <w:sz w:val="21"/>
-                <w:szCs w:val="21"/>
-              </w:rPr>
-              <w:t xml:space="preserve">  </w:t>
-            </w:r>
-            <w:r>
-              <w:rPr>
-                <w:rFonts w:ascii="宋体" w:hAnsi="宋体" w:eastAsia="宋体" w:cs="宋体"/>
-                <w:spacing w:val="-3"/>
-                <w:sz w:val="21"/>
-                <w:szCs w:val="21"/>
-              </w:rPr>
-              <w:t>对每个处理事件进行客户回访。</w:t>
-            </w:r>
-          </w:p>
-          <w:p>
-            <w:pPr>
-              <w:spacing w:before="105" w:line="271" w:lineRule="auto"/>
-              <w:ind w:left="570" w:right="270" w:hanging="418"/>
-              <w:rPr>
-                <w:rFonts w:ascii="宋体" w:hAnsi="宋体" w:eastAsia="宋体" w:cs="宋体"/>
-                <w:sz w:val="21"/>
-                <w:szCs w:val="21"/>
-              </w:rPr>
-            </w:pPr>
-            <w:r>
-              <w:rPr>
-                <w:rFonts w:ascii="宋体" w:hAnsi="宋体" w:eastAsia="宋体" w:cs="宋体"/>
-                <w:position w:val="-4"/>
-                <w:sz w:val="21"/>
-                <w:szCs w:val="21"/>
-              </w:rPr>
-              <w:drawing>
-                <wp:inline distT="0" distB="0" distL="0" distR="0">
-                  <wp:extent cx="94615" cy="147320"/>
-                  <wp:effectExtent l="0" t="0" r="12065" b="4445"/>
-                  <wp:docPr id="59" name="IM 38"/>
-                  <wp:cNvGraphicFramePr/>
-                  <a:graphic xmlns:a="http://schemas.openxmlformats.org/drawingml/2006/main">
-                    <a:graphicData uri="http://schemas.openxmlformats.org/drawingml/2006/picture">
-                      <pic:pic xmlns:pic="http://schemas.openxmlformats.org/drawingml/2006/picture">
-                        <pic:nvPicPr>
-                          <pic:cNvPr id="59" name="IM 38"/>
-                          <pic:cNvPicPr/>
-                        </pic:nvPicPr>
-                        <pic:blipFill>
-                          <a:blip r:embed="rId8"/>
-                          <a:stretch>
-                            <a:fillRect/>
-                          </a:stretch>
-                        </pic:blipFill>
-                        <pic:spPr>
-                          <a:xfrm>
-                            <a:off x="0" y="0"/>
-                            <a:ext cx="94678" cy="147885"/>
-                          </a:xfrm>
-                          <a:prstGeom prst="rect">
-                            <a:avLst/>
-                          </a:prstGeom>
-                        </pic:spPr>
-                      </pic:pic>
-                    </a:graphicData>
-                  </a:graphic>
-                </wp:inline>
-              </w:drawing>
-            </w:r>
-            <w:r>
-              <w:rPr>
-                <w:rFonts w:ascii="宋体" w:hAnsi="宋体" w:eastAsia="宋体" w:cs="宋体"/>
-                <w:spacing w:val="36"/>
-                <w:sz w:val="21"/>
-                <w:szCs w:val="21"/>
-              </w:rPr>
-              <w:t xml:space="preserve">  </w:t>
-            </w:r>
-            <w:r>
-              <w:rPr>
-                <w:rFonts w:ascii="宋体" w:hAnsi="宋体" w:eastAsia="宋体" w:cs="宋体"/>
-                <w:spacing w:val="-1"/>
-                <w:sz w:val="21"/>
-                <w:szCs w:val="21"/>
-              </w:rPr>
-              <w:t>接收和处理客户投诉，重要的客户投诉信息及时反馈给相关</w:t>
-            </w:r>
-            <w:r>
-              <w:rPr>
-                <w:rFonts w:ascii="宋体" w:hAnsi="宋体" w:eastAsia="宋体" w:cs="宋体"/>
-                <w:spacing w:val="-7"/>
-                <w:sz w:val="21"/>
-                <w:szCs w:val="21"/>
-              </w:rPr>
-              <w:t>部门处理。</w:t>
-            </w:r>
-          </w:p>
-          <w:p>
-            <w:pPr>
-              <w:spacing w:before="100" w:line="286" w:lineRule="auto"/>
-              <w:ind w:left="571" w:leftChars="0" w:right="270" w:rightChars="0" w:hanging="419" w:firstLineChars="0"/>
-              <w:rPr>
-                <w:rFonts w:ascii="宋体" w:hAnsi="宋体" w:eastAsia="宋体" w:cs="宋体"/>
-                <w:snapToGrid w:val="0"/>
-                <w:color w:val="000000"/>
-                <w:kern w:val="0"/>
-                <w:sz w:val="21"/>
-                <w:szCs w:val="21"/>
-                <w:lang w:val="en-US" w:eastAsia="en-US" w:bidi="ar-SA"/>
-              </w:rPr>
-            </w:pPr>
-            <w:r>
-              <w:rPr>
-                <w:rFonts w:ascii="宋体" w:hAnsi="宋体" w:eastAsia="宋体" w:cs="宋体"/>
-                <w:position w:val="-4"/>
-                <w:sz w:val="21"/>
-                <w:szCs w:val="21"/>
-              </w:rPr>
-              <w:drawing>
-                <wp:inline distT="0" distB="0" distL="0" distR="0">
-                  <wp:extent cx="94615" cy="147320"/>
-                  <wp:effectExtent l="0" t="0" r="12065" b="4445"/>
-                  <wp:docPr id="60" name="IM 40"/>
-                  <wp:cNvGraphicFramePr/>
-                  <a:graphic xmlns:a="http://schemas.openxmlformats.org/drawingml/2006/main">
-                    <a:graphicData uri="http://schemas.openxmlformats.org/drawingml/2006/picture">
-                      <pic:pic xmlns:pic="http://schemas.openxmlformats.org/drawingml/2006/picture">
-                        <pic:nvPicPr>
-                          <pic:cNvPr id="60" name="IM 40"/>
-                          <pic:cNvPicPr/>
-                        </pic:nvPicPr>
-                        <pic:blipFill>
-                          <a:blip r:embed="rId8"/>
-                          <a:stretch>
-                            <a:fillRect/>
-                          </a:stretch>
-                        </pic:blipFill>
-                        <pic:spPr>
-                          <a:xfrm>
-                            <a:off x="0" y="0"/>
-                            <a:ext cx="94678" cy="147885"/>
-                          </a:xfrm>
-                          <a:prstGeom prst="rect">
-                            <a:avLst/>
-                          </a:prstGeom>
-                        </pic:spPr>
-                      </pic:pic>
-                    </a:graphicData>
-                  </a:graphic>
-                </wp:inline>
-              </w:drawing>
-            </w:r>
-            <w:r>
-              <w:rPr>
-                <w:rFonts w:ascii="宋体" w:hAnsi="宋体" w:eastAsia="宋体" w:cs="宋体"/>
-                <w:spacing w:val="36"/>
-                <w:sz w:val="21"/>
-                <w:szCs w:val="21"/>
-              </w:rPr>
-              <w:t xml:space="preserve">  </w:t>
-            </w:r>
-            <w:r>
-              <w:rPr>
-                <w:rFonts w:ascii="宋体" w:hAnsi="宋体" w:eastAsia="宋体" w:cs="宋体"/>
-                <w:spacing w:val="-1"/>
-                <w:sz w:val="21"/>
-                <w:szCs w:val="21"/>
-              </w:rPr>
-              <w:t>包括运维项目经理、技术支持工程师、网络工程师等相关人员，按照运维岗位职责的要求、工作流程及质量要求，实施</w:t>
-            </w:r>
-            <w:r>
-              <w:rPr>
-                <w:rFonts w:ascii="宋体" w:hAnsi="宋体" w:eastAsia="宋体" w:cs="宋体"/>
-                <w:spacing w:val="-3"/>
-                <w:sz w:val="21"/>
-                <w:szCs w:val="21"/>
-              </w:rPr>
-              <w:t>具体运维服务任务，并将过程形成记录。</w:t>
             </w:r>
           </w:p>
         </w:tc>
@@ -5080,19 +3423,49 @@
           <w:p>
             <w:pPr>
               <w:pStyle w:val="25"/>
-              <w:spacing w:line="260" w:lineRule="auto"/>
+              <w:spacing w:line="252" w:lineRule="auto"/>
             </w:pPr>
           </w:p>
           <w:p>
             <w:pPr>
               <w:pStyle w:val="25"/>
-              <w:spacing w:line="260" w:lineRule="auto"/>
-            </w:pPr>
-          </w:p>
-          <w:p>
-            <w:pPr>
-              <w:spacing w:before="78" w:line="220" w:lineRule="auto"/>
-              <w:ind w:left="113" w:leftChars="0"/>
+              <w:spacing w:line="252" w:lineRule="auto"/>
+            </w:pPr>
+          </w:p>
+          <w:p>
+            <w:pPr>
+              <w:pStyle w:val="25"/>
+              <w:spacing w:line="252" w:lineRule="auto"/>
+            </w:pPr>
+          </w:p>
+          <w:p>
+            <w:pPr>
+              <w:pStyle w:val="25"/>
+              <w:spacing w:line="252" w:lineRule="auto"/>
+            </w:pPr>
+          </w:p>
+          <w:p>
+            <w:pPr>
+              <w:pStyle w:val="25"/>
+              <w:spacing w:line="252" w:lineRule="auto"/>
+            </w:pPr>
+          </w:p>
+          <w:p>
+            <w:pPr>
+              <w:pStyle w:val="25"/>
+              <w:spacing w:line="252" w:lineRule="auto"/>
+            </w:pPr>
+          </w:p>
+          <w:p>
+            <w:pPr>
+              <w:pStyle w:val="25"/>
+              <w:spacing w:line="253" w:lineRule="auto"/>
+            </w:pPr>
+          </w:p>
+          <w:p>
+            <w:pPr>
+              <w:spacing w:before="78" w:line="278" w:lineRule="auto"/>
+              <w:ind w:left="114" w:leftChars="0" w:right="280" w:rightChars="0" w:hanging="2" w:firstLineChars="0"/>
               <w:rPr>
                 <w:rFonts w:ascii="宋体" w:hAnsi="宋体" w:eastAsia="宋体" w:cs="宋体"/>
                 <w:snapToGrid w:val="0"/>
@@ -5106,11 +3479,11 @@
             <w:r>
               <w:rPr>
                 <w:rFonts w:ascii="宋体" w:hAnsi="宋体" w:eastAsia="宋体" w:cs="宋体"/>
-                <w:spacing w:val="-2"/>
+                <w:spacing w:val="-3"/>
                 <w:sz w:val="24"/>
                 <w:szCs w:val="24"/>
               </w:rPr>
-              <w:t>其他部门</w:t>
+              <w:t>运维部</w:t>
             </w:r>
           </w:p>
         </w:tc>
@@ -5121,8 +3494,12 @@
           </w:tcPr>
           <w:p>
             <w:pPr>
-              <w:spacing w:before="71" w:line="223" w:lineRule="auto"/>
-              <w:ind w:left="152"/>
+              <w:numPr>
+                <w:ilvl w:val="0"/>
+                <w:numId w:val="5"/>
+              </w:numPr>
+              <w:spacing w:before="66" w:line="271" w:lineRule="auto"/>
+              <w:ind w:left="425" w:leftChars="0" w:right="165" w:hanging="425" w:firstLineChars="0"/>
               <w:rPr>
                 <w:rFonts w:ascii="宋体" w:hAnsi="宋体" w:eastAsia="宋体" w:cs="宋体"/>
                 <w:sz w:val="21"/>
@@ -5132,193 +3509,84 @@
             <w:r>
               <w:rPr>
                 <w:rFonts w:ascii="宋体" w:hAnsi="宋体" w:eastAsia="宋体" w:cs="宋体"/>
-                <w:position w:val="-4"/>
+                <w:spacing w:val="-1"/>
                 <w:sz w:val="21"/>
                 <w:szCs w:val="21"/>
               </w:rPr>
-              <w:drawing>
-                <wp:inline distT="0" distB="0" distL="0" distR="0">
-                  <wp:extent cx="94615" cy="147320"/>
-                  <wp:effectExtent l="0" t="0" r="12065" b="4445"/>
-                  <wp:docPr id="61" name="IM 42"/>
-                  <wp:cNvGraphicFramePr/>
-                  <a:graphic xmlns:a="http://schemas.openxmlformats.org/drawingml/2006/main">
-                    <a:graphicData uri="http://schemas.openxmlformats.org/drawingml/2006/picture">
-                      <pic:pic xmlns:pic="http://schemas.openxmlformats.org/drawingml/2006/picture">
-                        <pic:nvPicPr>
-                          <pic:cNvPr id="61" name="IM 42"/>
-                          <pic:cNvPicPr/>
-                        </pic:nvPicPr>
-                        <pic:blipFill>
-                          <a:blip r:embed="rId7"/>
-                          <a:stretch>
-                            <a:fillRect/>
-                          </a:stretch>
-                        </pic:blipFill>
-                        <pic:spPr>
-                          <a:xfrm>
-                            <a:off x="0" y="0"/>
-                            <a:ext cx="94678" cy="147885"/>
-                          </a:xfrm>
-                          <a:prstGeom prst="rect">
-                            <a:avLst/>
-                          </a:prstGeom>
-                        </pic:spPr>
-                      </pic:pic>
-                    </a:graphicData>
-                  </a:graphic>
-                </wp:inline>
-              </w:drawing>
+              <w:t>负责对所运维业务进行质量控制,对质量部和服务台提供的</w:t>
             </w:r>
             <w:r>
               <w:rPr>
                 <w:rFonts w:ascii="宋体" w:hAnsi="宋体" w:eastAsia="宋体" w:cs="宋体"/>
-                <w:spacing w:val="31"/>
+                <w:spacing w:val="-3"/>
                 <w:sz w:val="21"/>
                 <w:szCs w:val="21"/>
               </w:rPr>
-              <w:t xml:space="preserve">  </w:t>
+              <w:t>客户服务质量调查结果进行分析和处理。</w:t>
             </w:r>
-            <w:r>
-              <w:rPr>
-                <w:rFonts w:ascii="宋体" w:hAnsi="宋体" w:eastAsia="宋体" w:cs="宋体"/>
-                <w:spacing w:val="-5"/>
+          </w:p>
+          <w:p>
+            <w:pPr>
+              <w:numPr>
+                <w:ilvl w:val="0"/>
+                <w:numId w:val="5"/>
+              </w:numPr>
+              <w:spacing w:before="101" w:line="223" w:lineRule="auto"/>
+              <w:ind w:left="425" w:leftChars="0" w:hanging="425" w:firstLineChars="0"/>
+              <w:rPr>
+                <w:rFonts w:ascii="宋体" w:hAnsi="宋体" w:eastAsia="宋体" w:cs="宋体"/>
                 <w:sz w:val="21"/>
                 <w:szCs w:val="21"/>
               </w:rPr>
-              <w:t>参与能力管理计划的制定；</w:t>
-            </w:r>
-          </w:p>
-          <w:p>
-            <w:pPr>
-              <w:spacing w:before="105" w:line="223" w:lineRule="auto"/>
-              <w:ind w:left="152"/>
-              <w:rPr>
-                <w:rFonts w:ascii="宋体" w:hAnsi="宋体" w:eastAsia="宋体" w:cs="宋体"/>
+            </w:pPr>
+            <w:r>
+              <w:rPr>
+                <w:rFonts w:ascii="宋体" w:hAnsi="宋体" w:eastAsia="宋体" w:cs="宋体"/>
+                <w:spacing w:val="-4"/>
                 <w:sz w:val="21"/>
                 <w:szCs w:val="21"/>
               </w:rPr>
-            </w:pPr>
-            <w:r>
-              <w:rPr>
-                <w:rFonts w:ascii="宋体" w:hAnsi="宋体" w:eastAsia="宋体" w:cs="宋体"/>
-                <w:position w:val="-4"/>
+              <w:t>定期组织召开质量分析会。</w:t>
+            </w:r>
+          </w:p>
+          <w:p>
+            <w:pPr>
+              <w:numPr>
+                <w:ilvl w:val="0"/>
+                <w:numId w:val="5"/>
+              </w:numPr>
+              <w:spacing w:before="105" w:line="223" w:lineRule="auto"/>
+              <w:ind w:left="425" w:leftChars="0" w:hanging="425" w:firstLineChars="0"/>
+              <w:rPr>
+                <w:rFonts w:ascii="宋体" w:hAnsi="宋体" w:eastAsia="宋体" w:cs="宋体"/>
                 <w:sz w:val="21"/>
                 <w:szCs w:val="21"/>
               </w:rPr>
-              <w:drawing>
-                <wp:inline distT="0" distB="0" distL="0" distR="0">
-                  <wp:extent cx="94615" cy="147320"/>
-                  <wp:effectExtent l="0" t="0" r="12065" b="4445"/>
-                  <wp:docPr id="62" name="IM 44"/>
-                  <wp:cNvGraphicFramePr/>
-                  <a:graphic xmlns:a="http://schemas.openxmlformats.org/drawingml/2006/main">
-                    <a:graphicData uri="http://schemas.openxmlformats.org/drawingml/2006/picture">
-                      <pic:pic xmlns:pic="http://schemas.openxmlformats.org/drawingml/2006/picture">
-                        <pic:nvPicPr>
-                          <pic:cNvPr id="62" name="IM 44"/>
-                          <pic:cNvPicPr/>
-                        </pic:nvPicPr>
-                        <pic:blipFill>
-                          <a:blip r:embed="rId7"/>
-                          <a:stretch>
-                            <a:fillRect/>
-                          </a:stretch>
-                        </pic:blipFill>
-                        <pic:spPr>
-                          <a:xfrm>
-                            <a:off x="0" y="0"/>
-                            <a:ext cx="94678" cy="147885"/>
-                          </a:xfrm>
-                          <a:prstGeom prst="rect">
-                            <a:avLst/>
-                          </a:prstGeom>
-                        </pic:spPr>
-                      </pic:pic>
-                    </a:graphicData>
-                  </a:graphic>
-                </wp:inline>
-              </w:drawing>
-            </w:r>
+            </w:pPr>
             <w:r>
               <w:rPr>
                 <w:rFonts w:ascii="宋体" w:hAnsi="宋体" w:eastAsia="宋体" w:cs="宋体"/>
-                <w:spacing w:val="29"/>
+                <w:spacing w:val="-3"/>
                 <w:sz w:val="21"/>
                 <w:szCs w:val="21"/>
               </w:rPr>
-              <w:t xml:space="preserve">  </w:t>
+              <w:t>跟踪客户投诉的处理过程。</w:t>
             </w:r>
-            <w:r>
-              <w:rPr>
-                <w:rFonts w:ascii="宋体" w:hAnsi="宋体" w:eastAsia="宋体" w:cs="宋体"/>
-                <w:spacing w:val="-5"/>
+          </w:p>
+          <w:p>
+            <w:pPr>
+              <w:numPr>
+                <w:ilvl w:val="0"/>
+                <w:numId w:val="5"/>
+              </w:numPr>
+              <w:spacing w:before="105" w:line="223" w:lineRule="auto"/>
+              <w:ind w:left="425" w:leftChars="0" w:hanging="425" w:firstLineChars="0"/>
+              <w:rPr>
+                <w:rFonts w:ascii="宋体" w:hAnsi="宋体" w:eastAsia="宋体" w:cs="宋体"/>
                 <w:sz w:val="21"/>
                 <w:szCs w:val="21"/>
               </w:rPr>
-              <w:t>按照能力管理计划实施；</w:t>
-            </w:r>
-          </w:p>
-          <w:p>
-            <w:pPr>
-              <w:spacing w:before="105" w:line="223" w:lineRule="auto"/>
-              <w:ind w:left="152"/>
-              <w:rPr>
-                <w:rFonts w:ascii="宋体" w:hAnsi="宋体" w:eastAsia="宋体" w:cs="宋体"/>
-                <w:sz w:val="21"/>
-                <w:szCs w:val="21"/>
-              </w:rPr>
-            </w:pPr>
-            <w:r>
-              <w:rPr>
-                <w:rFonts w:ascii="宋体" w:hAnsi="宋体" w:eastAsia="宋体" w:cs="宋体"/>
-                <w:position w:val="-4"/>
-                <w:sz w:val="21"/>
-                <w:szCs w:val="21"/>
-              </w:rPr>
-              <w:drawing>
-                <wp:inline distT="0" distB="0" distL="0" distR="0">
-                  <wp:extent cx="94615" cy="147320"/>
-                  <wp:effectExtent l="0" t="0" r="12065" b="3810"/>
-                  <wp:docPr id="63" name="IM 46"/>
-                  <wp:cNvGraphicFramePr/>
-                  <a:graphic xmlns:a="http://schemas.openxmlformats.org/drawingml/2006/main">
-                    <a:graphicData uri="http://schemas.openxmlformats.org/drawingml/2006/picture">
-                      <pic:pic xmlns:pic="http://schemas.openxmlformats.org/drawingml/2006/picture">
-                        <pic:nvPicPr>
-                          <pic:cNvPr id="63" name="IM 46"/>
-                          <pic:cNvPicPr/>
-                        </pic:nvPicPr>
-                        <pic:blipFill>
-                          <a:blip r:embed="rId9"/>
-                          <a:stretch>
-                            <a:fillRect/>
-                          </a:stretch>
-                        </pic:blipFill>
-                        <pic:spPr>
-                          <a:xfrm>
-                            <a:off x="0" y="0"/>
-                            <a:ext cx="94678" cy="147885"/>
-                          </a:xfrm>
-                          <a:prstGeom prst="rect">
-                            <a:avLst/>
-                          </a:prstGeom>
-                        </pic:spPr>
-                      </pic:pic>
-                    </a:graphicData>
-                  </a:graphic>
-                </wp:inline>
-              </w:drawing>
-            </w:r>
-            <w:r>
-              <w:rPr>
-                <w:rFonts w:ascii="宋体" w:hAnsi="宋体" w:eastAsia="宋体" w:cs="宋体"/>
-                <w:spacing w:val="28"/>
-                <w:sz w:val="21"/>
-                <w:szCs w:val="21"/>
-              </w:rPr>
-              <w:t xml:space="preserve">  </w:t>
-            </w:r>
+            </w:pPr>
             <w:r>
               <w:rPr>
                 <w:rFonts w:ascii="宋体" w:hAnsi="宋体" w:eastAsia="宋体" w:cs="宋体"/>
@@ -5326,8 +3594,47 @@
                 <w:sz w:val="21"/>
                 <w:szCs w:val="21"/>
               </w:rPr>
-              <w:t>接受质量部的监督和检查，并定期汇报计划的实</w:t>
+              <w:t>定期编写总结报告，持续改进完善维护服务能力和质量。</w:t>
             </w:r>
+          </w:p>
+          <w:p>
+            <w:pPr>
+              <w:numPr>
+                <w:ilvl w:val="0"/>
+                <w:numId w:val="5"/>
+              </w:numPr>
+              <w:spacing w:before="105" w:line="223" w:lineRule="auto"/>
+              <w:ind w:left="425" w:leftChars="0" w:hanging="425" w:firstLineChars="0"/>
+              <w:rPr>
+                <w:rFonts w:ascii="宋体" w:hAnsi="宋体" w:eastAsia="宋体" w:cs="宋体"/>
+                <w:sz w:val="21"/>
+                <w:szCs w:val="21"/>
+              </w:rPr>
+            </w:pPr>
+            <w:r>
+              <w:rPr>
+                <w:rFonts w:ascii="宋体" w:hAnsi="宋体" w:eastAsia="宋体" w:cs="宋体"/>
+                <w:spacing w:val="-4"/>
+                <w:sz w:val="21"/>
+                <w:szCs w:val="21"/>
+              </w:rPr>
+              <w:t>负责监控服务的处理过程。</w:t>
+            </w:r>
+          </w:p>
+          <w:p>
+            <w:pPr>
+              <w:numPr>
+                <w:ilvl w:val="0"/>
+                <w:numId w:val="5"/>
+              </w:numPr>
+              <w:spacing w:before="105" w:line="223" w:lineRule="auto"/>
+              <w:ind w:left="425" w:leftChars="0" w:hanging="425" w:firstLineChars="0"/>
+              <w:rPr>
+                <w:rFonts w:ascii="宋体" w:hAnsi="宋体" w:eastAsia="宋体" w:cs="宋体"/>
+                <w:sz w:val="21"/>
+                <w:szCs w:val="21"/>
+              </w:rPr>
+            </w:pPr>
             <w:r>
               <w:rPr>
                 <w:rFonts w:ascii="宋体" w:hAnsi="宋体" w:eastAsia="宋体" w:cs="宋体"/>
@@ -5335,13 +3642,50 @@
                 <w:sz w:val="21"/>
                 <w:szCs w:val="21"/>
               </w:rPr>
-              <w:t>施情况；</w:t>
+              <w:t>对每个处理事件进行客户回访。</w:t>
             </w:r>
           </w:p>
           <w:p>
             <w:pPr>
-              <w:spacing w:before="105" w:line="223" w:lineRule="auto"/>
-              <w:ind w:left="152" w:leftChars="0"/>
+              <w:numPr>
+                <w:ilvl w:val="0"/>
+                <w:numId w:val="5"/>
+              </w:numPr>
+              <w:spacing w:before="105" w:line="271" w:lineRule="auto"/>
+              <w:ind w:left="425" w:leftChars="0" w:right="270" w:hanging="425" w:firstLineChars="0"/>
+              <w:rPr>
+                <w:rFonts w:ascii="宋体" w:hAnsi="宋体" w:eastAsia="宋体" w:cs="宋体"/>
+                <w:sz w:val="21"/>
+                <w:szCs w:val="21"/>
+              </w:rPr>
+            </w:pPr>
+            <w:r>
+              <w:rPr>
+                <w:rFonts w:ascii="宋体" w:hAnsi="宋体" w:eastAsia="宋体" w:cs="宋体"/>
+                <w:spacing w:val="-1"/>
+                <w:sz w:val="21"/>
+                <w:szCs w:val="21"/>
+              </w:rPr>
+              <w:t>接收和处理客户投诉，重要的客户投诉信息及时反馈给相关</w:t>
+            </w:r>
+            <w:r>
+              <w:rPr>
+                <w:rFonts w:ascii="宋体" w:hAnsi="宋体" w:eastAsia="宋体" w:cs="宋体"/>
+                <w:spacing w:val="-7"/>
+                <w:sz w:val="21"/>
+                <w:szCs w:val="21"/>
+              </w:rPr>
+              <w:t>部门处理。</w:t>
+            </w:r>
+          </w:p>
+          <w:p>
+            <w:pPr>
+              <w:numPr>
+                <w:ilvl w:val="0"/>
+                <w:numId w:val="5"/>
+              </w:numPr>
+              <w:spacing w:before="100" w:line="286" w:lineRule="auto"/>
+              <w:ind w:left="425" w:leftChars="0" w:right="270" w:rightChars="0" w:hanging="425" w:firstLineChars="0"/>
               <w:rPr>
                 <w:rFonts w:ascii="宋体" w:hAnsi="宋体" w:eastAsia="宋体" w:cs="宋体"/>
                 <w:snapToGrid w:val="0"/>
@@ -5355,53 +3699,153 @@
             <w:r>
               <w:rPr>
                 <w:rFonts w:ascii="宋体" w:hAnsi="宋体" w:eastAsia="宋体" w:cs="宋体"/>
-                <w:position w:val="-4"/>
+                <w:spacing w:val="-1"/>
                 <w:sz w:val="21"/>
                 <w:szCs w:val="21"/>
               </w:rPr>
-              <w:drawing>
-                <wp:inline distT="0" distB="0" distL="0" distR="0">
-                  <wp:extent cx="94615" cy="147320"/>
-                  <wp:effectExtent l="0" t="0" r="12065" b="4445"/>
-                  <wp:docPr id="64" name="IM 48"/>
-                  <wp:cNvGraphicFramePr/>
-                  <a:graphic xmlns:a="http://schemas.openxmlformats.org/drawingml/2006/main">
-                    <a:graphicData uri="http://schemas.openxmlformats.org/drawingml/2006/picture">
-                      <pic:pic xmlns:pic="http://schemas.openxmlformats.org/drawingml/2006/picture">
-                        <pic:nvPicPr>
-                          <pic:cNvPr id="64" name="IM 48"/>
-                          <pic:cNvPicPr/>
-                        </pic:nvPicPr>
-                        <pic:blipFill>
-                          <a:blip r:embed="rId8"/>
-                          <a:stretch>
-                            <a:fillRect/>
-                          </a:stretch>
-                        </pic:blipFill>
-                        <pic:spPr>
-                          <a:xfrm>
-                            <a:off x="0" y="0"/>
-                            <a:ext cx="94678" cy="147885"/>
-                          </a:xfrm>
-                          <a:prstGeom prst="rect">
-                            <a:avLst/>
-                          </a:prstGeom>
-                        </pic:spPr>
-                      </pic:pic>
-                    </a:graphicData>
-                  </a:graphic>
-                </wp:inline>
-              </w:drawing>
+              <w:t>包括运维项目经理、技术支持工程师、网络工程师等相关人员，按照运维岗位职责的要求、工作流程及质量要求，实施</w:t>
             </w:r>
             <w:r>
               <w:rPr>
                 <w:rFonts w:ascii="宋体" w:hAnsi="宋体" w:eastAsia="宋体" w:cs="宋体"/>
-                <w:spacing w:val="31"/>
+                <w:spacing w:val="-3"/>
                 <w:sz w:val="21"/>
                 <w:szCs w:val="21"/>
               </w:rPr>
-              <w:t xml:space="preserve">  </w:t>
+              <w:t>具体运维服务任务，并将过程形成记录。</w:t>
             </w:r>
+          </w:p>
+        </w:tc>
+      </w:tr>
+      <w:tr>
+        <w:tblPrEx>
+          <w:tblBorders>
+            <w:top w:val="single" w:color="000000" w:sz="4" w:space="0"/>
+            <w:left w:val="single" w:color="000000" w:sz="4" w:space="0"/>
+            <w:bottom w:val="single" w:color="000000" w:sz="4" w:space="0"/>
+            <w:right w:val="single" w:color="000000" w:sz="4" w:space="0"/>
+            <w:insideH w:val="single" w:color="000000" w:sz="4" w:space="0"/>
+            <w:insideV w:val="single" w:color="000000" w:sz="4" w:space="0"/>
+          </w:tblBorders>
+          <w:tblCellMar>
+            <w:top w:w="0" w:type="dxa"/>
+            <w:left w:w="0" w:type="dxa"/>
+            <w:bottom w:w="0" w:type="dxa"/>
+            <w:right w:w="0" w:type="dxa"/>
+          </w:tblCellMar>
+        </w:tblPrEx>
+        <w:trPr>
+          <w:trHeight w:val="1432" w:hRule="atLeast"/>
+        </w:trPr>
+        <w:tc>
+          <w:tcPr>
+            <w:tcW w:w="0" w:type="auto"/>
+            <w:shd w:val="clear" w:color="auto" w:fill="auto"/>
+          </w:tcPr>
+          <w:p>
+            <w:pPr>
+              <w:pStyle w:val="25"/>
+              <w:spacing w:line="260" w:lineRule="auto"/>
+            </w:pPr>
+          </w:p>
+          <w:p>
+            <w:pPr>
+              <w:pStyle w:val="25"/>
+              <w:spacing w:line="260" w:lineRule="auto"/>
+            </w:pPr>
+          </w:p>
+          <w:p>
+            <w:pPr>
+              <w:spacing w:before="78" w:line="220" w:lineRule="auto"/>
+              <w:ind w:left="113" w:leftChars="0"/>
+              <w:rPr>
+                <w:rFonts w:ascii="宋体" w:hAnsi="宋体" w:eastAsia="宋体" w:cs="宋体"/>
+                <w:snapToGrid w:val="0"/>
+                <w:color w:val="000000"/>
+                <w:kern w:val="0"/>
+                <w:sz w:val="24"/>
+                <w:szCs w:val="24"/>
+                <w:lang w:val="en-US" w:eastAsia="en-US" w:bidi="ar-SA"/>
+              </w:rPr>
+            </w:pPr>
+            <w:r>
+              <w:rPr>
+                <w:rFonts w:ascii="宋体" w:hAnsi="宋体" w:eastAsia="宋体" w:cs="宋体"/>
+                <w:spacing w:val="-2"/>
+                <w:sz w:val="24"/>
+                <w:szCs w:val="24"/>
+              </w:rPr>
+              <w:t>其他部门</w:t>
+            </w:r>
+          </w:p>
+        </w:tc>
+        <w:tc>
+          <w:tcPr>
+            <w:tcW w:w="0" w:type="auto"/>
+            <w:shd w:val="clear" w:color="auto" w:fill="auto"/>
+          </w:tcPr>
+          <w:p>
+            <w:pPr>
+              <w:numPr>
+                <w:ilvl w:val="0"/>
+                <w:numId w:val="6"/>
+              </w:numPr>
+              <w:spacing w:before="71" w:line="223" w:lineRule="auto"/>
+              <w:ind w:left="425" w:leftChars="0" w:hanging="425" w:firstLineChars="0"/>
+              <w:rPr>
+                <w:rFonts w:ascii="宋体" w:hAnsi="宋体" w:eastAsia="宋体" w:cs="宋体"/>
+                <w:sz w:val="21"/>
+                <w:szCs w:val="21"/>
+              </w:rPr>
+            </w:pPr>
+            <w:r>
+              <w:rPr>
+                <w:rFonts w:ascii="宋体" w:hAnsi="宋体" w:eastAsia="宋体" w:cs="宋体"/>
+                <w:spacing w:val="-5"/>
+                <w:sz w:val="21"/>
+                <w:szCs w:val="21"/>
+              </w:rPr>
+              <w:t>参与能力管理计划的制定；</w:t>
+            </w:r>
+          </w:p>
+          <w:p>
+            <w:pPr>
+              <w:numPr>
+                <w:ilvl w:val="0"/>
+                <w:numId w:val="6"/>
+              </w:numPr>
+              <w:spacing w:before="105" w:line="223" w:lineRule="auto"/>
+              <w:ind w:left="425" w:leftChars="0" w:hanging="425" w:firstLineChars="0"/>
+              <w:rPr>
+                <w:rFonts w:ascii="宋体" w:hAnsi="宋体" w:eastAsia="宋体" w:cs="宋体"/>
+                <w:sz w:val="21"/>
+                <w:szCs w:val="21"/>
+              </w:rPr>
+            </w:pPr>
+            <w:r>
+              <w:rPr>
+                <w:rFonts w:ascii="宋体" w:hAnsi="宋体" w:eastAsia="宋体" w:cs="宋体"/>
+                <w:spacing w:val="-5"/>
+                <w:sz w:val="21"/>
+                <w:szCs w:val="21"/>
+              </w:rPr>
+              <w:t>按照能力管理计划实施；</w:t>
+            </w:r>
+          </w:p>
+          <w:p>
+            <w:pPr>
+              <w:numPr>
+                <w:ilvl w:val="0"/>
+                <w:numId w:val="6"/>
+              </w:numPr>
+              <w:spacing w:before="105" w:line="223" w:lineRule="auto"/>
+              <w:ind w:left="425" w:leftChars="0" w:hanging="425" w:firstLineChars="0"/>
+              <w:rPr>
+                <w:rFonts w:ascii="宋体" w:hAnsi="宋体" w:eastAsia="宋体" w:cs="宋体"/>
+                <w:sz w:val="21"/>
+                <w:szCs w:val="21"/>
+              </w:rPr>
+            </w:pPr>
             <w:r>
               <w:rPr>
                 <w:rFonts w:ascii="宋体" w:hAnsi="宋体" w:eastAsia="宋体" w:cs="宋体"/>
@@ -5409,6 +3853,43 @@
                 <w:sz w:val="21"/>
                 <w:szCs w:val="21"/>
               </w:rPr>
+              <w:t>接受质量部的监督和检查，并定期汇报计划的实</w:t>
+            </w:r>
+            <w:r>
+              <w:rPr>
+                <w:rFonts w:ascii="宋体" w:hAnsi="宋体" w:eastAsia="宋体" w:cs="宋体"/>
+                <w:spacing w:val="-3"/>
+                <w:sz w:val="21"/>
+                <w:szCs w:val="21"/>
+              </w:rPr>
+              <w:t>施情况；</w:t>
+            </w:r>
+          </w:p>
+          <w:p>
+            <w:pPr>
+              <w:numPr>
+                <w:ilvl w:val="0"/>
+                <w:numId w:val="6"/>
+              </w:numPr>
+              <w:spacing w:before="105" w:line="223" w:lineRule="auto"/>
+              <w:ind w:left="425" w:leftChars="0" w:hanging="425" w:firstLineChars="0"/>
+              <w:rPr>
+                <w:rFonts w:ascii="宋体" w:hAnsi="宋体" w:eastAsia="宋体" w:cs="宋体"/>
+                <w:snapToGrid w:val="0"/>
+                <w:color w:val="000000"/>
+                <w:kern w:val="0"/>
+                <w:sz w:val="21"/>
+                <w:szCs w:val="21"/>
+                <w:lang w:val="en-US" w:eastAsia="en-US" w:bidi="ar-SA"/>
+              </w:rPr>
+            </w:pPr>
+            <w:r>
+              <w:rPr>
+                <w:rFonts w:ascii="宋体" w:hAnsi="宋体" w:eastAsia="宋体" w:cs="宋体"/>
+                <w:spacing w:val="-2"/>
+                <w:sz w:val="21"/>
+                <w:szCs w:val="21"/>
+              </w:rPr>
               <w:t>针对实施过程中发现的问题采取有效的改进措施。</w:t>
             </w:r>
           </w:p>
@@ -5426,16 +3907,10 @@
     </w:p>
     <w:p>
       <w:pPr>
-        <w:pStyle w:val="12"/>
-        <w:spacing w:line="328" w:lineRule="auto"/>
-      </w:pPr>
-    </w:p>
-    <w:p>
-      <w:pPr>
         <w:pStyle w:val="26"/>
         <w:bidi w:val="0"/>
       </w:pPr>
-      <w:bookmarkStart w:id="9" w:name="_Toc9050"/>
+      <w:bookmarkStart w:id="9" w:name="_Toc28575"/>
       <w:r>
         <w:t>部门岗位</w:t>
       </w:r>
@@ -5448,787 +3923,11 @@
       </w:pPr>
       <w:bookmarkStart w:id="10" w:name="bookmark23"/>
       <w:bookmarkEnd w:id="10"/>
-      <w:bookmarkStart w:id="11" w:name="_Toc10638"/>
+      <w:bookmarkStart w:id="11" w:name="_Toc241"/>
       <w:r>
         <w:t>公司高层</w:t>
       </w:r>
       <w:bookmarkEnd w:id="11"/>
-    </w:p>
-    <w:p>
-      <w:pPr>
-        <w:pStyle w:val="12"/>
-        <w:keepNext w:val="0"/>
-        <w:keepLines w:val="0"/>
-        <w:pageBreakBefore w:val="0"/>
-        <w:widowControl/>
-        <w:numPr>
-          <w:ilvl w:val="0"/>
-          <w:numId w:val="3"/>
-        </w:numPr>
-        <w:kinsoku w:val="0"/>
-        <w:wordWrap/>
-        <w:overflowPunct/>
-        <w:topLinePunct w:val="0"/>
-        <w:autoSpaceDE w:val="0"/>
-        <w:autoSpaceDN w:val="0"/>
-        <w:bidi w:val="0"/>
-        <w:adjustRightInd w:val="0"/>
-        <w:snapToGrid w:val="0"/>
-        <w:spacing w:line="360" w:lineRule="auto"/>
-        <w:ind w:left="425" w:leftChars="0" w:right="0" w:hanging="425" w:firstLineChars="0"/>
-        <w:textAlignment w:val="baseline"/>
-        <w:rPr>
-          <w:rFonts w:ascii="宋体" w:hAnsi="宋体" w:eastAsia="宋体" w:cs="宋体"/>
-          <w:spacing w:val="-5"/>
-          <w:position w:val="1"/>
-          <w:sz w:val="24"/>
-          <w:szCs w:val="24"/>
-        </w:rPr>
-      </w:pPr>
-      <w:r>
-        <w:rPr>
-          <w:rFonts w:ascii="宋体" w:hAnsi="宋体" w:eastAsia="宋体" w:cs="宋体"/>
-          <w:spacing w:val="-5"/>
-          <w:position w:val="1"/>
-          <w:sz w:val="24"/>
-          <w:szCs w:val="24"/>
-        </w:rPr>
-        <w:t>负责审批年度服务管理计划。</w:t>
-      </w:r>
-    </w:p>
-    <w:p>
-      <w:pPr>
-        <w:pStyle w:val="12"/>
-        <w:keepNext w:val="0"/>
-        <w:keepLines w:val="0"/>
-        <w:pageBreakBefore w:val="0"/>
-        <w:widowControl/>
-        <w:numPr>
-          <w:ilvl w:val="0"/>
-          <w:numId w:val="3"/>
-        </w:numPr>
-        <w:kinsoku w:val="0"/>
-        <w:wordWrap/>
-        <w:overflowPunct/>
-        <w:topLinePunct w:val="0"/>
-        <w:autoSpaceDE w:val="0"/>
-        <w:autoSpaceDN w:val="0"/>
-        <w:bidi w:val="0"/>
-        <w:adjustRightInd w:val="0"/>
-        <w:snapToGrid w:val="0"/>
-        <w:spacing w:line="360" w:lineRule="auto"/>
-        <w:ind w:left="425" w:leftChars="0" w:right="0" w:hanging="425" w:firstLineChars="0"/>
-        <w:textAlignment w:val="baseline"/>
-        <w:rPr>
-          <w:rFonts w:ascii="宋体" w:hAnsi="宋体" w:eastAsia="宋体" w:cs="宋体"/>
-          <w:spacing w:val="-5"/>
-          <w:position w:val="1"/>
-          <w:sz w:val="24"/>
-          <w:szCs w:val="24"/>
-        </w:rPr>
-      </w:pPr>
-      <w:r>
-        <w:rPr>
-          <w:rFonts w:ascii="宋体" w:hAnsi="宋体" w:eastAsia="宋体" w:cs="宋体"/>
-          <w:spacing w:val="-5"/>
-          <w:position w:val="1"/>
-          <w:sz w:val="24"/>
-          <w:szCs w:val="24"/>
-        </w:rPr>
-        <w:t>定期对服务实施过程进行监控和管理，对服务实施过程的改进进行审批。</w:t>
-      </w:r>
-    </w:p>
-    <w:p>
-      <w:pPr>
-        <w:pStyle w:val="12"/>
-        <w:keepNext w:val="0"/>
-        <w:keepLines w:val="0"/>
-        <w:pageBreakBefore w:val="0"/>
-        <w:widowControl/>
-        <w:numPr>
-          <w:ilvl w:val="0"/>
-          <w:numId w:val="3"/>
-        </w:numPr>
-        <w:kinsoku w:val="0"/>
-        <w:wordWrap/>
-        <w:overflowPunct/>
-        <w:topLinePunct w:val="0"/>
-        <w:autoSpaceDE w:val="0"/>
-        <w:autoSpaceDN w:val="0"/>
-        <w:bidi w:val="0"/>
-        <w:adjustRightInd w:val="0"/>
-        <w:snapToGrid w:val="0"/>
-        <w:spacing w:line="360" w:lineRule="auto"/>
-        <w:ind w:left="425" w:leftChars="0" w:right="0" w:hanging="425" w:firstLineChars="0"/>
-        <w:textAlignment w:val="baseline"/>
-        <w:rPr>
-          <w:rFonts w:ascii="宋体" w:hAnsi="宋体" w:eastAsia="宋体" w:cs="宋体"/>
-          <w:spacing w:val="-5"/>
-          <w:position w:val="1"/>
-          <w:sz w:val="24"/>
-          <w:szCs w:val="24"/>
-        </w:rPr>
-      </w:pPr>
-      <w:r>
-        <w:rPr>
-          <w:rFonts w:ascii="宋体" w:hAnsi="宋体" w:eastAsia="宋体" w:cs="宋体"/>
-          <w:spacing w:val="-5"/>
-          <w:position w:val="1"/>
-          <w:sz w:val="24"/>
-          <w:szCs w:val="24"/>
-        </w:rPr>
-        <w:t>负责公司运维服务体系的管理评审，以确保运维服务能力的适应性和有效性</w:t>
-      </w:r>
-    </w:p>
-    <w:p>
-      <w:pPr>
-        <w:pStyle w:val="28"/>
-        <w:bidi w:val="0"/>
-      </w:pPr>
-      <w:bookmarkStart w:id="12" w:name="_Toc12926"/>
-      <w:r>
-        <w:t>质量部</w:t>
-      </w:r>
-      <w:bookmarkEnd w:id="12"/>
-    </w:p>
-    <w:p>
-      <w:pPr>
-        <w:pStyle w:val="12"/>
-        <w:keepNext w:val="0"/>
-        <w:keepLines w:val="0"/>
-        <w:pageBreakBefore w:val="0"/>
-        <w:widowControl/>
-        <w:numPr>
-          <w:ilvl w:val="0"/>
-          <w:numId w:val="4"/>
-        </w:numPr>
-        <w:kinsoku w:val="0"/>
-        <w:wordWrap/>
-        <w:overflowPunct/>
-        <w:topLinePunct w:val="0"/>
-        <w:autoSpaceDE w:val="0"/>
-        <w:autoSpaceDN w:val="0"/>
-        <w:bidi w:val="0"/>
-        <w:adjustRightInd w:val="0"/>
-        <w:snapToGrid w:val="0"/>
-        <w:spacing w:line="360" w:lineRule="auto"/>
-        <w:ind w:left="425" w:leftChars="0" w:right="0" w:hanging="425" w:firstLineChars="0"/>
-        <w:textAlignment w:val="baseline"/>
-        <w:rPr>
-          <w:rFonts w:ascii="宋体" w:hAnsi="宋体" w:eastAsia="宋体" w:cs="宋体"/>
-          <w:spacing w:val="-5"/>
-          <w:position w:val="1"/>
-          <w:sz w:val="24"/>
-          <w:szCs w:val="24"/>
-        </w:rPr>
-      </w:pPr>
-      <w:r>
-        <w:rPr>
-          <w:rFonts w:ascii="宋体" w:hAnsi="宋体" w:eastAsia="宋体" w:cs="宋体"/>
-          <w:spacing w:val="-5"/>
-          <w:position w:val="1"/>
-          <w:sz w:val="24"/>
-          <w:szCs w:val="24"/>
-        </w:rPr>
-        <w:t>负责公司运维服务体系的定期内部评审，对内审中不达标项的处理进行跟踪记录。</w:t>
-      </w:r>
-    </w:p>
-    <w:p>
-      <w:pPr>
-        <w:pStyle w:val="12"/>
-        <w:keepNext w:val="0"/>
-        <w:keepLines w:val="0"/>
-        <w:pageBreakBefore w:val="0"/>
-        <w:widowControl/>
-        <w:numPr>
-          <w:ilvl w:val="0"/>
-          <w:numId w:val="4"/>
-        </w:numPr>
-        <w:kinsoku w:val="0"/>
-        <w:wordWrap/>
-        <w:overflowPunct/>
-        <w:topLinePunct w:val="0"/>
-        <w:autoSpaceDE w:val="0"/>
-        <w:autoSpaceDN w:val="0"/>
-        <w:bidi w:val="0"/>
-        <w:adjustRightInd w:val="0"/>
-        <w:snapToGrid w:val="0"/>
-        <w:spacing w:line="360" w:lineRule="auto"/>
-        <w:ind w:left="425" w:leftChars="0" w:right="0" w:hanging="425" w:firstLineChars="0"/>
-        <w:textAlignment w:val="baseline"/>
-        <w:rPr>
-          <w:rFonts w:ascii="宋体" w:hAnsi="宋体" w:eastAsia="宋体" w:cs="宋体"/>
-          <w:spacing w:val="-5"/>
-          <w:position w:val="1"/>
-          <w:sz w:val="24"/>
-          <w:szCs w:val="24"/>
-        </w:rPr>
-      </w:pPr>
-      <w:r>
-        <w:rPr>
-          <w:rFonts w:ascii="宋体" w:hAnsi="宋体" w:eastAsia="宋体" w:cs="宋体"/>
-          <w:spacing w:val="-5"/>
-          <w:position w:val="1"/>
-          <w:sz w:val="24"/>
-          <w:szCs w:val="24"/>
-        </w:rPr>
-        <w:t>负责运维服务的组织级质量保证。</w:t>
-      </w:r>
-    </w:p>
-    <w:p>
-      <w:pPr>
-        <w:pStyle w:val="12"/>
-        <w:keepNext w:val="0"/>
-        <w:keepLines w:val="0"/>
-        <w:pageBreakBefore w:val="0"/>
-        <w:widowControl/>
-        <w:numPr>
-          <w:ilvl w:val="0"/>
-          <w:numId w:val="4"/>
-        </w:numPr>
-        <w:kinsoku w:val="0"/>
-        <w:wordWrap/>
-        <w:overflowPunct/>
-        <w:topLinePunct w:val="0"/>
-        <w:autoSpaceDE w:val="0"/>
-        <w:autoSpaceDN w:val="0"/>
-        <w:bidi w:val="0"/>
-        <w:adjustRightInd w:val="0"/>
-        <w:snapToGrid w:val="0"/>
-        <w:spacing w:line="360" w:lineRule="auto"/>
-        <w:ind w:left="425" w:leftChars="0" w:right="0" w:hanging="425" w:firstLineChars="0"/>
-        <w:textAlignment w:val="baseline"/>
-        <w:rPr>
-          <w:rFonts w:ascii="宋体" w:hAnsi="宋体" w:eastAsia="宋体" w:cs="宋体"/>
-          <w:spacing w:val="-5"/>
-          <w:position w:val="1"/>
-          <w:sz w:val="24"/>
-          <w:szCs w:val="24"/>
-        </w:rPr>
-      </w:pPr>
-      <w:r>
-        <w:rPr>
-          <w:rFonts w:ascii="宋体" w:hAnsi="宋体" w:eastAsia="宋体" w:cs="宋体"/>
-          <w:spacing w:val="-5"/>
-          <w:position w:val="1"/>
-          <w:sz w:val="24"/>
-          <w:szCs w:val="24"/>
-        </w:rPr>
-        <w:t>对公司运维服务业务的质量进行监控。</w:t>
-      </w:r>
-    </w:p>
-    <w:p>
-      <w:pPr>
-        <w:pStyle w:val="12"/>
-        <w:keepNext w:val="0"/>
-        <w:keepLines w:val="0"/>
-        <w:pageBreakBefore w:val="0"/>
-        <w:widowControl/>
-        <w:numPr>
-          <w:ilvl w:val="0"/>
-          <w:numId w:val="4"/>
-        </w:numPr>
-        <w:kinsoku w:val="0"/>
-        <w:wordWrap/>
-        <w:overflowPunct/>
-        <w:topLinePunct w:val="0"/>
-        <w:autoSpaceDE w:val="0"/>
-        <w:autoSpaceDN w:val="0"/>
-        <w:bidi w:val="0"/>
-        <w:adjustRightInd w:val="0"/>
-        <w:snapToGrid w:val="0"/>
-        <w:spacing w:line="360" w:lineRule="auto"/>
-        <w:ind w:left="425" w:leftChars="0" w:right="0" w:hanging="425" w:firstLineChars="0"/>
-        <w:textAlignment w:val="baseline"/>
-        <w:rPr>
-          <w:rFonts w:ascii="宋体" w:hAnsi="宋体" w:eastAsia="宋体" w:cs="宋体"/>
-          <w:spacing w:val="-5"/>
-          <w:position w:val="1"/>
-          <w:sz w:val="24"/>
-          <w:szCs w:val="24"/>
-        </w:rPr>
-      </w:pPr>
-      <w:r>
-        <w:rPr>
-          <w:rFonts w:ascii="宋体" w:hAnsi="宋体" w:eastAsia="宋体" w:cs="宋体"/>
-          <w:spacing w:val="-5"/>
-          <w:position w:val="1"/>
-          <w:sz w:val="24"/>
-          <w:szCs w:val="24"/>
-        </w:rPr>
-        <w:t>负责组织级客户满意度的调查。</w:t>
-      </w:r>
-    </w:p>
-    <w:p>
-      <w:pPr>
-        <w:pStyle w:val="12"/>
-        <w:keepNext w:val="0"/>
-        <w:keepLines w:val="0"/>
-        <w:pageBreakBefore w:val="0"/>
-        <w:widowControl/>
-        <w:numPr>
-          <w:ilvl w:val="0"/>
-          <w:numId w:val="4"/>
-        </w:numPr>
-        <w:kinsoku w:val="0"/>
-        <w:wordWrap/>
-        <w:overflowPunct/>
-        <w:topLinePunct w:val="0"/>
-        <w:autoSpaceDE w:val="0"/>
-        <w:autoSpaceDN w:val="0"/>
-        <w:bidi w:val="0"/>
-        <w:adjustRightInd w:val="0"/>
-        <w:snapToGrid w:val="0"/>
-        <w:spacing w:line="360" w:lineRule="auto"/>
-        <w:ind w:left="425" w:leftChars="0" w:right="0" w:hanging="425" w:firstLineChars="0"/>
-        <w:textAlignment w:val="baseline"/>
-        <w:rPr>
-          <w:rFonts w:ascii="宋体" w:hAnsi="宋体" w:eastAsia="宋体" w:cs="宋体"/>
-          <w:spacing w:val="-5"/>
-          <w:position w:val="1"/>
-          <w:sz w:val="24"/>
-          <w:szCs w:val="24"/>
-        </w:rPr>
-      </w:pPr>
-      <w:r>
-        <w:rPr>
-          <w:rFonts w:ascii="宋体" w:hAnsi="宋体" w:eastAsia="宋体" w:cs="宋体"/>
-          <w:spacing w:val="-5"/>
-          <w:position w:val="1"/>
-          <w:sz w:val="24"/>
-          <w:szCs w:val="24"/>
-        </w:rPr>
-        <w:t>负责改进措施的监督及检查。</w:t>
-      </w:r>
-    </w:p>
-    <w:p>
-      <w:pPr>
-        <w:pStyle w:val="28"/>
-        <w:bidi w:val="0"/>
-      </w:pPr>
-      <w:bookmarkStart w:id="13" w:name="_Toc17272"/>
-      <w:r>
-        <w:t>运维部</w:t>
-      </w:r>
-      <w:bookmarkEnd w:id="13"/>
-    </w:p>
-    <w:p>
-      <w:pPr>
-        <w:pStyle w:val="12"/>
-        <w:keepNext w:val="0"/>
-        <w:keepLines w:val="0"/>
-        <w:pageBreakBefore w:val="0"/>
-        <w:widowControl/>
-        <w:numPr>
-          <w:ilvl w:val="0"/>
-          <w:numId w:val="5"/>
-        </w:numPr>
-        <w:kinsoku w:val="0"/>
-        <w:wordWrap/>
-        <w:overflowPunct/>
-        <w:topLinePunct w:val="0"/>
-        <w:autoSpaceDE w:val="0"/>
-        <w:autoSpaceDN w:val="0"/>
-        <w:bidi w:val="0"/>
-        <w:adjustRightInd w:val="0"/>
-        <w:snapToGrid w:val="0"/>
-        <w:spacing w:line="360" w:lineRule="auto"/>
-        <w:ind w:left="425" w:leftChars="0" w:right="0" w:hanging="425" w:firstLineChars="0"/>
-        <w:textAlignment w:val="baseline"/>
-        <w:rPr>
-          <w:rFonts w:ascii="宋体" w:hAnsi="宋体" w:eastAsia="宋体" w:cs="宋体"/>
-          <w:spacing w:val="-5"/>
-          <w:position w:val="1"/>
-          <w:sz w:val="24"/>
-          <w:szCs w:val="24"/>
-        </w:rPr>
-      </w:pPr>
-      <w:r>
-        <w:rPr>
-          <w:rFonts w:ascii="宋体" w:hAnsi="宋体" w:eastAsia="宋体" w:cs="宋体"/>
-          <w:spacing w:val="-5"/>
-          <w:position w:val="1"/>
-          <w:sz w:val="24"/>
-          <w:szCs w:val="24"/>
-        </w:rPr>
-        <w:t>负责对所管辖的业务质量计划的制定。</w:t>
-      </w:r>
-    </w:p>
-    <w:p>
-      <w:pPr>
-        <w:pStyle w:val="12"/>
-        <w:keepNext w:val="0"/>
-        <w:keepLines w:val="0"/>
-        <w:pageBreakBefore w:val="0"/>
-        <w:widowControl/>
-        <w:numPr>
-          <w:ilvl w:val="0"/>
-          <w:numId w:val="5"/>
-        </w:numPr>
-        <w:kinsoku w:val="0"/>
-        <w:wordWrap/>
-        <w:overflowPunct/>
-        <w:topLinePunct w:val="0"/>
-        <w:autoSpaceDE w:val="0"/>
-        <w:autoSpaceDN w:val="0"/>
-        <w:bidi w:val="0"/>
-        <w:adjustRightInd w:val="0"/>
-        <w:snapToGrid w:val="0"/>
-        <w:spacing w:line="360" w:lineRule="auto"/>
-        <w:ind w:left="425" w:leftChars="0" w:right="0" w:hanging="425" w:firstLineChars="0"/>
-        <w:textAlignment w:val="baseline"/>
-        <w:rPr>
-          <w:rFonts w:ascii="宋体" w:hAnsi="宋体" w:eastAsia="宋体" w:cs="宋体"/>
-          <w:spacing w:val="-5"/>
-          <w:position w:val="1"/>
-          <w:sz w:val="24"/>
-          <w:szCs w:val="24"/>
-        </w:rPr>
-      </w:pPr>
-      <w:r>
-        <w:rPr>
-          <w:rFonts w:ascii="宋体" w:hAnsi="宋体" w:eastAsia="宋体" w:cs="宋体"/>
-          <w:spacing w:val="-5"/>
-          <w:position w:val="1"/>
-          <w:sz w:val="24"/>
-          <w:szCs w:val="24"/>
-        </w:rPr>
-        <w:t>负责对所管辖的业务进行质量控制,对质量部和服务台提供的客户服务质量调查结果进行分析和处理。</w:t>
-      </w:r>
-    </w:p>
-    <w:p>
-      <w:pPr>
-        <w:pStyle w:val="12"/>
-        <w:keepNext w:val="0"/>
-        <w:keepLines w:val="0"/>
-        <w:pageBreakBefore w:val="0"/>
-        <w:widowControl/>
-        <w:numPr>
-          <w:ilvl w:val="0"/>
-          <w:numId w:val="5"/>
-        </w:numPr>
-        <w:kinsoku w:val="0"/>
-        <w:wordWrap/>
-        <w:overflowPunct/>
-        <w:topLinePunct w:val="0"/>
-        <w:autoSpaceDE w:val="0"/>
-        <w:autoSpaceDN w:val="0"/>
-        <w:bidi w:val="0"/>
-        <w:adjustRightInd w:val="0"/>
-        <w:snapToGrid w:val="0"/>
-        <w:spacing w:line="360" w:lineRule="auto"/>
-        <w:ind w:left="425" w:leftChars="0" w:right="0" w:hanging="425" w:firstLineChars="0"/>
-        <w:textAlignment w:val="baseline"/>
-        <w:rPr>
-          <w:rFonts w:ascii="宋体" w:hAnsi="宋体" w:eastAsia="宋体" w:cs="宋体"/>
-          <w:spacing w:val="-5"/>
-          <w:position w:val="1"/>
-          <w:sz w:val="24"/>
-          <w:szCs w:val="24"/>
-        </w:rPr>
-      </w:pPr>
-      <w:r>
-        <w:rPr>
-          <w:rFonts w:ascii="宋体" w:hAnsi="宋体" w:eastAsia="宋体" w:cs="宋体"/>
-          <w:spacing w:val="-5"/>
-          <w:position w:val="1"/>
-          <w:sz w:val="24"/>
-          <w:szCs w:val="24"/>
-        </w:rPr>
-        <w:t>定期组织召开质量分析会。</w:t>
-      </w:r>
-    </w:p>
-    <w:p>
-      <w:pPr>
-        <w:pStyle w:val="12"/>
-        <w:keepNext w:val="0"/>
-        <w:keepLines w:val="0"/>
-        <w:pageBreakBefore w:val="0"/>
-        <w:widowControl/>
-        <w:numPr>
-          <w:ilvl w:val="0"/>
-          <w:numId w:val="5"/>
-        </w:numPr>
-        <w:kinsoku w:val="0"/>
-        <w:wordWrap/>
-        <w:overflowPunct/>
-        <w:topLinePunct w:val="0"/>
-        <w:autoSpaceDE w:val="0"/>
-        <w:autoSpaceDN w:val="0"/>
-        <w:bidi w:val="0"/>
-        <w:adjustRightInd w:val="0"/>
-        <w:snapToGrid w:val="0"/>
-        <w:spacing w:line="360" w:lineRule="auto"/>
-        <w:ind w:left="425" w:leftChars="0" w:right="0" w:hanging="425" w:firstLineChars="0"/>
-        <w:textAlignment w:val="baseline"/>
-        <w:rPr>
-          <w:rFonts w:ascii="宋体" w:hAnsi="宋体" w:eastAsia="宋体" w:cs="宋体"/>
-          <w:spacing w:val="-5"/>
-          <w:position w:val="1"/>
-          <w:sz w:val="24"/>
-          <w:szCs w:val="24"/>
-        </w:rPr>
-      </w:pPr>
-      <w:r>
-        <w:rPr>
-          <w:rFonts w:ascii="宋体" w:hAnsi="宋体" w:eastAsia="宋体" w:cs="宋体"/>
-          <w:spacing w:val="-5"/>
-          <w:position w:val="1"/>
-          <w:sz w:val="24"/>
-          <w:szCs w:val="24"/>
-        </w:rPr>
-        <w:t>跟踪客户投诉的处理过程。</w:t>
-      </w:r>
-    </w:p>
-    <w:p>
-      <w:pPr>
-        <w:pStyle w:val="12"/>
-        <w:keepNext w:val="0"/>
-        <w:keepLines w:val="0"/>
-        <w:pageBreakBefore w:val="0"/>
-        <w:widowControl/>
-        <w:numPr>
-          <w:ilvl w:val="0"/>
-          <w:numId w:val="5"/>
-        </w:numPr>
-        <w:kinsoku w:val="0"/>
-        <w:wordWrap/>
-        <w:overflowPunct/>
-        <w:topLinePunct w:val="0"/>
-        <w:autoSpaceDE w:val="0"/>
-        <w:autoSpaceDN w:val="0"/>
-        <w:bidi w:val="0"/>
-        <w:adjustRightInd w:val="0"/>
-        <w:snapToGrid w:val="0"/>
-        <w:spacing w:line="360" w:lineRule="auto"/>
-        <w:ind w:left="425" w:leftChars="0" w:right="0" w:hanging="425" w:firstLineChars="0"/>
-        <w:textAlignment w:val="baseline"/>
-        <w:rPr>
-          <w:rFonts w:ascii="宋体" w:hAnsi="宋体" w:eastAsia="宋体" w:cs="宋体"/>
-          <w:spacing w:val="-5"/>
-          <w:position w:val="1"/>
-          <w:sz w:val="24"/>
-          <w:szCs w:val="24"/>
-        </w:rPr>
-      </w:pPr>
-      <w:r>
-        <w:rPr>
-          <w:rFonts w:ascii="宋体" w:hAnsi="宋体" w:eastAsia="宋体" w:cs="宋体"/>
-          <w:spacing w:val="-5"/>
-          <w:position w:val="1"/>
-          <w:sz w:val="24"/>
-          <w:szCs w:val="24"/>
-        </w:rPr>
-        <w:t>定期编写总结报告，持续改进完善维护服务能力和质量。</w:t>
-      </w:r>
-    </w:p>
-    <w:p>
-      <w:pPr>
-        <w:pStyle w:val="28"/>
-        <w:bidi w:val="0"/>
-      </w:pPr>
-      <w:bookmarkStart w:id="14" w:name="_Toc20957"/>
-      <w:r>
-        <w:t>服务台</w:t>
-      </w:r>
-      <w:bookmarkEnd w:id="14"/>
-    </w:p>
-    <w:p>
-      <w:pPr>
-        <w:pStyle w:val="12"/>
-        <w:keepNext w:val="0"/>
-        <w:keepLines w:val="0"/>
-        <w:pageBreakBefore w:val="0"/>
-        <w:widowControl/>
-        <w:numPr>
-          <w:ilvl w:val="0"/>
-          <w:numId w:val="6"/>
-        </w:numPr>
-        <w:kinsoku w:val="0"/>
-        <w:wordWrap/>
-        <w:overflowPunct/>
-        <w:topLinePunct w:val="0"/>
-        <w:autoSpaceDE w:val="0"/>
-        <w:autoSpaceDN w:val="0"/>
-        <w:bidi w:val="0"/>
-        <w:adjustRightInd w:val="0"/>
-        <w:snapToGrid w:val="0"/>
-        <w:spacing w:line="360" w:lineRule="auto"/>
-        <w:ind w:left="425" w:leftChars="0" w:right="0" w:hanging="425" w:firstLineChars="0"/>
-        <w:textAlignment w:val="baseline"/>
-        <w:rPr>
-          <w:rFonts w:ascii="宋体" w:hAnsi="宋体" w:eastAsia="宋体" w:cs="宋体"/>
-          <w:spacing w:val="-5"/>
-          <w:position w:val="1"/>
-          <w:sz w:val="24"/>
-          <w:szCs w:val="24"/>
-        </w:rPr>
-      </w:pPr>
-      <w:r>
-        <w:rPr>
-          <w:rFonts w:ascii="宋体" w:hAnsi="宋体" w:eastAsia="宋体" w:cs="宋体"/>
-          <w:spacing w:val="-5"/>
-          <w:position w:val="1"/>
-          <w:sz w:val="24"/>
-          <w:szCs w:val="24"/>
-        </w:rPr>
-        <w:t>负责监控服务的处理过程。</w:t>
-      </w:r>
-    </w:p>
-    <w:p>
-      <w:pPr>
-        <w:pStyle w:val="12"/>
-        <w:keepNext w:val="0"/>
-        <w:keepLines w:val="0"/>
-        <w:pageBreakBefore w:val="0"/>
-        <w:widowControl/>
-        <w:numPr>
-          <w:ilvl w:val="0"/>
-          <w:numId w:val="6"/>
-        </w:numPr>
-        <w:kinsoku w:val="0"/>
-        <w:wordWrap/>
-        <w:overflowPunct/>
-        <w:topLinePunct w:val="0"/>
-        <w:autoSpaceDE w:val="0"/>
-        <w:autoSpaceDN w:val="0"/>
-        <w:bidi w:val="0"/>
-        <w:adjustRightInd w:val="0"/>
-        <w:snapToGrid w:val="0"/>
-        <w:spacing w:line="360" w:lineRule="auto"/>
-        <w:ind w:left="425" w:leftChars="0" w:right="0" w:hanging="425" w:firstLineChars="0"/>
-        <w:textAlignment w:val="baseline"/>
-        <w:rPr>
-          <w:rFonts w:ascii="宋体" w:hAnsi="宋体" w:eastAsia="宋体" w:cs="宋体"/>
-          <w:spacing w:val="-5"/>
-          <w:position w:val="1"/>
-          <w:sz w:val="24"/>
-          <w:szCs w:val="24"/>
-        </w:rPr>
-      </w:pPr>
-      <w:r>
-        <w:rPr>
-          <w:rFonts w:ascii="宋体" w:hAnsi="宋体" w:eastAsia="宋体" w:cs="宋体"/>
-          <w:spacing w:val="-5"/>
-          <w:position w:val="1"/>
-          <w:sz w:val="24"/>
-          <w:szCs w:val="24"/>
-        </w:rPr>
-        <w:t>接收和处理客户投诉，重要的客户投诉信息及时反馈给相关部门处理。</w:t>
-      </w:r>
-    </w:p>
-    <w:p>
-      <w:pPr>
-        <w:pStyle w:val="12"/>
-        <w:keepNext w:val="0"/>
-        <w:keepLines w:val="0"/>
-        <w:pageBreakBefore w:val="0"/>
-        <w:widowControl/>
-        <w:numPr>
-          <w:ilvl w:val="0"/>
-          <w:numId w:val="6"/>
-        </w:numPr>
-        <w:kinsoku w:val="0"/>
-        <w:wordWrap/>
-        <w:overflowPunct/>
-        <w:topLinePunct w:val="0"/>
-        <w:autoSpaceDE w:val="0"/>
-        <w:autoSpaceDN w:val="0"/>
-        <w:bidi w:val="0"/>
-        <w:adjustRightInd w:val="0"/>
-        <w:snapToGrid w:val="0"/>
-        <w:spacing w:line="360" w:lineRule="auto"/>
-        <w:ind w:left="425" w:leftChars="0" w:right="0" w:hanging="425" w:firstLineChars="0"/>
-        <w:textAlignment w:val="baseline"/>
-        <w:rPr>
-          <w:rFonts w:ascii="宋体" w:hAnsi="宋体" w:eastAsia="宋体" w:cs="宋体"/>
-          <w:spacing w:val="-5"/>
-          <w:position w:val="1"/>
-          <w:sz w:val="24"/>
-          <w:szCs w:val="24"/>
-        </w:rPr>
-      </w:pPr>
-      <w:r>
-        <w:rPr>
-          <w:rFonts w:ascii="宋体" w:hAnsi="宋体" w:eastAsia="宋体" w:cs="宋体"/>
-          <w:spacing w:val="-5"/>
-          <w:position w:val="1"/>
-          <w:sz w:val="24"/>
-          <w:szCs w:val="24"/>
-        </w:rPr>
-        <w:t>负责服务数据的统计，并报送给相关部门。</w:t>
-      </w:r>
-    </w:p>
-    <w:p>
-      <w:pPr>
-        <w:pStyle w:val="28"/>
-        <w:bidi w:val="0"/>
-      </w:pPr>
-      <w:bookmarkStart w:id="15" w:name="_Toc21668"/>
-      <w:r>
-        <w:t>运维服务人员</w:t>
-      </w:r>
-      <w:bookmarkEnd w:id="15"/>
-    </w:p>
-    <w:p>
-      <w:pPr>
-        <w:keepNext w:val="0"/>
-        <w:keepLines w:val="0"/>
-        <w:pageBreakBefore w:val="0"/>
-        <w:widowControl/>
-        <w:kinsoku w:val="0"/>
-        <w:wordWrap/>
-        <w:overflowPunct/>
-        <w:topLinePunct w:val="0"/>
-        <w:autoSpaceDE w:val="0"/>
-        <w:autoSpaceDN w:val="0"/>
-        <w:bidi w:val="0"/>
-        <w:adjustRightInd w:val="0"/>
-        <w:snapToGrid w:val="0"/>
-        <w:spacing w:line="360" w:lineRule="auto"/>
-        <w:ind w:left="0" w:right="0" w:firstLine="476" w:firstLineChars="200"/>
-        <w:jc w:val="both"/>
-        <w:textAlignment w:val="baseline"/>
-        <w:rPr>
-          <w:rFonts w:ascii="宋体" w:hAnsi="宋体" w:eastAsia="宋体" w:cs="宋体"/>
-          <w:spacing w:val="-1"/>
-          <w:sz w:val="24"/>
-          <w:szCs w:val="24"/>
-        </w:rPr>
-      </w:pPr>
-      <w:r>
-        <w:rPr>
-          <w:rFonts w:ascii="宋体" w:hAnsi="宋体" w:eastAsia="宋体" w:cs="宋体"/>
-          <w:spacing w:val="-1"/>
-          <w:sz w:val="24"/>
-          <w:szCs w:val="24"/>
-        </w:rPr>
-        <w:t>包括技术支持工程师、网络工程师等人员，按照运维岗位职责的要求、工作流程及质量要求，实施具体运维服务任务，并将过程形成记录。</w:t>
-      </w:r>
-    </w:p>
-    <w:p>
-      <w:pPr>
-        <w:pStyle w:val="26"/>
-        <w:bidi w:val="0"/>
-      </w:pPr>
-      <w:bookmarkStart w:id="16" w:name="_Toc11424"/>
-      <w:r>
-        <w:t>质量管理内容</w:t>
-      </w:r>
-      <w:bookmarkEnd w:id="16"/>
-    </w:p>
-    <w:p>
-      <w:pPr>
-        <w:pStyle w:val="28"/>
-        <w:bidi w:val="0"/>
-      </w:pPr>
-      <w:bookmarkStart w:id="17" w:name="bookmark24"/>
-      <w:bookmarkEnd w:id="17"/>
-      <w:bookmarkStart w:id="18" w:name="_Toc1320"/>
-      <w:r>
-        <w:t>高层的质量管理活动</w:t>
-      </w:r>
-      <w:bookmarkEnd w:id="18"/>
     </w:p>
     <w:p>
       <w:pPr>
@@ -6251,7 +3950,7 @@
         <w:adjustRightInd w:val="0"/>
         <w:snapToGrid w:val="0"/>
         <w:spacing w:line="360" w:lineRule="auto"/>
-        <w:ind w:left="425" w:leftChars="0" w:right="0" w:hanging="425" w:firstLineChars="0"/>
+        <w:ind w:left="425" w:leftChars="0" w:right="0" w:rightChars="0" w:hanging="425" w:firstLineChars="0"/>
         <w:textAlignment w:val="baseline"/>
         <w:rPr>
           <w:rFonts w:ascii="宋体" w:hAnsi="宋体" w:eastAsia="宋体" w:cs="宋体"/>
@@ -6269,7 +3968,7 @@
           <w:sz w:val="24"/>
           <w:szCs w:val="24"/>
         </w:rPr>
-        <w:t>制定管控指标:根据市场情况、技术发展和公司自身变化，制定并周期性的评审公司运维业务的方针策略和目标，评审服务目录、管控目标，评审组织结构和管理制度</w:t>
+        <w:t>负责审批年度服务管理计划。</w:t>
       </w:r>
     </w:p>
     <w:p>
@@ -6293,7 +3992,7 @@
         <w:adjustRightInd w:val="0"/>
         <w:snapToGrid w:val="0"/>
         <w:spacing w:line="360" w:lineRule="auto"/>
-        <w:ind w:left="425" w:leftChars="0" w:right="0" w:hanging="425" w:firstLineChars="0"/>
+        <w:ind w:left="425" w:leftChars="0" w:right="0" w:rightChars="0" w:hanging="425" w:firstLineChars="0"/>
         <w:textAlignment w:val="baseline"/>
         <w:rPr>
           <w:rFonts w:ascii="宋体" w:hAnsi="宋体" w:eastAsia="宋体" w:cs="宋体"/>
@@ -6311,7 +4010,7 @@
           <w:sz w:val="24"/>
           <w:szCs w:val="24"/>
         </w:rPr>
-        <w:t>管理评审:管理评审的目的是通过对公司服务体系运行的适宜性、充分性和有效性进行评价，确定公司服务体系的改进方向。</w:t>
+        <w:t>定期对服务实施过程进行监控和管理，对服务实施过程的改进进行审批。</w:t>
       </w:r>
     </w:p>
     <w:p>
@@ -6335,7 +4034,7 @@
         <w:adjustRightInd w:val="0"/>
         <w:snapToGrid w:val="0"/>
         <w:spacing w:line="360" w:lineRule="auto"/>
-        <w:ind w:left="425" w:leftChars="0" w:right="0" w:hanging="425" w:firstLineChars="0"/>
+        <w:ind w:left="425" w:leftChars="0" w:right="0" w:rightChars="0" w:hanging="425" w:firstLineChars="0"/>
         <w:textAlignment w:val="baseline"/>
         <w:rPr>
           <w:rFonts w:ascii="宋体" w:hAnsi="宋体" w:eastAsia="宋体" w:cs="宋体"/>
@@ -6353,7 +4052,7 @@
           <w:sz w:val="24"/>
           <w:szCs w:val="24"/>
         </w:rPr>
-        <w:t>服务改进规划：根据市场情况、技术发展和公司自身变化，周期性的评审服务工作中存在的问题，并评估批准整改措施；评审现有流程执行的差距和改进措施，更好地适应服务需求；通过服务改进管理，提高运维服务工作的适应性和管理水平。</w:t>
+        <w:t>负责公司运维服务体系的管理评审，以确保运维服务能力的适应性和有效性</w:t>
       </w:r>
     </w:p>
     <w:p>
@@ -6361,11 +4060,11 @@
         <w:pStyle w:val="28"/>
         <w:bidi w:val="0"/>
       </w:pPr>
-      <w:bookmarkStart w:id="19" w:name="_Toc5582"/>
-      <w:r>
-        <w:t>质量部的质量管理活动</w:t>
-      </w:r>
-      <w:bookmarkEnd w:id="19"/>
+      <w:bookmarkStart w:id="12" w:name="_Toc7671"/>
+      <w:r>
+        <w:t>质量部</w:t>
+      </w:r>
+      <w:bookmarkEnd w:id="12"/>
     </w:p>
     <w:p>
       <w:pPr>
@@ -6388,7 +4087,7 @@
         <w:adjustRightInd w:val="0"/>
         <w:snapToGrid w:val="0"/>
         <w:spacing w:line="360" w:lineRule="auto"/>
-        <w:ind w:left="425" w:leftChars="0" w:right="0" w:hanging="425" w:firstLineChars="0"/>
+        <w:ind w:left="425" w:leftChars="0" w:right="0" w:rightChars="0" w:hanging="425" w:firstLineChars="0"/>
         <w:textAlignment w:val="baseline"/>
         <w:rPr>
           <w:rFonts w:ascii="宋体" w:hAnsi="宋体" w:eastAsia="宋体" w:cs="宋体"/>
@@ -6406,7 +4105,7 @@
           <w:sz w:val="24"/>
           <w:szCs w:val="24"/>
         </w:rPr>
-        <w:t>内审和管理评审：公司质量部负责组织每年一次的内审和每年一次的管理评审，来评价公司的运维服务能力的适应性和有效性。</w:t>
+        <w:t>负责公司运维服务体系的定期内部评审，对内审中不达标项的处理进行跟踪记录。</w:t>
       </w:r>
     </w:p>
     <w:p>
@@ -6430,7 +4129,7 @@
         <w:adjustRightInd w:val="0"/>
         <w:snapToGrid w:val="0"/>
         <w:spacing w:line="360" w:lineRule="auto"/>
-        <w:ind w:left="425" w:leftChars="0" w:right="0" w:hanging="425" w:firstLineChars="0"/>
+        <w:ind w:left="425" w:leftChars="0" w:right="0" w:rightChars="0" w:hanging="425" w:firstLineChars="0"/>
         <w:textAlignment w:val="baseline"/>
         <w:rPr>
           <w:rFonts w:ascii="宋体" w:hAnsi="宋体" w:eastAsia="宋体" w:cs="宋体"/>
@@ -6448,28 +4147,133 @@
           <w:sz w:val="24"/>
           <w:szCs w:val="24"/>
         </w:rPr>
-        <w:t>客户满意度调查：公司质量部负责</w:t>
-      </w:r>
-      <w:r>
-        <w:rPr>
-          <w:rFonts w:hint="eastAsia" w:ascii="宋体" w:hAnsi="宋体" w:eastAsia="宋体" w:cs="宋体"/>
-          <w:spacing w:val="-5"/>
-          <w:position w:val="1"/>
-          <w:sz w:val="24"/>
-          <w:szCs w:val="24"/>
-          <w:lang w:val="en-US" w:eastAsia="zh-CN"/>
-        </w:rPr>
-        <w:t>每年至少进行一次</w:t>
-      </w:r>
-      <w:r>
-        <w:rPr>
-          <w:rFonts w:ascii="宋体" w:hAnsi="宋体" w:eastAsia="宋体" w:cs="宋体"/>
-          <w:spacing w:val="-5"/>
-          <w:position w:val="1"/>
-          <w:sz w:val="24"/>
-          <w:szCs w:val="24"/>
-        </w:rPr>
-        <w:t>，并对调查结果进行分析和总结，对相关的调查结果进行分析，及时反馈给相关部门和责任人，对重大质量问题进行跟踪和督促。</w:t>
+        <w:t>负责运维服务的组织级质量保证。</w:t>
+      </w:r>
+    </w:p>
+    <w:p>
+      <w:pPr>
+        <w:pStyle w:val="12"/>
+        <w:keepNext w:val="0"/>
+        <w:keepLines w:val="0"/>
+        <w:pageBreakBefore w:val="0"/>
+        <w:widowControl/>
+        <w:numPr>
+          <w:ilvl w:val="0"/>
+          <w:numId w:val="8"/>
+        </w:numPr>
+        <w:kinsoku w:val="0"/>
+        <w:wordWrap/>
+        <w:overflowPunct/>
+        <w:topLinePunct w:val="0"/>
+        <w:autoSpaceDE w:val="0"/>
+        <w:autoSpaceDN w:val="0"/>
+        <w:bidi w:val="0"/>
+        <w:adjustRightInd w:val="0"/>
+        <w:snapToGrid w:val="0"/>
+        <w:spacing w:line="360" w:lineRule="auto"/>
+        <w:ind w:left="425" w:leftChars="0" w:right="0" w:rightChars="0" w:hanging="425" w:firstLineChars="0"/>
+        <w:textAlignment w:val="baseline"/>
+        <w:rPr>
+          <w:rFonts w:ascii="宋体" w:hAnsi="宋体" w:eastAsia="宋体" w:cs="宋体"/>
+          <w:spacing w:val="-5"/>
+          <w:position w:val="1"/>
+          <w:sz w:val="24"/>
+          <w:szCs w:val="24"/>
+        </w:rPr>
+      </w:pPr>
+      <w:r>
+        <w:rPr>
+          <w:rFonts w:ascii="宋体" w:hAnsi="宋体" w:eastAsia="宋体" w:cs="宋体"/>
+          <w:spacing w:val="-5"/>
+          <w:position w:val="1"/>
+          <w:sz w:val="24"/>
+          <w:szCs w:val="24"/>
+        </w:rPr>
+        <w:t>对公司运维服务业务的质量进行监控。</w:t>
+      </w:r>
+    </w:p>
+    <w:p>
+      <w:pPr>
+        <w:pStyle w:val="12"/>
+        <w:keepNext w:val="0"/>
+        <w:keepLines w:val="0"/>
+        <w:pageBreakBefore w:val="0"/>
+        <w:widowControl/>
+        <w:numPr>
+          <w:ilvl w:val="0"/>
+          <w:numId w:val="8"/>
+        </w:numPr>
+        <w:kinsoku w:val="0"/>
+        <w:wordWrap/>
+        <w:overflowPunct/>
+        <w:topLinePunct w:val="0"/>
+        <w:autoSpaceDE w:val="0"/>
+        <w:autoSpaceDN w:val="0"/>
+        <w:bidi w:val="0"/>
+        <w:adjustRightInd w:val="0"/>
+        <w:snapToGrid w:val="0"/>
+        <w:spacing w:line="360" w:lineRule="auto"/>
+        <w:ind w:left="425" w:leftChars="0" w:right="0" w:rightChars="0" w:hanging="425" w:firstLineChars="0"/>
+        <w:textAlignment w:val="baseline"/>
+        <w:rPr>
+          <w:rFonts w:ascii="宋体" w:hAnsi="宋体" w:eastAsia="宋体" w:cs="宋体"/>
+          <w:spacing w:val="-5"/>
+          <w:position w:val="1"/>
+          <w:sz w:val="24"/>
+          <w:szCs w:val="24"/>
+        </w:rPr>
+      </w:pPr>
+      <w:r>
+        <w:rPr>
+          <w:rFonts w:ascii="宋体" w:hAnsi="宋体" w:eastAsia="宋体" w:cs="宋体"/>
+          <w:spacing w:val="-5"/>
+          <w:position w:val="1"/>
+          <w:sz w:val="24"/>
+          <w:szCs w:val="24"/>
+        </w:rPr>
+        <w:t>负责组织级客户满意度的调查。</w:t>
+      </w:r>
+    </w:p>
+    <w:p>
+      <w:pPr>
+        <w:pStyle w:val="12"/>
+        <w:keepNext w:val="0"/>
+        <w:keepLines w:val="0"/>
+        <w:pageBreakBefore w:val="0"/>
+        <w:widowControl/>
+        <w:numPr>
+          <w:ilvl w:val="0"/>
+          <w:numId w:val="8"/>
+        </w:numPr>
+        <w:kinsoku w:val="0"/>
+        <w:wordWrap/>
+        <w:overflowPunct/>
+        <w:topLinePunct w:val="0"/>
+        <w:autoSpaceDE w:val="0"/>
+        <w:autoSpaceDN w:val="0"/>
+        <w:bidi w:val="0"/>
+        <w:adjustRightInd w:val="0"/>
+        <w:snapToGrid w:val="0"/>
+        <w:spacing w:line="360" w:lineRule="auto"/>
+        <w:ind w:left="425" w:leftChars="0" w:right="0" w:rightChars="0" w:hanging="425" w:firstLineChars="0"/>
+        <w:textAlignment w:val="baseline"/>
+        <w:rPr>
+          <w:rFonts w:ascii="宋体" w:hAnsi="宋体" w:eastAsia="宋体" w:cs="宋体"/>
+          <w:spacing w:val="-5"/>
+          <w:position w:val="1"/>
+          <w:sz w:val="24"/>
+          <w:szCs w:val="24"/>
+        </w:rPr>
+      </w:pPr>
+      <w:r>
+        <w:rPr>
+          <w:rFonts w:ascii="宋体" w:hAnsi="宋体" w:eastAsia="宋体" w:cs="宋体"/>
+          <w:spacing w:val="-5"/>
+          <w:position w:val="1"/>
+          <w:sz w:val="24"/>
+          <w:szCs w:val="24"/>
+        </w:rPr>
+        <w:t>负责改进措施的监督及检查。</w:t>
       </w:r>
     </w:p>
     <w:p>
@@ -6477,11 +4281,11 @@
         <w:pStyle w:val="28"/>
         <w:bidi w:val="0"/>
       </w:pPr>
-      <w:bookmarkStart w:id="20" w:name="_Toc8720"/>
-      <w:r>
-        <w:t>运维部的质量管理活动</w:t>
-      </w:r>
-      <w:bookmarkEnd w:id="20"/>
+      <w:bookmarkStart w:id="13" w:name="_Toc14692"/>
+      <w:r>
+        <w:t>运维部</w:t>
+      </w:r>
+      <w:bookmarkEnd w:id="13"/>
     </w:p>
     <w:p>
       <w:pPr>
@@ -6504,7 +4308,7 @@
         <w:adjustRightInd w:val="0"/>
         <w:snapToGrid w:val="0"/>
         <w:spacing w:line="360" w:lineRule="auto"/>
-        <w:ind w:left="425" w:leftChars="0" w:right="0" w:hanging="425" w:firstLineChars="0"/>
+        <w:ind w:left="425" w:leftChars="0" w:right="0" w:rightChars="0" w:hanging="425" w:firstLineChars="0"/>
         <w:textAlignment w:val="baseline"/>
         <w:rPr>
           <w:rFonts w:ascii="宋体" w:hAnsi="宋体" w:eastAsia="宋体" w:cs="宋体"/>
@@ -6522,7 +4326,7 @@
           <w:sz w:val="24"/>
           <w:szCs w:val="24"/>
         </w:rPr>
-        <w:t>签订服务协议：运维部门经理协助销售部门与客户签订服务级别协议SLA（SLA服务合同）。</w:t>
+        <w:t>负责对所管辖的业务质量计划的制定。</w:t>
       </w:r>
     </w:p>
     <w:p>
@@ -6546,7 +4350,7 @@
         <w:adjustRightInd w:val="0"/>
         <w:snapToGrid w:val="0"/>
         <w:spacing w:line="360" w:lineRule="auto"/>
-        <w:ind w:left="425" w:leftChars="0" w:right="0" w:hanging="425" w:firstLineChars="0"/>
+        <w:ind w:left="425" w:leftChars="0" w:right="0" w:rightChars="0" w:hanging="425" w:firstLineChars="0"/>
         <w:textAlignment w:val="baseline"/>
         <w:rPr>
           <w:rFonts w:ascii="宋体" w:hAnsi="宋体" w:eastAsia="宋体" w:cs="宋体"/>
@@ -6564,28 +4368,7 @@
           <w:sz w:val="24"/>
           <w:szCs w:val="24"/>
         </w:rPr>
-        <w:t>质量计划：运维部经理或</w:t>
-      </w:r>
-      <w:r>
-        <w:rPr>
-          <w:rFonts w:hint="eastAsia" w:ascii="宋体" w:hAnsi="宋体" w:eastAsia="宋体" w:cs="宋体"/>
-          <w:spacing w:val="-5"/>
-          <w:position w:val="1"/>
-          <w:sz w:val="24"/>
-          <w:szCs w:val="24"/>
-          <w:lang w:val="en-US" w:eastAsia="zh-CN"/>
-        </w:rPr>
-        <w:t>运维</w:t>
-      </w:r>
-      <w:r>
-        <w:rPr>
-          <w:rFonts w:ascii="宋体" w:hAnsi="宋体" w:eastAsia="宋体" w:cs="宋体"/>
-          <w:spacing w:val="-5"/>
-          <w:position w:val="1"/>
-          <w:sz w:val="24"/>
-          <w:szCs w:val="24"/>
-        </w:rPr>
-        <w:t>项目经理制定服务项目的质量保证计划，以确保服务目标的实现，服务风险的降低。</w:t>
+        <w:t>负责对所管辖的业务进行质量控制,对质量部和服务台提供的客户服务质量调查结果进行分析和处理。</w:t>
       </w:r>
     </w:p>
     <w:p>
@@ -6609,7 +4392,7 @@
         <w:adjustRightInd w:val="0"/>
         <w:snapToGrid w:val="0"/>
         <w:spacing w:line="360" w:lineRule="auto"/>
-        <w:ind w:left="425" w:leftChars="0" w:right="0" w:hanging="425" w:firstLineChars="0"/>
+        <w:ind w:left="425" w:leftChars="0" w:right="0" w:rightChars="0" w:hanging="425" w:firstLineChars="0"/>
         <w:textAlignment w:val="baseline"/>
         <w:rPr>
           <w:rFonts w:ascii="宋体" w:hAnsi="宋体" w:eastAsia="宋体" w:cs="宋体"/>
@@ -6627,49 +4410,7 @@
           <w:sz w:val="24"/>
           <w:szCs w:val="24"/>
         </w:rPr>
-        <w:t>服务执行：从项目开始实施至结束，</w:t>
-      </w:r>
-      <w:r>
-        <w:rPr>
-          <w:rFonts w:hint="eastAsia" w:ascii="宋体" w:hAnsi="宋体" w:eastAsia="宋体" w:cs="宋体"/>
-          <w:spacing w:val="-5"/>
-          <w:position w:val="1"/>
-          <w:sz w:val="24"/>
-          <w:szCs w:val="24"/>
-          <w:lang w:val="en-US" w:eastAsia="zh-CN"/>
-        </w:rPr>
-        <w:t>运维</w:t>
-      </w:r>
-      <w:r>
-        <w:rPr>
-          <w:rFonts w:ascii="宋体" w:hAnsi="宋体" w:eastAsia="宋体" w:cs="宋体"/>
-          <w:spacing w:val="-5"/>
-          <w:position w:val="1"/>
-          <w:sz w:val="24"/>
-          <w:szCs w:val="24"/>
-        </w:rPr>
-        <w:t>项目经理监督、控制服务过程中的每一个环节，包括事件、</w:t>
-      </w:r>
-      <w:r>
-        <w:rPr>
-          <w:rFonts w:hint="eastAsia" w:ascii="宋体" w:hAnsi="宋体" w:eastAsia="宋体" w:cs="宋体"/>
-          <w:spacing w:val="-5"/>
-          <w:position w:val="1"/>
-          <w:sz w:val="24"/>
-          <w:szCs w:val="24"/>
-          <w:lang w:val="en-US" w:eastAsia="zh-CN"/>
-        </w:rPr>
-        <w:t>问题、</w:t>
-      </w:r>
-      <w:r>
-        <w:rPr>
-          <w:rFonts w:ascii="宋体" w:hAnsi="宋体" w:eastAsia="宋体" w:cs="宋体"/>
-          <w:spacing w:val="-5"/>
-          <w:position w:val="1"/>
-          <w:sz w:val="24"/>
-          <w:szCs w:val="24"/>
-        </w:rPr>
-        <w:t>配置、变更、发布、信息安全、容量、过程框架、可用性、业务连续性，按合同要求形成服务报告，在报告中详细列明 SLA 达成情况。服务台管理员及时回访客户，调查服务满意度。</w:t>
+        <w:t>定期组织召开质量分析会。</w:t>
       </w:r>
     </w:p>
     <w:p>
@@ -6693,7 +4434,7 @@
         <w:adjustRightInd w:val="0"/>
         <w:snapToGrid w:val="0"/>
         <w:spacing w:line="360" w:lineRule="auto"/>
-        <w:ind w:left="425" w:leftChars="0" w:right="0" w:hanging="425" w:firstLineChars="0"/>
+        <w:ind w:left="425" w:leftChars="0" w:right="0" w:rightChars="0" w:hanging="425" w:firstLineChars="0"/>
         <w:textAlignment w:val="baseline"/>
         <w:rPr>
           <w:rFonts w:ascii="宋体" w:hAnsi="宋体" w:eastAsia="宋体" w:cs="宋体"/>
@@ -6711,7 +4452,7 @@
           <w:sz w:val="24"/>
           <w:szCs w:val="24"/>
         </w:rPr>
-        <w:t>质量分析：运维部门经理对本部门的各项目质量进行管理，包括数据统计、分析、预警、跟踪。检查各项运维服务指标达成情况，并与 SLA 的要求进行对比，对未达标项提出改进措施，形成项目质量分析报告。</w:t>
+        <w:t>跟踪客户投诉的处理过程。</w:t>
       </w:r>
     </w:p>
     <w:p>
@@ -6735,7 +4476,7 @@
         <w:adjustRightInd w:val="0"/>
         <w:snapToGrid w:val="0"/>
         <w:spacing w:line="360" w:lineRule="auto"/>
-        <w:ind w:left="425" w:leftChars="0" w:right="0" w:hanging="425" w:firstLineChars="0"/>
+        <w:ind w:left="425" w:leftChars="0" w:right="0" w:rightChars="0" w:hanging="425" w:firstLineChars="0"/>
         <w:textAlignment w:val="baseline"/>
         <w:rPr>
           <w:rFonts w:ascii="宋体" w:hAnsi="宋体" w:eastAsia="宋体" w:cs="宋体"/>
@@ -6753,60 +4494,19 @@
           <w:sz w:val="24"/>
           <w:szCs w:val="24"/>
         </w:rPr>
-        <w:t>质量改进：由质量部经理组织相关人员，通过阶段性（季度）</w:t>
-      </w:r>
-      <w:r>
-        <w:rPr>
-          <w:rFonts w:ascii="宋体" w:hAnsi="宋体" w:eastAsia="宋体" w:cs="宋体"/>
-          <w:spacing w:val="-2"/>
-          <w:sz w:val="24"/>
-          <w:szCs w:val="24"/>
-        </w:rPr>
-        <w:t>的运维服务工作总结，对公司服务业务发展过</w:t>
-      </w:r>
-      <w:r>
-        <w:rPr>
-          <w:rFonts w:ascii="宋体" w:hAnsi="宋体" w:eastAsia="宋体" w:cs="宋体"/>
-          <w:spacing w:val="-3"/>
-          <w:sz w:val="24"/>
-          <w:szCs w:val="24"/>
-        </w:rPr>
-        <w:t>程的问题和偏差做出有效评估，</w:t>
-      </w:r>
-      <w:r>
-        <w:rPr>
-          <w:rFonts w:ascii="宋体" w:hAnsi="宋体" w:eastAsia="宋体" w:cs="宋体"/>
-          <w:spacing w:val="-5"/>
-          <w:position w:val="1"/>
-          <w:sz w:val="24"/>
-          <w:szCs w:val="24"/>
-        </w:rPr>
-        <w:t>并进行调整和优化，及时了解客户的需求，并根据客户的意见或建议进行改进，保证年度运维服务目标的实现。</w:t>
-      </w:r>
-    </w:p>
-    <w:p>
-      <w:pPr>
-        <w:pStyle w:val="26"/>
-        <w:bidi w:val="0"/>
-      </w:pPr>
-      <w:bookmarkStart w:id="21" w:name="_Toc23515"/>
-      <w:r>
-        <w:t>运维服务质量管理要求</w:t>
-      </w:r>
-      <w:bookmarkEnd w:id="21"/>
+        <w:t>定期编写总结报告，持续改进完善维护服务能力和质量。</w:t>
+      </w:r>
     </w:p>
     <w:p>
       <w:pPr>
         <w:pStyle w:val="28"/>
         <w:bidi w:val="0"/>
       </w:pPr>
-      <w:bookmarkStart w:id="22" w:name="bookmark25"/>
-      <w:bookmarkEnd w:id="22"/>
-      <w:bookmarkStart w:id="23" w:name="_Toc1843"/>
-      <w:r>
-        <w:t>客户满意度调查要求</w:t>
-      </w:r>
-      <w:bookmarkEnd w:id="23"/>
+      <w:bookmarkStart w:id="14" w:name="_Toc8013"/>
+      <w:r>
+        <w:t>服务台</w:t>
+      </w:r>
+      <w:bookmarkEnd w:id="14"/>
     </w:p>
     <w:p>
       <w:pPr>
@@ -6829,7 +4529,7 @@
         <w:adjustRightInd w:val="0"/>
         <w:snapToGrid w:val="0"/>
         <w:spacing w:line="360" w:lineRule="auto"/>
-        <w:ind w:left="425" w:leftChars="0" w:right="0" w:hanging="425" w:firstLineChars="0"/>
+        <w:ind w:left="425" w:leftChars="0" w:right="0" w:rightChars="0" w:hanging="425" w:firstLineChars="0"/>
         <w:textAlignment w:val="baseline"/>
         <w:rPr>
           <w:rFonts w:ascii="宋体" w:hAnsi="宋体" w:eastAsia="宋体" w:cs="宋体"/>
@@ -6847,7 +4547,7 @@
           <w:sz w:val="24"/>
           <w:szCs w:val="24"/>
         </w:rPr>
-        <w:t>客户满意度调查工作由公司质量部负责，服务台配合完成，分为事件回访和公司级客户满意度调查。</w:t>
+        <w:t>负责监控服务的处理过程。</w:t>
       </w:r>
     </w:p>
     <w:p>
@@ -6871,7 +4571,7 @@
         <w:adjustRightInd w:val="0"/>
         <w:snapToGrid w:val="0"/>
         <w:spacing w:line="360" w:lineRule="auto"/>
-        <w:ind w:left="425" w:leftChars="0" w:right="0" w:hanging="425" w:firstLineChars="0"/>
+        <w:ind w:left="425" w:leftChars="0" w:right="0" w:rightChars="0" w:hanging="425" w:firstLineChars="0"/>
         <w:textAlignment w:val="baseline"/>
         <w:rPr>
           <w:rFonts w:ascii="宋体" w:hAnsi="宋体" w:eastAsia="宋体" w:cs="宋体"/>
@@ -6889,7 +4589,7 @@
           <w:sz w:val="24"/>
           <w:szCs w:val="24"/>
         </w:rPr>
-        <w:t>事件回访是对已解决的事件在解决后的 24 小时内进行一次电话回访，了解客户对处理结果的满意度。</w:t>
+        <w:t>接收和处理客户投诉，重要的客户投诉信息及时反馈给相关部门处理。</w:t>
       </w:r>
     </w:p>
     <w:p>
@@ -6913,7 +4613,7 @@
         <w:adjustRightInd w:val="0"/>
         <w:snapToGrid w:val="0"/>
         <w:spacing w:line="360" w:lineRule="auto"/>
-        <w:ind w:left="425" w:leftChars="0" w:right="0" w:hanging="425" w:firstLineChars="0"/>
+        <w:ind w:left="425" w:leftChars="0" w:right="0" w:rightChars="0" w:hanging="425" w:firstLineChars="0"/>
         <w:textAlignment w:val="baseline"/>
         <w:rPr>
           <w:rFonts w:ascii="宋体" w:hAnsi="宋体" w:eastAsia="宋体" w:cs="宋体"/>
@@ -6931,7 +4631,7 @@
           <w:sz w:val="24"/>
           <w:szCs w:val="24"/>
         </w:rPr>
-        <w:t>公司级客户满意度调查应每年最少进行一次，采用问卷填写，客户满意度调查内容应注意调查样本的比例及覆盖范围，以降低抽样的风险。</w:t>
+        <w:t>负责服务数据的统计，并报送给相关部门。</w:t>
       </w:r>
     </w:p>
     <w:p>
@@ -6939,11 +4639,71 @@
         <w:pStyle w:val="28"/>
         <w:bidi w:val="0"/>
       </w:pPr>
-      <w:bookmarkStart w:id="24" w:name="_Toc23985"/>
-      <w:r>
-        <w:t>项目的质量管理要求</w:t>
-      </w:r>
-      <w:bookmarkEnd w:id="24"/>
+      <w:bookmarkStart w:id="15" w:name="_Toc22004"/>
+      <w:r>
+        <w:t>运维服务人员</w:t>
+      </w:r>
+      <w:bookmarkEnd w:id="15"/>
+    </w:p>
+    <w:p>
+      <w:pPr>
+        <w:keepNext w:val="0"/>
+        <w:keepLines w:val="0"/>
+        <w:pageBreakBefore w:val="0"/>
+        <w:widowControl/>
+        <w:kinsoku w:val="0"/>
+        <w:wordWrap/>
+        <w:overflowPunct/>
+        <w:topLinePunct w:val="0"/>
+        <w:autoSpaceDE w:val="0"/>
+        <w:autoSpaceDN w:val="0"/>
+        <w:bidi w:val="0"/>
+        <w:adjustRightInd w:val="0"/>
+        <w:snapToGrid w:val="0"/>
+        <w:spacing w:line="360" w:lineRule="auto"/>
+        <w:ind w:left="0" w:right="0" w:firstLine="476" w:firstLineChars="200"/>
+        <w:jc w:val="both"/>
+        <w:textAlignment w:val="baseline"/>
+        <w:rPr>
+          <w:rFonts w:ascii="宋体" w:hAnsi="宋体" w:eastAsia="宋体" w:cs="宋体"/>
+          <w:spacing w:val="-1"/>
+          <w:sz w:val="24"/>
+          <w:szCs w:val="24"/>
+        </w:rPr>
+      </w:pPr>
+      <w:r>
+        <w:rPr>
+          <w:rFonts w:ascii="宋体" w:hAnsi="宋体" w:eastAsia="宋体" w:cs="宋体"/>
+          <w:spacing w:val="-1"/>
+          <w:sz w:val="24"/>
+          <w:szCs w:val="24"/>
+        </w:rPr>
+        <w:t>包括技术支持工程师、网络工程师等人员，按照运维岗位职责的要求、工作流程及质量要求，实施具体运维服务任务，并将过程形成记录。</w:t>
+      </w:r>
+    </w:p>
+    <w:p>
+      <w:pPr>
+        <w:pStyle w:val="26"/>
+        <w:bidi w:val="0"/>
+      </w:pPr>
+      <w:bookmarkStart w:id="16" w:name="_Toc1545"/>
+      <w:r>
+        <w:t>质量管理内容</w:t>
+      </w:r>
+      <w:bookmarkEnd w:id="16"/>
+    </w:p>
+    <w:p>
+      <w:pPr>
+        <w:pStyle w:val="28"/>
+        <w:bidi w:val="0"/>
+      </w:pPr>
+      <w:bookmarkStart w:id="17" w:name="bookmark24"/>
+      <w:bookmarkEnd w:id="17"/>
+      <w:bookmarkStart w:id="18" w:name="_Toc4632"/>
+      <w:r>
+        <w:t>高层的质量管理活动</w:t>
+      </w:r>
+      <w:bookmarkEnd w:id="18"/>
     </w:p>
     <w:p>
       <w:pPr>
@@ -6966,7 +4726,7 @@
         <w:adjustRightInd w:val="0"/>
         <w:snapToGrid w:val="0"/>
         <w:spacing w:line="360" w:lineRule="auto"/>
-        <w:ind w:left="425" w:leftChars="0" w:right="0" w:hanging="425" w:firstLineChars="0"/>
+        <w:ind w:left="425" w:leftChars="0" w:right="0" w:rightChars="0" w:hanging="425" w:firstLineChars="0"/>
         <w:textAlignment w:val="baseline"/>
         <w:rPr>
           <w:rFonts w:ascii="宋体" w:hAnsi="宋体" w:eastAsia="宋体" w:cs="宋体"/>
@@ -6978,24 +4738,13 @@
       </w:pPr>
       <w:r>
         <w:rPr>
-          <w:rFonts w:hint="eastAsia" w:ascii="宋体" w:hAnsi="宋体" w:eastAsia="宋体" w:cs="宋体"/>
-          <w:spacing w:val="-5"/>
-          <w:position w:val="1"/>
-          <w:sz w:val="24"/>
-          <w:szCs w:val="24"/>
-          <w:lang w:val="en-US" w:eastAsia="zh-CN"/>
-        </w:rPr>
-        <w:t>运维</w:t>
-      </w:r>
-      <w:r>
-        <w:rPr>
-          <w:rFonts w:ascii="宋体" w:hAnsi="宋体" w:eastAsia="宋体" w:cs="宋体"/>
-          <w:spacing w:val="-5"/>
-          <w:position w:val="1"/>
-          <w:sz w:val="24"/>
-          <w:szCs w:val="24"/>
-        </w:rPr>
-        <w:t>项目经理必须严格按照 SLA（或服务合同）的要求，为客户提供运维服务。同时及时监控服务过程，以确保达到 SLA 的要求。并定期向客户和部门经理提交服务报告。</w:t>
+          <w:rFonts w:ascii="宋体" w:hAnsi="宋体" w:eastAsia="宋体" w:cs="宋体"/>
+          <w:spacing w:val="-5"/>
+          <w:position w:val="1"/>
+          <w:sz w:val="24"/>
+          <w:szCs w:val="24"/>
+        </w:rPr>
+        <w:t>制定管控指标:根据市场情况、技术发展和公司自身变化，制定并周期性的评审公司运维业务的方针策略和目标，评审服务目录、管控目标，评审组织结构和管理制度</w:t>
       </w:r>
     </w:p>
     <w:p>
@@ -7019,7 +4768,7 @@
         <w:adjustRightInd w:val="0"/>
         <w:snapToGrid w:val="0"/>
         <w:spacing w:line="360" w:lineRule="auto"/>
-        <w:ind w:left="425" w:leftChars="0" w:right="0" w:hanging="425" w:firstLineChars="0"/>
+        <w:ind w:left="425" w:leftChars="0" w:right="0" w:rightChars="0" w:hanging="425" w:firstLineChars="0"/>
         <w:textAlignment w:val="baseline"/>
         <w:rPr>
           <w:rFonts w:ascii="宋体" w:hAnsi="宋体" w:eastAsia="宋体" w:cs="宋体"/>
@@ -7037,7 +4786,7 @@
           <w:sz w:val="24"/>
           <w:szCs w:val="24"/>
         </w:rPr>
-        <w:t>服务台管理人员及时对已完成的项目进行客户回访，以获取客户的满意度评价。</w:t>
+        <w:t>管理评审:管理评审的目的是通过对公司服务体系运行的适宜性、充分性和有效性进行评价，确定公司服务体系的改进方向。</w:t>
       </w:r>
     </w:p>
     <w:p>
@@ -7061,7 +4810,7 @@
         <w:adjustRightInd w:val="0"/>
         <w:snapToGrid w:val="0"/>
         <w:spacing w:line="360" w:lineRule="auto"/>
-        <w:ind w:left="425" w:leftChars="0" w:right="0" w:hanging="425" w:firstLineChars="0"/>
+        <w:ind w:left="425" w:leftChars="0" w:right="0" w:rightChars="0" w:hanging="425" w:firstLineChars="0"/>
         <w:textAlignment w:val="baseline"/>
         <w:rPr>
           <w:rFonts w:ascii="宋体" w:hAnsi="宋体" w:eastAsia="宋体" w:cs="宋体"/>
@@ -7079,77 +4828,7 @@
           <w:sz w:val="24"/>
           <w:szCs w:val="24"/>
         </w:rPr>
-        <w:t>服务台管理人员根据 SLA（或服务合同）制定指标体系，按月进行指标统计，形成质量报告，报送给相关部门及</w:t>
-      </w:r>
-      <w:r>
-        <w:rPr>
-          <w:rFonts w:hint="eastAsia" w:ascii="宋体" w:hAnsi="宋体" w:eastAsia="宋体" w:cs="宋体"/>
-          <w:spacing w:val="-5"/>
-          <w:position w:val="1"/>
-          <w:sz w:val="24"/>
-          <w:szCs w:val="24"/>
-          <w:lang w:val="en-US" w:eastAsia="zh-CN"/>
-        </w:rPr>
-        <w:t>运维</w:t>
-      </w:r>
-      <w:r>
-        <w:rPr>
-          <w:rFonts w:ascii="宋体" w:hAnsi="宋体" w:eastAsia="宋体" w:cs="宋体"/>
-          <w:spacing w:val="-5"/>
-          <w:position w:val="1"/>
-          <w:sz w:val="24"/>
-          <w:szCs w:val="24"/>
-        </w:rPr>
-        <w:t>项目经理。</w:t>
-      </w:r>
-    </w:p>
-    <w:p>
-      <w:pPr>
-        <w:pStyle w:val="12"/>
-        <w:keepNext w:val="0"/>
-        <w:keepLines w:val="0"/>
-        <w:pageBreakBefore w:val="0"/>
-        <w:widowControl/>
-        <w:numPr>
-          <w:ilvl w:val="0"/>
-          <w:numId w:val="11"/>
-        </w:numPr>
-        <w:kinsoku w:val="0"/>
-        <w:wordWrap/>
-        <w:overflowPunct/>
-        <w:topLinePunct w:val="0"/>
-        <w:autoSpaceDE w:val="0"/>
-        <w:autoSpaceDN w:val="0"/>
-        <w:bidi w:val="0"/>
-        <w:adjustRightInd w:val="0"/>
-        <w:snapToGrid w:val="0"/>
-        <w:spacing w:line="360" w:lineRule="auto"/>
-        <w:ind w:left="425" w:leftChars="0" w:right="0" w:hanging="425" w:firstLineChars="0"/>
-        <w:textAlignment w:val="baseline"/>
-        <w:rPr>
-          <w:rFonts w:ascii="宋体" w:hAnsi="宋体" w:eastAsia="宋体" w:cs="宋体"/>
-          <w:sz w:val="24"/>
-          <w:szCs w:val="24"/>
-        </w:rPr>
-      </w:pPr>
-      <w:r>
-        <w:rPr>
-          <w:rFonts w:ascii="宋体" w:hAnsi="宋体" w:eastAsia="宋体" w:cs="宋体"/>
-          <w:spacing w:val="-5"/>
-          <w:position w:val="1"/>
-          <w:sz w:val="24"/>
-          <w:szCs w:val="24"/>
-        </w:rPr>
-        <w:t>运维部门经理每季度须召开一次质量分析会，回顾和总结月度质量计划完成情况，提出下阶段的改进措施，并对相关人员进行指标考</w:t>
-      </w:r>
-      <w:r>
-        <w:rPr>
-          <w:rFonts w:ascii="宋体" w:hAnsi="宋体" w:eastAsia="宋体" w:cs="宋体"/>
-          <w:spacing w:val="-2"/>
-          <w:sz w:val="24"/>
-          <w:szCs w:val="24"/>
-        </w:rPr>
-        <w:t>核。</w:t>
+        <w:t>服务改进规划：根据市场情况、技术发展和公司自身变化，周期性的评审服务工作中存在的问题，并评估批准整改措施；评审现有流程执行的差距和改进措施，更好地适应服务需求；通过服务改进管理，提高运维服务工作的适应性和管理水平。</w:t>
       </w:r>
     </w:p>
     <w:p>
@@ -7157,24 +4836,11 @@
         <w:pStyle w:val="28"/>
         <w:bidi w:val="0"/>
       </w:pPr>
-      <w:bookmarkStart w:id="25" w:name="_Toc26774"/>
-      <w:r>
-        <w:t>体系的质量管理要求</w:t>
-      </w:r>
-      <w:bookmarkEnd w:id="25"/>
-    </w:p>
-    <w:p>
-      <w:pPr>
-        <w:pStyle w:val="29"/>
-        <w:bidi w:val="0"/>
-      </w:pPr>
-      <w:bookmarkStart w:id="26" w:name="bookmark26"/>
-      <w:bookmarkEnd w:id="26"/>
-      <w:bookmarkStart w:id="27" w:name="_Toc5368"/>
-      <w:r>
-        <w:t>内审要求</w:t>
-      </w:r>
-      <w:bookmarkEnd w:id="27"/>
+      <w:bookmarkStart w:id="19" w:name="_Toc4018"/>
+      <w:r>
+        <w:t>质量部的质量管理活动</w:t>
+      </w:r>
+      <w:bookmarkEnd w:id="19"/>
     </w:p>
     <w:p>
       <w:pPr>
@@ -7197,7 +4863,7 @@
         <w:adjustRightInd w:val="0"/>
         <w:snapToGrid w:val="0"/>
         <w:spacing w:line="360" w:lineRule="auto"/>
-        <w:ind w:left="425" w:leftChars="0" w:right="0" w:hanging="425" w:firstLineChars="0"/>
+        <w:ind w:left="425" w:leftChars="0" w:right="0" w:rightChars="0" w:hanging="425" w:firstLineChars="0"/>
         <w:textAlignment w:val="baseline"/>
         <w:rPr>
           <w:rFonts w:ascii="宋体" w:hAnsi="宋体" w:eastAsia="宋体" w:cs="宋体"/>
@@ -7215,7 +4881,7 @@
           <w:sz w:val="24"/>
           <w:szCs w:val="24"/>
         </w:rPr>
-        <w:t>内审要求每年度执行一次，可根据公司实际情况策划审核频次。由质量部来负责组织内审计划、实施和报告，但必须得到质量部经理的批准。</w:t>
+        <w:t>内审和管理评审：公司质量部负责组织每年一次的内审和每年一次的管理评审，来评价公司的运维服务能力的适应性和有效性。</w:t>
       </w:r>
     </w:p>
     <w:p>
@@ -7239,7 +4905,7 @@
         <w:adjustRightInd w:val="0"/>
         <w:snapToGrid w:val="0"/>
         <w:spacing w:line="360" w:lineRule="auto"/>
-        <w:ind w:left="425" w:leftChars="0" w:right="0" w:hanging="425" w:firstLineChars="0"/>
+        <w:ind w:left="425" w:leftChars="0" w:right="0" w:rightChars="0" w:hanging="425" w:firstLineChars="0"/>
         <w:textAlignment w:val="baseline"/>
         <w:rPr>
           <w:rFonts w:ascii="宋体" w:hAnsi="宋体" w:eastAsia="宋体" w:cs="宋体"/>
@@ -7257,7 +4923,7 @@
           <w:sz w:val="24"/>
           <w:szCs w:val="24"/>
         </w:rPr>
-        <w:t>内审的范围是运维服务涉及的所有部门，包括运维服务的主要实施部门和支持部门。内审要对 GB/T 28827.1-2022 《信息技术服务 运行维护 第 1 部分：通用要求》、GB/T 28827.2-2012 《信息技术服务 运行维护 第 2 部分:交付规范》、GB/T 28827.3-2012 《信息技术服务 运行维护 第 3 部分:应急响应规范》中人员、资源、技术、过程、交付</w:t>
+        <w:t>客户满意度调查：公司质量部负责</w:t>
       </w:r>
       <w:r>
         <w:rPr>
@@ -7268,92 +4934,29 @@
           <w:szCs w:val="24"/>
           <w:lang w:val="en-US" w:eastAsia="zh-CN"/>
         </w:rPr>
-        <w:t>和</w:t>
-      </w:r>
-      <w:r>
-        <w:rPr>
-          <w:rFonts w:ascii="宋体" w:hAnsi="宋体" w:eastAsia="宋体" w:cs="宋体"/>
-          <w:spacing w:val="-5"/>
-          <w:position w:val="1"/>
-          <w:sz w:val="24"/>
-          <w:szCs w:val="24"/>
-        </w:rPr>
-        <w:t>应急响应都进行审核。</w:t>
-      </w:r>
-    </w:p>
-    <w:p>
-      <w:pPr>
-        <w:pStyle w:val="12"/>
-        <w:keepNext w:val="0"/>
-        <w:keepLines w:val="0"/>
-        <w:pageBreakBefore w:val="0"/>
-        <w:widowControl/>
-        <w:numPr>
-          <w:ilvl w:val="0"/>
-          <w:numId w:val="12"/>
-        </w:numPr>
-        <w:kinsoku w:val="0"/>
-        <w:wordWrap/>
-        <w:overflowPunct/>
-        <w:topLinePunct w:val="0"/>
-        <w:autoSpaceDE w:val="0"/>
-        <w:autoSpaceDN w:val="0"/>
+        <w:t>每年至少进行一次</w:t>
+      </w:r>
+      <w:r>
+        <w:rPr>
+          <w:rFonts w:ascii="宋体" w:hAnsi="宋体" w:eastAsia="宋体" w:cs="宋体"/>
+          <w:spacing w:val="-5"/>
+          <w:position w:val="1"/>
+          <w:sz w:val="24"/>
+          <w:szCs w:val="24"/>
+        </w:rPr>
+        <w:t>，并对调查结果进行分析和总结，对相关的调查结果进行分析，及时反馈给相关部门和责任人，对重大质量问题进行跟踪和督促。</w:t>
+      </w:r>
+    </w:p>
+    <w:p>
+      <w:pPr>
+        <w:pStyle w:val="28"/>
         <w:bidi w:val="0"/>
-        <w:adjustRightInd w:val="0"/>
-        <w:snapToGrid w:val="0"/>
-        <w:spacing w:line="360" w:lineRule="auto"/>
-        <w:ind w:left="425" w:leftChars="0" w:right="0" w:hanging="425" w:firstLineChars="0"/>
-        <w:textAlignment w:val="baseline"/>
-        <w:rPr>
-          <w:rFonts w:ascii="宋体" w:hAnsi="宋体" w:eastAsia="宋体" w:cs="宋体"/>
-          <w:spacing w:val="-5"/>
-          <w:position w:val="1"/>
-          <w:sz w:val="24"/>
-          <w:szCs w:val="24"/>
-        </w:rPr>
-      </w:pPr>
-      <w:r>
-        <w:rPr>
-          <w:rFonts w:ascii="宋体" w:hAnsi="宋体" w:eastAsia="宋体" w:cs="宋体"/>
-          <w:spacing w:val="-5"/>
-          <w:position w:val="1"/>
-          <w:sz w:val="24"/>
-          <w:szCs w:val="24"/>
-        </w:rPr>
-        <w:t>内审需要制订内审计划、</w:t>
-      </w:r>
-      <w:r>
-        <w:rPr>
-          <w:rFonts w:hint="eastAsia" w:ascii="宋体" w:hAnsi="宋体" w:eastAsia="宋体" w:cs="宋体"/>
-          <w:spacing w:val="-5"/>
-          <w:position w:val="1"/>
-          <w:sz w:val="24"/>
-          <w:szCs w:val="24"/>
-          <w:lang w:val="en-US" w:eastAsia="zh-CN"/>
-        </w:rPr>
-        <w:t>内审</w:t>
-      </w:r>
-      <w:r>
-        <w:rPr>
-          <w:rFonts w:ascii="宋体" w:hAnsi="宋体" w:eastAsia="宋体" w:cs="宋体"/>
-          <w:spacing w:val="-5"/>
-          <w:position w:val="1"/>
-          <w:sz w:val="24"/>
-          <w:szCs w:val="24"/>
-        </w:rPr>
-        <w:t>检查表，内审员在审核过程中要详细记录审核内容；审核完成后需要对不合格项进行整改；编写内审报告。</w:t>
-      </w:r>
-    </w:p>
-    <w:p>
-      <w:pPr>
-        <w:pStyle w:val="29"/>
-        <w:bidi w:val="0"/>
-      </w:pPr>
-      <w:bookmarkStart w:id="28" w:name="_Toc21"/>
-      <w:r>
-        <w:t>管理评审要求</w:t>
-      </w:r>
-      <w:bookmarkEnd w:id="28"/>
+      </w:pPr>
+      <w:bookmarkStart w:id="20" w:name="_Toc3458"/>
+      <w:r>
+        <w:t>运维部的质量管理活动</w:t>
+      </w:r>
+      <w:bookmarkEnd w:id="20"/>
     </w:p>
     <w:p>
       <w:pPr>
@@ -7376,7 +4979,7 @@
         <w:adjustRightInd w:val="0"/>
         <w:snapToGrid w:val="0"/>
         <w:spacing w:line="360" w:lineRule="auto"/>
-        <w:ind w:left="425" w:leftChars="0" w:right="0" w:hanging="425" w:firstLineChars="0"/>
+        <w:ind w:left="425" w:leftChars="0" w:right="0" w:rightChars="0" w:hanging="425" w:firstLineChars="0"/>
         <w:textAlignment w:val="baseline"/>
         <w:rPr>
           <w:rFonts w:ascii="宋体" w:hAnsi="宋体" w:eastAsia="宋体" w:cs="宋体"/>
@@ -7394,7 +4997,7 @@
           <w:sz w:val="24"/>
           <w:szCs w:val="24"/>
         </w:rPr>
-        <w:t>管理评审要求每年必须执行一次，由管理者代表组织实施。</w:t>
+        <w:t>签订服务协议：运维部门经理协助销售部门与客户签订服务级别协议SLA（SLA服务合同）。</w:t>
       </w:r>
     </w:p>
     <w:p>
@@ -7418,7 +5021,7 @@
         <w:adjustRightInd w:val="0"/>
         <w:snapToGrid w:val="0"/>
         <w:spacing w:line="360" w:lineRule="auto"/>
-        <w:ind w:left="425" w:leftChars="0" w:right="0" w:hanging="425" w:firstLineChars="0"/>
+        <w:ind w:left="425" w:leftChars="0" w:right="0" w:rightChars="0" w:hanging="425" w:firstLineChars="0"/>
         <w:textAlignment w:val="baseline"/>
         <w:rPr>
           <w:rFonts w:ascii="宋体" w:hAnsi="宋体" w:eastAsia="宋体" w:cs="宋体"/>
@@ -7436,7 +5039,28 @@
           <w:sz w:val="24"/>
           <w:szCs w:val="24"/>
         </w:rPr>
-        <w:t>管理评审的参加人员要包括：公司领导、管理者代表、运维部负责人、质量部负责人、综合管理部负责人、研发部负责人等。</w:t>
+        <w:t>质量计划：运维部经理或</w:t>
+      </w:r>
+      <w:r>
+        <w:rPr>
+          <w:rFonts w:hint="eastAsia" w:ascii="宋体" w:hAnsi="宋体" w:eastAsia="宋体" w:cs="宋体"/>
+          <w:spacing w:val="-5"/>
+          <w:position w:val="1"/>
+          <w:sz w:val="24"/>
+          <w:szCs w:val="24"/>
+          <w:lang w:val="en-US" w:eastAsia="zh-CN"/>
+        </w:rPr>
+        <w:t>运维</w:t>
+      </w:r>
+      <w:r>
+        <w:rPr>
+          <w:rFonts w:ascii="宋体" w:hAnsi="宋体" w:eastAsia="宋体" w:cs="宋体"/>
+          <w:spacing w:val="-5"/>
+          <w:position w:val="1"/>
+          <w:sz w:val="24"/>
+          <w:szCs w:val="24"/>
+        </w:rPr>
+        <w:t>项目经理制定服务项目的质量保证计划，以确保服务目标的实现，服务风险的降低。</w:t>
       </w:r>
     </w:p>
     <w:p>
@@ -7460,7 +5084,7 @@
         <w:adjustRightInd w:val="0"/>
         <w:snapToGrid w:val="0"/>
         <w:spacing w:line="360" w:lineRule="auto"/>
-        <w:ind w:left="425" w:leftChars="0" w:right="0" w:hanging="425" w:firstLineChars="0"/>
+        <w:ind w:left="425" w:leftChars="0" w:right="0" w:rightChars="0" w:hanging="425" w:firstLineChars="0"/>
         <w:textAlignment w:val="baseline"/>
         <w:rPr>
           <w:rFonts w:ascii="宋体" w:hAnsi="宋体" w:eastAsia="宋体" w:cs="宋体"/>
@@ -7478,7 +5102,49 @@
           <w:sz w:val="24"/>
           <w:szCs w:val="24"/>
         </w:rPr>
-        <w:t>管理评审的主要内容为：年度能力管理计划的实施情况汇报、各项KPI的完成情况、客户满意度调查汇报、各运维部门的工作汇报、运维服务管理体系内审报告、客户投诉报告、持续改进情况等。</w:t>
+        <w:t>服务执行：从项目开始实施至结束，</w:t>
+      </w:r>
+      <w:r>
+        <w:rPr>
+          <w:rFonts w:hint="eastAsia" w:ascii="宋体" w:hAnsi="宋体" w:eastAsia="宋体" w:cs="宋体"/>
+          <w:spacing w:val="-5"/>
+          <w:position w:val="1"/>
+          <w:sz w:val="24"/>
+          <w:szCs w:val="24"/>
+          <w:lang w:val="en-US" w:eastAsia="zh-CN"/>
+        </w:rPr>
+        <w:t>运维</w:t>
+      </w:r>
+      <w:r>
+        <w:rPr>
+          <w:rFonts w:ascii="宋体" w:hAnsi="宋体" w:eastAsia="宋体" w:cs="宋体"/>
+          <w:spacing w:val="-5"/>
+          <w:position w:val="1"/>
+          <w:sz w:val="24"/>
+          <w:szCs w:val="24"/>
+        </w:rPr>
+        <w:t>项目经理监督、控制服务过程中的每一个环节，包括事件、</w:t>
+      </w:r>
+      <w:r>
+        <w:rPr>
+          <w:rFonts w:hint="eastAsia" w:ascii="宋体" w:hAnsi="宋体" w:eastAsia="宋体" w:cs="宋体"/>
+          <w:spacing w:val="-5"/>
+          <w:position w:val="1"/>
+          <w:sz w:val="24"/>
+          <w:szCs w:val="24"/>
+          <w:lang w:val="en-US" w:eastAsia="zh-CN"/>
+        </w:rPr>
+        <w:t>问题、</w:t>
+      </w:r>
+      <w:r>
+        <w:rPr>
+          <w:rFonts w:ascii="宋体" w:hAnsi="宋体" w:eastAsia="宋体" w:cs="宋体"/>
+          <w:spacing w:val="-5"/>
+          <w:position w:val="1"/>
+          <w:sz w:val="24"/>
+          <w:szCs w:val="24"/>
+        </w:rPr>
+        <w:t>配置、变更、发布、信息安全、容量、过程框架、可用性、业务连续性，按合同要求形成服务报告，在报告中详细列明 SLA 达成情况。服务台管理员及时回访客户，调查服务满意度。</w:t>
       </w:r>
     </w:p>
     <w:p>
@@ -7502,7 +5168,816 @@
         <w:adjustRightInd w:val="0"/>
         <w:snapToGrid w:val="0"/>
         <w:spacing w:line="360" w:lineRule="auto"/>
-        <w:ind w:left="425" w:leftChars="0" w:right="0" w:hanging="425" w:firstLineChars="0"/>
+        <w:ind w:left="425" w:leftChars="0" w:right="0" w:rightChars="0" w:hanging="425" w:firstLineChars="0"/>
+        <w:textAlignment w:val="baseline"/>
+        <w:rPr>
+          <w:rFonts w:ascii="宋体" w:hAnsi="宋体" w:eastAsia="宋体" w:cs="宋体"/>
+          <w:spacing w:val="-5"/>
+          <w:position w:val="1"/>
+          <w:sz w:val="24"/>
+          <w:szCs w:val="24"/>
+        </w:rPr>
+      </w:pPr>
+      <w:r>
+        <w:rPr>
+          <w:rFonts w:ascii="宋体" w:hAnsi="宋体" w:eastAsia="宋体" w:cs="宋体"/>
+          <w:spacing w:val="-5"/>
+          <w:position w:val="1"/>
+          <w:sz w:val="24"/>
+          <w:szCs w:val="24"/>
+        </w:rPr>
+        <w:t>质量分析：运维部门经理对本部门的各项目质量进行管理，包括数据统计、分析、预警、跟踪。检查各项运维服务指标达成情况，并与 SLA 的要求进行对比，对未达标项提出改进措施，形成项目质量分析报告。</w:t>
+      </w:r>
+    </w:p>
+    <w:p>
+      <w:pPr>
+        <w:pStyle w:val="12"/>
+        <w:keepNext w:val="0"/>
+        <w:keepLines w:val="0"/>
+        <w:pageBreakBefore w:val="0"/>
+        <w:widowControl/>
+        <w:numPr>
+          <w:ilvl w:val="0"/>
+          <w:numId w:val="13"/>
+        </w:numPr>
+        <w:kinsoku w:val="0"/>
+        <w:wordWrap/>
+        <w:overflowPunct/>
+        <w:topLinePunct w:val="0"/>
+        <w:autoSpaceDE w:val="0"/>
+        <w:autoSpaceDN w:val="0"/>
+        <w:bidi w:val="0"/>
+        <w:adjustRightInd w:val="0"/>
+        <w:snapToGrid w:val="0"/>
+        <w:spacing w:line="360" w:lineRule="auto"/>
+        <w:ind w:left="425" w:leftChars="0" w:right="0" w:rightChars="0" w:hanging="425" w:firstLineChars="0"/>
+        <w:textAlignment w:val="baseline"/>
+        <w:rPr>
+          <w:rFonts w:ascii="宋体" w:hAnsi="宋体" w:eastAsia="宋体" w:cs="宋体"/>
+          <w:spacing w:val="-5"/>
+          <w:position w:val="1"/>
+          <w:sz w:val="24"/>
+          <w:szCs w:val="24"/>
+        </w:rPr>
+      </w:pPr>
+      <w:r>
+        <w:rPr>
+          <w:rFonts w:ascii="宋体" w:hAnsi="宋体" w:eastAsia="宋体" w:cs="宋体"/>
+          <w:spacing w:val="-5"/>
+          <w:position w:val="1"/>
+          <w:sz w:val="24"/>
+          <w:szCs w:val="24"/>
+        </w:rPr>
+        <w:t>质量改进：由质量部经理组织相关人员，通过阶段性（季度）</w:t>
+      </w:r>
+      <w:r>
+        <w:rPr>
+          <w:rFonts w:ascii="宋体" w:hAnsi="宋体" w:eastAsia="宋体" w:cs="宋体"/>
+          <w:spacing w:val="-2"/>
+          <w:sz w:val="24"/>
+          <w:szCs w:val="24"/>
+        </w:rPr>
+        <w:t>的运维服务工作总结，对公司服务业务发展过</w:t>
+      </w:r>
+      <w:r>
+        <w:rPr>
+          <w:rFonts w:ascii="宋体" w:hAnsi="宋体" w:eastAsia="宋体" w:cs="宋体"/>
+          <w:spacing w:val="-3"/>
+          <w:sz w:val="24"/>
+          <w:szCs w:val="24"/>
+        </w:rPr>
+        <w:t>程的问题和偏差做出有效评估，</w:t>
+      </w:r>
+      <w:r>
+        <w:rPr>
+          <w:rFonts w:ascii="宋体" w:hAnsi="宋体" w:eastAsia="宋体" w:cs="宋体"/>
+          <w:spacing w:val="-5"/>
+          <w:position w:val="1"/>
+          <w:sz w:val="24"/>
+          <w:szCs w:val="24"/>
+        </w:rPr>
+        <w:t>并进行调整和优化，及时了解客户的需求，并根据客户的意见或建议进行改进，保证年度运维服务目标的实现。</w:t>
+      </w:r>
+    </w:p>
+    <w:p>
+      <w:pPr>
+        <w:pStyle w:val="26"/>
+        <w:bidi w:val="0"/>
+      </w:pPr>
+      <w:bookmarkStart w:id="21" w:name="_Toc23657"/>
+      <w:r>
+        <w:t>运维服务质量管理要求</w:t>
+      </w:r>
+      <w:bookmarkEnd w:id="21"/>
+    </w:p>
+    <w:p>
+      <w:pPr>
+        <w:pStyle w:val="28"/>
+        <w:bidi w:val="0"/>
+      </w:pPr>
+      <w:bookmarkStart w:id="22" w:name="bookmark25"/>
+      <w:bookmarkEnd w:id="22"/>
+      <w:bookmarkStart w:id="23" w:name="_Toc21022"/>
+      <w:r>
+        <w:t>客户满意度调查要求</w:t>
+      </w:r>
+      <w:bookmarkEnd w:id="23"/>
+    </w:p>
+    <w:p>
+      <w:pPr>
+        <w:pStyle w:val="12"/>
+        <w:keepNext w:val="0"/>
+        <w:keepLines w:val="0"/>
+        <w:pageBreakBefore w:val="0"/>
+        <w:widowControl/>
+        <w:numPr>
+          <w:ilvl w:val="0"/>
+          <w:numId w:val="14"/>
+        </w:numPr>
+        <w:kinsoku w:val="0"/>
+        <w:wordWrap/>
+        <w:overflowPunct/>
+        <w:topLinePunct w:val="0"/>
+        <w:autoSpaceDE w:val="0"/>
+        <w:autoSpaceDN w:val="0"/>
+        <w:bidi w:val="0"/>
+        <w:adjustRightInd w:val="0"/>
+        <w:snapToGrid w:val="0"/>
+        <w:spacing w:line="360" w:lineRule="auto"/>
+        <w:ind w:left="425" w:leftChars="0" w:right="0" w:rightChars="0" w:hanging="425" w:firstLineChars="0"/>
+        <w:textAlignment w:val="baseline"/>
+        <w:rPr>
+          <w:rFonts w:ascii="宋体" w:hAnsi="宋体" w:eastAsia="宋体" w:cs="宋体"/>
+          <w:spacing w:val="-5"/>
+          <w:position w:val="1"/>
+          <w:sz w:val="24"/>
+          <w:szCs w:val="24"/>
+        </w:rPr>
+      </w:pPr>
+      <w:r>
+        <w:rPr>
+          <w:rFonts w:ascii="宋体" w:hAnsi="宋体" w:eastAsia="宋体" w:cs="宋体"/>
+          <w:spacing w:val="-5"/>
+          <w:position w:val="1"/>
+          <w:sz w:val="24"/>
+          <w:szCs w:val="24"/>
+        </w:rPr>
+        <w:t>客户满意度调查工作由公司质量部负责，服务台配合完成，分为事件回访和公司级客户满意度调查。</w:t>
+      </w:r>
+    </w:p>
+    <w:p>
+      <w:pPr>
+        <w:pStyle w:val="12"/>
+        <w:keepNext w:val="0"/>
+        <w:keepLines w:val="0"/>
+        <w:pageBreakBefore w:val="0"/>
+        <w:widowControl/>
+        <w:numPr>
+          <w:ilvl w:val="0"/>
+          <w:numId w:val="14"/>
+        </w:numPr>
+        <w:kinsoku w:val="0"/>
+        <w:wordWrap/>
+        <w:overflowPunct/>
+        <w:topLinePunct w:val="0"/>
+        <w:autoSpaceDE w:val="0"/>
+        <w:autoSpaceDN w:val="0"/>
+        <w:bidi w:val="0"/>
+        <w:adjustRightInd w:val="0"/>
+        <w:snapToGrid w:val="0"/>
+        <w:spacing w:line="360" w:lineRule="auto"/>
+        <w:ind w:left="425" w:leftChars="0" w:right="0" w:rightChars="0" w:hanging="425" w:firstLineChars="0"/>
+        <w:textAlignment w:val="baseline"/>
+        <w:rPr>
+          <w:rFonts w:ascii="宋体" w:hAnsi="宋体" w:eastAsia="宋体" w:cs="宋体"/>
+          <w:spacing w:val="-5"/>
+          <w:position w:val="1"/>
+          <w:sz w:val="24"/>
+          <w:szCs w:val="24"/>
+        </w:rPr>
+      </w:pPr>
+      <w:r>
+        <w:rPr>
+          <w:rFonts w:ascii="宋体" w:hAnsi="宋体" w:eastAsia="宋体" w:cs="宋体"/>
+          <w:spacing w:val="-5"/>
+          <w:position w:val="1"/>
+          <w:sz w:val="24"/>
+          <w:szCs w:val="24"/>
+        </w:rPr>
+        <w:t>事件回访是对已解决的事件在解决后的 24 小时内进行一次电话回访，了解客户对处理结果的满意度。</w:t>
+      </w:r>
+    </w:p>
+    <w:p>
+      <w:pPr>
+        <w:pStyle w:val="12"/>
+        <w:keepNext w:val="0"/>
+        <w:keepLines w:val="0"/>
+        <w:pageBreakBefore w:val="0"/>
+        <w:widowControl/>
+        <w:numPr>
+          <w:ilvl w:val="0"/>
+          <w:numId w:val="14"/>
+        </w:numPr>
+        <w:kinsoku w:val="0"/>
+        <w:wordWrap/>
+        <w:overflowPunct/>
+        <w:topLinePunct w:val="0"/>
+        <w:autoSpaceDE w:val="0"/>
+        <w:autoSpaceDN w:val="0"/>
+        <w:bidi w:val="0"/>
+        <w:adjustRightInd w:val="0"/>
+        <w:snapToGrid w:val="0"/>
+        <w:spacing w:line="360" w:lineRule="auto"/>
+        <w:ind w:left="425" w:leftChars="0" w:right="0" w:rightChars="0" w:hanging="425" w:firstLineChars="0"/>
+        <w:textAlignment w:val="baseline"/>
+        <w:rPr>
+          <w:rFonts w:ascii="宋体" w:hAnsi="宋体" w:eastAsia="宋体" w:cs="宋体"/>
+          <w:spacing w:val="-5"/>
+          <w:position w:val="1"/>
+          <w:sz w:val="24"/>
+          <w:szCs w:val="24"/>
+        </w:rPr>
+      </w:pPr>
+      <w:r>
+        <w:rPr>
+          <w:rFonts w:ascii="宋体" w:hAnsi="宋体" w:eastAsia="宋体" w:cs="宋体"/>
+          <w:spacing w:val="-5"/>
+          <w:position w:val="1"/>
+          <w:sz w:val="24"/>
+          <w:szCs w:val="24"/>
+        </w:rPr>
+        <w:t>公司级客户满意度调查应每年最少进行一次，采用问卷填写，客户满意度调查内容应注意调查样本的比例及覆盖范围，以降低抽样的风险。</w:t>
+      </w:r>
+    </w:p>
+    <w:p>
+      <w:pPr>
+        <w:pStyle w:val="28"/>
+        <w:bidi w:val="0"/>
+      </w:pPr>
+      <w:bookmarkStart w:id="24" w:name="_Toc22392"/>
+      <w:r>
+        <w:t>项目的质量管理要求</w:t>
+      </w:r>
+      <w:bookmarkEnd w:id="24"/>
+    </w:p>
+    <w:p>
+      <w:pPr>
+        <w:pStyle w:val="12"/>
+        <w:keepNext w:val="0"/>
+        <w:keepLines w:val="0"/>
+        <w:pageBreakBefore w:val="0"/>
+        <w:widowControl/>
+        <w:numPr>
+          <w:ilvl w:val="0"/>
+          <w:numId w:val="15"/>
+        </w:numPr>
+        <w:kinsoku w:val="0"/>
+        <w:wordWrap/>
+        <w:overflowPunct/>
+        <w:topLinePunct w:val="0"/>
+        <w:autoSpaceDE w:val="0"/>
+        <w:autoSpaceDN w:val="0"/>
+        <w:bidi w:val="0"/>
+        <w:adjustRightInd w:val="0"/>
+        <w:snapToGrid w:val="0"/>
+        <w:spacing w:line="360" w:lineRule="auto"/>
+        <w:ind w:left="425" w:leftChars="0" w:right="0" w:rightChars="0" w:hanging="425" w:firstLineChars="0"/>
+        <w:textAlignment w:val="baseline"/>
+        <w:rPr>
+          <w:rFonts w:ascii="宋体" w:hAnsi="宋体" w:eastAsia="宋体" w:cs="宋体"/>
+          <w:spacing w:val="-5"/>
+          <w:position w:val="1"/>
+          <w:sz w:val="24"/>
+          <w:szCs w:val="24"/>
+        </w:rPr>
+      </w:pPr>
+      <w:r>
+        <w:rPr>
+          <w:rFonts w:hint="eastAsia" w:ascii="宋体" w:hAnsi="宋体" w:eastAsia="宋体" w:cs="宋体"/>
+          <w:spacing w:val="-5"/>
+          <w:position w:val="1"/>
+          <w:sz w:val="24"/>
+          <w:szCs w:val="24"/>
+          <w:lang w:val="en-US" w:eastAsia="zh-CN"/>
+        </w:rPr>
+        <w:t>运维</w:t>
+      </w:r>
+      <w:r>
+        <w:rPr>
+          <w:rFonts w:ascii="宋体" w:hAnsi="宋体" w:eastAsia="宋体" w:cs="宋体"/>
+          <w:spacing w:val="-5"/>
+          <w:position w:val="1"/>
+          <w:sz w:val="24"/>
+          <w:szCs w:val="24"/>
+        </w:rPr>
+        <w:t>项目经理必须严格按照 SLA（或服务合同）的要求，为客户提供运维服务。同时及时监控服务过程，以确保达到 SLA 的要求。并定期向客户和部门经理提交服务报告。</w:t>
+      </w:r>
+    </w:p>
+    <w:p>
+      <w:pPr>
+        <w:pStyle w:val="12"/>
+        <w:keepNext w:val="0"/>
+        <w:keepLines w:val="0"/>
+        <w:pageBreakBefore w:val="0"/>
+        <w:widowControl/>
+        <w:numPr>
+          <w:ilvl w:val="0"/>
+          <w:numId w:val="15"/>
+        </w:numPr>
+        <w:kinsoku w:val="0"/>
+        <w:wordWrap/>
+        <w:overflowPunct/>
+        <w:topLinePunct w:val="0"/>
+        <w:autoSpaceDE w:val="0"/>
+        <w:autoSpaceDN w:val="0"/>
+        <w:bidi w:val="0"/>
+        <w:adjustRightInd w:val="0"/>
+        <w:snapToGrid w:val="0"/>
+        <w:spacing w:line="360" w:lineRule="auto"/>
+        <w:ind w:left="425" w:leftChars="0" w:right="0" w:rightChars="0" w:hanging="425" w:firstLineChars="0"/>
+        <w:textAlignment w:val="baseline"/>
+        <w:rPr>
+          <w:rFonts w:ascii="宋体" w:hAnsi="宋体" w:eastAsia="宋体" w:cs="宋体"/>
+          <w:spacing w:val="-5"/>
+          <w:position w:val="1"/>
+          <w:sz w:val="24"/>
+          <w:szCs w:val="24"/>
+        </w:rPr>
+      </w:pPr>
+      <w:r>
+        <w:rPr>
+          <w:rFonts w:ascii="宋体" w:hAnsi="宋体" w:eastAsia="宋体" w:cs="宋体"/>
+          <w:spacing w:val="-5"/>
+          <w:position w:val="1"/>
+          <w:sz w:val="24"/>
+          <w:szCs w:val="24"/>
+        </w:rPr>
+        <w:t>服务台管理人员及时对已完成的项目进行客户回访，以获取客户的满意度评价。</w:t>
+      </w:r>
+    </w:p>
+    <w:p>
+      <w:pPr>
+        <w:pStyle w:val="12"/>
+        <w:keepNext w:val="0"/>
+        <w:keepLines w:val="0"/>
+        <w:pageBreakBefore w:val="0"/>
+        <w:widowControl/>
+        <w:numPr>
+          <w:ilvl w:val="0"/>
+          <w:numId w:val="15"/>
+        </w:numPr>
+        <w:kinsoku w:val="0"/>
+        <w:wordWrap/>
+        <w:overflowPunct/>
+        <w:topLinePunct w:val="0"/>
+        <w:autoSpaceDE w:val="0"/>
+        <w:autoSpaceDN w:val="0"/>
+        <w:bidi w:val="0"/>
+        <w:adjustRightInd w:val="0"/>
+        <w:snapToGrid w:val="0"/>
+        <w:spacing w:line="360" w:lineRule="auto"/>
+        <w:ind w:left="425" w:leftChars="0" w:right="0" w:rightChars="0" w:hanging="425" w:firstLineChars="0"/>
+        <w:textAlignment w:val="baseline"/>
+        <w:rPr>
+          <w:rFonts w:ascii="宋体" w:hAnsi="宋体" w:eastAsia="宋体" w:cs="宋体"/>
+          <w:spacing w:val="-5"/>
+          <w:position w:val="1"/>
+          <w:sz w:val="24"/>
+          <w:szCs w:val="24"/>
+        </w:rPr>
+      </w:pPr>
+      <w:r>
+        <w:rPr>
+          <w:rFonts w:ascii="宋体" w:hAnsi="宋体" w:eastAsia="宋体" w:cs="宋体"/>
+          <w:spacing w:val="-5"/>
+          <w:position w:val="1"/>
+          <w:sz w:val="24"/>
+          <w:szCs w:val="24"/>
+        </w:rPr>
+        <w:t>服务台管理人员根据SLA（或服务合同）制定指标体系，按月进行指标统计，形成质量报告，报送给相关部门及</w:t>
+      </w:r>
+      <w:r>
+        <w:rPr>
+          <w:rFonts w:hint="eastAsia" w:ascii="宋体" w:hAnsi="宋体" w:eastAsia="宋体" w:cs="宋体"/>
+          <w:spacing w:val="-5"/>
+          <w:position w:val="1"/>
+          <w:sz w:val="24"/>
+          <w:szCs w:val="24"/>
+          <w:lang w:val="en-US" w:eastAsia="zh-CN"/>
+        </w:rPr>
+        <w:t>运维</w:t>
+      </w:r>
+      <w:r>
+        <w:rPr>
+          <w:rFonts w:ascii="宋体" w:hAnsi="宋体" w:eastAsia="宋体" w:cs="宋体"/>
+          <w:spacing w:val="-5"/>
+          <w:position w:val="1"/>
+          <w:sz w:val="24"/>
+          <w:szCs w:val="24"/>
+        </w:rPr>
+        <w:t>项目经理。</w:t>
+      </w:r>
+    </w:p>
+    <w:p>
+      <w:pPr>
+        <w:pStyle w:val="12"/>
+        <w:keepNext w:val="0"/>
+        <w:keepLines w:val="0"/>
+        <w:pageBreakBefore w:val="0"/>
+        <w:widowControl/>
+        <w:numPr>
+          <w:ilvl w:val="0"/>
+          <w:numId w:val="15"/>
+        </w:numPr>
+        <w:kinsoku w:val="0"/>
+        <w:wordWrap/>
+        <w:overflowPunct/>
+        <w:topLinePunct w:val="0"/>
+        <w:autoSpaceDE w:val="0"/>
+        <w:autoSpaceDN w:val="0"/>
+        <w:bidi w:val="0"/>
+        <w:adjustRightInd w:val="0"/>
+        <w:snapToGrid w:val="0"/>
+        <w:spacing w:line="360" w:lineRule="auto"/>
+        <w:ind w:left="425" w:leftChars="0" w:right="0" w:rightChars="0" w:hanging="425" w:firstLineChars="0"/>
+        <w:textAlignment w:val="baseline"/>
+        <w:rPr>
+          <w:rFonts w:ascii="宋体" w:hAnsi="宋体" w:eastAsia="宋体" w:cs="宋体"/>
+          <w:sz w:val="24"/>
+          <w:szCs w:val="24"/>
+        </w:rPr>
+      </w:pPr>
+      <w:r>
+        <w:rPr>
+          <w:rFonts w:ascii="宋体" w:hAnsi="宋体" w:eastAsia="宋体" w:cs="宋体"/>
+          <w:spacing w:val="-5"/>
+          <w:position w:val="1"/>
+          <w:sz w:val="24"/>
+          <w:szCs w:val="24"/>
+        </w:rPr>
+        <w:t>运维部门经理每季度须召开一次质量分析会，回顾和总结月度质量计划完成情况，提出下阶段的改进措施，并对相关人员进行指标考</w:t>
+      </w:r>
+      <w:r>
+        <w:rPr>
+          <w:rFonts w:ascii="宋体" w:hAnsi="宋体" w:eastAsia="宋体" w:cs="宋体"/>
+          <w:spacing w:val="-2"/>
+          <w:sz w:val="24"/>
+          <w:szCs w:val="24"/>
+        </w:rPr>
+        <w:t>核。</w:t>
+      </w:r>
+    </w:p>
+    <w:p>
+      <w:pPr>
+        <w:pStyle w:val="28"/>
+        <w:bidi w:val="0"/>
+      </w:pPr>
+      <w:bookmarkStart w:id="25" w:name="_Toc10990"/>
+      <w:r>
+        <w:t>体系的质量管理要求</w:t>
+      </w:r>
+      <w:bookmarkEnd w:id="25"/>
+    </w:p>
+    <w:p>
+      <w:pPr>
+        <w:pStyle w:val="29"/>
+        <w:bidi w:val="0"/>
+      </w:pPr>
+      <w:bookmarkStart w:id="26" w:name="bookmark26"/>
+      <w:bookmarkEnd w:id="26"/>
+      <w:bookmarkStart w:id="27" w:name="_Toc299"/>
+      <w:r>
+        <w:t>内审要求</w:t>
+      </w:r>
+      <w:bookmarkEnd w:id="27"/>
+    </w:p>
+    <w:p>
+      <w:pPr>
+        <w:pStyle w:val="12"/>
+        <w:keepNext w:val="0"/>
+        <w:keepLines w:val="0"/>
+        <w:pageBreakBefore w:val="0"/>
+        <w:widowControl/>
+        <w:numPr>
+          <w:ilvl w:val="0"/>
+          <w:numId w:val="16"/>
+        </w:numPr>
+        <w:kinsoku w:val="0"/>
+        <w:wordWrap/>
+        <w:overflowPunct/>
+        <w:topLinePunct w:val="0"/>
+        <w:autoSpaceDE w:val="0"/>
+        <w:autoSpaceDN w:val="0"/>
+        <w:bidi w:val="0"/>
+        <w:adjustRightInd w:val="0"/>
+        <w:snapToGrid w:val="0"/>
+        <w:spacing w:line="360" w:lineRule="auto"/>
+        <w:ind w:left="425" w:leftChars="0" w:right="0" w:rightChars="0" w:hanging="425" w:firstLineChars="0"/>
+        <w:textAlignment w:val="baseline"/>
+        <w:rPr>
+          <w:rFonts w:ascii="宋体" w:hAnsi="宋体" w:eastAsia="宋体" w:cs="宋体"/>
+          <w:spacing w:val="-5"/>
+          <w:position w:val="1"/>
+          <w:sz w:val="24"/>
+          <w:szCs w:val="24"/>
+        </w:rPr>
+      </w:pPr>
+      <w:r>
+        <w:rPr>
+          <w:rFonts w:ascii="宋体" w:hAnsi="宋体" w:eastAsia="宋体" w:cs="宋体"/>
+          <w:spacing w:val="-5"/>
+          <w:position w:val="1"/>
+          <w:sz w:val="24"/>
+          <w:szCs w:val="24"/>
+        </w:rPr>
+        <w:t>内审要求每年度执行一次，可根据公司实际情况策划审核频次。由质量部来负责组织内审计划、实施和报告，但必须得到质量部经理的批准。</w:t>
+      </w:r>
+    </w:p>
+    <w:p>
+      <w:pPr>
+        <w:pStyle w:val="12"/>
+        <w:keepNext w:val="0"/>
+        <w:keepLines w:val="0"/>
+        <w:pageBreakBefore w:val="0"/>
+        <w:widowControl/>
+        <w:numPr>
+          <w:ilvl w:val="0"/>
+          <w:numId w:val="16"/>
+        </w:numPr>
+        <w:kinsoku w:val="0"/>
+        <w:wordWrap/>
+        <w:overflowPunct/>
+        <w:topLinePunct w:val="0"/>
+        <w:autoSpaceDE w:val="0"/>
+        <w:autoSpaceDN w:val="0"/>
+        <w:bidi w:val="0"/>
+        <w:adjustRightInd w:val="0"/>
+        <w:snapToGrid w:val="0"/>
+        <w:spacing w:line="360" w:lineRule="auto"/>
+        <w:ind w:left="425" w:leftChars="0" w:right="0" w:rightChars="0" w:hanging="425" w:firstLineChars="0"/>
+        <w:textAlignment w:val="baseline"/>
+        <w:rPr>
+          <w:rFonts w:ascii="宋体" w:hAnsi="宋体" w:eastAsia="宋体" w:cs="宋体"/>
+          <w:spacing w:val="-5"/>
+          <w:position w:val="1"/>
+          <w:sz w:val="24"/>
+          <w:szCs w:val="24"/>
+        </w:rPr>
+      </w:pPr>
+      <w:r>
+        <w:rPr>
+          <w:rFonts w:ascii="宋体" w:hAnsi="宋体" w:eastAsia="宋体" w:cs="宋体"/>
+          <w:spacing w:val="-5"/>
+          <w:position w:val="1"/>
+          <w:sz w:val="24"/>
+          <w:szCs w:val="24"/>
+        </w:rPr>
+        <w:t>内审的范围是运维服务涉及的所有部门，包括运维服务的主要实施部门和支持部门。内审要对 GB/T 28827.1-2022 《信息技术服务 运行维护 第 1 部分：通用要求》、GB/T 28827.2-2012 《信息技术服务 运行维护 第 2 部分:交付规范》、GB/T 28827.3-2012 《信息技术服务 运行维护 第 3 部分:应急响应规范》中人员、资源、技术、过程、交付</w:t>
+      </w:r>
+      <w:r>
+        <w:rPr>
+          <w:rFonts w:hint="eastAsia" w:ascii="宋体" w:hAnsi="宋体" w:eastAsia="宋体" w:cs="宋体"/>
+          <w:spacing w:val="-5"/>
+          <w:position w:val="1"/>
+          <w:sz w:val="24"/>
+          <w:szCs w:val="24"/>
+          <w:lang w:val="en-US" w:eastAsia="zh-CN"/>
+        </w:rPr>
+        <w:t>和</w:t>
+      </w:r>
+      <w:r>
+        <w:rPr>
+          <w:rFonts w:ascii="宋体" w:hAnsi="宋体" w:eastAsia="宋体" w:cs="宋体"/>
+          <w:spacing w:val="-5"/>
+          <w:position w:val="1"/>
+          <w:sz w:val="24"/>
+          <w:szCs w:val="24"/>
+        </w:rPr>
+        <w:t>应急响应都进行审核。</w:t>
+      </w:r>
+    </w:p>
+    <w:p>
+      <w:pPr>
+        <w:pStyle w:val="12"/>
+        <w:keepNext w:val="0"/>
+        <w:keepLines w:val="0"/>
+        <w:pageBreakBefore w:val="0"/>
+        <w:widowControl/>
+        <w:numPr>
+          <w:ilvl w:val="0"/>
+          <w:numId w:val="16"/>
+        </w:numPr>
+        <w:kinsoku w:val="0"/>
+        <w:wordWrap/>
+        <w:overflowPunct/>
+        <w:topLinePunct w:val="0"/>
+        <w:autoSpaceDE w:val="0"/>
+        <w:autoSpaceDN w:val="0"/>
+        <w:bidi w:val="0"/>
+        <w:adjustRightInd w:val="0"/>
+        <w:snapToGrid w:val="0"/>
+        <w:spacing w:line="360" w:lineRule="auto"/>
+        <w:ind w:left="425" w:leftChars="0" w:right="0" w:rightChars="0" w:hanging="425" w:firstLineChars="0"/>
+        <w:textAlignment w:val="baseline"/>
+        <w:rPr>
+          <w:rFonts w:ascii="宋体" w:hAnsi="宋体" w:eastAsia="宋体" w:cs="宋体"/>
+          <w:spacing w:val="-5"/>
+          <w:position w:val="1"/>
+          <w:sz w:val="24"/>
+          <w:szCs w:val="24"/>
+        </w:rPr>
+      </w:pPr>
+      <w:r>
+        <w:rPr>
+          <w:rFonts w:ascii="宋体" w:hAnsi="宋体" w:eastAsia="宋体" w:cs="宋体"/>
+          <w:spacing w:val="-5"/>
+          <w:position w:val="1"/>
+          <w:sz w:val="24"/>
+          <w:szCs w:val="24"/>
+        </w:rPr>
+        <w:t>内审需要制订内审计划、</w:t>
+      </w:r>
+      <w:r>
+        <w:rPr>
+          <w:rFonts w:hint="eastAsia" w:ascii="宋体" w:hAnsi="宋体" w:eastAsia="宋体" w:cs="宋体"/>
+          <w:spacing w:val="-5"/>
+          <w:position w:val="1"/>
+          <w:sz w:val="24"/>
+          <w:szCs w:val="24"/>
+          <w:lang w:val="en-US" w:eastAsia="zh-CN"/>
+        </w:rPr>
+        <w:t>内审</w:t>
+      </w:r>
+      <w:r>
+        <w:rPr>
+          <w:rFonts w:ascii="宋体" w:hAnsi="宋体" w:eastAsia="宋体" w:cs="宋体"/>
+          <w:spacing w:val="-5"/>
+          <w:position w:val="1"/>
+          <w:sz w:val="24"/>
+          <w:szCs w:val="24"/>
+        </w:rPr>
+        <w:t>检查表，内审员在审核过程中要详细记录审核内容；审核完成后需要对不合格项进行整改；编写内审报告。</w:t>
+      </w:r>
+    </w:p>
+    <w:p>
+      <w:pPr>
+        <w:pStyle w:val="29"/>
+        <w:bidi w:val="0"/>
+      </w:pPr>
+      <w:bookmarkStart w:id="28" w:name="_Toc23298"/>
+      <w:r>
+        <w:t>管理评审要求</w:t>
+      </w:r>
+      <w:bookmarkEnd w:id="28"/>
+    </w:p>
+    <w:p>
+      <w:pPr>
+        <w:pStyle w:val="12"/>
+        <w:keepNext w:val="0"/>
+        <w:keepLines w:val="0"/>
+        <w:pageBreakBefore w:val="0"/>
+        <w:widowControl/>
+        <w:numPr>
+          <w:ilvl w:val="0"/>
+          <w:numId w:val="17"/>
+        </w:numPr>
+        <w:kinsoku w:val="0"/>
+        <w:wordWrap/>
+        <w:overflowPunct/>
+        <w:topLinePunct w:val="0"/>
+        <w:autoSpaceDE w:val="0"/>
+        <w:autoSpaceDN w:val="0"/>
+        <w:bidi w:val="0"/>
+        <w:adjustRightInd w:val="0"/>
+        <w:snapToGrid w:val="0"/>
+        <w:spacing w:line="360" w:lineRule="auto"/>
+        <w:ind w:left="425" w:leftChars="0" w:right="0" w:rightChars="0" w:hanging="425" w:firstLineChars="0"/>
+        <w:textAlignment w:val="baseline"/>
+        <w:rPr>
+          <w:rFonts w:ascii="宋体" w:hAnsi="宋体" w:eastAsia="宋体" w:cs="宋体"/>
+          <w:spacing w:val="-5"/>
+          <w:position w:val="1"/>
+          <w:sz w:val="24"/>
+          <w:szCs w:val="24"/>
+        </w:rPr>
+      </w:pPr>
+      <w:r>
+        <w:rPr>
+          <w:rFonts w:ascii="宋体" w:hAnsi="宋体" w:eastAsia="宋体" w:cs="宋体"/>
+          <w:spacing w:val="-5"/>
+          <w:position w:val="1"/>
+          <w:sz w:val="24"/>
+          <w:szCs w:val="24"/>
+        </w:rPr>
+        <w:t>管理评审要求每年必须执行一次，由管理者代表组织实施。</w:t>
+      </w:r>
+    </w:p>
+    <w:p>
+      <w:pPr>
+        <w:pStyle w:val="12"/>
+        <w:keepNext w:val="0"/>
+        <w:keepLines w:val="0"/>
+        <w:pageBreakBefore w:val="0"/>
+        <w:widowControl/>
+        <w:numPr>
+          <w:ilvl w:val="0"/>
+          <w:numId w:val="17"/>
+        </w:numPr>
+        <w:kinsoku w:val="0"/>
+        <w:wordWrap/>
+        <w:overflowPunct/>
+        <w:topLinePunct w:val="0"/>
+        <w:autoSpaceDE w:val="0"/>
+        <w:autoSpaceDN w:val="0"/>
+        <w:bidi w:val="0"/>
+        <w:adjustRightInd w:val="0"/>
+        <w:snapToGrid w:val="0"/>
+        <w:spacing w:line="360" w:lineRule="auto"/>
+        <w:ind w:left="425" w:leftChars="0" w:right="0" w:rightChars="0" w:hanging="425" w:firstLineChars="0"/>
+        <w:textAlignment w:val="baseline"/>
+        <w:rPr>
+          <w:rFonts w:ascii="宋体" w:hAnsi="宋体" w:eastAsia="宋体" w:cs="宋体"/>
+          <w:spacing w:val="-5"/>
+          <w:position w:val="1"/>
+          <w:sz w:val="24"/>
+          <w:szCs w:val="24"/>
+        </w:rPr>
+      </w:pPr>
+      <w:r>
+        <w:rPr>
+          <w:rFonts w:ascii="宋体" w:hAnsi="宋体" w:eastAsia="宋体" w:cs="宋体"/>
+          <w:spacing w:val="-5"/>
+          <w:position w:val="1"/>
+          <w:sz w:val="24"/>
+          <w:szCs w:val="24"/>
+        </w:rPr>
+        <w:t>管理评审的参加人员要包括：公司领导、管理者代表、运维部负责人、质量部负责人、综合管理部负责人、研发部负责人等。</w:t>
+      </w:r>
+    </w:p>
+    <w:p>
+      <w:pPr>
+        <w:pStyle w:val="12"/>
+        <w:keepNext w:val="0"/>
+        <w:keepLines w:val="0"/>
+        <w:pageBreakBefore w:val="0"/>
+        <w:widowControl/>
+        <w:numPr>
+          <w:ilvl w:val="0"/>
+          <w:numId w:val="17"/>
+        </w:numPr>
+        <w:kinsoku w:val="0"/>
+        <w:wordWrap/>
+        <w:overflowPunct/>
+        <w:topLinePunct w:val="0"/>
+        <w:autoSpaceDE w:val="0"/>
+        <w:autoSpaceDN w:val="0"/>
+        <w:bidi w:val="0"/>
+        <w:adjustRightInd w:val="0"/>
+        <w:snapToGrid w:val="0"/>
+        <w:spacing w:line="360" w:lineRule="auto"/>
+        <w:ind w:left="425" w:leftChars="0" w:right="0" w:rightChars="0" w:hanging="425" w:firstLineChars="0"/>
+        <w:textAlignment w:val="baseline"/>
+        <w:rPr>
+          <w:rFonts w:ascii="宋体" w:hAnsi="宋体" w:eastAsia="宋体" w:cs="宋体"/>
+          <w:spacing w:val="-5"/>
+          <w:position w:val="1"/>
+          <w:sz w:val="24"/>
+          <w:szCs w:val="24"/>
+        </w:rPr>
+      </w:pPr>
+      <w:r>
+        <w:rPr>
+          <w:rFonts w:ascii="宋体" w:hAnsi="宋体" w:eastAsia="宋体" w:cs="宋体"/>
+          <w:spacing w:val="-5"/>
+          <w:position w:val="1"/>
+          <w:sz w:val="24"/>
+          <w:szCs w:val="24"/>
+        </w:rPr>
+        <w:t>管理评审的主要内容为：年度能力管理计划的实施情况汇报、各项KPI的完成情况、客户满意度调查汇报、各运维部门的工作汇报、运维服务管理体系内审报告、客户投诉报告、持续改进情况等。</w:t>
+      </w:r>
+    </w:p>
+    <w:p>
+      <w:pPr>
+        <w:pStyle w:val="12"/>
+        <w:keepNext w:val="0"/>
+        <w:keepLines w:val="0"/>
+        <w:pageBreakBefore w:val="0"/>
+        <w:widowControl/>
+        <w:numPr>
+          <w:ilvl w:val="0"/>
+          <w:numId w:val="17"/>
+        </w:numPr>
+        <w:kinsoku w:val="0"/>
+        <w:wordWrap/>
+        <w:overflowPunct/>
+        <w:topLinePunct w:val="0"/>
+        <w:autoSpaceDE w:val="0"/>
+        <w:autoSpaceDN w:val="0"/>
+        <w:bidi w:val="0"/>
+        <w:adjustRightInd w:val="0"/>
+        <w:snapToGrid w:val="0"/>
+        <w:spacing w:line="360" w:lineRule="auto"/>
+        <w:ind w:left="425" w:leftChars="0" w:right="0" w:rightChars="0" w:hanging="425" w:firstLineChars="0"/>
         <w:textAlignment w:val="baseline"/>
         <w:rPr>
           <w:rFonts w:hint="eastAsia" w:ascii="宋体" w:hAnsi="宋体" w:eastAsia="宋体" w:cs="宋体"/>
@@ -7622,23 +6097,6 @@
 <file path=word/numbering.xml><?xml version="1.0" encoding="utf-8"?>
 <w:numbering xmlns:wpc="http://schemas.microsoft.com/office/word/2010/wordprocessingCanvas" xmlns:mc="http://schemas.openxmlformats.org/markup-compatibility/2006" xmlns:o="urn:schemas-microsoft-com:office:office" xmlns:r="http://schemas.openxmlformats.org/officeDocument/2006/relationships" xmlns:m="http://schemas.openxmlformats.org/officeDocument/2006/math" xmlns:v="urn:schemas-microsoft-com:vml" xmlns:wp14="http://schemas.microsoft.com/office/word/2010/wordprocessingDrawing" xmlns:wp="http://schemas.openxmlformats.org/drawingml/2006/wordprocessingDrawing" xmlns:w10="urn:schemas-microsoft-com:office:word" xmlns:w="http://schemas.openxmlformats.org/wordprocessingml/2006/main" xmlns:w14="http://schemas.microsoft.com/office/word/2010/wordml" xmlns:wpg="http://schemas.microsoft.com/office/word/2010/wordprocessingGroup" xmlns:wpi="http://schemas.microsoft.com/office/word/2010/wordprocessingInk" xmlns:wne="http://schemas.microsoft.com/office/word/2006/wordml" xmlns:wps="http://schemas.microsoft.com/office/word/2010/wordprocessingShape" xmlns:wpsCustomData="http://www.wps.cn/officeDocument/2013/wpsCustomData" mc:Ignorable="w14 wp14">
   <w:abstractNum w:abstractNumId="0">
-    <w:nsid w:val="8A48F062"/>
-    <w:multiLevelType w:val="singleLevel"/>
-    <w:tmpl w:val="8A48F062"/>
-    <w:lvl w:ilvl="0" w:tentative="0">
-      <w:start w:val="1"/>
-      <w:numFmt w:val="decimal"/>
-      <w:lvlText w:val="(%1)"/>
-      <w:lvlJc w:val="left"/>
-      <w:pPr>
-        <w:ind w:left="425" w:hanging="425"/>
-      </w:pPr>
-      <w:rPr>
-        <w:rFonts w:hint="default"/>
-      </w:rPr>
-    </w:lvl>
-  </w:abstractNum>
-  <w:abstractNum w:abstractNumId="1">
     <w:nsid w:val="8E964DCE"/>
     <w:multiLevelType w:val="multilevel"/>
     <w:tmpl w:val="8E964DCE"/>
@@ -7760,14 +6218,31 @@
       </w:rPr>
     </w:lvl>
   </w:abstractNum>
-  <w:abstractNum w:abstractNumId="2">
-    <w:nsid w:val="912EA3C9"/>
+  <w:abstractNum w:abstractNumId="1">
+    <w:nsid w:val="ABE2A9CB"/>
     <w:multiLevelType w:val="singleLevel"/>
-    <w:tmpl w:val="912EA3C9"/>
+    <w:tmpl w:val="ABE2A9CB"/>
     <w:lvl w:ilvl="0" w:tentative="0">
       <w:start w:val="1"/>
       <w:numFmt w:val="decimal"/>
-      <w:lvlText w:val="(%1)"/>
+      <w:lvlText w:val="%1."/>
+      <w:lvlJc w:val="left"/>
+      <w:pPr>
+        <w:ind w:left="425" w:hanging="425"/>
+      </w:pPr>
+      <w:rPr>
+        <w:rFonts w:hint="default"/>
+      </w:rPr>
+    </w:lvl>
+  </w:abstractNum>
+  <w:abstractNum w:abstractNumId="2">
+    <w:nsid w:val="C6459E0A"/>
+    <w:multiLevelType w:val="singleLevel"/>
+    <w:tmpl w:val="C6459E0A"/>
+    <w:lvl w:ilvl="0" w:tentative="0">
+      <w:start w:val="1"/>
+      <w:numFmt w:val="decimal"/>
+      <w:lvlText w:val="%1."/>
       <w:lvlJc w:val="left"/>
       <w:pPr>
         <w:ind w:left="425" w:hanging="425"/>
@@ -7778,13 +6253,13 @@
     </w:lvl>
   </w:abstractNum>
   <w:abstractNum w:abstractNumId="3">
-    <w:nsid w:val="9FD0515E"/>
+    <w:nsid w:val="F984E233"/>
     <w:multiLevelType w:val="singleLevel"/>
-    <w:tmpl w:val="9FD0515E"/>
+    <w:tmpl w:val="F984E233"/>
     <w:lvl w:ilvl="0" w:tentative="0">
       <w:start w:val="1"/>
       <w:numFmt w:val="decimal"/>
-      <w:lvlText w:val="(%1)"/>
+      <w:lvlText w:val="%1."/>
       <w:lvlJc w:val="left"/>
       <w:pPr>
         <w:ind w:left="425" w:hanging="425"/>
@@ -7795,13 +6270,13 @@
     </w:lvl>
   </w:abstractNum>
   <w:abstractNum w:abstractNumId="4">
-    <w:nsid w:val="A9A088B4"/>
+    <w:nsid w:val="FD9B728E"/>
     <w:multiLevelType w:val="singleLevel"/>
-    <w:tmpl w:val="A9A088B4"/>
+    <w:tmpl w:val="FD9B728E"/>
     <w:lvl w:ilvl="0" w:tentative="0">
       <w:start w:val="1"/>
       <w:numFmt w:val="decimal"/>
-      <w:lvlText w:val="(%1)"/>
+      <w:lvlText w:val="%1."/>
       <w:lvlJc w:val="left"/>
       <w:pPr>
         <w:ind w:left="425" w:hanging="425"/>
@@ -7812,13 +6287,13 @@
     </w:lvl>
   </w:abstractNum>
   <w:abstractNum w:abstractNumId="5">
-    <w:nsid w:val="C1FFCD38"/>
+    <w:nsid w:val="167EECCE"/>
     <w:multiLevelType w:val="singleLevel"/>
-    <w:tmpl w:val="C1FFCD38"/>
+    <w:tmpl w:val="167EECCE"/>
     <w:lvl w:ilvl="0" w:tentative="0">
       <w:start w:val="1"/>
       <w:numFmt w:val="decimal"/>
-      <w:lvlText w:val="(%1)"/>
+      <w:lvlText w:val="%1."/>
       <w:lvlJc w:val="left"/>
       <w:pPr>
         <w:ind w:left="425" w:hanging="425"/>
@@ -7829,13 +6304,13 @@
     </w:lvl>
   </w:abstractNum>
   <w:abstractNum w:abstractNumId="6">
-    <w:nsid w:val="C89D55F4"/>
+    <w:nsid w:val="1D6513C7"/>
     <w:multiLevelType w:val="singleLevel"/>
-    <w:tmpl w:val="C89D55F4"/>
+    <w:tmpl w:val="1D6513C7"/>
     <w:lvl w:ilvl="0" w:tentative="0">
       <w:start w:val="1"/>
       <w:numFmt w:val="decimal"/>
-      <w:lvlText w:val="(%1)"/>
+      <w:lvlText w:val="%1."/>
       <w:lvlJc w:val="left"/>
       <w:pPr>
         <w:ind w:left="425" w:hanging="425"/>
@@ -7846,13 +6321,13 @@
     </w:lvl>
   </w:abstractNum>
   <w:abstractNum w:abstractNumId="7">
-    <w:nsid w:val="CC099921"/>
+    <w:nsid w:val="32DB92F7"/>
     <w:multiLevelType w:val="singleLevel"/>
-    <w:tmpl w:val="CC099921"/>
+    <w:tmpl w:val="32DB92F7"/>
     <w:lvl w:ilvl="0" w:tentative="0">
       <w:start w:val="1"/>
       <w:numFmt w:val="decimal"/>
-      <w:lvlText w:val="(%1)"/>
+      <w:lvlText w:val="%1."/>
       <w:lvlJc w:val="left"/>
       <w:pPr>
         <w:ind w:left="425" w:hanging="425"/>
@@ -7863,13 +6338,13 @@
     </w:lvl>
   </w:abstractNum>
   <w:abstractNum w:abstractNumId="8">
-    <w:nsid w:val="D56F7E7D"/>
+    <w:nsid w:val="3BCA015B"/>
     <w:multiLevelType w:val="singleLevel"/>
-    <w:tmpl w:val="D56F7E7D"/>
+    <w:tmpl w:val="3BCA015B"/>
     <w:lvl w:ilvl="0" w:tentative="0">
       <w:start w:val="1"/>
       <w:numFmt w:val="decimal"/>
-      <w:lvlText w:val="(%1)"/>
+      <w:lvlText w:val="%1."/>
       <w:lvlJc w:val="left"/>
       <w:pPr>
         <w:ind w:left="425" w:hanging="425"/>
@@ -7880,13 +6355,13 @@
     </w:lvl>
   </w:abstractNum>
   <w:abstractNum w:abstractNumId="9">
-    <w:nsid w:val="DDF2EF48"/>
+    <w:nsid w:val="3F74CF77"/>
     <w:multiLevelType w:val="singleLevel"/>
-    <w:tmpl w:val="DDF2EF48"/>
+    <w:tmpl w:val="3F74CF77"/>
     <w:lvl w:ilvl="0" w:tentative="0">
       <w:start w:val="1"/>
       <w:numFmt w:val="decimal"/>
-      <w:lvlText w:val="(%1)"/>
+      <w:lvlText w:val="%1."/>
       <w:lvlJc w:val="left"/>
       <w:pPr>
         <w:ind w:left="425" w:hanging="425"/>
@@ -7897,13 +6372,13 @@
     </w:lvl>
   </w:abstractNum>
   <w:abstractNum w:abstractNumId="10">
-    <w:nsid w:val="1D21193E"/>
+    <w:nsid w:val="4CCCFC88"/>
     <w:multiLevelType w:val="singleLevel"/>
-    <w:tmpl w:val="1D21193E"/>
+    <w:tmpl w:val="4CCCFC88"/>
     <w:lvl w:ilvl="0" w:tentative="0">
       <w:start w:val="1"/>
       <w:numFmt w:val="decimal"/>
-      <w:lvlText w:val="(%1)"/>
+      <w:lvlText w:val="%1."/>
       <w:lvlJc w:val="left"/>
       <w:pPr>
         <w:ind w:left="425" w:hanging="425"/>
@@ -7914,13 +6389,13 @@
     </w:lvl>
   </w:abstractNum>
   <w:abstractNum w:abstractNumId="11">
-    <w:nsid w:val="411E9FD4"/>
+    <w:nsid w:val="4F80E728"/>
     <w:multiLevelType w:val="singleLevel"/>
-    <w:tmpl w:val="411E9FD4"/>
+    <w:tmpl w:val="4F80E728"/>
     <w:lvl w:ilvl="0" w:tentative="0">
       <w:start w:val="1"/>
       <w:numFmt w:val="decimal"/>
-      <w:lvlText w:val="(%1)"/>
+      <w:lvlText w:val="%1."/>
       <w:lvlJc w:val="left"/>
       <w:pPr>
         <w:ind w:left="425" w:hanging="425"/>
@@ -7931,13 +6406,81 @@
     </w:lvl>
   </w:abstractNum>
   <w:abstractNum w:abstractNumId="12">
-    <w:nsid w:val="647020B3"/>
+    <w:nsid w:val="6152A91F"/>
     <w:multiLevelType w:val="singleLevel"/>
-    <w:tmpl w:val="647020B3"/>
+    <w:tmpl w:val="6152A91F"/>
     <w:lvl w:ilvl="0" w:tentative="0">
       <w:start w:val="1"/>
       <w:numFmt w:val="decimal"/>
-      <w:lvlText w:val="(%1)"/>
+      <w:lvlText w:val="%1."/>
+      <w:lvlJc w:val="left"/>
+      <w:pPr>
+        <w:ind w:left="425" w:hanging="425"/>
+      </w:pPr>
+      <w:rPr>
+        <w:rFonts w:hint="default"/>
+      </w:rPr>
+    </w:lvl>
+  </w:abstractNum>
+  <w:abstractNum w:abstractNumId="13">
+    <w:nsid w:val="65D3A512"/>
+    <w:multiLevelType w:val="singleLevel"/>
+    <w:tmpl w:val="65D3A512"/>
+    <w:lvl w:ilvl="0" w:tentative="0">
+      <w:start w:val="1"/>
+      <w:numFmt w:val="decimal"/>
+      <w:lvlText w:val="%1."/>
+      <w:lvlJc w:val="left"/>
+      <w:pPr>
+        <w:ind w:left="425" w:hanging="425"/>
+      </w:pPr>
+      <w:rPr>
+        <w:rFonts w:hint="default"/>
+      </w:rPr>
+    </w:lvl>
+  </w:abstractNum>
+  <w:abstractNum w:abstractNumId="14">
+    <w:nsid w:val="729F4859"/>
+    <w:multiLevelType w:val="singleLevel"/>
+    <w:tmpl w:val="729F4859"/>
+    <w:lvl w:ilvl="0" w:tentative="0">
+      <w:start w:val="1"/>
+      <w:numFmt w:val="decimal"/>
+      <w:lvlText w:val="%1."/>
+      <w:lvlJc w:val="left"/>
+      <w:pPr>
+        <w:ind w:left="425" w:hanging="425"/>
+      </w:pPr>
+      <w:rPr>
+        <w:rFonts w:hint="default"/>
+      </w:rPr>
+    </w:lvl>
+  </w:abstractNum>
+  <w:abstractNum w:abstractNumId="15">
+    <w:nsid w:val="74103E91"/>
+    <w:multiLevelType w:val="singleLevel"/>
+    <w:tmpl w:val="74103E91"/>
+    <w:lvl w:ilvl="0" w:tentative="0">
+      <w:start w:val="1"/>
+      <w:numFmt w:val="decimal"/>
+      <w:lvlText w:val="%1."/>
+      <w:lvlJc w:val="left"/>
+      <w:pPr>
+        <w:ind w:left="425" w:hanging="425"/>
+      </w:pPr>
+      <w:rPr>
+        <w:rFonts w:hint="default"/>
+      </w:rPr>
+    </w:lvl>
+  </w:abstractNum>
+  <w:abstractNum w:abstractNumId="16">
+    <w:nsid w:val="7787E936"/>
+    <w:multiLevelType w:val="singleLevel"/>
+    <w:tmpl w:val="7787E936"/>
+    <w:lvl w:ilvl="0" w:tentative="0">
+      <w:start w:val="1"/>
+      <w:numFmt w:val="decimal"/>
+      <w:lvlText w:val="%1."/>
       <w:lvlJc w:val="left"/>
       <w:pPr>
         <w:ind w:left="425" w:hanging="425"/>
@@ -7948,43 +6491,55 @@
     </w:lvl>
   </w:abstractNum>
   <w:num w:numId="1">
+    <w:abstractNumId w:val="0"/>
+  </w:num>
+  <w:num w:numId="2">
+    <w:abstractNumId w:val="12"/>
+  </w:num>
+  <w:num w:numId="3">
+    <w:abstractNumId w:val="5"/>
+  </w:num>
+  <w:num w:numId="4">
+    <w:abstractNumId w:val="8"/>
+  </w:num>
+  <w:num w:numId="5">
     <w:abstractNumId w:val="1"/>
   </w:num>
-  <w:num w:numId="2">
-    <w:abstractNumId w:val="11"/>
-  </w:num>
-  <w:num w:numId="3">
-    <w:abstractNumId w:val="3"/>
-  </w:num>
-  <w:num w:numId="4">
-    <w:abstractNumId w:val="2"/>
-  </w:num>
-  <w:num w:numId="5">
-    <w:abstractNumId w:val="12"/>
-  </w:num>
   <w:num w:numId="6">
-    <w:abstractNumId w:val="7"/>
+    <w:abstractNumId w:val="9"/>
   </w:num>
   <w:num w:numId="7">
-    <w:abstractNumId w:val="8"/>
+    <w:abstractNumId w:val="4"/>
   </w:num>
   <w:num w:numId="8">
-    <w:abstractNumId w:val="5"/>
+    <w:abstractNumId w:val="13"/>
   </w:num>
   <w:num w:numId="9">
-    <w:abstractNumId w:val="4"/>
+    <w:abstractNumId w:val="6"/>
   </w:num>
   <w:num w:numId="10">
-    <w:abstractNumId w:val="0"/>
+    <w:abstractNumId w:val="7"/>
   </w:num>
   <w:num w:numId="11">
     <w:abstractNumId w:val="10"/>
   </w:num>
   <w:num w:numId="12">
-    <w:abstractNumId w:val="6"/>
+    <w:abstractNumId w:val="14"/>
   </w:num>
   <w:num w:numId="13">
-    <w:abstractNumId w:val="9"/>
+    <w:abstractNumId w:val="2"/>
+  </w:num>
+  <w:num w:numId="14">
+    <w:abstractNumId w:val="15"/>
+  </w:num>
+  <w:num w:numId="15">
+    <w:abstractNumId w:val="11"/>
+  </w:num>
+  <w:num w:numId="16">
+    <w:abstractNumId w:val="3"/>
+  </w:num>
+  <w:num w:numId="17">
+    <w:abstractNumId w:val="16"/>
   </w:num>
 </w:numbering>
 </file>

--- a/4.质量管理/1.流程制度规范类文件/040103-运维服务质量管理制度.docx
+++ b/4.质量管理/1.流程制度规范类文件/040103-运维服务质量管理制度.docx
@@ -13,7 +13,7 @@
         <w:pStyle w:val="32"/>
         <w:bidi w:val="0"/>
       </w:pPr>
-      <w:bookmarkStart w:id="0" w:name="_Toc16411"/>
+      <w:bookmarkStart w:id="0" w:name="_Toc3509"/>
       <w:r>
         <w:t>运维服务质量管理制度</w:t>
       </w:r>
@@ -24,7 +24,7 @@
         <w:pStyle w:val="33"/>
         <w:bidi w:val="0"/>
       </w:pPr>
-      <w:bookmarkStart w:id="1" w:name="_Toc21764"/>
+      <w:bookmarkStart w:id="1" w:name="_Toc21313"/>
       <w:r>
         <w:t>中达丰集团有限公司</w:t>
       </w:r>
@@ -76,7 +76,7 @@
           <w:szCs w:val="28"/>
         </w:rPr>
       </w:pPr>
-      <w:bookmarkStart w:id="2" w:name="_Toc26239"/>
+      <w:bookmarkStart w:id="2" w:name="_Toc25590"/>
       <w:r>
         <w:rPr>
           <w:rFonts w:ascii="宋体" w:hAnsi="宋体" w:eastAsia="宋体" w:cs="宋体"/>
@@ -1001,8 +1001,6 @@
               <w:tab w:val="right" w:leader="dot" w:pos="8492"/>
             </w:tabs>
           </w:pPr>
-          <w:bookmarkStart w:id="29" w:name="_GoBack"/>
-          <w:bookmarkEnd w:id="29"/>
           <w:r>
             <w:rPr>
               <w:rFonts w:ascii="Calibri" w:hAnsi="Calibri" w:eastAsia="Calibri" w:cs="Calibri"/>
@@ -1039,7 +1037,7 @@
               <w:rFonts w:ascii="Calibri" w:hAnsi="Calibri" w:eastAsia="Calibri" w:cs="Calibri"/>
               <w:szCs w:val="24"/>
             </w:rPr>
-            <w:instrText xml:space="preserve"> HYPERLINK \l _Toc16411 </w:instrText>
+            <w:instrText xml:space="preserve"> HYPERLINK \l _Toc3509 </w:instrText>
           </w:r>
           <w:r>
             <w:rPr>
@@ -1058,7 +1056,7 @@
             <w:fldChar w:fldCharType="begin"/>
           </w:r>
           <w:r>
-            <w:instrText xml:space="preserve"> PAGEREF _Toc16411 \h </w:instrText>
+            <w:instrText xml:space="preserve"> PAGEREF _Toc3509 \h </w:instrText>
           </w:r>
           <w:r>
             <w:fldChar w:fldCharType="separate"/>
@@ -1096,7 +1094,7 @@
               <w:rFonts w:ascii="Calibri" w:hAnsi="Calibri" w:eastAsia="Calibri" w:cs="Calibri"/>
               <w:szCs w:val="24"/>
             </w:rPr>
-            <w:instrText xml:space="preserve"> HYPERLINK \l _Toc21764 </w:instrText>
+            <w:instrText xml:space="preserve"> HYPERLINK \l _Toc21313 </w:instrText>
           </w:r>
           <w:r>
             <w:rPr>
@@ -1115,7 +1113,7 @@
             <w:fldChar w:fldCharType="begin"/>
           </w:r>
           <w:r>
-            <w:instrText xml:space="preserve"> PAGEREF _Toc21764 \h </w:instrText>
+            <w:instrText xml:space="preserve"> PAGEREF _Toc21313 \h </w:instrText>
           </w:r>
           <w:r>
             <w:fldChar w:fldCharType="separate"/>
@@ -1153,7 +1151,7 @@
               <w:rFonts w:ascii="Calibri" w:hAnsi="Calibri" w:eastAsia="Calibri" w:cs="Calibri"/>
               <w:szCs w:val="24"/>
             </w:rPr>
-            <w:instrText xml:space="preserve"> HYPERLINK \l _Toc26239 </w:instrText>
+            <w:instrText xml:space="preserve"> HYPERLINK \l _Toc25590 </w:instrText>
           </w:r>
           <w:r>
             <w:rPr>
@@ -1177,7 +1175,7 @@
             <w:fldChar w:fldCharType="begin"/>
           </w:r>
           <w:r>
-            <w:instrText xml:space="preserve"> PAGEREF _Toc26239 \h </w:instrText>
+            <w:instrText xml:space="preserve"> PAGEREF _Toc25590 \h </w:instrText>
           </w:r>
           <w:r>
             <w:fldChar w:fldCharType="separate"/>
@@ -1215,7 +1213,7 @@
               <w:rFonts w:ascii="Calibri" w:hAnsi="Calibri" w:eastAsia="Calibri" w:cs="Calibri"/>
               <w:szCs w:val="24"/>
             </w:rPr>
-            <w:instrText xml:space="preserve"> HYPERLINK \l _Toc4507 </w:instrText>
+            <w:instrText xml:space="preserve"> HYPERLINK \l _Toc26808 </w:instrText>
           </w:r>
           <w:r>
             <w:rPr>
@@ -1240,7 +1238,7 @@
             <w:fldChar w:fldCharType="begin"/>
           </w:r>
           <w:r>
-            <w:instrText xml:space="preserve"> PAGEREF _Toc4507 \h </w:instrText>
+            <w:instrText xml:space="preserve"> PAGEREF _Toc26808 \h </w:instrText>
           </w:r>
           <w:r>
             <w:fldChar w:fldCharType="separate"/>
@@ -1278,7 +1276,7 @@
               <w:rFonts w:ascii="Calibri" w:hAnsi="Calibri" w:eastAsia="Calibri" w:cs="Calibri"/>
               <w:szCs w:val="24"/>
             </w:rPr>
-            <w:instrText xml:space="preserve"> HYPERLINK \l _Toc16655 </w:instrText>
+            <w:instrText xml:space="preserve"> HYPERLINK \l _Toc25852 </w:instrText>
           </w:r>
           <w:r>
             <w:rPr>
@@ -1303,7 +1301,7 @@
             <w:fldChar w:fldCharType="begin"/>
           </w:r>
           <w:r>
-            <w:instrText xml:space="preserve"> PAGEREF _Toc16655 \h </w:instrText>
+            <w:instrText xml:space="preserve"> PAGEREF _Toc25852 \h </w:instrText>
           </w:r>
           <w:r>
             <w:fldChar w:fldCharType="separate"/>
@@ -1341,7 +1339,7 @@
               <w:rFonts w:ascii="Calibri" w:hAnsi="Calibri" w:eastAsia="Calibri" w:cs="Calibri"/>
               <w:szCs w:val="24"/>
             </w:rPr>
-            <w:instrText xml:space="preserve"> HYPERLINK \l _Toc29194 </w:instrText>
+            <w:instrText xml:space="preserve"> HYPERLINK \l _Toc771 </w:instrText>
           </w:r>
           <w:r>
             <w:rPr>
@@ -1366,7 +1364,7 @@
             <w:fldChar w:fldCharType="begin"/>
           </w:r>
           <w:r>
-            <w:instrText xml:space="preserve"> PAGEREF _Toc29194 \h </w:instrText>
+            <w:instrText xml:space="preserve"> PAGEREF _Toc771 \h </w:instrText>
           </w:r>
           <w:r>
             <w:fldChar w:fldCharType="separate"/>
@@ -1404,7 +1402,7 @@
               <w:rFonts w:ascii="Calibri" w:hAnsi="Calibri" w:eastAsia="Calibri" w:cs="Calibri"/>
               <w:szCs w:val="24"/>
             </w:rPr>
-            <w:instrText xml:space="preserve"> HYPERLINK \l _Toc27654 </w:instrText>
+            <w:instrText xml:space="preserve"> HYPERLINK \l _Toc6439 </w:instrText>
           </w:r>
           <w:r>
             <w:rPr>
@@ -1429,7 +1427,7 @@
             <w:fldChar w:fldCharType="begin"/>
           </w:r>
           <w:r>
-            <w:instrText xml:space="preserve"> PAGEREF _Toc27654 \h </w:instrText>
+            <w:instrText xml:space="preserve"> PAGEREF _Toc6439 \h </w:instrText>
           </w:r>
           <w:r>
             <w:fldChar w:fldCharType="separate"/>
@@ -1467,7 +1465,7 @@
               <w:rFonts w:ascii="Calibri" w:hAnsi="Calibri" w:eastAsia="Calibri" w:cs="Calibri"/>
               <w:szCs w:val="24"/>
             </w:rPr>
-            <w:instrText xml:space="preserve"> HYPERLINK \l _Toc13944 </w:instrText>
+            <w:instrText xml:space="preserve"> HYPERLINK \l _Toc19457 </w:instrText>
           </w:r>
           <w:r>
             <w:rPr>
@@ -1492,7 +1490,7 @@
             <w:fldChar w:fldCharType="begin"/>
           </w:r>
           <w:r>
-            <w:instrText xml:space="preserve"> PAGEREF _Toc13944 \h </w:instrText>
+            <w:instrText xml:space="preserve"> PAGEREF _Toc19457 \h </w:instrText>
           </w:r>
           <w:r>
             <w:fldChar w:fldCharType="separate"/>
@@ -1530,7 +1528,7 @@
               <w:rFonts w:ascii="Calibri" w:hAnsi="Calibri" w:eastAsia="Calibri" w:cs="Calibri"/>
               <w:szCs w:val="24"/>
             </w:rPr>
-            <w:instrText xml:space="preserve"> HYPERLINK \l _Toc20575 </w:instrText>
+            <w:instrText xml:space="preserve"> HYPERLINK \l _Toc16851 </w:instrText>
           </w:r>
           <w:r>
             <w:rPr>
@@ -1554,7 +1552,7 @@
             <w:fldChar w:fldCharType="begin"/>
           </w:r>
           <w:r>
-            <w:instrText xml:space="preserve"> PAGEREF _Toc20575 \h </w:instrText>
+            <w:instrText xml:space="preserve"> PAGEREF _Toc16851 \h </w:instrText>
           </w:r>
           <w:r>
             <w:fldChar w:fldCharType="separate"/>
@@ -1592,7 +1590,7 @@
               <w:rFonts w:ascii="Calibri" w:hAnsi="Calibri" w:eastAsia="Calibri" w:cs="Calibri"/>
               <w:szCs w:val="24"/>
             </w:rPr>
-            <w:instrText xml:space="preserve"> HYPERLINK \l _Toc28575 </w:instrText>
+            <w:instrText xml:space="preserve"> HYPERLINK \l _Toc10928 </w:instrText>
           </w:r>
           <w:r>
             <w:rPr>
@@ -1617,7 +1615,7 @@
             <w:fldChar w:fldCharType="begin"/>
           </w:r>
           <w:r>
-            <w:instrText xml:space="preserve"> PAGEREF _Toc28575 \h </w:instrText>
+            <w:instrText xml:space="preserve"> PAGEREF _Toc10928 \h </w:instrText>
           </w:r>
           <w:r>
             <w:fldChar w:fldCharType="separate"/>
@@ -1655,7 +1653,7 @@
               <w:rFonts w:ascii="Calibri" w:hAnsi="Calibri" w:eastAsia="Calibri" w:cs="Calibri"/>
               <w:szCs w:val="24"/>
             </w:rPr>
-            <w:instrText xml:space="preserve"> HYPERLINK \l _Toc241 </w:instrText>
+            <w:instrText xml:space="preserve"> HYPERLINK \l _Toc28876 </w:instrText>
           </w:r>
           <w:r>
             <w:rPr>
@@ -1680,7 +1678,7 @@
             <w:fldChar w:fldCharType="begin"/>
           </w:r>
           <w:r>
-            <w:instrText xml:space="preserve"> PAGEREF _Toc241 \h </w:instrText>
+            <w:instrText xml:space="preserve"> PAGEREF _Toc28876 \h </w:instrText>
           </w:r>
           <w:r>
             <w:fldChar w:fldCharType="separate"/>
@@ -1718,7 +1716,7 @@
               <w:rFonts w:ascii="Calibri" w:hAnsi="Calibri" w:eastAsia="Calibri" w:cs="Calibri"/>
               <w:szCs w:val="24"/>
             </w:rPr>
-            <w:instrText xml:space="preserve"> HYPERLINK \l _Toc7671 </w:instrText>
+            <w:instrText xml:space="preserve"> HYPERLINK \l _Toc15694 </w:instrText>
           </w:r>
           <w:r>
             <w:rPr>
@@ -1743,7 +1741,7 @@
             <w:fldChar w:fldCharType="begin"/>
           </w:r>
           <w:r>
-            <w:instrText xml:space="preserve"> PAGEREF _Toc7671 \h </w:instrText>
+            <w:instrText xml:space="preserve"> PAGEREF _Toc15694 \h </w:instrText>
           </w:r>
           <w:r>
             <w:fldChar w:fldCharType="separate"/>
@@ -1781,7 +1779,7 @@
               <w:rFonts w:ascii="Calibri" w:hAnsi="Calibri" w:eastAsia="Calibri" w:cs="Calibri"/>
               <w:szCs w:val="24"/>
             </w:rPr>
-            <w:instrText xml:space="preserve"> HYPERLINK \l _Toc14692 </w:instrText>
+            <w:instrText xml:space="preserve"> HYPERLINK \l _Toc22647 </w:instrText>
           </w:r>
           <w:r>
             <w:rPr>
@@ -1806,7 +1804,7 @@
             <w:fldChar w:fldCharType="begin"/>
           </w:r>
           <w:r>
-            <w:instrText xml:space="preserve"> PAGEREF _Toc14692 \h </w:instrText>
+            <w:instrText xml:space="preserve"> PAGEREF _Toc22647 \h </w:instrText>
           </w:r>
           <w:r>
             <w:fldChar w:fldCharType="separate"/>
@@ -1844,7 +1842,7 @@
               <w:rFonts w:ascii="Calibri" w:hAnsi="Calibri" w:eastAsia="Calibri" w:cs="Calibri"/>
               <w:szCs w:val="24"/>
             </w:rPr>
-            <w:instrText xml:space="preserve"> HYPERLINK \l _Toc8013 </w:instrText>
+            <w:instrText xml:space="preserve"> HYPERLINK \l _Toc11615 </w:instrText>
           </w:r>
           <w:r>
             <w:rPr>
@@ -1869,7 +1867,7 @@
             <w:fldChar w:fldCharType="begin"/>
           </w:r>
           <w:r>
-            <w:instrText xml:space="preserve"> PAGEREF _Toc8013 \h </w:instrText>
+            <w:instrText xml:space="preserve"> PAGEREF _Toc11615 \h </w:instrText>
           </w:r>
           <w:r>
             <w:fldChar w:fldCharType="separate"/>
@@ -1907,7 +1905,7 @@
               <w:rFonts w:ascii="Calibri" w:hAnsi="Calibri" w:eastAsia="Calibri" w:cs="Calibri"/>
               <w:szCs w:val="24"/>
             </w:rPr>
-            <w:instrText xml:space="preserve"> HYPERLINK \l _Toc22004 </w:instrText>
+            <w:instrText xml:space="preserve"> HYPERLINK \l _Toc560 </w:instrText>
           </w:r>
           <w:r>
             <w:rPr>
@@ -1932,7 +1930,7 @@
             <w:fldChar w:fldCharType="begin"/>
           </w:r>
           <w:r>
-            <w:instrText xml:space="preserve"> PAGEREF _Toc22004 \h </w:instrText>
+            <w:instrText xml:space="preserve"> PAGEREF _Toc560 \h </w:instrText>
           </w:r>
           <w:r>
             <w:fldChar w:fldCharType="separate"/>
@@ -1970,7 +1968,7 @@
               <w:rFonts w:ascii="Calibri" w:hAnsi="Calibri" w:eastAsia="Calibri" w:cs="Calibri"/>
               <w:szCs w:val="24"/>
             </w:rPr>
-            <w:instrText xml:space="preserve"> HYPERLINK \l _Toc1545 </w:instrText>
+            <w:instrText xml:space="preserve"> HYPERLINK \l _Toc29967 </w:instrText>
           </w:r>
           <w:r>
             <w:rPr>
@@ -1995,7 +1993,7 @@
             <w:fldChar w:fldCharType="begin"/>
           </w:r>
           <w:r>
-            <w:instrText xml:space="preserve"> PAGEREF _Toc1545 \h </w:instrText>
+            <w:instrText xml:space="preserve"> PAGEREF _Toc29967 \h </w:instrText>
           </w:r>
           <w:r>
             <w:fldChar w:fldCharType="separate"/>
@@ -2033,7 +2031,7 @@
               <w:rFonts w:ascii="Calibri" w:hAnsi="Calibri" w:eastAsia="Calibri" w:cs="Calibri"/>
               <w:szCs w:val="24"/>
             </w:rPr>
-            <w:instrText xml:space="preserve"> HYPERLINK \l _Toc4632 </w:instrText>
+            <w:instrText xml:space="preserve"> HYPERLINK \l _Toc17581 </w:instrText>
           </w:r>
           <w:r>
             <w:rPr>
@@ -2058,7 +2056,7 @@
             <w:fldChar w:fldCharType="begin"/>
           </w:r>
           <w:r>
-            <w:instrText xml:space="preserve"> PAGEREF _Toc4632 \h </w:instrText>
+            <w:instrText xml:space="preserve"> PAGEREF _Toc17581 \h </w:instrText>
           </w:r>
           <w:r>
             <w:fldChar w:fldCharType="separate"/>
@@ -2096,7 +2094,7 @@
               <w:rFonts w:ascii="Calibri" w:hAnsi="Calibri" w:eastAsia="Calibri" w:cs="Calibri"/>
               <w:szCs w:val="24"/>
             </w:rPr>
-            <w:instrText xml:space="preserve"> HYPERLINK \l _Toc4018 </w:instrText>
+            <w:instrText xml:space="preserve"> HYPERLINK \l _Toc10382 </w:instrText>
           </w:r>
           <w:r>
             <w:rPr>
@@ -2121,7 +2119,7 @@
             <w:fldChar w:fldCharType="begin"/>
           </w:r>
           <w:r>
-            <w:instrText xml:space="preserve"> PAGEREF _Toc4018 \h </w:instrText>
+            <w:instrText xml:space="preserve"> PAGEREF _Toc10382 \h </w:instrText>
           </w:r>
           <w:r>
             <w:fldChar w:fldCharType="separate"/>
@@ -2159,7 +2157,7 @@
               <w:rFonts w:ascii="Calibri" w:hAnsi="Calibri" w:eastAsia="Calibri" w:cs="Calibri"/>
               <w:szCs w:val="24"/>
             </w:rPr>
-            <w:instrText xml:space="preserve"> HYPERLINK \l _Toc3458 </w:instrText>
+            <w:instrText xml:space="preserve"> HYPERLINK \l _Toc25193 </w:instrText>
           </w:r>
           <w:r>
             <w:rPr>
@@ -2184,7 +2182,7 @@
             <w:fldChar w:fldCharType="begin"/>
           </w:r>
           <w:r>
-            <w:instrText xml:space="preserve"> PAGEREF _Toc3458 \h </w:instrText>
+            <w:instrText xml:space="preserve"> PAGEREF _Toc25193 \h </w:instrText>
           </w:r>
           <w:r>
             <w:fldChar w:fldCharType="separate"/>
@@ -2222,7 +2220,7 @@
               <w:rFonts w:ascii="Calibri" w:hAnsi="Calibri" w:eastAsia="Calibri" w:cs="Calibri"/>
               <w:szCs w:val="24"/>
             </w:rPr>
-            <w:instrText xml:space="preserve"> HYPERLINK \l _Toc23657 </w:instrText>
+            <w:instrText xml:space="preserve"> HYPERLINK \l _Toc11091 </w:instrText>
           </w:r>
           <w:r>
             <w:rPr>
@@ -2247,7 +2245,7 @@
             <w:fldChar w:fldCharType="begin"/>
           </w:r>
           <w:r>
-            <w:instrText xml:space="preserve"> PAGEREF _Toc23657 \h </w:instrText>
+            <w:instrText xml:space="preserve"> PAGEREF _Toc11091 \h </w:instrText>
           </w:r>
           <w:r>
             <w:fldChar w:fldCharType="separate"/>
@@ -2285,7 +2283,7 @@
               <w:rFonts w:ascii="Calibri" w:hAnsi="Calibri" w:eastAsia="Calibri" w:cs="Calibri"/>
               <w:szCs w:val="24"/>
             </w:rPr>
-            <w:instrText xml:space="preserve"> HYPERLINK \l _Toc21022 </w:instrText>
+            <w:instrText xml:space="preserve"> HYPERLINK \l _Toc14425 </w:instrText>
           </w:r>
           <w:r>
             <w:rPr>
@@ -2310,7 +2308,7 @@
             <w:fldChar w:fldCharType="begin"/>
           </w:r>
           <w:r>
-            <w:instrText xml:space="preserve"> PAGEREF _Toc21022 \h </w:instrText>
+            <w:instrText xml:space="preserve"> PAGEREF _Toc14425 \h </w:instrText>
           </w:r>
           <w:r>
             <w:fldChar w:fldCharType="separate"/>
@@ -2348,7 +2346,7 @@
               <w:rFonts w:ascii="Calibri" w:hAnsi="Calibri" w:eastAsia="Calibri" w:cs="Calibri"/>
               <w:szCs w:val="24"/>
             </w:rPr>
-            <w:instrText xml:space="preserve"> HYPERLINK \l _Toc22392 </w:instrText>
+            <w:instrText xml:space="preserve"> HYPERLINK \l _Toc14439 </w:instrText>
           </w:r>
           <w:r>
             <w:rPr>
@@ -2373,7 +2371,7 @@
             <w:fldChar w:fldCharType="begin"/>
           </w:r>
           <w:r>
-            <w:instrText xml:space="preserve"> PAGEREF _Toc22392 \h </w:instrText>
+            <w:instrText xml:space="preserve"> PAGEREF _Toc14439 \h </w:instrText>
           </w:r>
           <w:r>
             <w:fldChar w:fldCharType="separate"/>
@@ -2411,7 +2409,7 @@
               <w:rFonts w:ascii="Calibri" w:hAnsi="Calibri" w:eastAsia="Calibri" w:cs="Calibri"/>
               <w:szCs w:val="24"/>
             </w:rPr>
-            <w:instrText xml:space="preserve"> HYPERLINK \l _Toc10990 </w:instrText>
+            <w:instrText xml:space="preserve"> HYPERLINK \l _Toc26506 </w:instrText>
           </w:r>
           <w:r>
             <w:rPr>
@@ -2436,7 +2434,7 @@
             <w:fldChar w:fldCharType="begin"/>
           </w:r>
           <w:r>
-            <w:instrText xml:space="preserve"> PAGEREF _Toc10990 \h </w:instrText>
+            <w:instrText xml:space="preserve"> PAGEREF _Toc26506 \h </w:instrText>
           </w:r>
           <w:r>
             <w:fldChar w:fldCharType="separate"/>
@@ -2474,7 +2472,7 @@
               <w:rFonts w:ascii="Calibri" w:hAnsi="Calibri" w:eastAsia="Calibri" w:cs="Calibri"/>
               <w:szCs w:val="24"/>
             </w:rPr>
-            <w:instrText xml:space="preserve"> HYPERLINK \l _Toc299 </w:instrText>
+            <w:instrText xml:space="preserve"> HYPERLINK \l _Toc7725 </w:instrText>
           </w:r>
           <w:r>
             <w:rPr>
@@ -2499,7 +2497,7 @@
             <w:fldChar w:fldCharType="begin"/>
           </w:r>
           <w:r>
-            <w:instrText xml:space="preserve"> PAGEREF _Toc299 \h </w:instrText>
+            <w:instrText xml:space="preserve"> PAGEREF _Toc7725 \h </w:instrText>
           </w:r>
           <w:r>
             <w:fldChar w:fldCharType="separate"/>
@@ -2537,7 +2535,7 @@
               <w:rFonts w:ascii="Calibri" w:hAnsi="Calibri" w:eastAsia="Calibri" w:cs="Calibri"/>
               <w:szCs w:val="24"/>
             </w:rPr>
-            <w:instrText xml:space="preserve"> HYPERLINK \l _Toc23298 </w:instrText>
+            <w:instrText xml:space="preserve"> HYPERLINK \l _Toc30797 </w:instrText>
           </w:r>
           <w:r>
             <w:rPr>
@@ -2562,7 +2560,7 @@
             <w:fldChar w:fldCharType="begin"/>
           </w:r>
           <w:r>
-            <w:instrText xml:space="preserve"> PAGEREF _Toc23298 \h </w:instrText>
+            <w:instrText xml:space="preserve"> PAGEREF _Toc30797 \h </w:instrText>
           </w:r>
           <w:r>
             <w:fldChar w:fldCharType="separate"/>
@@ -2628,7 +2626,7 @@
         <w:pStyle w:val="26"/>
         <w:bidi w:val="0"/>
       </w:pPr>
-      <w:bookmarkStart w:id="3" w:name="_Toc4507"/>
+      <w:bookmarkStart w:id="3" w:name="_Toc26808"/>
       <w:r>
         <w:t>目的</w:t>
       </w:r>
@@ -2648,7 +2646,7 @@
         <w:pStyle w:val="26"/>
         <w:bidi w:val="0"/>
       </w:pPr>
-      <w:bookmarkStart w:id="4" w:name="_Toc16655"/>
+      <w:bookmarkStart w:id="4" w:name="_Toc25852"/>
       <w:r>
         <w:t>适用范围</w:t>
       </w:r>
@@ -2668,7 +2666,7 @@
         <w:pStyle w:val="26"/>
         <w:bidi w:val="0"/>
       </w:pPr>
-      <w:bookmarkStart w:id="5" w:name="_Toc29194"/>
+      <w:bookmarkStart w:id="5" w:name="_Toc771"/>
       <w:r>
         <w:t>引用文件</w:t>
       </w:r>
@@ -2769,7 +2767,7 @@
         <w:pStyle w:val="26"/>
         <w:bidi w:val="0"/>
       </w:pPr>
-      <w:bookmarkStart w:id="6" w:name="_Toc27654"/>
+      <w:bookmarkStart w:id="6" w:name="_Toc6439"/>
       <w:r>
         <w:t>术语与定义</w:t>
       </w:r>
@@ -2799,7 +2797,7 @@
         <w:pStyle w:val="26"/>
         <w:bidi w:val="0"/>
       </w:pPr>
-      <w:bookmarkStart w:id="7" w:name="_Toc13944"/>
+      <w:bookmarkStart w:id="7" w:name="_Toc19457"/>
       <w:r>
         <w:t>角色与职责</w:t>
       </w:r>
@@ -2937,6 +2935,7 @@
               <w:pStyle w:val="25"/>
               <w:spacing w:line="257" w:lineRule="auto"/>
             </w:pPr>
+            <w:bookmarkStart w:id="29" w:name="_GoBack"/>
           </w:p>
           <w:p>
             <w:pPr>
@@ -2944,6 +2943,7 @@
               <w:spacing w:line="257" w:lineRule="auto"/>
             </w:pPr>
           </w:p>
+          <w:bookmarkEnd w:id="29"/>
           <w:p>
             <w:pPr>
               <w:spacing w:before="78" w:line="220" w:lineRule="auto"/>
@@ -3134,7 +3134,7 @@
                 <w:lang w:val="en-US" w:eastAsia="en-US" w:bidi="ar-SA"/>
               </w:rPr>
             </w:pPr>
-            <w:bookmarkStart w:id="8" w:name="_Toc20575"/>
+            <w:bookmarkStart w:id="8" w:name="_Toc16851"/>
             <w:r>
               <w:rPr>
                 <w:rFonts w:ascii="宋体" w:hAnsi="宋体" w:eastAsia="宋体" w:cs="宋体"/>
@@ -3910,7 +3910,7 @@
         <w:pStyle w:val="26"/>
         <w:bidi w:val="0"/>
       </w:pPr>
-      <w:bookmarkStart w:id="9" w:name="_Toc28575"/>
+      <w:bookmarkStart w:id="9" w:name="_Toc10928"/>
       <w:r>
         <w:t>部门岗位</w:t>
       </w:r>
@@ -3923,7 +3923,7 @@
       </w:pPr>
       <w:bookmarkStart w:id="10" w:name="bookmark23"/>
       <w:bookmarkEnd w:id="10"/>
-      <w:bookmarkStart w:id="11" w:name="_Toc241"/>
+      <w:bookmarkStart w:id="11" w:name="_Toc28876"/>
       <w:r>
         <w:t>公司高层</w:t>
       </w:r>
@@ -4060,7 +4060,7 @@
         <w:pStyle w:val="28"/>
         <w:bidi w:val="0"/>
       </w:pPr>
-      <w:bookmarkStart w:id="12" w:name="_Toc7671"/>
+      <w:bookmarkStart w:id="12" w:name="_Toc15694"/>
       <w:r>
         <w:t>质量部</w:t>
       </w:r>
@@ -4281,7 +4281,7 @@
         <w:pStyle w:val="28"/>
         <w:bidi w:val="0"/>
       </w:pPr>
-      <w:bookmarkStart w:id="13" w:name="_Toc14692"/>
+      <w:bookmarkStart w:id="13" w:name="_Toc22647"/>
       <w:r>
         <w:t>运维部</w:t>
       </w:r>
@@ -4502,7 +4502,7 @@
         <w:pStyle w:val="28"/>
         <w:bidi w:val="0"/>
       </w:pPr>
-      <w:bookmarkStart w:id="14" w:name="_Toc8013"/>
+      <w:bookmarkStart w:id="14" w:name="_Toc11615"/>
       <w:r>
         <w:t>服务台</w:t>
       </w:r>
@@ -4639,7 +4639,7 @@
         <w:pStyle w:val="28"/>
         <w:bidi w:val="0"/>
       </w:pPr>
-      <w:bookmarkStart w:id="15" w:name="_Toc22004"/>
+      <w:bookmarkStart w:id="15" w:name="_Toc560"/>
       <w:r>
         <w:t>运维服务人员</w:t>
       </w:r>
@@ -4686,7 +4686,7 @@
         <w:pStyle w:val="26"/>
         <w:bidi w:val="0"/>
       </w:pPr>
-      <w:bookmarkStart w:id="16" w:name="_Toc1545"/>
+      <w:bookmarkStart w:id="16" w:name="_Toc29967"/>
       <w:r>
         <w:t>质量管理内容</w:t>
       </w:r>
@@ -4699,7 +4699,7 @@
       </w:pPr>
       <w:bookmarkStart w:id="17" w:name="bookmark24"/>
       <w:bookmarkEnd w:id="17"/>
-      <w:bookmarkStart w:id="18" w:name="_Toc4632"/>
+      <w:bookmarkStart w:id="18" w:name="_Toc17581"/>
       <w:r>
         <w:t>高层的质量管理活动</w:t>
       </w:r>
@@ -4836,7 +4836,7 @@
         <w:pStyle w:val="28"/>
         <w:bidi w:val="0"/>
       </w:pPr>
-      <w:bookmarkStart w:id="19" w:name="_Toc4018"/>
+      <w:bookmarkStart w:id="19" w:name="_Toc10382"/>
       <w:r>
         <w:t>质量部的质量管理活动</w:t>
       </w:r>
@@ -4952,7 +4952,7 @@
         <w:pStyle w:val="28"/>
         <w:bidi w:val="0"/>
       </w:pPr>
-      <w:bookmarkStart w:id="20" w:name="_Toc3458"/>
+      <w:bookmarkStart w:id="20" w:name="_Toc25193"/>
       <w:r>
         <w:t>运维部的质量管理活动</w:t>
       </w:r>
@@ -5264,7 +5264,7 @@
         <w:pStyle w:val="26"/>
         <w:bidi w:val="0"/>
       </w:pPr>
-      <w:bookmarkStart w:id="21" w:name="_Toc23657"/>
+      <w:bookmarkStart w:id="21" w:name="_Toc11091"/>
       <w:r>
         <w:t>运维服务质量管理要求</w:t>
       </w:r>
@@ -5277,7 +5277,7 @@
       </w:pPr>
       <w:bookmarkStart w:id="22" w:name="bookmark25"/>
       <w:bookmarkEnd w:id="22"/>
-      <w:bookmarkStart w:id="23" w:name="_Toc21022"/>
+      <w:bookmarkStart w:id="23" w:name="_Toc14425"/>
       <w:r>
         <w:t>客户满意度调查要求</w:t>
       </w:r>
@@ -5414,7 +5414,7 @@
         <w:pStyle w:val="28"/>
         <w:bidi w:val="0"/>
       </w:pPr>
-      <w:bookmarkStart w:id="24" w:name="_Toc22392"/>
+      <w:bookmarkStart w:id="24" w:name="_Toc14439"/>
       <w:r>
         <w:t>项目的质量管理要求</w:t>
       </w:r>
@@ -5632,7 +5632,7 @@
         <w:pStyle w:val="28"/>
         <w:bidi w:val="0"/>
       </w:pPr>
-      <w:bookmarkStart w:id="25" w:name="_Toc10990"/>
+      <w:bookmarkStart w:id="25" w:name="_Toc26506"/>
       <w:r>
         <w:t>体系的质量管理要求</w:t>
       </w:r>
@@ -5645,7 +5645,7 @@
       </w:pPr>
       <w:bookmarkStart w:id="26" w:name="bookmark26"/>
       <w:bookmarkEnd w:id="26"/>
-      <w:bookmarkStart w:id="27" w:name="_Toc299"/>
+      <w:bookmarkStart w:id="27" w:name="_Toc7725"/>
       <w:r>
         <w:t>内审要求</w:t>
       </w:r>
@@ -5824,7 +5824,7 @@
         <w:pStyle w:val="29"/>
         <w:bidi w:val="0"/>
       </w:pPr>
-      <w:bookmarkStart w:id="28" w:name="_Toc23298"/>
+      <w:bookmarkStart w:id="28" w:name="_Toc30797"/>
       <w:r>
         <w:t>管理评审要求</w:t>
       </w:r>

--- a/4.质量管理/1.流程制度规范类文件/040103-运维服务质量管理制度.docx
+++ b/4.质量管理/1.流程制度规范类文件/040103-运维服务质量管理制度.docx
@@ -182,8 +182,19 @@
                 <w:sz w:val="24"/>
                 <w:szCs w:val="24"/>
               </w:rPr>
-              <w:t>运维服务质量管理制度（FWFWZLGL</w:t>
+              <w:t>运维服务质量管理制度（</w:t>
             </w:r>
+            <w:r>
+              <w:rPr>
+                <w:rFonts w:hint="eastAsia" w:ascii="宋体" w:hAnsi="宋体" w:cs="宋体"/>
+                <w:sz w:val="24"/>
+                <w:szCs w:val="24"/>
+                <w:lang w:val="en-US" w:eastAsia="zh-CN"/>
+              </w:rPr>
+              <w:t>ZDFJT</w:t>
+            </w:r>
+            <w:bookmarkStart w:id="29" w:name="_GoBack"/>
+            <w:bookmarkEnd w:id="29"/>
             <w:r>
               <w:rPr>
                 <w:rFonts w:ascii="宋体" w:hAnsi="宋体" w:eastAsia="宋体" w:cs="宋体"/>
@@ -191,7 +202,33 @@
                 <w:sz w:val="24"/>
                 <w:szCs w:val="24"/>
               </w:rPr>
-              <w:t>-ITSS-ZJBG）</w:t>
+              <w:t>-ITSS-</w:t>
+            </w:r>
+            <w:r>
+              <w:rPr>
+                <w:rFonts w:hint="eastAsia" w:ascii="宋体" w:hAnsi="宋体" w:cs="宋体"/>
+                <w:sz w:val="24"/>
+                <w:szCs w:val="24"/>
+                <w:lang w:val="en-US" w:eastAsia="zh-CN"/>
+              </w:rPr>
+              <w:t>Y</w:t>
+            </w:r>
+            <w:r>
+              <w:rPr>
+                <w:rFonts w:ascii="宋体" w:hAnsi="宋体" w:eastAsia="宋体" w:cs="宋体"/>
+                <w:sz w:val="24"/>
+                <w:szCs w:val="24"/>
+              </w:rPr>
+              <w:t>WFWZLGL</w:t>
+            </w:r>
+            <w:r>
+              <w:rPr>
+                <w:rFonts w:ascii="宋体" w:hAnsi="宋体" w:eastAsia="宋体" w:cs="宋体"/>
+                <w:spacing w:val="-1"/>
+                <w:sz w:val="24"/>
+                <w:szCs w:val="24"/>
+              </w:rPr>
+              <w:t>）</w:t>
             </w:r>
           </w:p>
         </w:tc>
@@ -2935,7 +2972,6 @@
               <w:pStyle w:val="25"/>
               <w:spacing w:line="257" w:lineRule="auto"/>
             </w:pPr>
-            <w:bookmarkStart w:id="29" w:name="_GoBack"/>
           </w:p>
           <w:p>
             <w:pPr>
@@ -2943,7 +2979,6 @@
               <w:spacing w:line="257" w:lineRule="auto"/>
             </w:pPr>
           </w:p>
-          <w:bookmarkEnd w:id="29"/>
           <w:p>
             <w:pPr>
               <w:spacing w:before="78" w:line="220" w:lineRule="auto"/>

--- a/4.质量管理/1.流程制度规范类文件/040103-运维服务质量管理制度.docx
+++ b/4.质量管理/1.流程制度规范类文件/040103-运维服务质量管理制度.docx
@@ -13,7 +13,7 @@
         <w:pStyle w:val="32"/>
         <w:bidi w:val="0"/>
       </w:pPr>
-      <w:bookmarkStart w:id="0" w:name="_Toc3509"/>
+      <w:bookmarkStart w:id="0" w:name="_Toc5240"/>
       <w:r>
         <w:t>运维服务质量管理制度</w:t>
       </w:r>
@@ -24,7 +24,7 @@
         <w:pStyle w:val="33"/>
         <w:bidi w:val="0"/>
       </w:pPr>
-      <w:bookmarkStart w:id="1" w:name="_Toc21313"/>
+      <w:bookmarkStart w:id="1" w:name="_Toc2421"/>
       <w:r>
         <w:t>中达丰集团有限公司</w:t>
       </w:r>
@@ -76,7 +76,7 @@
           <w:szCs w:val="28"/>
         </w:rPr>
       </w:pPr>
-      <w:bookmarkStart w:id="2" w:name="_Toc25590"/>
+      <w:bookmarkStart w:id="2" w:name="_Toc11607"/>
       <w:r>
         <w:rPr>
           <w:rFonts w:ascii="宋体" w:hAnsi="宋体" w:eastAsia="宋体" w:cs="宋体"/>
@@ -193,8 +193,6 @@
               </w:rPr>
               <w:t>ZDFJT</w:t>
             </w:r>
-            <w:bookmarkStart w:id="29" w:name="_GoBack"/>
-            <w:bookmarkEnd w:id="29"/>
             <w:r>
               <w:rPr>
                 <w:rFonts w:ascii="宋体" w:hAnsi="宋体" w:eastAsia="宋体" w:cs="宋体"/>
@@ -1038,6 +1036,8 @@
               <w:tab w:val="right" w:leader="dot" w:pos="8492"/>
             </w:tabs>
           </w:pPr>
+          <w:bookmarkStart w:id="29" w:name="_GoBack"/>
+          <w:bookmarkEnd w:id="29"/>
           <w:r>
             <w:rPr>
               <w:rFonts w:ascii="Calibri" w:hAnsi="Calibri" w:eastAsia="Calibri" w:cs="Calibri"/>
@@ -1074,7 +1074,7 @@
               <w:rFonts w:ascii="Calibri" w:hAnsi="Calibri" w:eastAsia="Calibri" w:cs="Calibri"/>
               <w:szCs w:val="24"/>
             </w:rPr>
-            <w:instrText xml:space="preserve"> HYPERLINK \l _Toc3509 </w:instrText>
+            <w:instrText xml:space="preserve"> HYPERLINK \l _Toc5240 </w:instrText>
           </w:r>
           <w:r>
             <w:rPr>
@@ -1093,7 +1093,7 @@
             <w:fldChar w:fldCharType="begin"/>
           </w:r>
           <w:r>
-            <w:instrText xml:space="preserve"> PAGEREF _Toc3509 \h </w:instrText>
+            <w:instrText xml:space="preserve"> PAGEREF _Toc5240 \h </w:instrText>
           </w:r>
           <w:r>
             <w:fldChar w:fldCharType="separate"/>
@@ -1131,7 +1131,7 @@
               <w:rFonts w:ascii="Calibri" w:hAnsi="Calibri" w:eastAsia="Calibri" w:cs="Calibri"/>
               <w:szCs w:val="24"/>
             </w:rPr>
-            <w:instrText xml:space="preserve"> HYPERLINK \l _Toc21313 </w:instrText>
+            <w:instrText xml:space="preserve"> HYPERLINK \l _Toc2421 </w:instrText>
           </w:r>
           <w:r>
             <w:rPr>
@@ -1150,7 +1150,7 @@
             <w:fldChar w:fldCharType="begin"/>
           </w:r>
           <w:r>
-            <w:instrText xml:space="preserve"> PAGEREF _Toc21313 \h </w:instrText>
+            <w:instrText xml:space="preserve"> PAGEREF _Toc2421 \h </w:instrText>
           </w:r>
           <w:r>
             <w:fldChar w:fldCharType="separate"/>
@@ -1188,7 +1188,7 @@
               <w:rFonts w:ascii="Calibri" w:hAnsi="Calibri" w:eastAsia="Calibri" w:cs="Calibri"/>
               <w:szCs w:val="24"/>
             </w:rPr>
-            <w:instrText xml:space="preserve"> HYPERLINK \l _Toc25590 </w:instrText>
+            <w:instrText xml:space="preserve"> HYPERLINK \l _Toc11607 </w:instrText>
           </w:r>
           <w:r>
             <w:rPr>
@@ -1212,7 +1212,7 @@
             <w:fldChar w:fldCharType="begin"/>
           </w:r>
           <w:r>
-            <w:instrText xml:space="preserve"> PAGEREF _Toc25590 \h </w:instrText>
+            <w:instrText xml:space="preserve"> PAGEREF _Toc11607 \h </w:instrText>
           </w:r>
           <w:r>
             <w:fldChar w:fldCharType="separate"/>
@@ -1250,7 +1250,7 @@
               <w:rFonts w:ascii="Calibri" w:hAnsi="Calibri" w:eastAsia="Calibri" w:cs="Calibri"/>
               <w:szCs w:val="24"/>
             </w:rPr>
-            <w:instrText xml:space="preserve"> HYPERLINK \l _Toc26808 </w:instrText>
+            <w:instrText xml:space="preserve"> HYPERLINK \l _Toc9810 </w:instrText>
           </w:r>
           <w:r>
             <w:rPr>
@@ -1275,7 +1275,7 @@
             <w:fldChar w:fldCharType="begin"/>
           </w:r>
           <w:r>
-            <w:instrText xml:space="preserve"> PAGEREF _Toc26808 \h </w:instrText>
+            <w:instrText xml:space="preserve"> PAGEREF _Toc9810 \h </w:instrText>
           </w:r>
           <w:r>
             <w:fldChar w:fldCharType="separate"/>
@@ -1313,7 +1313,7 @@
               <w:rFonts w:ascii="Calibri" w:hAnsi="Calibri" w:eastAsia="Calibri" w:cs="Calibri"/>
               <w:szCs w:val="24"/>
             </w:rPr>
-            <w:instrText xml:space="preserve"> HYPERLINK \l _Toc25852 </w:instrText>
+            <w:instrText xml:space="preserve"> HYPERLINK \l _Toc1511 </w:instrText>
           </w:r>
           <w:r>
             <w:rPr>
@@ -1338,7 +1338,7 @@
             <w:fldChar w:fldCharType="begin"/>
           </w:r>
           <w:r>
-            <w:instrText xml:space="preserve"> PAGEREF _Toc25852 \h </w:instrText>
+            <w:instrText xml:space="preserve"> PAGEREF _Toc1511 \h </w:instrText>
           </w:r>
           <w:r>
             <w:fldChar w:fldCharType="separate"/>
@@ -1376,7 +1376,7 @@
               <w:rFonts w:ascii="Calibri" w:hAnsi="Calibri" w:eastAsia="Calibri" w:cs="Calibri"/>
               <w:szCs w:val="24"/>
             </w:rPr>
-            <w:instrText xml:space="preserve"> HYPERLINK \l _Toc771 </w:instrText>
+            <w:instrText xml:space="preserve"> HYPERLINK \l _Toc24136 </w:instrText>
           </w:r>
           <w:r>
             <w:rPr>
@@ -1401,7 +1401,7 @@
             <w:fldChar w:fldCharType="begin"/>
           </w:r>
           <w:r>
-            <w:instrText xml:space="preserve"> PAGEREF _Toc771 \h </w:instrText>
+            <w:instrText xml:space="preserve"> PAGEREF _Toc24136 \h </w:instrText>
           </w:r>
           <w:r>
             <w:fldChar w:fldCharType="separate"/>
@@ -1439,7 +1439,7 @@
               <w:rFonts w:ascii="Calibri" w:hAnsi="Calibri" w:eastAsia="Calibri" w:cs="Calibri"/>
               <w:szCs w:val="24"/>
             </w:rPr>
-            <w:instrText xml:space="preserve"> HYPERLINK \l _Toc6439 </w:instrText>
+            <w:instrText xml:space="preserve"> HYPERLINK \l _Toc11194 </w:instrText>
           </w:r>
           <w:r>
             <w:rPr>
@@ -1464,7 +1464,7 @@
             <w:fldChar w:fldCharType="begin"/>
           </w:r>
           <w:r>
-            <w:instrText xml:space="preserve"> PAGEREF _Toc6439 \h </w:instrText>
+            <w:instrText xml:space="preserve"> PAGEREF _Toc11194 \h </w:instrText>
           </w:r>
           <w:r>
             <w:fldChar w:fldCharType="separate"/>
@@ -1502,7 +1502,7 @@
               <w:rFonts w:ascii="Calibri" w:hAnsi="Calibri" w:eastAsia="Calibri" w:cs="Calibri"/>
               <w:szCs w:val="24"/>
             </w:rPr>
-            <w:instrText xml:space="preserve"> HYPERLINK \l _Toc19457 </w:instrText>
+            <w:instrText xml:space="preserve"> HYPERLINK \l _Toc19413 </w:instrText>
           </w:r>
           <w:r>
             <w:rPr>
@@ -1527,7 +1527,7 @@
             <w:fldChar w:fldCharType="begin"/>
           </w:r>
           <w:r>
-            <w:instrText xml:space="preserve"> PAGEREF _Toc19457 \h </w:instrText>
+            <w:instrText xml:space="preserve"> PAGEREF _Toc19413 \h </w:instrText>
           </w:r>
           <w:r>
             <w:fldChar w:fldCharType="separate"/>
@@ -1565,7 +1565,7 @@
               <w:rFonts w:ascii="Calibri" w:hAnsi="Calibri" w:eastAsia="Calibri" w:cs="Calibri"/>
               <w:szCs w:val="24"/>
             </w:rPr>
-            <w:instrText xml:space="preserve"> HYPERLINK \l _Toc16851 </w:instrText>
+            <w:instrText xml:space="preserve"> HYPERLINK \l _Toc28068 </w:instrText>
           </w:r>
           <w:r>
             <w:rPr>
@@ -1589,7 +1589,7 @@
             <w:fldChar w:fldCharType="begin"/>
           </w:r>
           <w:r>
-            <w:instrText xml:space="preserve"> PAGEREF _Toc16851 \h </w:instrText>
+            <w:instrText xml:space="preserve"> PAGEREF _Toc28068 \h </w:instrText>
           </w:r>
           <w:r>
             <w:fldChar w:fldCharType="separate"/>
@@ -1627,7 +1627,7 @@
               <w:rFonts w:ascii="Calibri" w:hAnsi="Calibri" w:eastAsia="Calibri" w:cs="Calibri"/>
               <w:szCs w:val="24"/>
             </w:rPr>
-            <w:instrText xml:space="preserve"> HYPERLINK \l _Toc10928 </w:instrText>
+            <w:instrText xml:space="preserve"> HYPERLINK \l _Toc28551 </w:instrText>
           </w:r>
           <w:r>
             <w:rPr>
@@ -1652,7 +1652,7 @@
             <w:fldChar w:fldCharType="begin"/>
           </w:r>
           <w:r>
-            <w:instrText xml:space="preserve"> PAGEREF _Toc10928 \h </w:instrText>
+            <w:instrText xml:space="preserve"> PAGEREF _Toc28551 \h </w:instrText>
           </w:r>
           <w:r>
             <w:fldChar w:fldCharType="separate"/>
@@ -1690,7 +1690,7 @@
               <w:rFonts w:ascii="Calibri" w:hAnsi="Calibri" w:eastAsia="Calibri" w:cs="Calibri"/>
               <w:szCs w:val="24"/>
             </w:rPr>
-            <w:instrText xml:space="preserve"> HYPERLINK \l _Toc28876 </w:instrText>
+            <w:instrText xml:space="preserve"> HYPERLINK \l _Toc10971 </w:instrText>
           </w:r>
           <w:r>
             <w:rPr>
@@ -1715,7 +1715,7 @@
             <w:fldChar w:fldCharType="begin"/>
           </w:r>
           <w:r>
-            <w:instrText xml:space="preserve"> PAGEREF _Toc28876 \h </w:instrText>
+            <w:instrText xml:space="preserve"> PAGEREF _Toc10971 \h </w:instrText>
           </w:r>
           <w:r>
             <w:fldChar w:fldCharType="separate"/>
@@ -1753,7 +1753,7 @@
               <w:rFonts w:ascii="Calibri" w:hAnsi="Calibri" w:eastAsia="Calibri" w:cs="Calibri"/>
               <w:szCs w:val="24"/>
             </w:rPr>
-            <w:instrText xml:space="preserve"> HYPERLINK \l _Toc15694 </w:instrText>
+            <w:instrText xml:space="preserve"> HYPERLINK \l _Toc4377 </w:instrText>
           </w:r>
           <w:r>
             <w:rPr>
@@ -1778,7 +1778,7 @@
             <w:fldChar w:fldCharType="begin"/>
           </w:r>
           <w:r>
-            <w:instrText xml:space="preserve"> PAGEREF _Toc15694 \h </w:instrText>
+            <w:instrText xml:space="preserve"> PAGEREF _Toc4377 \h </w:instrText>
           </w:r>
           <w:r>
             <w:fldChar w:fldCharType="separate"/>
@@ -1816,7 +1816,7 @@
               <w:rFonts w:ascii="Calibri" w:hAnsi="Calibri" w:eastAsia="Calibri" w:cs="Calibri"/>
               <w:szCs w:val="24"/>
             </w:rPr>
-            <w:instrText xml:space="preserve"> HYPERLINK \l _Toc22647 </w:instrText>
+            <w:instrText xml:space="preserve"> HYPERLINK \l _Toc17444 </w:instrText>
           </w:r>
           <w:r>
             <w:rPr>
@@ -1841,7 +1841,7 @@
             <w:fldChar w:fldCharType="begin"/>
           </w:r>
           <w:r>
-            <w:instrText xml:space="preserve"> PAGEREF _Toc22647 \h </w:instrText>
+            <w:instrText xml:space="preserve"> PAGEREF _Toc17444 \h </w:instrText>
           </w:r>
           <w:r>
             <w:fldChar w:fldCharType="separate"/>
@@ -1879,7 +1879,7 @@
               <w:rFonts w:ascii="Calibri" w:hAnsi="Calibri" w:eastAsia="Calibri" w:cs="Calibri"/>
               <w:szCs w:val="24"/>
             </w:rPr>
-            <w:instrText xml:space="preserve"> HYPERLINK \l _Toc11615 </w:instrText>
+            <w:instrText xml:space="preserve"> HYPERLINK \l _Toc11873 </w:instrText>
           </w:r>
           <w:r>
             <w:rPr>
@@ -1904,7 +1904,7 @@
             <w:fldChar w:fldCharType="begin"/>
           </w:r>
           <w:r>
-            <w:instrText xml:space="preserve"> PAGEREF _Toc11615 \h </w:instrText>
+            <w:instrText xml:space="preserve"> PAGEREF _Toc11873 \h </w:instrText>
           </w:r>
           <w:r>
             <w:fldChar w:fldCharType="separate"/>
@@ -1942,7 +1942,7 @@
               <w:rFonts w:ascii="Calibri" w:hAnsi="Calibri" w:eastAsia="Calibri" w:cs="Calibri"/>
               <w:szCs w:val="24"/>
             </w:rPr>
-            <w:instrText xml:space="preserve"> HYPERLINK \l _Toc560 </w:instrText>
+            <w:instrText xml:space="preserve"> HYPERLINK \l _Toc1914 </w:instrText>
           </w:r>
           <w:r>
             <w:rPr>
@@ -1967,7 +1967,7 @@
             <w:fldChar w:fldCharType="begin"/>
           </w:r>
           <w:r>
-            <w:instrText xml:space="preserve"> PAGEREF _Toc560 \h </w:instrText>
+            <w:instrText xml:space="preserve"> PAGEREF _Toc1914 \h </w:instrText>
           </w:r>
           <w:r>
             <w:fldChar w:fldCharType="separate"/>
@@ -2005,7 +2005,7 @@
               <w:rFonts w:ascii="Calibri" w:hAnsi="Calibri" w:eastAsia="Calibri" w:cs="Calibri"/>
               <w:szCs w:val="24"/>
             </w:rPr>
-            <w:instrText xml:space="preserve"> HYPERLINK \l _Toc29967 </w:instrText>
+            <w:instrText xml:space="preserve"> HYPERLINK \l _Toc3821 </w:instrText>
           </w:r>
           <w:r>
             <w:rPr>
@@ -2030,7 +2030,7 @@
             <w:fldChar w:fldCharType="begin"/>
           </w:r>
           <w:r>
-            <w:instrText xml:space="preserve"> PAGEREF _Toc29967 \h </w:instrText>
+            <w:instrText xml:space="preserve"> PAGEREF _Toc3821 \h </w:instrText>
           </w:r>
           <w:r>
             <w:fldChar w:fldCharType="separate"/>
@@ -2068,7 +2068,7 @@
               <w:rFonts w:ascii="Calibri" w:hAnsi="Calibri" w:eastAsia="Calibri" w:cs="Calibri"/>
               <w:szCs w:val="24"/>
             </w:rPr>
-            <w:instrText xml:space="preserve"> HYPERLINK \l _Toc17581 </w:instrText>
+            <w:instrText xml:space="preserve"> HYPERLINK \l _Toc29132 </w:instrText>
           </w:r>
           <w:r>
             <w:rPr>
@@ -2093,7 +2093,7 @@
             <w:fldChar w:fldCharType="begin"/>
           </w:r>
           <w:r>
-            <w:instrText xml:space="preserve"> PAGEREF _Toc17581 \h </w:instrText>
+            <w:instrText xml:space="preserve"> PAGEREF _Toc29132 \h </w:instrText>
           </w:r>
           <w:r>
             <w:fldChar w:fldCharType="separate"/>
@@ -2131,7 +2131,7 @@
               <w:rFonts w:ascii="Calibri" w:hAnsi="Calibri" w:eastAsia="Calibri" w:cs="Calibri"/>
               <w:szCs w:val="24"/>
             </w:rPr>
-            <w:instrText xml:space="preserve"> HYPERLINK \l _Toc10382 </w:instrText>
+            <w:instrText xml:space="preserve"> HYPERLINK \l _Toc2361 </w:instrText>
           </w:r>
           <w:r>
             <w:rPr>
@@ -2156,7 +2156,7 @@
             <w:fldChar w:fldCharType="begin"/>
           </w:r>
           <w:r>
-            <w:instrText xml:space="preserve"> PAGEREF _Toc10382 \h </w:instrText>
+            <w:instrText xml:space="preserve"> PAGEREF _Toc2361 \h </w:instrText>
           </w:r>
           <w:r>
             <w:fldChar w:fldCharType="separate"/>
@@ -2194,7 +2194,7 @@
               <w:rFonts w:ascii="Calibri" w:hAnsi="Calibri" w:eastAsia="Calibri" w:cs="Calibri"/>
               <w:szCs w:val="24"/>
             </w:rPr>
-            <w:instrText xml:space="preserve"> HYPERLINK \l _Toc25193 </w:instrText>
+            <w:instrText xml:space="preserve"> HYPERLINK \l _Toc16323 </w:instrText>
           </w:r>
           <w:r>
             <w:rPr>
@@ -2219,7 +2219,7 @@
             <w:fldChar w:fldCharType="begin"/>
           </w:r>
           <w:r>
-            <w:instrText xml:space="preserve"> PAGEREF _Toc25193 \h </w:instrText>
+            <w:instrText xml:space="preserve"> PAGEREF _Toc16323 \h </w:instrText>
           </w:r>
           <w:r>
             <w:fldChar w:fldCharType="separate"/>
@@ -2257,7 +2257,7 @@
               <w:rFonts w:ascii="Calibri" w:hAnsi="Calibri" w:eastAsia="Calibri" w:cs="Calibri"/>
               <w:szCs w:val="24"/>
             </w:rPr>
-            <w:instrText xml:space="preserve"> HYPERLINK \l _Toc11091 </w:instrText>
+            <w:instrText xml:space="preserve"> HYPERLINK \l _Toc12005 </w:instrText>
           </w:r>
           <w:r>
             <w:rPr>
@@ -2282,7 +2282,7 @@
             <w:fldChar w:fldCharType="begin"/>
           </w:r>
           <w:r>
-            <w:instrText xml:space="preserve"> PAGEREF _Toc11091 \h </w:instrText>
+            <w:instrText xml:space="preserve"> PAGEREF _Toc12005 \h </w:instrText>
           </w:r>
           <w:r>
             <w:fldChar w:fldCharType="separate"/>
@@ -2320,7 +2320,7 @@
               <w:rFonts w:ascii="Calibri" w:hAnsi="Calibri" w:eastAsia="Calibri" w:cs="Calibri"/>
               <w:szCs w:val="24"/>
             </w:rPr>
-            <w:instrText xml:space="preserve"> HYPERLINK \l _Toc14425 </w:instrText>
+            <w:instrText xml:space="preserve"> HYPERLINK \l _Toc19892 </w:instrText>
           </w:r>
           <w:r>
             <w:rPr>
@@ -2345,7 +2345,7 @@
             <w:fldChar w:fldCharType="begin"/>
           </w:r>
           <w:r>
-            <w:instrText xml:space="preserve"> PAGEREF _Toc14425 \h </w:instrText>
+            <w:instrText xml:space="preserve"> PAGEREF _Toc19892 \h </w:instrText>
           </w:r>
           <w:r>
             <w:fldChar w:fldCharType="separate"/>
@@ -2383,7 +2383,7 @@
               <w:rFonts w:ascii="Calibri" w:hAnsi="Calibri" w:eastAsia="Calibri" w:cs="Calibri"/>
               <w:szCs w:val="24"/>
             </w:rPr>
-            <w:instrText xml:space="preserve"> HYPERLINK \l _Toc14439 </w:instrText>
+            <w:instrText xml:space="preserve"> HYPERLINK \l _Toc32599 </w:instrText>
           </w:r>
           <w:r>
             <w:rPr>
@@ -2408,7 +2408,7 @@
             <w:fldChar w:fldCharType="begin"/>
           </w:r>
           <w:r>
-            <w:instrText xml:space="preserve"> PAGEREF _Toc14439 \h </w:instrText>
+            <w:instrText xml:space="preserve"> PAGEREF _Toc32599 \h </w:instrText>
           </w:r>
           <w:r>
             <w:fldChar w:fldCharType="separate"/>
@@ -2446,7 +2446,7 @@
               <w:rFonts w:ascii="Calibri" w:hAnsi="Calibri" w:eastAsia="Calibri" w:cs="Calibri"/>
               <w:szCs w:val="24"/>
             </w:rPr>
-            <w:instrText xml:space="preserve"> HYPERLINK \l _Toc26506 </w:instrText>
+            <w:instrText xml:space="preserve"> HYPERLINK \l _Toc2091 </w:instrText>
           </w:r>
           <w:r>
             <w:rPr>
@@ -2471,7 +2471,7 @@
             <w:fldChar w:fldCharType="begin"/>
           </w:r>
           <w:r>
-            <w:instrText xml:space="preserve"> PAGEREF _Toc26506 \h </w:instrText>
+            <w:instrText xml:space="preserve"> PAGEREF _Toc2091 \h </w:instrText>
           </w:r>
           <w:r>
             <w:fldChar w:fldCharType="separate"/>
@@ -2509,7 +2509,7 @@
               <w:rFonts w:ascii="Calibri" w:hAnsi="Calibri" w:eastAsia="Calibri" w:cs="Calibri"/>
               <w:szCs w:val="24"/>
             </w:rPr>
-            <w:instrText xml:space="preserve"> HYPERLINK \l _Toc7725 </w:instrText>
+            <w:instrText xml:space="preserve"> HYPERLINK \l _Toc31914 </w:instrText>
           </w:r>
           <w:r>
             <w:rPr>
@@ -2534,7 +2534,7 @@
             <w:fldChar w:fldCharType="begin"/>
           </w:r>
           <w:r>
-            <w:instrText xml:space="preserve"> PAGEREF _Toc7725 \h </w:instrText>
+            <w:instrText xml:space="preserve"> PAGEREF _Toc31914 \h </w:instrText>
           </w:r>
           <w:r>
             <w:fldChar w:fldCharType="separate"/>
@@ -2572,7 +2572,7 @@
               <w:rFonts w:ascii="Calibri" w:hAnsi="Calibri" w:eastAsia="Calibri" w:cs="Calibri"/>
               <w:szCs w:val="24"/>
             </w:rPr>
-            <w:instrText xml:space="preserve"> HYPERLINK \l _Toc30797 </w:instrText>
+            <w:instrText xml:space="preserve"> HYPERLINK \l _Toc31147 </w:instrText>
           </w:r>
           <w:r>
             <w:rPr>
@@ -2597,7 +2597,7 @@
             <w:fldChar w:fldCharType="begin"/>
           </w:r>
           <w:r>
-            <w:instrText xml:space="preserve"> PAGEREF _Toc30797 \h </w:instrText>
+            <w:instrText xml:space="preserve"> PAGEREF _Toc31147 \h </w:instrText>
           </w:r>
           <w:r>
             <w:fldChar w:fldCharType="separate"/>
@@ -2663,7 +2663,7 @@
         <w:pStyle w:val="26"/>
         <w:bidi w:val="0"/>
       </w:pPr>
-      <w:bookmarkStart w:id="3" w:name="_Toc26808"/>
+      <w:bookmarkStart w:id="3" w:name="_Toc9810"/>
       <w:r>
         <w:t>目的</w:t>
       </w:r>
@@ -2683,7 +2683,7 @@
         <w:pStyle w:val="26"/>
         <w:bidi w:val="0"/>
       </w:pPr>
-      <w:bookmarkStart w:id="4" w:name="_Toc25852"/>
+      <w:bookmarkStart w:id="4" w:name="_Toc1511"/>
       <w:r>
         <w:t>适用范围</w:t>
       </w:r>
@@ -2703,7 +2703,7 @@
         <w:pStyle w:val="26"/>
         <w:bidi w:val="0"/>
       </w:pPr>
-      <w:bookmarkStart w:id="5" w:name="_Toc771"/>
+      <w:bookmarkStart w:id="5" w:name="_Toc24136"/>
       <w:r>
         <w:t>引用文件</w:t>
       </w:r>
@@ -2804,7 +2804,7 @@
         <w:pStyle w:val="26"/>
         <w:bidi w:val="0"/>
       </w:pPr>
-      <w:bookmarkStart w:id="6" w:name="_Toc6439"/>
+      <w:bookmarkStart w:id="6" w:name="_Toc11194"/>
       <w:r>
         <w:t>术语与定义</w:t>
       </w:r>
@@ -2834,7 +2834,7 @@
         <w:pStyle w:val="26"/>
         <w:bidi w:val="0"/>
       </w:pPr>
-      <w:bookmarkStart w:id="7" w:name="_Toc19457"/>
+      <w:bookmarkStart w:id="7" w:name="_Toc19413"/>
       <w:r>
         <w:t>角色与职责</w:t>
       </w:r>
@@ -3169,7 +3169,7 @@
                 <w:lang w:val="en-US" w:eastAsia="en-US" w:bidi="ar-SA"/>
               </w:rPr>
             </w:pPr>
-            <w:bookmarkStart w:id="8" w:name="_Toc16851"/>
+            <w:bookmarkStart w:id="8" w:name="_Toc28068"/>
             <w:r>
               <w:rPr>
                 <w:rFonts w:ascii="宋体" w:hAnsi="宋体" w:eastAsia="宋体" w:cs="宋体"/>
@@ -3945,7 +3945,7 @@
         <w:pStyle w:val="26"/>
         <w:bidi w:val="0"/>
       </w:pPr>
-      <w:bookmarkStart w:id="9" w:name="_Toc10928"/>
+      <w:bookmarkStart w:id="9" w:name="_Toc28551"/>
       <w:r>
         <w:t>部门岗位</w:t>
       </w:r>
@@ -3958,7 +3958,7 @@
       </w:pPr>
       <w:bookmarkStart w:id="10" w:name="bookmark23"/>
       <w:bookmarkEnd w:id="10"/>
-      <w:bookmarkStart w:id="11" w:name="_Toc28876"/>
+      <w:bookmarkStart w:id="11" w:name="_Toc10971"/>
       <w:r>
         <w:t>公司高层</w:t>
       </w:r>
@@ -4095,7 +4095,7 @@
         <w:pStyle w:val="28"/>
         <w:bidi w:val="0"/>
       </w:pPr>
-      <w:bookmarkStart w:id="12" w:name="_Toc15694"/>
+      <w:bookmarkStart w:id="12" w:name="_Toc4377"/>
       <w:r>
         <w:t>质量部</w:t>
       </w:r>
@@ -4316,7 +4316,7 @@
         <w:pStyle w:val="28"/>
         <w:bidi w:val="0"/>
       </w:pPr>
-      <w:bookmarkStart w:id="13" w:name="_Toc22647"/>
+      <w:bookmarkStart w:id="13" w:name="_Toc17444"/>
       <w:r>
         <w:t>运维部</w:t>
       </w:r>
@@ -4537,7 +4537,7 @@
         <w:pStyle w:val="28"/>
         <w:bidi w:val="0"/>
       </w:pPr>
-      <w:bookmarkStart w:id="14" w:name="_Toc11615"/>
+      <w:bookmarkStart w:id="14" w:name="_Toc11873"/>
       <w:r>
         <w:t>服务台</w:t>
       </w:r>
@@ -4674,7 +4674,7 @@
         <w:pStyle w:val="28"/>
         <w:bidi w:val="0"/>
       </w:pPr>
-      <w:bookmarkStart w:id="15" w:name="_Toc560"/>
+      <w:bookmarkStart w:id="15" w:name="_Toc1914"/>
       <w:r>
         <w:t>运维服务人员</w:t>
       </w:r>
@@ -4721,7 +4721,7 @@
         <w:pStyle w:val="26"/>
         <w:bidi w:val="0"/>
       </w:pPr>
-      <w:bookmarkStart w:id="16" w:name="_Toc29967"/>
+      <w:bookmarkStart w:id="16" w:name="_Toc3821"/>
       <w:r>
         <w:t>质量管理内容</w:t>
       </w:r>
@@ -4734,7 +4734,7 @@
       </w:pPr>
       <w:bookmarkStart w:id="17" w:name="bookmark24"/>
       <w:bookmarkEnd w:id="17"/>
-      <w:bookmarkStart w:id="18" w:name="_Toc17581"/>
+      <w:bookmarkStart w:id="18" w:name="_Toc29132"/>
       <w:r>
         <w:t>高层的质量管理活动</w:t>
       </w:r>
@@ -4871,7 +4871,7 @@
         <w:pStyle w:val="28"/>
         <w:bidi w:val="0"/>
       </w:pPr>
-      <w:bookmarkStart w:id="19" w:name="_Toc10382"/>
+      <w:bookmarkStart w:id="19" w:name="_Toc2361"/>
       <w:r>
         <w:t>质量部的质量管理活动</w:t>
       </w:r>
@@ -4987,7 +4987,7 @@
         <w:pStyle w:val="28"/>
         <w:bidi w:val="0"/>
       </w:pPr>
-      <w:bookmarkStart w:id="20" w:name="_Toc25193"/>
+      <w:bookmarkStart w:id="20" w:name="_Toc16323"/>
       <w:r>
         <w:t>运维部的质量管理活动</w:t>
       </w:r>
@@ -5299,7 +5299,7 @@
         <w:pStyle w:val="26"/>
         <w:bidi w:val="0"/>
       </w:pPr>
-      <w:bookmarkStart w:id="21" w:name="_Toc11091"/>
+      <w:bookmarkStart w:id="21" w:name="_Toc12005"/>
       <w:r>
         <w:t>运维服务质量管理要求</w:t>
       </w:r>
@@ -5312,7 +5312,7 @@
       </w:pPr>
       <w:bookmarkStart w:id="22" w:name="bookmark25"/>
       <w:bookmarkEnd w:id="22"/>
-      <w:bookmarkStart w:id="23" w:name="_Toc14425"/>
+      <w:bookmarkStart w:id="23" w:name="_Toc19892"/>
       <w:r>
         <w:t>客户满意度调查要求</w:t>
       </w:r>
@@ -5449,7 +5449,7 @@
         <w:pStyle w:val="28"/>
         <w:bidi w:val="0"/>
       </w:pPr>
-      <w:bookmarkStart w:id="24" w:name="_Toc14439"/>
+      <w:bookmarkStart w:id="24" w:name="_Toc32599"/>
       <w:r>
         <w:t>项目的质量管理要求</w:t>
       </w:r>
@@ -5667,7 +5667,7 @@
         <w:pStyle w:val="28"/>
         <w:bidi w:val="0"/>
       </w:pPr>
-      <w:bookmarkStart w:id="25" w:name="_Toc26506"/>
+      <w:bookmarkStart w:id="25" w:name="_Toc2091"/>
       <w:r>
         <w:t>体系的质量管理要求</w:t>
       </w:r>
@@ -5680,7 +5680,7 @@
       </w:pPr>
       <w:bookmarkStart w:id="26" w:name="bookmark26"/>
       <w:bookmarkEnd w:id="26"/>
-      <w:bookmarkStart w:id="27" w:name="_Toc7725"/>
+      <w:bookmarkStart w:id="27" w:name="_Toc31914"/>
       <w:r>
         <w:t>内审要求</w:t>
       </w:r>
@@ -5859,7 +5859,7 @@
         <w:pStyle w:val="29"/>
         <w:bidi w:val="0"/>
       </w:pPr>
-      <w:bookmarkStart w:id="28" w:name="_Toc30797"/>
+      <w:bookmarkStart w:id="28" w:name="_Toc31147"/>
       <w:r>
         <w:t>管理评审要求</w:t>
       </w:r>

--- a/4.质量管理/1.流程制度规范类文件/040103-运维服务质量管理制度.docx
+++ b/4.质量管理/1.流程制度规范类文件/040103-运维服务质量管理制度.docx
@@ -7,6 +7,8 @@
         <w:pStyle w:val="32"/>
         <w:bidi w:val="0"/>
       </w:pPr>
+      <w:bookmarkStart w:id="29" w:name="_GoBack"/>
+      <w:bookmarkEnd w:id="29"/>
     </w:p>
     <w:p>
       <w:pPr>
@@ -651,12 +653,12 @@
             </w:pPr>
             <w:r>
               <w:rPr>
-                <w:rFonts w:hint="eastAsia" w:ascii="宋体" w:hAnsi="宋体" w:eastAsia="宋体" w:cs="宋体"/>
+                <w:rFonts w:hint="eastAsia" w:ascii="宋体" w:hAnsi="宋体" w:cs="宋体"/>
                 <w:sz w:val="21"/>
                 <w:szCs w:val="21"/>
                 <w:lang w:val="en-US" w:eastAsia="zh-CN"/>
               </w:rPr>
-              <w:t>李平</w:t>
+              <w:t>吴广</w:t>
             </w:r>
           </w:p>
         </w:tc>
@@ -1036,8 +1038,6 @@
               <w:tab w:val="right" w:leader="dot" w:pos="8492"/>
             </w:tabs>
           </w:pPr>
-          <w:bookmarkStart w:id="29" w:name="_GoBack"/>
-          <w:bookmarkEnd w:id="29"/>
           <w:r>
             <w:rPr>
               <w:rFonts w:ascii="Calibri" w:hAnsi="Calibri" w:eastAsia="Calibri" w:cs="Calibri"/>
